--- a/Abschlussbericht Konzepte des Machine Learnings Energiedatenvorhersage.docx
+++ b/Abschlussbericht Konzepte des Machine Learnings Energiedatenvorhersage.docx
@@ -167,15 +167,24 @@
             </w:rPr>
           </w:pPr>
           <w:r>
+            <w:rPr>
+              <w:rFonts w:ascii="Times New Roman" w:hAnsi="Times New Roman" w:cs="Times New Roman"/>
+            </w:rPr>
             <w:fldChar w:fldCharType="begin"/>
           </w:r>
           <w:r>
+            <w:rPr>
+              <w:rFonts w:ascii="Times New Roman" w:hAnsi="Times New Roman" w:cs="Times New Roman"/>
+            </w:rPr>
             <w:instrText>TOC \o "1-3" \z \u \h</w:instrText>
           </w:r>
           <w:r>
+            <w:rPr>
+              <w:rFonts w:ascii="Times New Roman" w:hAnsi="Times New Roman" w:cs="Times New Roman"/>
+            </w:rPr>
             <w:fldChar w:fldCharType="separate"/>
           </w:r>
-          <w:hyperlink w:anchor="_Toc230860875" w:history="1">
+          <w:hyperlink w:anchor="_Toc231916467" w:history="1">
             <w:r>
               <w:rPr>
                 <w:rStyle w:val="Hyperlink"/>
@@ -198,7 +207,7 @@
                 <w:rFonts w:ascii="Times New Roman" w:hAnsi="Times New Roman" w:cs="Times New Roman"/>
                 <w:noProof/>
               </w:rPr>
-              <w:t>Einleitung</w:t>
+              <w:t>Einleitung und Zielsetzung</w:t>
             </w:r>
             <w:r>
               <w:rPr>
@@ -222,7 +231,7 @@
                 <w:noProof/>
                 <w:webHidden/>
               </w:rPr>
-              <w:instrText xml:space="preserve"> PAGEREF _Toc230860875 \h </w:instrText>
+              <w:instrText xml:space="preserve"> PAGEREF _Toc231916467 \h </w:instrText>
             </w:r>
             <w:r>
               <w:rPr>
@@ -270,7 +279,7 @@
               <w:lang w:eastAsia="de-DE"/>
             </w:rPr>
           </w:pPr>
-          <w:hyperlink w:anchor="_Toc230860876" w:history="1">
+          <w:hyperlink w:anchor="_Toc231916468" w:history="1">
             <w:r>
               <w:rPr>
                 <w:rStyle w:val="Hyperlink"/>
@@ -317,7 +326,7 @@
                 <w:noProof/>
                 <w:webHidden/>
               </w:rPr>
-              <w:instrText xml:space="preserve"> PAGEREF _Toc230860876 \h </w:instrText>
+              <w:instrText xml:space="preserve"> PAGEREF _Toc231916468 \h </w:instrText>
             </w:r>
             <w:r>
               <w:rPr>
@@ -365,7 +374,7 @@
               <w:lang w:eastAsia="de-DE"/>
             </w:rPr>
           </w:pPr>
-          <w:hyperlink w:anchor="_Toc230860877" w:history="1">
+          <w:hyperlink w:anchor="_Toc231916469" w:history="1">
             <w:r>
               <w:rPr>
                 <w:rStyle w:val="Hyperlink"/>
@@ -412,7 +421,7 @@
                 <w:noProof/>
                 <w:webHidden/>
               </w:rPr>
-              <w:instrText xml:space="preserve"> PAGEREF _Toc230860877 \h </w:instrText>
+              <w:instrText xml:space="preserve"> PAGEREF _Toc231916469 \h </w:instrText>
             </w:r>
             <w:r>
               <w:rPr>
@@ -435,7 +444,7 @@
                 <w:noProof/>
                 <w:webHidden/>
               </w:rPr>
-              <w:t>1</w:t>
+              <w:t>2</w:t>
             </w:r>
             <w:r>
               <w:rPr>
@@ -460,7 +469,7 @@
               <w:lang w:eastAsia="de-DE"/>
             </w:rPr>
           </w:pPr>
-          <w:hyperlink w:anchor="_Toc230860878" w:history="1">
+          <w:hyperlink w:anchor="_Toc231916470" w:history="1">
             <w:r>
               <w:rPr>
                 <w:rStyle w:val="Hyperlink"/>
@@ -507,7 +516,7 @@
                 <w:noProof/>
                 <w:webHidden/>
               </w:rPr>
-              <w:instrText xml:space="preserve"> PAGEREF _Toc230860878 \h </w:instrText>
+              <w:instrText xml:space="preserve"> PAGEREF _Toc231916470 \h </w:instrText>
             </w:r>
             <w:r>
               <w:rPr>
@@ -530,7 +539,7 @@
                 <w:noProof/>
                 <w:webHidden/>
               </w:rPr>
-              <w:t>1</w:t>
+              <w:t>2</w:t>
             </w:r>
             <w:r>
               <w:rPr>
@@ -555,7 +564,7 @@
               <w:lang w:eastAsia="de-DE"/>
             </w:rPr>
           </w:pPr>
-          <w:hyperlink w:anchor="_Toc230860879" w:history="1">
+          <w:hyperlink w:anchor="_Toc231916471" w:history="1">
             <w:r>
               <w:rPr>
                 <w:rStyle w:val="Hyperlink"/>
@@ -578,7 +587,7 @@
                 <w:rFonts w:ascii="Times New Roman" w:hAnsi="Times New Roman" w:cs="Times New Roman"/>
                 <w:noProof/>
               </w:rPr>
-              <w:t>Ergebnisse und Diskussion</w:t>
+              <w:t>Arbeitspakete</w:t>
             </w:r>
             <w:r>
               <w:rPr>
@@ -602,7 +611,7 @@
                 <w:noProof/>
                 <w:webHidden/>
               </w:rPr>
-              <w:instrText xml:space="preserve"> PAGEREF _Toc230860879 \h </w:instrText>
+              <w:instrText xml:space="preserve"> PAGEREF _Toc231916471 \h </w:instrText>
             </w:r>
             <w:r>
               <w:rPr>
@@ -625,7 +634,7 @@
                 <w:noProof/>
                 <w:webHidden/>
               </w:rPr>
-              <w:t>2</w:t>
+              <w:t>3</w:t>
             </w:r>
             <w:r>
               <w:rPr>
@@ -650,7 +659,7 @@
               <w:lang w:eastAsia="de-DE"/>
             </w:rPr>
           </w:pPr>
-          <w:hyperlink w:anchor="_Toc230860880" w:history="1">
+          <w:hyperlink w:anchor="_Toc231916472" w:history="1">
             <w:r>
               <w:rPr>
                 <w:rStyle w:val="Hyperlink"/>
@@ -673,6 +682,481 @@
                 <w:rFonts w:ascii="Times New Roman" w:hAnsi="Times New Roman" w:cs="Times New Roman"/>
                 <w:noProof/>
               </w:rPr>
+              <w:t>AP1: Recherche nach geeigneten Datenquellen und explorative Datenanalyse</w:t>
+            </w:r>
+            <w:r>
+              <w:rPr>
+                <w:rFonts w:ascii="Times New Roman" w:hAnsi="Times New Roman" w:cs="Times New Roman"/>
+                <w:noProof/>
+                <w:webHidden/>
+              </w:rPr>
+              <w:tab/>
+            </w:r>
+            <w:r>
+              <w:rPr>
+                <w:rFonts w:ascii="Times New Roman" w:hAnsi="Times New Roman" w:cs="Times New Roman"/>
+                <w:noProof/>
+                <w:webHidden/>
+              </w:rPr>
+              <w:fldChar w:fldCharType="begin"/>
+            </w:r>
+            <w:r>
+              <w:rPr>
+                <w:rFonts w:ascii="Times New Roman" w:hAnsi="Times New Roman" w:cs="Times New Roman"/>
+                <w:noProof/>
+                <w:webHidden/>
+              </w:rPr>
+              <w:instrText xml:space="preserve"> PAGEREF _Toc231916472 \h </w:instrText>
+            </w:r>
+            <w:r>
+              <w:rPr>
+                <w:rFonts w:ascii="Times New Roman" w:hAnsi="Times New Roman" w:cs="Times New Roman"/>
+                <w:noProof/>
+                <w:webHidden/>
+              </w:rPr>
+            </w:r>
+            <w:r>
+              <w:rPr>
+                <w:rFonts w:ascii="Times New Roman" w:hAnsi="Times New Roman" w:cs="Times New Roman"/>
+                <w:noProof/>
+                <w:webHidden/>
+              </w:rPr>
+              <w:fldChar w:fldCharType="separate"/>
+            </w:r>
+            <w:r>
+              <w:rPr>
+                <w:rFonts w:ascii="Times New Roman" w:hAnsi="Times New Roman" w:cs="Times New Roman"/>
+                <w:noProof/>
+                <w:webHidden/>
+              </w:rPr>
+              <w:t>3</w:t>
+            </w:r>
+            <w:r>
+              <w:rPr>
+                <w:rFonts w:ascii="Times New Roman" w:hAnsi="Times New Roman" w:cs="Times New Roman"/>
+                <w:noProof/>
+                <w:webHidden/>
+              </w:rPr>
+              <w:fldChar w:fldCharType="end"/>
+            </w:r>
+          </w:hyperlink>
+        </w:p>
+        <w:p>
+          <w:pPr>
+            <w:pStyle w:val="Verzeichnis2"/>
+            <w:tabs>
+              <w:tab w:val="left" w:pos="960"/>
+              <w:tab w:val="right" w:leader="dot" w:pos="9062"/>
+            </w:tabs>
+            <w:rPr>
+              <w:rFonts w:ascii="Times New Roman" w:eastAsiaTheme="minorEastAsia" w:hAnsi="Times New Roman" w:cs="Times New Roman"/>
+              <w:noProof/>
+              <w:lang w:eastAsia="de-DE"/>
+            </w:rPr>
+          </w:pPr>
+          <w:hyperlink w:anchor="_Toc231916473" w:history="1">
+            <w:r>
+              <w:rPr>
+                <w:rStyle w:val="Hyperlink"/>
+                <w:rFonts w:ascii="Times New Roman" w:hAnsi="Times New Roman" w:cs="Times New Roman"/>
+                <w:noProof/>
+              </w:rPr>
+              <w:t>2.2</w:t>
+            </w:r>
+            <w:r>
+              <w:rPr>
+                <w:rFonts w:ascii="Times New Roman" w:eastAsiaTheme="minorEastAsia" w:hAnsi="Times New Roman" w:cs="Times New Roman"/>
+                <w:noProof/>
+                <w:lang w:eastAsia="de-DE"/>
+              </w:rPr>
+              <w:tab/>
+            </w:r>
+            <w:r>
+              <w:rPr>
+                <w:rStyle w:val="Hyperlink"/>
+                <w:rFonts w:ascii="Times New Roman" w:hAnsi="Times New Roman" w:cs="Times New Roman"/>
+                <w:noProof/>
+              </w:rPr>
+              <w:t>AP2: Modellarchitektur und probabilistisches Training (LSTM vs. RNN)</w:t>
+            </w:r>
+            <w:r>
+              <w:rPr>
+                <w:rFonts w:ascii="Times New Roman" w:hAnsi="Times New Roman" w:cs="Times New Roman"/>
+                <w:noProof/>
+                <w:webHidden/>
+              </w:rPr>
+              <w:tab/>
+            </w:r>
+            <w:r>
+              <w:rPr>
+                <w:rFonts w:ascii="Times New Roman" w:hAnsi="Times New Roman" w:cs="Times New Roman"/>
+                <w:noProof/>
+                <w:webHidden/>
+              </w:rPr>
+              <w:fldChar w:fldCharType="begin"/>
+            </w:r>
+            <w:r>
+              <w:rPr>
+                <w:rFonts w:ascii="Times New Roman" w:hAnsi="Times New Roman" w:cs="Times New Roman"/>
+                <w:noProof/>
+                <w:webHidden/>
+              </w:rPr>
+              <w:instrText xml:space="preserve"> PAGEREF _Toc231916473 \h </w:instrText>
+            </w:r>
+            <w:r>
+              <w:rPr>
+                <w:rFonts w:ascii="Times New Roman" w:hAnsi="Times New Roman" w:cs="Times New Roman"/>
+                <w:noProof/>
+                <w:webHidden/>
+              </w:rPr>
+            </w:r>
+            <w:r>
+              <w:rPr>
+                <w:rFonts w:ascii="Times New Roman" w:hAnsi="Times New Roman" w:cs="Times New Roman"/>
+                <w:noProof/>
+                <w:webHidden/>
+              </w:rPr>
+              <w:fldChar w:fldCharType="separate"/>
+            </w:r>
+            <w:r>
+              <w:rPr>
+                <w:rFonts w:ascii="Times New Roman" w:hAnsi="Times New Roman" w:cs="Times New Roman"/>
+                <w:noProof/>
+                <w:webHidden/>
+              </w:rPr>
+              <w:t>3</w:t>
+            </w:r>
+            <w:r>
+              <w:rPr>
+                <w:rFonts w:ascii="Times New Roman" w:hAnsi="Times New Roman" w:cs="Times New Roman"/>
+                <w:noProof/>
+                <w:webHidden/>
+              </w:rPr>
+              <w:fldChar w:fldCharType="end"/>
+            </w:r>
+          </w:hyperlink>
+        </w:p>
+        <w:p>
+          <w:pPr>
+            <w:pStyle w:val="Verzeichnis2"/>
+            <w:tabs>
+              <w:tab w:val="left" w:pos="960"/>
+              <w:tab w:val="right" w:leader="dot" w:pos="9062"/>
+            </w:tabs>
+            <w:rPr>
+              <w:rFonts w:ascii="Times New Roman" w:eastAsiaTheme="minorEastAsia" w:hAnsi="Times New Roman" w:cs="Times New Roman"/>
+              <w:noProof/>
+              <w:lang w:eastAsia="de-DE"/>
+            </w:rPr>
+          </w:pPr>
+          <w:hyperlink w:anchor="_Toc231916474" w:history="1">
+            <w:r>
+              <w:rPr>
+                <w:rStyle w:val="Hyperlink"/>
+                <w:rFonts w:ascii="Times New Roman" w:hAnsi="Times New Roman" w:cs="Times New Roman"/>
+                <w:noProof/>
+              </w:rPr>
+              <w:t>2.3</w:t>
+            </w:r>
+            <w:r>
+              <w:rPr>
+                <w:rFonts w:ascii="Times New Roman" w:eastAsiaTheme="minorEastAsia" w:hAnsi="Times New Roman" w:cs="Times New Roman"/>
+                <w:noProof/>
+                <w:lang w:eastAsia="de-DE"/>
+              </w:rPr>
+              <w:tab/>
+            </w:r>
+            <w:r>
+              <w:rPr>
+                <w:rStyle w:val="Hyperlink"/>
+                <w:rFonts w:ascii="Times New Roman" w:hAnsi="Times New Roman" w:cs="Times New Roman"/>
+                <w:noProof/>
+              </w:rPr>
+              <w:t>AP3: Evaluierung, Modellvergleich und Erklärbarkeit</w:t>
+            </w:r>
+            <w:r>
+              <w:rPr>
+                <w:rFonts w:ascii="Times New Roman" w:hAnsi="Times New Roman" w:cs="Times New Roman"/>
+                <w:noProof/>
+                <w:webHidden/>
+              </w:rPr>
+              <w:tab/>
+            </w:r>
+            <w:r>
+              <w:rPr>
+                <w:rFonts w:ascii="Times New Roman" w:hAnsi="Times New Roman" w:cs="Times New Roman"/>
+                <w:noProof/>
+                <w:webHidden/>
+              </w:rPr>
+              <w:fldChar w:fldCharType="begin"/>
+            </w:r>
+            <w:r>
+              <w:rPr>
+                <w:rFonts w:ascii="Times New Roman" w:hAnsi="Times New Roman" w:cs="Times New Roman"/>
+                <w:noProof/>
+                <w:webHidden/>
+              </w:rPr>
+              <w:instrText xml:space="preserve"> PAGEREF _Toc231916474 \h </w:instrText>
+            </w:r>
+            <w:r>
+              <w:rPr>
+                <w:rFonts w:ascii="Times New Roman" w:hAnsi="Times New Roman" w:cs="Times New Roman"/>
+                <w:noProof/>
+                <w:webHidden/>
+              </w:rPr>
+            </w:r>
+            <w:r>
+              <w:rPr>
+                <w:rFonts w:ascii="Times New Roman" w:hAnsi="Times New Roman" w:cs="Times New Roman"/>
+                <w:noProof/>
+                <w:webHidden/>
+              </w:rPr>
+              <w:fldChar w:fldCharType="separate"/>
+            </w:r>
+            <w:r>
+              <w:rPr>
+                <w:rFonts w:ascii="Times New Roman" w:hAnsi="Times New Roman" w:cs="Times New Roman"/>
+                <w:noProof/>
+                <w:webHidden/>
+              </w:rPr>
+              <w:t>3</w:t>
+            </w:r>
+            <w:r>
+              <w:rPr>
+                <w:rFonts w:ascii="Times New Roman" w:hAnsi="Times New Roman" w:cs="Times New Roman"/>
+                <w:noProof/>
+                <w:webHidden/>
+              </w:rPr>
+              <w:fldChar w:fldCharType="end"/>
+            </w:r>
+          </w:hyperlink>
+        </w:p>
+        <w:p>
+          <w:pPr>
+            <w:pStyle w:val="Verzeichnis2"/>
+            <w:tabs>
+              <w:tab w:val="left" w:pos="960"/>
+              <w:tab w:val="right" w:leader="dot" w:pos="9062"/>
+            </w:tabs>
+            <w:rPr>
+              <w:rFonts w:ascii="Times New Roman" w:eastAsiaTheme="minorEastAsia" w:hAnsi="Times New Roman" w:cs="Times New Roman"/>
+              <w:noProof/>
+              <w:lang w:eastAsia="de-DE"/>
+            </w:rPr>
+          </w:pPr>
+          <w:hyperlink w:anchor="_Toc231916475" w:history="1">
+            <w:r>
+              <w:rPr>
+                <w:rStyle w:val="Hyperlink"/>
+                <w:rFonts w:ascii="Times New Roman" w:hAnsi="Times New Roman" w:cs="Times New Roman"/>
+                <w:noProof/>
+              </w:rPr>
+              <w:t>2.4</w:t>
+            </w:r>
+            <w:r>
+              <w:rPr>
+                <w:rFonts w:ascii="Times New Roman" w:eastAsiaTheme="minorEastAsia" w:hAnsi="Times New Roman" w:cs="Times New Roman"/>
+                <w:noProof/>
+                <w:lang w:eastAsia="de-DE"/>
+              </w:rPr>
+              <w:tab/>
+            </w:r>
+            <w:r>
+              <w:rPr>
+                <w:rStyle w:val="Hyperlink"/>
+                <w:rFonts w:ascii="Times New Roman" w:hAnsi="Times New Roman" w:cs="Times New Roman"/>
+                <w:noProof/>
+              </w:rPr>
+              <w:t>AP4: Containerisierung und Projektdokumentation</w:t>
+            </w:r>
+            <w:r>
+              <w:rPr>
+                <w:rFonts w:ascii="Times New Roman" w:hAnsi="Times New Roman" w:cs="Times New Roman"/>
+                <w:noProof/>
+                <w:webHidden/>
+              </w:rPr>
+              <w:tab/>
+            </w:r>
+            <w:r>
+              <w:rPr>
+                <w:rFonts w:ascii="Times New Roman" w:hAnsi="Times New Roman" w:cs="Times New Roman"/>
+                <w:noProof/>
+                <w:webHidden/>
+              </w:rPr>
+              <w:fldChar w:fldCharType="begin"/>
+            </w:r>
+            <w:r>
+              <w:rPr>
+                <w:rFonts w:ascii="Times New Roman" w:hAnsi="Times New Roman" w:cs="Times New Roman"/>
+                <w:noProof/>
+                <w:webHidden/>
+              </w:rPr>
+              <w:instrText xml:space="preserve"> PAGEREF _Toc231916475 \h </w:instrText>
+            </w:r>
+            <w:r>
+              <w:rPr>
+                <w:rFonts w:ascii="Times New Roman" w:hAnsi="Times New Roman" w:cs="Times New Roman"/>
+                <w:noProof/>
+                <w:webHidden/>
+              </w:rPr>
+            </w:r>
+            <w:r>
+              <w:rPr>
+                <w:rFonts w:ascii="Times New Roman" w:hAnsi="Times New Roman" w:cs="Times New Roman"/>
+                <w:noProof/>
+                <w:webHidden/>
+              </w:rPr>
+              <w:fldChar w:fldCharType="separate"/>
+            </w:r>
+            <w:r>
+              <w:rPr>
+                <w:rFonts w:ascii="Times New Roman" w:hAnsi="Times New Roman" w:cs="Times New Roman"/>
+                <w:noProof/>
+                <w:webHidden/>
+              </w:rPr>
+              <w:t>4</w:t>
+            </w:r>
+            <w:r>
+              <w:rPr>
+                <w:rFonts w:ascii="Times New Roman" w:hAnsi="Times New Roman" w:cs="Times New Roman"/>
+                <w:noProof/>
+                <w:webHidden/>
+              </w:rPr>
+              <w:fldChar w:fldCharType="end"/>
+            </w:r>
+          </w:hyperlink>
+        </w:p>
+        <w:p>
+          <w:pPr>
+            <w:pStyle w:val="Verzeichnis1"/>
+            <w:tabs>
+              <w:tab w:val="left" w:pos="480"/>
+              <w:tab w:val="right" w:leader="dot" w:pos="9062"/>
+            </w:tabs>
+            <w:rPr>
+              <w:rFonts w:ascii="Times New Roman" w:eastAsiaTheme="minorEastAsia" w:hAnsi="Times New Roman" w:cs="Times New Roman"/>
+              <w:noProof/>
+              <w:lang w:eastAsia="de-DE"/>
+            </w:rPr>
+          </w:pPr>
+          <w:hyperlink w:anchor="_Toc231916476" w:history="1">
+            <w:r>
+              <w:rPr>
+                <w:rStyle w:val="Hyperlink"/>
+                <w:rFonts w:ascii="Times New Roman" w:hAnsi="Times New Roman" w:cs="Times New Roman"/>
+                <w:noProof/>
+              </w:rPr>
+              <w:t>3</w:t>
+            </w:r>
+            <w:r>
+              <w:rPr>
+                <w:rFonts w:ascii="Times New Roman" w:eastAsiaTheme="minorEastAsia" w:hAnsi="Times New Roman" w:cs="Times New Roman"/>
+                <w:noProof/>
+                <w:lang w:eastAsia="de-DE"/>
+              </w:rPr>
+              <w:tab/>
+            </w:r>
+            <w:r>
+              <w:rPr>
+                <w:rStyle w:val="Hyperlink"/>
+                <w:rFonts w:ascii="Times New Roman" w:hAnsi="Times New Roman" w:cs="Times New Roman"/>
+                <w:noProof/>
+              </w:rPr>
+              <w:t>Ergebnisse und Diskussion</w:t>
+            </w:r>
+            <w:r>
+              <w:rPr>
+                <w:rFonts w:ascii="Times New Roman" w:hAnsi="Times New Roman" w:cs="Times New Roman"/>
+                <w:noProof/>
+                <w:webHidden/>
+              </w:rPr>
+              <w:tab/>
+            </w:r>
+            <w:r>
+              <w:rPr>
+                <w:rFonts w:ascii="Times New Roman" w:hAnsi="Times New Roman" w:cs="Times New Roman"/>
+                <w:noProof/>
+                <w:webHidden/>
+              </w:rPr>
+              <w:fldChar w:fldCharType="begin"/>
+            </w:r>
+            <w:r>
+              <w:rPr>
+                <w:rFonts w:ascii="Times New Roman" w:hAnsi="Times New Roman" w:cs="Times New Roman"/>
+                <w:noProof/>
+                <w:webHidden/>
+              </w:rPr>
+              <w:instrText xml:space="preserve"> PAGEREF _Toc231916476 \h </w:instrText>
+            </w:r>
+            <w:r>
+              <w:rPr>
+                <w:rFonts w:ascii="Times New Roman" w:hAnsi="Times New Roman" w:cs="Times New Roman"/>
+                <w:noProof/>
+                <w:webHidden/>
+              </w:rPr>
+            </w:r>
+            <w:r>
+              <w:rPr>
+                <w:rFonts w:ascii="Times New Roman" w:hAnsi="Times New Roman" w:cs="Times New Roman"/>
+                <w:noProof/>
+                <w:webHidden/>
+              </w:rPr>
+              <w:fldChar w:fldCharType="separate"/>
+            </w:r>
+            <w:r>
+              <w:rPr>
+                <w:rFonts w:ascii="Times New Roman" w:hAnsi="Times New Roman" w:cs="Times New Roman"/>
+                <w:noProof/>
+                <w:webHidden/>
+              </w:rPr>
+              <w:t>5</w:t>
+            </w:r>
+            <w:r>
+              <w:rPr>
+                <w:rFonts w:ascii="Times New Roman" w:hAnsi="Times New Roman" w:cs="Times New Roman"/>
+                <w:noProof/>
+                <w:webHidden/>
+              </w:rPr>
+              <w:fldChar w:fldCharType="end"/>
+            </w:r>
+          </w:hyperlink>
+        </w:p>
+        <w:p>
+          <w:pPr>
+            <w:pStyle w:val="Verzeichnis2"/>
+            <w:tabs>
+              <w:tab w:val="left" w:pos="960"/>
+              <w:tab w:val="right" w:leader="dot" w:pos="9062"/>
+            </w:tabs>
+            <w:rPr>
+              <w:rFonts w:ascii="Times New Roman" w:eastAsiaTheme="minorEastAsia" w:hAnsi="Times New Roman" w:cs="Times New Roman"/>
+              <w:noProof/>
+              <w:lang w:eastAsia="de-DE"/>
+            </w:rPr>
+          </w:pPr>
+          <w:hyperlink w:anchor="_Toc231916477" w:history="1">
+            <w:r>
+              <w:rPr>
+                <w:rStyle w:val="Hyperlink"/>
+                <w:rFonts w:ascii="Times New Roman" w:hAnsi="Times New Roman" w:cs="Times New Roman"/>
+                <w:noProof/>
+              </w:rPr>
+              <w:t>3.1</w:t>
+            </w:r>
+            <w:r>
+              <w:rPr>
+                <w:rFonts w:ascii="Times New Roman" w:eastAsiaTheme="minorEastAsia" w:hAnsi="Times New Roman" w:cs="Times New Roman"/>
+                <w:noProof/>
+                <w:lang w:eastAsia="de-DE"/>
+              </w:rPr>
+              <w:tab/>
+            </w:r>
+            <w:r>
+              <w:rPr>
+                <w:rStyle w:val="Hyperlink"/>
+                <w:rFonts w:ascii="Times New Roman" w:hAnsi="Times New Roman" w:cs="Times New Roman"/>
+                <w:noProof/>
+              </w:rPr>
               <w:t>Explorative Datenanalyse</w:t>
             </w:r>
             <w:r>
@@ -697,7 +1181,7 @@
                 <w:noProof/>
                 <w:webHidden/>
               </w:rPr>
-              <w:instrText xml:space="preserve"> PAGEREF _Toc230860880 \h </w:instrText>
+              <w:instrText xml:space="preserve"> PAGEREF _Toc231916477 \h </w:instrText>
             </w:r>
             <w:r>
               <w:rPr>
@@ -720,7 +1204,7 @@
                 <w:noProof/>
                 <w:webHidden/>
               </w:rPr>
-              <w:t>2</w:t>
+              <w:t>5</w:t>
             </w:r>
             <w:r>
               <w:rPr>
@@ -745,14 +1229,14 @@
               <w:lang w:eastAsia="de-DE"/>
             </w:rPr>
           </w:pPr>
-          <w:hyperlink w:anchor="_Toc230860881" w:history="1">
+          <w:hyperlink w:anchor="_Toc231916478" w:history="1">
             <w:r>
               <w:rPr>
                 <w:rStyle w:val="Hyperlink"/>
                 <w:rFonts w:ascii="Times New Roman" w:hAnsi="Times New Roman" w:cs="Times New Roman"/>
                 <w:noProof/>
               </w:rPr>
-              <w:t>2.1.1</w:t>
+              <w:t>3.1.1</w:t>
             </w:r>
             <w:r>
               <w:rPr>
@@ -792,7 +1276,7 @@
                 <w:noProof/>
                 <w:webHidden/>
               </w:rPr>
-              <w:instrText xml:space="preserve"> PAGEREF _Toc230860881 \h </w:instrText>
+              <w:instrText xml:space="preserve"> PAGEREF _Toc231916478 \h </w:instrText>
             </w:r>
             <w:r>
               <w:rPr>
@@ -815,7 +1299,7 @@
                 <w:noProof/>
                 <w:webHidden/>
               </w:rPr>
-              <w:t>2</w:t>
+              <w:t>5</w:t>
             </w:r>
             <w:r>
               <w:rPr>
@@ -840,14 +1324,14 @@
               <w:lang w:eastAsia="de-DE"/>
             </w:rPr>
           </w:pPr>
-          <w:hyperlink w:anchor="_Toc230860882" w:history="1">
+          <w:hyperlink w:anchor="_Toc231916479" w:history="1">
             <w:r>
               <w:rPr>
                 <w:rStyle w:val="Hyperlink"/>
                 <w:rFonts w:ascii="Times New Roman" w:hAnsi="Times New Roman" w:cs="Times New Roman"/>
                 <w:noProof/>
               </w:rPr>
-              <w:t>2.1.2</w:t>
+              <w:t>3.1.2</w:t>
             </w:r>
             <w:r>
               <w:rPr>
@@ -887,7 +1371,7 @@
                 <w:noProof/>
                 <w:webHidden/>
               </w:rPr>
-              <w:instrText xml:space="preserve"> PAGEREF _Toc230860882 \h </w:instrText>
+              <w:instrText xml:space="preserve"> PAGEREF _Toc231916479 \h </w:instrText>
             </w:r>
             <w:r>
               <w:rPr>
@@ -910,7 +1394,7 @@
                 <w:noProof/>
                 <w:webHidden/>
               </w:rPr>
-              <w:t>3</w:t>
+              <w:t>6</w:t>
             </w:r>
             <w:r>
               <w:rPr>
@@ -935,14 +1419,14 @@
               <w:lang w:eastAsia="de-DE"/>
             </w:rPr>
           </w:pPr>
-          <w:hyperlink w:anchor="_Toc230860883" w:history="1">
+          <w:hyperlink w:anchor="_Toc231916480" w:history="1">
             <w:r>
               <w:rPr>
                 <w:rStyle w:val="Hyperlink"/>
                 <w:rFonts w:ascii="Times New Roman" w:hAnsi="Times New Roman" w:cs="Times New Roman"/>
                 <w:noProof/>
               </w:rPr>
-              <w:t>2.1.3</w:t>
+              <w:t>3.1.3</w:t>
             </w:r>
             <w:r>
               <w:rPr>
@@ -982,7 +1466,7 @@
                 <w:noProof/>
                 <w:webHidden/>
               </w:rPr>
-              <w:instrText xml:space="preserve"> PAGEREF _Toc230860883 \h </w:instrText>
+              <w:instrText xml:space="preserve"> PAGEREF _Toc231916480 \h </w:instrText>
             </w:r>
             <w:r>
               <w:rPr>
@@ -1005,7 +1489,7 @@
                 <w:noProof/>
                 <w:webHidden/>
               </w:rPr>
-              <w:t>4</w:t>
+              <w:t>8</w:t>
             </w:r>
             <w:r>
               <w:rPr>
@@ -1030,14 +1514,14 @@
               <w:lang w:eastAsia="de-DE"/>
             </w:rPr>
           </w:pPr>
-          <w:hyperlink w:anchor="_Toc230860884" w:history="1">
+          <w:hyperlink w:anchor="_Toc231916481" w:history="1">
             <w:r>
               <w:rPr>
                 <w:rStyle w:val="Hyperlink"/>
                 <w:rFonts w:ascii="Times New Roman" w:hAnsi="Times New Roman" w:cs="Times New Roman"/>
                 <w:noProof/>
               </w:rPr>
-              <w:t>2.1.4</w:t>
+              <w:t>3.1.4</w:t>
             </w:r>
             <w:r>
               <w:rPr>
@@ -1077,7 +1561,7 @@
                 <w:noProof/>
                 <w:webHidden/>
               </w:rPr>
-              <w:instrText xml:space="preserve"> PAGEREF _Toc230860884 \h </w:instrText>
+              <w:instrText xml:space="preserve"> PAGEREF _Toc231916481 \h </w:instrText>
             </w:r>
             <w:r>
               <w:rPr>
@@ -1100,7 +1584,7 @@
                 <w:noProof/>
                 <w:webHidden/>
               </w:rPr>
-              <w:t>5</w:t>
+              <w:t>8</w:t>
             </w:r>
             <w:r>
               <w:rPr>
@@ -1125,14 +1609,14 @@
               <w:lang w:eastAsia="de-DE"/>
             </w:rPr>
           </w:pPr>
-          <w:hyperlink w:anchor="_Toc230860885" w:history="1">
+          <w:hyperlink w:anchor="_Toc231916482" w:history="1">
             <w:r>
               <w:rPr>
                 <w:rStyle w:val="Hyperlink"/>
                 <w:rFonts w:ascii="Times New Roman" w:hAnsi="Times New Roman" w:cs="Times New Roman"/>
                 <w:noProof/>
               </w:rPr>
-              <w:t>3</w:t>
+              <w:t>4</w:t>
             </w:r>
             <w:r>
               <w:rPr>
@@ -1172,7 +1656,7 @@
                 <w:noProof/>
                 <w:webHidden/>
               </w:rPr>
-              <w:instrText xml:space="preserve"> PAGEREF _Toc230860885 \h </w:instrText>
+              <w:instrText xml:space="preserve"> PAGEREF _Toc231916482 \h </w:instrText>
             </w:r>
             <w:r>
               <w:rPr>
@@ -1195,7 +1679,7 @@
                 <w:noProof/>
                 <w:webHidden/>
               </w:rPr>
-              <w:t>5</w:t>
+              <w:t>9</w:t>
             </w:r>
             <w:r>
               <w:rPr>
@@ -1220,14 +1704,14 @@
               <w:lang w:eastAsia="de-DE"/>
             </w:rPr>
           </w:pPr>
-          <w:hyperlink w:anchor="_Toc230860886" w:history="1">
+          <w:hyperlink w:anchor="_Toc231916483" w:history="1">
             <w:r>
               <w:rPr>
                 <w:rStyle w:val="Hyperlink"/>
                 <w:rFonts w:ascii="Times New Roman" w:hAnsi="Times New Roman" w:cs="Times New Roman"/>
                 <w:noProof/>
               </w:rPr>
-              <w:t>4</w:t>
+              <w:t>5</w:t>
             </w:r>
             <w:r>
               <w:rPr>
@@ -1267,7 +1751,7 @@
                 <w:noProof/>
                 <w:webHidden/>
               </w:rPr>
-              <w:instrText xml:space="preserve"> PAGEREF _Toc230860886 \h </w:instrText>
+              <w:instrText xml:space="preserve"> PAGEREF _Toc231916483 \h </w:instrText>
             </w:r>
             <w:r>
               <w:rPr>
@@ -1290,7 +1774,7 @@
                 <w:noProof/>
                 <w:webHidden/>
               </w:rPr>
-              <w:t>6</w:t>
+              <w:t>10</w:t>
             </w:r>
             <w:r>
               <w:rPr>
@@ -1310,19 +1794,19 @@
               <w:tab w:val="right" w:leader="dot" w:pos="9062"/>
             </w:tabs>
             <w:rPr>
-              <w:rFonts w:eastAsiaTheme="minorEastAsia"/>
+              <w:rFonts w:ascii="Times New Roman" w:eastAsiaTheme="minorEastAsia" w:hAnsi="Times New Roman" w:cs="Times New Roman"/>
               <w:noProof/>
               <w:lang w:eastAsia="de-DE"/>
             </w:rPr>
           </w:pPr>
-          <w:hyperlink w:anchor="_Toc230860887" w:history="1">
+          <w:hyperlink w:anchor="_Toc231916484" w:history="1">
             <w:r>
               <w:rPr>
                 <w:rStyle w:val="Hyperlink"/>
                 <w:rFonts w:ascii="Times New Roman" w:hAnsi="Times New Roman" w:cs="Times New Roman"/>
                 <w:noProof/>
               </w:rPr>
-              <w:t>5</w:t>
+              <w:t>6</w:t>
             </w:r>
             <w:r>
               <w:rPr>
@@ -1362,7 +1846,7 @@
                 <w:noProof/>
                 <w:webHidden/>
               </w:rPr>
-              <w:instrText xml:space="preserve"> PAGEREF _Toc230860887 \h </w:instrText>
+              <w:instrText xml:space="preserve"> PAGEREF _Toc231916484 \h </w:instrText>
             </w:r>
             <w:r>
               <w:rPr>
@@ -1385,7 +1869,7 @@
                 <w:noProof/>
                 <w:webHidden/>
               </w:rPr>
-              <w:t>7</w:t>
+              <w:t>11</w:t>
             </w:r>
             <w:r>
               <w:rPr>
@@ -1400,6 +1884,7 @@
         <w:p>
           <w:r>
             <w:rPr>
+              <w:rFonts w:cs="Times New Roman"/>
               <w:b/>
               <w:bCs/>
             </w:rPr>
@@ -1425,18 +1910,132 @@
       <w:pPr>
         <w:pStyle w:val="berschrift1"/>
       </w:pPr>
-      <w:bookmarkStart w:id="1" w:name="_Toc230860875"/>
+      <w:bookmarkStart w:id="1" w:name="_Toc231916467"/>
       <w:r>
         <w:lastRenderedPageBreak/>
         <w:t>Einleitung</w:t>
+      </w:r>
+      <w:r>
+        <w:t xml:space="preserve"> und Zielsetzung</w:t>
       </w:r>
       <w:bookmarkEnd w:id="1"/>
     </w:p>
     <w:p>
-      <w:pPr>
-        <w:pStyle w:val="Anhang-Ebene1"/>
-      </w:pPr>
-      <w:bookmarkStart w:id="2" w:name="_Toc230860876"/>
+      <w:r>
+        <w:t>Aufgrund wetterbedingter Fluktuationen stehen Netzbetreiber durch die fortschreitende Integration volatiler, erneuerbarer Energien vor wachsenden Planungsunsicherheiten. K</w:t>
+      </w:r>
+      <w:r>
+        <w:t xml:space="preserve">lassische statistische Modelle </w:t>
+      </w:r>
+      <w:r>
+        <w:t xml:space="preserve">liefern </w:t>
+      </w:r>
+      <w:r>
+        <w:t xml:space="preserve">meist nur starre Punktprognosen, </w:t>
+      </w:r>
+      <w:r>
+        <w:t xml:space="preserve">sodass </w:t>
+      </w:r>
+      <w:r>
+        <w:t>unerwartete Abweichungen zu einem erhöhten Bedarf an kostenintensiver Ausgleichsenergie führen</w:t>
+      </w:r>
+      <w:r>
+        <w:t xml:space="preserve"> </w:t>
+      </w:r>
+      <w:r>
+        <w:t>können</w:t>
+      </w:r>
+      <w:r>
+        <w:t>, um die Netzstabilität sicherzustellen.</w:t>
+      </w:r>
+    </w:p>
+    <w:p>
+      <w:r>
+        <w:t>Daher besteht das Ziel dieser Arbeit in der Entwicklung, Implementierung und Evaluierung einer probabilistischen, multivariaten Zeitreihenvorhersage für Photovoltaik</w:t>
+      </w:r>
+      <w:r>
+        <w:t xml:space="preserve"> (PV)</w:t>
+      </w:r>
+      <w:r>
+        <w:t>-Erzeugung, die statt einer reinen Punktprognose einen dynamischen Sicherheitskorridor (Konfidenzinter</w:t>
+      </w:r>
+      <w:r>
+        <w:t>-</w:t>
+      </w:r>
+      <w:r>
+        <w:t>vall 80 %) mittels einer Quantil-Regression (Pinball Loss) berechnet.</w:t>
+      </w:r>
+    </w:p>
+    <w:p>
+      <w:r>
+        <w:t xml:space="preserve">Dabei fokussiert sich der Gang der Untersuchung auf folgende Aufgaben: </w:t>
+      </w:r>
+    </w:p>
+    <w:p>
+      <w:pPr>
+        <w:pStyle w:val="Listenabsatz"/>
+        <w:numPr>
+          <w:ilvl w:val="0"/>
+          <w:numId w:val="28"/>
+        </w:numPr>
+      </w:pPr>
+      <w:r>
+        <w:t xml:space="preserve">Vergleich der Architekturen </w:t>
+      </w:r>
+      <w:r>
+        <w:t>Long Short-Term Memory</w:t>
+      </w:r>
+      <w:r>
+        <w:t xml:space="preserve"> </w:t>
+      </w:r>
+      <w:r>
+        <w:t>(</w:t>
+      </w:r>
+      <w:r>
+        <w:t>LSTM</w:t>
+      </w:r>
+      <w:r>
+        <w:t>) und Recurrent Neural Networks (</w:t>
+      </w:r>
+      <w:r>
+        <w:t>RNN</w:t>
+      </w:r>
+      <w:r>
+        <w:t>)</w:t>
+      </w:r>
+      <w:r>
+        <w:t>: Dabei wird empirisch analysiert, ob ein LSTM oder ein klassisches RNN eine höhere Präzision bei der Modellierung des Unsicherheitsbandes aufweist und sich somit besser für die kurzfristige solare Prädiktion eignet.</w:t>
+      </w:r>
+    </w:p>
+    <w:p>
+      <w:pPr>
+        <w:pStyle w:val="Listenabsatz"/>
+        <w:numPr>
+          <w:ilvl w:val="0"/>
+          <w:numId w:val="28"/>
+        </w:numPr>
+      </w:pPr>
+      <w:r>
+        <w:t>Erklärbarkeit und Transparenz: Mittels der Permutation Feature Importance ist mathematisch offenzulegen, welche physikalischen Wechselwirkungen und Einflussfaktoren die Vorhersage der Modelle maßgeblich steuern, um die Black-Box-Struktur der neuronalen Netze für den Handelseinsatz transparenter zu gestalten.</w:t>
+      </w:r>
+    </w:p>
+    <w:p>
+      <w:pPr>
+        <w:pStyle w:val="Listenabsatz"/>
+        <w:numPr>
+          <w:ilvl w:val="0"/>
+          <w:numId w:val="28"/>
+        </w:numPr>
+      </w:pPr>
+      <w:r>
+        <w:t>Validierung der Dynamik: Im Vergleich mit realen historischen Daten soll demonstriert werden, dass sich das prognostizierte Unsicherheitsband bei volatilen Wetterlagen ausdehnt und sich bei stabilen Bedingungen verengt, um dem Netzmanagement ein verlässliches Instrument zur Risikominimierung anzubieten.</w:t>
+      </w:r>
+    </w:p>
+    <w:p>
+      <w:pPr>
+        <w:pStyle w:val="berschrift2"/>
+      </w:pPr>
+      <w:bookmarkStart w:id="2" w:name="_Toc231916468"/>
       <w:r>
         <w:t>Welches Problem soll das Projekt lösen?</w:t>
       </w:r>
@@ -1474,13 +2073,23 @@
         <w:t xml:space="preserve">beispielsweise </w:t>
       </w:r>
       <w:r>
-        <w:t xml:space="preserve">wetterbedingt (z. B. durch plötzliche Bewölkung) </w:t>
+        <w:t>wetterbedingt (z.</w:t>
+      </w:r>
+      <w:r>
+        <w:t> </w:t>
+      </w:r>
+      <w:r>
+        <w:t xml:space="preserve">B. durch plötzliche Bewölkung) </w:t>
       </w:r>
       <w:r>
         <w:t>falsch</w:t>
       </w:r>
       <w:r>
-        <w:t xml:space="preserve">, müssen Netzbetreiber in Sekundenschnelle extrem teure Ausgleichsenergie einkaufen, um einen Blackout zu verhindern. Durch den Einsatz eines probabilistischen </w:t>
+        <w:t xml:space="preserve">, müssen Netzbetreiber in Sekundenschnelle extrem teure Ausgleichsenergie einkaufen, um einen Blackout zu verhindern. Durch </w:t>
+      </w:r>
+      <w:r>
+        <w:lastRenderedPageBreak/>
+        <w:t xml:space="preserve">den Einsatz eines probabilistischen </w:t>
       </w:r>
       <w:r>
         <w:t>m</w:t>
@@ -1489,28 +2098,16 @@
         <w:t>ultivariaten</w:t>
       </w:r>
       <w:r>
-        <w:t xml:space="preserve"> Long Short-Term Memory</w:t>
-      </w:r>
-      <w:r>
         <w:t xml:space="preserve"> </w:t>
       </w:r>
       <w:r>
-        <w:t>(</w:t>
-      </w:r>
-      <w:r>
         <w:t>LSTM</w:t>
       </w:r>
       <w:r>
-        <w:t>) und eines Recurrent Neural Networks (</w:t>
-      </w:r>
-      <w:r>
-        <w:t>RNN</w:t>
-      </w:r>
-      <w:r>
-        <w:t>)</w:t>
-      </w:r>
-      <w:r>
-        <w:t xml:space="preserve"> berechnet das Modell</w:t>
+        <w:t xml:space="preserve"> und eines </w:t>
+      </w:r>
+      <w:r>
+        <w:t>RNN berechnet das Modell</w:t>
       </w:r>
       <w:r>
         <w:t xml:space="preserve"> in dieser Arbeit</w:t>
@@ -1545,9 +2142,9 @@
     </w:p>
     <w:p>
       <w:pPr>
-        <w:pStyle w:val="Anhang-Ebene1"/>
-      </w:pPr>
-      <w:bookmarkStart w:id="3" w:name="_Toc230860877"/>
+        <w:pStyle w:val="berschrift2"/>
+      </w:pPr>
+      <w:bookmarkStart w:id="3" w:name="_Toc231916469"/>
       <w:r>
         <w:t>Interesse und Motivation</w:t>
       </w:r>
@@ -1593,9 +2190,9 @@
     </w:p>
     <w:p>
       <w:pPr>
-        <w:pStyle w:val="Anhang-Ebene1"/>
-      </w:pPr>
-      <w:bookmarkStart w:id="4" w:name="_Toc230860878"/>
+        <w:pStyle w:val="berschrift2"/>
+      </w:pPr>
+      <w:bookmarkStart w:id="4" w:name="_Toc231916470"/>
       <w:r>
         <w:t>Was soll demonstriert werden?</w:t>
       </w:r>
@@ -1628,29 +2225,335 @@
       <w:pPr>
         <w:pStyle w:val="berschrift1"/>
       </w:pPr>
-      <w:bookmarkStart w:id="5" w:name="_Toc230860879"/>
+      <w:bookmarkStart w:id="5" w:name="_Toc231916471"/>
       <w:r>
         <w:lastRenderedPageBreak/>
-        <w:t>Ergebnisse und Diskussion</w:t>
+        <w:t>Arbeitspakete</w:t>
       </w:r>
       <w:bookmarkEnd w:id="5"/>
     </w:p>
     <w:p>
-      <w:pPr>
-        <w:pStyle w:val="Anhang-Ebene1"/>
-      </w:pPr>
-      <w:bookmarkStart w:id="6" w:name="_Toc230860880"/>
-      <w:r>
-        <w:t>Explorative Datenanalyse</w:t>
+      <w:r>
+        <w:t>Im Folgenden werden die Arbeitspakete (AP) dargestellt, die in diesem Projekt definiert wurden.</w:t>
+      </w:r>
+    </w:p>
+    <w:p>
+      <w:pPr>
+        <w:pStyle w:val="berschrift2"/>
+      </w:pPr>
+      <w:bookmarkStart w:id="6" w:name="_Toc231916472"/>
+      <w:r>
+        <w:t>AP1: Recherche nach geeigneten Datenquellen und explorative Datenanalyse</w:t>
       </w:r>
       <w:bookmarkEnd w:id="6"/>
     </w:p>
     <w:p>
       <w:r>
+        <w:t>Bevor entsprechende Architekturen trainiert werden können, müssen zunächst geeignete Datenquellen gefunden werden, die eine fehlerfreie und eine stationäre Datenbasis darstellen. Dabei gilt es folgende Aufgaben zu erledigen:</w:t>
+      </w:r>
+    </w:p>
+    <w:p>
+      <w:pPr>
+        <w:pStyle w:val="Listenabsatz"/>
+        <w:numPr>
+          <w:ilvl w:val="0"/>
+          <w:numId w:val="29"/>
+        </w:numPr>
+      </w:pPr>
+      <w:r>
+        <w:t>Bereinigung der Daten (z. B. Transformation von String-Formaten in numerische Werte)</w:t>
+      </w:r>
+    </w:p>
+    <w:p>
+      <w:pPr>
+        <w:pStyle w:val="Listenabsatz"/>
+        <w:numPr>
+          <w:ilvl w:val="0"/>
+          <w:numId w:val="29"/>
+        </w:numPr>
+      </w:pPr>
+      <w:r>
+        <w:t>Explorative Datenanalyse (EDA) zur Extraktion zyklischer Features</w:t>
+      </w:r>
+    </w:p>
+    <w:p>
+      <w:pPr>
+        <w:pStyle w:val="Listenabsatz"/>
+        <w:numPr>
+          <w:ilvl w:val="0"/>
+          <w:numId w:val="29"/>
+        </w:numPr>
+      </w:pPr>
+      <w:r>
+        <w:t>Analyse der Korrelationen</w:t>
+      </w:r>
+    </w:p>
+    <w:p>
+      <w:pPr>
+        <w:pStyle w:val="Listenabsatz"/>
+        <w:numPr>
+          <w:ilvl w:val="0"/>
+          <w:numId w:val="29"/>
+        </w:numPr>
+      </w:pPr>
+      <w:r>
+        <w:t>Stationaritätsprüfung</w:t>
+      </w:r>
+    </w:p>
+    <w:p>
+      <w:r>
+        <w:t>Ziel: Generierung einer strukturierten und validierten Eingangsmatrix im Tensorformat</w:t>
+      </w:r>
+      <w:r>
+        <w:t xml:space="preserve"> und dynamisch generierte EDA-Visualisierungen.</w:t>
+      </w:r>
+    </w:p>
+    <w:p>
+      <w:pPr>
+        <w:pStyle w:val="berschrift2"/>
+      </w:pPr>
+      <w:bookmarkStart w:id="7" w:name="_Toc231916473"/>
+      <w:r>
+        <w:t>AP2: Modellarchitektur und probabilistisches Training (LSTM vs. RNN)</w:t>
+      </w:r>
+      <w:bookmarkEnd w:id="7"/>
+    </w:p>
+    <w:p>
+      <w:r>
+        <w:t>Das Ziel besteht im Training der beiden konkurrierenden neuronalen Netze (LSTM/RNN). Hierzu soll eine Trainings-Pipeline konfiguriert werden (Early Stopping, Hyperparameter-Setup), die als Ergebnis die erfolgreich trainierten Modellgewichte für beide Architekturen speichert und automatisiert den Trainingsverlauf protokolliert.</w:t>
+      </w:r>
+    </w:p>
+    <w:p>
+      <w:pPr>
+        <w:pStyle w:val="berschrift2"/>
+      </w:pPr>
+      <w:bookmarkStart w:id="8" w:name="_Toc231916474"/>
+      <w:r>
+        <w:t>AP3: Evaluierung, Modellvergleich und Erklärbarkeit</w:t>
+      </w:r>
+      <w:bookmarkEnd w:id="8"/>
+    </w:p>
+    <w:p>
+      <w:r>
+        <w:t xml:space="preserve">Im Fokus steht ein quantitativer und qualitativer Vergleich der Modellleistungen und die Aufdeckung der Feature-Wichtigkeiten. Um die präzise Architektur zu ermitteln, werden die Verluste (Pinball Loss) auf den Testdaten berechnet und </w:t>
+      </w:r>
+      <w:r>
+        <w:t xml:space="preserve">für das LSTM und RNN </w:t>
+      </w:r>
+      <w:r>
+        <w:t>gegenübergestellt.</w:t>
+      </w:r>
+      <w:r>
+        <w:t xml:space="preserve"> Durch Implementierung der Permutation Feature Importance soll der mathematische Einfluss </w:t>
+      </w:r>
+      <w:r>
+        <w:lastRenderedPageBreak/>
+        <w:t>der einzelnen Eingangsvariablen auf die Vorhersage charakterisiert werden. Schlussendlich sollen die finalen Prognosediagramme, die das reale Einspeiseprofil inklusive des prognostizierten, dynamischen Unsicherheitsbandes abbilden, generiert werden.</w:t>
+      </w:r>
+    </w:p>
+    <w:p>
+      <w:pPr>
+        <w:pStyle w:val="berschrift2"/>
+      </w:pPr>
+      <w:bookmarkStart w:id="9" w:name="_Toc231916475"/>
+      <w:r>
+        <w:t>AP4: Containerisierung und Projektdokumentation</w:t>
+      </w:r>
+      <w:bookmarkEnd w:id="9"/>
+    </w:p>
+    <w:p>
+      <w:r>
+        <w:t xml:space="preserve">Die finale Pipeline soll in eine plattformunabhängige Laufzeitumgebung überführt werden. </w:t>
+      </w:r>
+      <w:r>
+        <w:t>Dabei soll eine fehlerfreie Datensynchronisation sichergestellt werden</w:t>
+      </w:r>
+      <w:r>
+        <w:t>. Im Fokus steht eine vollständig reproduzierbare, containerbasierte Anwendung mit umfassender Projektdokumentation.</w:t>
+      </w:r>
+    </w:p>
+    <w:p>
+      <w:pPr>
+        <w:pStyle w:val="berschrift1"/>
+      </w:pPr>
+      <w:bookmarkStart w:id="10" w:name="_Toc231575609"/>
+      <w:r>
+        <w:lastRenderedPageBreak/>
+        <w:t>Vorgehensweise und Projektumsetzung</w:t>
+      </w:r>
+      <w:bookmarkEnd w:id="10"/>
+    </w:p>
+    <w:p>
+      <w:pPr>
+        <w:pStyle w:val="berschrift2"/>
+      </w:pPr>
+      <w:r>
+        <w:t>Kick-Off</w:t>
+      </w:r>
+    </w:p>
+    <w:p>
+      <w:r>
+        <w:t>Im Rahmen des Kick-Offs wurde der Projektumfang, die Meilensteine und die Kommunikation im Team definiert.</w:t>
+      </w:r>
+    </w:p>
+    <w:p>
+      <w:r>
+        <w:rPr>
+          <w:b/>
+          <w:bCs/>
+        </w:rPr>
+        <w:t xml:space="preserve">Definition des </w:t>
+      </w:r>
+      <w:r>
+        <w:rPr>
+          <w:b/>
+          <w:bCs/>
+        </w:rPr>
+        <w:t>Projektumfang</w:t>
+      </w:r>
+      <w:r>
+        <w:rPr>
+          <w:b/>
+          <w:bCs/>
+        </w:rPr>
+        <w:t>s</w:t>
+      </w:r>
+      <w:r>
+        <w:rPr>
+          <w:b/>
+          <w:bCs/>
+        </w:rPr>
+        <w:t>:</w:t>
+      </w:r>
+      <w:r>
+        <w:t xml:space="preserve"> </w:t>
+      </w:r>
+      <w:r>
+        <w:t xml:space="preserve">Konzeption, Implementierung und containerisierte Bereitstellung einer Pipeline zur probabilistischen Zeitreihenvorhersage der Energieeinspeisung auf Basis historischer Zeitreihendaten. Dabei sollen die unskalierten Rohdaten automatisiert bereinigt, um zyklische sowie meteorologische Merkmale erweitert und in ein geeignetes Tensorformat überführt </w:t>
+      </w:r>
+      <w:r>
+        <w:t>werden</w:t>
+      </w:r>
+      <w:r>
+        <w:t>. Der Fokus liegt auf dem modellseitigen Training und einem empirischen Leistungsvergleich zweier Architekturen (LSTM und RNN), um statt starrer Punktprognosen dynamische 80 % Konfidenzintervalle zu generieren.</w:t>
+      </w:r>
+    </w:p>
+    <w:p>
+      <w:r>
+        <w:rPr>
+          <w:b/>
+          <w:bCs/>
+        </w:rPr>
+        <w:t>Meilensteine:</w:t>
+      </w:r>
+      <w:r>
+        <w:t xml:space="preserve"> Folgende Meilensteine wurden definiert:</w:t>
+      </w:r>
+    </w:p>
+    <w:p>
+      <w:pPr>
+        <w:pStyle w:val="Listenabsatz"/>
+        <w:numPr>
+          <w:ilvl w:val="0"/>
+          <w:numId w:val="30"/>
+        </w:numPr>
+      </w:pPr>
+      <w:r>
+        <w:t>Entwicklung eines Konzeptes zur Datenbereinigung und explorativen Datenanalyse</w:t>
+      </w:r>
+    </w:p>
+    <w:p>
+      <w:pPr>
+        <w:pStyle w:val="Listenabsatz"/>
+        <w:numPr>
+          <w:ilvl w:val="0"/>
+          <w:numId w:val="30"/>
+        </w:numPr>
+      </w:pPr>
+      <w:r>
+        <w:t>Entwicklung zweier containerbasierten Architekturen LSTM/RNN</w:t>
+      </w:r>
+    </w:p>
+    <w:p>
+      <w:pPr>
+        <w:pStyle w:val="Listenabsatz"/>
+        <w:numPr>
+          <w:ilvl w:val="0"/>
+          <w:numId w:val="30"/>
+        </w:numPr>
+      </w:pPr>
+      <w:r>
+        <w:t>Vergleich beider Architekturen mit Zeitreihendaten unterschiedlicher Länge (unterschiedlicher Zeiträume) und Auflösung (z. B. viertelstündige oder stündliche Auflösung)</w:t>
+      </w:r>
+    </w:p>
+    <w:p>
+      <w:r>
+        <w:rPr>
+          <w:b/>
+          <w:bCs/>
+        </w:rPr>
+        <w:t>Kommunikationsstrukturen</w:t>
+      </w:r>
+      <w:r>
+        <w:rPr>
+          <w:b/>
+          <w:bCs/>
+        </w:rPr>
+        <w:t>:</w:t>
+      </w:r>
+      <w:r>
+        <w:t xml:space="preserve"> Für</w:t>
+      </w:r>
+      <w:r>
+        <w:t xml:space="preserve"> ein effizientes und agiles Vorgehen im Team wurden feste Kommunikationsstrukturen beschlossen. Die Koordination</w:t>
+      </w:r>
+      <w:r>
+        <w:t xml:space="preserve"> und Fortschrittsbesprechung</w:t>
+      </w:r>
+      <w:r>
+        <w:t xml:space="preserve"> basiert auf wöchentlichen Sitzungen, in denen der aktuelle Fortschritt besprochen, Aufgaben verteilt und strategische Entscheidungen getroffen werden.</w:t>
+      </w:r>
+    </w:p>
+    <w:p/>
+    <w:p/>
+    <w:p/>
+    <w:p/>
+    <w:p>
+      <w:pPr>
+        <w:pStyle w:val="berschrift1"/>
+      </w:pPr>
+      <w:bookmarkStart w:id="11" w:name="_Toc231916476"/>
+      <w:r>
+        <w:lastRenderedPageBreak/>
+        <w:t>Ergebnisse und Diskussion</w:t>
+      </w:r>
+      <w:bookmarkEnd w:id="11"/>
+    </w:p>
+    <w:p>
+      <w:pPr>
+        <w:pStyle w:val="berschrift2"/>
+      </w:pPr>
+      <w:bookmarkStart w:id="12" w:name="_Toc231916477"/>
+      <w:r>
+        <w:t>Explorative Datenanalyse</w:t>
+      </w:r>
+      <w:bookmarkEnd w:id="12"/>
+    </w:p>
+    <w:p>
+      <w:r>
         <w:t xml:space="preserve">Die unskalierten Rohdaten in Abbildung 2.1 zeigen den gesamten kontinuierlichen Zeitverlauf vom 09. April 2026 bis zum 19. April 2026 im 15-Minuten Takt. Die </w:t>
       </w:r>
       <w:r>
-        <w:t>PV-Erzeugung</w:t>
+        <w:rPr>
+          <w:rFonts w:cs="Times New Roman"/>
+        </w:rPr>
+        <w:t>Photovoltaik (PV)</w:t>
+      </w:r>
+      <w:r>
+        <w:t>-</w:t>
+      </w:r>
+      <w:r>
+        <w:t>Erzeugung</w:t>
       </w:r>
       <w:r>
         <w:t xml:space="preserve"> besteht aus einzelnen, scharfen Ausschlägern (Tagespeaks)</w:t>
@@ -1684,10 +2587,10 @@
           <w:p>
             <w:r>
               <w:drawing>
-                <wp:inline distT="0" distB="0" distL="0" distR="0" wp14:anchorId="6430A764" wp14:editId="5AB0701B">
-                  <wp:extent cx="5676900" cy="2270885"/>
-                  <wp:effectExtent l="0" t="0" r="0" b="0"/>
-                  <wp:docPr id="272129981" name="Grafik 3"/>
+                <wp:inline distT="0" distB="0" distL="0" distR="0" wp14:anchorId="119E4EC9" wp14:editId="41188896">
+                  <wp:extent cx="5760720" cy="2304415"/>
+                  <wp:effectExtent l="0" t="0" r="0" b="635"/>
+                  <wp:docPr id="587909230" name="Grafik 2"/>
                   <wp:cNvGraphicFramePr>
                     <a:graphicFrameLocks xmlns:a="http://schemas.openxmlformats.org/drawingml/2006/main" noChangeAspect="1"/>
                   </wp:cNvGraphicFramePr>
@@ -1695,7 +2598,7 @@
                     <a:graphicData uri="http://schemas.openxmlformats.org/drawingml/2006/picture">
                       <pic:pic xmlns:pic="http://schemas.openxmlformats.org/drawingml/2006/picture">
                         <pic:nvPicPr>
-                          <pic:cNvPr id="0" name="Picture 8"/>
+                          <pic:cNvPr id="0" name="Picture 6"/>
                           <pic:cNvPicPr>
                             <a:picLocks noChangeAspect="1" noChangeArrowheads="1"/>
                           </pic:cNvPicPr>
@@ -1716,7 +2619,7 @@
                         <pic:spPr bwMode="auto">
                           <a:xfrm>
                             <a:off x="0" y="0"/>
-                            <a:ext cx="5677525" cy="2271135"/>
+                            <a:ext cx="5760720" cy="2304415"/>
                           </a:xfrm>
                           <a:prstGeom prst="rect">
                             <a:avLst/>
@@ -1766,24 +2669,26 @@
               <w:t>:</w:t>
             </w:r>
             <w:r>
-              <w:t xml:space="preserve"> </w:t>
-            </w:r>
-            <w:r>
-              <w:t>Solar- und Wind Onshore-Energieerzeugung über elf Tage (Rohdaten).</w:t>
+              <w:t xml:space="preserve"> Solar- und Wind Onshore-Energieerzeugung über elf Tage (Rohdaten).</w:t>
             </w:r>
           </w:p>
         </w:tc>
       </w:tr>
     </w:tbl>
     <w:p>
+      <w:r>
+        <w:t>Die unskalierten Rohdaten zeigen einen kontinuierlichen Zeitverlauf. Die PV-Erzeugung besteht aus solaren Tagespeaks, während die landbasierte Windenergie einen stochastischen, wellenartigen Verlauf aufweist.</w:t>
+      </w:r>
+    </w:p>
+    <w:p>
       <w:pPr>
         <w:pStyle w:val="berschrift3"/>
       </w:pPr>
-      <w:bookmarkStart w:id="7" w:name="_Toc230860881"/>
+      <w:bookmarkStart w:id="13" w:name="_Toc231916478"/>
       <w:r>
         <w:t>Datensatzstruktur und Vollständigkeit</w:t>
       </w:r>
-      <w:bookmarkEnd w:id="7"/>
+      <w:bookmarkEnd w:id="13"/>
     </w:p>
     <w:p>
       <w:r>
@@ -1808,24 +2713,28 @@
           <w:ilvl w:val="0"/>
           <w:numId w:val="26"/>
         </w:numPr>
-        <w:spacing w:after="240" w:line="360" w:lineRule="auto"/>
         <w:ind w:left="357" w:hanging="357"/>
-        <w:jc w:val="both"/>
         <w:rPr>
-          <w:rFonts w:ascii="Times New Roman" w:hAnsi="Times New Roman" w:cs="Times New Roman"/>
+          <w:rFonts w:cs="Times New Roman"/>
         </w:rPr>
       </w:pPr>
       <w:r>
         <w:rPr>
-          <w:rFonts w:ascii="Times New Roman" w:hAnsi="Times New Roman" w:cs="Times New Roman"/>
+          <w:rFonts w:cs="Times New Roman"/>
         </w:rPr>
         <w:t>96 Be</w:t>
       </w:r>
       <w:r>
         <w:rPr>
-          <w:rFonts w:ascii="Times New Roman" w:hAnsi="Times New Roman" w:cs="Times New Roman"/>
+          <w:rFonts w:cs="Times New Roman"/>
         </w:rPr>
         <w:t>obachtungen am Tag</w:t>
+      </w:r>
+      <w:r>
+        <w:rPr>
+          <w:rFonts w:cs="Times New Roman"/>
+        </w:rPr>
+        <w:t xml:space="preserve"> (24 Stunden x 4 Intervalle/Stunde)</w:t>
       </w:r>
     </w:p>
     <w:p>
@@ -1835,22 +2744,27 @@
           <w:ilvl w:val="0"/>
           <w:numId w:val="26"/>
         </w:numPr>
-        <w:spacing w:after="240" w:line="360" w:lineRule="auto"/>
         <w:ind w:left="357" w:hanging="357"/>
-        <w:jc w:val="both"/>
         <w:rPr>
-          <w:rFonts w:ascii="Times New Roman" w:hAnsi="Times New Roman" w:cs="Times New Roman"/>
+          <w:rFonts w:cs="Times New Roman"/>
         </w:rPr>
       </w:pPr>
       <w:r>
         <w:rPr>
-          <w:rFonts w:ascii="Times New Roman" w:hAnsi="Times New Roman" w:cs="Times New Roman"/>
+          <w:rFonts w:cs="Times New Roman"/>
         </w:rPr>
         <w:t>Elf Tage Beobachtungszeitraum</w:t>
       </w:r>
+      <w:r>
+        <w:rPr>
+          <w:rFonts w:cs="Times New Roman"/>
+        </w:rPr>
+        <w:t xml:space="preserve"> (bzw. zehn volle Tage plus Randstunden nach der Bereinigung)</w:t>
+      </w:r>
     </w:p>
     <w:p>
       <w:r>
+        <w:lastRenderedPageBreak/>
         <w:t>Die insgesamt 19 Spalten (Features) weisen keine fehlenden Werte auf, was eine stabile Grundlage für das Machine Learning bietet.</w:t>
       </w:r>
     </w:p>
@@ -1858,12 +2772,11 @@
       <w:pPr>
         <w:pStyle w:val="berschrift3"/>
       </w:pPr>
-      <w:bookmarkStart w:id="8" w:name="_Toc230860882"/>
-      <w:r>
-        <w:lastRenderedPageBreak/>
+      <w:bookmarkStart w:id="14" w:name="_Toc231916479"/>
+      <w:r>
         <w:t>Deskriptive Analyse der Kernkomponenten</w:t>
       </w:r>
-      <w:bookmarkEnd w:id="8"/>
+      <w:bookmarkEnd w:id="14"/>
     </w:p>
     <w:p>
       <w:r>
@@ -1883,15 +2796,31 @@
           <w:ilvl w:val="0"/>
           <w:numId w:val="26"/>
         </w:numPr>
-        <w:spacing w:after="240" w:line="360" w:lineRule="auto"/>
         <w:ind w:left="357" w:hanging="357"/>
-        <w:jc w:val="both"/>
       </w:pPr>
       <w:r>
         <w:rPr>
-          <w:rFonts w:ascii="Times New Roman" w:hAnsi="Times New Roman" w:cs="Times New Roman"/>
+          <w:rFonts w:cs="Times New Roman"/>
         </w:rPr>
-        <w:t>Photovoltaik (PV): Der Mittelwert der solaren Einspeisung liegt bei 2056.23 MWh mit einer maximalen Peak-Leistung von 12070.45 MWh. Die Standardabweichung von 3353.81 MWh übersteigt den Mittelwert, was auf inhärente Volatilität der Solarenergie hindeutet. Das 25 %-Quantil liegt bei exakt 0.00 MWh und das 50 %-Quantil bei 0.01 MWh. Statistisch gesehen wird in über 50 % des gesamten Beobachtungszeitraums faktisch keine solare Einspeisung beobachtet, was eine direkte Folge der Nachtstunden ist. Herkömmliche Modelle neigen dazu die Spitzenwerte drastisch zu unterschätzen. Dies rechtfertigt den in dieser Arbeit gewählten probabilistischen Quantils-Ansatz.</w:t>
+        <w:t>PV</w:t>
+      </w:r>
+      <w:r>
+        <w:rPr>
+          <w:rFonts w:cs="Times New Roman"/>
+        </w:rPr>
+        <w:t>: Der Mittelwert der solaren Einspeisung liegt bei 2056.23 MWh mit einer maximalen Peak-Leistung von 12070.45 MWh. Die Standardabweichung von 3353.81 MWh übersteigt den Mittelwert, was auf inhärente Volatilität der Solarenergie hindeutet. Das 25 %-Quantil liegt bei exakt 0.00 MWh und das 50 %-Quantil bei 0.01 MWh. Statistisch gesehen wird in über 50 % des gesamten Beobachtungszeitraums faktisch keine solare Einspeisung beobachtet, was eine direkte Folge der Nachtstunden ist. Herkömmliche Modelle neigen dazu die Spitzenwerte drastisch zu unterschätzen. Dies rechtfertigt den in dieser Arbeit gewählten probabilistischen Quantils-Ansatz</w:t>
+      </w:r>
+      <w:r>
+        <w:rPr>
+          <w:rFonts w:cs="Times New Roman"/>
+        </w:rPr>
+        <w:t xml:space="preserve"> (Pinball Loss)</w:t>
+      </w:r>
+      <w:r>
+        <w:rPr>
+          <w:rFonts w:cs="Times New Roman"/>
+        </w:rPr>
+        <w:t>.</w:t>
       </w:r>
     </w:p>
     <w:p>
@@ -1901,36 +2830,211 @@
           <w:ilvl w:val="0"/>
           <w:numId w:val="26"/>
         </w:numPr>
-        <w:spacing w:after="240" w:line="360" w:lineRule="auto"/>
         <w:ind w:left="357" w:hanging="357"/>
-        <w:jc w:val="both"/>
         <w:rPr>
-          <w:rFonts w:ascii="Times New Roman" w:hAnsi="Times New Roman" w:cs="Times New Roman"/>
+          <w:rFonts w:cs="Times New Roman"/>
         </w:rPr>
       </w:pPr>
       <w:r>
         <w:rPr>
-          <w:rFonts w:ascii="Times New Roman" w:hAnsi="Times New Roman" w:cs="Times New Roman"/>
+          <w:rFonts w:cs="Times New Roman"/>
         </w:rPr>
         <w:t xml:space="preserve">Wind Onshore: </w:t>
       </w:r>
       <w:r>
         <w:rPr>
-          <w:rFonts w:ascii="Times New Roman" w:hAnsi="Times New Roman" w:cs="Times New Roman"/>
+          <w:rFonts w:cs="Times New Roman"/>
         </w:rPr>
         <w:t>Die landbasierte Windkraft zeigt einen Mittelwert von 1562.65 MWh und ein Maximum Wert von 7729.33 MWh. Das 25 %-Quantil liegt bei 286.38 MWh. Im Gegensatz zur PV bricht die Windkraftproduktion nachts nicht systematisch ein uns stellt somit einen kontinuierlichen stochastischen Prozess dar</w:t>
       </w:r>
       <w:r>
         <w:rPr>
-          <w:rFonts w:ascii="Times New Roman" w:hAnsi="Times New Roman" w:cs="Times New Roman"/>
+          <w:rFonts w:cs="Times New Roman"/>
         </w:rPr>
         <w:t>, der unabhängig</w:t>
       </w:r>
       <w:r>
         <w:rPr>
-          <w:rFonts w:ascii="Times New Roman" w:hAnsi="Times New Roman" w:cs="Times New Roman"/>
+          <w:rFonts w:cs="Times New Roman"/>
         </w:rPr>
         <w:t xml:space="preserve"> der astronomischen Zeiten operiert.</w:t>
+      </w:r>
+    </w:p>
+    <w:tbl>
+      <w:tblPr>
+        <w:tblStyle w:val="Tabellenraster"/>
+        <w:tblW w:w="0" w:type="auto"/>
+        <w:tblBorders>
+          <w:top w:val="none" w:sz="0" w:space="0" w:color="auto"/>
+          <w:left w:val="none" w:sz="0" w:space="0" w:color="auto"/>
+          <w:bottom w:val="none" w:sz="0" w:space="0" w:color="auto"/>
+          <w:right w:val="none" w:sz="0" w:space="0" w:color="auto"/>
+          <w:insideH w:val="none" w:sz="0" w:space="0" w:color="auto"/>
+          <w:insideV w:val="none" w:sz="0" w:space="0" w:color="auto"/>
+        </w:tblBorders>
+        <w:tblLook w:val="04A0" w:firstRow="1" w:lastRow="0" w:firstColumn="1" w:lastColumn="0" w:noHBand="0" w:noVBand="1"/>
+      </w:tblPr>
+      <w:tblGrid>
+        <w:gridCol w:w="9062"/>
+      </w:tblGrid>
+      <w:tr>
+        <w:tc>
+          <w:tcPr>
+            <w:tcW w:w="9062" w:type="dxa"/>
+          </w:tcPr>
+          <w:p>
+            <w:pPr>
+              <w:pStyle w:val="StandardWeb"/>
+              <w:ind w:left="360"/>
+              <w:jc w:val="center"/>
+            </w:pPr>
+            <w:r>
+              <w:rPr>
+                <w:noProof/>
+              </w:rPr>
+              <w:drawing>
+                <wp:inline distT="0" distB="0" distL="0" distR="0" wp14:anchorId="520CED69" wp14:editId="5792561A">
+                  <wp:extent cx="3647440" cy="2735580"/>
+                  <wp:effectExtent l="0" t="0" r="0" b="7620"/>
+                  <wp:docPr id="78743112" name="Grafik 3"/>
+                  <wp:cNvGraphicFramePr>
+                    <a:graphicFrameLocks xmlns:a="http://schemas.openxmlformats.org/drawingml/2006/main" noChangeAspect="1"/>
+                  </wp:cNvGraphicFramePr>
+                  <a:graphic xmlns:a="http://schemas.openxmlformats.org/drawingml/2006/main">
+                    <a:graphicData uri="http://schemas.openxmlformats.org/drawingml/2006/picture">
+                      <pic:pic xmlns:pic="http://schemas.openxmlformats.org/drawingml/2006/picture">
+                        <pic:nvPicPr>
+                          <pic:cNvPr id="0" name="Picture 8"/>
+                          <pic:cNvPicPr>
+                            <a:picLocks noChangeAspect="1" noChangeArrowheads="1"/>
+                          </pic:cNvPicPr>
+                        </pic:nvPicPr>
+                        <pic:blipFill>
+                          <a:blip r:embed="rId21">
+                            <a:extLst>
+                              <a:ext uri="{28A0092B-C50C-407E-A947-70E740481C1C}">
+                                <a14:useLocalDpi xmlns:a14="http://schemas.microsoft.com/office/drawing/2010/main" val="0"/>
+                              </a:ext>
+                            </a:extLst>
+                          </a:blip>
+                          <a:srcRect/>
+                          <a:stretch>
+                            <a:fillRect/>
+                          </a:stretch>
+                        </pic:blipFill>
+                        <pic:spPr bwMode="auto">
+                          <a:xfrm>
+                            <a:off x="0" y="0"/>
+                            <a:ext cx="3647440" cy="2735580"/>
+                          </a:xfrm>
+                          <a:prstGeom prst="rect">
+                            <a:avLst/>
+                          </a:prstGeom>
+                          <a:noFill/>
+                          <a:ln>
+                            <a:noFill/>
+                          </a:ln>
+                        </pic:spPr>
+                      </pic:pic>
+                    </a:graphicData>
+                  </a:graphic>
+                </wp:inline>
+              </w:drawing>
+            </w:r>
+          </w:p>
+        </w:tc>
+      </w:tr>
+      <w:tr>
+        <w:tc>
+          <w:tcPr>
+            <w:tcW w:w="9062" w:type="dxa"/>
+          </w:tcPr>
+          <w:p>
+            <w:pPr>
+              <w:pStyle w:val="Bildunterschrift"/>
+            </w:pPr>
+            <w:r>
+              <w:rPr>
+                <w:b/>
+                <w:bCs/>
+              </w:rPr>
+              <w:t>Abbildung 2.</w:t>
+            </w:r>
+            <w:r>
+              <w:rPr>
+                <w:b/>
+                <w:bCs/>
+              </w:rPr>
+              <w:t>2</w:t>
+            </w:r>
+            <w:r>
+              <w:rPr>
+                <w:b/>
+                <w:bCs/>
+              </w:rPr>
+              <w:t>:</w:t>
+            </w:r>
+            <w:r>
+              <w:t xml:space="preserve"> Durchschnittliches Tagesprofil der PV und Wind Onshore Energieerzeugung aggregiert über elf Tage.</w:t>
+            </w:r>
+          </w:p>
+        </w:tc>
+      </w:tr>
+    </w:tbl>
+    <w:p>
+      <w:pPr>
+        <w:rPr>
+          <w:rFonts w:cs="Times New Roman"/>
+        </w:rPr>
+      </w:pPr>
+      <w:r>
+        <w:rPr>
+          <w:rFonts w:cs="Times New Roman"/>
+        </w:rPr>
+        <w:lastRenderedPageBreak/>
+        <w:t xml:space="preserve">Wird das aggregierte, durchschnittliche Tagesprofil in Abbildung 2.2 betrachtet, treten diese Charakteristiken deutlich hervor. </w:t>
+      </w:r>
+      <w:r>
+        <w:rPr>
+          <w:rFonts w:cs="Times New Roman"/>
+        </w:rPr>
+        <w:t xml:space="preserve">Die blaue PV-Kurve zeigt die klassische Glockenform und beginnt exakt bei 6:00 Uhr morgens zu steigen und erreicht ihr Maximum um 12:00 bis 13:00 Uhr </w:t>
+      </w:r>
+      <w:r>
+        <w:rPr>
+          <w:rFonts w:cs="Times New Roman"/>
+        </w:rPr>
+        <w:t>während des höchsten Sonnenstandes</w:t>
+      </w:r>
+      <w:r>
+        <w:rPr>
+          <w:rFonts w:cs="Times New Roman"/>
+        </w:rPr>
+        <w:t xml:space="preserve">. Bis 20:00 Uhr fällt die Kurve wieder auf </w:t>
+      </w:r>
+      <w:r>
+        <w:rPr>
+          <w:rFonts w:cs="Times New Roman"/>
+        </w:rPr>
+        <w:t>die Nulllinie</w:t>
+      </w:r>
+      <w:r>
+        <w:rPr>
+          <w:rFonts w:cs="Times New Roman"/>
+        </w:rPr>
+        <w:t xml:space="preserve"> ab. Zwischen 20:00 und 6:00 Uhr verläuft die Kurve exakt auf der Nulllinie, da die Sonne in der Nacht nicht scheint. Im aggregierten Mittel verläuft die Windkraft relativ konstant in einem Band zwischen 1300 und </w:t>
+      </w:r>
+      <w:r>
+        <w:rPr>
+          <w:rFonts w:cs="Times New Roman"/>
+        </w:rPr>
+        <w:t>2400</w:t>
+      </w:r>
+      <w:r>
+        <w:rPr>
+          <w:rFonts w:cs="Times New Roman"/>
+        </w:rPr>
+        <w:t> MWh. Es gibt hier im Gegensatz zur Solarenergieproduktion keinen festen Tag-/Nacht-Rhythmus.</w:t>
       </w:r>
     </w:p>
     <w:tbl>
@@ -1953,22 +3057,24 @@
       <w:tr>
         <w:tc>
           <w:tcPr>
-            <w:tcW w:w="9062" w:type="dxa"/>
+            <w:tcW w:w="9072" w:type="dxa"/>
           </w:tcPr>
           <w:p>
             <w:pPr>
-              <w:pStyle w:val="StandardWeb"/>
               <w:jc w:val="center"/>
+              <w:rPr>
+                <w:rFonts w:cs="Times New Roman"/>
+              </w:rPr>
             </w:pPr>
             <w:r>
               <w:rPr>
-                <w:noProof/>
+                <w:rFonts w:cs="Times New Roman"/>
               </w:rPr>
               <w:drawing>
-                <wp:inline distT="0" distB="0" distL="0" distR="0" wp14:anchorId="2DCC6F1F" wp14:editId="149BE835">
-                  <wp:extent cx="5654040" cy="2774045"/>
-                  <wp:effectExtent l="0" t="0" r="3810" b="7620"/>
-                  <wp:docPr id="240580260" name="Grafik 1"/>
+                <wp:inline distT="0" distB="0" distL="0" distR="0" wp14:anchorId="0832AD9F" wp14:editId="574E437B">
+                  <wp:extent cx="5920740" cy="4229100"/>
+                  <wp:effectExtent l="0" t="0" r="3810" b="0"/>
+                  <wp:docPr id="1127691032" name="Grafik 5"/>
                   <wp:cNvGraphicFramePr>
                     <a:graphicFrameLocks xmlns:a="http://schemas.openxmlformats.org/drawingml/2006/main" noChangeAspect="1"/>
                   </wp:cNvGraphicFramePr>
@@ -1976,13 +3082,13 @@
                     <a:graphicData uri="http://schemas.openxmlformats.org/drawingml/2006/picture">
                       <pic:pic xmlns:pic="http://schemas.openxmlformats.org/drawingml/2006/picture">
                         <pic:nvPicPr>
-                          <pic:cNvPr id="0" name="Picture 1"/>
+                          <pic:cNvPr id="0" name="Picture 15"/>
                           <pic:cNvPicPr>
                             <a:picLocks noChangeAspect="1" noChangeArrowheads="1"/>
                           </pic:cNvPicPr>
                         </pic:nvPicPr>
                         <pic:blipFill>
-                          <a:blip r:embed="rId21" cstate="print">
+                          <a:blip r:embed="rId22">
                             <a:extLst>
                               <a:ext uri="{28A0092B-C50C-407E-A947-70E740481C1C}">
                                 <a14:useLocalDpi xmlns:a14="http://schemas.microsoft.com/office/drawing/2010/main" val="0"/>
@@ -1997,7 +3103,7 @@
                         <pic:spPr bwMode="auto">
                           <a:xfrm>
                             <a:off x="0" y="0"/>
-                            <a:ext cx="5655104" cy="2774567"/>
+                            <a:ext cx="5956740" cy="4254814"/>
                           </a:xfrm>
                           <a:prstGeom prst="rect">
                             <a:avLst/>
@@ -2019,11 +3125,14 @@
       <w:tr>
         <w:tc>
           <w:tcPr>
-            <w:tcW w:w="9062" w:type="dxa"/>
+            <w:tcW w:w="9072" w:type="dxa"/>
           </w:tcPr>
           <w:p>
             <w:pPr>
               <w:pStyle w:val="Bildunterschrift"/>
+              <w:rPr>
+                <w:rFonts w:cs="Times New Roman"/>
+              </w:rPr>
             </w:pPr>
             <w:r>
               <w:rPr>
@@ -2037,7 +3146,7 @@
                 <w:b/>
                 <w:bCs/>
               </w:rPr>
-              <w:t>2</w:t>
+              <w:t>3</w:t>
             </w:r>
             <w:r>
               <w:rPr>
@@ -2047,7 +3156,7 @@
               <w:t>:</w:t>
             </w:r>
             <w:r>
-              <w:t xml:space="preserve"> Durchschnittliches Tagesprofil der PV und Wind Onshore Energieerzeugung aggregiert über elf Tage.</w:t>
+              <w:t xml:space="preserve"> Korrelationen zwischen den Energiequellen dargestellt in einer Heatmap (Korrelationsmatrix).</w:t>
             </w:r>
           </w:p>
         </w:tc>
@@ -2063,15 +3172,27 @@
         <w:rPr>
           <w:rFonts w:cs="Times New Roman"/>
         </w:rPr>
-        <w:t xml:space="preserve">Die blaue PV-Kurve zeigt die klassische Glockenform und beginnt exakt bei 6:00 Uhr morgens zu steigen und erreicht ihr Maximum von 6000 MWh um 12:00 bis 13:00 Uhr (höchster </w:t>
-      </w:r>
+        <w:t>Die Korrelationsmatrix (Heatmap) in Abbildung 2.3 zeigt die linearen Korrelationskoeffizien-ten nach Pearson zwischen allen im Datensatz enthaltenen Erzeugungsquellen. Zwischen der PV und der Onshore-Windkraft zeigt sich eine schwach negative Korrelation (etwa -0.15). Diese Beobachtung deck sich mit der meteorologischen Realität, da stark windprägende Tiefdruckgebiete häufig mit einer erhöhten Wolkenbedeckung einhergehen, die die solare Einstrahlung drastisch dämpft.</w:t>
+      </w:r>
+    </w:p>
+    <w:p>
       <w:r>
         <w:rPr>
           <w:rFonts w:cs="Times New Roman"/>
         </w:rPr>
         <w:lastRenderedPageBreak/>
-        <w:t>Sonnenstand). Bis 20:00 Uhr fällt die Kurve wieder auf 0 MWh ab. Zwischen 20:00 und 6:00 Uhr verläuft die Kurve exakt auf der Nulllinie, da die Sonne in der Nacht nicht scheint. Im aggregierten Mittel verläuft die Windkraft relativ konstant in einem Band zwischen 1300 und 1800 MWh. Es gibt hier im Gegensatz zur Solarenergieproduktion keinen festen Tag-/Nacht-Rhythmus.</w:t>
-      </w:r>
+        <w:t>Da die Kernkraftwerke in dem betrachteten Zeitraum des Jahres 2026 stillgelegt sind, weist dieses Feature eine Varianz von 0 auf. Mathematisch führt dies bei der Berechnung des Pearson-Koeffizienten zu nicht definierten Ausdrücken. Daher bleibt die entsprechende Zeile und Spalte visuell leer.</w:t>
+      </w:r>
+    </w:p>
+    <w:p>
+      <w:pPr>
+        <w:pStyle w:val="berschrift3"/>
+      </w:pPr>
+      <w:bookmarkStart w:id="15" w:name="_Toc231916480"/>
+      <w:r>
+        <w:t>Mathematische Stationaritätsprüfung</w:t>
+      </w:r>
+      <w:bookmarkEnd w:id="15"/>
     </w:p>
     <w:p>
       <w:pPr>
@@ -2083,179 +3204,61 @@
         <w:rPr>
           <w:rFonts w:cs="Times New Roman"/>
         </w:rPr>
-        <w:t>Die Korrelationsmatrix (Heatmap) in Abbildung 2.3 zeigt die linearen Korrelationskoeffizien-ten nach Pearson zwischen allen im Datensatz enthaltenen Erzeugungsarten. Es zeigt sich, dass es keine starke Korrelation zwischen der PV und den konventionellen Kraftwerken (wie Braunkohle/Steinkohle) oder anderen Erneuerbaren (wie Wind) gibt.</w:t>
+        <w:t xml:space="preserve">Vor dem Training der Modelle muss sichergestellt werden, dass die Zeitreihe stationär ist, da stochastische Trends zu einer Scheinkorrelation </w:t>
       </w:r>
       <w:r>
         <w:rPr>
           <w:rFonts w:cs="Times New Roman"/>
         </w:rPr>
-        <w:t xml:space="preserve"> Die Korrelation zur Windkraft ist exakt 0. Ob der Wind weht oder nicht hat statistisch keinen linearen Einfluss darauf, ob zeitgleich die Sonne scheint.</w:t>
-      </w:r>
-    </w:p>
-    <w:tbl>
-      <w:tblPr>
-        <w:tblStyle w:val="Tabellenraster"/>
-        <w:tblW w:w="0" w:type="auto"/>
-        <w:tblBorders>
-          <w:top w:val="none" w:sz="0" w:space="0" w:color="auto"/>
-          <w:left w:val="none" w:sz="0" w:space="0" w:color="auto"/>
-          <w:bottom w:val="none" w:sz="0" w:space="0" w:color="auto"/>
-          <w:right w:val="none" w:sz="0" w:space="0" w:color="auto"/>
-          <w:insideH w:val="none" w:sz="0" w:space="0" w:color="auto"/>
-          <w:insideV w:val="none" w:sz="0" w:space="0" w:color="auto"/>
-        </w:tblBorders>
-        <w:tblLook w:val="04A0" w:firstRow="1" w:lastRow="0" w:firstColumn="1" w:lastColumn="0" w:noHBand="0" w:noVBand="1"/>
-      </w:tblPr>
-      <w:tblGrid>
-        <w:gridCol w:w="9072"/>
-      </w:tblGrid>
-      <w:tr>
-        <w:tc>
-          <w:tcPr>
-            <w:tcW w:w="9062" w:type="dxa"/>
-          </w:tcPr>
-          <w:p>
-            <w:pPr>
-              <w:rPr>
-                <w:rFonts w:cs="Times New Roman"/>
-              </w:rPr>
-            </w:pPr>
-            <w:r>
-              <w:rPr>
-                <w:rFonts w:cs="Times New Roman"/>
-              </w:rPr>
-              <w:drawing>
-                <wp:inline distT="0" distB="0" distL="0" distR="0" wp14:anchorId="0C048C79" wp14:editId="4F57731A">
-                  <wp:extent cx="5760720" cy="2826385"/>
-                  <wp:effectExtent l="0" t="0" r="0" b="0"/>
-                  <wp:docPr id="1000266019" name="Grafik 5"/>
-                  <wp:cNvGraphicFramePr>
-                    <a:graphicFrameLocks xmlns:a="http://schemas.openxmlformats.org/drawingml/2006/main" noChangeAspect="1"/>
-                  </wp:cNvGraphicFramePr>
-                  <a:graphic xmlns:a="http://schemas.openxmlformats.org/drawingml/2006/main">
-                    <a:graphicData uri="http://schemas.openxmlformats.org/drawingml/2006/picture">
-                      <pic:pic xmlns:pic="http://schemas.openxmlformats.org/drawingml/2006/picture">
-                        <pic:nvPicPr>
-                          <pic:cNvPr id="0" name="Picture 15"/>
-                          <pic:cNvPicPr>
-                            <a:picLocks noChangeAspect="1" noChangeArrowheads="1"/>
-                          </pic:cNvPicPr>
-                        </pic:nvPicPr>
-                        <pic:blipFill>
-                          <a:blip r:embed="rId22" cstate="print">
-                            <a:extLst>
-                              <a:ext uri="{28A0092B-C50C-407E-A947-70E740481C1C}">
-                                <a14:useLocalDpi xmlns:a14="http://schemas.microsoft.com/office/drawing/2010/main" val="0"/>
-                              </a:ext>
-                            </a:extLst>
-                          </a:blip>
-                          <a:srcRect/>
-                          <a:stretch>
-                            <a:fillRect/>
-                          </a:stretch>
-                        </pic:blipFill>
-                        <pic:spPr bwMode="auto">
-                          <a:xfrm>
-                            <a:off x="0" y="0"/>
-                            <a:ext cx="5760720" cy="2826385"/>
-                          </a:xfrm>
-                          <a:prstGeom prst="rect">
-                            <a:avLst/>
-                          </a:prstGeom>
-                          <a:noFill/>
-                          <a:ln>
-                            <a:noFill/>
-                          </a:ln>
-                        </pic:spPr>
-                      </pic:pic>
-                    </a:graphicData>
-                  </a:graphic>
-                </wp:inline>
-              </w:drawing>
-            </w:r>
-          </w:p>
-        </w:tc>
-      </w:tr>
-      <w:tr>
-        <w:tc>
-          <w:tcPr>
-            <w:tcW w:w="9062" w:type="dxa"/>
-          </w:tcPr>
-          <w:p>
-            <w:pPr>
-              <w:pStyle w:val="Bildunterschrift"/>
-              <w:rPr>
-                <w:rFonts w:cs="Times New Roman"/>
-              </w:rPr>
-            </w:pPr>
-            <w:r>
-              <w:rPr>
-                <w:b/>
-                <w:bCs/>
-              </w:rPr>
-              <w:t>Abbildung 2.</w:t>
-            </w:r>
-            <w:r>
-              <w:rPr>
-                <w:b/>
-                <w:bCs/>
-              </w:rPr>
-              <w:t>3</w:t>
-            </w:r>
-            <w:r>
-              <w:rPr>
-                <w:b/>
-                <w:bCs/>
-              </w:rPr>
-              <w:t>:</w:t>
-            </w:r>
-            <w:r>
-              <w:t xml:space="preserve"> </w:t>
-            </w:r>
-            <w:r>
-              <w:t>Korrelationen zwischen den Energiequellen dargestellt in einer Heatmap (Korrelationsmatrix)</w:t>
-            </w:r>
-            <w:r>
-              <w:t>.</w:t>
-            </w:r>
-          </w:p>
-        </w:tc>
-      </w:tr>
-    </w:tbl>
-    <w:p>
-      <w:pPr>
-        <w:pStyle w:val="berschrift3"/>
-      </w:pPr>
-      <w:bookmarkStart w:id="9" w:name="_Toc230860883"/>
-      <w:r>
-        <w:t>Mathematische Stationaritätsprüfung</w:t>
-      </w:r>
-      <w:bookmarkEnd w:id="9"/>
-    </w:p>
-    <w:p>
-      <w:pPr>
+        <w:t xml:space="preserve">und instabilen Gradientenstrukturen </w:t>
+      </w:r>
+      <w:r>
         <w:rPr>
           <w:rFonts w:cs="Times New Roman"/>
         </w:rPr>
-      </w:pPr>
+        <w:t>führen können. Im Rahmen dieser Arbeit wurde der Augmented Dickey-Fuller-Test (ADF-Test) auf die PV-Erzeugungsdaten angewendet.</w:t>
+      </w:r>
       <w:r>
         <w:rPr>
           <w:rFonts w:cs="Times New Roman"/>
         </w:rPr>
-        <w:t>Vor dem Training der Modelle muss sichergestellt werden, dass die Zeitreihe stationär ist, da stochastische Trends zu einer Scheinkorrelation führen können. Dies bedingt instabile Gradienten. Im Rahmen dieser Arbeit wurde der Augmented Dickey-Fuller-Test (ADF-Test) auf die PV-Erzeugungsdaten angewendet.</w:t>
-      </w:r>
-    </w:p>
-    <w:p>
-      <w:pPr>
+        <w:t xml:space="preserve"> </w:t>
+      </w:r>
+      <w:r>
         <w:rPr>
           <w:rFonts w:cs="Times New Roman"/>
         </w:rPr>
-      </w:pPr>
+        <w:t>Dabei liefert d</w:t>
+      </w:r>
       <w:r>
         <w:rPr>
           <w:rFonts w:cs="Times New Roman"/>
         </w:rPr>
-        <w:t xml:space="preserve">Die Teststatistik liefert den empirischen Wert von -6.5474. Dieser Wert liegt unter dem kritischen Schwellenwert, wodurch ein asymptotischer </w:t>
+        <w:t xml:space="preserve">ie Teststatistik </w:t>
+      </w:r>
+      <w:r>
+        <w:rPr>
+          <w:rFonts w:cs="Times New Roman"/>
+        </w:rPr>
+        <w:t>einen</w:t>
+      </w:r>
+      <w:r>
+        <w:rPr>
+          <w:rFonts w:cs="Times New Roman"/>
+        </w:rPr>
+        <w:t xml:space="preserve"> empirischen Wert von </w:t>
+      </w:r>
+      <w:r>
+        <w:rPr>
+          <w:rFonts w:cs="Times New Roman"/>
+        </w:rPr>
+        <w:t>-</w:t>
+      </w:r>
+      <w:r>
+        <w:rPr>
+          <w:rFonts w:cs="Times New Roman"/>
+        </w:rPr>
+        <w:t xml:space="preserve">6.5474. Dieser Wert liegt unter dem kritischen Schwellenwert, wodurch ein asymptotischer </w:t>
       </w:r>
       <w:r>
         <w:rPr>
@@ -2269,14 +3272,7 @@
         <w:rPr>
           <w:rFonts w:cs="Times New Roman"/>
         </w:rPr>
-        <w:t xml:space="preserve">-Wert von 0.0000 resultiert. Somit </w:t>
-      </w:r>
-      <w:r>
-        <w:rPr>
-          <w:rFonts w:cs="Times New Roman"/>
-        </w:rPr>
-        <w:lastRenderedPageBreak/>
-        <w:t xml:space="preserve">kann bei einem Signifikanzniveau von </w:t>
+        <w:t xml:space="preserve">-Wert von 0.0000 resultiert. Somit kann bei einem Signifikanzniveau von </w:t>
       </w:r>
       <w:r>
         <w:rPr>
@@ -2297,15 +3293,21 @@
       <w:pPr>
         <w:pStyle w:val="berschrift3"/>
       </w:pPr>
-      <w:bookmarkStart w:id="10" w:name="_Toc230860884"/>
+      <w:bookmarkStart w:id="16" w:name="_Toc231916481"/>
       <w:r>
         <w:t>Tensor-Transformation für das überwachte Lernen</w:t>
       </w:r>
-      <w:bookmarkEnd w:id="10"/>
+      <w:bookmarkEnd w:id="16"/>
     </w:p>
     <w:p>
       <w:r>
-        <w:t>Für das sequentielle Training des LSTMs und RNNs wurden die bereinigten Daten über ein gleitendes Fenster in ein dreidimensionales Tensorformat überführt. Es wurde eine Fenstergröße von 96 Zeitschritten definiert, was exakt der Periode eines vollen Tages (24 Stunden) entspricht.</w:t>
+        <w:t>Für das sequentielle Training des LSTMs und RNNs wurden die bereinigten Daten über ein gleitendes Fenster in ein dreidimensionales Tensorformat überführt. Es wurde eine Fenstergröße von 96 Zeitschritten definiert, was exakt der Periode eines vollen Tages (24 Stunden</w:t>
+      </w:r>
+      <w:r>
+        <w:t> x 4 Intervalle</w:t>
+      </w:r>
+      <w:r>
+        <w:t>) entspricht.</w:t>
       </w:r>
     </w:p>
     <w:p>
@@ -2320,28 +3322,26 @@
           <w:ilvl w:val="0"/>
           <w:numId w:val="26"/>
         </w:numPr>
-        <w:spacing w:after="240" w:line="360" w:lineRule="auto"/>
         <w:ind w:left="357" w:hanging="357"/>
-        <w:jc w:val="both"/>
         <w:rPr>
-          <w:rFonts w:ascii="Times New Roman" w:hAnsi="Times New Roman" w:cs="Times New Roman"/>
+          <w:rFonts w:cs="Times New Roman"/>
         </w:rPr>
       </w:pPr>
       <w:r>
         <w:rPr>
-          <w:rFonts w:ascii="Times New Roman" w:hAnsi="Times New Roman" w:cs="Times New Roman"/>
+          <w:rFonts w:cs="Times New Roman"/>
         </w:rPr>
         <w:t>Somit</w:t>
       </w:r>
       <w:r>
         <w:rPr>
-          <w:rFonts w:ascii="Times New Roman" w:hAnsi="Times New Roman" w:cs="Times New Roman"/>
+          <w:rFonts w:cs="Times New Roman"/>
         </w:rPr>
         <w:t xml:space="preserve"> besitzt die Feature-Matrix </w:t>
       </w:r>
       <w:r>
         <w:rPr>
-          <w:rFonts w:ascii="Times New Roman" w:hAnsi="Times New Roman" w:cs="Times New Roman"/>
+          <w:rFonts w:cs="Times New Roman"/>
           <w:i/>
           <w:iCs/>
         </w:rPr>
@@ -2349,13 +3349,13 @@
       </w:r>
       <w:r>
         <w:rPr>
-          <w:rFonts w:ascii="Times New Roman" w:hAnsi="Times New Roman" w:cs="Times New Roman"/>
+          <w:rFonts w:cs="Times New Roman"/>
         </w:rPr>
         <w:t xml:space="preserve"> die Dimensionen (960, 96, </w:t>
       </w:r>
       <w:r>
         <w:rPr>
-          <w:rFonts w:ascii="Times New Roman" w:hAnsi="Times New Roman" w:cs="Times New Roman"/>
+          <w:rFonts w:cs="Times New Roman"/>
           <w:i/>
           <w:iCs/>
         </w:rPr>
@@ -2363,13 +3363,13 @@
       </w:r>
       <w:r>
         <w:rPr>
-          <w:rFonts w:ascii="Times New Roman" w:hAnsi="Times New Roman" w:cs="Times New Roman"/>
+          <w:rFonts w:cs="Times New Roman"/>
         </w:rPr>
         <w:t xml:space="preserve">), wobei </w:t>
       </w:r>
       <w:r>
         <w:rPr>
-          <w:rFonts w:ascii="Times New Roman" w:hAnsi="Times New Roman" w:cs="Times New Roman"/>
+          <w:rFonts w:cs="Times New Roman"/>
           <w:i/>
           <w:iCs/>
         </w:rPr>
@@ -2377,7 +3377,7 @@
       </w:r>
       <w:r>
         <w:rPr>
-          <w:rFonts w:ascii="Times New Roman" w:hAnsi="Times New Roman" w:cs="Times New Roman"/>
+          <w:rFonts w:cs="Times New Roman"/>
         </w:rPr>
         <w:t xml:space="preserve"> für die Anzahl der Eingangsmerkmale steht. Das Modell liest somit 960-mal ein Fenster aus 96 aufeinanderfolgenden Viertelstunden ein.</w:t>
       </w:r>
@@ -2389,50 +3389,67 @@
           <w:ilvl w:val="0"/>
           <w:numId w:val="26"/>
         </w:numPr>
-        <w:spacing w:after="240" w:line="360" w:lineRule="auto"/>
         <w:ind w:left="357" w:hanging="357"/>
-        <w:jc w:val="both"/>
         <w:rPr>
-          <w:rFonts w:ascii="Times New Roman" w:hAnsi="Times New Roman" w:cs="Times New Roman"/>
+          <w:rFonts w:cs="Times New Roman"/>
         </w:rPr>
       </w:pPr>
       <w:r>
         <w:rPr>
-          <w:rFonts w:ascii="Times New Roman" w:hAnsi="Times New Roman" w:cs="Times New Roman"/>
+          <w:rFonts w:cs="Times New Roman"/>
         </w:rPr>
-        <w:t>Der Zielvektor y besitzt die Dimension (960, ) und repräsentiert den drauffolgenden 97. Zeitschritt.</w:t>
+        <w:t xml:space="preserve">Der Zielvektor </w:t>
+      </w:r>
+      <w:r>
+        <w:rPr>
+          <w:rFonts w:cs="Times New Roman"/>
+          <w:i/>
+          <w:iCs/>
+        </w:rPr>
+        <w:t>y</w:t>
+      </w:r>
+      <w:r>
+        <w:rPr>
+          <w:rFonts w:cs="Times New Roman"/>
+        </w:rPr>
+        <w:t xml:space="preserve"> besitzt die Dimension (960, ) und repräsentiert den drauffolgenden 97. Zeitschritt.</w:t>
       </w:r>
     </w:p>
     <w:p>
       <w:pPr>
-        <w:pStyle w:val="Listenabsatz"/>
-        <w:numPr>
-          <w:ilvl w:val="0"/>
-          <w:numId w:val="26"/>
-        </w:numPr>
-        <w:spacing w:after="240" w:line="360" w:lineRule="auto"/>
-        <w:ind w:left="357" w:hanging="357"/>
-        <w:jc w:val="both"/>
         <w:rPr>
-          <w:rFonts w:ascii="Times New Roman" w:hAnsi="Times New Roman" w:cs="Times New Roman"/>
+          <w:rFonts w:cs="Times New Roman"/>
         </w:rPr>
       </w:pPr>
       <w:r>
         <w:rPr>
-          <w:rFonts w:ascii="Times New Roman" w:hAnsi="Times New Roman" w:cs="Times New Roman"/>
+          <w:rFonts w:cs="Times New Roman"/>
         </w:rPr>
-        <w:t>Es deckt sich mit der physikalischen Realität, dass der erste zu erlernende Wert exakt 0.0 MWh beträgt, da nach den ersten 96 Zeitschritten (Tag 1) die Prädiktion für den Folgetag exakt um Mitternacht 0:00 Uhr startet. Die ist der Zeitpunkt, an dem die solare Erzeugung zwingend null betragen muss. Das verifiziert die logische und chronologische Integrität der gesamten Datenpipeline.</w:t>
+        <w:t>Es deckt sich mit der physikalischen Realität, dass der erste zu erlernende Wert</w:t>
+      </w:r>
+      <w:r>
+        <w:rPr>
+          <w:rFonts w:cs="Times New Roman"/>
+        </w:rPr>
+        <w:t xml:space="preserve"> der Matrix</w:t>
+      </w:r>
+      <w:r>
+        <w:rPr>
+          <w:rFonts w:cs="Times New Roman"/>
+        </w:rPr>
+        <w:t xml:space="preserve"> exakt 0.0 MWh beträgt, da nach den ersten 96 Zeitschritten (Tag 1) die Prädiktion für den Folgetag exakt um Mitternacht 0:00 Uhr startet. Die ist der Zeitpunkt, an dem die solare Erzeugung zwingend null betragen muss. Das verifiziert die logische und chronologische Integrität der gesamten Datenpipeline.</w:t>
       </w:r>
     </w:p>
     <w:p>
       <w:pPr>
         <w:pStyle w:val="berschrift1"/>
       </w:pPr>
-      <w:bookmarkStart w:id="11" w:name="_Toc230860885"/>
-      <w:r>
+      <w:bookmarkStart w:id="17" w:name="_Toc231916482"/>
+      <w:r>
+        <w:lastRenderedPageBreak/>
         <w:t>Fazit und Reflexion</w:t>
       </w:r>
-      <w:bookmarkEnd w:id="11"/>
+      <w:bookmarkEnd w:id="17"/>
     </w:p>
     <w:p>
       <w:r>
@@ -2443,12 +3460,12 @@
       <w:pPr>
         <w:pStyle w:val="berschrift1"/>
       </w:pPr>
-      <w:bookmarkStart w:id="12" w:name="_Toc230860886"/>
+      <w:bookmarkStart w:id="18" w:name="_Toc231916483"/>
       <w:r>
         <w:lastRenderedPageBreak/>
         <w:t>Literatur</w:t>
       </w:r>
-      <w:bookmarkEnd w:id="12"/>
+      <w:bookmarkEnd w:id="18"/>
     </w:p>
     <w:p>
       <w:r>
@@ -2459,12 +3476,12 @@
       <w:pPr>
         <w:pStyle w:val="berschrift1"/>
       </w:pPr>
-      <w:bookmarkStart w:id="13" w:name="_Toc230860887"/>
+      <w:bookmarkStart w:id="19" w:name="_Toc231916484"/>
       <w:r>
         <w:lastRenderedPageBreak/>
         <w:t>Prompt Verzeichnis</w:t>
       </w:r>
-      <w:bookmarkEnd w:id="13"/>
+      <w:bookmarkEnd w:id="19"/>
     </w:p>
     <w:p>
       <w:r>
@@ -2785,7 +3802,6 @@
               <w:docPartUnique/>
             </w:docPartObj>
           </w:sdtPr>
-          <w:sdtEndPr/>
           <w:sdtContent>
             <w:p>
               <w:pPr>
@@ -2937,7 +3953,7 @@
               <w:rFonts w:ascii="Times New Roman" w:hAnsi="Times New Roman" w:cs="Times New Roman"/>
               <w:noProof/>
             </w:rPr>
-            <w:t>Fazit und Reflexion</w:t>
+            <w:t>Prompt Verzeichnis</w:t>
           </w:r>
           <w:r>
             <w:rPr>
@@ -3751,6 +4767,119 @@
     </w:lvl>
   </w:abstractNum>
   <w:abstractNum w:abstractNumId="7" w15:restartNumberingAfterBreak="0">
+    <w:nsid w:val="26682729"/>
+    <w:multiLevelType w:val="hybridMultilevel"/>
+    <w:tmpl w:val="F47002AE"/>
+    <w:lvl w:ilvl="0" w:tplc="04070001">
+      <w:start w:val="1"/>
+      <w:numFmt w:val="bullet"/>
+      <w:lvlText w:val=""/>
+      <w:lvlJc w:val="left"/>
+      <w:pPr>
+        <w:ind w:left="360" w:hanging="360"/>
+      </w:pPr>
+      <w:rPr>
+        <w:rFonts w:ascii="Symbol" w:hAnsi="Symbol" w:hint="default"/>
+      </w:rPr>
+    </w:lvl>
+    <w:lvl w:ilvl="1" w:tplc="04070003" w:tentative="1">
+      <w:start w:val="1"/>
+      <w:numFmt w:val="bullet"/>
+      <w:lvlText w:val="o"/>
+      <w:lvlJc w:val="left"/>
+      <w:pPr>
+        <w:ind w:left="1080" w:hanging="360"/>
+      </w:pPr>
+      <w:rPr>
+        <w:rFonts w:ascii="Courier New" w:hAnsi="Courier New" w:cs="Courier New" w:hint="default"/>
+      </w:rPr>
+    </w:lvl>
+    <w:lvl w:ilvl="2" w:tplc="04070005" w:tentative="1">
+      <w:start w:val="1"/>
+      <w:numFmt w:val="bullet"/>
+      <w:lvlText w:val=""/>
+      <w:lvlJc w:val="left"/>
+      <w:pPr>
+        <w:ind w:left="1800" w:hanging="360"/>
+      </w:pPr>
+      <w:rPr>
+        <w:rFonts w:ascii="Wingdings" w:hAnsi="Wingdings" w:hint="default"/>
+      </w:rPr>
+    </w:lvl>
+    <w:lvl w:ilvl="3" w:tplc="04070001" w:tentative="1">
+      <w:start w:val="1"/>
+      <w:numFmt w:val="bullet"/>
+      <w:lvlText w:val=""/>
+      <w:lvlJc w:val="left"/>
+      <w:pPr>
+        <w:ind w:left="2520" w:hanging="360"/>
+      </w:pPr>
+      <w:rPr>
+        <w:rFonts w:ascii="Symbol" w:hAnsi="Symbol" w:hint="default"/>
+      </w:rPr>
+    </w:lvl>
+    <w:lvl w:ilvl="4" w:tplc="04070003" w:tentative="1">
+      <w:start w:val="1"/>
+      <w:numFmt w:val="bullet"/>
+      <w:lvlText w:val="o"/>
+      <w:lvlJc w:val="left"/>
+      <w:pPr>
+        <w:ind w:left="3240" w:hanging="360"/>
+      </w:pPr>
+      <w:rPr>
+        <w:rFonts w:ascii="Courier New" w:hAnsi="Courier New" w:cs="Courier New" w:hint="default"/>
+      </w:rPr>
+    </w:lvl>
+    <w:lvl w:ilvl="5" w:tplc="04070005" w:tentative="1">
+      <w:start w:val="1"/>
+      <w:numFmt w:val="bullet"/>
+      <w:lvlText w:val=""/>
+      <w:lvlJc w:val="left"/>
+      <w:pPr>
+        <w:ind w:left="3960" w:hanging="360"/>
+      </w:pPr>
+      <w:rPr>
+        <w:rFonts w:ascii="Wingdings" w:hAnsi="Wingdings" w:hint="default"/>
+      </w:rPr>
+    </w:lvl>
+    <w:lvl w:ilvl="6" w:tplc="04070001" w:tentative="1">
+      <w:start w:val="1"/>
+      <w:numFmt w:val="bullet"/>
+      <w:lvlText w:val=""/>
+      <w:lvlJc w:val="left"/>
+      <w:pPr>
+        <w:ind w:left="4680" w:hanging="360"/>
+      </w:pPr>
+      <w:rPr>
+        <w:rFonts w:ascii="Symbol" w:hAnsi="Symbol" w:hint="default"/>
+      </w:rPr>
+    </w:lvl>
+    <w:lvl w:ilvl="7" w:tplc="04070003" w:tentative="1">
+      <w:start w:val="1"/>
+      <w:numFmt w:val="bullet"/>
+      <w:lvlText w:val="o"/>
+      <w:lvlJc w:val="left"/>
+      <w:pPr>
+        <w:ind w:left="5400" w:hanging="360"/>
+      </w:pPr>
+      <w:rPr>
+        <w:rFonts w:ascii="Courier New" w:hAnsi="Courier New" w:cs="Courier New" w:hint="default"/>
+      </w:rPr>
+    </w:lvl>
+    <w:lvl w:ilvl="8" w:tplc="04070005" w:tentative="1">
+      <w:start w:val="1"/>
+      <w:numFmt w:val="bullet"/>
+      <w:lvlText w:val=""/>
+      <w:lvlJc w:val="left"/>
+      <w:pPr>
+        <w:ind w:left="6120" w:hanging="360"/>
+      </w:pPr>
+      <w:rPr>
+        <w:rFonts w:ascii="Wingdings" w:hAnsi="Wingdings" w:hint="default"/>
+      </w:rPr>
+    </w:lvl>
+  </w:abstractNum>
+  <w:abstractNum w:abstractNumId="8" w15:restartNumberingAfterBreak="0">
     <w:nsid w:val="2C6D0352"/>
     <w:multiLevelType w:val="multilevel"/>
     <w:tmpl w:val="04070025"/>
@@ -3845,7 +4974,7 @@
       </w:pPr>
     </w:lvl>
   </w:abstractNum>
-  <w:abstractNum w:abstractNumId="8" w15:restartNumberingAfterBreak="0">
+  <w:abstractNum w:abstractNumId="9" w15:restartNumberingAfterBreak="0">
     <w:nsid w:val="2EC74CDA"/>
     <w:multiLevelType w:val="hybridMultilevel"/>
     <w:tmpl w:val="FE4C2D4A"/>
@@ -3958,7 +5087,7 @@
       </w:rPr>
     </w:lvl>
   </w:abstractNum>
-  <w:abstractNum w:abstractNumId="9" w15:restartNumberingAfterBreak="0">
+  <w:abstractNum w:abstractNumId="10" w15:restartNumberingAfterBreak="0">
     <w:nsid w:val="30613905"/>
     <w:multiLevelType w:val="hybridMultilevel"/>
     <w:tmpl w:val="5BF8C37E"/>
@@ -4071,7 +5200,120 @@
       </w:rPr>
     </w:lvl>
   </w:abstractNum>
-  <w:abstractNum w:abstractNumId="10" w15:restartNumberingAfterBreak="0">
+  <w:abstractNum w:abstractNumId="11" w15:restartNumberingAfterBreak="0">
+    <w:nsid w:val="39802F4E"/>
+    <w:multiLevelType w:val="hybridMultilevel"/>
+    <w:tmpl w:val="F6108DB4"/>
+    <w:lvl w:ilvl="0" w:tplc="04070001">
+      <w:start w:val="1"/>
+      <w:numFmt w:val="bullet"/>
+      <w:lvlText w:val=""/>
+      <w:lvlJc w:val="left"/>
+      <w:pPr>
+        <w:ind w:left="360" w:hanging="360"/>
+      </w:pPr>
+      <w:rPr>
+        <w:rFonts w:ascii="Symbol" w:hAnsi="Symbol" w:hint="default"/>
+      </w:rPr>
+    </w:lvl>
+    <w:lvl w:ilvl="1" w:tplc="04070003" w:tentative="1">
+      <w:start w:val="1"/>
+      <w:numFmt w:val="bullet"/>
+      <w:lvlText w:val="o"/>
+      <w:lvlJc w:val="left"/>
+      <w:pPr>
+        <w:ind w:left="1080" w:hanging="360"/>
+      </w:pPr>
+      <w:rPr>
+        <w:rFonts w:ascii="Courier New" w:hAnsi="Courier New" w:cs="Courier New" w:hint="default"/>
+      </w:rPr>
+    </w:lvl>
+    <w:lvl w:ilvl="2" w:tplc="04070005" w:tentative="1">
+      <w:start w:val="1"/>
+      <w:numFmt w:val="bullet"/>
+      <w:lvlText w:val=""/>
+      <w:lvlJc w:val="left"/>
+      <w:pPr>
+        <w:ind w:left="1800" w:hanging="360"/>
+      </w:pPr>
+      <w:rPr>
+        <w:rFonts w:ascii="Wingdings" w:hAnsi="Wingdings" w:hint="default"/>
+      </w:rPr>
+    </w:lvl>
+    <w:lvl w:ilvl="3" w:tplc="04070001" w:tentative="1">
+      <w:start w:val="1"/>
+      <w:numFmt w:val="bullet"/>
+      <w:lvlText w:val=""/>
+      <w:lvlJc w:val="left"/>
+      <w:pPr>
+        <w:ind w:left="2520" w:hanging="360"/>
+      </w:pPr>
+      <w:rPr>
+        <w:rFonts w:ascii="Symbol" w:hAnsi="Symbol" w:hint="default"/>
+      </w:rPr>
+    </w:lvl>
+    <w:lvl w:ilvl="4" w:tplc="04070003" w:tentative="1">
+      <w:start w:val="1"/>
+      <w:numFmt w:val="bullet"/>
+      <w:lvlText w:val="o"/>
+      <w:lvlJc w:val="left"/>
+      <w:pPr>
+        <w:ind w:left="3240" w:hanging="360"/>
+      </w:pPr>
+      <w:rPr>
+        <w:rFonts w:ascii="Courier New" w:hAnsi="Courier New" w:cs="Courier New" w:hint="default"/>
+      </w:rPr>
+    </w:lvl>
+    <w:lvl w:ilvl="5" w:tplc="04070005" w:tentative="1">
+      <w:start w:val="1"/>
+      <w:numFmt w:val="bullet"/>
+      <w:lvlText w:val=""/>
+      <w:lvlJc w:val="left"/>
+      <w:pPr>
+        <w:ind w:left="3960" w:hanging="360"/>
+      </w:pPr>
+      <w:rPr>
+        <w:rFonts w:ascii="Wingdings" w:hAnsi="Wingdings" w:hint="default"/>
+      </w:rPr>
+    </w:lvl>
+    <w:lvl w:ilvl="6" w:tplc="04070001" w:tentative="1">
+      <w:start w:val="1"/>
+      <w:numFmt w:val="bullet"/>
+      <w:lvlText w:val=""/>
+      <w:lvlJc w:val="left"/>
+      <w:pPr>
+        <w:ind w:left="4680" w:hanging="360"/>
+      </w:pPr>
+      <w:rPr>
+        <w:rFonts w:ascii="Symbol" w:hAnsi="Symbol" w:hint="default"/>
+      </w:rPr>
+    </w:lvl>
+    <w:lvl w:ilvl="7" w:tplc="04070003" w:tentative="1">
+      <w:start w:val="1"/>
+      <w:numFmt w:val="bullet"/>
+      <w:lvlText w:val="o"/>
+      <w:lvlJc w:val="left"/>
+      <w:pPr>
+        <w:ind w:left="5400" w:hanging="360"/>
+      </w:pPr>
+      <w:rPr>
+        <w:rFonts w:ascii="Courier New" w:hAnsi="Courier New" w:cs="Courier New" w:hint="default"/>
+      </w:rPr>
+    </w:lvl>
+    <w:lvl w:ilvl="8" w:tplc="04070005" w:tentative="1">
+      <w:start w:val="1"/>
+      <w:numFmt w:val="bullet"/>
+      <w:lvlText w:val=""/>
+      <w:lvlJc w:val="left"/>
+      <w:pPr>
+        <w:ind w:left="6120" w:hanging="360"/>
+      </w:pPr>
+      <w:rPr>
+        <w:rFonts w:ascii="Wingdings" w:hAnsi="Wingdings" w:hint="default"/>
+      </w:rPr>
+    </w:lvl>
+  </w:abstractNum>
+  <w:abstractNum w:abstractNumId="12" w15:restartNumberingAfterBreak="0">
     <w:nsid w:val="3F6D1F15"/>
     <w:multiLevelType w:val="hybridMultilevel"/>
     <w:tmpl w:val="9208B40E"/>
@@ -4184,7 +5426,7 @@
       </w:rPr>
     </w:lvl>
   </w:abstractNum>
-  <w:abstractNum w:abstractNumId="11" w15:restartNumberingAfterBreak="0">
+  <w:abstractNum w:abstractNumId="13" w15:restartNumberingAfterBreak="0">
     <w:nsid w:val="43C46E56"/>
     <w:multiLevelType w:val="hybridMultilevel"/>
     <w:tmpl w:val="692C1E0E"/>
@@ -4297,7 +5539,7 @@
       </w:rPr>
     </w:lvl>
   </w:abstractNum>
-  <w:abstractNum w:abstractNumId="12" w15:restartNumberingAfterBreak="0">
+  <w:abstractNum w:abstractNumId="14" w15:restartNumberingAfterBreak="0">
     <w:nsid w:val="452C7EA7"/>
     <w:multiLevelType w:val="hybridMultilevel"/>
     <w:tmpl w:val="24623666"/>
@@ -4410,7 +5652,120 @@
       </w:rPr>
     </w:lvl>
   </w:abstractNum>
-  <w:abstractNum w:abstractNumId="13" w15:restartNumberingAfterBreak="0">
+  <w:abstractNum w:abstractNumId="15" w15:restartNumberingAfterBreak="0">
+    <w:nsid w:val="487575A6"/>
+    <w:multiLevelType w:val="hybridMultilevel"/>
+    <w:tmpl w:val="62828130"/>
+    <w:lvl w:ilvl="0" w:tplc="04070001">
+      <w:start w:val="1"/>
+      <w:numFmt w:val="bullet"/>
+      <w:lvlText w:val=""/>
+      <w:lvlJc w:val="left"/>
+      <w:pPr>
+        <w:ind w:left="360" w:hanging="360"/>
+      </w:pPr>
+      <w:rPr>
+        <w:rFonts w:ascii="Symbol" w:hAnsi="Symbol" w:hint="default"/>
+      </w:rPr>
+    </w:lvl>
+    <w:lvl w:ilvl="1" w:tplc="04070003" w:tentative="1">
+      <w:start w:val="1"/>
+      <w:numFmt w:val="bullet"/>
+      <w:lvlText w:val="o"/>
+      <w:lvlJc w:val="left"/>
+      <w:pPr>
+        <w:ind w:left="1080" w:hanging="360"/>
+      </w:pPr>
+      <w:rPr>
+        <w:rFonts w:ascii="Courier New" w:hAnsi="Courier New" w:cs="Courier New" w:hint="default"/>
+      </w:rPr>
+    </w:lvl>
+    <w:lvl w:ilvl="2" w:tplc="04070005" w:tentative="1">
+      <w:start w:val="1"/>
+      <w:numFmt w:val="bullet"/>
+      <w:lvlText w:val=""/>
+      <w:lvlJc w:val="left"/>
+      <w:pPr>
+        <w:ind w:left="1800" w:hanging="360"/>
+      </w:pPr>
+      <w:rPr>
+        <w:rFonts w:ascii="Wingdings" w:hAnsi="Wingdings" w:hint="default"/>
+      </w:rPr>
+    </w:lvl>
+    <w:lvl w:ilvl="3" w:tplc="04070001" w:tentative="1">
+      <w:start w:val="1"/>
+      <w:numFmt w:val="bullet"/>
+      <w:lvlText w:val=""/>
+      <w:lvlJc w:val="left"/>
+      <w:pPr>
+        <w:ind w:left="2520" w:hanging="360"/>
+      </w:pPr>
+      <w:rPr>
+        <w:rFonts w:ascii="Symbol" w:hAnsi="Symbol" w:hint="default"/>
+      </w:rPr>
+    </w:lvl>
+    <w:lvl w:ilvl="4" w:tplc="04070003" w:tentative="1">
+      <w:start w:val="1"/>
+      <w:numFmt w:val="bullet"/>
+      <w:lvlText w:val="o"/>
+      <w:lvlJc w:val="left"/>
+      <w:pPr>
+        <w:ind w:left="3240" w:hanging="360"/>
+      </w:pPr>
+      <w:rPr>
+        <w:rFonts w:ascii="Courier New" w:hAnsi="Courier New" w:cs="Courier New" w:hint="default"/>
+      </w:rPr>
+    </w:lvl>
+    <w:lvl w:ilvl="5" w:tplc="04070005" w:tentative="1">
+      <w:start w:val="1"/>
+      <w:numFmt w:val="bullet"/>
+      <w:lvlText w:val=""/>
+      <w:lvlJc w:val="left"/>
+      <w:pPr>
+        <w:ind w:left="3960" w:hanging="360"/>
+      </w:pPr>
+      <w:rPr>
+        <w:rFonts w:ascii="Wingdings" w:hAnsi="Wingdings" w:hint="default"/>
+      </w:rPr>
+    </w:lvl>
+    <w:lvl w:ilvl="6" w:tplc="04070001" w:tentative="1">
+      <w:start w:val="1"/>
+      <w:numFmt w:val="bullet"/>
+      <w:lvlText w:val=""/>
+      <w:lvlJc w:val="left"/>
+      <w:pPr>
+        <w:ind w:left="4680" w:hanging="360"/>
+      </w:pPr>
+      <w:rPr>
+        <w:rFonts w:ascii="Symbol" w:hAnsi="Symbol" w:hint="default"/>
+      </w:rPr>
+    </w:lvl>
+    <w:lvl w:ilvl="7" w:tplc="04070003" w:tentative="1">
+      <w:start w:val="1"/>
+      <w:numFmt w:val="bullet"/>
+      <w:lvlText w:val="o"/>
+      <w:lvlJc w:val="left"/>
+      <w:pPr>
+        <w:ind w:left="5400" w:hanging="360"/>
+      </w:pPr>
+      <w:rPr>
+        <w:rFonts w:ascii="Courier New" w:hAnsi="Courier New" w:cs="Courier New" w:hint="default"/>
+      </w:rPr>
+    </w:lvl>
+    <w:lvl w:ilvl="8" w:tplc="04070005" w:tentative="1">
+      <w:start w:val="1"/>
+      <w:numFmt w:val="bullet"/>
+      <w:lvlText w:val=""/>
+      <w:lvlJc w:val="left"/>
+      <w:pPr>
+        <w:ind w:left="6120" w:hanging="360"/>
+      </w:pPr>
+      <w:rPr>
+        <w:rFonts w:ascii="Wingdings" w:hAnsi="Wingdings" w:hint="default"/>
+      </w:rPr>
+    </w:lvl>
+  </w:abstractNum>
+  <w:abstractNum w:abstractNumId="16" w15:restartNumberingAfterBreak="0">
     <w:nsid w:val="492D088E"/>
     <w:multiLevelType w:val="hybridMultilevel"/>
     <w:tmpl w:val="D39E089C"/>
@@ -4523,7 +5878,7 @@
       </w:rPr>
     </w:lvl>
   </w:abstractNum>
-  <w:abstractNum w:abstractNumId="14" w15:restartNumberingAfterBreak="0">
+  <w:abstractNum w:abstractNumId="17" w15:restartNumberingAfterBreak="0">
     <w:nsid w:val="4BEE1EB8"/>
     <w:multiLevelType w:val="hybridMultilevel"/>
     <w:tmpl w:val="5DDC22AA"/>
@@ -4636,7 +5991,7 @@
       </w:rPr>
     </w:lvl>
   </w:abstractNum>
-  <w:abstractNum w:abstractNumId="15" w15:restartNumberingAfterBreak="0">
+  <w:abstractNum w:abstractNumId="18" w15:restartNumberingAfterBreak="0">
     <w:nsid w:val="4E9510D1"/>
     <w:multiLevelType w:val="hybridMultilevel"/>
     <w:tmpl w:val="E438CFA2"/>
@@ -4749,7 +6104,7 @@
       </w:rPr>
     </w:lvl>
   </w:abstractNum>
-  <w:abstractNum w:abstractNumId="16" w15:restartNumberingAfterBreak="0">
+  <w:abstractNum w:abstractNumId="19" w15:restartNumberingAfterBreak="0">
     <w:nsid w:val="522A38CA"/>
     <w:multiLevelType w:val="hybridMultilevel"/>
     <w:tmpl w:val="FFFFFFFF"/>
@@ -4862,7 +6217,7 @@
       </w:rPr>
     </w:lvl>
   </w:abstractNum>
-  <w:abstractNum w:abstractNumId="17" w15:restartNumberingAfterBreak="0">
+  <w:abstractNum w:abstractNumId="20" w15:restartNumberingAfterBreak="0">
     <w:nsid w:val="531C1B00"/>
     <w:multiLevelType w:val="hybridMultilevel"/>
     <w:tmpl w:val="1A40888E"/>
@@ -4975,7 +6330,7 @@
       </w:rPr>
     </w:lvl>
   </w:abstractNum>
-  <w:abstractNum w:abstractNumId="18" w15:restartNumberingAfterBreak="0">
+  <w:abstractNum w:abstractNumId="21" w15:restartNumberingAfterBreak="0">
     <w:nsid w:val="57907D12"/>
     <w:multiLevelType w:val="hybridMultilevel"/>
     <w:tmpl w:val="B8D2CE2E"/>
@@ -5088,7 +6443,7 @@
       </w:rPr>
     </w:lvl>
   </w:abstractNum>
-  <w:abstractNum w:abstractNumId="19" w15:restartNumberingAfterBreak="0">
+  <w:abstractNum w:abstractNumId="22" w15:restartNumberingAfterBreak="0">
     <w:nsid w:val="66801826"/>
     <w:multiLevelType w:val="hybridMultilevel"/>
     <w:tmpl w:val="3356C7FE"/>
@@ -5201,7 +6556,7 @@
       </w:rPr>
     </w:lvl>
   </w:abstractNum>
-  <w:abstractNum w:abstractNumId="20" w15:restartNumberingAfterBreak="0">
+  <w:abstractNum w:abstractNumId="23" w15:restartNumberingAfterBreak="0">
     <w:nsid w:val="68025143"/>
     <w:multiLevelType w:val="hybridMultilevel"/>
     <w:tmpl w:val="830E5A0A"/>
@@ -5314,7 +6669,7 @@
       </w:rPr>
     </w:lvl>
   </w:abstractNum>
-  <w:abstractNum w:abstractNumId="21" w15:restartNumberingAfterBreak="0">
+  <w:abstractNum w:abstractNumId="24" w15:restartNumberingAfterBreak="0">
     <w:nsid w:val="6A2F5314"/>
     <w:multiLevelType w:val="hybridMultilevel"/>
     <w:tmpl w:val="E9D88352"/>
@@ -5427,7 +6782,7 @@
       </w:rPr>
     </w:lvl>
   </w:abstractNum>
-  <w:abstractNum w:abstractNumId="22" w15:restartNumberingAfterBreak="0">
+  <w:abstractNum w:abstractNumId="25" w15:restartNumberingAfterBreak="0">
     <w:nsid w:val="71D95573"/>
     <w:multiLevelType w:val="hybridMultilevel"/>
     <w:tmpl w:val="AD2E5510"/>
@@ -5540,7 +6895,7 @@
       </w:rPr>
     </w:lvl>
   </w:abstractNum>
-  <w:abstractNum w:abstractNumId="23" w15:restartNumberingAfterBreak="0">
+  <w:abstractNum w:abstractNumId="26" w15:restartNumberingAfterBreak="0">
     <w:nsid w:val="77B24815"/>
     <w:multiLevelType w:val="hybridMultilevel"/>
     <w:tmpl w:val="FFFFFFFF"/>
@@ -5653,7 +7008,7 @@
       </w:rPr>
     </w:lvl>
   </w:abstractNum>
-  <w:abstractNum w:abstractNumId="24" w15:restartNumberingAfterBreak="0">
+  <w:abstractNum w:abstractNumId="27" w15:restartNumberingAfterBreak="0">
     <w:nsid w:val="7AB24940"/>
     <w:multiLevelType w:val="hybridMultilevel"/>
     <w:tmpl w:val="D41E3AD6"/>
@@ -5766,7 +7121,7 @@
       </w:rPr>
     </w:lvl>
   </w:abstractNum>
-  <w:abstractNum w:abstractNumId="25" w15:restartNumberingAfterBreak="0">
+  <w:abstractNum w:abstractNumId="28" w15:restartNumberingAfterBreak="0">
     <w:nsid w:val="7AF738FD"/>
     <w:multiLevelType w:val="hybridMultilevel"/>
     <w:tmpl w:val="1974EBCA"/>
@@ -5879,7 +7234,7 @@
       </w:rPr>
     </w:lvl>
   </w:abstractNum>
-  <w:abstractNum w:abstractNumId="26" w15:restartNumberingAfterBreak="0">
+  <w:abstractNum w:abstractNumId="29" w15:restartNumberingAfterBreak="0">
     <w:nsid w:val="7DB72452"/>
     <w:multiLevelType w:val="hybridMultilevel"/>
     <w:tmpl w:val="4CE691CE"/>
@@ -5993,40 +7348,40 @@
     </w:lvl>
   </w:abstractNum>
   <w:num w:numId="1" w16cid:durableId="906181981">
-    <w:abstractNumId w:val="15"/>
+    <w:abstractNumId w:val="18"/>
   </w:num>
   <w:num w:numId="2" w16cid:durableId="1545407634">
-    <w:abstractNumId w:val="10"/>
+    <w:abstractNumId w:val="12"/>
   </w:num>
   <w:num w:numId="3" w16cid:durableId="245463820">
-    <w:abstractNumId w:val="23"/>
+    <w:abstractNumId w:val="26"/>
   </w:num>
   <w:num w:numId="4" w16cid:durableId="998000433">
     <w:abstractNumId w:val="3"/>
   </w:num>
   <w:num w:numId="5" w16cid:durableId="1044671288">
-    <w:abstractNumId w:val="16"/>
+    <w:abstractNumId w:val="19"/>
   </w:num>
   <w:num w:numId="6" w16cid:durableId="123694101">
     <w:abstractNumId w:val="2"/>
   </w:num>
   <w:num w:numId="7" w16cid:durableId="1918006494">
-    <w:abstractNumId w:val="7"/>
+    <w:abstractNumId w:val="8"/>
   </w:num>
   <w:num w:numId="8" w16cid:durableId="431097902">
-    <w:abstractNumId w:val="26"/>
+    <w:abstractNumId w:val="29"/>
   </w:num>
   <w:num w:numId="9" w16cid:durableId="1797677711">
-    <w:abstractNumId w:val="14"/>
+    <w:abstractNumId w:val="17"/>
   </w:num>
   <w:num w:numId="10" w16cid:durableId="1955476821">
-    <w:abstractNumId w:val="8"/>
+    <w:abstractNumId w:val="9"/>
   </w:num>
   <w:num w:numId="11" w16cid:durableId="1116870832">
-    <w:abstractNumId w:val="13"/>
+    <w:abstractNumId w:val="16"/>
   </w:num>
   <w:num w:numId="12" w16cid:durableId="1519732832">
-    <w:abstractNumId w:val="11"/>
+    <w:abstractNumId w:val="13"/>
   </w:num>
   <w:num w:numId="13" w16cid:durableId="1420907435">
     <w:abstractNumId w:val="5"/>
@@ -6041,37 +7396,46 @@
     <w:abstractNumId w:val="6"/>
   </w:num>
   <w:num w:numId="17" w16cid:durableId="845245906">
+    <w:abstractNumId w:val="25"/>
+  </w:num>
+  <w:num w:numId="18" w16cid:durableId="1321152947">
     <w:abstractNumId w:val="22"/>
   </w:num>
-  <w:num w:numId="18" w16cid:durableId="1321152947">
-    <w:abstractNumId w:val="19"/>
-  </w:num>
   <w:num w:numId="19" w16cid:durableId="1764497738">
-    <w:abstractNumId w:val="20"/>
+    <w:abstractNumId w:val="23"/>
   </w:num>
   <w:num w:numId="20" w16cid:durableId="2091998183">
-    <w:abstractNumId w:val="25"/>
+    <w:abstractNumId w:val="28"/>
   </w:num>
   <w:num w:numId="21" w16cid:durableId="1951547931">
-    <w:abstractNumId w:val="17"/>
+    <w:abstractNumId w:val="20"/>
   </w:num>
   <w:num w:numId="22" w16cid:durableId="768232633">
     <w:abstractNumId w:val="1"/>
   </w:num>
   <w:num w:numId="23" w16cid:durableId="1246495439">
+    <w:abstractNumId w:val="24"/>
+  </w:num>
+  <w:num w:numId="24" w16cid:durableId="453718093">
+    <w:abstractNumId w:val="14"/>
+  </w:num>
+  <w:num w:numId="25" w16cid:durableId="1403604282">
+    <w:abstractNumId w:val="27"/>
+  </w:num>
+  <w:num w:numId="26" w16cid:durableId="1804075343">
     <w:abstractNumId w:val="21"/>
   </w:num>
-  <w:num w:numId="24" w16cid:durableId="453718093">
-    <w:abstractNumId w:val="12"/>
+  <w:num w:numId="27" w16cid:durableId="788354187">
+    <w:abstractNumId w:val="10"/>
   </w:num>
-  <w:num w:numId="25" w16cid:durableId="1403604282">
-    <w:abstractNumId w:val="24"/>
+  <w:num w:numId="28" w16cid:durableId="699859081">
+    <w:abstractNumId w:val="15"/>
   </w:num>
-  <w:num w:numId="26" w16cid:durableId="1804075343">
-    <w:abstractNumId w:val="18"/>
+  <w:num w:numId="29" w16cid:durableId="236284648">
+    <w:abstractNumId w:val="7"/>
   </w:num>
-  <w:num w:numId="27" w16cid:durableId="788354187">
-    <w:abstractNumId w:val="9"/>
+  <w:num w:numId="30" w16cid:durableId="609897448">
+    <w:abstractNumId w:val="11"/>
   </w:num>
 </w:numbering>
 </file>
@@ -6495,13 +7859,15 @@
   </w:style>
   <w:style w:type="paragraph" w:styleId="berschrift1">
     <w:name w:val="heading 1"/>
+    <w:next w:val="Standard"/>
     <w:link w:val="berschrift1Zchn"/>
     <w:uiPriority w:val="9"/>
     <w:qFormat/>
-    <w:rsid w:val="00FE32CE"/>
+    <w:rsid w:val="00C420EC"/>
     <w:pPr>
       <w:keepNext/>
       <w:keepLines/>
+      <w:pageBreakBefore/>
       <w:numPr>
         <w:numId w:val="7"/>
       </w:numPr>
@@ -6518,11 +7884,12 @@
   </w:style>
   <w:style w:type="paragraph" w:styleId="berschrift2">
     <w:name w:val="heading 2"/>
+    <w:next w:val="Standard"/>
     <w:link w:val="berschrift2Zchn"/>
     <w:uiPriority w:val="9"/>
     <w:unhideWhenUsed/>
     <w:qFormat/>
-    <w:rsid w:val="00FE32CE"/>
+    <w:rsid w:val="00032D28"/>
     <w:pPr>
       <w:keepNext/>
       <w:keepLines/>
@@ -6530,6 +7897,7 @@
         <w:ilvl w:val="1"/>
         <w:numId w:val="7"/>
       </w:numPr>
+      <w:spacing w:after="240" w:line="360" w:lineRule="auto"/>
       <w:ind w:left="578" w:hanging="578"/>
       <w:jc w:val="both"/>
       <w:outlineLvl w:val="1"/>
@@ -6738,7 +8106,7 @@
     <w:name w:val="Überschrift 1 Zchn"/>
     <w:link w:val="berschrift1"/>
     <w:uiPriority w:val="9"/>
-    <w:rsid w:val="00FE32CE"/>
+    <w:rsid w:val="00C420EC"/>
     <w:rPr>
       <w:rFonts w:ascii="Times New Roman" w:eastAsia="Times New Roman" w:hAnsi="Times New Roman" w:cs="Times New Roman"/>
       <w:sz w:val="40"/>
@@ -6749,7 +8117,7 @@
     <w:name w:val="Überschrift 2 Zchn"/>
     <w:link w:val="berschrift2"/>
     <w:uiPriority w:val="9"/>
-    <w:rsid w:val="00FE32CE"/>
+    <w:rsid w:val="00032D28"/>
     <w:rPr>
       <w:rFonts w:ascii="Times New Roman" w:eastAsia="Times New Roman" w:hAnsi="Times New Roman" w:cs="Times New Roman"/>
       <w:sz w:val="32"/>
@@ -6927,11 +8295,16 @@
     <w:name w:val="List Paragraph"/>
     <w:uiPriority w:val="34"/>
     <w:qFormat/>
-    <w:rsid w:val="51CEADD9"/>
+    <w:rsid w:val="00C420EC"/>
     <w:pPr>
+      <w:spacing w:after="240" w:line="360" w:lineRule="auto"/>
       <w:ind w:left="720"/>
       <w:contextualSpacing/>
+      <w:jc w:val="both"/>
     </w:pPr>
+    <w:rPr>
+      <w:rFonts w:ascii="Times New Roman" w:hAnsi="Times New Roman"/>
+    </w:rPr>
   </w:style>
   <w:style w:type="character" w:styleId="IntensiveHervorhebung">
     <w:name w:val="Intense Emphasis"/>
@@ -7172,9 +8545,6 @@
     <w:uiPriority w:val="1"/>
     <w:qFormat/>
     <w:rsid w:val="00D8040D"/>
-    <w:pPr>
-      <w:spacing w:after="240" w:line="360" w:lineRule="auto"/>
-    </w:pPr>
   </w:style>
   <w:style w:type="character" w:customStyle="1" w:styleId="Anhang-Ebene1Zchn">
     <w:name w:val="Anhang - Ebene 1 Zchn"/>
@@ -7677,6 +9047,10 @@
 </file>
 
 <file path=customXml/item1.xml><?xml version="1.0" encoding="utf-8"?>
+<b:Sources xmlns:b="http://schemas.openxmlformats.org/officeDocument/2006/bibliography" xmlns="http://schemas.openxmlformats.org/officeDocument/2006/bibliography" SelectedStyle="\APASixthEditionOfficeOnline.xsl" StyleName="APA" Version="6"/>
+</file>
+
+<file path=customXml/item2.xml><?xml version="1.0" encoding="utf-8"?>
 <ct:contentTypeSchema xmlns:ct="http://schemas.microsoft.com/office/2006/metadata/contentType" xmlns:ma="http://schemas.microsoft.com/office/2006/metadata/properties/metaAttributes" ct:_="" ma:_="" ma:contentTypeName="Document" ma:contentTypeID="0x0101001D17028DCD71ED499BB3A47D673EB647" ma:contentTypeVersion="3" ma:contentTypeDescription="Create a new document." ma:contentTypeScope="" ma:versionID="c990c6ede0770bf988952e708b9b549f">
   <xsd:schema xmlns:xsd="http://www.w3.org/2001/XMLSchema" xmlns:xs="http://www.w3.org/2001/XMLSchema" xmlns:p="http://schemas.microsoft.com/office/2006/metadata/properties" xmlns:ns2="8168c6f4-37a2-443d-8b28-839686c7401d" targetNamespace="http://schemas.microsoft.com/office/2006/metadata/properties" ma:root="true" ma:fieldsID="a758879897adb8decb15356b0e9342b0" ns2:_="">
     <xsd:import namespace="8168c6f4-37a2-443d-8b28-839686c7401d"/>
@@ -7814,17 +9188,7 @@
 </ct:contentTypeSchema>
 </file>
 
-<file path=customXml/item2.xml><?xml version="1.0" encoding="utf-8"?>
-<b:Sources xmlns:b="http://schemas.openxmlformats.org/officeDocument/2006/bibliography" xmlns="http://schemas.openxmlformats.org/officeDocument/2006/bibliography" SelectedStyle="\APASixthEditionOfficeOnline.xsl" StyleName="APA" Version="6"/>
-</file>
-
 <file path=customXml/item3.xml><?xml version="1.0" encoding="utf-8"?>
-<p:properties xmlns:p="http://schemas.microsoft.com/office/2006/metadata/properties" xmlns:xsi="http://www.w3.org/2001/XMLSchema-instance" xmlns:pc="http://schemas.microsoft.com/office/infopath/2007/PartnerControls">
-  <documentManagement/>
-</p:properties>
-</file>
-
-<file path=customXml/item4.xml><?xml version="1.0" encoding="utf-8"?>
 <?mso-contentType ?>
 <FormTemplates xmlns="http://schemas.microsoft.com/sharepoint/v3/contenttype/forms">
   <Display>DocumentLibraryForm</Display>
@@ -7833,7 +9197,21 @@
 </FormTemplates>
 </file>
 
+<file path=customXml/item4.xml><?xml version="1.0" encoding="utf-8"?>
+<p:properties xmlns:p="http://schemas.microsoft.com/office/2006/metadata/properties" xmlns:xsi="http://www.w3.org/2001/XMLSchema-instance" xmlns:pc="http://schemas.microsoft.com/office/infopath/2007/PartnerControls">
+  <documentManagement/>
+</p:properties>
+</file>
+
 <file path=customXml/itemProps1.xml><?xml version="1.0" encoding="utf-8"?>
+<ds:datastoreItem xmlns:ds="http://schemas.openxmlformats.org/officeDocument/2006/customXml" ds:itemID="{C75D73BC-AAAA-4632-B534-F56CCB136F47}">
+  <ds:schemaRefs>
+    <ds:schemaRef ds:uri="http://schemas.openxmlformats.org/officeDocument/2006/bibliography"/>
+  </ds:schemaRefs>
+</ds:datastoreItem>
+</file>
+
+<file path=customXml/itemProps2.xml><?xml version="1.0" encoding="utf-8"?>
 <ds:datastoreItem xmlns:ds="http://schemas.openxmlformats.org/officeDocument/2006/customXml" ds:itemID="{3A0BCA95-888B-4C7A-A632-275E741B33B2}">
   <ds:schemaRefs>
     <ds:schemaRef ds:uri="http://schemas.microsoft.com/office/2006/metadata/contentType"/>
@@ -7851,27 +9229,19 @@
 </ds:datastoreItem>
 </file>
 
-<file path=customXml/itemProps2.xml><?xml version="1.0" encoding="utf-8"?>
-<ds:datastoreItem xmlns:ds="http://schemas.openxmlformats.org/officeDocument/2006/customXml" ds:itemID="{C75D73BC-AAAA-4632-B534-F56CCB136F47}">
+<file path=customXml/itemProps3.xml><?xml version="1.0" encoding="utf-8"?>
+<ds:datastoreItem xmlns:ds="http://schemas.openxmlformats.org/officeDocument/2006/customXml" ds:itemID="{523808E2-CDD5-44C0-B9AA-7BCFD7F0B5A9}">
   <ds:schemaRefs>
-    <ds:schemaRef ds:uri="http://schemas.openxmlformats.org/officeDocument/2006/bibliography"/>
+    <ds:schemaRef ds:uri="http://schemas.microsoft.com/sharepoint/v3/contenttype/forms"/>
   </ds:schemaRefs>
 </ds:datastoreItem>
 </file>
 
-<file path=customXml/itemProps3.xml><?xml version="1.0" encoding="utf-8"?>
+<file path=customXml/itemProps4.xml><?xml version="1.0" encoding="utf-8"?>
 <ds:datastoreItem xmlns:ds="http://schemas.openxmlformats.org/officeDocument/2006/customXml" ds:itemID="{4A20A6E0-EC78-4083-A642-C57C7224CD3B}">
   <ds:schemaRefs>
     <ds:schemaRef ds:uri="http://schemas.microsoft.com/office/2006/metadata/properties"/>
     <ds:schemaRef ds:uri="http://schemas.microsoft.com/office/infopath/2007/PartnerControls"/>
   </ds:schemaRefs>
 </ds:datastoreItem>
-</file>
-
-<file path=customXml/itemProps4.xml><?xml version="1.0" encoding="utf-8"?>
-<ds:datastoreItem xmlns:ds="http://schemas.openxmlformats.org/officeDocument/2006/customXml" ds:itemID="{523808E2-CDD5-44C0-B9AA-7BCFD7F0B5A9}">
-  <ds:schemaRefs>
-    <ds:schemaRef ds:uri="http://schemas.microsoft.com/sharepoint/v3/contenttype/forms"/>
-  </ds:schemaRefs>
-</ds:datastoreItem>
 </file>
--- a/Abschlussbericht Konzepte des Machine Learnings Energiedatenvorhersage.docx
+++ b/Abschlussbericht Konzepte des Machine Learnings Energiedatenvorhersage.docx
@@ -1940,10 +1940,7 @@
         <w:t>unerwartete Abweichungen zu einem erhöhten Bedarf an kostenintensiver Ausgleichsenergie führen</w:t>
       </w:r>
       <w:r>
-        <w:t xml:space="preserve"> </w:t>
-      </w:r>
-      <w:r>
-        <w:t>können</w:t>
+        <w:t xml:space="preserve"> können</w:t>
       </w:r>
       <w:r>
         <w:t>, um die Netzstabilität sicherzustellen.</w:t>
@@ -1980,10 +1977,7 @@
         </w:numPr>
       </w:pPr>
       <w:r>
-        <w:t xml:space="preserve">Vergleich der Architekturen </w:t>
-      </w:r>
-      <w:r>
-        <w:t>Long Short-Term Memory</w:t>
+        <w:t>Vergleich der Architekturen Long Short-Term Memory</w:t>
       </w:r>
       <w:r>
         <w:t xml:space="preserve"> </w:t>
@@ -2001,10 +1995,7 @@
         <w:t>RNN</w:t>
       </w:r>
       <w:r>
-        <w:t>)</w:t>
-      </w:r>
-      <w:r>
-        <w:t>: Dabei wird empirisch analysiert, ob ein LSTM oder ein klassisches RNN eine höhere Präzision bei der Modellierung des Unsicherheitsbandes aufweist und sich somit besser für die kurzfristige solare Prädiktion eignet.</w:t>
+        <w:t>): Dabei wird empirisch analysiert, ob ein LSTM oder ein klassisches RNN eine höhere Präzision bei der Modellierung des Unsicherheitsbandes aufweist und sich somit besser für die kurzfristige solare Prädiktion eignet.</w:t>
       </w:r>
     </w:p>
     <w:p>
@@ -2426,16 +2417,7 @@
         <w:t>:</w:t>
       </w:r>
       <w:r>
-        <w:t xml:space="preserve"> </w:t>
-      </w:r>
-      <w:r>
-        <w:t xml:space="preserve">Konzeption, Implementierung und containerisierte Bereitstellung einer Pipeline zur probabilistischen Zeitreihenvorhersage der Energieeinspeisung auf Basis historischer Zeitreihendaten. Dabei sollen die unskalierten Rohdaten automatisiert bereinigt, um zyklische sowie meteorologische Merkmale erweitert und in ein geeignetes Tensorformat überführt </w:t>
-      </w:r>
-      <w:r>
-        <w:t>werden</w:t>
-      </w:r>
-      <w:r>
-        <w:t>. Der Fokus liegt auf dem modellseitigen Training und einem empirischen Leistungsvergleich zweier Architekturen (LSTM und RNN), um statt starrer Punktprognosen dynamische 80 % Konfidenzintervalle zu generieren.</w:t>
+        <w:t xml:space="preserve"> Konzeption, Implementierung und containerisierte Bereitstellung einer Pipeline zur probabilistischen Zeitreihenvorhersage der Energieeinspeisung auf Basis historischer Zeitreihendaten. Dabei sollen die unskalierten Rohdaten automatisiert bereinigt, um zyklische sowie meteorologische Merkmale erweitert und in ein geeignetes Tensorformat überführt werden. Der Fokus liegt auf dem modellseitigen Training und einem empirischen Leistungsvergleich zweier Architekturen (LSTM und RNN), um statt starrer Punktprognosen dynamische 80 % Konfidenzintervalle zu generieren.</w:t>
       </w:r>
     </w:p>
     <w:p>
@@ -2502,18 +2484,9036 @@
         <w:t>:</w:t>
       </w:r>
       <w:r>
-        <w:t xml:space="preserve"> Für</w:t>
-      </w:r>
-      <w:r>
-        <w:t xml:space="preserve"> ein effizientes und agiles Vorgehen im Team wurden feste Kommunikationsstrukturen beschlossen. Die Koordination</w:t>
-      </w:r>
-      <w:r>
-        <w:t xml:space="preserve"> und Fortschrittsbesprechung</w:t>
-      </w:r>
-      <w:r>
-        <w:t xml:space="preserve"> basiert auf wöchentlichen Sitzungen, in denen der aktuelle Fortschritt besprochen, Aufgaben verteilt und strategische Entscheidungen getroffen werden.</w:t>
+        <w:t xml:space="preserve"> Für ein effizientes und agiles Vorgehen im Team wurden feste Kommunikationsstrukturen beschlossen. Die Koordination und Fortschrittsbesprechung basiert auf wöchentlichen Sitzungen, in denen der aktuelle Fortschritt besprochen, Aufgaben verteilt und strategische Entscheidungen getroffen werden.</w:t>
       </w:r>
     </w:p>
+    <w:p>
+      <w:pPr>
+        <w:pStyle w:val="berschrift2"/>
+      </w:pPr>
+      <w:r>
+        <w:t>Zeitplanung</w:t>
+      </w:r>
+    </w:p>
+    <w:p>
+      <w:r>
+        <w:t>Zur Erreichung der Projektziele wurde der folgende Terminplan vereinbart</w:t>
+      </w:r>
+      <w:r>
+        <w:t>, wobei die folgende Reihenfolge für die Bearbeitung der APs festgelegt wurde:</w:t>
+      </w:r>
+    </w:p>
+    <w:p>
+      <w:pPr>
+        <w:pStyle w:val="Listenabsatz"/>
+        <w:numPr>
+          <w:ilvl w:val="0"/>
+          <w:numId w:val="31"/>
+        </w:numPr>
+      </w:pPr>
+      <w:r>
+        <w:t>Kick-Off und AP1: Festlegung der Projektziele, Recherche geeigneter Daten und EDA.</w:t>
+      </w:r>
+    </w:p>
+    <w:p>
+      <w:pPr>
+        <w:pStyle w:val="Listenabsatz"/>
+        <w:numPr>
+          <w:ilvl w:val="0"/>
+          <w:numId w:val="31"/>
+        </w:numPr>
+      </w:pPr>
+      <w:r>
+        <w:t>AP2 und AP4: Programmierung eines LSTMs und RNNs inklusive Training mit den Datensätzen. Parallel wird eine Containerisierung durchgeführt.</w:t>
+      </w:r>
+    </w:p>
+    <w:p>
+      <w:pPr>
+        <w:pStyle w:val="Listenabsatz"/>
+        <w:numPr>
+          <w:ilvl w:val="0"/>
+          <w:numId w:val="31"/>
+        </w:numPr>
+      </w:pPr>
+      <w:r>
+        <w:lastRenderedPageBreak/>
+        <w:t>AP3: Beide Modelle werden quantitativ und qualitativ verglichen. Dazu werden die Modelle mit unterschiedlichen Datensätzen trainiert (kurze vs. lange Zeiträume und Variation der Datenauflösung, z. B. stündliche vs. viertelstündliche Auflösung).</w:t>
+      </w:r>
+    </w:p>
+    <w:p>
+      <w:pPr>
+        <w:pStyle w:val="Listenabsatz"/>
+        <w:numPr>
+          <w:ilvl w:val="0"/>
+          <w:numId w:val="31"/>
+        </w:numPr>
+        <w:spacing w:after="160" w:line="278" w:lineRule="auto"/>
+        <w:jc w:val="left"/>
+      </w:pPr>
+      <w:r>
+        <w:t>AP4: Zum Schluss werden letzte Fehler bzw. Unstimmigkeiten in den Modellen behoben und die Projektdokumentation zu einem finalen Dokument zusammengefasst.</w:t>
+      </w:r>
+    </w:p>
+    <w:tbl>
+      <w:tblPr>
+        <w:tblW w:w="7780" w:type="dxa"/>
+        <w:jc w:val="center"/>
+        <w:tblCellMar>
+          <w:left w:w="70" w:type="dxa"/>
+          <w:right w:w="70" w:type="dxa"/>
+        </w:tblCellMar>
+        <w:tblLook w:val="04A0" w:firstRow="1" w:lastRow="0" w:firstColumn="1" w:lastColumn="0" w:noHBand="0" w:noVBand="1"/>
+      </w:tblPr>
+      <w:tblGrid>
+        <w:gridCol w:w="3620"/>
+        <w:gridCol w:w="320"/>
+        <w:gridCol w:w="360"/>
+        <w:gridCol w:w="360"/>
+        <w:gridCol w:w="360"/>
+        <w:gridCol w:w="360"/>
+        <w:gridCol w:w="360"/>
+        <w:gridCol w:w="360"/>
+        <w:gridCol w:w="360"/>
+        <w:gridCol w:w="360"/>
+        <w:gridCol w:w="360"/>
+        <w:gridCol w:w="360"/>
+        <w:gridCol w:w="360"/>
+        <w:gridCol w:w="320"/>
+      </w:tblGrid>
+      <w:tr>
+        <w:trPr>
+          <w:trHeight w:val="315"/>
+          <w:jc w:val="center"/>
+        </w:trPr>
+        <w:tc>
+          <w:tcPr>
+            <w:tcW w:w="3620" w:type="dxa"/>
+            <w:tcBorders>
+              <w:top w:val="single" w:sz="4" w:space="0" w:color="auto"/>
+              <w:left w:val="single" w:sz="4" w:space="0" w:color="auto"/>
+              <w:bottom w:val="single" w:sz="8" w:space="0" w:color="auto"/>
+              <w:right w:val="single" w:sz="8" w:space="0" w:color="auto"/>
+            </w:tcBorders>
+            <w:noWrap/>
+            <w:vAlign w:val="center"/>
+            <w:hideMark/>
+          </w:tcPr>
+          <w:p>
+            <w:pPr>
+              <w:spacing w:after="0" w:line="240" w:lineRule="auto"/>
+              <w:jc w:val="center"/>
+              <w:rPr>
+                <w:rFonts w:eastAsia="Times New Roman" w:cs="Times New Roman"/>
+                <w:color w:val="000000"/>
+                <w:kern w:val="0"/>
+                <w:sz w:val="22"/>
+                <w:szCs w:val="22"/>
+                <w:lang w:eastAsia="de-DE"/>
+                <w14:ligatures w14:val="none"/>
+              </w:rPr>
+            </w:pPr>
+            <w:r>
+              <w:rPr>
+                <w:rFonts w:eastAsia="Times New Roman" w:cs="Times New Roman"/>
+                <w:color w:val="000000"/>
+                <w:kern w:val="0"/>
+                <w:sz w:val="22"/>
+                <w:szCs w:val="22"/>
+                <w:lang w:eastAsia="de-DE"/>
+                <w14:ligatures w14:val="none"/>
+              </w:rPr>
+              <w:t>KW/Ereignisse</w:t>
+            </w:r>
+          </w:p>
+        </w:tc>
+        <w:tc>
+          <w:tcPr>
+            <w:tcW w:w="320" w:type="dxa"/>
+            <w:vMerge w:val="restart"/>
+            <w:tcBorders>
+              <w:top w:val="single" w:sz="4" w:space="0" w:color="auto"/>
+              <w:left w:val="nil"/>
+              <w:bottom w:val="single" w:sz="4" w:space="0" w:color="000000"/>
+              <w:right w:val="nil"/>
+            </w:tcBorders>
+            <w:shd w:val="clear" w:color="000000" w:fill="D9D9D9"/>
+            <w:noWrap/>
+            <w:vAlign w:val="bottom"/>
+            <w:hideMark/>
+          </w:tcPr>
+          <w:p>
+            <w:pPr>
+              <w:spacing w:after="0" w:line="240" w:lineRule="auto"/>
+              <w:jc w:val="left"/>
+              <w:rPr>
+                <w:rFonts w:eastAsia="Times New Roman" w:cs="Times New Roman"/>
+                <w:color w:val="000000"/>
+                <w:kern w:val="0"/>
+                <w:sz w:val="22"/>
+                <w:szCs w:val="22"/>
+                <w:lang w:eastAsia="de-DE"/>
+                <w14:ligatures w14:val="none"/>
+              </w:rPr>
+            </w:pPr>
+            <w:r>
+              <w:rPr>
+                <w:rFonts w:eastAsia="Times New Roman" w:cs="Times New Roman"/>
+                <w:color w:val="000000"/>
+                <w:kern w:val="0"/>
+                <w:sz w:val="22"/>
+                <w:szCs w:val="22"/>
+                <w:lang w:eastAsia="de-DE"/>
+                <w14:ligatures w14:val="none"/>
+              </w:rPr>
+              <w:t> </w:t>
+            </w:r>
+          </w:p>
+        </w:tc>
+        <w:tc>
+          <w:tcPr>
+            <w:tcW w:w="320" w:type="dxa"/>
+            <w:tcBorders>
+              <w:top w:val="single" w:sz="4" w:space="0" w:color="auto"/>
+              <w:left w:val="single" w:sz="4" w:space="0" w:color="auto"/>
+              <w:bottom w:val="single" w:sz="4" w:space="0" w:color="auto"/>
+              <w:right w:val="single" w:sz="4" w:space="0" w:color="auto"/>
+            </w:tcBorders>
+            <w:noWrap/>
+            <w:vAlign w:val="bottom"/>
+            <w:hideMark/>
+          </w:tcPr>
+          <w:p>
+            <w:pPr>
+              <w:spacing w:after="0" w:line="240" w:lineRule="auto"/>
+              <w:jc w:val="right"/>
+              <w:rPr>
+                <w:rFonts w:eastAsia="Times New Roman" w:cs="Times New Roman"/>
+                <w:b/>
+                <w:bCs/>
+                <w:color w:val="000000"/>
+                <w:kern w:val="0"/>
+                <w:sz w:val="22"/>
+                <w:szCs w:val="22"/>
+                <w:lang w:eastAsia="de-DE"/>
+                <w14:ligatures w14:val="none"/>
+              </w:rPr>
+            </w:pPr>
+            <w:r>
+              <w:rPr>
+                <w:rFonts w:eastAsia="Times New Roman" w:cs="Times New Roman"/>
+                <w:b/>
+                <w:bCs/>
+                <w:color w:val="000000"/>
+                <w:kern w:val="0"/>
+                <w:sz w:val="22"/>
+                <w:szCs w:val="22"/>
+                <w:lang w:eastAsia="de-DE"/>
+                <w14:ligatures w14:val="none"/>
+              </w:rPr>
+              <w:t>17</w:t>
+            </w:r>
+          </w:p>
+        </w:tc>
+        <w:tc>
+          <w:tcPr>
+            <w:tcW w:w="320" w:type="dxa"/>
+            <w:tcBorders>
+              <w:top w:val="single" w:sz="4" w:space="0" w:color="auto"/>
+              <w:left w:val="nil"/>
+              <w:bottom w:val="single" w:sz="4" w:space="0" w:color="auto"/>
+              <w:right w:val="single" w:sz="4" w:space="0" w:color="auto"/>
+            </w:tcBorders>
+            <w:noWrap/>
+            <w:vAlign w:val="bottom"/>
+            <w:hideMark/>
+          </w:tcPr>
+          <w:p>
+            <w:pPr>
+              <w:spacing w:after="0" w:line="240" w:lineRule="auto"/>
+              <w:jc w:val="right"/>
+              <w:rPr>
+                <w:rFonts w:eastAsia="Times New Roman" w:cs="Times New Roman"/>
+                <w:b/>
+                <w:bCs/>
+                <w:color w:val="000000"/>
+                <w:kern w:val="0"/>
+                <w:sz w:val="22"/>
+                <w:szCs w:val="22"/>
+                <w:lang w:eastAsia="de-DE"/>
+                <w14:ligatures w14:val="none"/>
+              </w:rPr>
+            </w:pPr>
+            <w:r>
+              <w:rPr>
+                <w:rFonts w:eastAsia="Times New Roman" w:cs="Times New Roman"/>
+                <w:b/>
+                <w:bCs/>
+                <w:color w:val="000000"/>
+                <w:kern w:val="0"/>
+                <w:sz w:val="22"/>
+                <w:szCs w:val="22"/>
+                <w:lang w:eastAsia="de-DE"/>
+                <w14:ligatures w14:val="none"/>
+              </w:rPr>
+              <w:t>18</w:t>
+            </w:r>
+          </w:p>
+        </w:tc>
+        <w:tc>
+          <w:tcPr>
+            <w:tcW w:w="320" w:type="dxa"/>
+            <w:tcBorders>
+              <w:top w:val="single" w:sz="4" w:space="0" w:color="auto"/>
+              <w:left w:val="nil"/>
+              <w:bottom w:val="single" w:sz="4" w:space="0" w:color="auto"/>
+              <w:right w:val="single" w:sz="4" w:space="0" w:color="auto"/>
+            </w:tcBorders>
+            <w:noWrap/>
+            <w:vAlign w:val="bottom"/>
+            <w:hideMark/>
+          </w:tcPr>
+          <w:p>
+            <w:pPr>
+              <w:spacing w:after="0" w:line="240" w:lineRule="auto"/>
+              <w:jc w:val="right"/>
+              <w:rPr>
+                <w:rFonts w:eastAsia="Times New Roman" w:cs="Times New Roman"/>
+                <w:b/>
+                <w:bCs/>
+                <w:color w:val="000000"/>
+                <w:kern w:val="0"/>
+                <w:sz w:val="22"/>
+                <w:szCs w:val="22"/>
+                <w:lang w:eastAsia="de-DE"/>
+                <w14:ligatures w14:val="none"/>
+              </w:rPr>
+            </w:pPr>
+            <w:r>
+              <w:rPr>
+                <w:rFonts w:eastAsia="Times New Roman" w:cs="Times New Roman"/>
+                <w:b/>
+                <w:bCs/>
+                <w:color w:val="000000"/>
+                <w:kern w:val="0"/>
+                <w:sz w:val="22"/>
+                <w:szCs w:val="22"/>
+                <w:lang w:eastAsia="de-DE"/>
+                <w14:ligatures w14:val="none"/>
+              </w:rPr>
+              <w:t>19</w:t>
+            </w:r>
+          </w:p>
+        </w:tc>
+        <w:tc>
+          <w:tcPr>
+            <w:tcW w:w="320" w:type="dxa"/>
+            <w:tcBorders>
+              <w:top w:val="single" w:sz="4" w:space="0" w:color="auto"/>
+              <w:left w:val="nil"/>
+              <w:bottom w:val="single" w:sz="4" w:space="0" w:color="auto"/>
+              <w:right w:val="single" w:sz="4" w:space="0" w:color="auto"/>
+            </w:tcBorders>
+            <w:noWrap/>
+            <w:vAlign w:val="bottom"/>
+            <w:hideMark/>
+          </w:tcPr>
+          <w:p>
+            <w:pPr>
+              <w:spacing w:after="0" w:line="240" w:lineRule="auto"/>
+              <w:jc w:val="right"/>
+              <w:rPr>
+                <w:rFonts w:eastAsia="Times New Roman" w:cs="Times New Roman"/>
+                <w:b/>
+                <w:bCs/>
+                <w:color w:val="000000"/>
+                <w:kern w:val="0"/>
+                <w:sz w:val="22"/>
+                <w:szCs w:val="22"/>
+                <w:lang w:eastAsia="de-DE"/>
+                <w14:ligatures w14:val="none"/>
+              </w:rPr>
+            </w:pPr>
+            <w:r>
+              <w:rPr>
+                <w:rFonts w:eastAsia="Times New Roman" w:cs="Times New Roman"/>
+                <w:b/>
+                <w:bCs/>
+                <w:color w:val="000000"/>
+                <w:kern w:val="0"/>
+                <w:sz w:val="22"/>
+                <w:szCs w:val="22"/>
+                <w:lang w:eastAsia="de-DE"/>
+                <w14:ligatures w14:val="none"/>
+              </w:rPr>
+              <w:t>20</w:t>
+            </w:r>
+          </w:p>
+        </w:tc>
+        <w:tc>
+          <w:tcPr>
+            <w:tcW w:w="320" w:type="dxa"/>
+            <w:tcBorders>
+              <w:top w:val="single" w:sz="4" w:space="0" w:color="auto"/>
+              <w:left w:val="nil"/>
+              <w:bottom w:val="single" w:sz="4" w:space="0" w:color="auto"/>
+              <w:right w:val="single" w:sz="4" w:space="0" w:color="auto"/>
+            </w:tcBorders>
+            <w:noWrap/>
+            <w:vAlign w:val="bottom"/>
+            <w:hideMark/>
+          </w:tcPr>
+          <w:p>
+            <w:pPr>
+              <w:spacing w:after="0" w:line="240" w:lineRule="auto"/>
+              <w:jc w:val="right"/>
+              <w:rPr>
+                <w:rFonts w:eastAsia="Times New Roman" w:cs="Times New Roman"/>
+                <w:b/>
+                <w:bCs/>
+                <w:color w:val="000000"/>
+                <w:kern w:val="0"/>
+                <w:sz w:val="22"/>
+                <w:szCs w:val="22"/>
+                <w:lang w:eastAsia="de-DE"/>
+                <w14:ligatures w14:val="none"/>
+              </w:rPr>
+            </w:pPr>
+            <w:r>
+              <w:rPr>
+                <w:rFonts w:eastAsia="Times New Roman" w:cs="Times New Roman"/>
+                <w:b/>
+                <w:bCs/>
+                <w:color w:val="000000"/>
+                <w:kern w:val="0"/>
+                <w:sz w:val="22"/>
+                <w:szCs w:val="22"/>
+                <w:lang w:eastAsia="de-DE"/>
+                <w14:ligatures w14:val="none"/>
+              </w:rPr>
+              <w:t>21</w:t>
+            </w:r>
+          </w:p>
+        </w:tc>
+        <w:tc>
+          <w:tcPr>
+            <w:tcW w:w="320" w:type="dxa"/>
+            <w:tcBorders>
+              <w:top w:val="single" w:sz="4" w:space="0" w:color="auto"/>
+              <w:left w:val="nil"/>
+              <w:bottom w:val="single" w:sz="4" w:space="0" w:color="auto"/>
+              <w:right w:val="single" w:sz="4" w:space="0" w:color="auto"/>
+            </w:tcBorders>
+            <w:noWrap/>
+            <w:vAlign w:val="bottom"/>
+            <w:hideMark/>
+          </w:tcPr>
+          <w:p>
+            <w:pPr>
+              <w:spacing w:after="0" w:line="240" w:lineRule="auto"/>
+              <w:jc w:val="right"/>
+              <w:rPr>
+                <w:rFonts w:eastAsia="Times New Roman" w:cs="Times New Roman"/>
+                <w:b/>
+                <w:bCs/>
+                <w:color w:val="000000"/>
+                <w:kern w:val="0"/>
+                <w:sz w:val="22"/>
+                <w:szCs w:val="22"/>
+                <w:lang w:eastAsia="de-DE"/>
+                <w14:ligatures w14:val="none"/>
+              </w:rPr>
+            </w:pPr>
+            <w:r>
+              <w:rPr>
+                <w:rFonts w:eastAsia="Times New Roman" w:cs="Times New Roman"/>
+                <w:b/>
+                <w:bCs/>
+                <w:color w:val="000000"/>
+                <w:kern w:val="0"/>
+                <w:sz w:val="22"/>
+                <w:szCs w:val="22"/>
+                <w:lang w:eastAsia="de-DE"/>
+                <w14:ligatures w14:val="none"/>
+              </w:rPr>
+              <w:t>22</w:t>
+            </w:r>
+          </w:p>
+        </w:tc>
+        <w:tc>
+          <w:tcPr>
+            <w:tcW w:w="320" w:type="dxa"/>
+            <w:tcBorders>
+              <w:top w:val="single" w:sz="4" w:space="0" w:color="auto"/>
+              <w:left w:val="nil"/>
+              <w:bottom w:val="single" w:sz="4" w:space="0" w:color="auto"/>
+              <w:right w:val="single" w:sz="4" w:space="0" w:color="auto"/>
+            </w:tcBorders>
+            <w:noWrap/>
+            <w:vAlign w:val="bottom"/>
+            <w:hideMark/>
+          </w:tcPr>
+          <w:p>
+            <w:pPr>
+              <w:spacing w:after="0" w:line="240" w:lineRule="auto"/>
+              <w:jc w:val="right"/>
+              <w:rPr>
+                <w:rFonts w:eastAsia="Times New Roman" w:cs="Times New Roman"/>
+                <w:b/>
+                <w:bCs/>
+                <w:color w:val="000000"/>
+                <w:kern w:val="0"/>
+                <w:sz w:val="22"/>
+                <w:szCs w:val="22"/>
+                <w:lang w:eastAsia="de-DE"/>
+                <w14:ligatures w14:val="none"/>
+              </w:rPr>
+            </w:pPr>
+            <w:r>
+              <w:rPr>
+                <w:rFonts w:eastAsia="Times New Roman" w:cs="Times New Roman"/>
+                <w:b/>
+                <w:bCs/>
+                <w:color w:val="000000"/>
+                <w:kern w:val="0"/>
+                <w:sz w:val="22"/>
+                <w:szCs w:val="22"/>
+                <w:lang w:eastAsia="de-DE"/>
+                <w14:ligatures w14:val="none"/>
+              </w:rPr>
+              <w:t>23</w:t>
+            </w:r>
+          </w:p>
+        </w:tc>
+        <w:tc>
+          <w:tcPr>
+            <w:tcW w:w="320" w:type="dxa"/>
+            <w:tcBorders>
+              <w:top w:val="single" w:sz="4" w:space="0" w:color="auto"/>
+              <w:left w:val="nil"/>
+              <w:bottom w:val="single" w:sz="4" w:space="0" w:color="auto"/>
+              <w:right w:val="single" w:sz="4" w:space="0" w:color="auto"/>
+            </w:tcBorders>
+            <w:noWrap/>
+            <w:vAlign w:val="bottom"/>
+            <w:hideMark/>
+          </w:tcPr>
+          <w:p>
+            <w:pPr>
+              <w:spacing w:after="0" w:line="240" w:lineRule="auto"/>
+              <w:jc w:val="right"/>
+              <w:rPr>
+                <w:rFonts w:eastAsia="Times New Roman" w:cs="Times New Roman"/>
+                <w:b/>
+                <w:bCs/>
+                <w:color w:val="000000"/>
+                <w:kern w:val="0"/>
+                <w:sz w:val="22"/>
+                <w:szCs w:val="22"/>
+                <w:lang w:eastAsia="de-DE"/>
+                <w14:ligatures w14:val="none"/>
+              </w:rPr>
+            </w:pPr>
+            <w:r>
+              <w:rPr>
+                <w:rFonts w:eastAsia="Times New Roman" w:cs="Times New Roman"/>
+                <w:b/>
+                <w:bCs/>
+                <w:color w:val="000000"/>
+                <w:kern w:val="0"/>
+                <w:sz w:val="22"/>
+                <w:szCs w:val="22"/>
+                <w:lang w:eastAsia="de-DE"/>
+                <w14:ligatures w14:val="none"/>
+              </w:rPr>
+              <w:t>24</w:t>
+            </w:r>
+          </w:p>
+        </w:tc>
+        <w:tc>
+          <w:tcPr>
+            <w:tcW w:w="320" w:type="dxa"/>
+            <w:tcBorders>
+              <w:top w:val="single" w:sz="4" w:space="0" w:color="auto"/>
+              <w:left w:val="nil"/>
+              <w:bottom w:val="single" w:sz="4" w:space="0" w:color="auto"/>
+              <w:right w:val="single" w:sz="4" w:space="0" w:color="auto"/>
+            </w:tcBorders>
+            <w:noWrap/>
+            <w:vAlign w:val="bottom"/>
+            <w:hideMark/>
+          </w:tcPr>
+          <w:p>
+            <w:pPr>
+              <w:spacing w:after="0" w:line="240" w:lineRule="auto"/>
+              <w:jc w:val="right"/>
+              <w:rPr>
+                <w:rFonts w:eastAsia="Times New Roman" w:cs="Times New Roman"/>
+                <w:b/>
+                <w:bCs/>
+                <w:color w:val="000000"/>
+                <w:kern w:val="0"/>
+                <w:sz w:val="22"/>
+                <w:szCs w:val="22"/>
+                <w:lang w:eastAsia="de-DE"/>
+                <w14:ligatures w14:val="none"/>
+              </w:rPr>
+            </w:pPr>
+            <w:r>
+              <w:rPr>
+                <w:rFonts w:eastAsia="Times New Roman" w:cs="Times New Roman"/>
+                <w:b/>
+                <w:bCs/>
+                <w:color w:val="000000"/>
+                <w:kern w:val="0"/>
+                <w:sz w:val="22"/>
+                <w:szCs w:val="22"/>
+                <w:lang w:eastAsia="de-DE"/>
+                <w14:ligatures w14:val="none"/>
+              </w:rPr>
+              <w:t>25</w:t>
+            </w:r>
+          </w:p>
+        </w:tc>
+        <w:tc>
+          <w:tcPr>
+            <w:tcW w:w="320" w:type="dxa"/>
+            <w:tcBorders>
+              <w:top w:val="single" w:sz="4" w:space="0" w:color="auto"/>
+              <w:left w:val="nil"/>
+              <w:bottom w:val="single" w:sz="4" w:space="0" w:color="auto"/>
+              <w:right w:val="single" w:sz="4" w:space="0" w:color="auto"/>
+            </w:tcBorders>
+            <w:noWrap/>
+            <w:vAlign w:val="bottom"/>
+            <w:hideMark/>
+          </w:tcPr>
+          <w:p>
+            <w:pPr>
+              <w:spacing w:after="0" w:line="240" w:lineRule="auto"/>
+              <w:jc w:val="right"/>
+              <w:rPr>
+                <w:rFonts w:eastAsia="Times New Roman" w:cs="Times New Roman"/>
+                <w:b/>
+                <w:bCs/>
+                <w:color w:val="000000"/>
+                <w:kern w:val="0"/>
+                <w:sz w:val="22"/>
+                <w:szCs w:val="22"/>
+                <w:lang w:eastAsia="de-DE"/>
+                <w14:ligatures w14:val="none"/>
+              </w:rPr>
+            </w:pPr>
+            <w:r>
+              <w:rPr>
+                <w:rFonts w:eastAsia="Times New Roman" w:cs="Times New Roman"/>
+                <w:b/>
+                <w:bCs/>
+                <w:color w:val="000000"/>
+                <w:kern w:val="0"/>
+                <w:sz w:val="22"/>
+                <w:szCs w:val="22"/>
+                <w:lang w:eastAsia="de-DE"/>
+                <w14:ligatures w14:val="none"/>
+              </w:rPr>
+              <w:t>26</w:t>
+            </w:r>
+          </w:p>
+        </w:tc>
+        <w:tc>
+          <w:tcPr>
+            <w:tcW w:w="320" w:type="dxa"/>
+            <w:tcBorders>
+              <w:top w:val="single" w:sz="4" w:space="0" w:color="auto"/>
+              <w:left w:val="nil"/>
+              <w:bottom w:val="single" w:sz="4" w:space="0" w:color="auto"/>
+              <w:right w:val="single" w:sz="4" w:space="0" w:color="auto"/>
+            </w:tcBorders>
+            <w:noWrap/>
+            <w:vAlign w:val="bottom"/>
+            <w:hideMark/>
+          </w:tcPr>
+          <w:p>
+            <w:pPr>
+              <w:spacing w:after="0" w:line="240" w:lineRule="auto"/>
+              <w:jc w:val="right"/>
+              <w:rPr>
+                <w:rFonts w:eastAsia="Times New Roman" w:cs="Times New Roman"/>
+                <w:b/>
+                <w:bCs/>
+                <w:color w:val="000000"/>
+                <w:kern w:val="0"/>
+                <w:sz w:val="22"/>
+                <w:szCs w:val="22"/>
+                <w:lang w:eastAsia="de-DE"/>
+                <w14:ligatures w14:val="none"/>
+              </w:rPr>
+            </w:pPr>
+            <w:r>
+              <w:rPr>
+                <w:rFonts w:eastAsia="Times New Roman" w:cs="Times New Roman"/>
+                <w:b/>
+                <w:bCs/>
+                <w:color w:val="000000"/>
+                <w:kern w:val="0"/>
+                <w:sz w:val="22"/>
+                <w:szCs w:val="22"/>
+                <w:lang w:eastAsia="de-DE"/>
+                <w14:ligatures w14:val="none"/>
+              </w:rPr>
+              <w:t>27</w:t>
+            </w:r>
+          </w:p>
+        </w:tc>
+        <w:tc>
+          <w:tcPr>
+            <w:tcW w:w="320" w:type="dxa"/>
+            <w:tcBorders>
+              <w:top w:val="single" w:sz="4" w:space="0" w:color="auto"/>
+              <w:left w:val="nil"/>
+              <w:bottom w:val="nil"/>
+              <w:right w:val="single" w:sz="4" w:space="0" w:color="auto"/>
+            </w:tcBorders>
+            <w:noWrap/>
+            <w:vAlign w:val="bottom"/>
+            <w:hideMark/>
+          </w:tcPr>
+          <w:p>
+            <w:pPr>
+              <w:spacing w:after="0" w:line="240" w:lineRule="auto"/>
+              <w:jc w:val="left"/>
+              <w:rPr>
+                <w:rFonts w:eastAsia="Times New Roman" w:cs="Times New Roman"/>
+                <w:color w:val="000000"/>
+                <w:kern w:val="0"/>
+                <w:sz w:val="22"/>
+                <w:szCs w:val="22"/>
+                <w:lang w:eastAsia="de-DE"/>
+                <w14:ligatures w14:val="none"/>
+              </w:rPr>
+            </w:pPr>
+            <w:r>
+              <w:rPr>
+                <w:rFonts w:eastAsia="Times New Roman" w:cs="Times New Roman"/>
+                <w:color w:val="000000"/>
+                <w:kern w:val="0"/>
+                <w:sz w:val="22"/>
+                <w:szCs w:val="22"/>
+                <w:lang w:eastAsia="de-DE"/>
+                <w14:ligatures w14:val="none"/>
+              </w:rPr>
+              <w:t> </w:t>
+            </w:r>
+          </w:p>
+        </w:tc>
+      </w:tr>
+      <w:tr>
+        <w:trPr>
+          <w:trHeight w:val="315"/>
+          <w:jc w:val="center"/>
+        </w:trPr>
+        <w:tc>
+          <w:tcPr>
+            <w:tcW w:w="3620" w:type="dxa"/>
+            <w:tcBorders>
+              <w:top w:val="nil"/>
+              <w:left w:val="single" w:sz="4" w:space="0" w:color="auto"/>
+              <w:bottom w:val="nil"/>
+              <w:right w:val="nil"/>
+            </w:tcBorders>
+            <w:shd w:val="clear" w:color="000000" w:fill="D9D9D9"/>
+            <w:noWrap/>
+            <w:vAlign w:val="center"/>
+            <w:hideMark/>
+          </w:tcPr>
+          <w:p>
+            <w:pPr>
+              <w:spacing w:after="0" w:line="240" w:lineRule="auto"/>
+              <w:jc w:val="center"/>
+              <w:rPr>
+                <w:rFonts w:eastAsia="Times New Roman" w:cs="Times New Roman"/>
+                <w:color w:val="000000"/>
+                <w:kern w:val="0"/>
+                <w:sz w:val="22"/>
+                <w:szCs w:val="22"/>
+                <w:lang w:eastAsia="de-DE"/>
+                <w14:ligatures w14:val="none"/>
+              </w:rPr>
+            </w:pPr>
+            <w:r>
+              <w:rPr>
+                <w:rFonts w:eastAsia="Times New Roman" w:cs="Times New Roman"/>
+                <w:color w:val="000000"/>
+                <w:kern w:val="0"/>
+                <w:sz w:val="22"/>
+                <w:szCs w:val="22"/>
+                <w:lang w:eastAsia="de-DE"/>
+                <w14:ligatures w14:val="none"/>
+              </w:rPr>
+              <w:t> </w:t>
+            </w:r>
+          </w:p>
+        </w:tc>
+        <w:tc>
+          <w:tcPr>
+            <w:tcW w:w="320" w:type="dxa"/>
+            <w:vMerge/>
+            <w:tcBorders>
+              <w:top w:val="single" w:sz="4" w:space="0" w:color="auto"/>
+              <w:left w:val="nil"/>
+              <w:bottom w:val="single" w:sz="4" w:space="0" w:color="000000"/>
+              <w:right w:val="nil"/>
+            </w:tcBorders>
+            <w:vAlign w:val="center"/>
+            <w:hideMark/>
+          </w:tcPr>
+          <w:p>
+            <w:pPr>
+              <w:spacing w:after="0" w:line="240" w:lineRule="auto"/>
+              <w:jc w:val="left"/>
+              <w:rPr>
+                <w:rFonts w:eastAsia="Times New Roman" w:cs="Times New Roman"/>
+                <w:color w:val="000000"/>
+                <w:kern w:val="0"/>
+                <w:sz w:val="22"/>
+                <w:szCs w:val="22"/>
+                <w:lang w:eastAsia="de-DE"/>
+                <w14:ligatures w14:val="none"/>
+              </w:rPr>
+            </w:pPr>
+          </w:p>
+        </w:tc>
+        <w:tc>
+          <w:tcPr>
+            <w:tcW w:w="320" w:type="dxa"/>
+            <w:tcBorders>
+              <w:top w:val="nil"/>
+              <w:left w:val="nil"/>
+              <w:bottom w:val="nil"/>
+              <w:right w:val="nil"/>
+            </w:tcBorders>
+            <w:shd w:val="clear" w:color="000000" w:fill="D9D9D9"/>
+            <w:noWrap/>
+            <w:vAlign w:val="center"/>
+            <w:hideMark/>
+          </w:tcPr>
+          <w:p>
+            <w:pPr>
+              <w:spacing w:after="0" w:line="240" w:lineRule="auto"/>
+              <w:jc w:val="center"/>
+              <w:rPr>
+                <w:rFonts w:eastAsia="Times New Roman" w:cs="Times New Roman"/>
+                <w:color w:val="000000"/>
+                <w:kern w:val="0"/>
+                <w:sz w:val="22"/>
+                <w:szCs w:val="22"/>
+                <w:lang w:eastAsia="de-DE"/>
+                <w14:ligatures w14:val="none"/>
+              </w:rPr>
+            </w:pPr>
+            <w:r>
+              <w:rPr>
+                <w:rFonts w:eastAsia="Times New Roman" w:cs="Times New Roman"/>
+                <w:color w:val="000000"/>
+                <w:kern w:val="0"/>
+                <w:sz w:val="22"/>
+                <w:szCs w:val="22"/>
+                <w:lang w:eastAsia="de-DE"/>
+                <w14:ligatures w14:val="none"/>
+              </w:rPr>
+              <w:t> </w:t>
+            </w:r>
+          </w:p>
+        </w:tc>
+        <w:tc>
+          <w:tcPr>
+            <w:tcW w:w="320" w:type="dxa"/>
+            <w:tcBorders>
+              <w:top w:val="nil"/>
+              <w:left w:val="nil"/>
+              <w:bottom w:val="nil"/>
+              <w:right w:val="nil"/>
+            </w:tcBorders>
+            <w:shd w:val="clear" w:color="000000" w:fill="D9D9D9"/>
+            <w:noWrap/>
+            <w:vAlign w:val="center"/>
+            <w:hideMark/>
+          </w:tcPr>
+          <w:p>
+            <w:pPr>
+              <w:spacing w:after="0" w:line="240" w:lineRule="auto"/>
+              <w:jc w:val="center"/>
+              <w:rPr>
+                <w:rFonts w:eastAsia="Times New Roman" w:cs="Times New Roman"/>
+                <w:color w:val="000000"/>
+                <w:kern w:val="0"/>
+                <w:sz w:val="22"/>
+                <w:szCs w:val="22"/>
+                <w:lang w:eastAsia="de-DE"/>
+                <w14:ligatures w14:val="none"/>
+              </w:rPr>
+            </w:pPr>
+            <w:r>
+              <w:rPr>
+                <w:rFonts w:eastAsia="Times New Roman" w:cs="Times New Roman"/>
+                <w:color w:val="000000"/>
+                <w:kern w:val="0"/>
+                <w:sz w:val="22"/>
+                <w:szCs w:val="22"/>
+                <w:lang w:eastAsia="de-DE"/>
+                <w14:ligatures w14:val="none"/>
+              </w:rPr>
+              <w:t> </w:t>
+            </w:r>
+          </w:p>
+        </w:tc>
+        <w:tc>
+          <w:tcPr>
+            <w:tcW w:w="320" w:type="dxa"/>
+            <w:tcBorders>
+              <w:top w:val="nil"/>
+              <w:left w:val="nil"/>
+              <w:bottom w:val="nil"/>
+              <w:right w:val="nil"/>
+            </w:tcBorders>
+            <w:shd w:val="clear" w:color="000000" w:fill="D9D9D9"/>
+            <w:noWrap/>
+            <w:vAlign w:val="center"/>
+            <w:hideMark/>
+          </w:tcPr>
+          <w:p>
+            <w:pPr>
+              <w:spacing w:after="0" w:line="240" w:lineRule="auto"/>
+              <w:jc w:val="center"/>
+              <w:rPr>
+                <w:rFonts w:eastAsia="Times New Roman" w:cs="Times New Roman"/>
+                <w:color w:val="000000"/>
+                <w:kern w:val="0"/>
+                <w:sz w:val="22"/>
+                <w:szCs w:val="22"/>
+                <w:lang w:eastAsia="de-DE"/>
+                <w14:ligatures w14:val="none"/>
+              </w:rPr>
+            </w:pPr>
+            <w:r>
+              <w:rPr>
+                <w:rFonts w:eastAsia="Times New Roman" w:cs="Times New Roman"/>
+                <w:color w:val="000000"/>
+                <w:kern w:val="0"/>
+                <w:sz w:val="22"/>
+                <w:szCs w:val="22"/>
+                <w:lang w:eastAsia="de-DE"/>
+                <w14:ligatures w14:val="none"/>
+              </w:rPr>
+              <w:t> </w:t>
+            </w:r>
+          </w:p>
+        </w:tc>
+        <w:tc>
+          <w:tcPr>
+            <w:tcW w:w="320" w:type="dxa"/>
+            <w:tcBorders>
+              <w:top w:val="nil"/>
+              <w:left w:val="nil"/>
+              <w:bottom w:val="nil"/>
+              <w:right w:val="nil"/>
+            </w:tcBorders>
+            <w:shd w:val="clear" w:color="000000" w:fill="D9D9D9"/>
+            <w:noWrap/>
+            <w:vAlign w:val="center"/>
+            <w:hideMark/>
+          </w:tcPr>
+          <w:p>
+            <w:pPr>
+              <w:spacing w:after="0" w:line="240" w:lineRule="auto"/>
+              <w:jc w:val="center"/>
+              <w:rPr>
+                <w:rFonts w:eastAsia="Times New Roman" w:cs="Times New Roman"/>
+                <w:color w:val="000000"/>
+                <w:kern w:val="0"/>
+                <w:sz w:val="22"/>
+                <w:szCs w:val="22"/>
+                <w:lang w:eastAsia="de-DE"/>
+                <w14:ligatures w14:val="none"/>
+              </w:rPr>
+            </w:pPr>
+            <w:r>
+              <w:rPr>
+                <w:rFonts w:eastAsia="Times New Roman" w:cs="Times New Roman"/>
+                <w:color w:val="000000"/>
+                <w:kern w:val="0"/>
+                <w:sz w:val="22"/>
+                <w:szCs w:val="22"/>
+                <w:lang w:eastAsia="de-DE"/>
+                <w14:ligatures w14:val="none"/>
+              </w:rPr>
+              <w:t> </w:t>
+            </w:r>
+          </w:p>
+        </w:tc>
+        <w:tc>
+          <w:tcPr>
+            <w:tcW w:w="320" w:type="dxa"/>
+            <w:tcBorders>
+              <w:top w:val="nil"/>
+              <w:left w:val="nil"/>
+              <w:bottom w:val="nil"/>
+              <w:right w:val="nil"/>
+            </w:tcBorders>
+            <w:shd w:val="clear" w:color="000000" w:fill="D9D9D9"/>
+            <w:noWrap/>
+            <w:vAlign w:val="center"/>
+            <w:hideMark/>
+          </w:tcPr>
+          <w:p>
+            <w:pPr>
+              <w:spacing w:after="0" w:line="240" w:lineRule="auto"/>
+              <w:jc w:val="center"/>
+              <w:rPr>
+                <w:rFonts w:eastAsia="Times New Roman" w:cs="Times New Roman"/>
+                <w:color w:val="000000"/>
+                <w:kern w:val="0"/>
+                <w:sz w:val="22"/>
+                <w:szCs w:val="22"/>
+                <w:lang w:eastAsia="de-DE"/>
+                <w14:ligatures w14:val="none"/>
+              </w:rPr>
+            </w:pPr>
+            <w:r>
+              <w:rPr>
+                <w:rFonts w:eastAsia="Times New Roman" w:cs="Times New Roman"/>
+                <w:color w:val="000000"/>
+                <w:kern w:val="0"/>
+                <w:sz w:val="22"/>
+                <w:szCs w:val="22"/>
+                <w:lang w:eastAsia="de-DE"/>
+                <w14:ligatures w14:val="none"/>
+              </w:rPr>
+              <w:t> </w:t>
+            </w:r>
+          </w:p>
+        </w:tc>
+        <w:tc>
+          <w:tcPr>
+            <w:tcW w:w="320" w:type="dxa"/>
+            <w:tcBorders>
+              <w:top w:val="nil"/>
+              <w:left w:val="nil"/>
+              <w:bottom w:val="nil"/>
+              <w:right w:val="nil"/>
+            </w:tcBorders>
+            <w:shd w:val="clear" w:color="000000" w:fill="D9D9D9"/>
+            <w:noWrap/>
+            <w:vAlign w:val="center"/>
+            <w:hideMark/>
+          </w:tcPr>
+          <w:p>
+            <w:pPr>
+              <w:spacing w:after="0" w:line="240" w:lineRule="auto"/>
+              <w:jc w:val="center"/>
+              <w:rPr>
+                <w:rFonts w:eastAsia="Times New Roman" w:cs="Times New Roman"/>
+                <w:color w:val="000000"/>
+                <w:kern w:val="0"/>
+                <w:sz w:val="22"/>
+                <w:szCs w:val="22"/>
+                <w:lang w:eastAsia="de-DE"/>
+                <w14:ligatures w14:val="none"/>
+              </w:rPr>
+            </w:pPr>
+            <w:r>
+              <w:rPr>
+                <w:rFonts w:eastAsia="Times New Roman" w:cs="Times New Roman"/>
+                <w:color w:val="000000"/>
+                <w:kern w:val="0"/>
+                <w:sz w:val="22"/>
+                <w:szCs w:val="22"/>
+                <w:lang w:eastAsia="de-DE"/>
+                <w14:ligatures w14:val="none"/>
+              </w:rPr>
+              <w:t> </w:t>
+            </w:r>
+          </w:p>
+        </w:tc>
+        <w:tc>
+          <w:tcPr>
+            <w:tcW w:w="320" w:type="dxa"/>
+            <w:tcBorders>
+              <w:top w:val="nil"/>
+              <w:left w:val="nil"/>
+              <w:bottom w:val="nil"/>
+              <w:right w:val="nil"/>
+            </w:tcBorders>
+            <w:shd w:val="clear" w:color="000000" w:fill="D9D9D9"/>
+            <w:noWrap/>
+            <w:vAlign w:val="center"/>
+            <w:hideMark/>
+          </w:tcPr>
+          <w:p>
+            <w:pPr>
+              <w:spacing w:after="0" w:line="240" w:lineRule="auto"/>
+              <w:jc w:val="center"/>
+              <w:rPr>
+                <w:rFonts w:eastAsia="Times New Roman" w:cs="Times New Roman"/>
+                <w:color w:val="000000"/>
+                <w:kern w:val="0"/>
+                <w:sz w:val="22"/>
+                <w:szCs w:val="22"/>
+                <w:lang w:eastAsia="de-DE"/>
+                <w14:ligatures w14:val="none"/>
+              </w:rPr>
+            </w:pPr>
+            <w:r>
+              <w:rPr>
+                <w:rFonts w:eastAsia="Times New Roman" w:cs="Times New Roman"/>
+                <w:color w:val="000000"/>
+                <w:kern w:val="0"/>
+                <w:sz w:val="22"/>
+                <w:szCs w:val="22"/>
+                <w:lang w:eastAsia="de-DE"/>
+                <w14:ligatures w14:val="none"/>
+              </w:rPr>
+              <w:t> </w:t>
+            </w:r>
+          </w:p>
+        </w:tc>
+        <w:tc>
+          <w:tcPr>
+            <w:tcW w:w="320" w:type="dxa"/>
+            <w:tcBorders>
+              <w:top w:val="nil"/>
+              <w:left w:val="nil"/>
+              <w:bottom w:val="nil"/>
+              <w:right w:val="nil"/>
+            </w:tcBorders>
+            <w:shd w:val="clear" w:color="000000" w:fill="D9D9D9"/>
+            <w:noWrap/>
+            <w:vAlign w:val="center"/>
+            <w:hideMark/>
+          </w:tcPr>
+          <w:p>
+            <w:pPr>
+              <w:spacing w:after="0" w:line="240" w:lineRule="auto"/>
+              <w:jc w:val="center"/>
+              <w:rPr>
+                <w:rFonts w:eastAsia="Times New Roman" w:cs="Times New Roman"/>
+                <w:color w:val="000000"/>
+                <w:kern w:val="0"/>
+                <w:sz w:val="22"/>
+                <w:szCs w:val="22"/>
+                <w:lang w:eastAsia="de-DE"/>
+                <w14:ligatures w14:val="none"/>
+              </w:rPr>
+            </w:pPr>
+            <w:r>
+              <w:rPr>
+                <w:rFonts w:eastAsia="Times New Roman" w:cs="Times New Roman"/>
+                <w:color w:val="000000"/>
+                <w:kern w:val="0"/>
+                <w:sz w:val="22"/>
+                <w:szCs w:val="22"/>
+                <w:lang w:eastAsia="de-DE"/>
+                <w14:ligatures w14:val="none"/>
+              </w:rPr>
+              <w:t> </w:t>
+            </w:r>
+          </w:p>
+        </w:tc>
+        <w:tc>
+          <w:tcPr>
+            <w:tcW w:w="320" w:type="dxa"/>
+            <w:tcBorders>
+              <w:top w:val="nil"/>
+              <w:left w:val="nil"/>
+              <w:bottom w:val="nil"/>
+              <w:right w:val="nil"/>
+            </w:tcBorders>
+            <w:shd w:val="clear" w:color="000000" w:fill="D9D9D9"/>
+            <w:noWrap/>
+            <w:vAlign w:val="center"/>
+            <w:hideMark/>
+          </w:tcPr>
+          <w:p>
+            <w:pPr>
+              <w:spacing w:after="0" w:line="240" w:lineRule="auto"/>
+              <w:jc w:val="center"/>
+              <w:rPr>
+                <w:rFonts w:eastAsia="Times New Roman" w:cs="Times New Roman"/>
+                <w:color w:val="000000"/>
+                <w:kern w:val="0"/>
+                <w:sz w:val="22"/>
+                <w:szCs w:val="22"/>
+                <w:lang w:eastAsia="de-DE"/>
+                <w14:ligatures w14:val="none"/>
+              </w:rPr>
+            </w:pPr>
+            <w:r>
+              <w:rPr>
+                <w:rFonts w:eastAsia="Times New Roman" w:cs="Times New Roman"/>
+                <w:color w:val="000000"/>
+                <w:kern w:val="0"/>
+                <w:sz w:val="22"/>
+                <w:szCs w:val="22"/>
+                <w:lang w:eastAsia="de-DE"/>
+                <w14:ligatures w14:val="none"/>
+              </w:rPr>
+              <w:t> </w:t>
+            </w:r>
+          </w:p>
+        </w:tc>
+        <w:tc>
+          <w:tcPr>
+            <w:tcW w:w="320" w:type="dxa"/>
+            <w:tcBorders>
+              <w:top w:val="nil"/>
+              <w:left w:val="nil"/>
+              <w:bottom w:val="nil"/>
+              <w:right w:val="nil"/>
+            </w:tcBorders>
+            <w:shd w:val="clear" w:color="000000" w:fill="D9D9D9"/>
+            <w:noWrap/>
+            <w:vAlign w:val="center"/>
+            <w:hideMark/>
+          </w:tcPr>
+          <w:p>
+            <w:pPr>
+              <w:spacing w:after="0" w:line="240" w:lineRule="auto"/>
+              <w:jc w:val="center"/>
+              <w:rPr>
+                <w:rFonts w:eastAsia="Times New Roman" w:cs="Times New Roman"/>
+                <w:color w:val="000000"/>
+                <w:kern w:val="0"/>
+                <w:sz w:val="22"/>
+                <w:szCs w:val="22"/>
+                <w:lang w:eastAsia="de-DE"/>
+                <w14:ligatures w14:val="none"/>
+              </w:rPr>
+            </w:pPr>
+            <w:r>
+              <w:rPr>
+                <w:rFonts w:eastAsia="Times New Roman" w:cs="Times New Roman"/>
+                <w:color w:val="000000"/>
+                <w:kern w:val="0"/>
+                <w:sz w:val="22"/>
+                <w:szCs w:val="22"/>
+                <w:lang w:eastAsia="de-DE"/>
+                <w14:ligatures w14:val="none"/>
+              </w:rPr>
+              <w:t> </w:t>
+            </w:r>
+          </w:p>
+        </w:tc>
+        <w:tc>
+          <w:tcPr>
+            <w:tcW w:w="320" w:type="dxa"/>
+            <w:tcBorders>
+              <w:top w:val="nil"/>
+              <w:left w:val="nil"/>
+              <w:bottom w:val="nil"/>
+              <w:right w:val="nil"/>
+            </w:tcBorders>
+            <w:shd w:val="clear" w:color="000000" w:fill="D9D9D9"/>
+            <w:noWrap/>
+            <w:vAlign w:val="center"/>
+            <w:hideMark/>
+          </w:tcPr>
+          <w:p>
+            <w:pPr>
+              <w:spacing w:after="0" w:line="240" w:lineRule="auto"/>
+              <w:jc w:val="center"/>
+              <w:rPr>
+                <w:rFonts w:eastAsia="Times New Roman" w:cs="Times New Roman"/>
+                <w:color w:val="000000"/>
+                <w:kern w:val="0"/>
+                <w:sz w:val="22"/>
+                <w:szCs w:val="22"/>
+                <w:lang w:eastAsia="de-DE"/>
+                <w14:ligatures w14:val="none"/>
+              </w:rPr>
+            </w:pPr>
+            <w:r>
+              <w:rPr>
+                <w:rFonts w:eastAsia="Times New Roman" w:cs="Times New Roman"/>
+                <w:color w:val="000000"/>
+                <w:kern w:val="0"/>
+                <w:sz w:val="22"/>
+                <w:szCs w:val="22"/>
+                <w:lang w:eastAsia="de-DE"/>
+                <w14:ligatures w14:val="none"/>
+              </w:rPr>
+              <w:t> </w:t>
+            </w:r>
+          </w:p>
+        </w:tc>
+        <w:tc>
+          <w:tcPr>
+            <w:tcW w:w="320" w:type="dxa"/>
+            <w:tcBorders>
+              <w:top w:val="nil"/>
+              <w:left w:val="nil"/>
+              <w:bottom w:val="nil"/>
+              <w:right w:val="single" w:sz="4" w:space="0" w:color="auto"/>
+            </w:tcBorders>
+            <w:noWrap/>
+            <w:vAlign w:val="bottom"/>
+            <w:hideMark/>
+          </w:tcPr>
+          <w:p>
+            <w:pPr>
+              <w:spacing w:after="0" w:line="240" w:lineRule="auto"/>
+              <w:jc w:val="left"/>
+              <w:rPr>
+                <w:rFonts w:eastAsia="Times New Roman" w:cs="Times New Roman"/>
+                <w:color w:val="000000"/>
+                <w:kern w:val="0"/>
+                <w:sz w:val="22"/>
+                <w:szCs w:val="22"/>
+                <w:lang w:eastAsia="de-DE"/>
+                <w14:ligatures w14:val="none"/>
+              </w:rPr>
+            </w:pPr>
+            <w:r>
+              <w:rPr>
+                <w:rFonts w:eastAsia="Times New Roman" w:cs="Times New Roman"/>
+                <w:color w:val="000000"/>
+                <w:kern w:val="0"/>
+                <w:sz w:val="22"/>
+                <w:szCs w:val="22"/>
+                <w:lang w:eastAsia="de-DE"/>
+                <w14:ligatures w14:val="none"/>
+              </w:rPr>
+              <w:t> </w:t>
+            </w:r>
+          </w:p>
+        </w:tc>
+      </w:tr>
+      <w:tr>
+        <w:trPr>
+          <w:trHeight w:val="300"/>
+          <w:jc w:val="center"/>
+        </w:trPr>
+        <w:tc>
+          <w:tcPr>
+            <w:tcW w:w="3620" w:type="dxa"/>
+            <w:tcBorders>
+              <w:top w:val="single" w:sz="8" w:space="0" w:color="auto"/>
+              <w:left w:val="single" w:sz="4" w:space="0" w:color="auto"/>
+              <w:bottom w:val="nil"/>
+              <w:right w:val="single" w:sz="8" w:space="0" w:color="auto"/>
+            </w:tcBorders>
+            <w:noWrap/>
+            <w:vAlign w:val="bottom"/>
+            <w:hideMark/>
+          </w:tcPr>
+          <w:p>
+            <w:pPr>
+              <w:spacing w:after="0" w:line="240" w:lineRule="auto"/>
+              <w:jc w:val="center"/>
+              <w:rPr>
+                <w:rFonts w:eastAsia="Times New Roman" w:cs="Times New Roman"/>
+                <w:b/>
+                <w:bCs/>
+                <w:color w:val="000000"/>
+                <w:kern w:val="0"/>
+                <w:sz w:val="22"/>
+                <w:szCs w:val="22"/>
+                <w:lang w:eastAsia="de-DE"/>
+                <w14:ligatures w14:val="none"/>
+              </w:rPr>
+            </w:pPr>
+            <w:r>
+              <w:rPr>
+                <w:rFonts w:eastAsia="Times New Roman" w:cs="Times New Roman"/>
+                <w:b/>
+                <w:bCs/>
+                <w:color w:val="000000"/>
+                <w:kern w:val="0"/>
+                <w:sz w:val="22"/>
+                <w:szCs w:val="22"/>
+                <w:lang w:eastAsia="de-DE"/>
+                <w14:ligatures w14:val="none"/>
+              </w:rPr>
+              <w:t>Kick-Off und AP1</w:t>
+            </w:r>
+          </w:p>
+        </w:tc>
+        <w:tc>
+          <w:tcPr>
+            <w:tcW w:w="320" w:type="dxa"/>
+            <w:vMerge/>
+            <w:tcBorders>
+              <w:top w:val="single" w:sz="4" w:space="0" w:color="auto"/>
+              <w:left w:val="nil"/>
+              <w:bottom w:val="single" w:sz="4" w:space="0" w:color="000000"/>
+              <w:right w:val="nil"/>
+            </w:tcBorders>
+            <w:vAlign w:val="center"/>
+            <w:hideMark/>
+          </w:tcPr>
+          <w:p>
+            <w:pPr>
+              <w:spacing w:after="0" w:line="240" w:lineRule="auto"/>
+              <w:jc w:val="left"/>
+              <w:rPr>
+                <w:rFonts w:eastAsia="Times New Roman" w:cs="Times New Roman"/>
+                <w:color w:val="000000"/>
+                <w:kern w:val="0"/>
+                <w:sz w:val="22"/>
+                <w:szCs w:val="22"/>
+                <w:lang w:eastAsia="de-DE"/>
+                <w14:ligatures w14:val="none"/>
+              </w:rPr>
+            </w:pPr>
+          </w:p>
+        </w:tc>
+        <w:tc>
+          <w:tcPr>
+            <w:tcW w:w="320" w:type="dxa"/>
+            <w:tcBorders>
+              <w:top w:val="nil"/>
+              <w:left w:val="nil"/>
+              <w:bottom w:val="nil"/>
+              <w:right w:val="nil"/>
+            </w:tcBorders>
+            <w:noWrap/>
+            <w:vAlign w:val="bottom"/>
+            <w:hideMark/>
+          </w:tcPr>
+          <w:p>
+            <w:pPr>
+              <w:spacing w:after="0" w:line="240" w:lineRule="auto"/>
+              <w:jc w:val="center"/>
+              <w:rPr>
+                <w:rFonts w:eastAsia="Times New Roman" w:cs="Times New Roman"/>
+                <w:b/>
+                <w:bCs/>
+                <w:color w:val="000000"/>
+                <w:kern w:val="0"/>
+                <w:sz w:val="22"/>
+                <w:szCs w:val="22"/>
+                <w:lang w:eastAsia="de-DE"/>
+                <w14:ligatures w14:val="none"/>
+              </w:rPr>
+            </w:pPr>
+          </w:p>
+        </w:tc>
+        <w:tc>
+          <w:tcPr>
+            <w:tcW w:w="320" w:type="dxa"/>
+            <w:tcBorders>
+              <w:top w:val="nil"/>
+              <w:left w:val="nil"/>
+              <w:bottom w:val="nil"/>
+              <w:right w:val="nil"/>
+            </w:tcBorders>
+            <w:noWrap/>
+            <w:vAlign w:val="bottom"/>
+            <w:hideMark/>
+          </w:tcPr>
+          <w:p>
+            <w:pPr>
+              <w:spacing w:after="0" w:line="240" w:lineRule="auto"/>
+              <w:jc w:val="left"/>
+              <w:rPr>
+                <w:rFonts w:eastAsia="Times New Roman" w:cs="Times New Roman"/>
+                <w:kern w:val="0"/>
+                <w:sz w:val="20"/>
+                <w:szCs w:val="20"/>
+                <w:lang w:eastAsia="de-DE"/>
+                <w14:ligatures w14:val="none"/>
+              </w:rPr>
+            </w:pPr>
+          </w:p>
+        </w:tc>
+        <w:tc>
+          <w:tcPr>
+            <w:tcW w:w="320" w:type="dxa"/>
+            <w:tcBorders>
+              <w:top w:val="nil"/>
+              <w:left w:val="nil"/>
+              <w:bottom w:val="nil"/>
+              <w:right w:val="nil"/>
+            </w:tcBorders>
+            <w:noWrap/>
+            <w:vAlign w:val="bottom"/>
+            <w:hideMark/>
+          </w:tcPr>
+          <w:p>
+            <w:pPr>
+              <w:spacing w:after="0" w:line="240" w:lineRule="auto"/>
+              <w:jc w:val="left"/>
+              <w:rPr>
+                <w:rFonts w:eastAsia="Times New Roman" w:cs="Times New Roman"/>
+                <w:kern w:val="0"/>
+                <w:sz w:val="20"/>
+                <w:szCs w:val="20"/>
+                <w:lang w:eastAsia="de-DE"/>
+                <w14:ligatures w14:val="none"/>
+              </w:rPr>
+            </w:pPr>
+          </w:p>
+        </w:tc>
+        <w:tc>
+          <w:tcPr>
+            <w:tcW w:w="320" w:type="dxa"/>
+            <w:tcBorders>
+              <w:top w:val="nil"/>
+              <w:left w:val="nil"/>
+              <w:bottom w:val="nil"/>
+              <w:right w:val="nil"/>
+            </w:tcBorders>
+            <w:noWrap/>
+            <w:vAlign w:val="bottom"/>
+            <w:hideMark/>
+          </w:tcPr>
+          <w:p>
+            <w:pPr>
+              <w:spacing w:after="0" w:line="240" w:lineRule="auto"/>
+              <w:jc w:val="left"/>
+              <w:rPr>
+                <w:rFonts w:eastAsia="Times New Roman" w:cs="Times New Roman"/>
+                <w:kern w:val="0"/>
+                <w:sz w:val="20"/>
+                <w:szCs w:val="20"/>
+                <w:lang w:eastAsia="de-DE"/>
+                <w14:ligatures w14:val="none"/>
+              </w:rPr>
+            </w:pPr>
+          </w:p>
+        </w:tc>
+        <w:tc>
+          <w:tcPr>
+            <w:tcW w:w="320" w:type="dxa"/>
+            <w:tcBorders>
+              <w:top w:val="nil"/>
+              <w:left w:val="nil"/>
+              <w:bottom w:val="nil"/>
+              <w:right w:val="nil"/>
+            </w:tcBorders>
+            <w:noWrap/>
+            <w:vAlign w:val="bottom"/>
+            <w:hideMark/>
+          </w:tcPr>
+          <w:p>
+            <w:pPr>
+              <w:spacing w:after="0" w:line="240" w:lineRule="auto"/>
+              <w:jc w:val="left"/>
+              <w:rPr>
+                <w:rFonts w:eastAsia="Times New Roman" w:cs="Times New Roman"/>
+                <w:kern w:val="0"/>
+                <w:sz w:val="20"/>
+                <w:szCs w:val="20"/>
+                <w:lang w:eastAsia="de-DE"/>
+                <w14:ligatures w14:val="none"/>
+              </w:rPr>
+            </w:pPr>
+          </w:p>
+        </w:tc>
+        <w:tc>
+          <w:tcPr>
+            <w:tcW w:w="320" w:type="dxa"/>
+            <w:tcBorders>
+              <w:top w:val="nil"/>
+              <w:left w:val="nil"/>
+              <w:bottom w:val="nil"/>
+              <w:right w:val="nil"/>
+            </w:tcBorders>
+            <w:noWrap/>
+            <w:vAlign w:val="bottom"/>
+            <w:hideMark/>
+          </w:tcPr>
+          <w:p>
+            <w:pPr>
+              <w:spacing w:after="0" w:line="240" w:lineRule="auto"/>
+              <w:jc w:val="left"/>
+              <w:rPr>
+                <w:rFonts w:eastAsia="Times New Roman" w:cs="Times New Roman"/>
+                <w:kern w:val="0"/>
+                <w:sz w:val="20"/>
+                <w:szCs w:val="20"/>
+                <w:lang w:eastAsia="de-DE"/>
+                <w14:ligatures w14:val="none"/>
+              </w:rPr>
+            </w:pPr>
+          </w:p>
+        </w:tc>
+        <w:tc>
+          <w:tcPr>
+            <w:tcW w:w="320" w:type="dxa"/>
+            <w:tcBorders>
+              <w:top w:val="nil"/>
+              <w:left w:val="nil"/>
+              <w:bottom w:val="nil"/>
+              <w:right w:val="nil"/>
+            </w:tcBorders>
+            <w:noWrap/>
+            <w:vAlign w:val="bottom"/>
+            <w:hideMark/>
+          </w:tcPr>
+          <w:p>
+            <w:pPr>
+              <w:spacing w:after="0" w:line="240" w:lineRule="auto"/>
+              <w:jc w:val="left"/>
+              <w:rPr>
+                <w:rFonts w:eastAsia="Times New Roman" w:cs="Times New Roman"/>
+                <w:kern w:val="0"/>
+                <w:sz w:val="20"/>
+                <w:szCs w:val="20"/>
+                <w:lang w:eastAsia="de-DE"/>
+                <w14:ligatures w14:val="none"/>
+              </w:rPr>
+            </w:pPr>
+          </w:p>
+        </w:tc>
+        <w:tc>
+          <w:tcPr>
+            <w:tcW w:w="320" w:type="dxa"/>
+            <w:tcBorders>
+              <w:top w:val="nil"/>
+              <w:left w:val="nil"/>
+              <w:bottom w:val="nil"/>
+              <w:right w:val="nil"/>
+            </w:tcBorders>
+            <w:noWrap/>
+            <w:vAlign w:val="bottom"/>
+            <w:hideMark/>
+          </w:tcPr>
+          <w:p>
+            <w:pPr>
+              <w:spacing w:after="0" w:line="240" w:lineRule="auto"/>
+              <w:jc w:val="left"/>
+              <w:rPr>
+                <w:rFonts w:eastAsia="Times New Roman" w:cs="Times New Roman"/>
+                <w:kern w:val="0"/>
+                <w:sz w:val="20"/>
+                <w:szCs w:val="20"/>
+                <w:lang w:eastAsia="de-DE"/>
+                <w14:ligatures w14:val="none"/>
+              </w:rPr>
+            </w:pPr>
+          </w:p>
+        </w:tc>
+        <w:tc>
+          <w:tcPr>
+            <w:tcW w:w="320" w:type="dxa"/>
+            <w:tcBorders>
+              <w:top w:val="nil"/>
+              <w:left w:val="nil"/>
+              <w:bottom w:val="nil"/>
+              <w:right w:val="nil"/>
+            </w:tcBorders>
+            <w:noWrap/>
+            <w:vAlign w:val="bottom"/>
+            <w:hideMark/>
+          </w:tcPr>
+          <w:p>
+            <w:pPr>
+              <w:spacing w:after="0" w:line="240" w:lineRule="auto"/>
+              <w:jc w:val="left"/>
+              <w:rPr>
+                <w:rFonts w:eastAsia="Times New Roman" w:cs="Times New Roman"/>
+                <w:kern w:val="0"/>
+                <w:sz w:val="20"/>
+                <w:szCs w:val="20"/>
+                <w:lang w:eastAsia="de-DE"/>
+                <w14:ligatures w14:val="none"/>
+              </w:rPr>
+            </w:pPr>
+          </w:p>
+        </w:tc>
+        <w:tc>
+          <w:tcPr>
+            <w:tcW w:w="320" w:type="dxa"/>
+            <w:tcBorders>
+              <w:top w:val="nil"/>
+              <w:left w:val="nil"/>
+              <w:bottom w:val="nil"/>
+              <w:right w:val="nil"/>
+            </w:tcBorders>
+            <w:noWrap/>
+            <w:vAlign w:val="bottom"/>
+            <w:hideMark/>
+          </w:tcPr>
+          <w:p>
+            <w:pPr>
+              <w:spacing w:after="0" w:line="240" w:lineRule="auto"/>
+              <w:jc w:val="left"/>
+              <w:rPr>
+                <w:rFonts w:eastAsia="Times New Roman" w:cs="Times New Roman"/>
+                <w:kern w:val="0"/>
+                <w:sz w:val="20"/>
+                <w:szCs w:val="20"/>
+                <w:lang w:eastAsia="de-DE"/>
+                <w14:ligatures w14:val="none"/>
+              </w:rPr>
+            </w:pPr>
+          </w:p>
+        </w:tc>
+        <w:tc>
+          <w:tcPr>
+            <w:tcW w:w="320" w:type="dxa"/>
+            <w:tcBorders>
+              <w:top w:val="nil"/>
+              <w:left w:val="nil"/>
+              <w:bottom w:val="nil"/>
+              <w:right w:val="nil"/>
+            </w:tcBorders>
+            <w:noWrap/>
+            <w:vAlign w:val="bottom"/>
+            <w:hideMark/>
+          </w:tcPr>
+          <w:p>
+            <w:pPr>
+              <w:spacing w:after="0" w:line="240" w:lineRule="auto"/>
+              <w:jc w:val="left"/>
+              <w:rPr>
+                <w:rFonts w:eastAsia="Times New Roman" w:cs="Times New Roman"/>
+                <w:kern w:val="0"/>
+                <w:sz w:val="20"/>
+                <w:szCs w:val="20"/>
+                <w:lang w:eastAsia="de-DE"/>
+                <w14:ligatures w14:val="none"/>
+              </w:rPr>
+            </w:pPr>
+          </w:p>
+        </w:tc>
+        <w:tc>
+          <w:tcPr>
+            <w:tcW w:w="320" w:type="dxa"/>
+            <w:tcBorders>
+              <w:top w:val="nil"/>
+              <w:left w:val="nil"/>
+              <w:bottom w:val="nil"/>
+              <w:right w:val="single" w:sz="4" w:space="0" w:color="auto"/>
+            </w:tcBorders>
+            <w:noWrap/>
+            <w:vAlign w:val="bottom"/>
+            <w:hideMark/>
+          </w:tcPr>
+          <w:p>
+            <w:pPr>
+              <w:spacing w:after="0" w:line="240" w:lineRule="auto"/>
+              <w:jc w:val="left"/>
+              <w:rPr>
+                <w:rFonts w:eastAsia="Times New Roman" w:cs="Times New Roman"/>
+                <w:color w:val="000000"/>
+                <w:kern w:val="0"/>
+                <w:sz w:val="22"/>
+                <w:szCs w:val="22"/>
+                <w:lang w:eastAsia="de-DE"/>
+                <w14:ligatures w14:val="none"/>
+              </w:rPr>
+            </w:pPr>
+            <w:r>
+              <w:rPr>
+                <w:rFonts w:eastAsia="Times New Roman" w:cs="Times New Roman"/>
+                <w:color w:val="000000"/>
+                <w:kern w:val="0"/>
+                <w:sz w:val="22"/>
+                <w:szCs w:val="22"/>
+                <w:lang w:eastAsia="de-DE"/>
+                <w14:ligatures w14:val="none"/>
+              </w:rPr>
+              <w:t> </w:t>
+            </w:r>
+          </w:p>
+        </w:tc>
+      </w:tr>
+      <w:tr>
+        <w:trPr>
+          <w:trHeight w:val="300"/>
+          <w:jc w:val="center"/>
+        </w:trPr>
+        <w:tc>
+          <w:tcPr>
+            <w:tcW w:w="3620" w:type="dxa"/>
+            <w:tcBorders>
+              <w:top w:val="nil"/>
+              <w:left w:val="single" w:sz="4" w:space="0" w:color="auto"/>
+              <w:bottom w:val="nil"/>
+              <w:right w:val="single" w:sz="8" w:space="0" w:color="auto"/>
+            </w:tcBorders>
+            <w:noWrap/>
+            <w:vAlign w:val="bottom"/>
+            <w:hideMark/>
+          </w:tcPr>
+          <w:p>
+            <w:pPr>
+              <w:spacing w:after="0" w:line="240" w:lineRule="auto"/>
+              <w:jc w:val="left"/>
+              <w:rPr>
+                <w:rFonts w:eastAsia="Times New Roman" w:cs="Times New Roman"/>
+                <w:color w:val="000000"/>
+                <w:kern w:val="0"/>
+                <w:sz w:val="22"/>
+                <w:szCs w:val="22"/>
+                <w:lang w:eastAsia="de-DE"/>
+                <w14:ligatures w14:val="none"/>
+              </w:rPr>
+            </w:pPr>
+            <w:r>
+              <w:rPr>
+                <w:rFonts w:eastAsia="Times New Roman" w:cs="Times New Roman"/>
+                <w:color w:val="000000"/>
+                <w:kern w:val="0"/>
+                <w:sz w:val="22"/>
+                <w:szCs w:val="22"/>
+                <w:lang w:eastAsia="de-DE"/>
+                <w14:ligatures w14:val="none"/>
+              </w:rPr>
+              <w:t>Erste Ideensammlung</w:t>
+            </w:r>
+          </w:p>
+        </w:tc>
+        <w:tc>
+          <w:tcPr>
+            <w:tcW w:w="320" w:type="dxa"/>
+            <w:vMerge/>
+            <w:tcBorders>
+              <w:top w:val="single" w:sz="4" w:space="0" w:color="auto"/>
+              <w:left w:val="nil"/>
+              <w:bottom w:val="single" w:sz="4" w:space="0" w:color="000000"/>
+              <w:right w:val="nil"/>
+            </w:tcBorders>
+            <w:vAlign w:val="center"/>
+            <w:hideMark/>
+          </w:tcPr>
+          <w:p>
+            <w:pPr>
+              <w:spacing w:after="0" w:line="240" w:lineRule="auto"/>
+              <w:jc w:val="left"/>
+              <w:rPr>
+                <w:rFonts w:eastAsia="Times New Roman" w:cs="Times New Roman"/>
+                <w:color w:val="000000"/>
+                <w:kern w:val="0"/>
+                <w:sz w:val="22"/>
+                <w:szCs w:val="22"/>
+                <w:lang w:eastAsia="de-DE"/>
+                <w14:ligatures w14:val="none"/>
+              </w:rPr>
+            </w:pPr>
+          </w:p>
+        </w:tc>
+        <w:tc>
+          <w:tcPr>
+            <w:tcW w:w="320" w:type="dxa"/>
+            <w:tcBorders>
+              <w:top w:val="nil"/>
+              <w:left w:val="nil"/>
+              <w:bottom w:val="nil"/>
+              <w:right w:val="nil"/>
+            </w:tcBorders>
+            <w:noWrap/>
+            <w:vAlign w:val="bottom"/>
+            <w:hideMark/>
+          </w:tcPr>
+          <w:p>
+            <w:pPr>
+              <w:spacing w:after="0" w:line="240" w:lineRule="auto"/>
+              <w:jc w:val="left"/>
+              <w:rPr>
+                <w:rFonts w:eastAsia="Times New Roman" w:cs="Times New Roman"/>
+                <w:color w:val="000000"/>
+                <w:kern w:val="0"/>
+                <w:sz w:val="22"/>
+                <w:szCs w:val="22"/>
+                <w:lang w:eastAsia="de-DE"/>
+                <w14:ligatures w14:val="none"/>
+              </w:rPr>
+            </w:pPr>
+          </w:p>
+        </w:tc>
+        <w:tc>
+          <w:tcPr>
+            <w:tcW w:w="320" w:type="dxa"/>
+            <w:tcBorders>
+              <w:top w:val="nil"/>
+              <w:left w:val="nil"/>
+              <w:bottom w:val="nil"/>
+              <w:right w:val="nil"/>
+            </w:tcBorders>
+            <w:noWrap/>
+            <w:vAlign w:val="bottom"/>
+            <w:hideMark/>
+          </w:tcPr>
+          <w:p>
+            <w:pPr>
+              <w:spacing w:after="0" w:line="240" w:lineRule="auto"/>
+              <w:jc w:val="left"/>
+              <w:rPr>
+                <w:rFonts w:eastAsia="Times New Roman" w:cs="Times New Roman"/>
+                <w:kern w:val="0"/>
+                <w:sz w:val="20"/>
+                <w:szCs w:val="20"/>
+                <w:lang w:eastAsia="de-DE"/>
+                <w14:ligatures w14:val="none"/>
+              </w:rPr>
+            </w:pPr>
+          </w:p>
+        </w:tc>
+        <w:tc>
+          <w:tcPr>
+            <w:tcW w:w="320" w:type="dxa"/>
+            <w:tcBorders>
+              <w:top w:val="nil"/>
+              <w:left w:val="nil"/>
+              <w:bottom w:val="nil"/>
+              <w:right w:val="nil"/>
+            </w:tcBorders>
+            <w:noWrap/>
+            <w:vAlign w:val="bottom"/>
+            <w:hideMark/>
+          </w:tcPr>
+          <w:p>
+            <w:pPr>
+              <w:spacing w:after="0" w:line="240" w:lineRule="auto"/>
+              <w:jc w:val="left"/>
+              <w:rPr>
+                <w:rFonts w:eastAsia="Times New Roman" w:cs="Times New Roman"/>
+                <w:kern w:val="0"/>
+                <w:sz w:val="20"/>
+                <w:szCs w:val="20"/>
+                <w:lang w:eastAsia="de-DE"/>
+                <w14:ligatures w14:val="none"/>
+              </w:rPr>
+            </w:pPr>
+          </w:p>
+        </w:tc>
+        <w:tc>
+          <w:tcPr>
+            <w:tcW w:w="320" w:type="dxa"/>
+            <w:tcBorders>
+              <w:top w:val="nil"/>
+              <w:left w:val="nil"/>
+              <w:bottom w:val="nil"/>
+              <w:right w:val="nil"/>
+            </w:tcBorders>
+            <w:noWrap/>
+            <w:vAlign w:val="bottom"/>
+            <w:hideMark/>
+          </w:tcPr>
+          <w:p>
+            <w:pPr>
+              <w:spacing w:after="0" w:line="240" w:lineRule="auto"/>
+              <w:jc w:val="left"/>
+              <w:rPr>
+                <w:rFonts w:eastAsia="Times New Roman" w:cs="Times New Roman"/>
+                <w:kern w:val="0"/>
+                <w:sz w:val="20"/>
+                <w:szCs w:val="20"/>
+                <w:lang w:eastAsia="de-DE"/>
+                <w14:ligatures w14:val="none"/>
+              </w:rPr>
+            </w:pPr>
+          </w:p>
+        </w:tc>
+        <w:tc>
+          <w:tcPr>
+            <w:tcW w:w="320" w:type="dxa"/>
+            <w:tcBorders>
+              <w:top w:val="nil"/>
+              <w:left w:val="nil"/>
+              <w:bottom w:val="nil"/>
+              <w:right w:val="nil"/>
+            </w:tcBorders>
+            <w:noWrap/>
+            <w:vAlign w:val="bottom"/>
+            <w:hideMark/>
+          </w:tcPr>
+          <w:p>
+            <w:pPr>
+              <w:spacing w:after="0" w:line="240" w:lineRule="auto"/>
+              <w:jc w:val="left"/>
+              <w:rPr>
+                <w:rFonts w:eastAsia="Times New Roman" w:cs="Times New Roman"/>
+                <w:kern w:val="0"/>
+                <w:sz w:val="20"/>
+                <w:szCs w:val="20"/>
+                <w:lang w:eastAsia="de-DE"/>
+                <w14:ligatures w14:val="none"/>
+              </w:rPr>
+            </w:pPr>
+          </w:p>
+        </w:tc>
+        <w:tc>
+          <w:tcPr>
+            <w:tcW w:w="320" w:type="dxa"/>
+            <w:tcBorders>
+              <w:top w:val="nil"/>
+              <w:left w:val="nil"/>
+              <w:bottom w:val="nil"/>
+              <w:right w:val="nil"/>
+            </w:tcBorders>
+            <w:noWrap/>
+            <w:vAlign w:val="bottom"/>
+            <w:hideMark/>
+          </w:tcPr>
+          <w:p>
+            <w:pPr>
+              <w:spacing w:after="0" w:line="240" w:lineRule="auto"/>
+              <w:jc w:val="left"/>
+              <w:rPr>
+                <w:rFonts w:eastAsia="Times New Roman" w:cs="Times New Roman"/>
+                <w:kern w:val="0"/>
+                <w:sz w:val="20"/>
+                <w:szCs w:val="20"/>
+                <w:lang w:eastAsia="de-DE"/>
+                <w14:ligatures w14:val="none"/>
+              </w:rPr>
+            </w:pPr>
+          </w:p>
+        </w:tc>
+        <w:tc>
+          <w:tcPr>
+            <w:tcW w:w="320" w:type="dxa"/>
+            <w:tcBorders>
+              <w:top w:val="nil"/>
+              <w:left w:val="nil"/>
+              <w:bottom w:val="nil"/>
+              <w:right w:val="nil"/>
+            </w:tcBorders>
+            <w:noWrap/>
+            <w:vAlign w:val="bottom"/>
+            <w:hideMark/>
+          </w:tcPr>
+          <w:p>
+            <w:pPr>
+              <w:spacing w:after="0" w:line="240" w:lineRule="auto"/>
+              <w:jc w:val="left"/>
+              <w:rPr>
+                <w:rFonts w:eastAsia="Times New Roman" w:cs="Times New Roman"/>
+                <w:kern w:val="0"/>
+                <w:sz w:val="20"/>
+                <w:szCs w:val="20"/>
+                <w:lang w:eastAsia="de-DE"/>
+                <w14:ligatures w14:val="none"/>
+              </w:rPr>
+            </w:pPr>
+          </w:p>
+        </w:tc>
+        <w:tc>
+          <w:tcPr>
+            <w:tcW w:w="320" w:type="dxa"/>
+            <w:tcBorders>
+              <w:top w:val="nil"/>
+              <w:left w:val="nil"/>
+              <w:bottom w:val="nil"/>
+              <w:right w:val="nil"/>
+            </w:tcBorders>
+            <w:noWrap/>
+            <w:vAlign w:val="bottom"/>
+            <w:hideMark/>
+          </w:tcPr>
+          <w:p>
+            <w:pPr>
+              <w:spacing w:after="0" w:line="240" w:lineRule="auto"/>
+              <w:jc w:val="left"/>
+              <w:rPr>
+                <w:rFonts w:eastAsia="Times New Roman" w:cs="Times New Roman"/>
+                <w:kern w:val="0"/>
+                <w:sz w:val="20"/>
+                <w:szCs w:val="20"/>
+                <w:lang w:eastAsia="de-DE"/>
+                <w14:ligatures w14:val="none"/>
+              </w:rPr>
+            </w:pPr>
+          </w:p>
+        </w:tc>
+        <w:tc>
+          <w:tcPr>
+            <w:tcW w:w="320" w:type="dxa"/>
+            <w:tcBorders>
+              <w:top w:val="nil"/>
+              <w:left w:val="nil"/>
+              <w:bottom w:val="nil"/>
+              <w:right w:val="nil"/>
+            </w:tcBorders>
+            <w:noWrap/>
+            <w:vAlign w:val="bottom"/>
+            <w:hideMark/>
+          </w:tcPr>
+          <w:p>
+            <w:pPr>
+              <w:spacing w:after="0" w:line="240" w:lineRule="auto"/>
+              <w:jc w:val="left"/>
+              <w:rPr>
+                <w:rFonts w:eastAsia="Times New Roman" w:cs="Times New Roman"/>
+                <w:kern w:val="0"/>
+                <w:sz w:val="20"/>
+                <w:szCs w:val="20"/>
+                <w:lang w:eastAsia="de-DE"/>
+                <w14:ligatures w14:val="none"/>
+              </w:rPr>
+            </w:pPr>
+          </w:p>
+        </w:tc>
+        <w:tc>
+          <w:tcPr>
+            <w:tcW w:w="320" w:type="dxa"/>
+            <w:tcBorders>
+              <w:top w:val="nil"/>
+              <w:left w:val="nil"/>
+              <w:bottom w:val="nil"/>
+              <w:right w:val="nil"/>
+            </w:tcBorders>
+            <w:noWrap/>
+            <w:vAlign w:val="bottom"/>
+            <w:hideMark/>
+          </w:tcPr>
+          <w:p>
+            <w:pPr>
+              <w:spacing w:after="0" w:line="240" w:lineRule="auto"/>
+              <w:jc w:val="left"/>
+              <w:rPr>
+                <w:rFonts w:eastAsia="Times New Roman" w:cs="Times New Roman"/>
+                <w:kern w:val="0"/>
+                <w:sz w:val="20"/>
+                <w:szCs w:val="20"/>
+                <w:lang w:eastAsia="de-DE"/>
+                <w14:ligatures w14:val="none"/>
+              </w:rPr>
+            </w:pPr>
+          </w:p>
+        </w:tc>
+        <w:tc>
+          <w:tcPr>
+            <w:tcW w:w="320" w:type="dxa"/>
+            <w:tcBorders>
+              <w:top w:val="nil"/>
+              <w:left w:val="nil"/>
+              <w:bottom w:val="nil"/>
+              <w:right w:val="nil"/>
+            </w:tcBorders>
+            <w:noWrap/>
+            <w:vAlign w:val="bottom"/>
+            <w:hideMark/>
+          </w:tcPr>
+          <w:p>
+            <w:pPr>
+              <w:spacing w:after="0" w:line="240" w:lineRule="auto"/>
+              <w:jc w:val="left"/>
+              <w:rPr>
+                <w:rFonts w:eastAsia="Times New Roman" w:cs="Times New Roman"/>
+                <w:kern w:val="0"/>
+                <w:sz w:val="20"/>
+                <w:szCs w:val="20"/>
+                <w:lang w:eastAsia="de-DE"/>
+                <w14:ligatures w14:val="none"/>
+              </w:rPr>
+            </w:pPr>
+          </w:p>
+        </w:tc>
+        <w:tc>
+          <w:tcPr>
+            <w:tcW w:w="320" w:type="dxa"/>
+            <w:tcBorders>
+              <w:top w:val="nil"/>
+              <w:left w:val="nil"/>
+              <w:bottom w:val="nil"/>
+              <w:right w:val="single" w:sz="4" w:space="0" w:color="auto"/>
+            </w:tcBorders>
+            <w:noWrap/>
+            <w:vAlign w:val="bottom"/>
+            <w:hideMark/>
+          </w:tcPr>
+          <w:p>
+            <w:pPr>
+              <w:spacing w:after="0" w:line="240" w:lineRule="auto"/>
+              <w:jc w:val="left"/>
+              <w:rPr>
+                <w:rFonts w:eastAsia="Times New Roman" w:cs="Times New Roman"/>
+                <w:color w:val="000000"/>
+                <w:kern w:val="0"/>
+                <w:sz w:val="22"/>
+                <w:szCs w:val="22"/>
+                <w:lang w:eastAsia="de-DE"/>
+                <w14:ligatures w14:val="none"/>
+              </w:rPr>
+            </w:pPr>
+            <w:r>
+              <w:rPr>
+                <w:rFonts w:eastAsia="Times New Roman" w:cs="Times New Roman"/>
+                <w:color w:val="000000"/>
+                <w:kern w:val="0"/>
+                <w:sz w:val="22"/>
+                <w:szCs w:val="22"/>
+                <w:lang w:eastAsia="de-DE"/>
+                <w14:ligatures w14:val="none"/>
+              </w:rPr>
+              <w:t> </w:t>
+            </w:r>
+          </w:p>
+        </w:tc>
+      </w:tr>
+      <w:tr>
+        <w:trPr>
+          <w:trHeight w:val="300"/>
+          <w:jc w:val="center"/>
+        </w:trPr>
+        <w:tc>
+          <w:tcPr>
+            <w:tcW w:w="3620" w:type="dxa"/>
+            <w:tcBorders>
+              <w:top w:val="nil"/>
+              <w:left w:val="single" w:sz="4" w:space="0" w:color="auto"/>
+              <w:bottom w:val="nil"/>
+              <w:right w:val="single" w:sz="8" w:space="0" w:color="auto"/>
+            </w:tcBorders>
+            <w:noWrap/>
+            <w:vAlign w:val="bottom"/>
+            <w:hideMark/>
+          </w:tcPr>
+          <w:p>
+            <w:pPr>
+              <w:spacing w:after="0" w:line="240" w:lineRule="auto"/>
+              <w:jc w:val="left"/>
+              <w:rPr>
+                <w:rFonts w:eastAsia="Times New Roman" w:cs="Times New Roman"/>
+                <w:color w:val="000000"/>
+                <w:kern w:val="0"/>
+                <w:sz w:val="22"/>
+                <w:szCs w:val="22"/>
+                <w:lang w:eastAsia="de-DE"/>
+                <w14:ligatures w14:val="none"/>
+              </w:rPr>
+            </w:pPr>
+            <w:r>
+              <w:rPr>
+                <w:rFonts w:eastAsia="Times New Roman" w:cs="Times New Roman"/>
+                <w:color w:val="000000"/>
+                <w:kern w:val="0"/>
+                <w:sz w:val="22"/>
+                <w:szCs w:val="22"/>
+                <w:lang w:eastAsia="de-DE"/>
+                <w14:ligatures w14:val="none"/>
+              </w:rPr>
+              <w:t>Definition der Projektziele</w:t>
+            </w:r>
+          </w:p>
+        </w:tc>
+        <w:tc>
+          <w:tcPr>
+            <w:tcW w:w="320" w:type="dxa"/>
+            <w:vMerge/>
+            <w:tcBorders>
+              <w:top w:val="single" w:sz="4" w:space="0" w:color="auto"/>
+              <w:left w:val="nil"/>
+              <w:bottom w:val="single" w:sz="4" w:space="0" w:color="000000"/>
+              <w:right w:val="nil"/>
+            </w:tcBorders>
+            <w:vAlign w:val="center"/>
+            <w:hideMark/>
+          </w:tcPr>
+          <w:p>
+            <w:pPr>
+              <w:spacing w:after="0" w:line="240" w:lineRule="auto"/>
+              <w:jc w:val="left"/>
+              <w:rPr>
+                <w:rFonts w:eastAsia="Times New Roman" w:cs="Times New Roman"/>
+                <w:color w:val="000000"/>
+                <w:kern w:val="0"/>
+                <w:sz w:val="22"/>
+                <w:szCs w:val="22"/>
+                <w:lang w:eastAsia="de-DE"/>
+                <w14:ligatures w14:val="none"/>
+              </w:rPr>
+            </w:pPr>
+          </w:p>
+        </w:tc>
+        <w:tc>
+          <w:tcPr>
+            <w:tcW w:w="960" w:type="dxa"/>
+            <w:gridSpan w:val="3"/>
+            <w:tcBorders>
+              <w:top w:val="nil"/>
+              <w:left w:val="nil"/>
+              <w:bottom w:val="nil"/>
+              <w:right w:val="nil"/>
+            </w:tcBorders>
+            <w:shd w:val="clear" w:color="000000" w:fill="FF0000"/>
+            <w:noWrap/>
+            <w:vAlign w:val="bottom"/>
+            <w:hideMark/>
+          </w:tcPr>
+          <w:p>
+            <w:pPr>
+              <w:spacing w:after="0" w:line="240" w:lineRule="auto"/>
+              <w:jc w:val="left"/>
+              <w:rPr>
+                <w:rFonts w:eastAsia="Times New Roman" w:cs="Times New Roman"/>
+                <w:color w:val="000000"/>
+                <w:kern w:val="0"/>
+                <w:sz w:val="22"/>
+                <w:szCs w:val="22"/>
+                <w:lang w:eastAsia="de-DE"/>
+                <w14:ligatures w14:val="none"/>
+              </w:rPr>
+            </w:pPr>
+            <w:r>
+              <w:rPr>
+                <w:rFonts w:eastAsia="Times New Roman" w:cs="Times New Roman"/>
+                <w:color w:val="000000"/>
+                <w:kern w:val="0"/>
+                <w:sz w:val="22"/>
+                <w:szCs w:val="22"/>
+                <w:lang w:eastAsia="de-DE"/>
+                <w14:ligatures w14:val="none"/>
+              </w:rPr>
+              <w:t> </w:t>
+            </w:r>
+          </w:p>
+        </w:tc>
+        <w:tc>
+          <w:tcPr>
+            <w:tcW w:w="320" w:type="dxa"/>
+            <w:tcBorders>
+              <w:top w:val="nil"/>
+              <w:left w:val="nil"/>
+              <w:bottom w:val="nil"/>
+              <w:right w:val="nil"/>
+            </w:tcBorders>
+            <w:noWrap/>
+            <w:vAlign w:val="bottom"/>
+            <w:hideMark/>
+          </w:tcPr>
+          <w:p>
+            <w:pPr>
+              <w:spacing w:after="0" w:line="240" w:lineRule="auto"/>
+              <w:jc w:val="left"/>
+              <w:rPr>
+                <w:rFonts w:eastAsia="Times New Roman" w:cs="Times New Roman"/>
+                <w:color w:val="000000"/>
+                <w:kern w:val="0"/>
+                <w:sz w:val="22"/>
+                <w:szCs w:val="22"/>
+                <w:lang w:eastAsia="de-DE"/>
+                <w14:ligatures w14:val="none"/>
+              </w:rPr>
+            </w:pPr>
+          </w:p>
+        </w:tc>
+        <w:tc>
+          <w:tcPr>
+            <w:tcW w:w="320" w:type="dxa"/>
+            <w:tcBorders>
+              <w:top w:val="nil"/>
+              <w:left w:val="nil"/>
+              <w:bottom w:val="nil"/>
+              <w:right w:val="nil"/>
+            </w:tcBorders>
+            <w:noWrap/>
+            <w:vAlign w:val="bottom"/>
+            <w:hideMark/>
+          </w:tcPr>
+          <w:p>
+            <w:pPr>
+              <w:spacing w:after="0" w:line="240" w:lineRule="auto"/>
+              <w:jc w:val="left"/>
+              <w:rPr>
+                <w:rFonts w:eastAsia="Times New Roman" w:cs="Times New Roman"/>
+                <w:kern w:val="0"/>
+                <w:sz w:val="20"/>
+                <w:szCs w:val="20"/>
+                <w:lang w:eastAsia="de-DE"/>
+                <w14:ligatures w14:val="none"/>
+              </w:rPr>
+            </w:pPr>
+          </w:p>
+        </w:tc>
+        <w:tc>
+          <w:tcPr>
+            <w:tcW w:w="320" w:type="dxa"/>
+            <w:tcBorders>
+              <w:top w:val="nil"/>
+              <w:left w:val="nil"/>
+              <w:bottom w:val="nil"/>
+              <w:right w:val="nil"/>
+            </w:tcBorders>
+            <w:noWrap/>
+            <w:vAlign w:val="bottom"/>
+            <w:hideMark/>
+          </w:tcPr>
+          <w:p>
+            <w:pPr>
+              <w:spacing w:after="0" w:line="240" w:lineRule="auto"/>
+              <w:jc w:val="left"/>
+              <w:rPr>
+                <w:rFonts w:eastAsia="Times New Roman" w:cs="Times New Roman"/>
+                <w:kern w:val="0"/>
+                <w:sz w:val="20"/>
+                <w:szCs w:val="20"/>
+                <w:lang w:eastAsia="de-DE"/>
+                <w14:ligatures w14:val="none"/>
+              </w:rPr>
+            </w:pPr>
+          </w:p>
+        </w:tc>
+        <w:tc>
+          <w:tcPr>
+            <w:tcW w:w="320" w:type="dxa"/>
+            <w:tcBorders>
+              <w:top w:val="nil"/>
+              <w:left w:val="nil"/>
+              <w:bottom w:val="nil"/>
+              <w:right w:val="nil"/>
+            </w:tcBorders>
+            <w:noWrap/>
+            <w:vAlign w:val="bottom"/>
+            <w:hideMark/>
+          </w:tcPr>
+          <w:p>
+            <w:pPr>
+              <w:spacing w:after="0" w:line="240" w:lineRule="auto"/>
+              <w:jc w:val="left"/>
+              <w:rPr>
+                <w:rFonts w:eastAsia="Times New Roman" w:cs="Times New Roman"/>
+                <w:kern w:val="0"/>
+                <w:sz w:val="20"/>
+                <w:szCs w:val="20"/>
+                <w:lang w:eastAsia="de-DE"/>
+                <w14:ligatures w14:val="none"/>
+              </w:rPr>
+            </w:pPr>
+          </w:p>
+        </w:tc>
+        <w:tc>
+          <w:tcPr>
+            <w:tcW w:w="320" w:type="dxa"/>
+            <w:tcBorders>
+              <w:top w:val="nil"/>
+              <w:left w:val="nil"/>
+              <w:bottom w:val="nil"/>
+              <w:right w:val="nil"/>
+            </w:tcBorders>
+            <w:noWrap/>
+            <w:vAlign w:val="bottom"/>
+            <w:hideMark/>
+          </w:tcPr>
+          <w:p>
+            <w:pPr>
+              <w:spacing w:after="0" w:line="240" w:lineRule="auto"/>
+              <w:jc w:val="left"/>
+              <w:rPr>
+                <w:rFonts w:eastAsia="Times New Roman" w:cs="Times New Roman"/>
+                <w:kern w:val="0"/>
+                <w:sz w:val="20"/>
+                <w:szCs w:val="20"/>
+                <w:lang w:eastAsia="de-DE"/>
+                <w14:ligatures w14:val="none"/>
+              </w:rPr>
+            </w:pPr>
+          </w:p>
+        </w:tc>
+        <w:tc>
+          <w:tcPr>
+            <w:tcW w:w="320" w:type="dxa"/>
+            <w:tcBorders>
+              <w:top w:val="nil"/>
+              <w:left w:val="nil"/>
+              <w:bottom w:val="nil"/>
+              <w:right w:val="nil"/>
+            </w:tcBorders>
+            <w:noWrap/>
+            <w:vAlign w:val="bottom"/>
+            <w:hideMark/>
+          </w:tcPr>
+          <w:p>
+            <w:pPr>
+              <w:spacing w:after="0" w:line="240" w:lineRule="auto"/>
+              <w:jc w:val="left"/>
+              <w:rPr>
+                <w:rFonts w:eastAsia="Times New Roman" w:cs="Times New Roman"/>
+                <w:kern w:val="0"/>
+                <w:sz w:val="20"/>
+                <w:szCs w:val="20"/>
+                <w:lang w:eastAsia="de-DE"/>
+                <w14:ligatures w14:val="none"/>
+              </w:rPr>
+            </w:pPr>
+          </w:p>
+        </w:tc>
+        <w:tc>
+          <w:tcPr>
+            <w:tcW w:w="320" w:type="dxa"/>
+            <w:tcBorders>
+              <w:top w:val="nil"/>
+              <w:left w:val="nil"/>
+              <w:bottom w:val="nil"/>
+              <w:right w:val="nil"/>
+            </w:tcBorders>
+            <w:noWrap/>
+            <w:vAlign w:val="bottom"/>
+            <w:hideMark/>
+          </w:tcPr>
+          <w:p>
+            <w:pPr>
+              <w:spacing w:after="0" w:line="240" w:lineRule="auto"/>
+              <w:jc w:val="left"/>
+              <w:rPr>
+                <w:rFonts w:eastAsia="Times New Roman" w:cs="Times New Roman"/>
+                <w:kern w:val="0"/>
+                <w:sz w:val="20"/>
+                <w:szCs w:val="20"/>
+                <w:lang w:eastAsia="de-DE"/>
+                <w14:ligatures w14:val="none"/>
+              </w:rPr>
+            </w:pPr>
+          </w:p>
+        </w:tc>
+        <w:tc>
+          <w:tcPr>
+            <w:tcW w:w="320" w:type="dxa"/>
+            <w:tcBorders>
+              <w:top w:val="nil"/>
+              <w:left w:val="nil"/>
+              <w:bottom w:val="nil"/>
+              <w:right w:val="nil"/>
+            </w:tcBorders>
+            <w:noWrap/>
+            <w:vAlign w:val="bottom"/>
+            <w:hideMark/>
+          </w:tcPr>
+          <w:p>
+            <w:pPr>
+              <w:spacing w:after="0" w:line="240" w:lineRule="auto"/>
+              <w:jc w:val="left"/>
+              <w:rPr>
+                <w:rFonts w:eastAsia="Times New Roman" w:cs="Times New Roman"/>
+                <w:kern w:val="0"/>
+                <w:sz w:val="20"/>
+                <w:szCs w:val="20"/>
+                <w:lang w:eastAsia="de-DE"/>
+                <w14:ligatures w14:val="none"/>
+              </w:rPr>
+            </w:pPr>
+          </w:p>
+        </w:tc>
+        <w:tc>
+          <w:tcPr>
+            <w:tcW w:w="320" w:type="dxa"/>
+            <w:tcBorders>
+              <w:top w:val="nil"/>
+              <w:left w:val="nil"/>
+              <w:bottom w:val="nil"/>
+              <w:right w:val="single" w:sz="4" w:space="0" w:color="auto"/>
+            </w:tcBorders>
+            <w:noWrap/>
+            <w:vAlign w:val="bottom"/>
+            <w:hideMark/>
+          </w:tcPr>
+          <w:p>
+            <w:pPr>
+              <w:spacing w:after="0" w:line="240" w:lineRule="auto"/>
+              <w:jc w:val="left"/>
+              <w:rPr>
+                <w:rFonts w:eastAsia="Times New Roman" w:cs="Times New Roman"/>
+                <w:color w:val="000000"/>
+                <w:kern w:val="0"/>
+                <w:sz w:val="22"/>
+                <w:szCs w:val="22"/>
+                <w:lang w:eastAsia="de-DE"/>
+                <w14:ligatures w14:val="none"/>
+              </w:rPr>
+            </w:pPr>
+            <w:r>
+              <w:rPr>
+                <w:rFonts w:eastAsia="Times New Roman" w:cs="Times New Roman"/>
+                <w:color w:val="000000"/>
+                <w:kern w:val="0"/>
+                <w:sz w:val="22"/>
+                <w:szCs w:val="22"/>
+                <w:lang w:eastAsia="de-DE"/>
+                <w14:ligatures w14:val="none"/>
+              </w:rPr>
+              <w:t> </w:t>
+            </w:r>
+          </w:p>
+        </w:tc>
+      </w:tr>
+      <w:tr>
+        <w:trPr>
+          <w:trHeight w:val="300"/>
+          <w:jc w:val="center"/>
+        </w:trPr>
+        <w:tc>
+          <w:tcPr>
+            <w:tcW w:w="3620" w:type="dxa"/>
+            <w:tcBorders>
+              <w:top w:val="nil"/>
+              <w:left w:val="single" w:sz="4" w:space="0" w:color="auto"/>
+              <w:bottom w:val="nil"/>
+              <w:right w:val="single" w:sz="8" w:space="0" w:color="auto"/>
+            </w:tcBorders>
+            <w:noWrap/>
+            <w:vAlign w:val="bottom"/>
+            <w:hideMark/>
+          </w:tcPr>
+          <w:p>
+            <w:pPr>
+              <w:spacing w:after="0" w:line="240" w:lineRule="auto"/>
+              <w:jc w:val="left"/>
+              <w:rPr>
+                <w:rFonts w:eastAsia="Times New Roman" w:cs="Times New Roman"/>
+                <w:color w:val="000000"/>
+                <w:kern w:val="0"/>
+                <w:sz w:val="22"/>
+                <w:szCs w:val="22"/>
+                <w:lang w:eastAsia="de-DE"/>
+                <w14:ligatures w14:val="none"/>
+              </w:rPr>
+            </w:pPr>
+            <w:r>
+              <w:rPr>
+                <w:rFonts w:eastAsia="Times New Roman" w:cs="Times New Roman"/>
+                <w:color w:val="000000"/>
+                <w:kern w:val="0"/>
+                <w:sz w:val="22"/>
+                <w:szCs w:val="22"/>
+                <w:lang w:eastAsia="de-DE"/>
+                <w14:ligatures w14:val="none"/>
+              </w:rPr>
+              <w:t>Recherche nach geeigneten Daten</w:t>
+            </w:r>
+          </w:p>
+        </w:tc>
+        <w:tc>
+          <w:tcPr>
+            <w:tcW w:w="320" w:type="dxa"/>
+            <w:vMerge/>
+            <w:tcBorders>
+              <w:top w:val="single" w:sz="4" w:space="0" w:color="auto"/>
+              <w:left w:val="nil"/>
+              <w:bottom w:val="single" w:sz="4" w:space="0" w:color="000000"/>
+              <w:right w:val="nil"/>
+            </w:tcBorders>
+            <w:vAlign w:val="center"/>
+            <w:hideMark/>
+          </w:tcPr>
+          <w:p>
+            <w:pPr>
+              <w:spacing w:after="0" w:line="240" w:lineRule="auto"/>
+              <w:jc w:val="left"/>
+              <w:rPr>
+                <w:rFonts w:eastAsia="Times New Roman" w:cs="Times New Roman"/>
+                <w:color w:val="000000"/>
+                <w:kern w:val="0"/>
+                <w:sz w:val="22"/>
+                <w:szCs w:val="22"/>
+                <w:lang w:eastAsia="de-DE"/>
+                <w14:ligatures w14:val="none"/>
+              </w:rPr>
+            </w:pPr>
+          </w:p>
+        </w:tc>
+        <w:tc>
+          <w:tcPr>
+            <w:tcW w:w="320" w:type="dxa"/>
+            <w:tcBorders>
+              <w:top w:val="nil"/>
+              <w:left w:val="nil"/>
+              <w:bottom w:val="nil"/>
+              <w:right w:val="nil"/>
+            </w:tcBorders>
+            <w:noWrap/>
+            <w:vAlign w:val="bottom"/>
+            <w:hideMark/>
+          </w:tcPr>
+          <w:p>
+            <w:pPr>
+              <w:spacing w:after="0" w:line="240" w:lineRule="auto"/>
+              <w:jc w:val="left"/>
+              <w:rPr>
+                <w:rFonts w:eastAsia="Times New Roman" w:cs="Times New Roman"/>
+                <w:color w:val="000000"/>
+                <w:kern w:val="0"/>
+                <w:sz w:val="22"/>
+                <w:szCs w:val="22"/>
+                <w:lang w:eastAsia="de-DE"/>
+                <w14:ligatures w14:val="none"/>
+              </w:rPr>
+            </w:pPr>
+          </w:p>
+        </w:tc>
+        <w:tc>
+          <w:tcPr>
+            <w:tcW w:w="320" w:type="dxa"/>
+            <w:tcBorders>
+              <w:top w:val="nil"/>
+              <w:left w:val="nil"/>
+              <w:bottom w:val="nil"/>
+              <w:right w:val="nil"/>
+            </w:tcBorders>
+            <w:noWrap/>
+            <w:vAlign w:val="bottom"/>
+            <w:hideMark/>
+          </w:tcPr>
+          <w:p>
+            <w:pPr>
+              <w:spacing w:after="0" w:line="240" w:lineRule="auto"/>
+              <w:jc w:val="left"/>
+              <w:rPr>
+                <w:rFonts w:eastAsia="Times New Roman" w:cs="Times New Roman"/>
+                <w:kern w:val="0"/>
+                <w:sz w:val="20"/>
+                <w:szCs w:val="20"/>
+                <w:lang w:eastAsia="de-DE"/>
+                <w14:ligatures w14:val="none"/>
+              </w:rPr>
+            </w:pPr>
+          </w:p>
+        </w:tc>
+        <w:tc>
+          <w:tcPr>
+            <w:tcW w:w="320" w:type="dxa"/>
+            <w:tcBorders>
+              <w:top w:val="nil"/>
+              <w:left w:val="nil"/>
+              <w:bottom w:val="nil"/>
+              <w:right w:val="nil"/>
+            </w:tcBorders>
+            <w:noWrap/>
+            <w:vAlign w:val="bottom"/>
+            <w:hideMark/>
+          </w:tcPr>
+          <w:p>
+            <w:pPr>
+              <w:spacing w:after="0" w:line="240" w:lineRule="auto"/>
+              <w:jc w:val="left"/>
+              <w:rPr>
+                <w:rFonts w:eastAsia="Times New Roman" w:cs="Times New Roman"/>
+                <w:kern w:val="0"/>
+                <w:sz w:val="20"/>
+                <w:szCs w:val="20"/>
+                <w:lang w:eastAsia="de-DE"/>
+                <w14:ligatures w14:val="none"/>
+              </w:rPr>
+            </w:pPr>
+          </w:p>
+        </w:tc>
+        <w:tc>
+          <w:tcPr>
+            <w:tcW w:w="320" w:type="dxa"/>
+            <w:tcBorders>
+              <w:top w:val="nil"/>
+              <w:left w:val="nil"/>
+              <w:bottom w:val="nil"/>
+              <w:right w:val="nil"/>
+            </w:tcBorders>
+            <w:noWrap/>
+            <w:vAlign w:val="bottom"/>
+            <w:hideMark/>
+          </w:tcPr>
+          <w:p>
+            <w:pPr>
+              <w:spacing w:after="0" w:line="240" w:lineRule="auto"/>
+              <w:jc w:val="left"/>
+              <w:rPr>
+                <w:rFonts w:eastAsia="Times New Roman" w:cs="Times New Roman"/>
+                <w:kern w:val="0"/>
+                <w:sz w:val="20"/>
+                <w:szCs w:val="20"/>
+                <w:lang w:eastAsia="de-DE"/>
+                <w14:ligatures w14:val="none"/>
+              </w:rPr>
+            </w:pPr>
+          </w:p>
+        </w:tc>
+        <w:tc>
+          <w:tcPr>
+            <w:tcW w:w="320" w:type="dxa"/>
+            <w:tcBorders>
+              <w:top w:val="nil"/>
+              <w:left w:val="nil"/>
+              <w:bottom w:val="nil"/>
+              <w:right w:val="nil"/>
+            </w:tcBorders>
+            <w:noWrap/>
+            <w:vAlign w:val="bottom"/>
+            <w:hideMark/>
+          </w:tcPr>
+          <w:p>
+            <w:pPr>
+              <w:spacing w:after="0" w:line="240" w:lineRule="auto"/>
+              <w:jc w:val="left"/>
+              <w:rPr>
+                <w:rFonts w:eastAsia="Times New Roman" w:cs="Times New Roman"/>
+                <w:kern w:val="0"/>
+                <w:sz w:val="20"/>
+                <w:szCs w:val="20"/>
+                <w:lang w:eastAsia="de-DE"/>
+                <w14:ligatures w14:val="none"/>
+              </w:rPr>
+            </w:pPr>
+          </w:p>
+        </w:tc>
+        <w:tc>
+          <w:tcPr>
+            <w:tcW w:w="320" w:type="dxa"/>
+            <w:tcBorders>
+              <w:top w:val="nil"/>
+              <w:left w:val="nil"/>
+              <w:bottom w:val="nil"/>
+              <w:right w:val="nil"/>
+            </w:tcBorders>
+            <w:noWrap/>
+            <w:vAlign w:val="bottom"/>
+            <w:hideMark/>
+          </w:tcPr>
+          <w:p>
+            <w:pPr>
+              <w:spacing w:after="0" w:line="240" w:lineRule="auto"/>
+              <w:jc w:val="left"/>
+              <w:rPr>
+                <w:rFonts w:eastAsia="Times New Roman" w:cs="Times New Roman"/>
+                <w:kern w:val="0"/>
+                <w:sz w:val="20"/>
+                <w:szCs w:val="20"/>
+                <w:lang w:eastAsia="de-DE"/>
+                <w14:ligatures w14:val="none"/>
+              </w:rPr>
+            </w:pPr>
+          </w:p>
+        </w:tc>
+        <w:tc>
+          <w:tcPr>
+            <w:tcW w:w="320" w:type="dxa"/>
+            <w:tcBorders>
+              <w:top w:val="nil"/>
+              <w:left w:val="nil"/>
+              <w:bottom w:val="nil"/>
+              <w:right w:val="nil"/>
+            </w:tcBorders>
+            <w:noWrap/>
+            <w:vAlign w:val="bottom"/>
+            <w:hideMark/>
+          </w:tcPr>
+          <w:p>
+            <w:pPr>
+              <w:spacing w:after="0" w:line="240" w:lineRule="auto"/>
+              <w:jc w:val="left"/>
+              <w:rPr>
+                <w:rFonts w:eastAsia="Times New Roman" w:cs="Times New Roman"/>
+                <w:kern w:val="0"/>
+                <w:sz w:val="20"/>
+                <w:szCs w:val="20"/>
+                <w:lang w:eastAsia="de-DE"/>
+                <w14:ligatures w14:val="none"/>
+              </w:rPr>
+            </w:pPr>
+          </w:p>
+        </w:tc>
+        <w:tc>
+          <w:tcPr>
+            <w:tcW w:w="320" w:type="dxa"/>
+            <w:tcBorders>
+              <w:top w:val="nil"/>
+              <w:left w:val="nil"/>
+              <w:bottom w:val="nil"/>
+              <w:right w:val="nil"/>
+            </w:tcBorders>
+            <w:noWrap/>
+            <w:vAlign w:val="bottom"/>
+            <w:hideMark/>
+          </w:tcPr>
+          <w:p>
+            <w:pPr>
+              <w:spacing w:after="0" w:line="240" w:lineRule="auto"/>
+              <w:jc w:val="left"/>
+              <w:rPr>
+                <w:rFonts w:eastAsia="Times New Roman" w:cs="Times New Roman"/>
+                <w:kern w:val="0"/>
+                <w:sz w:val="20"/>
+                <w:szCs w:val="20"/>
+                <w:lang w:eastAsia="de-DE"/>
+                <w14:ligatures w14:val="none"/>
+              </w:rPr>
+            </w:pPr>
+          </w:p>
+        </w:tc>
+        <w:tc>
+          <w:tcPr>
+            <w:tcW w:w="320" w:type="dxa"/>
+            <w:tcBorders>
+              <w:top w:val="nil"/>
+              <w:left w:val="nil"/>
+              <w:bottom w:val="nil"/>
+              <w:right w:val="nil"/>
+            </w:tcBorders>
+            <w:noWrap/>
+            <w:vAlign w:val="bottom"/>
+            <w:hideMark/>
+          </w:tcPr>
+          <w:p>
+            <w:pPr>
+              <w:spacing w:after="0" w:line="240" w:lineRule="auto"/>
+              <w:jc w:val="left"/>
+              <w:rPr>
+                <w:rFonts w:eastAsia="Times New Roman" w:cs="Times New Roman"/>
+                <w:kern w:val="0"/>
+                <w:sz w:val="20"/>
+                <w:szCs w:val="20"/>
+                <w:lang w:eastAsia="de-DE"/>
+                <w14:ligatures w14:val="none"/>
+              </w:rPr>
+            </w:pPr>
+          </w:p>
+        </w:tc>
+        <w:tc>
+          <w:tcPr>
+            <w:tcW w:w="320" w:type="dxa"/>
+            <w:tcBorders>
+              <w:top w:val="nil"/>
+              <w:left w:val="nil"/>
+              <w:bottom w:val="nil"/>
+              <w:right w:val="nil"/>
+            </w:tcBorders>
+            <w:noWrap/>
+            <w:vAlign w:val="bottom"/>
+            <w:hideMark/>
+          </w:tcPr>
+          <w:p>
+            <w:pPr>
+              <w:spacing w:after="0" w:line="240" w:lineRule="auto"/>
+              <w:jc w:val="left"/>
+              <w:rPr>
+                <w:rFonts w:eastAsia="Times New Roman" w:cs="Times New Roman"/>
+                <w:kern w:val="0"/>
+                <w:sz w:val="20"/>
+                <w:szCs w:val="20"/>
+                <w:lang w:eastAsia="de-DE"/>
+                <w14:ligatures w14:val="none"/>
+              </w:rPr>
+            </w:pPr>
+          </w:p>
+        </w:tc>
+        <w:tc>
+          <w:tcPr>
+            <w:tcW w:w="320" w:type="dxa"/>
+            <w:tcBorders>
+              <w:top w:val="nil"/>
+              <w:left w:val="nil"/>
+              <w:bottom w:val="nil"/>
+              <w:right w:val="nil"/>
+            </w:tcBorders>
+            <w:noWrap/>
+            <w:vAlign w:val="bottom"/>
+            <w:hideMark/>
+          </w:tcPr>
+          <w:p>
+            <w:pPr>
+              <w:spacing w:after="0" w:line="240" w:lineRule="auto"/>
+              <w:jc w:val="left"/>
+              <w:rPr>
+                <w:rFonts w:eastAsia="Times New Roman" w:cs="Times New Roman"/>
+                <w:kern w:val="0"/>
+                <w:sz w:val="20"/>
+                <w:szCs w:val="20"/>
+                <w:lang w:eastAsia="de-DE"/>
+                <w14:ligatures w14:val="none"/>
+              </w:rPr>
+            </w:pPr>
+          </w:p>
+        </w:tc>
+        <w:tc>
+          <w:tcPr>
+            <w:tcW w:w="320" w:type="dxa"/>
+            <w:tcBorders>
+              <w:top w:val="nil"/>
+              <w:left w:val="nil"/>
+              <w:bottom w:val="nil"/>
+              <w:right w:val="single" w:sz="4" w:space="0" w:color="auto"/>
+            </w:tcBorders>
+            <w:noWrap/>
+            <w:vAlign w:val="bottom"/>
+            <w:hideMark/>
+          </w:tcPr>
+          <w:p>
+            <w:pPr>
+              <w:spacing w:after="0" w:line="240" w:lineRule="auto"/>
+              <w:jc w:val="left"/>
+              <w:rPr>
+                <w:rFonts w:eastAsia="Times New Roman" w:cs="Times New Roman"/>
+                <w:color w:val="000000"/>
+                <w:kern w:val="0"/>
+                <w:sz w:val="22"/>
+                <w:szCs w:val="22"/>
+                <w:lang w:eastAsia="de-DE"/>
+                <w14:ligatures w14:val="none"/>
+              </w:rPr>
+            </w:pPr>
+            <w:r>
+              <w:rPr>
+                <w:rFonts w:eastAsia="Times New Roman" w:cs="Times New Roman"/>
+                <w:color w:val="000000"/>
+                <w:kern w:val="0"/>
+                <w:sz w:val="22"/>
+                <w:szCs w:val="22"/>
+                <w:lang w:eastAsia="de-DE"/>
+                <w14:ligatures w14:val="none"/>
+              </w:rPr>
+              <w:t> </w:t>
+            </w:r>
+          </w:p>
+        </w:tc>
+      </w:tr>
+      <w:tr>
+        <w:trPr>
+          <w:trHeight w:val="315"/>
+          <w:jc w:val="center"/>
+        </w:trPr>
+        <w:tc>
+          <w:tcPr>
+            <w:tcW w:w="3620" w:type="dxa"/>
+            <w:tcBorders>
+              <w:top w:val="nil"/>
+              <w:left w:val="single" w:sz="4" w:space="0" w:color="auto"/>
+              <w:bottom w:val="single" w:sz="8" w:space="0" w:color="auto"/>
+              <w:right w:val="single" w:sz="8" w:space="0" w:color="auto"/>
+            </w:tcBorders>
+            <w:noWrap/>
+            <w:vAlign w:val="bottom"/>
+            <w:hideMark/>
+          </w:tcPr>
+          <w:p>
+            <w:pPr>
+              <w:spacing w:after="0" w:line="240" w:lineRule="auto"/>
+              <w:jc w:val="left"/>
+              <w:rPr>
+                <w:rFonts w:eastAsia="Times New Roman" w:cs="Times New Roman"/>
+                <w:color w:val="000000"/>
+                <w:kern w:val="0"/>
+                <w:sz w:val="22"/>
+                <w:szCs w:val="22"/>
+                <w:lang w:eastAsia="de-DE"/>
+                <w14:ligatures w14:val="none"/>
+              </w:rPr>
+            </w:pPr>
+            <w:r>
+              <w:rPr>
+                <w:rFonts w:eastAsia="Times New Roman" w:cs="Times New Roman"/>
+                <w:color w:val="000000"/>
+                <w:kern w:val="0"/>
+                <w:sz w:val="22"/>
+                <w:szCs w:val="22"/>
+                <w:lang w:eastAsia="de-DE"/>
+                <w14:ligatures w14:val="none"/>
+              </w:rPr>
+              <w:t>Explorative Datenanalyse</w:t>
+            </w:r>
+          </w:p>
+        </w:tc>
+        <w:tc>
+          <w:tcPr>
+            <w:tcW w:w="320" w:type="dxa"/>
+            <w:vMerge/>
+            <w:tcBorders>
+              <w:top w:val="single" w:sz="4" w:space="0" w:color="auto"/>
+              <w:left w:val="nil"/>
+              <w:bottom w:val="single" w:sz="4" w:space="0" w:color="000000"/>
+              <w:right w:val="nil"/>
+            </w:tcBorders>
+            <w:vAlign w:val="center"/>
+            <w:hideMark/>
+          </w:tcPr>
+          <w:p>
+            <w:pPr>
+              <w:spacing w:after="0" w:line="240" w:lineRule="auto"/>
+              <w:jc w:val="left"/>
+              <w:rPr>
+                <w:rFonts w:eastAsia="Times New Roman" w:cs="Times New Roman"/>
+                <w:color w:val="000000"/>
+                <w:kern w:val="0"/>
+                <w:sz w:val="22"/>
+                <w:szCs w:val="22"/>
+                <w:lang w:eastAsia="de-DE"/>
+                <w14:ligatures w14:val="none"/>
+              </w:rPr>
+            </w:pPr>
+          </w:p>
+        </w:tc>
+        <w:tc>
+          <w:tcPr>
+            <w:tcW w:w="320" w:type="dxa"/>
+            <w:tcBorders>
+              <w:top w:val="nil"/>
+              <w:left w:val="nil"/>
+              <w:bottom w:val="nil"/>
+              <w:right w:val="nil"/>
+            </w:tcBorders>
+            <w:noWrap/>
+            <w:vAlign w:val="bottom"/>
+            <w:hideMark/>
+          </w:tcPr>
+          <w:p>
+            <w:pPr>
+              <w:spacing w:after="0" w:line="240" w:lineRule="auto"/>
+              <w:jc w:val="left"/>
+              <w:rPr>
+                <w:rFonts w:eastAsia="Times New Roman" w:cs="Times New Roman"/>
+                <w:color w:val="000000"/>
+                <w:kern w:val="0"/>
+                <w:sz w:val="22"/>
+                <w:szCs w:val="22"/>
+                <w:lang w:eastAsia="de-DE"/>
+                <w14:ligatures w14:val="none"/>
+              </w:rPr>
+            </w:pPr>
+          </w:p>
+        </w:tc>
+        <w:tc>
+          <w:tcPr>
+            <w:tcW w:w="320" w:type="dxa"/>
+            <w:tcBorders>
+              <w:top w:val="nil"/>
+              <w:left w:val="nil"/>
+              <w:bottom w:val="nil"/>
+              <w:right w:val="nil"/>
+            </w:tcBorders>
+            <w:noWrap/>
+            <w:vAlign w:val="bottom"/>
+            <w:hideMark/>
+          </w:tcPr>
+          <w:p>
+            <w:pPr>
+              <w:spacing w:after="0" w:line="240" w:lineRule="auto"/>
+              <w:jc w:val="left"/>
+              <w:rPr>
+                <w:rFonts w:eastAsia="Times New Roman" w:cs="Times New Roman"/>
+                <w:kern w:val="0"/>
+                <w:sz w:val="20"/>
+                <w:szCs w:val="20"/>
+                <w:lang w:eastAsia="de-DE"/>
+                <w14:ligatures w14:val="none"/>
+              </w:rPr>
+            </w:pPr>
+          </w:p>
+        </w:tc>
+        <w:tc>
+          <w:tcPr>
+            <w:tcW w:w="320" w:type="dxa"/>
+            <w:tcBorders>
+              <w:top w:val="nil"/>
+              <w:left w:val="nil"/>
+              <w:bottom w:val="nil"/>
+              <w:right w:val="nil"/>
+            </w:tcBorders>
+            <w:noWrap/>
+            <w:vAlign w:val="bottom"/>
+            <w:hideMark/>
+          </w:tcPr>
+          <w:p>
+            <w:pPr>
+              <w:spacing w:after="0" w:line="240" w:lineRule="auto"/>
+              <w:jc w:val="left"/>
+              <w:rPr>
+                <w:rFonts w:eastAsia="Times New Roman" w:cs="Times New Roman"/>
+                <w:kern w:val="0"/>
+                <w:sz w:val="20"/>
+                <w:szCs w:val="20"/>
+                <w:lang w:eastAsia="de-DE"/>
+                <w14:ligatures w14:val="none"/>
+              </w:rPr>
+            </w:pPr>
+          </w:p>
+        </w:tc>
+        <w:tc>
+          <w:tcPr>
+            <w:tcW w:w="320" w:type="dxa"/>
+            <w:tcBorders>
+              <w:top w:val="nil"/>
+              <w:left w:val="nil"/>
+              <w:bottom w:val="nil"/>
+              <w:right w:val="nil"/>
+            </w:tcBorders>
+            <w:noWrap/>
+            <w:vAlign w:val="bottom"/>
+            <w:hideMark/>
+          </w:tcPr>
+          <w:p>
+            <w:pPr>
+              <w:spacing w:after="0" w:line="240" w:lineRule="auto"/>
+              <w:jc w:val="left"/>
+              <w:rPr>
+                <w:rFonts w:eastAsia="Times New Roman" w:cs="Times New Roman"/>
+                <w:kern w:val="0"/>
+                <w:sz w:val="20"/>
+                <w:szCs w:val="20"/>
+                <w:lang w:eastAsia="de-DE"/>
+                <w14:ligatures w14:val="none"/>
+              </w:rPr>
+            </w:pPr>
+          </w:p>
+        </w:tc>
+        <w:tc>
+          <w:tcPr>
+            <w:tcW w:w="320" w:type="dxa"/>
+            <w:tcBorders>
+              <w:top w:val="nil"/>
+              <w:left w:val="nil"/>
+              <w:bottom w:val="nil"/>
+              <w:right w:val="nil"/>
+            </w:tcBorders>
+            <w:noWrap/>
+            <w:vAlign w:val="bottom"/>
+            <w:hideMark/>
+          </w:tcPr>
+          <w:p>
+            <w:pPr>
+              <w:spacing w:after="0" w:line="240" w:lineRule="auto"/>
+              <w:jc w:val="left"/>
+              <w:rPr>
+                <w:rFonts w:eastAsia="Times New Roman" w:cs="Times New Roman"/>
+                <w:kern w:val="0"/>
+                <w:sz w:val="20"/>
+                <w:szCs w:val="20"/>
+                <w:lang w:eastAsia="de-DE"/>
+                <w14:ligatures w14:val="none"/>
+              </w:rPr>
+            </w:pPr>
+          </w:p>
+        </w:tc>
+        <w:tc>
+          <w:tcPr>
+            <w:tcW w:w="320" w:type="dxa"/>
+            <w:tcBorders>
+              <w:top w:val="nil"/>
+              <w:left w:val="nil"/>
+              <w:bottom w:val="nil"/>
+              <w:right w:val="nil"/>
+            </w:tcBorders>
+            <w:noWrap/>
+            <w:vAlign w:val="bottom"/>
+            <w:hideMark/>
+          </w:tcPr>
+          <w:p>
+            <w:pPr>
+              <w:spacing w:after="0" w:line="240" w:lineRule="auto"/>
+              <w:jc w:val="left"/>
+              <w:rPr>
+                <w:rFonts w:eastAsia="Times New Roman" w:cs="Times New Roman"/>
+                <w:kern w:val="0"/>
+                <w:sz w:val="20"/>
+                <w:szCs w:val="20"/>
+                <w:lang w:eastAsia="de-DE"/>
+                <w14:ligatures w14:val="none"/>
+              </w:rPr>
+            </w:pPr>
+          </w:p>
+        </w:tc>
+        <w:tc>
+          <w:tcPr>
+            <w:tcW w:w="320" w:type="dxa"/>
+            <w:tcBorders>
+              <w:top w:val="nil"/>
+              <w:left w:val="nil"/>
+              <w:bottom w:val="nil"/>
+              <w:right w:val="nil"/>
+            </w:tcBorders>
+            <w:noWrap/>
+            <w:vAlign w:val="bottom"/>
+            <w:hideMark/>
+          </w:tcPr>
+          <w:p>
+            <w:pPr>
+              <w:spacing w:after="0" w:line="240" w:lineRule="auto"/>
+              <w:jc w:val="left"/>
+              <w:rPr>
+                <w:rFonts w:eastAsia="Times New Roman" w:cs="Times New Roman"/>
+                <w:kern w:val="0"/>
+                <w:sz w:val="20"/>
+                <w:szCs w:val="20"/>
+                <w:lang w:eastAsia="de-DE"/>
+                <w14:ligatures w14:val="none"/>
+              </w:rPr>
+            </w:pPr>
+          </w:p>
+        </w:tc>
+        <w:tc>
+          <w:tcPr>
+            <w:tcW w:w="320" w:type="dxa"/>
+            <w:tcBorders>
+              <w:top w:val="nil"/>
+              <w:left w:val="nil"/>
+              <w:bottom w:val="nil"/>
+              <w:right w:val="nil"/>
+            </w:tcBorders>
+            <w:noWrap/>
+            <w:vAlign w:val="bottom"/>
+            <w:hideMark/>
+          </w:tcPr>
+          <w:p>
+            <w:pPr>
+              <w:spacing w:after="0" w:line="240" w:lineRule="auto"/>
+              <w:jc w:val="left"/>
+              <w:rPr>
+                <w:rFonts w:eastAsia="Times New Roman" w:cs="Times New Roman"/>
+                <w:kern w:val="0"/>
+                <w:sz w:val="20"/>
+                <w:szCs w:val="20"/>
+                <w:lang w:eastAsia="de-DE"/>
+                <w14:ligatures w14:val="none"/>
+              </w:rPr>
+            </w:pPr>
+          </w:p>
+        </w:tc>
+        <w:tc>
+          <w:tcPr>
+            <w:tcW w:w="320" w:type="dxa"/>
+            <w:tcBorders>
+              <w:top w:val="nil"/>
+              <w:left w:val="nil"/>
+              <w:bottom w:val="nil"/>
+              <w:right w:val="nil"/>
+            </w:tcBorders>
+            <w:noWrap/>
+            <w:vAlign w:val="bottom"/>
+            <w:hideMark/>
+          </w:tcPr>
+          <w:p>
+            <w:pPr>
+              <w:spacing w:after="0" w:line="240" w:lineRule="auto"/>
+              <w:jc w:val="left"/>
+              <w:rPr>
+                <w:rFonts w:eastAsia="Times New Roman" w:cs="Times New Roman"/>
+                <w:kern w:val="0"/>
+                <w:sz w:val="20"/>
+                <w:szCs w:val="20"/>
+                <w:lang w:eastAsia="de-DE"/>
+                <w14:ligatures w14:val="none"/>
+              </w:rPr>
+            </w:pPr>
+          </w:p>
+        </w:tc>
+        <w:tc>
+          <w:tcPr>
+            <w:tcW w:w="320" w:type="dxa"/>
+            <w:tcBorders>
+              <w:top w:val="nil"/>
+              <w:left w:val="nil"/>
+              <w:bottom w:val="nil"/>
+              <w:right w:val="nil"/>
+            </w:tcBorders>
+            <w:noWrap/>
+            <w:vAlign w:val="bottom"/>
+            <w:hideMark/>
+          </w:tcPr>
+          <w:p>
+            <w:pPr>
+              <w:spacing w:after="0" w:line="240" w:lineRule="auto"/>
+              <w:jc w:val="left"/>
+              <w:rPr>
+                <w:rFonts w:eastAsia="Times New Roman" w:cs="Times New Roman"/>
+                <w:kern w:val="0"/>
+                <w:sz w:val="20"/>
+                <w:szCs w:val="20"/>
+                <w:lang w:eastAsia="de-DE"/>
+                <w14:ligatures w14:val="none"/>
+              </w:rPr>
+            </w:pPr>
+          </w:p>
+        </w:tc>
+        <w:tc>
+          <w:tcPr>
+            <w:tcW w:w="320" w:type="dxa"/>
+            <w:tcBorders>
+              <w:top w:val="nil"/>
+              <w:left w:val="nil"/>
+              <w:bottom w:val="nil"/>
+              <w:right w:val="nil"/>
+            </w:tcBorders>
+            <w:noWrap/>
+            <w:vAlign w:val="bottom"/>
+            <w:hideMark/>
+          </w:tcPr>
+          <w:p>
+            <w:pPr>
+              <w:spacing w:after="0" w:line="240" w:lineRule="auto"/>
+              <w:jc w:val="left"/>
+              <w:rPr>
+                <w:rFonts w:eastAsia="Times New Roman" w:cs="Times New Roman"/>
+                <w:kern w:val="0"/>
+                <w:sz w:val="20"/>
+                <w:szCs w:val="20"/>
+                <w:lang w:eastAsia="de-DE"/>
+                <w14:ligatures w14:val="none"/>
+              </w:rPr>
+            </w:pPr>
+          </w:p>
+        </w:tc>
+        <w:tc>
+          <w:tcPr>
+            <w:tcW w:w="320" w:type="dxa"/>
+            <w:tcBorders>
+              <w:top w:val="nil"/>
+              <w:left w:val="nil"/>
+              <w:bottom w:val="nil"/>
+              <w:right w:val="single" w:sz="4" w:space="0" w:color="auto"/>
+            </w:tcBorders>
+            <w:noWrap/>
+            <w:vAlign w:val="bottom"/>
+            <w:hideMark/>
+          </w:tcPr>
+          <w:p>
+            <w:pPr>
+              <w:spacing w:after="0" w:line="240" w:lineRule="auto"/>
+              <w:jc w:val="left"/>
+              <w:rPr>
+                <w:rFonts w:eastAsia="Times New Roman" w:cs="Times New Roman"/>
+                <w:color w:val="000000"/>
+                <w:kern w:val="0"/>
+                <w:sz w:val="22"/>
+                <w:szCs w:val="22"/>
+                <w:lang w:eastAsia="de-DE"/>
+                <w14:ligatures w14:val="none"/>
+              </w:rPr>
+            </w:pPr>
+            <w:r>
+              <w:rPr>
+                <w:rFonts w:eastAsia="Times New Roman" w:cs="Times New Roman"/>
+                <w:color w:val="000000"/>
+                <w:kern w:val="0"/>
+                <w:sz w:val="22"/>
+                <w:szCs w:val="22"/>
+                <w:lang w:eastAsia="de-DE"/>
+                <w14:ligatures w14:val="none"/>
+              </w:rPr>
+              <w:t> </w:t>
+            </w:r>
+          </w:p>
+        </w:tc>
+      </w:tr>
+      <w:tr>
+        <w:trPr>
+          <w:trHeight w:val="300"/>
+          <w:jc w:val="center"/>
+        </w:trPr>
+        <w:tc>
+          <w:tcPr>
+            <w:tcW w:w="3620" w:type="dxa"/>
+            <w:tcBorders>
+              <w:top w:val="nil"/>
+              <w:left w:val="single" w:sz="4" w:space="0" w:color="auto"/>
+              <w:bottom w:val="nil"/>
+              <w:right w:val="single" w:sz="8" w:space="0" w:color="auto"/>
+            </w:tcBorders>
+            <w:noWrap/>
+            <w:vAlign w:val="bottom"/>
+            <w:hideMark/>
+          </w:tcPr>
+          <w:p>
+            <w:pPr>
+              <w:spacing w:after="0" w:line="240" w:lineRule="auto"/>
+              <w:jc w:val="center"/>
+              <w:rPr>
+                <w:rFonts w:eastAsia="Times New Roman" w:cs="Times New Roman"/>
+                <w:b/>
+                <w:bCs/>
+                <w:color w:val="000000"/>
+                <w:kern w:val="0"/>
+                <w:sz w:val="22"/>
+                <w:szCs w:val="22"/>
+                <w:lang w:eastAsia="de-DE"/>
+                <w14:ligatures w14:val="none"/>
+              </w:rPr>
+            </w:pPr>
+            <w:r>
+              <w:rPr>
+                <w:rFonts w:eastAsia="Times New Roman" w:cs="Times New Roman"/>
+                <w:b/>
+                <w:bCs/>
+                <w:color w:val="000000"/>
+                <w:kern w:val="0"/>
+                <w:sz w:val="22"/>
+                <w:szCs w:val="22"/>
+                <w:lang w:eastAsia="de-DE"/>
+                <w14:ligatures w14:val="none"/>
+              </w:rPr>
+              <w:t>AP2 und AP4</w:t>
+            </w:r>
+          </w:p>
+        </w:tc>
+        <w:tc>
+          <w:tcPr>
+            <w:tcW w:w="320" w:type="dxa"/>
+            <w:vMerge/>
+            <w:tcBorders>
+              <w:top w:val="single" w:sz="4" w:space="0" w:color="auto"/>
+              <w:left w:val="nil"/>
+              <w:bottom w:val="single" w:sz="4" w:space="0" w:color="000000"/>
+              <w:right w:val="nil"/>
+            </w:tcBorders>
+            <w:vAlign w:val="center"/>
+            <w:hideMark/>
+          </w:tcPr>
+          <w:p>
+            <w:pPr>
+              <w:spacing w:after="0" w:line="240" w:lineRule="auto"/>
+              <w:jc w:val="left"/>
+              <w:rPr>
+                <w:rFonts w:eastAsia="Times New Roman" w:cs="Times New Roman"/>
+                <w:color w:val="000000"/>
+                <w:kern w:val="0"/>
+                <w:sz w:val="22"/>
+                <w:szCs w:val="22"/>
+                <w:lang w:eastAsia="de-DE"/>
+                <w14:ligatures w14:val="none"/>
+              </w:rPr>
+            </w:pPr>
+          </w:p>
+        </w:tc>
+        <w:tc>
+          <w:tcPr>
+            <w:tcW w:w="320" w:type="dxa"/>
+            <w:tcBorders>
+              <w:top w:val="nil"/>
+              <w:left w:val="nil"/>
+              <w:bottom w:val="nil"/>
+              <w:right w:val="nil"/>
+            </w:tcBorders>
+            <w:noWrap/>
+            <w:vAlign w:val="bottom"/>
+            <w:hideMark/>
+          </w:tcPr>
+          <w:p>
+            <w:pPr>
+              <w:spacing w:after="0" w:line="240" w:lineRule="auto"/>
+              <w:jc w:val="center"/>
+              <w:rPr>
+                <w:rFonts w:eastAsia="Times New Roman" w:cs="Times New Roman"/>
+                <w:b/>
+                <w:bCs/>
+                <w:color w:val="000000"/>
+                <w:kern w:val="0"/>
+                <w:sz w:val="22"/>
+                <w:szCs w:val="22"/>
+                <w:lang w:eastAsia="de-DE"/>
+                <w14:ligatures w14:val="none"/>
+              </w:rPr>
+            </w:pPr>
+          </w:p>
+        </w:tc>
+        <w:tc>
+          <w:tcPr>
+            <w:tcW w:w="320" w:type="dxa"/>
+            <w:tcBorders>
+              <w:top w:val="nil"/>
+              <w:left w:val="nil"/>
+              <w:bottom w:val="nil"/>
+              <w:right w:val="nil"/>
+            </w:tcBorders>
+            <w:noWrap/>
+            <w:vAlign w:val="bottom"/>
+            <w:hideMark/>
+          </w:tcPr>
+          <w:p>
+            <w:pPr>
+              <w:spacing w:after="0" w:line="240" w:lineRule="auto"/>
+              <w:jc w:val="left"/>
+              <w:rPr>
+                <w:rFonts w:eastAsia="Times New Roman" w:cs="Times New Roman"/>
+                <w:kern w:val="0"/>
+                <w:sz w:val="20"/>
+                <w:szCs w:val="20"/>
+                <w:lang w:eastAsia="de-DE"/>
+                <w14:ligatures w14:val="none"/>
+              </w:rPr>
+            </w:pPr>
+          </w:p>
+        </w:tc>
+        <w:tc>
+          <w:tcPr>
+            <w:tcW w:w="320" w:type="dxa"/>
+            <w:tcBorders>
+              <w:top w:val="nil"/>
+              <w:left w:val="nil"/>
+              <w:bottom w:val="nil"/>
+              <w:right w:val="nil"/>
+            </w:tcBorders>
+            <w:noWrap/>
+            <w:vAlign w:val="bottom"/>
+            <w:hideMark/>
+          </w:tcPr>
+          <w:p>
+            <w:pPr>
+              <w:spacing w:after="0" w:line="240" w:lineRule="auto"/>
+              <w:jc w:val="left"/>
+              <w:rPr>
+                <w:rFonts w:eastAsia="Times New Roman" w:cs="Times New Roman"/>
+                <w:kern w:val="0"/>
+                <w:sz w:val="20"/>
+                <w:szCs w:val="20"/>
+                <w:lang w:eastAsia="de-DE"/>
+                <w14:ligatures w14:val="none"/>
+              </w:rPr>
+            </w:pPr>
+          </w:p>
+        </w:tc>
+        <w:tc>
+          <w:tcPr>
+            <w:tcW w:w="320" w:type="dxa"/>
+            <w:tcBorders>
+              <w:top w:val="nil"/>
+              <w:left w:val="nil"/>
+              <w:bottom w:val="nil"/>
+              <w:right w:val="nil"/>
+            </w:tcBorders>
+            <w:noWrap/>
+            <w:vAlign w:val="bottom"/>
+            <w:hideMark/>
+          </w:tcPr>
+          <w:p>
+            <w:pPr>
+              <w:spacing w:after="0" w:line="240" w:lineRule="auto"/>
+              <w:jc w:val="left"/>
+              <w:rPr>
+                <w:rFonts w:eastAsia="Times New Roman" w:cs="Times New Roman"/>
+                <w:kern w:val="0"/>
+                <w:sz w:val="20"/>
+                <w:szCs w:val="20"/>
+                <w:lang w:eastAsia="de-DE"/>
+                <w14:ligatures w14:val="none"/>
+              </w:rPr>
+            </w:pPr>
+          </w:p>
+        </w:tc>
+        <w:tc>
+          <w:tcPr>
+            <w:tcW w:w="320" w:type="dxa"/>
+            <w:tcBorders>
+              <w:top w:val="nil"/>
+              <w:left w:val="nil"/>
+              <w:bottom w:val="nil"/>
+              <w:right w:val="nil"/>
+            </w:tcBorders>
+            <w:noWrap/>
+            <w:vAlign w:val="bottom"/>
+            <w:hideMark/>
+          </w:tcPr>
+          <w:p>
+            <w:pPr>
+              <w:spacing w:after="0" w:line="240" w:lineRule="auto"/>
+              <w:jc w:val="left"/>
+              <w:rPr>
+                <w:rFonts w:eastAsia="Times New Roman" w:cs="Times New Roman"/>
+                <w:kern w:val="0"/>
+                <w:sz w:val="20"/>
+                <w:szCs w:val="20"/>
+                <w:lang w:eastAsia="de-DE"/>
+                <w14:ligatures w14:val="none"/>
+              </w:rPr>
+            </w:pPr>
+          </w:p>
+        </w:tc>
+        <w:tc>
+          <w:tcPr>
+            <w:tcW w:w="320" w:type="dxa"/>
+            <w:tcBorders>
+              <w:top w:val="nil"/>
+              <w:left w:val="nil"/>
+              <w:bottom w:val="nil"/>
+              <w:right w:val="nil"/>
+            </w:tcBorders>
+            <w:noWrap/>
+            <w:vAlign w:val="bottom"/>
+            <w:hideMark/>
+          </w:tcPr>
+          <w:p>
+            <w:pPr>
+              <w:spacing w:after="0" w:line="240" w:lineRule="auto"/>
+              <w:jc w:val="left"/>
+              <w:rPr>
+                <w:rFonts w:eastAsia="Times New Roman" w:cs="Times New Roman"/>
+                <w:kern w:val="0"/>
+                <w:sz w:val="20"/>
+                <w:szCs w:val="20"/>
+                <w:lang w:eastAsia="de-DE"/>
+                <w14:ligatures w14:val="none"/>
+              </w:rPr>
+            </w:pPr>
+          </w:p>
+        </w:tc>
+        <w:tc>
+          <w:tcPr>
+            <w:tcW w:w="320" w:type="dxa"/>
+            <w:tcBorders>
+              <w:top w:val="nil"/>
+              <w:left w:val="nil"/>
+              <w:bottom w:val="nil"/>
+              <w:right w:val="nil"/>
+            </w:tcBorders>
+            <w:noWrap/>
+            <w:vAlign w:val="bottom"/>
+            <w:hideMark/>
+          </w:tcPr>
+          <w:p>
+            <w:pPr>
+              <w:spacing w:after="0" w:line="240" w:lineRule="auto"/>
+              <w:jc w:val="left"/>
+              <w:rPr>
+                <w:rFonts w:eastAsia="Times New Roman" w:cs="Times New Roman"/>
+                <w:kern w:val="0"/>
+                <w:sz w:val="20"/>
+                <w:szCs w:val="20"/>
+                <w:lang w:eastAsia="de-DE"/>
+                <w14:ligatures w14:val="none"/>
+              </w:rPr>
+            </w:pPr>
+          </w:p>
+        </w:tc>
+        <w:tc>
+          <w:tcPr>
+            <w:tcW w:w="320" w:type="dxa"/>
+            <w:tcBorders>
+              <w:top w:val="nil"/>
+              <w:left w:val="nil"/>
+              <w:bottom w:val="nil"/>
+              <w:right w:val="nil"/>
+            </w:tcBorders>
+            <w:noWrap/>
+            <w:vAlign w:val="bottom"/>
+            <w:hideMark/>
+          </w:tcPr>
+          <w:p>
+            <w:pPr>
+              <w:spacing w:after="0" w:line="240" w:lineRule="auto"/>
+              <w:jc w:val="left"/>
+              <w:rPr>
+                <w:rFonts w:eastAsia="Times New Roman" w:cs="Times New Roman"/>
+                <w:kern w:val="0"/>
+                <w:sz w:val="20"/>
+                <w:szCs w:val="20"/>
+                <w:lang w:eastAsia="de-DE"/>
+                <w14:ligatures w14:val="none"/>
+              </w:rPr>
+            </w:pPr>
+          </w:p>
+        </w:tc>
+        <w:tc>
+          <w:tcPr>
+            <w:tcW w:w="320" w:type="dxa"/>
+            <w:tcBorders>
+              <w:top w:val="nil"/>
+              <w:left w:val="nil"/>
+              <w:bottom w:val="nil"/>
+              <w:right w:val="nil"/>
+            </w:tcBorders>
+            <w:noWrap/>
+            <w:vAlign w:val="bottom"/>
+            <w:hideMark/>
+          </w:tcPr>
+          <w:p>
+            <w:pPr>
+              <w:spacing w:after="0" w:line="240" w:lineRule="auto"/>
+              <w:jc w:val="left"/>
+              <w:rPr>
+                <w:rFonts w:eastAsia="Times New Roman" w:cs="Times New Roman"/>
+                <w:kern w:val="0"/>
+                <w:sz w:val="20"/>
+                <w:szCs w:val="20"/>
+                <w:lang w:eastAsia="de-DE"/>
+                <w14:ligatures w14:val="none"/>
+              </w:rPr>
+            </w:pPr>
+          </w:p>
+        </w:tc>
+        <w:tc>
+          <w:tcPr>
+            <w:tcW w:w="320" w:type="dxa"/>
+            <w:tcBorders>
+              <w:top w:val="nil"/>
+              <w:left w:val="nil"/>
+              <w:bottom w:val="nil"/>
+              <w:right w:val="nil"/>
+            </w:tcBorders>
+            <w:noWrap/>
+            <w:vAlign w:val="bottom"/>
+            <w:hideMark/>
+          </w:tcPr>
+          <w:p>
+            <w:pPr>
+              <w:spacing w:after="0" w:line="240" w:lineRule="auto"/>
+              <w:jc w:val="left"/>
+              <w:rPr>
+                <w:rFonts w:eastAsia="Times New Roman" w:cs="Times New Roman"/>
+                <w:kern w:val="0"/>
+                <w:sz w:val="20"/>
+                <w:szCs w:val="20"/>
+                <w:lang w:eastAsia="de-DE"/>
+                <w14:ligatures w14:val="none"/>
+              </w:rPr>
+            </w:pPr>
+          </w:p>
+        </w:tc>
+        <w:tc>
+          <w:tcPr>
+            <w:tcW w:w="320" w:type="dxa"/>
+            <w:tcBorders>
+              <w:top w:val="nil"/>
+              <w:left w:val="nil"/>
+              <w:bottom w:val="nil"/>
+              <w:right w:val="nil"/>
+            </w:tcBorders>
+            <w:noWrap/>
+            <w:vAlign w:val="bottom"/>
+            <w:hideMark/>
+          </w:tcPr>
+          <w:p>
+            <w:pPr>
+              <w:spacing w:after="0" w:line="240" w:lineRule="auto"/>
+              <w:jc w:val="left"/>
+              <w:rPr>
+                <w:rFonts w:eastAsia="Times New Roman" w:cs="Times New Roman"/>
+                <w:kern w:val="0"/>
+                <w:sz w:val="20"/>
+                <w:szCs w:val="20"/>
+                <w:lang w:eastAsia="de-DE"/>
+                <w14:ligatures w14:val="none"/>
+              </w:rPr>
+            </w:pPr>
+          </w:p>
+        </w:tc>
+        <w:tc>
+          <w:tcPr>
+            <w:tcW w:w="320" w:type="dxa"/>
+            <w:tcBorders>
+              <w:top w:val="nil"/>
+              <w:left w:val="nil"/>
+              <w:bottom w:val="nil"/>
+              <w:right w:val="single" w:sz="4" w:space="0" w:color="auto"/>
+            </w:tcBorders>
+            <w:noWrap/>
+            <w:vAlign w:val="bottom"/>
+            <w:hideMark/>
+          </w:tcPr>
+          <w:p>
+            <w:pPr>
+              <w:spacing w:after="0" w:line="240" w:lineRule="auto"/>
+              <w:jc w:val="left"/>
+              <w:rPr>
+                <w:rFonts w:eastAsia="Times New Roman" w:cs="Times New Roman"/>
+                <w:color w:val="000000"/>
+                <w:kern w:val="0"/>
+                <w:sz w:val="22"/>
+                <w:szCs w:val="22"/>
+                <w:lang w:eastAsia="de-DE"/>
+                <w14:ligatures w14:val="none"/>
+              </w:rPr>
+            </w:pPr>
+            <w:r>
+              <w:rPr>
+                <w:rFonts w:eastAsia="Times New Roman" w:cs="Times New Roman"/>
+                <w:color w:val="000000"/>
+                <w:kern w:val="0"/>
+                <w:sz w:val="22"/>
+                <w:szCs w:val="22"/>
+                <w:lang w:eastAsia="de-DE"/>
+                <w14:ligatures w14:val="none"/>
+              </w:rPr>
+              <w:t> </w:t>
+            </w:r>
+          </w:p>
+        </w:tc>
+      </w:tr>
+      <w:tr>
+        <w:trPr>
+          <w:trHeight w:val="300"/>
+          <w:jc w:val="center"/>
+        </w:trPr>
+        <w:tc>
+          <w:tcPr>
+            <w:tcW w:w="3620" w:type="dxa"/>
+            <w:tcBorders>
+              <w:top w:val="nil"/>
+              <w:left w:val="single" w:sz="4" w:space="0" w:color="auto"/>
+              <w:bottom w:val="nil"/>
+              <w:right w:val="single" w:sz="8" w:space="0" w:color="auto"/>
+            </w:tcBorders>
+            <w:noWrap/>
+            <w:vAlign w:val="bottom"/>
+            <w:hideMark/>
+          </w:tcPr>
+          <w:p>
+            <w:pPr>
+              <w:spacing w:after="0" w:line="240" w:lineRule="auto"/>
+              <w:jc w:val="left"/>
+              <w:rPr>
+                <w:rFonts w:eastAsia="Times New Roman" w:cs="Times New Roman"/>
+                <w:color w:val="000000"/>
+                <w:kern w:val="0"/>
+                <w:sz w:val="22"/>
+                <w:szCs w:val="22"/>
+                <w:lang w:eastAsia="de-DE"/>
+                <w14:ligatures w14:val="none"/>
+              </w:rPr>
+            </w:pPr>
+            <w:r>
+              <w:rPr>
+                <w:rFonts w:eastAsia="Times New Roman" w:cs="Times New Roman"/>
+                <w:color w:val="000000"/>
+                <w:kern w:val="0"/>
+                <w:sz w:val="22"/>
+                <w:szCs w:val="22"/>
+                <w:lang w:eastAsia="de-DE"/>
+                <w14:ligatures w14:val="none"/>
+              </w:rPr>
+              <w:t>Erstellen eines LSTM und RNN</w:t>
+            </w:r>
+          </w:p>
+        </w:tc>
+        <w:tc>
+          <w:tcPr>
+            <w:tcW w:w="320" w:type="dxa"/>
+            <w:vMerge/>
+            <w:tcBorders>
+              <w:top w:val="single" w:sz="4" w:space="0" w:color="auto"/>
+              <w:left w:val="nil"/>
+              <w:bottom w:val="single" w:sz="4" w:space="0" w:color="000000"/>
+              <w:right w:val="nil"/>
+            </w:tcBorders>
+            <w:vAlign w:val="center"/>
+            <w:hideMark/>
+          </w:tcPr>
+          <w:p>
+            <w:pPr>
+              <w:spacing w:after="0" w:line="240" w:lineRule="auto"/>
+              <w:jc w:val="left"/>
+              <w:rPr>
+                <w:rFonts w:eastAsia="Times New Roman" w:cs="Times New Roman"/>
+                <w:color w:val="000000"/>
+                <w:kern w:val="0"/>
+                <w:sz w:val="22"/>
+                <w:szCs w:val="22"/>
+                <w:lang w:eastAsia="de-DE"/>
+                <w14:ligatures w14:val="none"/>
+              </w:rPr>
+            </w:pPr>
+          </w:p>
+        </w:tc>
+        <w:tc>
+          <w:tcPr>
+            <w:tcW w:w="320" w:type="dxa"/>
+            <w:tcBorders>
+              <w:top w:val="nil"/>
+              <w:left w:val="nil"/>
+              <w:bottom w:val="nil"/>
+              <w:right w:val="nil"/>
+            </w:tcBorders>
+            <w:noWrap/>
+            <w:vAlign w:val="bottom"/>
+            <w:hideMark/>
+          </w:tcPr>
+          <w:p>
+            <w:pPr>
+              <w:spacing w:after="0" w:line="240" w:lineRule="auto"/>
+              <w:jc w:val="left"/>
+              <w:rPr>
+                <w:rFonts w:eastAsia="Times New Roman" w:cs="Times New Roman"/>
+                <w:color w:val="000000"/>
+                <w:kern w:val="0"/>
+                <w:sz w:val="22"/>
+                <w:szCs w:val="22"/>
+                <w:lang w:eastAsia="de-DE"/>
+                <w14:ligatures w14:val="none"/>
+              </w:rPr>
+            </w:pPr>
+          </w:p>
+        </w:tc>
+        <w:tc>
+          <w:tcPr>
+            <w:tcW w:w="320" w:type="dxa"/>
+            <w:tcBorders>
+              <w:top w:val="nil"/>
+              <w:left w:val="nil"/>
+              <w:bottom w:val="nil"/>
+              <w:right w:val="nil"/>
+            </w:tcBorders>
+            <w:noWrap/>
+            <w:vAlign w:val="bottom"/>
+            <w:hideMark/>
+          </w:tcPr>
+          <w:p>
+            <w:pPr>
+              <w:spacing w:after="0" w:line="240" w:lineRule="auto"/>
+              <w:jc w:val="left"/>
+              <w:rPr>
+                <w:rFonts w:eastAsia="Times New Roman" w:cs="Times New Roman"/>
+                <w:kern w:val="0"/>
+                <w:sz w:val="20"/>
+                <w:szCs w:val="20"/>
+                <w:lang w:eastAsia="de-DE"/>
+                <w14:ligatures w14:val="none"/>
+              </w:rPr>
+            </w:pPr>
+          </w:p>
+        </w:tc>
+        <w:tc>
+          <w:tcPr>
+            <w:tcW w:w="320" w:type="dxa"/>
+            <w:tcBorders>
+              <w:top w:val="nil"/>
+              <w:left w:val="nil"/>
+              <w:bottom w:val="nil"/>
+              <w:right w:val="nil"/>
+            </w:tcBorders>
+            <w:noWrap/>
+            <w:vAlign w:val="bottom"/>
+            <w:hideMark/>
+          </w:tcPr>
+          <w:p>
+            <w:pPr>
+              <w:spacing w:after="0" w:line="240" w:lineRule="auto"/>
+              <w:jc w:val="left"/>
+              <w:rPr>
+                <w:rFonts w:eastAsia="Times New Roman" w:cs="Times New Roman"/>
+                <w:kern w:val="0"/>
+                <w:sz w:val="20"/>
+                <w:szCs w:val="20"/>
+                <w:lang w:eastAsia="de-DE"/>
+                <w14:ligatures w14:val="none"/>
+              </w:rPr>
+            </w:pPr>
+          </w:p>
+        </w:tc>
+        <w:tc>
+          <w:tcPr>
+            <w:tcW w:w="320" w:type="dxa"/>
+            <w:tcBorders>
+              <w:top w:val="nil"/>
+              <w:left w:val="nil"/>
+              <w:bottom w:val="nil"/>
+              <w:right w:val="nil"/>
+            </w:tcBorders>
+            <w:noWrap/>
+            <w:vAlign w:val="bottom"/>
+            <w:hideMark/>
+          </w:tcPr>
+          <w:p>
+            <w:pPr>
+              <w:spacing w:after="0" w:line="240" w:lineRule="auto"/>
+              <w:jc w:val="left"/>
+              <w:rPr>
+                <w:rFonts w:eastAsia="Times New Roman" w:cs="Times New Roman"/>
+                <w:kern w:val="0"/>
+                <w:sz w:val="20"/>
+                <w:szCs w:val="20"/>
+                <w:lang w:eastAsia="de-DE"/>
+                <w14:ligatures w14:val="none"/>
+              </w:rPr>
+            </w:pPr>
+          </w:p>
+        </w:tc>
+        <w:tc>
+          <w:tcPr>
+            <w:tcW w:w="320" w:type="dxa"/>
+            <w:tcBorders>
+              <w:top w:val="nil"/>
+              <w:left w:val="nil"/>
+              <w:bottom w:val="nil"/>
+              <w:right w:val="nil"/>
+            </w:tcBorders>
+            <w:noWrap/>
+            <w:vAlign w:val="bottom"/>
+            <w:hideMark/>
+          </w:tcPr>
+          <w:p>
+            <w:pPr>
+              <w:spacing w:after="0" w:line="240" w:lineRule="auto"/>
+              <w:jc w:val="left"/>
+              <w:rPr>
+                <w:rFonts w:eastAsia="Times New Roman" w:cs="Times New Roman"/>
+                <w:kern w:val="0"/>
+                <w:sz w:val="20"/>
+                <w:szCs w:val="20"/>
+                <w:lang w:eastAsia="de-DE"/>
+                <w14:ligatures w14:val="none"/>
+              </w:rPr>
+            </w:pPr>
+          </w:p>
+        </w:tc>
+        <w:tc>
+          <w:tcPr>
+            <w:tcW w:w="320" w:type="dxa"/>
+            <w:tcBorders>
+              <w:top w:val="nil"/>
+              <w:left w:val="nil"/>
+              <w:bottom w:val="nil"/>
+              <w:right w:val="nil"/>
+            </w:tcBorders>
+            <w:noWrap/>
+            <w:vAlign w:val="bottom"/>
+            <w:hideMark/>
+          </w:tcPr>
+          <w:p>
+            <w:pPr>
+              <w:spacing w:after="0" w:line="240" w:lineRule="auto"/>
+              <w:jc w:val="left"/>
+              <w:rPr>
+                <w:rFonts w:eastAsia="Times New Roman" w:cs="Times New Roman"/>
+                <w:kern w:val="0"/>
+                <w:sz w:val="20"/>
+                <w:szCs w:val="20"/>
+                <w:lang w:eastAsia="de-DE"/>
+                <w14:ligatures w14:val="none"/>
+              </w:rPr>
+            </w:pPr>
+          </w:p>
+        </w:tc>
+        <w:tc>
+          <w:tcPr>
+            <w:tcW w:w="320" w:type="dxa"/>
+            <w:tcBorders>
+              <w:top w:val="nil"/>
+              <w:left w:val="nil"/>
+              <w:bottom w:val="nil"/>
+              <w:right w:val="nil"/>
+            </w:tcBorders>
+            <w:noWrap/>
+            <w:vAlign w:val="bottom"/>
+            <w:hideMark/>
+          </w:tcPr>
+          <w:p>
+            <w:pPr>
+              <w:spacing w:after="0" w:line="240" w:lineRule="auto"/>
+              <w:jc w:val="left"/>
+              <w:rPr>
+                <w:rFonts w:eastAsia="Times New Roman" w:cs="Times New Roman"/>
+                <w:kern w:val="0"/>
+                <w:sz w:val="20"/>
+                <w:szCs w:val="20"/>
+                <w:lang w:eastAsia="de-DE"/>
+                <w14:ligatures w14:val="none"/>
+              </w:rPr>
+            </w:pPr>
+          </w:p>
+        </w:tc>
+        <w:tc>
+          <w:tcPr>
+            <w:tcW w:w="320" w:type="dxa"/>
+            <w:tcBorders>
+              <w:top w:val="nil"/>
+              <w:left w:val="nil"/>
+              <w:bottom w:val="nil"/>
+              <w:right w:val="nil"/>
+            </w:tcBorders>
+            <w:noWrap/>
+            <w:vAlign w:val="bottom"/>
+            <w:hideMark/>
+          </w:tcPr>
+          <w:p>
+            <w:pPr>
+              <w:spacing w:after="0" w:line="240" w:lineRule="auto"/>
+              <w:jc w:val="left"/>
+              <w:rPr>
+                <w:rFonts w:eastAsia="Times New Roman" w:cs="Times New Roman"/>
+                <w:kern w:val="0"/>
+                <w:sz w:val="20"/>
+                <w:szCs w:val="20"/>
+                <w:lang w:eastAsia="de-DE"/>
+                <w14:ligatures w14:val="none"/>
+              </w:rPr>
+            </w:pPr>
+          </w:p>
+        </w:tc>
+        <w:tc>
+          <w:tcPr>
+            <w:tcW w:w="320" w:type="dxa"/>
+            <w:tcBorders>
+              <w:top w:val="nil"/>
+              <w:left w:val="nil"/>
+              <w:bottom w:val="nil"/>
+              <w:right w:val="nil"/>
+            </w:tcBorders>
+            <w:noWrap/>
+            <w:vAlign w:val="bottom"/>
+            <w:hideMark/>
+          </w:tcPr>
+          <w:p>
+            <w:pPr>
+              <w:spacing w:after="0" w:line="240" w:lineRule="auto"/>
+              <w:jc w:val="left"/>
+              <w:rPr>
+                <w:rFonts w:eastAsia="Times New Roman" w:cs="Times New Roman"/>
+                <w:kern w:val="0"/>
+                <w:sz w:val="20"/>
+                <w:szCs w:val="20"/>
+                <w:lang w:eastAsia="de-DE"/>
+                <w14:ligatures w14:val="none"/>
+              </w:rPr>
+            </w:pPr>
+          </w:p>
+        </w:tc>
+        <w:tc>
+          <w:tcPr>
+            <w:tcW w:w="320" w:type="dxa"/>
+            <w:tcBorders>
+              <w:top w:val="nil"/>
+              <w:left w:val="nil"/>
+              <w:bottom w:val="nil"/>
+              <w:right w:val="nil"/>
+            </w:tcBorders>
+            <w:noWrap/>
+            <w:vAlign w:val="bottom"/>
+            <w:hideMark/>
+          </w:tcPr>
+          <w:p>
+            <w:pPr>
+              <w:spacing w:after="0" w:line="240" w:lineRule="auto"/>
+              <w:jc w:val="left"/>
+              <w:rPr>
+                <w:rFonts w:eastAsia="Times New Roman" w:cs="Times New Roman"/>
+                <w:kern w:val="0"/>
+                <w:sz w:val="20"/>
+                <w:szCs w:val="20"/>
+                <w:lang w:eastAsia="de-DE"/>
+                <w14:ligatures w14:val="none"/>
+              </w:rPr>
+            </w:pPr>
+          </w:p>
+        </w:tc>
+        <w:tc>
+          <w:tcPr>
+            <w:tcW w:w="320" w:type="dxa"/>
+            <w:tcBorders>
+              <w:top w:val="nil"/>
+              <w:left w:val="nil"/>
+              <w:bottom w:val="nil"/>
+              <w:right w:val="nil"/>
+            </w:tcBorders>
+            <w:noWrap/>
+            <w:vAlign w:val="bottom"/>
+            <w:hideMark/>
+          </w:tcPr>
+          <w:p>
+            <w:pPr>
+              <w:spacing w:after="0" w:line="240" w:lineRule="auto"/>
+              <w:jc w:val="left"/>
+              <w:rPr>
+                <w:rFonts w:eastAsia="Times New Roman" w:cs="Times New Roman"/>
+                <w:kern w:val="0"/>
+                <w:sz w:val="20"/>
+                <w:szCs w:val="20"/>
+                <w:lang w:eastAsia="de-DE"/>
+                <w14:ligatures w14:val="none"/>
+              </w:rPr>
+            </w:pPr>
+          </w:p>
+        </w:tc>
+        <w:tc>
+          <w:tcPr>
+            <w:tcW w:w="320" w:type="dxa"/>
+            <w:tcBorders>
+              <w:top w:val="nil"/>
+              <w:left w:val="nil"/>
+              <w:bottom w:val="nil"/>
+              <w:right w:val="single" w:sz="4" w:space="0" w:color="auto"/>
+            </w:tcBorders>
+            <w:noWrap/>
+            <w:vAlign w:val="bottom"/>
+            <w:hideMark/>
+          </w:tcPr>
+          <w:p>
+            <w:pPr>
+              <w:spacing w:after="0" w:line="240" w:lineRule="auto"/>
+              <w:jc w:val="left"/>
+              <w:rPr>
+                <w:rFonts w:eastAsia="Times New Roman" w:cs="Times New Roman"/>
+                <w:color w:val="000000"/>
+                <w:kern w:val="0"/>
+                <w:sz w:val="22"/>
+                <w:szCs w:val="22"/>
+                <w:lang w:eastAsia="de-DE"/>
+                <w14:ligatures w14:val="none"/>
+              </w:rPr>
+            </w:pPr>
+            <w:r>
+              <w:rPr>
+                <w:rFonts w:eastAsia="Times New Roman" w:cs="Times New Roman"/>
+                <w:color w:val="000000"/>
+                <w:kern w:val="0"/>
+                <w:sz w:val="22"/>
+                <w:szCs w:val="22"/>
+                <w:lang w:eastAsia="de-DE"/>
+                <w14:ligatures w14:val="none"/>
+              </w:rPr>
+              <w:t> </w:t>
+            </w:r>
+          </w:p>
+        </w:tc>
+      </w:tr>
+      <w:tr>
+        <w:trPr>
+          <w:trHeight w:val="300"/>
+          <w:jc w:val="center"/>
+        </w:trPr>
+        <w:tc>
+          <w:tcPr>
+            <w:tcW w:w="3620" w:type="dxa"/>
+            <w:tcBorders>
+              <w:top w:val="nil"/>
+              <w:left w:val="single" w:sz="4" w:space="0" w:color="auto"/>
+              <w:bottom w:val="nil"/>
+              <w:right w:val="single" w:sz="8" w:space="0" w:color="auto"/>
+            </w:tcBorders>
+            <w:noWrap/>
+            <w:vAlign w:val="bottom"/>
+            <w:hideMark/>
+          </w:tcPr>
+          <w:p>
+            <w:pPr>
+              <w:spacing w:after="0" w:line="240" w:lineRule="auto"/>
+              <w:jc w:val="left"/>
+              <w:rPr>
+                <w:rFonts w:eastAsia="Times New Roman" w:cs="Times New Roman"/>
+                <w:color w:val="000000"/>
+                <w:kern w:val="0"/>
+                <w:sz w:val="22"/>
+                <w:szCs w:val="22"/>
+                <w:lang w:eastAsia="de-DE"/>
+                <w14:ligatures w14:val="none"/>
+              </w:rPr>
+            </w:pPr>
+            <w:r>
+              <w:rPr>
+                <w:rFonts w:eastAsia="Times New Roman" w:cs="Times New Roman"/>
+                <w:color w:val="000000"/>
+                <w:kern w:val="0"/>
+                <w:sz w:val="22"/>
+                <w:szCs w:val="22"/>
+                <w:lang w:eastAsia="de-DE"/>
+                <w14:ligatures w14:val="none"/>
+              </w:rPr>
+              <w:t>Training des RNN und LSTM</w:t>
+            </w:r>
+          </w:p>
+        </w:tc>
+        <w:tc>
+          <w:tcPr>
+            <w:tcW w:w="320" w:type="dxa"/>
+            <w:vMerge/>
+            <w:tcBorders>
+              <w:top w:val="single" w:sz="4" w:space="0" w:color="auto"/>
+              <w:left w:val="nil"/>
+              <w:bottom w:val="single" w:sz="4" w:space="0" w:color="000000"/>
+              <w:right w:val="nil"/>
+            </w:tcBorders>
+            <w:vAlign w:val="center"/>
+            <w:hideMark/>
+          </w:tcPr>
+          <w:p>
+            <w:pPr>
+              <w:spacing w:after="0" w:line="240" w:lineRule="auto"/>
+              <w:jc w:val="left"/>
+              <w:rPr>
+                <w:rFonts w:eastAsia="Times New Roman" w:cs="Times New Roman"/>
+                <w:color w:val="000000"/>
+                <w:kern w:val="0"/>
+                <w:sz w:val="22"/>
+                <w:szCs w:val="22"/>
+                <w:lang w:eastAsia="de-DE"/>
+                <w14:ligatures w14:val="none"/>
+              </w:rPr>
+            </w:pPr>
+          </w:p>
+        </w:tc>
+        <w:tc>
+          <w:tcPr>
+            <w:tcW w:w="320" w:type="dxa"/>
+            <w:tcBorders>
+              <w:top w:val="nil"/>
+              <w:left w:val="nil"/>
+              <w:bottom w:val="nil"/>
+              <w:right w:val="nil"/>
+            </w:tcBorders>
+            <w:noWrap/>
+            <w:vAlign w:val="bottom"/>
+            <w:hideMark/>
+          </w:tcPr>
+          <w:p>
+            <w:pPr>
+              <w:spacing w:after="0" w:line="240" w:lineRule="auto"/>
+              <w:jc w:val="left"/>
+              <w:rPr>
+                <w:rFonts w:eastAsia="Times New Roman" w:cs="Times New Roman"/>
+                <w:color w:val="000000"/>
+                <w:kern w:val="0"/>
+                <w:sz w:val="22"/>
+                <w:szCs w:val="22"/>
+                <w:lang w:eastAsia="de-DE"/>
+                <w14:ligatures w14:val="none"/>
+              </w:rPr>
+            </w:pPr>
+          </w:p>
+        </w:tc>
+        <w:tc>
+          <w:tcPr>
+            <w:tcW w:w="320" w:type="dxa"/>
+            <w:tcBorders>
+              <w:top w:val="nil"/>
+              <w:left w:val="nil"/>
+              <w:bottom w:val="nil"/>
+              <w:right w:val="nil"/>
+            </w:tcBorders>
+            <w:noWrap/>
+            <w:vAlign w:val="bottom"/>
+            <w:hideMark/>
+          </w:tcPr>
+          <w:p>
+            <w:pPr>
+              <w:spacing w:after="0" w:line="240" w:lineRule="auto"/>
+              <w:jc w:val="left"/>
+              <w:rPr>
+                <w:rFonts w:eastAsia="Times New Roman" w:cs="Times New Roman"/>
+                <w:kern w:val="0"/>
+                <w:sz w:val="20"/>
+                <w:szCs w:val="20"/>
+                <w:lang w:eastAsia="de-DE"/>
+                <w14:ligatures w14:val="none"/>
+              </w:rPr>
+            </w:pPr>
+          </w:p>
+        </w:tc>
+        <w:tc>
+          <w:tcPr>
+            <w:tcW w:w="320" w:type="dxa"/>
+            <w:tcBorders>
+              <w:top w:val="nil"/>
+              <w:left w:val="nil"/>
+              <w:bottom w:val="nil"/>
+              <w:right w:val="nil"/>
+            </w:tcBorders>
+            <w:noWrap/>
+            <w:vAlign w:val="bottom"/>
+            <w:hideMark/>
+          </w:tcPr>
+          <w:p>
+            <w:pPr>
+              <w:spacing w:after="0" w:line="240" w:lineRule="auto"/>
+              <w:jc w:val="left"/>
+              <w:rPr>
+                <w:rFonts w:eastAsia="Times New Roman" w:cs="Times New Roman"/>
+                <w:kern w:val="0"/>
+                <w:sz w:val="20"/>
+                <w:szCs w:val="20"/>
+                <w:lang w:eastAsia="de-DE"/>
+                <w14:ligatures w14:val="none"/>
+              </w:rPr>
+            </w:pPr>
+          </w:p>
+        </w:tc>
+        <w:tc>
+          <w:tcPr>
+            <w:tcW w:w="960" w:type="dxa"/>
+            <w:gridSpan w:val="3"/>
+            <w:tcBorders>
+              <w:top w:val="nil"/>
+              <w:left w:val="nil"/>
+              <w:bottom w:val="nil"/>
+              <w:right w:val="nil"/>
+            </w:tcBorders>
+            <w:shd w:val="clear" w:color="000000" w:fill="00B050"/>
+            <w:noWrap/>
+            <w:vAlign w:val="bottom"/>
+            <w:hideMark/>
+          </w:tcPr>
+          <w:p>
+            <w:pPr>
+              <w:spacing w:after="0" w:line="240" w:lineRule="auto"/>
+              <w:jc w:val="left"/>
+              <w:rPr>
+                <w:rFonts w:eastAsia="Times New Roman" w:cs="Times New Roman"/>
+                <w:color w:val="000000"/>
+                <w:kern w:val="0"/>
+                <w:sz w:val="22"/>
+                <w:szCs w:val="22"/>
+                <w:lang w:eastAsia="de-DE"/>
+                <w14:ligatures w14:val="none"/>
+              </w:rPr>
+            </w:pPr>
+            <w:r>
+              <w:rPr>
+                <w:rFonts w:eastAsia="Times New Roman" w:cs="Times New Roman"/>
+                <w:color w:val="000000"/>
+                <w:kern w:val="0"/>
+                <w:sz w:val="22"/>
+                <w:szCs w:val="22"/>
+                <w:lang w:eastAsia="de-DE"/>
+                <w14:ligatures w14:val="none"/>
+              </w:rPr>
+              <w:t> </w:t>
+            </w:r>
+          </w:p>
+        </w:tc>
+        <w:tc>
+          <w:tcPr>
+            <w:tcW w:w="320" w:type="dxa"/>
+            <w:tcBorders>
+              <w:top w:val="nil"/>
+              <w:left w:val="nil"/>
+              <w:bottom w:val="nil"/>
+              <w:right w:val="nil"/>
+            </w:tcBorders>
+            <w:noWrap/>
+            <w:vAlign w:val="bottom"/>
+            <w:hideMark/>
+          </w:tcPr>
+          <w:p>
+            <w:pPr>
+              <w:spacing w:after="0" w:line="240" w:lineRule="auto"/>
+              <w:jc w:val="left"/>
+              <w:rPr>
+                <w:rFonts w:eastAsia="Times New Roman" w:cs="Times New Roman"/>
+                <w:color w:val="000000"/>
+                <w:kern w:val="0"/>
+                <w:sz w:val="22"/>
+                <w:szCs w:val="22"/>
+                <w:lang w:eastAsia="de-DE"/>
+                <w14:ligatures w14:val="none"/>
+              </w:rPr>
+            </w:pPr>
+          </w:p>
+        </w:tc>
+        <w:tc>
+          <w:tcPr>
+            <w:tcW w:w="320" w:type="dxa"/>
+            <w:tcBorders>
+              <w:top w:val="nil"/>
+              <w:left w:val="nil"/>
+              <w:bottom w:val="nil"/>
+              <w:right w:val="nil"/>
+            </w:tcBorders>
+            <w:noWrap/>
+            <w:vAlign w:val="bottom"/>
+            <w:hideMark/>
+          </w:tcPr>
+          <w:p>
+            <w:pPr>
+              <w:spacing w:after="0" w:line="240" w:lineRule="auto"/>
+              <w:jc w:val="left"/>
+              <w:rPr>
+                <w:rFonts w:eastAsia="Times New Roman" w:cs="Times New Roman"/>
+                <w:kern w:val="0"/>
+                <w:sz w:val="20"/>
+                <w:szCs w:val="20"/>
+                <w:lang w:eastAsia="de-DE"/>
+                <w14:ligatures w14:val="none"/>
+              </w:rPr>
+            </w:pPr>
+          </w:p>
+        </w:tc>
+        <w:tc>
+          <w:tcPr>
+            <w:tcW w:w="320" w:type="dxa"/>
+            <w:tcBorders>
+              <w:top w:val="nil"/>
+              <w:left w:val="nil"/>
+              <w:bottom w:val="nil"/>
+              <w:right w:val="nil"/>
+            </w:tcBorders>
+            <w:noWrap/>
+            <w:vAlign w:val="bottom"/>
+            <w:hideMark/>
+          </w:tcPr>
+          <w:p>
+            <w:pPr>
+              <w:spacing w:after="0" w:line="240" w:lineRule="auto"/>
+              <w:jc w:val="left"/>
+              <w:rPr>
+                <w:rFonts w:eastAsia="Times New Roman" w:cs="Times New Roman"/>
+                <w:kern w:val="0"/>
+                <w:sz w:val="20"/>
+                <w:szCs w:val="20"/>
+                <w:lang w:eastAsia="de-DE"/>
+                <w14:ligatures w14:val="none"/>
+              </w:rPr>
+            </w:pPr>
+          </w:p>
+        </w:tc>
+        <w:tc>
+          <w:tcPr>
+            <w:tcW w:w="320" w:type="dxa"/>
+            <w:tcBorders>
+              <w:top w:val="nil"/>
+              <w:left w:val="nil"/>
+              <w:bottom w:val="nil"/>
+              <w:right w:val="nil"/>
+            </w:tcBorders>
+            <w:noWrap/>
+            <w:vAlign w:val="bottom"/>
+            <w:hideMark/>
+          </w:tcPr>
+          <w:p>
+            <w:pPr>
+              <w:spacing w:after="0" w:line="240" w:lineRule="auto"/>
+              <w:jc w:val="left"/>
+              <w:rPr>
+                <w:rFonts w:eastAsia="Times New Roman" w:cs="Times New Roman"/>
+                <w:kern w:val="0"/>
+                <w:sz w:val="20"/>
+                <w:szCs w:val="20"/>
+                <w:lang w:eastAsia="de-DE"/>
+                <w14:ligatures w14:val="none"/>
+              </w:rPr>
+            </w:pPr>
+          </w:p>
+        </w:tc>
+        <w:tc>
+          <w:tcPr>
+            <w:tcW w:w="320" w:type="dxa"/>
+            <w:tcBorders>
+              <w:top w:val="nil"/>
+              <w:left w:val="nil"/>
+              <w:bottom w:val="nil"/>
+              <w:right w:val="nil"/>
+            </w:tcBorders>
+            <w:noWrap/>
+            <w:vAlign w:val="bottom"/>
+            <w:hideMark/>
+          </w:tcPr>
+          <w:p>
+            <w:pPr>
+              <w:spacing w:after="0" w:line="240" w:lineRule="auto"/>
+              <w:jc w:val="left"/>
+              <w:rPr>
+                <w:rFonts w:eastAsia="Times New Roman" w:cs="Times New Roman"/>
+                <w:kern w:val="0"/>
+                <w:sz w:val="20"/>
+                <w:szCs w:val="20"/>
+                <w:lang w:eastAsia="de-DE"/>
+                <w14:ligatures w14:val="none"/>
+              </w:rPr>
+            </w:pPr>
+          </w:p>
+        </w:tc>
+        <w:tc>
+          <w:tcPr>
+            <w:tcW w:w="320" w:type="dxa"/>
+            <w:tcBorders>
+              <w:top w:val="nil"/>
+              <w:left w:val="nil"/>
+              <w:bottom w:val="nil"/>
+              <w:right w:val="single" w:sz="4" w:space="0" w:color="auto"/>
+            </w:tcBorders>
+            <w:noWrap/>
+            <w:vAlign w:val="bottom"/>
+            <w:hideMark/>
+          </w:tcPr>
+          <w:p>
+            <w:pPr>
+              <w:spacing w:after="0" w:line="240" w:lineRule="auto"/>
+              <w:jc w:val="left"/>
+              <w:rPr>
+                <w:rFonts w:eastAsia="Times New Roman" w:cs="Times New Roman"/>
+                <w:color w:val="000000"/>
+                <w:kern w:val="0"/>
+                <w:sz w:val="22"/>
+                <w:szCs w:val="22"/>
+                <w:lang w:eastAsia="de-DE"/>
+                <w14:ligatures w14:val="none"/>
+              </w:rPr>
+            </w:pPr>
+            <w:r>
+              <w:rPr>
+                <w:rFonts w:eastAsia="Times New Roman" w:cs="Times New Roman"/>
+                <w:color w:val="000000"/>
+                <w:kern w:val="0"/>
+                <w:sz w:val="22"/>
+                <w:szCs w:val="22"/>
+                <w:lang w:eastAsia="de-DE"/>
+                <w14:ligatures w14:val="none"/>
+              </w:rPr>
+              <w:t> </w:t>
+            </w:r>
+          </w:p>
+        </w:tc>
+      </w:tr>
+      <w:tr>
+        <w:trPr>
+          <w:trHeight w:val="300"/>
+          <w:jc w:val="center"/>
+        </w:trPr>
+        <w:tc>
+          <w:tcPr>
+            <w:tcW w:w="3620" w:type="dxa"/>
+            <w:tcBorders>
+              <w:top w:val="nil"/>
+              <w:left w:val="single" w:sz="4" w:space="0" w:color="auto"/>
+              <w:bottom w:val="nil"/>
+              <w:right w:val="single" w:sz="8" w:space="0" w:color="auto"/>
+            </w:tcBorders>
+            <w:noWrap/>
+            <w:vAlign w:val="bottom"/>
+            <w:hideMark/>
+          </w:tcPr>
+          <w:p>
+            <w:pPr>
+              <w:spacing w:after="0" w:line="240" w:lineRule="auto"/>
+              <w:jc w:val="left"/>
+              <w:rPr>
+                <w:rFonts w:eastAsia="Times New Roman" w:cs="Times New Roman"/>
+                <w:color w:val="000000"/>
+                <w:kern w:val="0"/>
+                <w:sz w:val="22"/>
+                <w:szCs w:val="22"/>
+                <w:lang w:eastAsia="de-DE"/>
+                <w14:ligatures w14:val="none"/>
+              </w:rPr>
+            </w:pPr>
+            <w:r>
+              <w:rPr>
+                <w:rFonts w:eastAsia="Times New Roman" w:cs="Times New Roman"/>
+                <w:color w:val="000000"/>
+                <w:kern w:val="0"/>
+                <w:sz w:val="22"/>
+                <w:szCs w:val="22"/>
+                <w:lang w:eastAsia="de-DE"/>
+                <w14:ligatures w14:val="none"/>
+              </w:rPr>
+              <w:t>Erste Testläufe</w:t>
+            </w:r>
+          </w:p>
+        </w:tc>
+        <w:tc>
+          <w:tcPr>
+            <w:tcW w:w="320" w:type="dxa"/>
+            <w:vMerge/>
+            <w:tcBorders>
+              <w:top w:val="single" w:sz="4" w:space="0" w:color="auto"/>
+              <w:left w:val="nil"/>
+              <w:bottom w:val="single" w:sz="4" w:space="0" w:color="000000"/>
+              <w:right w:val="nil"/>
+            </w:tcBorders>
+            <w:vAlign w:val="center"/>
+            <w:hideMark/>
+          </w:tcPr>
+          <w:p>
+            <w:pPr>
+              <w:spacing w:after="0" w:line="240" w:lineRule="auto"/>
+              <w:jc w:val="left"/>
+              <w:rPr>
+                <w:rFonts w:eastAsia="Times New Roman" w:cs="Times New Roman"/>
+                <w:color w:val="000000"/>
+                <w:kern w:val="0"/>
+                <w:sz w:val="22"/>
+                <w:szCs w:val="22"/>
+                <w:lang w:eastAsia="de-DE"/>
+                <w14:ligatures w14:val="none"/>
+              </w:rPr>
+            </w:pPr>
+          </w:p>
+        </w:tc>
+        <w:tc>
+          <w:tcPr>
+            <w:tcW w:w="320" w:type="dxa"/>
+            <w:tcBorders>
+              <w:top w:val="nil"/>
+              <w:left w:val="nil"/>
+              <w:bottom w:val="nil"/>
+              <w:right w:val="nil"/>
+            </w:tcBorders>
+            <w:noWrap/>
+            <w:vAlign w:val="bottom"/>
+            <w:hideMark/>
+          </w:tcPr>
+          <w:p>
+            <w:pPr>
+              <w:spacing w:after="0" w:line="240" w:lineRule="auto"/>
+              <w:jc w:val="left"/>
+              <w:rPr>
+                <w:rFonts w:eastAsia="Times New Roman" w:cs="Times New Roman"/>
+                <w:color w:val="000000"/>
+                <w:kern w:val="0"/>
+                <w:sz w:val="22"/>
+                <w:szCs w:val="22"/>
+                <w:lang w:eastAsia="de-DE"/>
+                <w14:ligatures w14:val="none"/>
+              </w:rPr>
+            </w:pPr>
+          </w:p>
+        </w:tc>
+        <w:tc>
+          <w:tcPr>
+            <w:tcW w:w="320" w:type="dxa"/>
+            <w:tcBorders>
+              <w:top w:val="nil"/>
+              <w:left w:val="nil"/>
+              <w:bottom w:val="nil"/>
+              <w:right w:val="nil"/>
+            </w:tcBorders>
+            <w:noWrap/>
+            <w:vAlign w:val="bottom"/>
+            <w:hideMark/>
+          </w:tcPr>
+          <w:p>
+            <w:pPr>
+              <w:spacing w:after="0" w:line="240" w:lineRule="auto"/>
+              <w:jc w:val="left"/>
+              <w:rPr>
+                <w:rFonts w:eastAsia="Times New Roman" w:cs="Times New Roman"/>
+                <w:kern w:val="0"/>
+                <w:sz w:val="20"/>
+                <w:szCs w:val="20"/>
+                <w:lang w:eastAsia="de-DE"/>
+                <w14:ligatures w14:val="none"/>
+              </w:rPr>
+            </w:pPr>
+          </w:p>
+        </w:tc>
+        <w:tc>
+          <w:tcPr>
+            <w:tcW w:w="320" w:type="dxa"/>
+            <w:tcBorders>
+              <w:top w:val="nil"/>
+              <w:left w:val="nil"/>
+              <w:bottom w:val="nil"/>
+              <w:right w:val="nil"/>
+            </w:tcBorders>
+            <w:noWrap/>
+            <w:vAlign w:val="bottom"/>
+            <w:hideMark/>
+          </w:tcPr>
+          <w:p>
+            <w:pPr>
+              <w:spacing w:after="0" w:line="240" w:lineRule="auto"/>
+              <w:jc w:val="left"/>
+              <w:rPr>
+                <w:rFonts w:eastAsia="Times New Roman" w:cs="Times New Roman"/>
+                <w:kern w:val="0"/>
+                <w:sz w:val="20"/>
+                <w:szCs w:val="20"/>
+                <w:lang w:eastAsia="de-DE"/>
+                <w14:ligatures w14:val="none"/>
+              </w:rPr>
+            </w:pPr>
+          </w:p>
+        </w:tc>
+        <w:tc>
+          <w:tcPr>
+            <w:tcW w:w="320" w:type="dxa"/>
+            <w:tcBorders>
+              <w:top w:val="nil"/>
+              <w:left w:val="nil"/>
+              <w:bottom w:val="nil"/>
+              <w:right w:val="nil"/>
+            </w:tcBorders>
+            <w:noWrap/>
+            <w:vAlign w:val="bottom"/>
+            <w:hideMark/>
+          </w:tcPr>
+          <w:p>
+            <w:pPr>
+              <w:spacing w:after="0" w:line="240" w:lineRule="auto"/>
+              <w:jc w:val="left"/>
+              <w:rPr>
+                <w:rFonts w:eastAsia="Times New Roman" w:cs="Times New Roman"/>
+                <w:kern w:val="0"/>
+                <w:sz w:val="20"/>
+                <w:szCs w:val="20"/>
+                <w:lang w:eastAsia="de-DE"/>
+                <w14:ligatures w14:val="none"/>
+              </w:rPr>
+            </w:pPr>
+          </w:p>
+        </w:tc>
+        <w:tc>
+          <w:tcPr>
+            <w:tcW w:w="320" w:type="dxa"/>
+            <w:tcBorders>
+              <w:top w:val="nil"/>
+              <w:left w:val="nil"/>
+              <w:bottom w:val="nil"/>
+              <w:right w:val="nil"/>
+            </w:tcBorders>
+            <w:noWrap/>
+            <w:vAlign w:val="bottom"/>
+            <w:hideMark/>
+          </w:tcPr>
+          <w:p>
+            <w:pPr>
+              <w:spacing w:after="0" w:line="240" w:lineRule="auto"/>
+              <w:jc w:val="left"/>
+              <w:rPr>
+                <w:rFonts w:eastAsia="Times New Roman" w:cs="Times New Roman"/>
+                <w:kern w:val="0"/>
+                <w:sz w:val="20"/>
+                <w:szCs w:val="20"/>
+                <w:lang w:eastAsia="de-DE"/>
+                <w14:ligatures w14:val="none"/>
+              </w:rPr>
+            </w:pPr>
+          </w:p>
+        </w:tc>
+        <w:tc>
+          <w:tcPr>
+            <w:tcW w:w="320" w:type="dxa"/>
+            <w:tcBorders>
+              <w:top w:val="nil"/>
+              <w:left w:val="nil"/>
+              <w:bottom w:val="nil"/>
+              <w:right w:val="nil"/>
+            </w:tcBorders>
+            <w:noWrap/>
+            <w:vAlign w:val="bottom"/>
+            <w:hideMark/>
+          </w:tcPr>
+          <w:p>
+            <w:pPr>
+              <w:spacing w:after="0" w:line="240" w:lineRule="auto"/>
+              <w:jc w:val="left"/>
+              <w:rPr>
+                <w:rFonts w:eastAsia="Times New Roman" w:cs="Times New Roman"/>
+                <w:kern w:val="0"/>
+                <w:sz w:val="20"/>
+                <w:szCs w:val="20"/>
+                <w:lang w:eastAsia="de-DE"/>
+                <w14:ligatures w14:val="none"/>
+              </w:rPr>
+            </w:pPr>
+          </w:p>
+        </w:tc>
+        <w:tc>
+          <w:tcPr>
+            <w:tcW w:w="320" w:type="dxa"/>
+            <w:tcBorders>
+              <w:top w:val="nil"/>
+              <w:left w:val="nil"/>
+              <w:bottom w:val="nil"/>
+              <w:right w:val="nil"/>
+            </w:tcBorders>
+            <w:noWrap/>
+            <w:vAlign w:val="bottom"/>
+            <w:hideMark/>
+          </w:tcPr>
+          <w:p>
+            <w:pPr>
+              <w:spacing w:after="0" w:line="240" w:lineRule="auto"/>
+              <w:jc w:val="left"/>
+              <w:rPr>
+                <w:rFonts w:eastAsia="Times New Roman" w:cs="Times New Roman"/>
+                <w:kern w:val="0"/>
+                <w:sz w:val="20"/>
+                <w:szCs w:val="20"/>
+                <w:lang w:eastAsia="de-DE"/>
+                <w14:ligatures w14:val="none"/>
+              </w:rPr>
+            </w:pPr>
+          </w:p>
+        </w:tc>
+        <w:tc>
+          <w:tcPr>
+            <w:tcW w:w="320" w:type="dxa"/>
+            <w:tcBorders>
+              <w:top w:val="nil"/>
+              <w:left w:val="nil"/>
+              <w:bottom w:val="nil"/>
+              <w:right w:val="nil"/>
+            </w:tcBorders>
+            <w:noWrap/>
+            <w:vAlign w:val="bottom"/>
+            <w:hideMark/>
+          </w:tcPr>
+          <w:p>
+            <w:pPr>
+              <w:spacing w:after="0" w:line="240" w:lineRule="auto"/>
+              <w:jc w:val="left"/>
+              <w:rPr>
+                <w:rFonts w:eastAsia="Times New Roman" w:cs="Times New Roman"/>
+                <w:kern w:val="0"/>
+                <w:sz w:val="20"/>
+                <w:szCs w:val="20"/>
+                <w:lang w:eastAsia="de-DE"/>
+                <w14:ligatures w14:val="none"/>
+              </w:rPr>
+            </w:pPr>
+          </w:p>
+        </w:tc>
+        <w:tc>
+          <w:tcPr>
+            <w:tcW w:w="320" w:type="dxa"/>
+            <w:tcBorders>
+              <w:top w:val="nil"/>
+              <w:left w:val="nil"/>
+              <w:bottom w:val="nil"/>
+              <w:right w:val="nil"/>
+            </w:tcBorders>
+            <w:noWrap/>
+            <w:vAlign w:val="bottom"/>
+            <w:hideMark/>
+          </w:tcPr>
+          <w:p>
+            <w:pPr>
+              <w:spacing w:after="0" w:line="240" w:lineRule="auto"/>
+              <w:jc w:val="left"/>
+              <w:rPr>
+                <w:rFonts w:eastAsia="Times New Roman" w:cs="Times New Roman"/>
+                <w:kern w:val="0"/>
+                <w:sz w:val="20"/>
+                <w:szCs w:val="20"/>
+                <w:lang w:eastAsia="de-DE"/>
+                <w14:ligatures w14:val="none"/>
+              </w:rPr>
+            </w:pPr>
+          </w:p>
+        </w:tc>
+        <w:tc>
+          <w:tcPr>
+            <w:tcW w:w="320" w:type="dxa"/>
+            <w:tcBorders>
+              <w:top w:val="nil"/>
+              <w:left w:val="nil"/>
+              <w:bottom w:val="nil"/>
+              <w:right w:val="nil"/>
+            </w:tcBorders>
+            <w:noWrap/>
+            <w:vAlign w:val="bottom"/>
+            <w:hideMark/>
+          </w:tcPr>
+          <w:p>
+            <w:pPr>
+              <w:spacing w:after="0" w:line="240" w:lineRule="auto"/>
+              <w:jc w:val="left"/>
+              <w:rPr>
+                <w:rFonts w:eastAsia="Times New Roman" w:cs="Times New Roman"/>
+                <w:kern w:val="0"/>
+                <w:sz w:val="20"/>
+                <w:szCs w:val="20"/>
+                <w:lang w:eastAsia="de-DE"/>
+                <w14:ligatures w14:val="none"/>
+              </w:rPr>
+            </w:pPr>
+          </w:p>
+        </w:tc>
+        <w:tc>
+          <w:tcPr>
+            <w:tcW w:w="320" w:type="dxa"/>
+            <w:tcBorders>
+              <w:top w:val="nil"/>
+              <w:left w:val="nil"/>
+              <w:bottom w:val="nil"/>
+              <w:right w:val="nil"/>
+            </w:tcBorders>
+            <w:noWrap/>
+            <w:vAlign w:val="bottom"/>
+            <w:hideMark/>
+          </w:tcPr>
+          <w:p>
+            <w:pPr>
+              <w:spacing w:after="0" w:line="240" w:lineRule="auto"/>
+              <w:jc w:val="left"/>
+              <w:rPr>
+                <w:rFonts w:eastAsia="Times New Roman" w:cs="Times New Roman"/>
+                <w:kern w:val="0"/>
+                <w:sz w:val="20"/>
+                <w:szCs w:val="20"/>
+                <w:lang w:eastAsia="de-DE"/>
+                <w14:ligatures w14:val="none"/>
+              </w:rPr>
+            </w:pPr>
+          </w:p>
+        </w:tc>
+        <w:tc>
+          <w:tcPr>
+            <w:tcW w:w="320" w:type="dxa"/>
+            <w:tcBorders>
+              <w:top w:val="nil"/>
+              <w:left w:val="nil"/>
+              <w:bottom w:val="nil"/>
+              <w:right w:val="single" w:sz="4" w:space="0" w:color="auto"/>
+            </w:tcBorders>
+            <w:noWrap/>
+            <w:vAlign w:val="bottom"/>
+            <w:hideMark/>
+          </w:tcPr>
+          <w:p>
+            <w:pPr>
+              <w:spacing w:after="0" w:line="240" w:lineRule="auto"/>
+              <w:jc w:val="left"/>
+              <w:rPr>
+                <w:rFonts w:eastAsia="Times New Roman" w:cs="Times New Roman"/>
+                <w:color w:val="000000"/>
+                <w:kern w:val="0"/>
+                <w:sz w:val="22"/>
+                <w:szCs w:val="22"/>
+                <w:lang w:eastAsia="de-DE"/>
+                <w14:ligatures w14:val="none"/>
+              </w:rPr>
+            </w:pPr>
+            <w:r>
+              <w:rPr>
+                <w:rFonts w:eastAsia="Times New Roman" w:cs="Times New Roman"/>
+                <w:color w:val="000000"/>
+                <w:kern w:val="0"/>
+                <w:sz w:val="22"/>
+                <w:szCs w:val="22"/>
+                <w:lang w:eastAsia="de-DE"/>
+                <w14:ligatures w14:val="none"/>
+              </w:rPr>
+              <w:t> </w:t>
+            </w:r>
+          </w:p>
+        </w:tc>
+      </w:tr>
+      <w:tr>
+        <w:trPr>
+          <w:trHeight w:val="315"/>
+          <w:jc w:val="center"/>
+        </w:trPr>
+        <w:tc>
+          <w:tcPr>
+            <w:tcW w:w="3620" w:type="dxa"/>
+            <w:tcBorders>
+              <w:top w:val="nil"/>
+              <w:left w:val="single" w:sz="4" w:space="0" w:color="auto"/>
+              <w:bottom w:val="single" w:sz="8" w:space="0" w:color="auto"/>
+              <w:right w:val="single" w:sz="8" w:space="0" w:color="auto"/>
+            </w:tcBorders>
+            <w:noWrap/>
+            <w:vAlign w:val="bottom"/>
+            <w:hideMark/>
+          </w:tcPr>
+          <w:p>
+            <w:pPr>
+              <w:spacing w:after="0" w:line="240" w:lineRule="auto"/>
+              <w:jc w:val="left"/>
+              <w:rPr>
+                <w:rFonts w:eastAsia="Times New Roman" w:cs="Times New Roman"/>
+                <w:color w:val="000000"/>
+                <w:kern w:val="0"/>
+                <w:sz w:val="22"/>
+                <w:szCs w:val="22"/>
+                <w:lang w:eastAsia="de-DE"/>
+                <w14:ligatures w14:val="none"/>
+              </w:rPr>
+            </w:pPr>
+            <w:r>
+              <w:rPr>
+                <w:rFonts w:eastAsia="Times New Roman" w:cs="Times New Roman"/>
+                <w:color w:val="000000"/>
+                <w:kern w:val="0"/>
+                <w:sz w:val="22"/>
+                <w:szCs w:val="22"/>
+                <w:lang w:eastAsia="de-DE"/>
+                <w14:ligatures w14:val="none"/>
+              </w:rPr>
+              <w:t>Containerisierung</w:t>
+            </w:r>
+          </w:p>
+        </w:tc>
+        <w:tc>
+          <w:tcPr>
+            <w:tcW w:w="320" w:type="dxa"/>
+            <w:vMerge/>
+            <w:tcBorders>
+              <w:top w:val="single" w:sz="4" w:space="0" w:color="auto"/>
+              <w:left w:val="nil"/>
+              <w:bottom w:val="single" w:sz="4" w:space="0" w:color="000000"/>
+              <w:right w:val="nil"/>
+            </w:tcBorders>
+            <w:vAlign w:val="center"/>
+            <w:hideMark/>
+          </w:tcPr>
+          <w:p>
+            <w:pPr>
+              <w:spacing w:after="0" w:line="240" w:lineRule="auto"/>
+              <w:jc w:val="left"/>
+              <w:rPr>
+                <w:rFonts w:eastAsia="Times New Roman" w:cs="Times New Roman"/>
+                <w:color w:val="000000"/>
+                <w:kern w:val="0"/>
+                <w:sz w:val="22"/>
+                <w:szCs w:val="22"/>
+                <w:lang w:eastAsia="de-DE"/>
+                <w14:ligatures w14:val="none"/>
+              </w:rPr>
+            </w:pPr>
+          </w:p>
+        </w:tc>
+        <w:tc>
+          <w:tcPr>
+            <w:tcW w:w="320" w:type="dxa"/>
+            <w:tcBorders>
+              <w:top w:val="nil"/>
+              <w:left w:val="nil"/>
+              <w:bottom w:val="nil"/>
+              <w:right w:val="nil"/>
+            </w:tcBorders>
+            <w:noWrap/>
+            <w:vAlign w:val="bottom"/>
+            <w:hideMark/>
+          </w:tcPr>
+          <w:p>
+            <w:pPr>
+              <w:spacing w:after="0" w:line="240" w:lineRule="auto"/>
+              <w:jc w:val="left"/>
+              <w:rPr>
+                <w:rFonts w:eastAsia="Times New Roman" w:cs="Times New Roman"/>
+                <w:color w:val="000000"/>
+                <w:kern w:val="0"/>
+                <w:sz w:val="22"/>
+                <w:szCs w:val="22"/>
+                <w:lang w:eastAsia="de-DE"/>
+                <w14:ligatures w14:val="none"/>
+              </w:rPr>
+            </w:pPr>
+          </w:p>
+        </w:tc>
+        <w:tc>
+          <w:tcPr>
+            <w:tcW w:w="320" w:type="dxa"/>
+            <w:tcBorders>
+              <w:top w:val="nil"/>
+              <w:left w:val="nil"/>
+              <w:bottom w:val="nil"/>
+              <w:right w:val="nil"/>
+            </w:tcBorders>
+            <w:noWrap/>
+            <w:vAlign w:val="bottom"/>
+            <w:hideMark/>
+          </w:tcPr>
+          <w:p>
+            <w:pPr>
+              <w:spacing w:after="0" w:line="240" w:lineRule="auto"/>
+              <w:jc w:val="left"/>
+              <w:rPr>
+                <w:rFonts w:eastAsia="Times New Roman" w:cs="Times New Roman"/>
+                <w:kern w:val="0"/>
+                <w:sz w:val="20"/>
+                <w:szCs w:val="20"/>
+                <w:lang w:eastAsia="de-DE"/>
+                <w14:ligatures w14:val="none"/>
+              </w:rPr>
+            </w:pPr>
+          </w:p>
+        </w:tc>
+        <w:tc>
+          <w:tcPr>
+            <w:tcW w:w="320" w:type="dxa"/>
+            <w:tcBorders>
+              <w:top w:val="nil"/>
+              <w:left w:val="nil"/>
+              <w:bottom w:val="nil"/>
+              <w:right w:val="nil"/>
+            </w:tcBorders>
+            <w:noWrap/>
+            <w:vAlign w:val="bottom"/>
+            <w:hideMark/>
+          </w:tcPr>
+          <w:p>
+            <w:pPr>
+              <w:spacing w:after="0" w:line="240" w:lineRule="auto"/>
+              <w:jc w:val="left"/>
+              <w:rPr>
+                <w:rFonts w:eastAsia="Times New Roman" w:cs="Times New Roman"/>
+                <w:kern w:val="0"/>
+                <w:sz w:val="20"/>
+                <w:szCs w:val="20"/>
+                <w:lang w:eastAsia="de-DE"/>
+                <w14:ligatures w14:val="none"/>
+              </w:rPr>
+            </w:pPr>
+          </w:p>
+        </w:tc>
+        <w:tc>
+          <w:tcPr>
+            <w:tcW w:w="320" w:type="dxa"/>
+            <w:tcBorders>
+              <w:top w:val="nil"/>
+              <w:left w:val="nil"/>
+              <w:bottom w:val="nil"/>
+              <w:right w:val="nil"/>
+            </w:tcBorders>
+            <w:noWrap/>
+            <w:vAlign w:val="bottom"/>
+            <w:hideMark/>
+          </w:tcPr>
+          <w:p>
+            <w:pPr>
+              <w:spacing w:after="0" w:line="240" w:lineRule="auto"/>
+              <w:jc w:val="left"/>
+              <w:rPr>
+                <w:rFonts w:eastAsia="Times New Roman" w:cs="Times New Roman"/>
+                <w:kern w:val="0"/>
+                <w:sz w:val="20"/>
+                <w:szCs w:val="20"/>
+                <w:lang w:eastAsia="de-DE"/>
+                <w14:ligatures w14:val="none"/>
+              </w:rPr>
+            </w:pPr>
+          </w:p>
+        </w:tc>
+        <w:tc>
+          <w:tcPr>
+            <w:tcW w:w="320" w:type="dxa"/>
+            <w:tcBorders>
+              <w:top w:val="nil"/>
+              <w:left w:val="nil"/>
+              <w:bottom w:val="nil"/>
+              <w:right w:val="nil"/>
+            </w:tcBorders>
+            <w:noWrap/>
+            <w:vAlign w:val="bottom"/>
+            <w:hideMark/>
+          </w:tcPr>
+          <w:p>
+            <w:pPr>
+              <w:spacing w:after="0" w:line="240" w:lineRule="auto"/>
+              <w:jc w:val="left"/>
+              <w:rPr>
+                <w:rFonts w:eastAsia="Times New Roman" w:cs="Times New Roman"/>
+                <w:kern w:val="0"/>
+                <w:sz w:val="20"/>
+                <w:szCs w:val="20"/>
+                <w:lang w:eastAsia="de-DE"/>
+                <w14:ligatures w14:val="none"/>
+              </w:rPr>
+            </w:pPr>
+          </w:p>
+        </w:tc>
+        <w:tc>
+          <w:tcPr>
+            <w:tcW w:w="320" w:type="dxa"/>
+            <w:tcBorders>
+              <w:top w:val="nil"/>
+              <w:left w:val="nil"/>
+              <w:bottom w:val="nil"/>
+              <w:right w:val="nil"/>
+            </w:tcBorders>
+            <w:noWrap/>
+            <w:vAlign w:val="bottom"/>
+            <w:hideMark/>
+          </w:tcPr>
+          <w:p>
+            <w:pPr>
+              <w:spacing w:after="0" w:line="240" w:lineRule="auto"/>
+              <w:jc w:val="left"/>
+              <w:rPr>
+                <w:rFonts w:eastAsia="Times New Roman" w:cs="Times New Roman"/>
+                <w:kern w:val="0"/>
+                <w:sz w:val="20"/>
+                <w:szCs w:val="20"/>
+                <w:lang w:eastAsia="de-DE"/>
+                <w14:ligatures w14:val="none"/>
+              </w:rPr>
+            </w:pPr>
+          </w:p>
+        </w:tc>
+        <w:tc>
+          <w:tcPr>
+            <w:tcW w:w="320" w:type="dxa"/>
+            <w:tcBorders>
+              <w:top w:val="nil"/>
+              <w:left w:val="nil"/>
+              <w:bottom w:val="nil"/>
+              <w:right w:val="nil"/>
+            </w:tcBorders>
+            <w:noWrap/>
+            <w:vAlign w:val="bottom"/>
+            <w:hideMark/>
+          </w:tcPr>
+          <w:p>
+            <w:pPr>
+              <w:spacing w:after="0" w:line="240" w:lineRule="auto"/>
+              <w:jc w:val="left"/>
+              <w:rPr>
+                <w:rFonts w:eastAsia="Times New Roman" w:cs="Times New Roman"/>
+                <w:kern w:val="0"/>
+                <w:sz w:val="20"/>
+                <w:szCs w:val="20"/>
+                <w:lang w:eastAsia="de-DE"/>
+                <w14:ligatures w14:val="none"/>
+              </w:rPr>
+            </w:pPr>
+          </w:p>
+        </w:tc>
+        <w:tc>
+          <w:tcPr>
+            <w:tcW w:w="320" w:type="dxa"/>
+            <w:tcBorders>
+              <w:top w:val="nil"/>
+              <w:left w:val="nil"/>
+              <w:bottom w:val="nil"/>
+              <w:right w:val="nil"/>
+            </w:tcBorders>
+            <w:noWrap/>
+            <w:vAlign w:val="bottom"/>
+            <w:hideMark/>
+          </w:tcPr>
+          <w:p>
+            <w:pPr>
+              <w:spacing w:after="0" w:line="240" w:lineRule="auto"/>
+              <w:jc w:val="left"/>
+              <w:rPr>
+                <w:rFonts w:eastAsia="Times New Roman" w:cs="Times New Roman"/>
+                <w:kern w:val="0"/>
+                <w:sz w:val="20"/>
+                <w:szCs w:val="20"/>
+                <w:lang w:eastAsia="de-DE"/>
+                <w14:ligatures w14:val="none"/>
+              </w:rPr>
+            </w:pPr>
+          </w:p>
+        </w:tc>
+        <w:tc>
+          <w:tcPr>
+            <w:tcW w:w="320" w:type="dxa"/>
+            <w:tcBorders>
+              <w:top w:val="nil"/>
+              <w:left w:val="nil"/>
+              <w:bottom w:val="nil"/>
+              <w:right w:val="nil"/>
+            </w:tcBorders>
+            <w:noWrap/>
+            <w:vAlign w:val="bottom"/>
+            <w:hideMark/>
+          </w:tcPr>
+          <w:p>
+            <w:pPr>
+              <w:spacing w:after="0" w:line="240" w:lineRule="auto"/>
+              <w:jc w:val="left"/>
+              <w:rPr>
+                <w:rFonts w:eastAsia="Times New Roman" w:cs="Times New Roman"/>
+                <w:kern w:val="0"/>
+                <w:sz w:val="20"/>
+                <w:szCs w:val="20"/>
+                <w:lang w:eastAsia="de-DE"/>
+                <w14:ligatures w14:val="none"/>
+              </w:rPr>
+            </w:pPr>
+          </w:p>
+        </w:tc>
+        <w:tc>
+          <w:tcPr>
+            <w:tcW w:w="320" w:type="dxa"/>
+            <w:tcBorders>
+              <w:top w:val="nil"/>
+              <w:left w:val="nil"/>
+              <w:bottom w:val="nil"/>
+              <w:right w:val="nil"/>
+            </w:tcBorders>
+            <w:noWrap/>
+            <w:vAlign w:val="bottom"/>
+            <w:hideMark/>
+          </w:tcPr>
+          <w:p>
+            <w:pPr>
+              <w:spacing w:after="0" w:line="240" w:lineRule="auto"/>
+              <w:jc w:val="left"/>
+              <w:rPr>
+                <w:rFonts w:eastAsia="Times New Roman" w:cs="Times New Roman"/>
+                <w:kern w:val="0"/>
+                <w:sz w:val="20"/>
+                <w:szCs w:val="20"/>
+                <w:lang w:eastAsia="de-DE"/>
+                <w14:ligatures w14:val="none"/>
+              </w:rPr>
+            </w:pPr>
+          </w:p>
+        </w:tc>
+        <w:tc>
+          <w:tcPr>
+            <w:tcW w:w="320" w:type="dxa"/>
+            <w:tcBorders>
+              <w:top w:val="nil"/>
+              <w:left w:val="nil"/>
+              <w:bottom w:val="nil"/>
+              <w:right w:val="nil"/>
+            </w:tcBorders>
+            <w:noWrap/>
+            <w:vAlign w:val="bottom"/>
+            <w:hideMark/>
+          </w:tcPr>
+          <w:p>
+            <w:pPr>
+              <w:spacing w:after="0" w:line="240" w:lineRule="auto"/>
+              <w:jc w:val="left"/>
+              <w:rPr>
+                <w:rFonts w:eastAsia="Times New Roman" w:cs="Times New Roman"/>
+                <w:kern w:val="0"/>
+                <w:sz w:val="20"/>
+                <w:szCs w:val="20"/>
+                <w:lang w:eastAsia="de-DE"/>
+                <w14:ligatures w14:val="none"/>
+              </w:rPr>
+            </w:pPr>
+          </w:p>
+        </w:tc>
+        <w:tc>
+          <w:tcPr>
+            <w:tcW w:w="320" w:type="dxa"/>
+            <w:tcBorders>
+              <w:top w:val="nil"/>
+              <w:left w:val="nil"/>
+              <w:bottom w:val="nil"/>
+              <w:right w:val="single" w:sz="4" w:space="0" w:color="auto"/>
+            </w:tcBorders>
+            <w:noWrap/>
+            <w:vAlign w:val="bottom"/>
+            <w:hideMark/>
+          </w:tcPr>
+          <w:p>
+            <w:pPr>
+              <w:spacing w:after="0" w:line="240" w:lineRule="auto"/>
+              <w:jc w:val="left"/>
+              <w:rPr>
+                <w:rFonts w:eastAsia="Times New Roman" w:cs="Times New Roman"/>
+                <w:color w:val="000000"/>
+                <w:kern w:val="0"/>
+                <w:sz w:val="22"/>
+                <w:szCs w:val="22"/>
+                <w:lang w:eastAsia="de-DE"/>
+                <w14:ligatures w14:val="none"/>
+              </w:rPr>
+            </w:pPr>
+            <w:r>
+              <w:rPr>
+                <w:rFonts w:eastAsia="Times New Roman" w:cs="Times New Roman"/>
+                <w:color w:val="000000"/>
+                <w:kern w:val="0"/>
+                <w:sz w:val="22"/>
+                <w:szCs w:val="22"/>
+                <w:lang w:eastAsia="de-DE"/>
+                <w14:ligatures w14:val="none"/>
+              </w:rPr>
+              <w:t> </w:t>
+            </w:r>
+          </w:p>
+        </w:tc>
+      </w:tr>
+      <w:tr>
+        <w:trPr>
+          <w:trHeight w:val="300"/>
+          <w:jc w:val="center"/>
+        </w:trPr>
+        <w:tc>
+          <w:tcPr>
+            <w:tcW w:w="3620" w:type="dxa"/>
+            <w:tcBorders>
+              <w:top w:val="nil"/>
+              <w:left w:val="single" w:sz="4" w:space="0" w:color="auto"/>
+              <w:bottom w:val="nil"/>
+              <w:right w:val="single" w:sz="8" w:space="0" w:color="auto"/>
+            </w:tcBorders>
+            <w:noWrap/>
+            <w:vAlign w:val="bottom"/>
+            <w:hideMark/>
+          </w:tcPr>
+          <w:p>
+            <w:pPr>
+              <w:spacing w:after="0" w:line="240" w:lineRule="auto"/>
+              <w:jc w:val="center"/>
+              <w:rPr>
+                <w:rFonts w:eastAsia="Times New Roman" w:cs="Times New Roman"/>
+                <w:b/>
+                <w:bCs/>
+                <w:color w:val="000000"/>
+                <w:kern w:val="0"/>
+                <w:sz w:val="22"/>
+                <w:szCs w:val="22"/>
+                <w:lang w:eastAsia="de-DE"/>
+                <w14:ligatures w14:val="none"/>
+              </w:rPr>
+            </w:pPr>
+            <w:r>
+              <w:rPr>
+                <w:rFonts w:eastAsia="Times New Roman" w:cs="Times New Roman"/>
+                <w:b/>
+                <w:bCs/>
+                <w:color w:val="000000"/>
+                <w:kern w:val="0"/>
+                <w:sz w:val="22"/>
+                <w:szCs w:val="22"/>
+                <w:lang w:eastAsia="de-DE"/>
+                <w14:ligatures w14:val="none"/>
+              </w:rPr>
+              <w:t>AP3</w:t>
+            </w:r>
+          </w:p>
+        </w:tc>
+        <w:tc>
+          <w:tcPr>
+            <w:tcW w:w="320" w:type="dxa"/>
+            <w:vMerge/>
+            <w:tcBorders>
+              <w:top w:val="single" w:sz="4" w:space="0" w:color="auto"/>
+              <w:left w:val="nil"/>
+              <w:bottom w:val="single" w:sz="4" w:space="0" w:color="000000"/>
+              <w:right w:val="nil"/>
+            </w:tcBorders>
+            <w:vAlign w:val="center"/>
+            <w:hideMark/>
+          </w:tcPr>
+          <w:p>
+            <w:pPr>
+              <w:spacing w:after="0" w:line="240" w:lineRule="auto"/>
+              <w:jc w:val="left"/>
+              <w:rPr>
+                <w:rFonts w:eastAsia="Times New Roman" w:cs="Times New Roman"/>
+                <w:color w:val="000000"/>
+                <w:kern w:val="0"/>
+                <w:sz w:val="22"/>
+                <w:szCs w:val="22"/>
+                <w:lang w:eastAsia="de-DE"/>
+                <w14:ligatures w14:val="none"/>
+              </w:rPr>
+            </w:pPr>
+          </w:p>
+        </w:tc>
+        <w:tc>
+          <w:tcPr>
+            <w:tcW w:w="320" w:type="dxa"/>
+            <w:tcBorders>
+              <w:top w:val="nil"/>
+              <w:left w:val="nil"/>
+              <w:bottom w:val="nil"/>
+              <w:right w:val="nil"/>
+            </w:tcBorders>
+            <w:noWrap/>
+            <w:vAlign w:val="bottom"/>
+            <w:hideMark/>
+          </w:tcPr>
+          <w:p>
+            <w:pPr>
+              <w:spacing w:after="0" w:line="240" w:lineRule="auto"/>
+              <w:jc w:val="center"/>
+              <w:rPr>
+                <w:rFonts w:eastAsia="Times New Roman" w:cs="Times New Roman"/>
+                <w:b/>
+                <w:bCs/>
+                <w:color w:val="000000"/>
+                <w:kern w:val="0"/>
+                <w:sz w:val="22"/>
+                <w:szCs w:val="22"/>
+                <w:lang w:eastAsia="de-DE"/>
+                <w14:ligatures w14:val="none"/>
+              </w:rPr>
+            </w:pPr>
+          </w:p>
+        </w:tc>
+        <w:tc>
+          <w:tcPr>
+            <w:tcW w:w="320" w:type="dxa"/>
+            <w:tcBorders>
+              <w:top w:val="nil"/>
+              <w:left w:val="nil"/>
+              <w:bottom w:val="nil"/>
+              <w:right w:val="nil"/>
+            </w:tcBorders>
+            <w:noWrap/>
+            <w:vAlign w:val="bottom"/>
+            <w:hideMark/>
+          </w:tcPr>
+          <w:p>
+            <w:pPr>
+              <w:spacing w:after="0" w:line="240" w:lineRule="auto"/>
+              <w:jc w:val="left"/>
+              <w:rPr>
+                <w:rFonts w:eastAsia="Times New Roman" w:cs="Times New Roman"/>
+                <w:kern w:val="0"/>
+                <w:sz w:val="20"/>
+                <w:szCs w:val="20"/>
+                <w:lang w:eastAsia="de-DE"/>
+                <w14:ligatures w14:val="none"/>
+              </w:rPr>
+            </w:pPr>
+          </w:p>
+        </w:tc>
+        <w:tc>
+          <w:tcPr>
+            <w:tcW w:w="320" w:type="dxa"/>
+            <w:tcBorders>
+              <w:top w:val="nil"/>
+              <w:left w:val="nil"/>
+              <w:bottom w:val="nil"/>
+              <w:right w:val="nil"/>
+            </w:tcBorders>
+            <w:noWrap/>
+            <w:vAlign w:val="bottom"/>
+            <w:hideMark/>
+          </w:tcPr>
+          <w:p>
+            <w:pPr>
+              <w:spacing w:after="0" w:line="240" w:lineRule="auto"/>
+              <w:jc w:val="left"/>
+              <w:rPr>
+                <w:rFonts w:eastAsia="Times New Roman" w:cs="Times New Roman"/>
+                <w:kern w:val="0"/>
+                <w:sz w:val="20"/>
+                <w:szCs w:val="20"/>
+                <w:lang w:eastAsia="de-DE"/>
+                <w14:ligatures w14:val="none"/>
+              </w:rPr>
+            </w:pPr>
+          </w:p>
+        </w:tc>
+        <w:tc>
+          <w:tcPr>
+            <w:tcW w:w="320" w:type="dxa"/>
+            <w:tcBorders>
+              <w:top w:val="nil"/>
+              <w:left w:val="nil"/>
+              <w:bottom w:val="nil"/>
+              <w:right w:val="nil"/>
+            </w:tcBorders>
+            <w:noWrap/>
+            <w:vAlign w:val="bottom"/>
+            <w:hideMark/>
+          </w:tcPr>
+          <w:p>
+            <w:pPr>
+              <w:spacing w:after="0" w:line="240" w:lineRule="auto"/>
+              <w:jc w:val="left"/>
+              <w:rPr>
+                <w:rFonts w:eastAsia="Times New Roman" w:cs="Times New Roman"/>
+                <w:kern w:val="0"/>
+                <w:sz w:val="20"/>
+                <w:szCs w:val="20"/>
+                <w:lang w:eastAsia="de-DE"/>
+                <w14:ligatures w14:val="none"/>
+              </w:rPr>
+            </w:pPr>
+          </w:p>
+        </w:tc>
+        <w:tc>
+          <w:tcPr>
+            <w:tcW w:w="320" w:type="dxa"/>
+            <w:tcBorders>
+              <w:top w:val="nil"/>
+              <w:left w:val="nil"/>
+              <w:bottom w:val="nil"/>
+              <w:right w:val="nil"/>
+            </w:tcBorders>
+            <w:noWrap/>
+            <w:vAlign w:val="bottom"/>
+            <w:hideMark/>
+          </w:tcPr>
+          <w:p>
+            <w:pPr>
+              <w:spacing w:after="0" w:line="240" w:lineRule="auto"/>
+              <w:jc w:val="left"/>
+              <w:rPr>
+                <w:rFonts w:eastAsia="Times New Roman" w:cs="Times New Roman"/>
+                <w:kern w:val="0"/>
+                <w:sz w:val="20"/>
+                <w:szCs w:val="20"/>
+                <w:lang w:eastAsia="de-DE"/>
+                <w14:ligatures w14:val="none"/>
+              </w:rPr>
+            </w:pPr>
+          </w:p>
+        </w:tc>
+        <w:tc>
+          <w:tcPr>
+            <w:tcW w:w="320" w:type="dxa"/>
+            <w:tcBorders>
+              <w:top w:val="nil"/>
+              <w:left w:val="nil"/>
+              <w:bottom w:val="nil"/>
+              <w:right w:val="nil"/>
+            </w:tcBorders>
+            <w:noWrap/>
+            <w:vAlign w:val="bottom"/>
+            <w:hideMark/>
+          </w:tcPr>
+          <w:p>
+            <w:pPr>
+              <w:spacing w:after="0" w:line="240" w:lineRule="auto"/>
+              <w:jc w:val="left"/>
+              <w:rPr>
+                <w:rFonts w:eastAsia="Times New Roman" w:cs="Times New Roman"/>
+                <w:kern w:val="0"/>
+                <w:sz w:val="20"/>
+                <w:szCs w:val="20"/>
+                <w:lang w:eastAsia="de-DE"/>
+                <w14:ligatures w14:val="none"/>
+              </w:rPr>
+            </w:pPr>
+          </w:p>
+        </w:tc>
+        <w:tc>
+          <w:tcPr>
+            <w:tcW w:w="320" w:type="dxa"/>
+            <w:tcBorders>
+              <w:top w:val="nil"/>
+              <w:left w:val="nil"/>
+              <w:bottom w:val="nil"/>
+              <w:right w:val="nil"/>
+            </w:tcBorders>
+            <w:noWrap/>
+            <w:vAlign w:val="bottom"/>
+            <w:hideMark/>
+          </w:tcPr>
+          <w:p>
+            <w:pPr>
+              <w:spacing w:after="0" w:line="240" w:lineRule="auto"/>
+              <w:jc w:val="left"/>
+              <w:rPr>
+                <w:rFonts w:eastAsia="Times New Roman" w:cs="Times New Roman"/>
+                <w:kern w:val="0"/>
+                <w:sz w:val="20"/>
+                <w:szCs w:val="20"/>
+                <w:lang w:eastAsia="de-DE"/>
+                <w14:ligatures w14:val="none"/>
+              </w:rPr>
+            </w:pPr>
+          </w:p>
+        </w:tc>
+        <w:tc>
+          <w:tcPr>
+            <w:tcW w:w="320" w:type="dxa"/>
+            <w:tcBorders>
+              <w:top w:val="nil"/>
+              <w:left w:val="nil"/>
+              <w:bottom w:val="nil"/>
+              <w:right w:val="nil"/>
+            </w:tcBorders>
+            <w:noWrap/>
+            <w:vAlign w:val="bottom"/>
+            <w:hideMark/>
+          </w:tcPr>
+          <w:p>
+            <w:pPr>
+              <w:spacing w:after="0" w:line="240" w:lineRule="auto"/>
+              <w:jc w:val="left"/>
+              <w:rPr>
+                <w:rFonts w:eastAsia="Times New Roman" w:cs="Times New Roman"/>
+                <w:kern w:val="0"/>
+                <w:sz w:val="20"/>
+                <w:szCs w:val="20"/>
+                <w:lang w:eastAsia="de-DE"/>
+                <w14:ligatures w14:val="none"/>
+              </w:rPr>
+            </w:pPr>
+          </w:p>
+        </w:tc>
+        <w:tc>
+          <w:tcPr>
+            <w:tcW w:w="320" w:type="dxa"/>
+            <w:tcBorders>
+              <w:top w:val="nil"/>
+              <w:left w:val="nil"/>
+              <w:bottom w:val="nil"/>
+              <w:right w:val="nil"/>
+            </w:tcBorders>
+            <w:noWrap/>
+            <w:vAlign w:val="bottom"/>
+            <w:hideMark/>
+          </w:tcPr>
+          <w:p>
+            <w:pPr>
+              <w:spacing w:after="0" w:line="240" w:lineRule="auto"/>
+              <w:jc w:val="left"/>
+              <w:rPr>
+                <w:rFonts w:eastAsia="Times New Roman" w:cs="Times New Roman"/>
+                <w:kern w:val="0"/>
+                <w:sz w:val="20"/>
+                <w:szCs w:val="20"/>
+                <w:lang w:eastAsia="de-DE"/>
+                <w14:ligatures w14:val="none"/>
+              </w:rPr>
+            </w:pPr>
+          </w:p>
+        </w:tc>
+        <w:tc>
+          <w:tcPr>
+            <w:tcW w:w="320" w:type="dxa"/>
+            <w:tcBorders>
+              <w:top w:val="nil"/>
+              <w:left w:val="nil"/>
+              <w:bottom w:val="nil"/>
+              <w:right w:val="nil"/>
+            </w:tcBorders>
+            <w:noWrap/>
+            <w:vAlign w:val="bottom"/>
+            <w:hideMark/>
+          </w:tcPr>
+          <w:p>
+            <w:pPr>
+              <w:spacing w:after="0" w:line="240" w:lineRule="auto"/>
+              <w:jc w:val="left"/>
+              <w:rPr>
+                <w:rFonts w:eastAsia="Times New Roman" w:cs="Times New Roman"/>
+                <w:kern w:val="0"/>
+                <w:sz w:val="20"/>
+                <w:szCs w:val="20"/>
+                <w:lang w:eastAsia="de-DE"/>
+                <w14:ligatures w14:val="none"/>
+              </w:rPr>
+            </w:pPr>
+          </w:p>
+        </w:tc>
+        <w:tc>
+          <w:tcPr>
+            <w:tcW w:w="320" w:type="dxa"/>
+            <w:tcBorders>
+              <w:top w:val="nil"/>
+              <w:left w:val="nil"/>
+              <w:bottom w:val="nil"/>
+              <w:right w:val="nil"/>
+            </w:tcBorders>
+            <w:noWrap/>
+            <w:vAlign w:val="bottom"/>
+            <w:hideMark/>
+          </w:tcPr>
+          <w:p>
+            <w:pPr>
+              <w:spacing w:after="0" w:line="240" w:lineRule="auto"/>
+              <w:jc w:val="left"/>
+              <w:rPr>
+                <w:rFonts w:eastAsia="Times New Roman" w:cs="Times New Roman"/>
+                <w:kern w:val="0"/>
+                <w:sz w:val="20"/>
+                <w:szCs w:val="20"/>
+                <w:lang w:eastAsia="de-DE"/>
+                <w14:ligatures w14:val="none"/>
+              </w:rPr>
+            </w:pPr>
+          </w:p>
+        </w:tc>
+        <w:tc>
+          <w:tcPr>
+            <w:tcW w:w="320" w:type="dxa"/>
+            <w:tcBorders>
+              <w:top w:val="nil"/>
+              <w:left w:val="nil"/>
+              <w:bottom w:val="nil"/>
+              <w:right w:val="single" w:sz="4" w:space="0" w:color="auto"/>
+            </w:tcBorders>
+            <w:noWrap/>
+            <w:vAlign w:val="bottom"/>
+            <w:hideMark/>
+          </w:tcPr>
+          <w:p>
+            <w:pPr>
+              <w:spacing w:after="0" w:line="240" w:lineRule="auto"/>
+              <w:jc w:val="left"/>
+              <w:rPr>
+                <w:rFonts w:eastAsia="Times New Roman" w:cs="Times New Roman"/>
+                <w:color w:val="000000"/>
+                <w:kern w:val="0"/>
+                <w:sz w:val="22"/>
+                <w:szCs w:val="22"/>
+                <w:lang w:eastAsia="de-DE"/>
+                <w14:ligatures w14:val="none"/>
+              </w:rPr>
+            </w:pPr>
+            <w:r>
+              <w:rPr>
+                <w:rFonts w:eastAsia="Times New Roman" w:cs="Times New Roman"/>
+                <w:color w:val="000000"/>
+                <w:kern w:val="0"/>
+                <w:sz w:val="22"/>
+                <w:szCs w:val="22"/>
+                <w:lang w:eastAsia="de-DE"/>
+                <w14:ligatures w14:val="none"/>
+              </w:rPr>
+              <w:t> </w:t>
+            </w:r>
+          </w:p>
+        </w:tc>
+      </w:tr>
+      <w:tr>
+        <w:trPr>
+          <w:trHeight w:val="300"/>
+          <w:jc w:val="center"/>
+        </w:trPr>
+        <w:tc>
+          <w:tcPr>
+            <w:tcW w:w="3620" w:type="dxa"/>
+            <w:tcBorders>
+              <w:top w:val="nil"/>
+              <w:left w:val="single" w:sz="4" w:space="0" w:color="auto"/>
+              <w:bottom w:val="nil"/>
+              <w:right w:val="single" w:sz="8" w:space="0" w:color="auto"/>
+            </w:tcBorders>
+            <w:noWrap/>
+            <w:vAlign w:val="bottom"/>
+            <w:hideMark/>
+          </w:tcPr>
+          <w:p>
+            <w:pPr>
+              <w:spacing w:after="0" w:line="240" w:lineRule="auto"/>
+              <w:jc w:val="left"/>
+              <w:rPr>
+                <w:rFonts w:eastAsia="Times New Roman" w:cs="Times New Roman"/>
+                <w:color w:val="000000"/>
+                <w:kern w:val="0"/>
+                <w:sz w:val="22"/>
+                <w:szCs w:val="22"/>
+                <w:lang w:eastAsia="de-DE"/>
+                <w14:ligatures w14:val="none"/>
+              </w:rPr>
+            </w:pPr>
+            <w:r>
+              <w:rPr>
+                <w:rFonts w:eastAsia="Times New Roman" w:cs="Times New Roman"/>
+                <w:color w:val="000000"/>
+                <w:kern w:val="0"/>
+                <w:sz w:val="22"/>
+                <w:szCs w:val="22"/>
+                <w:lang w:eastAsia="de-DE"/>
+                <w14:ligatures w14:val="none"/>
+              </w:rPr>
+              <w:t>Quantitativer und qualitativer Vergleich</w:t>
+            </w:r>
+          </w:p>
+        </w:tc>
+        <w:tc>
+          <w:tcPr>
+            <w:tcW w:w="320" w:type="dxa"/>
+            <w:vMerge/>
+            <w:tcBorders>
+              <w:top w:val="single" w:sz="4" w:space="0" w:color="auto"/>
+              <w:left w:val="nil"/>
+              <w:bottom w:val="single" w:sz="4" w:space="0" w:color="000000"/>
+              <w:right w:val="nil"/>
+            </w:tcBorders>
+            <w:vAlign w:val="center"/>
+            <w:hideMark/>
+          </w:tcPr>
+          <w:p>
+            <w:pPr>
+              <w:spacing w:after="0" w:line="240" w:lineRule="auto"/>
+              <w:jc w:val="left"/>
+              <w:rPr>
+                <w:rFonts w:eastAsia="Times New Roman" w:cs="Times New Roman"/>
+                <w:color w:val="000000"/>
+                <w:kern w:val="0"/>
+                <w:sz w:val="22"/>
+                <w:szCs w:val="22"/>
+                <w:lang w:eastAsia="de-DE"/>
+                <w14:ligatures w14:val="none"/>
+              </w:rPr>
+            </w:pPr>
+          </w:p>
+        </w:tc>
+        <w:tc>
+          <w:tcPr>
+            <w:tcW w:w="320" w:type="dxa"/>
+            <w:tcBorders>
+              <w:top w:val="nil"/>
+              <w:left w:val="nil"/>
+              <w:bottom w:val="nil"/>
+              <w:right w:val="nil"/>
+            </w:tcBorders>
+            <w:noWrap/>
+            <w:vAlign w:val="bottom"/>
+            <w:hideMark/>
+          </w:tcPr>
+          <w:p>
+            <w:pPr>
+              <w:spacing w:after="0" w:line="240" w:lineRule="auto"/>
+              <w:jc w:val="left"/>
+              <w:rPr>
+                <w:rFonts w:eastAsia="Times New Roman" w:cs="Times New Roman"/>
+                <w:color w:val="000000"/>
+                <w:kern w:val="0"/>
+                <w:sz w:val="22"/>
+                <w:szCs w:val="22"/>
+                <w:lang w:eastAsia="de-DE"/>
+                <w14:ligatures w14:val="none"/>
+              </w:rPr>
+            </w:pPr>
+          </w:p>
+        </w:tc>
+        <w:tc>
+          <w:tcPr>
+            <w:tcW w:w="320" w:type="dxa"/>
+            <w:tcBorders>
+              <w:top w:val="nil"/>
+              <w:left w:val="nil"/>
+              <w:bottom w:val="nil"/>
+              <w:right w:val="nil"/>
+            </w:tcBorders>
+            <w:noWrap/>
+            <w:vAlign w:val="bottom"/>
+            <w:hideMark/>
+          </w:tcPr>
+          <w:p>
+            <w:pPr>
+              <w:spacing w:after="0" w:line="240" w:lineRule="auto"/>
+              <w:jc w:val="left"/>
+              <w:rPr>
+                <w:rFonts w:eastAsia="Times New Roman" w:cs="Times New Roman"/>
+                <w:kern w:val="0"/>
+                <w:sz w:val="20"/>
+                <w:szCs w:val="20"/>
+                <w:lang w:eastAsia="de-DE"/>
+                <w14:ligatures w14:val="none"/>
+              </w:rPr>
+            </w:pPr>
+          </w:p>
+        </w:tc>
+        <w:tc>
+          <w:tcPr>
+            <w:tcW w:w="320" w:type="dxa"/>
+            <w:tcBorders>
+              <w:top w:val="nil"/>
+              <w:left w:val="nil"/>
+              <w:bottom w:val="nil"/>
+              <w:right w:val="nil"/>
+            </w:tcBorders>
+            <w:noWrap/>
+            <w:vAlign w:val="bottom"/>
+            <w:hideMark/>
+          </w:tcPr>
+          <w:p>
+            <w:pPr>
+              <w:spacing w:after="0" w:line="240" w:lineRule="auto"/>
+              <w:jc w:val="left"/>
+              <w:rPr>
+                <w:rFonts w:eastAsia="Times New Roman" w:cs="Times New Roman"/>
+                <w:kern w:val="0"/>
+                <w:sz w:val="20"/>
+                <w:szCs w:val="20"/>
+                <w:lang w:eastAsia="de-DE"/>
+                <w14:ligatures w14:val="none"/>
+              </w:rPr>
+            </w:pPr>
+          </w:p>
+        </w:tc>
+        <w:tc>
+          <w:tcPr>
+            <w:tcW w:w="320" w:type="dxa"/>
+            <w:tcBorders>
+              <w:top w:val="nil"/>
+              <w:left w:val="nil"/>
+              <w:bottom w:val="nil"/>
+              <w:right w:val="nil"/>
+            </w:tcBorders>
+            <w:noWrap/>
+            <w:vAlign w:val="bottom"/>
+            <w:hideMark/>
+          </w:tcPr>
+          <w:p>
+            <w:pPr>
+              <w:spacing w:after="0" w:line="240" w:lineRule="auto"/>
+              <w:jc w:val="left"/>
+              <w:rPr>
+                <w:rFonts w:eastAsia="Times New Roman" w:cs="Times New Roman"/>
+                <w:kern w:val="0"/>
+                <w:sz w:val="20"/>
+                <w:szCs w:val="20"/>
+                <w:lang w:eastAsia="de-DE"/>
+                <w14:ligatures w14:val="none"/>
+              </w:rPr>
+            </w:pPr>
+          </w:p>
+        </w:tc>
+        <w:tc>
+          <w:tcPr>
+            <w:tcW w:w="320" w:type="dxa"/>
+            <w:tcBorders>
+              <w:top w:val="nil"/>
+              <w:left w:val="nil"/>
+              <w:bottom w:val="nil"/>
+              <w:right w:val="nil"/>
+            </w:tcBorders>
+            <w:noWrap/>
+            <w:vAlign w:val="bottom"/>
+            <w:hideMark/>
+          </w:tcPr>
+          <w:p>
+            <w:pPr>
+              <w:spacing w:after="0" w:line="240" w:lineRule="auto"/>
+              <w:jc w:val="left"/>
+              <w:rPr>
+                <w:rFonts w:eastAsia="Times New Roman" w:cs="Times New Roman"/>
+                <w:kern w:val="0"/>
+                <w:sz w:val="20"/>
+                <w:szCs w:val="20"/>
+                <w:lang w:eastAsia="de-DE"/>
+                <w14:ligatures w14:val="none"/>
+              </w:rPr>
+            </w:pPr>
+          </w:p>
+        </w:tc>
+        <w:tc>
+          <w:tcPr>
+            <w:tcW w:w="320" w:type="dxa"/>
+            <w:tcBorders>
+              <w:top w:val="nil"/>
+              <w:left w:val="nil"/>
+              <w:bottom w:val="nil"/>
+              <w:right w:val="nil"/>
+            </w:tcBorders>
+            <w:noWrap/>
+            <w:vAlign w:val="bottom"/>
+            <w:hideMark/>
+          </w:tcPr>
+          <w:p>
+            <w:pPr>
+              <w:spacing w:after="0" w:line="240" w:lineRule="auto"/>
+              <w:jc w:val="left"/>
+              <w:rPr>
+                <w:rFonts w:eastAsia="Times New Roman" w:cs="Times New Roman"/>
+                <w:kern w:val="0"/>
+                <w:sz w:val="20"/>
+                <w:szCs w:val="20"/>
+                <w:lang w:eastAsia="de-DE"/>
+                <w14:ligatures w14:val="none"/>
+              </w:rPr>
+            </w:pPr>
+          </w:p>
+        </w:tc>
+        <w:tc>
+          <w:tcPr>
+            <w:tcW w:w="320" w:type="dxa"/>
+            <w:tcBorders>
+              <w:top w:val="nil"/>
+              <w:left w:val="nil"/>
+              <w:bottom w:val="nil"/>
+              <w:right w:val="nil"/>
+            </w:tcBorders>
+            <w:noWrap/>
+            <w:vAlign w:val="bottom"/>
+            <w:hideMark/>
+          </w:tcPr>
+          <w:p>
+            <w:pPr>
+              <w:spacing w:after="0" w:line="240" w:lineRule="auto"/>
+              <w:jc w:val="left"/>
+              <w:rPr>
+                <w:rFonts w:eastAsia="Times New Roman" w:cs="Times New Roman"/>
+                <w:kern w:val="0"/>
+                <w:sz w:val="20"/>
+                <w:szCs w:val="20"/>
+                <w:lang w:eastAsia="de-DE"/>
+                <w14:ligatures w14:val="none"/>
+              </w:rPr>
+            </w:pPr>
+          </w:p>
+        </w:tc>
+        <w:tc>
+          <w:tcPr>
+            <w:tcW w:w="320" w:type="dxa"/>
+            <w:tcBorders>
+              <w:top w:val="nil"/>
+              <w:left w:val="nil"/>
+              <w:bottom w:val="nil"/>
+              <w:right w:val="nil"/>
+            </w:tcBorders>
+            <w:noWrap/>
+            <w:vAlign w:val="bottom"/>
+            <w:hideMark/>
+          </w:tcPr>
+          <w:p>
+            <w:pPr>
+              <w:spacing w:after="0" w:line="240" w:lineRule="auto"/>
+              <w:jc w:val="left"/>
+              <w:rPr>
+                <w:rFonts w:eastAsia="Times New Roman" w:cs="Times New Roman"/>
+                <w:kern w:val="0"/>
+                <w:sz w:val="20"/>
+                <w:szCs w:val="20"/>
+                <w:lang w:eastAsia="de-DE"/>
+                <w14:ligatures w14:val="none"/>
+              </w:rPr>
+            </w:pPr>
+          </w:p>
+        </w:tc>
+        <w:tc>
+          <w:tcPr>
+            <w:tcW w:w="320" w:type="dxa"/>
+            <w:tcBorders>
+              <w:top w:val="nil"/>
+              <w:left w:val="nil"/>
+              <w:bottom w:val="nil"/>
+              <w:right w:val="nil"/>
+            </w:tcBorders>
+            <w:noWrap/>
+            <w:vAlign w:val="bottom"/>
+            <w:hideMark/>
+          </w:tcPr>
+          <w:p>
+            <w:pPr>
+              <w:spacing w:after="0" w:line="240" w:lineRule="auto"/>
+              <w:jc w:val="left"/>
+              <w:rPr>
+                <w:rFonts w:eastAsia="Times New Roman" w:cs="Times New Roman"/>
+                <w:kern w:val="0"/>
+                <w:sz w:val="20"/>
+                <w:szCs w:val="20"/>
+                <w:lang w:eastAsia="de-DE"/>
+                <w14:ligatures w14:val="none"/>
+              </w:rPr>
+            </w:pPr>
+          </w:p>
+        </w:tc>
+        <w:tc>
+          <w:tcPr>
+            <w:tcW w:w="320" w:type="dxa"/>
+            <w:tcBorders>
+              <w:top w:val="nil"/>
+              <w:left w:val="nil"/>
+              <w:bottom w:val="nil"/>
+              <w:right w:val="nil"/>
+            </w:tcBorders>
+            <w:noWrap/>
+            <w:vAlign w:val="bottom"/>
+            <w:hideMark/>
+          </w:tcPr>
+          <w:p>
+            <w:pPr>
+              <w:spacing w:after="0" w:line="240" w:lineRule="auto"/>
+              <w:jc w:val="left"/>
+              <w:rPr>
+                <w:rFonts w:eastAsia="Times New Roman" w:cs="Times New Roman"/>
+                <w:kern w:val="0"/>
+                <w:sz w:val="20"/>
+                <w:szCs w:val="20"/>
+                <w:lang w:eastAsia="de-DE"/>
+                <w14:ligatures w14:val="none"/>
+              </w:rPr>
+            </w:pPr>
+          </w:p>
+        </w:tc>
+        <w:tc>
+          <w:tcPr>
+            <w:tcW w:w="320" w:type="dxa"/>
+            <w:tcBorders>
+              <w:top w:val="nil"/>
+              <w:left w:val="nil"/>
+              <w:bottom w:val="nil"/>
+              <w:right w:val="nil"/>
+            </w:tcBorders>
+            <w:noWrap/>
+            <w:vAlign w:val="bottom"/>
+            <w:hideMark/>
+          </w:tcPr>
+          <w:p>
+            <w:pPr>
+              <w:spacing w:after="0" w:line="240" w:lineRule="auto"/>
+              <w:jc w:val="left"/>
+              <w:rPr>
+                <w:rFonts w:eastAsia="Times New Roman" w:cs="Times New Roman"/>
+                <w:kern w:val="0"/>
+                <w:sz w:val="20"/>
+                <w:szCs w:val="20"/>
+                <w:lang w:eastAsia="de-DE"/>
+                <w14:ligatures w14:val="none"/>
+              </w:rPr>
+            </w:pPr>
+          </w:p>
+        </w:tc>
+        <w:tc>
+          <w:tcPr>
+            <w:tcW w:w="320" w:type="dxa"/>
+            <w:tcBorders>
+              <w:top w:val="nil"/>
+              <w:left w:val="nil"/>
+              <w:bottom w:val="nil"/>
+              <w:right w:val="single" w:sz="4" w:space="0" w:color="auto"/>
+            </w:tcBorders>
+            <w:noWrap/>
+            <w:vAlign w:val="bottom"/>
+            <w:hideMark/>
+          </w:tcPr>
+          <w:p>
+            <w:pPr>
+              <w:spacing w:after="0" w:line="240" w:lineRule="auto"/>
+              <w:jc w:val="left"/>
+              <w:rPr>
+                <w:rFonts w:eastAsia="Times New Roman" w:cs="Times New Roman"/>
+                <w:color w:val="000000"/>
+                <w:kern w:val="0"/>
+                <w:sz w:val="22"/>
+                <w:szCs w:val="22"/>
+                <w:lang w:eastAsia="de-DE"/>
+                <w14:ligatures w14:val="none"/>
+              </w:rPr>
+            </w:pPr>
+            <w:r>
+              <w:rPr>
+                <w:rFonts w:eastAsia="Times New Roman" w:cs="Times New Roman"/>
+                <w:color w:val="000000"/>
+                <w:kern w:val="0"/>
+                <w:sz w:val="22"/>
+                <w:szCs w:val="22"/>
+                <w:lang w:eastAsia="de-DE"/>
+                <w14:ligatures w14:val="none"/>
+              </w:rPr>
+              <w:t> </w:t>
+            </w:r>
+          </w:p>
+        </w:tc>
+      </w:tr>
+      <w:tr>
+        <w:trPr>
+          <w:trHeight w:val="300"/>
+          <w:jc w:val="center"/>
+        </w:trPr>
+        <w:tc>
+          <w:tcPr>
+            <w:tcW w:w="3620" w:type="dxa"/>
+            <w:tcBorders>
+              <w:top w:val="nil"/>
+              <w:left w:val="single" w:sz="4" w:space="0" w:color="auto"/>
+              <w:bottom w:val="nil"/>
+              <w:right w:val="single" w:sz="8" w:space="0" w:color="auto"/>
+            </w:tcBorders>
+            <w:noWrap/>
+            <w:vAlign w:val="bottom"/>
+            <w:hideMark/>
+          </w:tcPr>
+          <w:p>
+            <w:pPr>
+              <w:spacing w:after="0" w:line="240" w:lineRule="auto"/>
+              <w:jc w:val="left"/>
+              <w:rPr>
+                <w:rFonts w:eastAsia="Times New Roman" w:cs="Times New Roman"/>
+                <w:color w:val="000000"/>
+                <w:kern w:val="0"/>
+                <w:sz w:val="22"/>
+                <w:szCs w:val="22"/>
+                <w:lang w:eastAsia="de-DE"/>
+                <w14:ligatures w14:val="none"/>
+              </w:rPr>
+            </w:pPr>
+            <w:r>
+              <w:rPr>
+                <w:rFonts w:eastAsia="Times New Roman" w:cs="Times New Roman"/>
+                <w:color w:val="000000"/>
+                <w:kern w:val="0"/>
+                <w:sz w:val="22"/>
+                <w:szCs w:val="22"/>
+                <w:lang w:eastAsia="de-DE"/>
+                <w14:ligatures w14:val="none"/>
+              </w:rPr>
+              <w:t>Testen unterschiedlicher Datensätze</w:t>
+            </w:r>
+          </w:p>
+        </w:tc>
+        <w:tc>
+          <w:tcPr>
+            <w:tcW w:w="320" w:type="dxa"/>
+            <w:vMerge/>
+            <w:tcBorders>
+              <w:top w:val="single" w:sz="4" w:space="0" w:color="auto"/>
+              <w:left w:val="nil"/>
+              <w:bottom w:val="single" w:sz="4" w:space="0" w:color="000000"/>
+              <w:right w:val="nil"/>
+            </w:tcBorders>
+            <w:vAlign w:val="center"/>
+            <w:hideMark/>
+          </w:tcPr>
+          <w:p>
+            <w:pPr>
+              <w:spacing w:after="0" w:line="240" w:lineRule="auto"/>
+              <w:jc w:val="left"/>
+              <w:rPr>
+                <w:rFonts w:eastAsia="Times New Roman" w:cs="Times New Roman"/>
+                <w:color w:val="000000"/>
+                <w:kern w:val="0"/>
+                <w:sz w:val="22"/>
+                <w:szCs w:val="22"/>
+                <w:lang w:eastAsia="de-DE"/>
+                <w14:ligatures w14:val="none"/>
+              </w:rPr>
+            </w:pPr>
+          </w:p>
+        </w:tc>
+        <w:tc>
+          <w:tcPr>
+            <w:tcW w:w="320" w:type="dxa"/>
+            <w:tcBorders>
+              <w:top w:val="nil"/>
+              <w:left w:val="nil"/>
+              <w:bottom w:val="nil"/>
+              <w:right w:val="nil"/>
+            </w:tcBorders>
+            <w:noWrap/>
+            <w:vAlign w:val="bottom"/>
+            <w:hideMark/>
+          </w:tcPr>
+          <w:p>
+            <w:pPr>
+              <w:spacing w:after="0" w:line="240" w:lineRule="auto"/>
+              <w:jc w:val="left"/>
+              <w:rPr>
+                <w:rFonts w:eastAsia="Times New Roman" w:cs="Times New Roman"/>
+                <w:color w:val="000000"/>
+                <w:kern w:val="0"/>
+                <w:sz w:val="22"/>
+                <w:szCs w:val="22"/>
+                <w:lang w:eastAsia="de-DE"/>
+                <w14:ligatures w14:val="none"/>
+              </w:rPr>
+            </w:pPr>
+          </w:p>
+        </w:tc>
+        <w:tc>
+          <w:tcPr>
+            <w:tcW w:w="320" w:type="dxa"/>
+            <w:tcBorders>
+              <w:top w:val="nil"/>
+              <w:left w:val="nil"/>
+              <w:bottom w:val="nil"/>
+              <w:right w:val="nil"/>
+            </w:tcBorders>
+            <w:noWrap/>
+            <w:vAlign w:val="bottom"/>
+            <w:hideMark/>
+          </w:tcPr>
+          <w:p>
+            <w:pPr>
+              <w:spacing w:after="0" w:line="240" w:lineRule="auto"/>
+              <w:jc w:val="left"/>
+              <w:rPr>
+                <w:rFonts w:eastAsia="Times New Roman" w:cs="Times New Roman"/>
+                <w:kern w:val="0"/>
+                <w:sz w:val="20"/>
+                <w:szCs w:val="20"/>
+                <w:lang w:eastAsia="de-DE"/>
+                <w14:ligatures w14:val="none"/>
+              </w:rPr>
+            </w:pPr>
+          </w:p>
+        </w:tc>
+        <w:tc>
+          <w:tcPr>
+            <w:tcW w:w="320" w:type="dxa"/>
+            <w:tcBorders>
+              <w:top w:val="nil"/>
+              <w:left w:val="nil"/>
+              <w:bottom w:val="nil"/>
+              <w:right w:val="nil"/>
+            </w:tcBorders>
+            <w:noWrap/>
+            <w:vAlign w:val="bottom"/>
+            <w:hideMark/>
+          </w:tcPr>
+          <w:p>
+            <w:pPr>
+              <w:spacing w:after="0" w:line="240" w:lineRule="auto"/>
+              <w:jc w:val="left"/>
+              <w:rPr>
+                <w:rFonts w:eastAsia="Times New Roman" w:cs="Times New Roman"/>
+                <w:kern w:val="0"/>
+                <w:sz w:val="20"/>
+                <w:szCs w:val="20"/>
+                <w:lang w:eastAsia="de-DE"/>
+                <w14:ligatures w14:val="none"/>
+              </w:rPr>
+            </w:pPr>
+          </w:p>
+        </w:tc>
+        <w:tc>
+          <w:tcPr>
+            <w:tcW w:w="320" w:type="dxa"/>
+            <w:tcBorders>
+              <w:top w:val="nil"/>
+              <w:left w:val="nil"/>
+              <w:bottom w:val="nil"/>
+              <w:right w:val="nil"/>
+            </w:tcBorders>
+            <w:noWrap/>
+            <w:vAlign w:val="bottom"/>
+            <w:hideMark/>
+          </w:tcPr>
+          <w:p>
+            <w:pPr>
+              <w:spacing w:after="0" w:line="240" w:lineRule="auto"/>
+              <w:jc w:val="left"/>
+              <w:rPr>
+                <w:rFonts w:eastAsia="Times New Roman" w:cs="Times New Roman"/>
+                <w:kern w:val="0"/>
+                <w:sz w:val="20"/>
+                <w:szCs w:val="20"/>
+                <w:lang w:eastAsia="de-DE"/>
+                <w14:ligatures w14:val="none"/>
+              </w:rPr>
+            </w:pPr>
+          </w:p>
+        </w:tc>
+        <w:tc>
+          <w:tcPr>
+            <w:tcW w:w="320" w:type="dxa"/>
+            <w:tcBorders>
+              <w:top w:val="nil"/>
+              <w:left w:val="nil"/>
+              <w:bottom w:val="nil"/>
+              <w:right w:val="nil"/>
+            </w:tcBorders>
+            <w:noWrap/>
+            <w:vAlign w:val="bottom"/>
+            <w:hideMark/>
+          </w:tcPr>
+          <w:p>
+            <w:pPr>
+              <w:spacing w:after="0" w:line="240" w:lineRule="auto"/>
+              <w:jc w:val="left"/>
+              <w:rPr>
+                <w:rFonts w:eastAsia="Times New Roman" w:cs="Times New Roman"/>
+                <w:kern w:val="0"/>
+                <w:sz w:val="20"/>
+                <w:szCs w:val="20"/>
+                <w:lang w:eastAsia="de-DE"/>
+                <w14:ligatures w14:val="none"/>
+              </w:rPr>
+            </w:pPr>
+          </w:p>
+        </w:tc>
+        <w:tc>
+          <w:tcPr>
+            <w:tcW w:w="320" w:type="dxa"/>
+            <w:tcBorders>
+              <w:top w:val="nil"/>
+              <w:left w:val="nil"/>
+              <w:bottom w:val="nil"/>
+              <w:right w:val="nil"/>
+            </w:tcBorders>
+            <w:noWrap/>
+            <w:vAlign w:val="bottom"/>
+            <w:hideMark/>
+          </w:tcPr>
+          <w:p>
+            <w:pPr>
+              <w:spacing w:after="0" w:line="240" w:lineRule="auto"/>
+              <w:jc w:val="left"/>
+              <w:rPr>
+                <w:rFonts w:eastAsia="Times New Roman" w:cs="Times New Roman"/>
+                <w:kern w:val="0"/>
+                <w:sz w:val="20"/>
+                <w:szCs w:val="20"/>
+                <w:lang w:eastAsia="de-DE"/>
+                <w14:ligatures w14:val="none"/>
+              </w:rPr>
+            </w:pPr>
+          </w:p>
+        </w:tc>
+        <w:tc>
+          <w:tcPr>
+            <w:tcW w:w="960" w:type="dxa"/>
+            <w:gridSpan w:val="3"/>
+            <w:tcBorders>
+              <w:top w:val="nil"/>
+              <w:left w:val="nil"/>
+              <w:bottom w:val="nil"/>
+              <w:right w:val="nil"/>
+            </w:tcBorders>
+            <w:shd w:val="clear" w:color="000000" w:fill="0070C0"/>
+            <w:noWrap/>
+            <w:vAlign w:val="bottom"/>
+            <w:hideMark/>
+          </w:tcPr>
+          <w:p>
+            <w:pPr>
+              <w:spacing w:after="0" w:line="240" w:lineRule="auto"/>
+              <w:jc w:val="left"/>
+              <w:rPr>
+                <w:rFonts w:eastAsia="Times New Roman" w:cs="Times New Roman"/>
+                <w:color w:val="000000"/>
+                <w:kern w:val="0"/>
+                <w:sz w:val="22"/>
+                <w:szCs w:val="22"/>
+                <w:lang w:eastAsia="de-DE"/>
+                <w14:ligatures w14:val="none"/>
+              </w:rPr>
+            </w:pPr>
+            <w:r>
+              <w:rPr>
+                <w:rFonts w:eastAsia="Times New Roman" w:cs="Times New Roman"/>
+                <w:color w:val="000000"/>
+                <w:kern w:val="0"/>
+                <w:sz w:val="22"/>
+                <w:szCs w:val="22"/>
+                <w:lang w:eastAsia="de-DE"/>
+                <w14:ligatures w14:val="none"/>
+              </w:rPr>
+              <w:t> </w:t>
+            </w:r>
+          </w:p>
+        </w:tc>
+        <w:tc>
+          <w:tcPr>
+            <w:tcW w:w="320" w:type="dxa"/>
+            <w:tcBorders>
+              <w:top w:val="nil"/>
+              <w:left w:val="nil"/>
+              <w:bottom w:val="nil"/>
+              <w:right w:val="nil"/>
+            </w:tcBorders>
+            <w:noWrap/>
+            <w:vAlign w:val="bottom"/>
+            <w:hideMark/>
+          </w:tcPr>
+          <w:p>
+            <w:pPr>
+              <w:spacing w:after="0" w:line="240" w:lineRule="auto"/>
+              <w:jc w:val="left"/>
+              <w:rPr>
+                <w:rFonts w:eastAsia="Times New Roman" w:cs="Times New Roman"/>
+                <w:color w:val="000000"/>
+                <w:kern w:val="0"/>
+                <w:sz w:val="22"/>
+                <w:szCs w:val="22"/>
+                <w:lang w:eastAsia="de-DE"/>
+                <w14:ligatures w14:val="none"/>
+              </w:rPr>
+            </w:pPr>
+          </w:p>
+        </w:tc>
+        <w:tc>
+          <w:tcPr>
+            <w:tcW w:w="320" w:type="dxa"/>
+            <w:tcBorders>
+              <w:top w:val="nil"/>
+              <w:left w:val="nil"/>
+              <w:bottom w:val="nil"/>
+              <w:right w:val="nil"/>
+            </w:tcBorders>
+            <w:noWrap/>
+            <w:vAlign w:val="bottom"/>
+            <w:hideMark/>
+          </w:tcPr>
+          <w:p>
+            <w:pPr>
+              <w:spacing w:after="0" w:line="240" w:lineRule="auto"/>
+              <w:jc w:val="left"/>
+              <w:rPr>
+                <w:rFonts w:eastAsia="Times New Roman" w:cs="Times New Roman"/>
+                <w:kern w:val="0"/>
+                <w:sz w:val="20"/>
+                <w:szCs w:val="20"/>
+                <w:lang w:eastAsia="de-DE"/>
+                <w14:ligatures w14:val="none"/>
+              </w:rPr>
+            </w:pPr>
+          </w:p>
+        </w:tc>
+        <w:tc>
+          <w:tcPr>
+            <w:tcW w:w="320" w:type="dxa"/>
+            <w:tcBorders>
+              <w:top w:val="nil"/>
+              <w:left w:val="nil"/>
+              <w:bottom w:val="nil"/>
+              <w:right w:val="single" w:sz="4" w:space="0" w:color="auto"/>
+            </w:tcBorders>
+            <w:noWrap/>
+            <w:vAlign w:val="bottom"/>
+            <w:hideMark/>
+          </w:tcPr>
+          <w:p>
+            <w:pPr>
+              <w:spacing w:after="0" w:line="240" w:lineRule="auto"/>
+              <w:jc w:val="left"/>
+              <w:rPr>
+                <w:rFonts w:eastAsia="Times New Roman" w:cs="Times New Roman"/>
+                <w:color w:val="000000"/>
+                <w:kern w:val="0"/>
+                <w:sz w:val="22"/>
+                <w:szCs w:val="22"/>
+                <w:lang w:eastAsia="de-DE"/>
+                <w14:ligatures w14:val="none"/>
+              </w:rPr>
+            </w:pPr>
+            <w:r>
+              <w:rPr>
+                <w:rFonts w:eastAsia="Times New Roman" w:cs="Times New Roman"/>
+                <w:color w:val="000000"/>
+                <w:kern w:val="0"/>
+                <w:sz w:val="22"/>
+                <w:szCs w:val="22"/>
+                <w:lang w:eastAsia="de-DE"/>
+                <w14:ligatures w14:val="none"/>
+              </w:rPr>
+              <w:t> </w:t>
+            </w:r>
+          </w:p>
+        </w:tc>
+      </w:tr>
+      <w:tr>
+        <w:trPr>
+          <w:trHeight w:val="300"/>
+          <w:jc w:val="center"/>
+        </w:trPr>
+        <w:tc>
+          <w:tcPr>
+            <w:tcW w:w="3620" w:type="dxa"/>
+            <w:tcBorders>
+              <w:top w:val="nil"/>
+              <w:left w:val="single" w:sz="4" w:space="0" w:color="auto"/>
+              <w:bottom w:val="nil"/>
+              <w:right w:val="single" w:sz="8" w:space="0" w:color="auto"/>
+            </w:tcBorders>
+            <w:noWrap/>
+            <w:vAlign w:val="bottom"/>
+            <w:hideMark/>
+          </w:tcPr>
+          <w:p>
+            <w:pPr>
+              <w:spacing w:after="0" w:line="240" w:lineRule="auto"/>
+              <w:jc w:val="left"/>
+              <w:rPr>
+                <w:rFonts w:eastAsia="Times New Roman" w:cs="Times New Roman"/>
+                <w:color w:val="000000"/>
+                <w:kern w:val="0"/>
+                <w:sz w:val="22"/>
+                <w:szCs w:val="22"/>
+                <w:lang w:eastAsia="de-DE"/>
+                <w14:ligatures w14:val="none"/>
+              </w:rPr>
+            </w:pPr>
+            <w:r>
+              <w:rPr>
+                <w:rFonts w:ascii="Cambria Math" w:eastAsia="Times New Roman" w:hAnsi="Cambria Math" w:cs="Cambria Math"/>
+                <w:color w:val="000000"/>
+                <w:kern w:val="0"/>
+                <w:sz w:val="22"/>
+                <w:szCs w:val="22"/>
+                <w:lang w:eastAsia="de-DE"/>
+                <w14:ligatures w14:val="none"/>
+              </w:rPr>
+              <w:t>⋅</w:t>
+            </w:r>
+            <w:r>
+              <w:rPr>
+                <w:rFonts w:eastAsia="Times New Roman" w:cs="Times New Roman"/>
+                <w:color w:val="000000"/>
+                <w:kern w:val="0"/>
+                <w:sz w:val="22"/>
+                <w:szCs w:val="22"/>
+                <w:lang w:eastAsia="de-DE"/>
+                <w14:ligatures w14:val="none"/>
+              </w:rPr>
+              <w:t xml:space="preserve"> kurze vs. lange Zeiträume</w:t>
+            </w:r>
+          </w:p>
+        </w:tc>
+        <w:tc>
+          <w:tcPr>
+            <w:tcW w:w="320" w:type="dxa"/>
+            <w:vMerge/>
+            <w:tcBorders>
+              <w:top w:val="single" w:sz="4" w:space="0" w:color="auto"/>
+              <w:left w:val="nil"/>
+              <w:bottom w:val="single" w:sz="4" w:space="0" w:color="000000"/>
+              <w:right w:val="nil"/>
+            </w:tcBorders>
+            <w:vAlign w:val="center"/>
+            <w:hideMark/>
+          </w:tcPr>
+          <w:p>
+            <w:pPr>
+              <w:spacing w:after="0" w:line="240" w:lineRule="auto"/>
+              <w:jc w:val="left"/>
+              <w:rPr>
+                <w:rFonts w:eastAsia="Times New Roman" w:cs="Times New Roman"/>
+                <w:color w:val="000000"/>
+                <w:kern w:val="0"/>
+                <w:sz w:val="22"/>
+                <w:szCs w:val="22"/>
+                <w:lang w:eastAsia="de-DE"/>
+                <w14:ligatures w14:val="none"/>
+              </w:rPr>
+            </w:pPr>
+          </w:p>
+        </w:tc>
+        <w:tc>
+          <w:tcPr>
+            <w:tcW w:w="320" w:type="dxa"/>
+            <w:tcBorders>
+              <w:top w:val="nil"/>
+              <w:left w:val="nil"/>
+              <w:bottom w:val="nil"/>
+              <w:right w:val="nil"/>
+            </w:tcBorders>
+            <w:noWrap/>
+            <w:vAlign w:val="bottom"/>
+            <w:hideMark/>
+          </w:tcPr>
+          <w:p>
+            <w:pPr>
+              <w:spacing w:after="0" w:line="240" w:lineRule="auto"/>
+              <w:jc w:val="left"/>
+              <w:rPr>
+                <w:rFonts w:eastAsia="Times New Roman" w:cs="Times New Roman"/>
+                <w:color w:val="000000"/>
+                <w:kern w:val="0"/>
+                <w:sz w:val="22"/>
+                <w:szCs w:val="22"/>
+                <w:lang w:eastAsia="de-DE"/>
+                <w14:ligatures w14:val="none"/>
+              </w:rPr>
+            </w:pPr>
+          </w:p>
+        </w:tc>
+        <w:tc>
+          <w:tcPr>
+            <w:tcW w:w="320" w:type="dxa"/>
+            <w:tcBorders>
+              <w:top w:val="nil"/>
+              <w:left w:val="nil"/>
+              <w:bottom w:val="nil"/>
+              <w:right w:val="nil"/>
+            </w:tcBorders>
+            <w:noWrap/>
+            <w:vAlign w:val="bottom"/>
+            <w:hideMark/>
+          </w:tcPr>
+          <w:p>
+            <w:pPr>
+              <w:spacing w:after="0" w:line="240" w:lineRule="auto"/>
+              <w:jc w:val="left"/>
+              <w:rPr>
+                <w:rFonts w:eastAsia="Times New Roman" w:cs="Times New Roman"/>
+                <w:kern w:val="0"/>
+                <w:sz w:val="20"/>
+                <w:szCs w:val="20"/>
+                <w:lang w:eastAsia="de-DE"/>
+                <w14:ligatures w14:val="none"/>
+              </w:rPr>
+            </w:pPr>
+          </w:p>
+        </w:tc>
+        <w:tc>
+          <w:tcPr>
+            <w:tcW w:w="320" w:type="dxa"/>
+            <w:tcBorders>
+              <w:top w:val="nil"/>
+              <w:left w:val="nil"/>
+              <w:bottom w:val="nil"/>
+              <w:right w:val="nil"/>
+            </w:tcBorders>
+            <w:noWrap/>
+            <w:vAlign w:val="bottom"/>
+            <w:hideMark/>
+          </w:tcPr>
+          <w:p>
+            <w:pPr>
+              <w:spacing w:after="0" w:line="240" w:lineRule="auto"/>
+              <w:jc w:val="left"/>
+              <w:rPr>
+                <w:rFonts w:eastAsia="Times New Roman" w:cs="Times New Roman"/>
+                <w:kern w:val="0"/>
+                <w:sz w:val="20"/>
+                <w:szCs w:val="20"/>
+                <w:lang w:eastAsia="de-DE"/>
+                <w14:ligatures w14:val="none"/>
+              </w:rPr>
+            </w:pPr>
+          </w:p>
+        </w:tc>
+        <w:tc>
+          <w:tcPr>
+            <w:tcW w:w="320" w:type="dxa"/>
+            <w:tcBorders>
+              <w:top w:val="nil"/>
+              <w:left w:val="nil"/>
+              <w:bottom w:val="nil"/>
+              <w:right w:val="nil"/>
+            </w:tcBorders>
+            <w:noWrap/>
+            <w:vAlign w:val="bottom"/>
+            <w:hideMark/>
+          </w:tcPr>
+          <w:p>
+            <w:pPr>
+              <w:spacing w:after="0" w:line="240" w:lineRule="auto"/>
+              <w:jc w:val="left"/>
+              <w:rPr>
+                <w:rFonts w:eastAsia="Times New Roman" w:cs="Times New Roman"/>
+                <w:kern w:val="0"/>
+                <w:sz w:val="20"/>
+                <w:szCs w:val="20"/>
+                <w:lang w:eastAsia="de-DE"/>
+                <w14:ligatures w14:val="none"/>
+              </w:rPr>
+            </w:pPr>
+          </w:p>
+        </w:tc>
+        <w:tc>
+          <w:tcPr>
+            <w:tcW w:w="320" w:type="dxa"/>
+            <w:tcBorders>
+              <w:top w:val="nil"/>
+              <w:left w:val="nil"/>
+              <w:bottom w:val="nil"/>
+              <w:right w:val="nil"/>
+            </w:tcBorders>
+            <w:noWrap/>
+            <w:vAlign w:val="bottom"/>
+            <w:hideMark/>
+          </w:tcPr>
+          <w:p>
+            <w:pPr>
+              <w:spacing w:after="0" w:line="240" w:lineRule="auto"/>
+              <w:jc w:val="left"/>
+              <w:rPr>
+                <w:rFonts w:eastAsia="Times New Roman" w:cs="Times New Roman"/>
+                <w:kern w:val="0"/>
+                <w:sz w:val="20"/>
+                <w:szCs w:val="20"/>
+                <w:lang w:eastAsia="de-DE"/>
+                <w14:ligatures w14:val="none"/>
+              </w:rPr>
+            </w:pPr>
+          </w:p>
+        </w:tc>
+        <w:tc>
+          <w:tcPr>
+            <w:tcW w:w="320" w:type="dxa"/>
+            <w:tcBorders>
+              <w:top w:val="nil"/>
+              <w:left w:val="nil"/>
+              <w:bottom w:val="nil"/>
+              <w:right w:val="nil"/>
+            </w:tcBorders>
+            <w:noWrap/>
+            <w:vAlign w:val="bottom"/>
+            <w:hideMark/>
+          </w:tcPr>
+          <w:p>
+            <w:pPr>
+              <w:spacing w:after="0" w:line="240" w:lineRule="auto"/>
+              <w:jc w:val="left"/>
+              <w:rPr>
+                <w:rFonts w:eastAsia="Times New Roman" w:cs="Times New Roman"/>
+                <w:kern w:val="0"/>
+                <w:sz w:val="20"/>
+                <w:szCs w:val="20"/>
+                <w:lang w:eastAsia="de-DE"/>
+                <w14:ligatures w14:val="none"/>
+              </w:rPr>
+            </w:pPr>
+          </w:p>
+        </w:tc>
+        <w:tc>
+          <w:tcPr>
+            <w:tcW w:w="320" w:type="dxa"/>
+            <w:tcBorders>
+              <w:top w:val="nil"/>
+              <w:left w:val="nil"/>
+              <w:bottom w:val="nil"/>
+              <w:right w:val="nil"/>
+            </w:tcBorders>
+            <w:noWrap/>
+            <w:vAlign w:val="bottom"/>
+            <w:hideMark/>
+          </w:tcPr>
+          <w:p>
+            <w:pPr>
+              <w:spacing w:after="0" w:line="240" w:lineRule="auto"/>
+              <w:jc w:val="left"/>
+              <w:rPr>
+                <w:rFonts w:eastAsia="Times New Roman" w:cs="Times New Roman"/>
+                <w:kern w:val="0"/>
+                <w:sz w:val="20"/>
+                <w:szCs w:val="20"/>
+                <w:lang w:eastAsia="de-DE"/>
+                <w14:ligatures w14:val="none"/>
+              </w:rPr>
+            </w:pPr>
+          </w:p>
+        </w:tc>
+        <w:tc>
+          <w:tcPr>
+            <w:tcW w:w="320" w:type="dxa"/>
+            <w:tcBorders>
+              <w:top w:val="nil"/>
+              <w:left w:val="nil"/>
+              <w:bottom w:val="nil"/>
+              <w:right w:val="nil"/>
+            </w:tcBorders>
+            <w:noWrap/>
+            <w:vAlign w:val="bottom"/>
+            <w:hideMark/>
+          </w:tcPr>
+          <w:p>
+            <w:pPr>
+              <w:spacing w:after="0" w:line="240" w:lineRule="auto"/>
+              <w:jc w:val="left"/>
+              <w:rPr>
+                <w:rFonts w:eastAsia="Times New Roman" w:cs="Times New Roman"/>
+                <w:kern w:val="0"/>
+                <w:sz w:val="20"/>
+                <w:szCs w:val="20"/>
+                <w:lang w:eastAsia="de-DE"/>
+                <w14:ligatures w14:val="none"/>
+              </w:rPr>
+            </w:pPr>
+          </w:p>
+        </w:tc>
+        <w:tc>
+          <w:tcPr>
+            <w:tcW w:w="320" w:type="dxa"/>
+            <w:tcBorders>
+              <w:top w:val="nil"/>
+              <w:left w:val="nil"/>
+              <w:bottom w:val="nil"/>
+              <w:right w:val="nil"/>
+            </w:tcBorders>
+            <w:noWrap/>
+            <w:vAlign w:val="bottom"/>
+            <w:hideMark/>
+          </w:tcPr>
+          <w:p>
+            <w:pPr>
+              <w:spacing w:after="0" w:line="240" w:lineRule="auto"/>
+              <w:jc w:val="left"/>
+              <w:rPr>
+                <w:rFonts w:eastAsia="Times New Roman" w:cs="Times New Roman"/>
+                <w:kern w:val="0"/>
+                <w:sz w:val="20"/>
+                <w:szCs w:val="20"/>
+                <w:lang w:eastAsia="de-DE"/>
+                <w14:ligatures w14:val="none"/>
+              </w:rPr>
+            </w:pPr>
+          </w:p>
+        </w:tc>
+        <w:tc>
+          <w:tcPr>
+            <w:tcW w:w="320" w:type="dxa"/>
+            <w:tcBorders>
+              <w:top w:val="nil"/>
+              <w:left w:val="nil"/>
+              <w:bottom w:val="nil"/>
+              <w:right w:val="nil"/>
+            </w:tcBorders>
+            <w:noWrap/>
+            <w:vAlign w:val="bottom"/>
+            <w:hideMark/>
+          </w:tcPr>
+          <w:p>
+            <w:pPr>
+              <w:spacing w:after="0" w:line="240" w:lineRule="auto"/>
+              <w:jc w:val="left"/>
+              <w:rPr>
+                <w:rFonts w:eastAsia="Times New Roman" w:cs="Times New Roman"/>
+                <w:kern w:val="0"/>
+                <w:sz w:val="20"/>
+                <w:szCs w:val="20"/>
+                <w:lang w:eastAsia="de-DE"/>
+                <w14:ligatures w14:val="none"/>
+              </w:rPr>
+            </w:pPr>
+          </w:p>
+        </w:tc>
+        <w:tc>
+          <w:tcPr>
+            <w:tcW w:w="320" w:type="dxa"/>
+            <w:tcBorders>
+              <w:top w:val="nil"/>
+              <w:left w:val="nil"/>
+              <w:bottom w:val="nil"/>
+              <w:right w:val="nil"/>
+            </w:tcBorders>
+            <w:noWrap/>
+            <w:vAlign w:val="bottom"/>
+            <w:hideMark/>
+          </w:tcPr>
+          <w:p>
+            <w:pPr>
+              <w:spacing w:after="0" w:line="240" w:lineRule="auto"/>
+              <w:jc w:val="left"/>
+              <w:rPr>
+                <w:rFonts w:eastAsia="Times New Roman" w:cs="Times New Roman"/>
+                <w:kern w:val="0"/>
+                <w:sz w:val="20"/>
+                <w:szCs w:val="20"/>
+                <w:lang w:eastAsia="de-DE"/>
+                <w14:ligatures w14:val="none"/>
+              </w:rPr>
+            </w:pPr>
+          </w:p>
+        </w:tc>
+        <w:tc>
+          <w:tcPr>
+            <w:tcW w:w="320" w:type="dxa"/>
+            <w:tcBorders>
+              <w:top w:val="nil"/>
+              <w:left w:val="nil"/>
+              <w:bottom w:val="nil"/>
+              <w:right w:val="single" w:sz="4" w:space="0" w:color="auto"/>
+            </w:tcBorders>
+            <w:noWrap/>
+            <w:vAlign w:val="bottom"/>
+            <w:hideMark/>
+          </w:tcPr>
+          <w:p>
+            <w:pPr>
+              <w:spacing w:after="0" w:line="240" w:lineRule="auto"/>
+              <w:jc w:val="left"/>
+              <w:rPr>
+                <w:rFonts w:eastAsia="Times New Roman" w:cs="Times New Roman"/>
+                <w:color w:val="000000"/>
+                <w:kern w:val="0"/>
+                <w:sz w:val="22"/>
+                <w:szCs w:val="22"/>
+                <w:lang w:eastAsia="de-DE"/>
+                <w14:ligatures w14:val="none"/>
+              </w:rPr>
+            </w:pPr>
+            <w:r>
+              <w:rPr>
+                <w:rFonts w:eastAsia="Times New Roman" w:cs="Times New Roman"/>
+                <w:color w:val="000000"/>
+                <w:kern w:val="0"/>
+                <w:sz w:val="22"/>
+                <w:szCs w:val="22"/>
+                <w:lang w:eastAsia="de-DE"/>
+                <w14:ligatures w14:val="none"/>
+              </w:rPr>
+              <w:t> </w:t>
+            </w:r>
+          </w:p>
+        </w:tc>
+      </w:tr>
+      <w:tr>
+        <w:trPr>
+          <w:trHeight w:val="315"/>
+          <w:jc w:val="center"/>
+        </w:trPr>
+        <w:tc>
+          <w:tcPr>
+            <w:tcW w:w="3620" w:type="dxa"/>
+            <w:tcBorders>
+              <w:top w:val="nil"/>
+              <w:left w:val="single" w:sz="4" w:space="0" w:color="auto"/>
+              <w:bottom w:val="single" w:sz="8" w:space="0" w:color="auto"/>
+              <w:right w:val="single" w:sz="8" w:space="0" w:color="auto"/>
+            </w:tcBorders>
+            <w:noWrap/>
+            <w:vAlign w:val="bottom"/>
+            <w:hideMark/>
+          </w:tcPr>
+          <w:p>
+            <w:pPr>
+              <w:spacing w:after="0" w:line="240" w:lineRule="auto"/>
+              <w:jc w:val="left"/>
+              <w:rPr>
+                <w:rFonts w:eastAsia="Times New Roman" w:cs="Times New Roman"/>
+                <w:color w:val="000000"/>
+                <w:kern w:val="0"/>
+                <w:sz w:val="22"/>
+                <w:szCs w:val="22"/>
+                <w:lang w:eastAsia="de-DE"/>
+                <w14:ligatures w14:val="none"/>
+              </w:rPr>
+            </w:pPr>
+            <w:r>
+              <w:rPr>
+                <w:rFonts w:ascii="Cambria Math" w:eastAsia="Times New Roman" w:hAnsi="Cambria Math" w:cs="Cambria Math"/>
+                <w:color w:val="000000"/>
+                <w:kern w:val="0"/>
+                <w:sz w:val="22"/>
+                <w:szCs w:val="22"/>
+                <w:lang w:eastAsia="de-DE"/>
+                <w14:ligatures w14:val="none"/>
+              </w:rPr>
+              <w:t>⋅</w:t>
+            </w:r>
+            <w:r>
+              <w:rPr>
+                <w:rFonts w:eastAsia="Times New Roman" w:cs="Times New Roman"/>
+                <w:color w:val="000000"/>
+                <w:kern w:val="0"/>
+                <w:sz w:val="22"/>
+                <w:szCs w:val="22"/>
+                <w:lang w:eastAsia="de-DE"/>
+                <w14:ligatures w14:val="none"/>
+              </w:rPr>
+              <w:t xml:space="preserve"> Variation der Datenauflösung</w:t>
+            </w:r>
+          </w:p>
+        </w:tc>
+        <w:tc>
+          <w:tcPr>
+            <w:tcW w:w="320" w:type="dxa"/>
+            <w:vMerge/>
+            <w:tcBorders>
+              <w:top w:val="single" w:sz="4" w:space="0" w:color="auto"/>
+              <w:left w:val="nil"/>
+              <w:bottom w:val="single" w:sz="4" w:space="0" w:color="000000"/>
+              <w:right w:val="nil"/>
+            </w:tcBorders>
+            <w:vAlign w:val="center"/>
+            <w:hideMark/>
+          </w:tcPr>
+          <w:p>
+            <w:pPr>
+              <w:spacing w:after="0" w:line="240" w:lineRule="auto"/>
+              <w:jc w:val="left"/>
+              <w:rPr>
+                <w:rFonts w:eastAsia="Times New Roman" w:cs="Times New Roman"/>
+                <w:color w:val="000000"/>
+                <w:kern w:val="0"/>
+                <w:sz w:val="22"/>
+                <w:szCs w:val="22"/>
+                <w:lang w:eastAsia="de-DE"/>
+                <w14:ligatures w14:val="none"/>
+              </w:rPr>
+            </w:pPr>
+          </w:p>
+        </w:tc>
+        <w:tc>
+          <w:tcPr>
+            <w:tcW w:w="320" w:type="dxa"/>
+            <w:tcBorders>
+              <w:top w:val="nil"/>
+              <w:left w:val="nil"/>
+              <w:bottom w:val="nil"/>
+              <w:right w:val="nil"/>
+            </w:tcBorders>
+            <w:noWrap/>
+            <w:vAlign w:val="bottom"/>
+            <w:hideMark/>
+          </w:tcPr>
+          <w:p>
+            <w:pPr>
+              <w:spacing w:after="0" w:line="240" w:lineRule="auto"/>
+              <w:jc w:val="left"/>
+              <w:rPr>
+                <w:rFonts w:eastAsia="Times New Roman" w:cs="Times New Roman"/>
+                <w:color w:val="000000"/>
+                <w:kern w:val="0"/>
+                <w:sz w:val="22"/>
+                <w:szCs w:val="22"/>
+                <w:lang w:eastAsia="de-DE"/>
+                <w14:ligatures w14:val="none"/>
+              </w:rPr>
+            </w:pPr>
+          </w:p>
+        </w:tc>
+        <w:tc>
+          <w:tcPr>
+            <w:tcW w:w="320" w:type="dxa"/>
+            <w:tcBorders>
+              <w:top w:val="nil"/>
+              <w:left w:val="nil"/>
+              <w:bottom w:val="nil"/>
+              <w:right w:val="nil"/>
+            </w:tcBorders>
+            <w:noWrap/>
+            <w:vAlign w:val="bottom"/>
+            <w:hideMark/>
+          </w:tcPr>
+          <w:p>
+            <w:pPr>
+              <w:spacing w:after="0" w:line="240" w:lineRule="auto"/>
+              <w:jc w:val="left"/>
+              <w:rPr>
+                <w:rFonts w:eastAsia="Times New Roman" w:cs="Times New Roman"/>
+                <w:kern w:val="0"/>
+                <w:sz w:val="20"/>
+                <w:szCs w:val="20"/>
+                <w:lang w:eastAsia="de-DE"/>
+                <w14:ligatures w14:val="none"/>
+              </w:rPr>
+            </w:pPr>
+          </w:p>
+        </w:tc>
+        <w:tc>
+          <w:tcPr>
+            <w:tcW w:w="320" w:type="dxa"/>
+            <w:tcBorders>
+              <w:top w:val="nil"/>
+              <w:left w:val="nil"/>
+              <w:bottom w:val="nil"/>
+              <w:right w:val="nil"/>
+            </w:tcBorders>
+            <w:noWrap/>
+            <w:vAlign w:val="bottom"/>
+            <w:hideMark/>
+          </w:tcPr>
+          <w:p>
+            <w:pPr>
+              <w:spacing w:after="0" w:line="240" w:lineRule="auto"/>
+              <w:jc w:val="left"/>
+              <w:rPr>
+                <w:rFonts w:eastAsia="Times New Roman" w:cs="Times New Roman"/>
+                <w:kern w:val="0"/>
+                <w:sz w:val="20"/>
+                <w:szCs w:val="20"/>
+                <w:lang w:eastAsia="de-DE"/>
+                <w14:ligatures w14:val="none"/>
+              </w:rPr>
+            </w:pPr>
+          </w:p>
+        </w:tc>
+        <w:tc>
+          <w:tcPr>
+            <w:tcW w:w="320" w:type="dxa"/>
+            <w:tcBorders>
+              <w:top w:val="nil"/>
+              <w:left w:val="nil"/>
+              <w:bottom w:val="nil"/>
+              <w:right w:val="nil"/>
+            </w:tcBorders>
+            <w:noWrap/>
+            <w:vAlign w:val="bottom"/>
+            <w:hideMark/>
+          </w:tcPr>
+          <w:p>
+            <w:pPr>
+              <w:spacing w:after="0" w:line="240" w:lineRule="auto"/>
+              <w:jc w:val="left"/>
+              <w:rPr>
+                <w:rFonts w:eastAsia="Times New Roman" w:cs="Times New Roman"/>
+                <w:kern w:val="0"/>
+                <w:sz w:val="20"/>
+                <w:szCs w:val="20"/>
+                <w:lang w:eastAsia="de-DE"/>
+                <w14:ligatures w14:val="none"/>
+              </w:rPr>
+            </w:pPr>
+          </w:p>
+        </w:tc>
+        <w:tc>
+          <w:tcPr>
+            <w:tcW w:w="320" w:type="dxa"/>
+            <w:tcBorders>
+              <w:top w:val="nil"/>
+              <w:left w:val="nil"/>
+              <w:bottom w:val="nil"/>
+              <w:right w:val="nil"/>
+            </w:tcBorders>
+            <w:noWrap/>
+            <w:vAlign w:val="bottom"/>
+            <w:hideMark/>
+          </w:tcPr>
+          <w:p>
+            <w:pPr>
+              <w:spacing w:after="0" w:line="240" w:lineRule="auto"/>
+              <w:jc w:val="left"/>
+              <w:rPr>
+                <w:rFonts w:eastAsia="Times New Roman" w:cs="Times New Roman"/>
+                <w:kern w:val="0"/>
+                <w:sz w:val="20"/>
+                <w:szCs w:val="20"/>
+                <w:lang w:eastAsia="de-DE"/>
+                <w14:ligatures w14:val="none"/>
+              </w:rPr>
+            </w:pPr>
+          </w:p>
+        </w:tc>
+        <w:tc>
+          <w:tcPr>
+            <w:tcW w:w="320" w:type="dxa"/>
+            <w:tcBorders>
+              <w:top w:val="nil"/>
+              <w:left w:val="nil"/>
+              <w:bottom w:val="nil"/>
+              <w:right w:val="nil"/>
+            </w:tcBorders>
+            <w:noWrap/>
+            <w:vAlign w:val="bottom"/>
+            <w:hideMark/>
+          </w:tcPr>
+          <w:p>
+            <w:pPr>
+              <w:spacing w:after="0" w:line="240" w:lineRule="auto"/>
+              <w:jc w:val="left"/>
+              <w:rPr>
+                <w:rFonts w:eastAsia="Times New Roman" w:cs="Times New Roman"/>
+                <w:kern w:val="0"/>
+                <w:sz w:val="20"/>
+                <w:szCs w:val="20"/>
+                <w:lang w:eastAsia="de-DE"/>
+                <w14:ligatures w14:val="none"/>
+              </w:rPr>
+            </w:pPr>
+          </w:p>
+        </w:tc>
+        <w:tc>
+          <w:tcPr>
+            <w:tcW w:w="320" w:type="dxa"/>
+            <w:tcBorders>
+              <w:top w:val="nil"/>
+              <w:left w:val="nil"/>
+              <w:bottom w:val="nil"/>
+              <w:right w:val="nil"/>
+            </w:tcBorders>
+            <w:noWrap/>
+            <w:vAlign w:val="bottom"/>
+            <w:hideMark/>
+          </w:tcPr>
+          <w:p>
+            <w:pPr>
+              <w:spacing w:after="0" w:line="240" w:lineRule="auto"/>
+              <w:jc w:val="left"/>
+              <w:rPr>
+                <w:rFonts w:eastAsia="Times New Roman" w:cs="Times New Roman"/>
+                <w:kern w:val="0"/>
+                <w:sz w:val="20"/>
+                <w:szCs w:val="20"/>
+                <w:lang w:eastAsia="de-DE"/>
+                <w14:ligatures w14:val="none"/>
+              </w:rPr>
+            </w:pPr>
+          </w:p>
+        </w:tc>
+        <w:tc>
+          <w:tcPr>
+            <w:tcW w:w="320" w:type="dxa"/>
+            <w:tcBorders>
+              <w:top w:val="nil"/>
+              <w:left w:val="nil"/>
+              <w:bottom w:val="nil"/>
+              <w:right w:val="nil"/>
+            </w:tcBorders>
+            <w:noWrap/>
+            <w:vAlign w:val="bottom"/>
+            <w:hideMark/>
+          </w:tcPr>
+          <w:p>
+            <w:pPr>
+              <w:spacing w:after="0" w:line="240" w:lineRule="auto"/>
+              <w:jc w:val="left"/>
+              <w:rPr>
+                <w:rFonts w:eastAsia="Times New Roman" w:cs="Times New Roman"/>
+                <w:kern w:val="0"/>
+                <w:sz w:val="20"/>
+                <w:szCs w:val="20"/>
+                <w:lang w:eastAsia="de-DE"/>
+                <w14:ligatures w14:val="none"/>
+              </w:rPr>
+            </w:pPr>
+          </w:p>
+        </w:tc>
+        <w:tc>
+          <w:tcPr>
+            <w:tcW w:w="320" w:type="dxa"/>
+            <w:tcBorders>
+              <w:top w:val="nil"/>
+              <w:left w:val="nil"/>
+              <w:bottom w:val="nil"/>
+              <w:right w:val="nil"/>
+            </w:tcBorders>
+            <w:noWrap/>
+            <w:vAlign w:val="bottom"/>
+            <w:hideMark/>
+          </w:tcPr>
+          <w:p>
+            <w:pPr>
+              <w:spacing w:after="0" w:line="240" w:lineRule="auto"/>
+              <w:jc w:val="left"/>
+              <w:rPr>
+                <w:rFonts w:eastAsia="Times New Roman" w:cs="Times New Roman"/>
+                <w:kern w:val="0"/>
+                <w:sz w:val="20"/>
+                <w:szCs w:val="20"/>
+                <w:lang w:eastAsia="de-DE"/>
+                <w14:ligatures w14:val="none"/>
+              </w:rPr>
+            </w:pPr>
+          </w:p>
+        </w:tc>
+        <w:tc>
+          <w:tcPr>
+            <w:tcW w:w="320" w:type="dxa"/>
+            <w:tcBorders>
+              <w:top w:val="nil"/>
+              <w:left w:val="nil"/>
+              <w:bottom w:val="nil"/>
+              <w:right w:val="nil"/>
+            </w:tcBorders>
+            <w:noWrap/>
+            <w:vAlign w:val="bottom"/>
+            <w:hideMark/>
+          </w:tcPr>
+          <w:p>
+            <w:pPr>
+              <w:spacing w:after="0" w:line="240" w:lineRule="auto"/>
+              <w:jc w:val="left"/>
+              <w:rPr>
+                <w:rFonts w:eastAsia="Times New Roman" w:cs="Times New Roman"/>
+                <w:kern w:val="0"/>
+                <w:sz w:val="20"/>
+                <w:szCs w:val="20"/>
+                <w:lang w:eastAsia="de-DE"/>
+                <w14:ligatures w14:val="none"/>
+              </w:rPr>
+            </w:pPr>
+          </w:p>
+        </w:tc>
+        <w:tc>
+          <w:tcPr>
+            <w:tcW w:w="320" w:type="dxa"/>
+            <w:tcBorders>
+              <w:top w:val="nil"/>
+              <w:left w:val="nil"/>
+              <w:bottom w:val="nil"/>
+              <w:right w:val="nil"/>
+            </w:tcBorders>
+            <w:noWrap/>
+            <w:vAlign w:val="bottom"/>
+            <w:hideMark/>
+          </w:tcPr>
+          <w:p>
+            <w:pPr>
+              <w:spacing w:after="0" w:line="240" w:lineRule="auto"/>
+              <w:jc w:val="left"/>
+              <w:rPr>
+                <w:rFonts w:eastAsia="Times New Roman" w:cs="Times New Roman"/>
+                <w:kern w:val="0"/>
+                <w:sz w:val="20"/>
+                <w:szCs w:val="20"/>
+                <w:lang w:eastAsia="de-DE"/>
+                <w14:ligatures w14:val="none"/>
+              </w:rPr>
+            </w:pPr>
+          </w:p>
+        </w:tc>
+        <w:tc>
+          <w:tcPr>
+            <w:tcW w:w="320" w:type="dxa"/>
+            <w:tcBorders>
+              <w:top w:val="nil"/>
+              <w:left w:val="nil"/>
+              <w:bottom w:val="nil"/>
+              <w:right w:val="single" w:sz="4" w:space="0" w:color="auto"/>
+            </w:tcBorders>
+            <w:noWrap/>
+            <w:vAlign w:val="bottom"/>
+            <w:hideMark/>
+          </w:tcPr>
+          <w:p>
+            <w:pPr>
+              <w:spacing w:after="0" w:line="240" w:lineRule="auto"/>
+              <w:jc w:val="left"/>
+              <w:rPr>
+                <w:rFonts w:eastAsia="Times New Roman" w:cs="Times New Roman"/>
+                <w:color w:val="000000"/>
+                <w:kern w:val="0"/>
+                <w:sz w:val="22"/>
+                <w:szCs w:val="22"/>
+                <w:lang w:eastAsia="de-DE"/>
+                <w14:ligatures w14:val="none"/>
+              </w:rPr>
+            </w:pPr>
+            <w:r>
+              <w:rPr>
+                <w:rFonts w:eastAsia="Times New Roman" w:cs="Times New Roman"/>
+                <w:color w:val="000000"/>
+                <w:kern w:val="0"/>
+                <w:sz w:val="22"/>
+                <w:szCs w:val="22"/>
+                <w:lang w:eastAsia="de-DE"/>
+                <w14:ligatures w14:val="none"/>
+              </w:rPr>
+              <w:t> </w:t>
+            </w:r>
+          </w:p>
+        </w:tc>
+      </w:tr>
+      <w:tr>
+        <w:trPr>
+          <w:trHeight w:val="300"/>
+          <w:jc w:val="center"/>
+        </w:trPr>
+        <w:tc>
+          <w:tcPr>
+            <w:tcW w:w="3620" w:type="dxa"/>
+            <w:tcBorders>
+              <w:top w:val="nil"/>
+              <w:left w:val="single" w:sz="4" w:space="0" w:color="auto"/>
+              <w:bottom w:val="nil"/>
+              <w:right w:val="single" w:sz="8" w:space="0" w:color="auto"/>
+            </w:tcBorders>
+            <w:noWrap/>
+            <w:vAlign w:val="bottom"/>
+            <w:hideMark/>
+          </w:tcPr>
+          <w:p>
+            <w:pPr>
+              <w:spacing w:after="0" w:line="240" w:lineRule="auto"/>
+              <w:jc w:val="center"/>
+              <w:rPr>
+                <w:rFonts w:eastAsia="Times New Roman" w:cs="Times New Roman"/>
+                <w:b/>
+                <w:bCs/>
+                <w:color w:val="000000"/>
+                <w:kern w:val="0"/>
+                <w:sz w:val="22"/>
+                <w:szCs w:val="22"/>
+                <w:lang w:eastAsia="de-DE"/>
+                <w14:ligatures w14:val="none"/>
+              </w:rPr>
+            </w:pPr>
+            <w:r>
+              <w:rPr>
+                <w:rFonts w:eastAsia="Times New Roman" w:cs="Times New Roman"/>
+                <w:b/>
+                <w:bCs/>
+                <w:color w:val="000000"/>
+                <w:kern w:val="0"/>
+                <w:sz w:val="22"/>
+                <w:szCs w:val="22"/>
+                <w:lang w:eastAsia="de-DE"/>
+                <w14:ligatures w14:val="none"/>
+              </w:rPr>
+              <w:t>AP4</w:t>
+            </w:r>
+          </w:p>
+        </w:tc>
+        <w:tc>
+          <w:tcPr>
+            <w:tcW w:w="320" w:type="dxa"/>
+            <w:vMerge/>
+            <w:tcBorders>
+              <w:top w:val="single" w:sz="4" w:space="0" w:color="auto"/>
+              <w:left w:val="nil"/>
+              <w:bottom w:val="single" w:sz="4" w:space="0" w:color="000000"/>
+              <w:right w:val="nil"/>
+            </w:tcBorders>
+            <w:vAlign w:val="center"/>
+            <w:hideMark/>
+          </w:tcPr>
+          <w:p>
+            <w:pPr>
+              <w:spacing w:after="0" w:line="240" w:lineRule="auto"/>
+              <w:jc w:val="left"/>
+              <w:rPr>
+                <w:rFonts w:eastAsia="Times New Roman" w:cs="Times New Roman"/>
+                <w:color w:val="000000"/>
+                <w:kern w:val="0"/>
+                <w:sz w:val="22"/>
+                <w:szCs w:val="22"/>
+                <w:lang w:eastAsia="de-DE"/>
+                <w14:ligatures w14:val="none"/>
+              </w:rPr>
+            </w:pPr>
+          </w:p>
+        </w:tc>
+        <w:tc>
+          <w:tcPr>
+            <w:tcW w:w="320" w:type="dxa"/>
+            <w:tcBorders>
+              <w:top w:val="nil"/>
+              <w:left w:val="nil"/>
+              <w:bottom w:val="nil"/>
+              <w:right w:val="nil"/>
+            </w:tcBorders>
+            <w:noWrap/>
+            <w:vAlign w:val="bottom"/>
+            <w:hideMark/>
+          </w:tcPr>
+          <w:p>
+            <w:pPr>
+              <w:spacing w:after="0" w:line="240" w:lineRule="auto"/>
+              <w:jc w:val="center"/>
+              <w:rPr>
+                <w:rFonts w:eastAsia="Times New Roman" w:cs="Times New Roman"/>
+                <w:b/>
+                <w:bCs/>
+                <w:color w:val="000000"/>
+                <w:kern w:val="0"/>
+                <w:sz w:val="22"/>
+                <w:szCs w:val="22"/>
+                <w:lang w:eastAsia="de-DE"/>
+                <w14:ligatures w14:val="none"/>
+              </w:rPr>
+            </w:pPr>
+          </w:p>
+        </w:tc>
+        <w:tc>
+          <w:tcPr>
+            <w:tcW w:w="320" w:type="dxa"/>
+            <w:tcBorders>
+              <w:top w:val="nil"/>
+              <w:left w:val="nil"/>
+              <w:bottom w:val="nil"/>
+              <w:right w:val="nil"/>
+            </w:tcBorders>
+            <w:noWrap/>
+            <w:vAlign w:val="bottom"/>
+            <w:hideMark/>
+          </w:tcPr>
+          <w:p>
+            <w:pPr>
+              <w:spacing w:after="0" w:line="240" w:lineRule="auto"/>
+              <w:jc w:val="left"/>
+              <w:rPr>
+                <w:rFonts w:eastAsia="Times New Roman" w:cs="Times New Roman"/>
+                <w:kern w:val="0"/>
+                <w:sz w:val="20"/>
+                <w:szCs w:val="20"/>
+                <w:lang w:eastAsia="de-DE"/>
+                <w14:ligatures w14:val="none"/>
+              </w:rPr>
+            </w:pPr>
+          </w:p>
+        </w:tc>
+        <w:tc>
+          <w:tcPr>
+            <w:tcW w:w="320" w:type="dxa"/>
+            <w:tcBorders>
+              <w:top w:val="nil"/>
+              <w:left w:val="nil"/>
+              <w:bottom w:val="nil"/>
+              <w:right w:val="nil"/>
+            </w:tcBorders>
+            <w:noWrap/>
+            <w:vAlign w:val="bottom"/>
+            <w:hideMark/>
+          </w:tcPr>
+          <w:p>
+            <w:pPr>
+              <w:spacing w:after="0" w:line="240" w:lineRule="auto"/>
+              <w:jc w:val="left"/>
+              <w:rPr>
+                <w:rFonts w:eastAsia="Times New Roman" w:cs="Times New Roman"/>
+                <w:kern w:val="0"/>
+                <w:sz w:val="20"/>
+                <w:szCs w:val="20"/>
+                <w:lang w:eastAsia="de-DE"/>
+                <w14:ligatures w14:val="none"/>
+              </w:rPr>
+            </w:pPr>
+          </w:p>
+        </w:tc>
+        <w:tc>
+          <w:tcPr>
+            <w:tcW w:w="320" w:type="dxa"/>
+            <w:tcBorders>
+              <w:top w:val="nil"/>
+              <w:left w:val="nil"/>
+              <w:bottom w:val="nil"/>
+              <w:right w:val="nil"/>
+            </w:tcBorders>
+            <w:noWrap/>
+            <w:vAlign w:val="bottom"/>
+            <w:hideMark/>
+          </w:tcPr>
+          <w:p>
+            <w:pPr>
+              <w:spacing w:after="0" w:line="240" w:lineRule="auto"/>
+              <w:jc w:val="left"/>
+              <w:rPr>
+                <w:rFonts w:eastAsia="Times New Roman" w:cs="Times New Roman"/>
+                <w:kern w:val="0"/>
+                <w:sz w:val="20"/>
+                <w:szCs w:val="20"/>
+                <w:lang w:eastAsia="de-DE"/>
+                <w14:ligatures w14:val="none"/>
+              </w:rPr>
+            </w:pPr>
+          </w:p>
+        </w:tc>
+        <w:tc>
+          <w:tcPr>
+            <w:tcW w:w="320" w:type="dxa"/>
+            <w:tcBorders>
+              <w:top w:val="nil"/>
+              <w:left w:val="nil"/>
+              <w:bottom w:val="nil"/>
+              <w:right w:val="nil"/>
+            </w:tcBorders>
+            <w:noWrap/>
+            <w:vAlign w:val="bottom"/>
+            <w:hideMark/>
+          </w:tcPr>
+          <w:p>
+            <w:pPr>
+              <w:spacing w:after="0" w:line="240" w:lineRule="auto"/>
+              <w:jc w:val="left"/>
+              <w:rPr>
+                <w:rFonts w:eastAsia="Times New Roman" w:cs="Times New Roman"/>
+                <w:kern w:val="0"/>
+                <w:sz w:val="20"/>
+                <w:szCs w:val="20"/>
+                <w:lang w:eastAsia="de-DE"/>
+                <w14:ligatures w14:val="none"/>
+              </w:rPr>
+            </w:pPr>
+          </w:p>
+        </w:tc>
+        <w:tc>
+          <w:tcPr>
+            <w:tcW w:w="320" w:type="dxa"/>
+            <w:tcBorders>
+              <w:top w:val="nil"/>
+              <w:left w:val="nil"/>
+              <w:bottom w:val="nil"/>
+              <w:right w:val="nil"/>
+            </w:tcBorders>
+            <w:noWrap/>
+            <w:vAlign w:val="bottom"/>
+            <w:hideMark/>
+          </w:tcPr>
+          <w:p>
+            <w:pPr>
+              <w:spacing w:after="0" w:line="240" w:lineRule="auto"/>
+              <w:jc w:val="left"/>
+              <w:rPr>
+                <w:rFonts w:eastAsia="Times New Roman" w:cs="Times New Roman"/>
+                <w:kern w:val="0"/>
+                <w:sz w:val="20"/>
+                <w:szCs w:val="20"/>
+                <w:lang w:eastAsia="de-DE"/>
+                <w14:ligatures w14:val="none"/>
+              </w:rPr>
+            </w:pPr>
+          </w:p>
+        </w:tc>
+        <w:tc>
+          <w:tcPr>
+            <w:tcW w:w="320" w:type="dxa"/>
+            <w:tcBorders>
+              <w:top w:val="nil"/>
+              <w:left w:val="nil"/>
+              <w:bottom w:val="nil"/>
+              <w:right w:val="nil"/>
+            </w:tcBorders>
+            <w:noWrap/>
+            <w:vAlign w:val="bottom"/>
+            <w:hideMark/>
+          </w:tcPr>
+          <w:p>
+            <w:pPr>
+              <w:spacing w:after="0" w:line="240" w:lineRule="auto"/>
+              <w:jc w:val="left"/>
+              <w:rPr>
+                <w:rFonts w:eastAsia="Times New Roman" w:cs="Times New Roman"/>
+                <w:kern w:val="0"/>
+                <w:sz w:val="20"/>
+                <w:szCs w:val="20"/>
+                <w:lang w:eastAsia="de-DE"/>
+                <w14:ligatures w14:val="none"/>
+              </w:rPr>
+            </w:pPr>
+          </w:p>
+        </w:tc>
+        <w:tc>
+          <w:tcPr>
+            <w:tcW w:w="320" w:type="dxa"/>
+            <w:tcBorders>
+              <w:top w:val="nil"/>
+              <w:left w:val="nil"/>
+              <w:bottom w:val="nil"/>
+              <w:right w:val="nil"/>
+            </w:tcBorders>
+            <w:noWrap/>
+            <w:vAlign w:val="bottom"/>
+            <w:hideMark/>
+          </w:tcPr>
+          <w:p>
+            <w:pPr>
+              <w:spacing w:after="0" w:line="240" w:lineRule="auto"/>
+              <w:jc w:val="left"/>
+              <w:rPr>
+                <w:rFonts w:eastAsia="Times New Roman" w:cs="Times New Roman"/>
+                <w:kern w:val="0"/>
+                <w:sz w:val="20"/>
+                <w:szCs w:val="20"/>
+                <w:lang w:eastAsia="de-DE"/>
+                <w14:ligatures w14:val="none"/>
+              </w:rPr>
+            </w:pPr>
+          </w:p>
+        </w:tc>
+        <w:tc>
+          <w:tcPr>
+            <w:tcW w:w="320" w:type="dxa"/>
+            <w:tcBorders>
+              <w:top w:val="nil"/>
+              <w:left w:val="nil"/>
+              <w:bottom w:val="nil"/>
+              <w:right w:val="nil"/>
+            </w:tcBorders>
+            <w:noWrap/>
+            <w:vAlign w:val="bottom"/>
+            <w:hideMark/>
+          </w:tcPr>
+          <w:p>
+            <w:pPr>
+              <w:spacing w:after="0" w:line="240" w:lineRule="auto"/>
+              <w:jc w:val="left"/>
+              <w:rPr>
+                <w:rFonts w:eastAsia="Times New Roman" w:cs="Times New Roman"/>
+                <w:kern w:val="0"/>
+                <w:sz w:val="20"/>
+                <w:szCs w:val="20"/>
+                <w:lang w:eastAsia="de-DE"/>
+                <w14:ligatures w14:val="none"/>
+              </w:rPr>
+            </w:pPr>
+          </w:p>
+        </w:tc>
+        <w:tc>
+          <w:tcPr>
+            <w:tcW w:w="320" w:type="dxa"/>
+            <w:tcBorders>
+              <w:top w:val="nil"/>
+              <w:left w:val="nil"/>
+              <w:bottom w:val="nil"/>
+              <w:right w:val="nil"/>
+            </w:tcBorders>
+            <w:noWrap/>
+            <w:vAlign w:val="bottom"/>
+            <w:hideMark/>
+          </w:tcPr>
+          <w:p>
+            <w:pPr>
+              <w:spacing w:after="0" w:line="240" w:lineRule="auto"/>
+              <w:jc w:val="left"/>
+              <w:rPr>
+                <w:rFonts w:eastAsia="Times New Roman" w:cs="Times New Roman"/>
+                <w:kern w:val="0"/>
+                <w:sz w:val="20"/>
+                <w:szCs w:val="20"/>
+                <w:lang w:eastAsia="de-DE"/>
+                <w14:ligatures w14:val="none"/>
+              </w:rPr>
+            </w:pPr>
+          </w:p>
+        </w:tc>
+        <w:tc>
+          <w:tcPr>
+            <w:tcW w:w="320" w:type="dxa"/>
+            <w:tcBorders>
+              <w:top w:val="nil"/>
+              <w:left w:val="nil"/>
+              <w:bottom w:val="nil"/>
+              <w:right w:val="nil"/>
+            </w:tcBorders>
+            <w:noWrap/>
+            <w:vAlign w:val="bottom"/>
+            <w:hideMark/>
+          </w:tcPr>
+          <w:p>
+            <w:pPr>
+              <w:spacing w:after="0" w:line="240" w:lineRule="auto"/>
+              <w:jc w:val="left"/>
+              <w:rPr>
+                <w:rFonts w:eastAsia="Times New Roman" w:cs="Times New Roman"/>
+                <w:kern w:val="0"/>
+                <w:sz w:val="20"/>
+                <w:szCs w:val="20"/>
+                <w:lang w:eastAsia="de-DE"/>
+                <w14:ligatures w14:val="none"/>
+              </w:rPr>
+            </w:pPr>
+          </w:p>
+        </w:tc>
+        <w:tc>
+          <w:tcPr>
+            <w:tcW w:w="320" w:type="dxa"/>
+            <w:tcBorders>
+              <w:top w:val="nil"/>
+              <w:left w:val="nil"/>
+              <w:bottom w:val="nil"/>
+              <w:right w:val="single" w:sz="4" w:space="0" w:color="auto"/>
+            </w:tcBorders>
+            <w:noWrap/>
+            <w:vAlign w:val="bottom"/>
+            <w:hideMark/>
+          </w:tcPr>
+          <w:p>
+            <w:pPr>
+              <w:spacing w:after="0" w:line="240" w:lineRule="auto"/>
+              <w:jc w:val="left"/>
+              <w:rPr>
+                <w:rFonts w:eastAsia="Times New Roman" w:cs="Times New Roman"/>
+                <w:color w:val="000000"/>
+                <w:kern w:val="0"/>
+                <w:sz w:val="22"/>
+                <w:szCs w:val="22"/>
+                <w:lang w:eastAsia="de-DE"/>
+                <w14:ligatures w14:val="none"/>
+              </w:rPr>
+            </w:pPr>
+            <w:r>
+              <w:rPr>
+                <w:rFonts w:eastAsia="Times New Roman" w:cs="Times New Roman"/>
+                <w:color w:val="000000"/>
+                <w:kern w:val="0"/>
+                <w:sz w:val="22"/>
+                <w:szCs w:val="22"/>
+                <w:lang w:eastAsia="de-DE"/>
+                <w14:ligatures w14:val="none"/>
+              </w:rPr>
+              <w:t> </w:t>
+            </w:r>
+          </w:p>
+        </w:tc>
+      </w:tr>
+      <w:tr>
+        <w:trPr>
+          <w:trHeight w:val="300"/>
+          <w:jc w:val="center"/>
+        </w:trPr>
+        <w:tc>
+          <w:tcPr>
+            <w:tcW w:w="3620" w:type="dxa"/>
+            <w:tcBorders>
+              <w:top w:val="nil"/>
+              <w:left w:val="single" w:sz="4" w:space="0" w:color="auto"/>
+              <w:bottom w:val="nil"/>
+              <w:right w:val="single" w:sz="8" w:space="0" w:color="auto"/>
+            </w:tcBorders>
+            <w:noWrap/>
+            <w:vAlign w:val="bottom"/>
+            <w:hideMark/>
+          </w:tcPr>
+          <w:p>
+            <w:pPr>
+              <w:spacing w:after="0" w:line="240" w:lineRule="auto"/>
+              <w:jc w:val="left"/>
+              <w:rPr>
+                <w:rFonts w:eastAsia="Times New Roman" w:cs="Times New Roman"/>
+                <w:color w:val="000000"/>
+                <w:kern w:val="0"/>
+                <w:sz w:val="22"/>
+                <w:szCs w:val="22"/>
+                <w:lang w:eastAsia="de-DE"/>
+                <w14:ligatures w14:val="none"/>
+              </w:rPr>
+            </w:pPr>
+            <w:r>
+              <w:rPr>
+                <w:rFonts w:eastAsia="Times New Roman" w:cs="Times New Roman"/>
+                <w:color w:val="000000"/>
+                <w:kern w:val="0"/>
+                <w:sz w:val="22"/>
+                <w:szCs w:val="22"/>
+                <w:lang w:eastAsia="de-DE"/>
+                <w14:ligatures w14:val="none"/>
+              </w:rPr>
+              <w:t>Behebung letzter Fehler</w:t>
+            </w:r>
+          </w:p>
+        </w:tc>
+        <w:tc>
+          <w:tcPr>
+            <w:tcW w:w="320" w:type="dxa"/>
+            <w:vMerge/>
+            <w:tcBorders>
+              <w:top w:val="single" w:sz="4" w:space="0" w:color="auto"/>
+              <w:left w:val="nil"/>
+              <w:bottom w:val="single" w:sz="4" w:space="0" w:color="000000"/>
+              <w:right w:val="nil"/>
+            </w:tcBorders>
+            <w:vAlign w:val="center"/>
+            <w:hideMark/>
+          </w:tcPr>
+          <w:p>
+            <w:pPr>
+              <w:spacing w:after="0" w:line="240" w:lineRule="auto"/>
+              <w:jc w:val="left"/>
+              <w:rPr>
+                <w:rFonts w:eastAsia="Times New Roman" w:cs="Times New Roman"/>
+                <w:color w:val="000000"/>
+                <w:kern w:val="0"/>
+                <w:sz w:val="22"/>
+                <w:szCs w:val="22"/>
+                <w:lang w:eastAsia="de-DE"/>
+                <w14:ligatures w14:val="none"/>
+              </w:rPr>
+            </w:pPr>
+          </w:p>
+        </w:tc>
+        <w:tc>
+          <w:tcPr>
+            <w:tcW w:w="320" w:type="dxa"/>
+            <w:tcBorders>
+              <w:top w:val="nil"/>
+              <w:left w:val="nil"/>
+              <w:bottom w:val="nil"/>
+              <w:right w:val="nil"/>
+            </w:tcBorders>
+            <w:noWrap/>
+            <w:vAlign w:val="bottom"/>
+            <w:hideMark/>
+          </w:tcPr>
+          <w:p>
+            <w:pPr>
+              <w:spacing w:after="0" w:line="240" w:lineRule="auto"/>
+              <w:jc w:val="left"/>
+              <w:rPr>
+                <w:rFonts w:eastAsia="Times New Roman" w:cs="Times New Roman"/>
+                <w:color w:val="000000"/>
+                <w:kern w:val="0"/>
+                <w:sz w:val="22"/>
+                <w:szCs w:val="22"/>
+                <w:lang w:eastAsia="de-DE"/>
+                <w14:ligatures w14:val="none"/>
+              </w:rPr>
+            </w:pPr>
+          </w:p>
+        </w:tc>
+        <w:tc>
+          <w:tcPr>
+            <w:tcW w:w="320" w:type="dxa"/>
+            <w:tcBorders>
+              <w:top w:val="nil"/>
+              <w:left w:val="nil"/>
+              <w:bottom w:val="nil"/>
+              <w:right w:val="nil"/>
+            </w:tcBorders>
+            <w:noWrap/>
+            <w:vAlign w:val="bottom"/>
+            <w:hideMark/>
+          </w:tcPr>
+          <w:p>
+            <w:pPr>
+              <w:spacing w:after="0" w:line="240" w:lineRule="auto"/>
+              <w:jc w:val="left"/>
+              <w:rPr>
+                <w:rFonts w:eastAsia="Times New Roman" w:cs="Times New Roman"/>
+                <w:kern w:val="0"/>
+                <w:sz w:val="20"/>
+                <w:szCs w:val="20"/>
+                <w:lang w:eastAsia="de-DE"/>
+                <w14:ligatures w14:val="none"/>
+              </w:rPr>
+            </w:pPr>
+          </w:p>
+        </w:tc>
+        <w:tc>
+          <w:tcPr>
+            <w:tcW w:w="320" w:type="dxa"/>
+            <w:tcBorders>
+              <w:top w:val="nil"/>
+              <w:left w:val="nil"/>
+              <w:bottom w:val="nil"/>
+              <w:right w:val="nil"/>
+            </w:tcBorders>
+            <w:noWrap/>
+            <w:vAlign w:val="bottom"/>
+            <w:hideMark/>
+          </w:tcPr>
+          <w:p>
+            <w:pPr>
+              <w:spacing w:after="0" w:line="240" w:lineRule="auto"/>
+              <w:jc w:val="left"/>
+              <w:rPr>
+                <w:rFonts w:eastAsia="Times New Roman" w:cs="Times New Roman"/>
+                <w:kern w:val="0"/>
+                <w:sz w:val="20"/>
+                <w:szCs w:val="20"/>
+                <w:lang w:eastAsia="de-DE"/>
+                <w14:ligatures w14:val="none"/>
+              </w:rPr>
+            </w:pPr>
+          </w:p>
+        </w:tc>
+        <w:tc>
+          <w:tcPr>
+            <w:tcW w:w="320" w:type="dxa"/>
+            <w:tcBorders>
+              <w:top w:val="nil"/>
+              <w:left w:val="nil"/>
+              <w:bottom w:val="nil"/>
+              <w:right w:val="nil"/>
+            </w:tcBorders>
+            <w:noWrap/>
+            <w:vAlign w:val="bottom"/>
+            <w:hideMark/>
+          </w:tcPr>
+          <w:p>
+            <w:pPr>
+              <w:spacing w:after="0" w:line="240" w:lineRule="auto"/>
+              <w:jc w:val="left"/>
+              <w:rPr>
+                <w:rFonts w:eastAsia="Times New Roman" w:cs="Times New Roman"/>
+                <w:kern w:val="0"/>
+                <w:sz w:val="20"/>
+                <w:szCs w:val="20"/>
+                <w:lang w:eastAsia="de-DE"/>
+                <w14:ligatures w14:val="none"/>
+              </w:rPr>
+            </w:pPr>
+          </w:p>
+        </w:tc>
+        <w:tc>
+          <w:tcPr>
+            <w:tcW w:w="320" w:type="dxa"/>
+            <w:tcBorders>
+              <w:top w:val="nil"/>
+              <w:left w:val="nil"/>
+              <w:bottom w:val="nil"/>
+              <w:right w:val="nil"/>
+            </w:tcBorders>
+            <w:noWrap/>
+            <w:vAlign w:val="bottom"/>
+            <w:hideMark/>
+          </w:tcPr>
+          <w:p>
+            <w:pPr>
+              <w:spacing w:after="0" w:line="240" w:lineRule="auto"/>
+              <w:jc w:val="left"/>
+              <w:rPr>
+                <w:rFonts w:eastAsia="Times New Roman" w:cs="Times New Roman"/>
+                <w:kern w:val="0"/>
+                <w:sz w:val="20"/>
+                <w:szCs w:val="20"/>
+                <w:lang w:eastAsia="de-DE"/>
+                <w14:ligatures w14:val="none"/>
+              </w:rPr>
+            </w:pPr>
+          </w:p>
+        </w:tc>
+        <w:tc>
+          <w:tcPr>
+            <w:tcW w:w="320" w:type="dxa"/>
+            <w:tcBorders>
+              <w:top w:val="nil"/>
+              <w:left w:val="nil"/>
+              <w:bottom w:val="nil"/>
+              <w:right w:val="nil"/>
+            </w:tcBorders>
+            <w:noWrap/>
+            <w:vAlign w:val="bottom"/>
+            <w:hideMark/>
+          </w:tcPr>
+          <w:p>
+            <w:pPr>
+              <w:spacing w:after="0" w:line="240" w:lineRule="auto"/>
+              <w:jc w:val="left"/>
+              <w:rPr>
+                <w:rFonts w:eastAsia="Times New Roman" w:cs="Times New Roman"/>
+                <w:kern w:val="0"/>
+                <w:sz w:val="20"/>
+                <w:szCs w:val="20"/>
+                <w:lang w:eastAsia="de-DE"/>
+                <w14:ligatures w14:val="none"/>
+              </w:rPr>
+            </w:pPr>
+          </w:p>
+        </w:tc>
+        <w:tc>
+          <w:tcPr>
+            <w:tcW w:w="320" w:type="dxa"/>
+            <w:tcBorders>
+              <w:top w:val="nil"/>
+              <w:left w:val="nil"/>
+              <w:bottom w:val="nil"/>
+              <w:right w:val="nil"/>
+            </w:tcBorders>
+            <w:noWrap/>
+            <w:vAlign w:val="bottom"/>
+            <w:hideMark/>
+          </w:tcPr>
+          <w:p>
+            <w:pPr>
+              <w:spacing w:after="0" w:line="240" w:lineRule="auto"/>
+              <w:jc w:val="left"/>
+              <w:rPr>
+                <w:rFonts w:eastAsia="Times New Roman" w:cs="Times New Roman"/>
+                <w:kern w:val="0"/>
+                <w:sz w:val="20"/>
+                <w:szCs w:val="20"/>
+                <w:lang w:eastAsia="de-DE"/>
+                <w14:ligatures w14:val="none"/>
+              </w:rPr>
+            </w:pPr>
+          </w:p>
+        </w:tc>
+        <w:tc>
+          <w:tcPr>
+            <w:tcW w:w="320" w:type="dxa"/>
+            <w:tcBorders>
+              <w:top w:val="nil"/>
+              <w:left w:val="nil"/>
+              <w:bottom w:val="nil"/>
+              <w:right w:val="nil"/>
+            </w:tcBorders>
+            <w:noWrap/>
+            <w:vAlign w:val="bottom"/>
+            <w:hideMark/>
+          </w:tcPr>
+          <w:p>
+            <w:pPr>
+              <w:spacing w:after="0" w:line="240" w:lineRule="auto"/>
+              <w:jc w:val="left"/>
+              <w:rPr>
+                <w:rFonts w:eastAsia="Times New Roman" w:cs="Times New Roman"/>
+                <w:kern w:val="0"/>
+                <w:sz w:val="20"/>
+                <w:szCs w:val="20"/>
+                <w:lang w:eastAsia="de-DE"/>
+                <w14:ligatures w14:val="none"/>
+              </w:rPr>
+            </w:pPr>
+          </w:p>
+        </w:tc>
+        <w:tc>
+          <w:tcPr>
+            <w:tcW w:w="320" w:type="dxa"/>
+            <w:tcBorders>
+              <w:top w:val="nil"/>
+              <w:left w:val="nil"/>
+              <w:bottom w:val="nil"/>
+              <w:right w:val="nil"/>
+            </w:tcBorders>
+            <w:noWrap/>
+            <w:vAlign w:val="bottom"/>
+            <w:hideMark/>
+          </w:tcPr>
+          <w:p>
+            <w:pPr>
+              <w:spacing w:after="0" w:line="240" w:lineRule="auto"/>
+              <w:jc w:val="left"/>
+              <w:rPr>
+                <w:rFonts w:eastAsia="Times New Roman" w:cs="Times New Roman"/>
+                <w:kern w:val="0"/>
+                <w:sz w:val="20"/>
+                <w:szCs w:val="20"/>
+                <w:lang w:eastAsia="de-DE"/>
+                <w14:ligatures w14:val="none"/>
+              </w:rPr>
+            </w:pPr>
+          </w:p>
+        </w:tc>
+        <w:tc>
+          <w:tcPr>
+            <w:tcW w:w="640" w:type="dxa"/>
+            <w:gridSpan w:val="2"/>
+            <w:tcBorders>
+              <w:top w:val="nil"/>
+              <w:left w:val="nil"/>
+              <w:bottom w:val="nil"/>
+              <w:right w:val="nil"/>
+            </w:tcBorders>
+            <w:shd w:val="clear" w:color="000000" w:fill="FFC000"/>
+            <w:noWrap/>
+            <w:vAlign w:val="bottom"/>
+            <w:hideMark/>
+          </w:tcPr>
+          <w:p>
+            <w:pPr>
+              <w:spacing w:after="0" w:line="240" w:lineRule="auto"/>
+              <w:jc w:val="left"/>
+              <w:rPr>
+                <w:rFonts w:eastAsia="Times New Roman" w:cs="Times New Roman"/>
+                <w:color w:val="000000"/>
+                <w:kern w:val="0"/>
+                <w:sz w:val="22"/>
+                <w:szCs w:val="22"/>
+                <w:lang w:eastAsia="de-DE"/>
+                <w14:ligatures w14:val="none"/>
+              </w:rPr>
+            </w:pPr>
+            <w:r>
+              <w:rPr>
+                <w:rFonts w:eastAsia="Times New Roman" w:cs="Times New Roman"/>
+                <w:color w:val="000000"/>
+                <w:kern w:val="0"/>
+                <w:sz w:val="22"/>
+                <w:szCs w:val="22"/>
+                <w:lang w:eastAsia="de-DE"/>
+                <w14:ligatures w14:val="none"/>
+              </w:rPr>
+              <w:t> </w:t>
+            </w:r>
+          </w:p>
+        </w:tc>
+        <w:tc>
+          <w:tcPr>
+            <w:tcW w:w="320" w:type="dxa"/>
+            <w:tcBorders>
+              <w:top w:val="nil"/>
+              <w:left w:val="nil"/>
+              <w:bottom w:val="nil"/>
+              <w:right w:val="single" w:sz="4" w:space="0" w:color="auto"/>
+            </w:tcBorders>
+            <w:noWrap/>
+            <w:vAlign w:val="bottom"/>
+            <w:hideMark/>
+          </w:tcPr>
+          <w:p>
+            <w:pPr>
+              <w:spacing w:after="0" w:line="240" w:lineRule="auto"/>
+              <w:jc w:val="left"/>
+              <w:rPr>
+                <w:rFonts w:eastAsia="Times New Roman" w:cs="Times New Roman"/>
+                <w:color w:val="000000"/>
+                <w:kern w:val="0"/>
+                <w:sz w:val="22"/>
+                <w:szCs w:val="22"/>
+                <w:lang w:eastAsia="de-DE"/>
+                <w14:ligatures w14:val="none"/>
+              </w:rPr>
+            </w:pPr>
+            <w:r>
+              <w:rPr>
+                <w:rFonts w:eastAsia="Times New Roman" w:cs="Times New Roman"/>
+                <w:color w:val="000000"/>
+                <w:kern w:val="0"/>
+                <w:sz w:val="22"/>
+                <w:szCs w:val="22"/>
+                <w:lang w:eastAsia="de-DE"/>
+                <w14:ligatures w14:val="none"/>
+              </w:rPr>
+              <w:t> </w:t>
+            </w:r>
+          </w:p>
+        </w:tc>
+      </w:tr>
+      <w:tr>
+        <w:trPr>
+          <w:trHeight w:val="300"/>
+          <w:jc w:val="center"/>
+        </w:trPr>
+        <w:tc>
+          <w:tcPr>
+            <w:tcW w:w="3620" w:type="dxa"/>
+            <w:tcBorders>
+              <w:top w:val="nil"/>
+              <w:left w:val="single" w:sz="4" w:space="0" w:color="auto"/>
+              <w:bottom w:val="single" w:sz="4" w:space="0" w:color="auto"/>
+              <w:right w:val="single" w:sz="8" w:space="0" w:color="auto"/>
+            </w:tcBorders>
+            <w:noWrap/>
+            <w:vAlign w:val="bottom"/>
+            <w:hideMark/>
+          </w:tcPr>
+          <w:p>
+            <w:pPr>
+              <w:spacing w:after="0" w:line="240" w:lineRule="auto"/>
+              <w:jc w:val="left"/>
+              <w:rPr>
+                <w:rFonts w:eastAsia="Times New Roman" w:cs="Times New Roman"/>
+                <w:color w:val="000000"/>
+                <w:kern w:val="0"/>
+                <w:sz w:val="22"/>
+                <w:szCs w:val="22"/>
+                <w:lang w:eastAsia="de-DE"/>
+                <w14:ligatures w14:val="none"/>
+              </w:rPr>
+            </w:pPr>
+            <w:r>
+              <w:rPr>
+                <w:rFonts w:eastAsia="Times New Roman" w:cs="Times New Roman"/>
+                <w:color w:val="000000"/>
+                <w:kern w:val="0"/>
+                <w:sz w:val="22"/>
+                <w:szCs w:val="22"/>
+                <w:lang w:eastAsia="de-DE"/>
+                <w14:ligatures w14:val="none"/>
+              </w:rPr>
+              <w:t>Projektdokumentation</w:t>
+            </w:r>
+          </w:p>
+        </w:tc>
+        <w:tc>
+          <w:tcPr>
+            <w:tcW w:w="320" w:type="dxa"/>
+            <w:vMerge/>
+            <w:tcBorders>
+              <w:top w:val="single" w:sz="4" w:space="0" w:color="auto"/>
+              <w:left w:val="nil"/>
+              <w:bottom w:val="single" w:sz="4" w:space="0" w:color="000000"/>
+              <w:right w:val="nil"/>
+            </w:tcBorders>
+            <w:vAlign w:val="center"/>
+            <w:hideMark/>
+          </w:tcPr>
+          <w:p>
+            <w:pPr>
+              <w:spacing w:after="0" w:line="240" w:lineRule="auto"/>
+              <w:jc w:val="left"/>
+              <w:rPr>
+                <w:rFonts w:eastAsia="Times New Roman" w:cs="Times New Roman"/>
+                <w:color w:val="000000"/>
+                <w:kern w:val="0"/>
+                <w:sz w:val="22"/>
+                <w:szCs w:val="22"/>
+                <w:lang w:eastAsia="de-DE"/>
+                <w14:ligatures w14:val="none"/>
+              </w:rPr>
+            </w:pPr>
+          </w:p>
+        </w:tc>
+        <w:tc>
+          <w:tcPr>
+            <w:tcW w:w="320" w:type="dxa"/>
+            <w:tcBorders>
+              <w:top w:val="nil"/>
+              <w:left w:val="nil"/>
+              <w:bottom w:val="single" w:sz="4" w:space="0" w:color="auto"/>
+              <w:right w:val="nil"/>
+            </w:tcBorders>
+            <w:noWrap/>
+            <w:vAlign w:val="bottom"/>
+            <w:hideMark/>
+          </w:tcPr>
+          <w:p>
+            <w:pPr>
+              <w:spacing w:after="0" w:line="240" w:lineRule="auto"/>
+              <w:jc w:val="left"/>
+              <w:rPr>
+                <w:rFonts w:eastAsia="Times New Roman" w:cs="Times New Roman"/>
+                <w:color w:val="000000"/>
+                <w:kern w:val="0"/>
+                <w:sz w:val="22"/>
+                <w:szCs w:val="22"/>
+                <w:lang w:eastAsia="de-DE"/>
+                <w14:ligatures w14:val="none"/>
+              </w:rPr>
+            </w:pPr>
+            <w:r>
+              <w:rPr>
+                <w:rFonts w:eastAsia="Times New Roman" w:cs="Times New Roman"/>
+                <w:color w:val="000000"/>
+                <w:kern w:val="0"/>
+                <w:sz w:val="22"/>
+                <w:szCs w:val="22"/>
+                <w:lang w:eastAsia="de-DE"/>
+                <w14:ligatures w14:val="none"/>
+              </w:rPr>
+              <w:t> </w:t>
+            </w:r>
+          </w:p>
+        </w:tc>
+        <w:tc>
+          <w:tcPr>
+            <w:tcW w:w="320" w:type="dxa"/>
+            <w:tcBorders>
+              <w:top w:val="nil"/>
+              <w:left w:val="nil"/>
+              <w:bottom w:val="single" w:sz="4" w:space="0" w:color="auto"/>
+              <w:right w:val="nil"/>
+            </w:tcBorders>
+            <w:noWrap/>
+            <w:vAlign w:val="bottom"/>
+            <w:hideMark/>
+          </w:tcPr>
+          <w:p>
+            <w:pPr>
+              <w:spacing w:after="0" w:line="240" w:lineRule="auto"/>
+              <w:jc w:val="left"/>
+              <w:rPr>
+                <w:rFonts w:eastAsia="Times New Roman" w:cs="Times New Roman"/>
+                <w:color w:val="000000"/>
+                <w:kern w:val="0"/>
+                <w:sz w:val="22"/>
+                <w:szCs w:val="22"/>
+                <w:lang w:eastAsia="de-DE"/>
+                <w14:ligatures w14:val="none"/>
+              </w:rPr>
+            </w:pPr>
+            <w:r>
+              <w:rPr>
+                <w:rFonts w:eastAsia="Times New Roman" w:cs="Times New Roman"/>
+                <w:color w:val="000000"/>
+                <w:kern w:val="0"/>
+                <w:sz w:val="22"/>
+                <w:szCs w:val="22"/>
+                <w:lang w:eastAsia="de-DE"/>
+                <w14:ligatures w14:val="none"/>
+              </w:rPr>
+              <w:t> </w:t>
+            </w:r>
+          </w:p>
+        </w:tc>
+        <w:tc>
+          <w:tcPr>
+            <w:tcW w:w="320" w:type="dxa"/>
+            <w:tcBorders>
+              <w:top w:val="nil"/>
+              <w:left w:val="nil"/>
+              <w:bottom w:val="single" w:sz="4" w:space="0" w:color="auto"/>
+              <w:right w:val="nil"/>
+            </w:tcBorders>
+            <w:noWrap/>
+            <w:vAlign w:val="bottom"/>
+            <w:hideMark/>
+          </w:tcPr>
+          <w:p>
+            <w:pPr>
+              <w:spacing w:after="0" w:line="240" w:lineRule="auto"/>
+              <w:jc w:val="left"/>
+              <w:rPr>
+                <w:rFonts w:eastAsia="Times New Roman" w:cs="Times New Roman"/>
+                <w:color w:val="000000"/>
+                <w:kern w:val="0"/>
+                <w:sz w:val="22"/>
+                <w:szCs w:val="22"/>
+                <w:lang w:eastAsia="de-DE"/>
+                <w14:ligatures w14:val="none"/>
+              </w:rPr>
+            </w:pPr>
+            <w:r>
+              <w:rPr>
+                <w:rFonts w:eastAsia="Times New Roman" w:cs="Times New Roman"/>
+                <w:color w:val="000000"/>
+                <w:kern w:val="0"/>
+                <w:sz w:val="22"/>
+                <w:szCs w:val="22"/>
+                <w:lang w:eastAsia="de-DE"/>
+                <w14:ligatures w14:val="none"/>
+              </w:rPr>
+              <w:t> </w:t>
+            </w:r>
+          </w:p>
+        </w:tc>
+        <w:tc>
+          <w:tcPr>
+            <w:tcW w:w="320" w:type="dxa"/>
+            <w:tcBorders>
+              <w:top w:val="nil"/>
+              <w:left w:val="nil"/>
+              <w:bottom w:val="single" w:sz="4" w:space="0" w:color="auto"/>
+              <w:right w:val="nil"/>
+            </w:tcBorders>
+            <w:noWrap/>
+            <w:vAlign w:val="bottom"/>
+            <w:hideMark/>
+          </w:tcPr>
+          <w:p>
+            <w:pPr>
+              <w:spacing w:after="0" w:line="240" w:lineRule="auto"/>
+              <w:jc w:val="left"/>
+              <w:rPr>
+                <w:rFonts w:eastAsia="Times New Roman" w:cs="Times New Roman"/>
+                <w:color w:val="000000"/>
+                <w:kern w:val="0"/>
+                <w:sz w:val="22"/>
+                <w:szCs w:val="22"/>
+                <w:lang w:eastAsia="de-DE"/>
+                <w14:ligatures w14:val="none"/>
+              </w:rPr>
+            </w:pPr>
+            <w:r>
+              <w:rPr>
+                <w:rFonts w:eastAsia="Times New Roman" w:cs="Times New Roman"/>
+                <w:color w:val="000000"/>
+                <w:kern w:val="0"/>
+                <w:sz w:val="22"/>
+                <w:szCs w:val="22"/>
+                <w:lang w:eastAsia="de-DE"/>
+                <w14:ligatures w14:val="none"/>
+              </w:rPr>
+              <w:t> </w:t>
+            </w:r>
+          </w:p>
+        </w:tc>
+        <w:tc>
+          <w:tcPr>
+            <w:tcW w:w="320" w:type="dxa"/>
+            <w:tcBorders>
+              <w:top w:val="nil"/>
+              <w:left w:val="nil"/>
+              <w:bottom w:val="single" w:sz="4" w:space="0" w:color="auto"/>
+              <w:right w:val="nil"/>
+            </w:tcBorders>
+            <w:noWrap/>
+            <w:vAlign w:val="bottom"/>
+            <w:hideMark/>
+          </w:tcPr>
+          <w:p>
+            <w:pPr>
+              <w:spacing w:after="0" w:line="240" w:lineRule="auto"/>
+              <w:jc w:val="left"/>
+              <w:rPr>
+                <w:rFonts w:eastAsia="Times New Roman" w:cs="Times New Roman"/>
+                <w:color w:val="000000"/>
+                <w:kern w:val="0"/>
+                <w:sz w:val="22"/>
+                <w:szCs w:val="22"/>
+                <w:lang w:eastAsia="de-DE"/>
+                <w14:ligatures w14:val="none"/>
+              </w:rPr>
+            </w:pPr>
+            <w:r>
+              <w:rPr>
+                <w:rFonts w:eastAsia="Times New Roman" w:cs="Times New Roman"/>
+                <w:color w:val="000000"/>
+                <w:kern w:val="0"/>
+                <w:sz w:val="22"/>
+                <w:szCs w:val="22"/>
+                <w:lang w:eastAsia="de-DE"/>
+                <w14:ligatures w14:val="none"/>
+              </w:rPr>
+              <w:t> </w:t>
+            </w:r>
+          </w:p>
+        </w:tc>
+        <w:tc>
+          <w:tcPr>
+            <w:tcW w:w="320" w:type="dxa"/>
+            <w:tcBorders>
+              <w:top w:val="nil"/>
+              <w:left w:val="nil"/>
+              <w:bottom w:val="single" w:sz="4" w:space="0" w:color="auto"/>
+              <w:right w:val="nil"/>
+            </w:tcBorders>
+            <w:noWrap/>
+            <w:vAlign w:val="bottom"/>
+            <w:hideMark/>
+          </w:tcPr>
+          <w:p>
+            <w:pPr>
+              <w:spacing w:after="0" w:line="240" w:lineRule="auto"/>
+              <w:jc w:val="left"/>
+              <w:rPr>
+                <w:rFonts w:eastAsia="Times New Roman" w:cs="Times New Roman"/>
+                <w:color w:val="000000"/>
+                <w:kern w:val="0"/>
+                <w:sz w:val="22"/>
+                <w:szCs w:val="22"/>
+                <w:lang w:eastAsia="de-DE"/>
+                <w14:ligatures w14:val="none"/>
+              </w:rPr>
+            </w:pPr>
+            <w:r>
+              <w:rPr>
+                <w:rFonts w:eastAsia="Times New Roman" w:cs="Times New Roman"/>
+                <w:color w:val="000000"/>
+                <w:kern w:val="0"/>
+                <w:sz w:val="22"/>
+                <w:szCs w:val="22"/>
+                <w:lang w:eastAsia="de-DE"/>
+                <w14:ligatures w14:val="none"/>
+              </w:rPr>
+              <w:t> </w:t>
+            </w:r>
+          </w:p>
+        </w:tc>
+        <w:tc>
+          <w:tcPr>
+            <w:tcW w:w="320" w:type="dxa"/>
+            <w:tcBorders>
+              <w:top w:val="nil"/>
+              <w:left w:val="nil"/>
+              <w:bottom w:val="single" w:sz="4" w:space="0" w:color="auto"/>
+              <w:right w:val="nil"/>
+            </w:tcBorders>
+            <w:noWrap/>
+            <w:vAlign w:val="bottom"/>
+            <w:hideMark/>
+          </w:tcPr>
+          <w:p>
+            <w:pPr>
+              <w:spacing w:after="0" w:line="240" w:lineRule="auto"/>
+              <w:jc w:val="left"/>
+              <w:rPr>
+                <w:rFonts w:eastAsia="Times New Roman" w:cs="Times New Roman"/>
+                <w:color w:val="000000"/>
+                <w:kern w:val="0"/>
+                <w:sz w:val="22"/>
+                <w:szCs w:val="22"/>
+                <w:lang w:eastAsia="de-DE"/>
+                <w14:ligatures w14:val="none"/>
+              </w:rPr>
+            </w:pPr>
+            <w:r>
+              <w:rPr>
+                <w:rFonts w:eastAsia="Times New Roman" w:cs="Times New Roman"/>
+                <w:color w:val="000000"/>
+                <w:kern w:val="0"/>
+                <w:sz w:val="22"/>
+                <w:szCs w:val="22"/>
+                <w:lang w:eastAsia="de-DE"/>
+                <w14:ligatures w14:val="none"/>
+              </w:rPr>
+              <w:t> </w:t>
+            </w:r>
+          </w:p>
+        </w:tc>
+        <w:tc>
+          <w:tcPr>
+            <w:tcW w:w="320" w:type="dxa"/>
+            <w:tcBorders>
+              <w:top w:val="nil"/>
+              <w:left w:val="nil"/>
+              <w:bottom w:val="single" w:sz="4" w:space="0" w:color="auto"/>
+              <w:right w:val="nil"/>
+            </w:tcBorders>
+            <w:noWrap/>
+            <w:vAlign w:val="bottom"/>
+            <w:hideMark/>
+          </w:tcPr>
+          <w:p>
+            <w:pPr>
+              <w:spacing w:after="0" w:line="240" w:lineRule="auto"/>
+              <w:jc w:val="left"/>
+              <w:rPr>
+                <w:rFonts w:eastAsia="Times New Roman" w:cs="Times New Roman"/>
+                <w:color w:val="000000"/>
+                <w:kern w:val="0"/>
+                <w:sz w:val="22"/>
+                <w:szCs w:val="22"/>
+                <w:lang w:eastAsia="de-DE"/>
+                <w14:ligatures w14:val="none"/>
+              </w:rPr>
+            </w:pPr>
+            <w:r>
+              <w:rPr>
+                <w:rFonts w:eastAsia="Times New Roman" w:cs="Times New Roman"/>
+                <w:color w:val="000000"/>
+                <w:kern w:val="0"/>
+                <w:sz w:val="22"/>
+                <w:szCs w:val="22"/>
+                <w:lang w:eastAsia="de-DE"/>
+                <w14:ligatures w14:val="none"/>
+              </w:rPr>
+              <w:t> </w:t>
+            </w:r>
+          </w:p>
+        </w:tc>
+        <w:tc>
+          <w:tcPr>
+            <w:tcW w:w="320" w:type="dxa"/>
+            <w:tcBorders>
+              <w:top w:val="nil"/>
+              <w:left w:val="nil"/>
+              <w:bottom w:val="single" w:sz="4" w:space="0" w:color="auto"/>
+              <w:right w:val="nil"/>
+            </w:tcBorders>
+            <w:noWrap/>
+            <w:vAlign w:val="bottom"/>
+            <w:hideMark/>
+          </w:tcPr>
+          <w:p>
+            <w:pPr>
+              <w:spacing w:after="0" w:line="240" w:lineRule="auto"/>
+              <w:jc w:val="left"/>
+              <w:rPr>
+                <w:rFonts w:eastAsia="Times New Roman" w:cs="Times New Roman"/>
+                <w:color w:val="000000"/>
+                <w:kern w:val="0"/>
+                <w:sz w:val="22"/>
+                <w:szCs w:val="22"/>
+                <w:lang w:eastAsia="de-DE"/>
+                <w14:ligatures w14:val="none"/>
+              </w:rPr>
+            </w:pPr>
+            <w:r>
+              <w:rPr>
+                <w:rFonts w:eastAsia="Times New Roman" w:cs="Times New Roman"/>
+                <w:color w:val="000000"/>
+                <w:kern w:val="0"/>
+                <w:sz w:val="22"/>
+                <w:szCs w:val="22"/>
+                <w:lang w:eastAsia="de-DE"/>
+                <w14:ligatures w14:val="none"/>
+              </w:rPr>
+              <w:t> </w:t>
+            </w:r>
+          </w:p>
+        </w:tc>
+        <w:tc>
+          <w:tcPr>
+            <w:tcW w:w="320" w:type="dxa"/>
+            <w:tcBorders>
+              <w:top w:val="nil"/>
+              <w:left w:val="nil"/>
+              <w:bottom w:val="single" w:sz="4" w:space="0" w:color="auto"/>
+              <w:right w:val="nil"/>
+            </w:tcBorders>
+            <w:noWrap/>
+            <w:vAlign w:val="bottom"/>
+            <w:hideMark/>
+          </w:tcPr>
+          <w:p>
+            <w:pPr>
+              <w:spacing w:after="0" w:line="240" w:lineRule="auto"/>
+              <w:jc w:val="left"/>
+              <w:rPr>
+                <w:rFonts w:eastAsia="Times New Roman" w:cs="Times New Roman"/>
+                <w:color w:val="000000"/>
+                <w:kern w:val="0"/>
+                <w:sz w:val="22"/>
+                <w:szCs w:val="22"/>
+                <w:lang w:eastAsia="de-DE"/>
+                <w14:ligatures w14:val="none"/>
+              </w:rPr>
+            </w:pPr>
+            <w:r>
+              <w:rPr>
+                <w:rFonts w:eastAsia="Times New Roman" w:cs="Times New Roman"/>
+                <w:color w:val="000000"/>
+                <w:kern w:val="0"/>
+                <w:sz w:val="22"/>
+                <w:szCs w:val="22"/>
+                <w:lang w:eastAsia="de-DE"/>
+                <w14:ligatures w14:val="none"/>
+              </w:rPr>
+              <w:t> </w:t>
+            </w:r>
+          </w:p>
+        </w:tc>
+        <w:tc>
+          <w:tcPr>
+            <w:tcW w:w="320" w:type="dxa"/>
+            <w:tcBorders>
+              <w:top w:val="nil"/>
+              <w:left w:val="nil"/>
+              <w:bottom w:val="single" w:sz="4" w:space="0" w:color="auto"/>
+              <w:right w:val="nil"/>
+            </w:tcBorders>
+            <w:noWrap/>
+            <w:vAlign w:val="bottom"/>
+            <w:hideMark/>
+          </w:tcPr>
+          <w:p>
+            <w:pPr>
+              <w:spacing w:after="0" w:line="240" w:lineRule="auto"/>
+              <w:jc w:val="left"/>
+              <w:rPr>
+                <w:rFonts w:eastAsia="Times New Roman" w:cs="Times New Roman"/>
+                <w:color w:val="000000"/>
+                <w:kern w:val="0"/>
+                <w:sz w:val="22"/>
+                <w:szCs w:val="22"/>
+                <w:lang w:eastAsia="de-DE"/>
+                <w14:ligatures w14:val="none"/>
+              </w:rPr>
+            </w:pPr>
+            <w:r>
+              <w:rPr>
+                <w:rFonts w:eastAsia="Times New Roman" w:cs="Times New Roman"/>
+                <w:color w:val="000000"/>
+                <w:kern w:val="0"/>
+                <w:sz w:val="22"/>
+                <w:szCs w:val="22"/>
+                <w:lang w:eastAsia="de-DE"/>
+                <w14:ligatures w14:val="none"/>
+              </w:rPr>
+              <w:t> </w:t>
+            </w:r>
+          </w:p>
+        </w:tc>
+        <w:tc>
+          <w:tcPr>
+            <w:tcW w:w="320" w:type="dxa"/>
+            <w:tcBorders>
+              <w:top w:val="nil"/>
+              <w:left w:val="nil"/>
+              <w:bottom w:val="single" w:sz="4" w:space="0" w:color="auto"/>
+              <w:right w:val="single" w:sz="4" w:space="0" w:color="auto"/>
+            </w:tcBorders>
+            <w:noWrap/>
+            <w:vAlign w:val="bottom"/>
+            <w:hideMark/>
+          </w:tcPr>
+          <w:p>
+            <w:pPr>
+              <w:spacing w:after="0" w:line="240" w:lineRule="auto"/>
+              <w:jc w:val="left"/>
+              <w:rPr>
+                <w:rFonts w:eastAsia="Times New Roman" w:cs="Times New Roman"/>
+                <w:color w:val="000000"/>
+                <w:kern w:val="0"/>
+                <w:sz w:val="22"/>
+                <w:szCs w:val="22"/>
+                <w:lang w:eastAsia="de-DE"/>
+                <w14:ligatures w14:val="none"/>
+              </w:rPr>
+            </w:pPr>
+            <w:r>
+              <w:rPr>
+                <w:rFonts w:eastAsia="Times New Roman" w:cs="Times New Roman"/>
+                <w:color w:val="000000"/>
+                <w:kern w:val="0"/>
+                <w:sz w:val="22"/>
+                <w:szCs w:val="22"/>
+                <w:lang w:eastAsia="de-DE"/>
+                <w14:ligatures w14:val="none"/>
+              </w:rPr>
+              <w:t> </w:t>
+            </w:r>
+          </w:p>
+        </w:tc>
+      </w:tr>
+    </w:tbl>
+    <w:p/>
+    <w:p/>
+    <w:p/>
     <w:p/>
     <w:p/>
     <w:p/>
@@ -2586,8 +11586,11 @@
           </w:tcPr>
           <w:p>
             <w:r>
+              <w:rPr>
+                <w:noProof/>
+              </w:rPr>
               <w:drawing>
-                <wp:inline distT="0" distB="0" distL="0" distR="0" wp14:anchorId="119E4EC9" wp14:editId="41188896">
+                <wp:inline distT="0" distB="0" distL="0" distR="0" wp14:anchorId="119E4EC9" wp14:editId="668E4451">
                   <wp:extent cx="5760720" cy="2304415"/>
                   <wp:effectExtent l="0" t="0" r="0" b="635"/>
                   <wp:docPr id="587909230" name="Grafik 2"/>
@@ -3069,6 +12072,7 @@
             <w:r>
               <w:rPr>
                 <w:rFonts w:cs="Times New Roman"/>
+                <w:noProof/>
               </w:rPr>
               <w:drawing>
                 <wp:inline distT="0" distB="0" distL="0" distR="0" wp14:anchorId="0832AD9F" wp14:editId="574E437B">
@@ -3953,7 +12957,7 @@
               <w:rFonts w:ascii="Times New Roman" w:hAnsi="Times New Roman" w:cs="Times New Roman"/>
               <w:noProof/>
             </w:rPr>
-            <w:t>Prompt Verzeichnis</w:t>
+            <w:t>Vorgehensweise und Projektumsetzung</w:t>
           </w:r>
           <w:r>
             <w:rPr>
@@ -4880,6 +13884,119 @@
     </w:lvl>
   </w:abstractNum>
   <w:abstractNum w:abstractNumId="8" w15:restartNumberingAfterBreak="0">
+    <w:nsid w:val="2959745D"/>
+    <w:multiLevelType w:val="hybridMultilevel"/>
+    <w:tmpl w:val="A6848C1E"/>
+    <w:lvl w:ilvl="0" w:tplc="04070001">
+      <w:start w:val="1"/>
+      <w:numFmt w:val="bullet"/>
+      <w:lvlText w:val=""/>
+      <w:lvlJc w:val="left"/>
+      <w:pPr>
+        <w:ind w:left="360" w:hanging="360"/>
+      </w:pPr>
+      <w:rPr>
+        <w:rFonts w:ascii="Symbol" w:hAnsi="Symbol" w:hint="default"/>
+      </w:rPr>
+    </w:lvl>
+    <w:lvl w:ilvl="1" w:tplc="04070003" w:tentative="1">
+      <w:start w:val="1"/>
+      <w:numFmt w:val="bullet"/>
+      <w:lvlText w:val="o"/>
+      <w:lvlJc w:val="left"/>
+      <w:pPr>
+        <w:ind w:left="1080" w:hanging="360"/>
+      </w:pPr>
+      <w:rPr>
+        <w:rFonts w:ascii="Courier New" w:hAnsi="Courier New" w:cs="Courier New" w:hint="default"/>
+      </w:rPr>
+    </w:lvl>
+    <w:lvl w:ilvl="2" w:tplc="04070005" w:tentative="1">
+      <w:start w:val="1"/>
+      <w:numFmt w:val="bullet"/>
+      <w:lvlText w:val=""/>
+      <w:lvlJc w:val="left"/>
+      <w:pPr>
+        <w:ind w:left="1800" w:hanging="360"/>
+      </w:pPr>
+      <w:rPr>
+        <w:rFonts w:ascii="Wingdings" w:hAnsi="Wingdings" w:hint="default"/>
+      </w:rPr>
+    </w:lvl>
+    <w:lvl w:ilvl="3" w:tplc="04070001" w:tentative="1">
+      <w:start w:val="1"/>
+      <w:numFmt w:val="bullet"/>
+      <w:lvlText w:val=""/>
+      <w:lvlJc w:val="left"/>
+      <w:pPr>
+        <w:ind w:left="2520" w:hanging="360"/>
+      </w:pPr>
+      <w:rPr>
+        <w:rFonts w:ascii="Symbol" w:hAnsi="Symbol" w:hint="default"/>
+      </w:rPr>
+    </w:lvl>
+    <w:lvl w:ilvl="4" w:tplc="04070003" w:tentative="1">
+      <w:start w:val="1"/>
+      <w:numFmt w:val="bullet"/>
+      <w:lvlText w:val="o"/>
+      <w:lvlJc w:val="left"/>
+      <w:pPr>
+        <w:ind w:left="3240" w:hanging="360"/>
+      </w:pPr>
+      <w:rPr>
+        <w:rFonts w:ascii="Courier New" w:hAnsi="Courier New" w:cs="Courier New" w:hint="default"/>
+      </w:rPr>
+    </w:lvl>
+    <w:lvl w:ilvl="5" w:tplc="04070005" w:tentative="1">
+      <w:start w:val="1"/>
+      <w:numFmt w:val="bullet"/>
+      <w:lvlText w:val=""/>
+      <w:lvlJc w:val="left"/>
+      <w:pPr>
+        <w:ind w:left="3960" w:hanging="360"/>
+      </w:pPr>
+      <w:rPr>
+        <w:rFonts w:ascii="Wingdings" w:hAnsi="Wingdings" w:hint="default"/>
+      </w:rPr>
+    </w:lvl>
+    <w:lvl w:ilvl="6" w:tplc="04070001" w:tentative="1">
+      <w:start w:val="1"/>
+      <w:numFmt w:val="bullet"/>
+      <w:lvlText w:val=""/>
+      <w:lvlJc w:val="left"/>
+      <w:pPr>
+        <w:ind w:left="4680" w:hanging="360"/>
+      </w:pPr>
+      <w:rPr>
+        <w:rFonts w:ascii="Symbol" w:hAnsi="Symbol" w:hint="default"/>
+      </w:rPr>
+    </w:lvl>
+    <w:lvl w:ilvl="7" w:tplc="04070003" w:tentative="1">
+      <w:start w:val="1"/>
+      <w:numFmt w:val="bullet"/>
+      <w:lvlText w:val="o"/>
+      <w:lvlJc w:val="left"/>
+      <w:pPr>
+        <w:ind w:left="5400" w:hanging="360"/>
+      </w:pPr>
+      <w:rPr>
+        <w:rFonts w:ascii="Courier New" w:hAnsi="Courier New" w:cs="Courier New" w:hint="default"/>
+      </w:rPr>
+    </w:lvl>
+    <w:lvl w:ilvl="8" w:tplc="04070005" w:tentative="1">
+      <w:start w:val="1"/>
+      <w:numFmt w:val="bullet"/>
+      <w:lvlText w:val=""/>
+      <w:lvlJc w:val="left"/>
+      <w:pPr>
+        <w:ind w:left="6120" w:hanging="360"/>
+      </w:pPr>
+      <w:rPr>
+        <w:rFonts w:ascii="Wingdings" w:hAnsi="Wingdings" w:hint="default"/>
+      </w:rPr>
+    </w:lvl>
+  </w:abstractNum>
+  <w:abstractNum w:abstractNumId="9" w15:restartNumberingAfterBreak="0">
     <w:nsid w:val="2C6D0352"/>
     <w:multiLevelType w:val="multilevel"/>
     <w:tmpl w:val="04070025"/>
@@ -4974,7 +14091,7 @@
       </w:pPr>
     </w:lvl>
   </w:abstractNum>
-  <w:abstractNum w:abstractNumId="9" w15:restartNumberingAfterBreak="0">
+  <w:abstractNum w:abstractNumId="10" w15:restartNumberingAfterBreak="0">
     <w:nsid w:val="2EC74CDA"/>
     <w:multiLevelType w:val="hybridMultilevel"/>
     <w:tmpl w:val="FE4C2D4A"/>
@@ -5087,7 +14204,7 @@
       </w:rPr>
     </w:lvl>
   </w:abstractNum>
-  <w:abstractNum w:abstractNumId="10" w15:restartNumberingAfterBreak="0">
+  <w:abstractNum w:abstractNumId="11" w15:restartNumberingAfterBreak="0">
     <w:nsid w:val="30613905"/>
     <w:multiLevelType w:val="hybridMultilevel"/>
     <w:tmpl w:val="5BF8C37E"/>
@@ -5200,7 +14317,7 @@
       </w:rPr>
     </w:lvl>
   </w:abstractNum>
-  <w:abstractNum w:abstractNumId="11" w15:restartNumberingAfterBreak="0">
+  <w:abstractNum w:abstractNumId="12" w15:restartNumberingAfterBreak="0">
     <w:nsid w:val="39802F4E"/>
     <w:multiLevelType w:val="hybridMultilevel"/>
     <w:tmpl w:val="F6108DB4"/>
@@ -5313,7 +14430,7 @@
       </w:rPr>
     </w:lvl>
   </w:abstractNum>
-  <w:abstractNum w:abstractNumId="12" w15:restartNumberingAfterBreak="0">
+  <w:abstractNum w:abstractNumId="13" w15:restartNumberingAfterBreak="0">
     <w:nsid w:val="3F6D1F15"/>
     <w:multiLevelType w:val="hybridMultilevel"/>
     <w:tmpl w:val="9208B40E"/>
@@ -5426,7 +14543,7 @@
       </w:rPr>
     </w:lvl>
   </w:abstractNum>
-  <w:abstractNum w:abstractNumId="13" w15:restartNumberingAfterBreak="0">
+  <w:abstractNum w:abstractNumId="14" w15:restartNumberingAfterBreak="0">
     <w:nsid w:val="43C46E56"/>
     <w:multiLevelType w:val="hybridMultilevel"/>
     <w:tmpl w:val="692C1E0E"/>
@@ -5539,7 +14656,7 @@
       </w:rPr>
     </w:lvl>
   </w:abstractNum>
-  <w:abstractNum w:abstractNumId="14" w15:restartNumberingAfterBreak="0">
+  <w:abstractNum w:abstractNumId="15" w15:restartNumberingAfterBreak="0">
     <w:nsid w:val="452C7EA7"/>
     <w:multiLevelType w:val="hybridMultilevel"/>
     <w:tmpl w:val="24623666"/>
@@ -5652,7 +14769,7 @@
       </w:rPr>
     </w:lvl>
   </w:abstractNum>
-  <w:abstractNum w:abstractNumId="15" w15:restartNumberingAfterBreak="0">
+  <w:abstractNum w:abstractNumId="16" w15:restartNumberingAfterBreak="0">
     <w:nsid w:val="487575A6"/>
     <w:multiLevelType w:val="hybridMultilevel"/>
     <w:tmpl w:val="62828130"/>
@@ -5765,7 +14882,7 @@
       </w:rPr>
     </w:lvl>
   </w:abstractNum>
-  <w:abstractNum w:abstractNumId="16" w15:restartNumberingAfterBreak="0">
+  <w:abstractNum w:abstractNumId="17" w15:restartNumberingAfterBreak="0">
     <w:nsid w:val="492D088E"/>
     <w:multiLevelType w:val="hybridMultilevel"/>
     <w:tmpl w:val="D39E089C"/>
@@ -5878,7 +14995,7 @@
       </w:rPr>
     </w:lvl>
   </w:abstractNum>
-  <w:abstractNum w:abstractNumId="17" w15:restartNumberingAfterBreak="0">
+  <w:abstractNum w:abstractNumId="18" w15:restartNumberingAfterBreak="0">
     <w:nsid w:val="4BEE1EB8"/>
     <w:multiLevelType w:val="hybridMultilevel"/>
     <w:tmpl w:val="5DDC22AA"/>
@@ -5991,7 +15108,7 @@
       </w:rPr>
     </w:lvl>
   </w:abstractNum>
-  <w:abstractNum w:abstractNumId="18" w15:restartNumberingAfterBreak="0">
+  <w:abstractNum w:abstractNumId="19" w15:restartNumberingAfterBreak="0">
     <w:nsid w:val="4E9510D1"/>
     <w:multiLevelType w:val="hybridMultilevel"/>
     <w:tmpl w:val="E438CFA2"/>
@@ -6104,7 +15221,7 @@
       </w:rPr>
     </w:lvl>
   </w:abstractNum>
-  <w:abstractNum w:abstractNumId="19" w15:restartNumberingAfterBreak="0">
+  <w:abstractNum w:abstractNumId="20" w15:restartNumberingAfterBreak="0">
     <w:nsid w:val="522A38CA"/>
     <w:multiLevelType w:val="hybridMultilevel"/>
     <w:tmpl w:val="FFFFFFFF"/>
@@ -6217,7 +15334,7 @@
       </w:rPr>
     </w:lvl>
   </w:abstractNum>
-  <w:abstractNum w:abstractNumId="20" w15:restartNumberingAfterBreak="0">
+  <w:abstractNum w:abstractNumId="21" w15:restartNumberingAfterBreak="0">
     <w:nsid w:val="531C1B00"/>
     <w:multiLevelType w:val="hybridMultilevel"/>
     <w:tmpl w:val="1A40888E"/>
@@ -6330,7 +15447,7 @@
       </w:rPr>
     </w:lvl>
   </w:abstractNum>
-  <w:abstractNum w:abstractNumId="21" w15:restartNumberingAfterBreak="0">
+  <w:abstractNum w:abstractNumId="22" w15:restartNumberingAfterBreak="0">
     <w:nsid w:val="57907D12"/>
     <w:multiLevelType w:val="hybridMultilevel"/>
     <w:tmpl w:val="B8D2CE2E"/>
@@ -6443,7 +15560,7 @@
       </w:rPr>
     </w:lvl>
   </w:abstractNum>
-  <w:abstractNum w:abstractNumId="22" w15:restartNumberingAfterBreak="0">
+  <w:abstractNum w:abstractNumId="23" w15:restartNumberingAfterBreak="0">
     <w:nsid w:val="66801826"/>
     <w:multiLevelType w:val="hybridMultilevel"/>
     <w:tmpl w:val="3356C7FE"/>
@@ -6556,7 +15673,7 @@
       </w:rPr>
     </w:lvl>
   </w:abstractNum>
-  <w:abstractNum w:abstractNumId="23" w15:restartNumberingAfterBreak="0">
+  <w:abstractNum w:abstractNumId="24" w15:restartNumberingAfterBreak="0">
     <w:nsid w:val="68025143"/>
     <w:multiLevelType w:val="hybridMultilevel"/>
     <w:tmpl w:val="830E5A0A"/>
@@ -6669,7 +15786,7 @@
       </w:rPr>
     </w:lvl>
   </w:abstractNum>
-  <w:abstractNum w:abstractNumId="24" w15:restartNumberingAfterBreak="0">
+  <w:abstractNum w:abstractNumId="25" w15:restartNumberingAfterBreak="0">
     <w:nsid w:val="6A2F5314"/>
     <w:multiLevelType w:val="hybridMultilevel"/>
     <w:tmpl w:val="E9D88352"/>
@@ -6782,7 +15899,7 @@
       </w:rPr>
     </w:lvl>
   </w:abstractNum>
-  <w:abstractNum w:abstractNumId="25" w15:restartNumberingAfterBreak="0">
+  <w:abstractNum w:abstractNumId="26" w15:restartNumberingAfterBreak="0">
     <w:nsid w:val="71D95573"/>
     <w:multiLevelType w:val="hybridMultilevel"/>
     <w:tmpl w:val="AD2E5510"/>
@@ -6895,7 +16012,7 @@
       </w:rPr>
     </w:lvl>
   </w:abstractNum>
-  <w:abstractNum w:abstractNumId="26" w15:restartNumberingAfterBreak="0">
+  <w:abstractNum w:abstractNumId="27" w15:restartNumberingAfterBreak="0">
     <w:nsid w:val="77B24815"/>
     <w:multiLevelType w:val="hybridMultilevel"/>
     <w:tmpl w:val="FFFFFFFF"/>
@@ -7008,7 +16125,7 @@
       </w:rPr>
     </w:lvl>
   </w:abstractNum>
-  <w:abstractNum w:abstractNumId="27" w15:restartNumberingAfterBreak="0">
+  <w:abstractNum w:abstractNumId="28" w15:restartNumberingAfterBreak="0">
     <w:nsid w:val="7AB24940"/>
     <w:multiLevelType w:val="hybridMultilevel"/>
     <w:tmpl w:val="D41E3AD6"/>
@@ -7121,7 +16238,7 @@
       </w:rPr>
     </w:lvl>
   </w:abstractNum>
-  <w:abstractNum w:abstractNumId="28" w15:restartNumberingAfterBreak="0">
+  <w:abstractNum w:abstractNumId="29" w15:restartNumberingAfterBreak="0">
     <w:nsid w:val="7AF738FD"/>
     <w:multiLevelType w:val="hybridMultilevel"/>
     <w:tmpl w:val="1974EBCA"/>
@@ -7234,7 +16351,7 @@
       </w:rPr>
     </w:lvl>
   </w:abstractNum>
-  <w:abstractNum w:abstractNumId="29" w15:restartNumberingAfterBreak="0">
+  <w:abstractNum w:abstractNumId="30" w15:restartNumberingAfterBreak="0">
     <w:nsid w:val="7DB72452"/>
     <w:multiLevelType w:val="hybridMultilevel"/>
     <w:tmpl w:val="4CE691CE"/>
@@ -7348,40 +16465,40 @@
     </w:lvl>
   </w:abstractNum>
   <w:num w:numId="1" w16cid:durableId="906181981">
-    <w:abstractNumId w:val="18"/>
+    <w:abstractNumId w:val="19"/>
   </w:num>
   <w:num w:numId="2" w16cid:durableId="1545407634">
-    <w:abstractNumId w:val="12"/>
+    <w:abstractNumId w:val="13"/>
   </w:num>
   <w:num w:numId="3" w16cid:durableId="245463820">
-    <w:abstractNumId w:val="26"/>
+    <w:abstractNumId w:val="27"/>
   </w:num>
   <w:num w:numId="4" w16cid:durableId="998000433">
     <w:abstractNumId w:val="3"/>
   </w:num>
   <w:num w:numId="5" w16cid:durableId="1044671288">
-    <w:abstractNumId w:val="19"/>
+    <w:abstractNumId w:val="20"/>
   </w:num>
   <w:num w:numId="6" w16cid:durableId="123694101">
     <w:abstractNumId w:val="2"/>
   </w:num>
   <w:num w:numId="7" w16cid:durableId="1918006494">
-    <w:abstractNumId w:val="8"/>
+    <w:abstractNumId w:val="9"/>
   </w:num>
   <w:num w:numId="8" w16cid:durableId="431097902">
-    <w:abstractNumId w:val="29"/>
+    <w:abstractNumId w:val="30"/>
   </w:num>
   <w:num w:numId="9" w16cid:durableId="1797677711">
+    <w:abstractNumId w:val="18"/>
+  </w:num>
+  <w:num w:numId="10" w16cid:durableId="1955476821">
+    <w:abstractNumId w:val="10"/>
+  </w:num>
+  <w:num w:numId="11" w16cid:durableId="1116870832">
     <w:abstractNumId w:val="17"/>
   </w:num>
-  <w:num w:numId="10" w16cid:durableId="1955476821">
-    <w:abstractNumId w:val="9"/>
-  </w:num>
-  <w:num w:numId="11" w16cid:durableId="1116870832">
-    <w:abstractNumId w:val="16"/>
-  </w:num>
   <w:num w:numId="12" w16cid:durableId="1519732832">
-    <w:abstractNumId w:val="13"/>
+    <w:abstractNumId w:val="14"/>
   </w:num>
   <w:num w:numId="13" w16cid:durableId="1420907435">
     <w:abstractNumId w:val="5"/>
@@ -7396,46 +16513,49 @@
     <w:abstractNumId w:val="6"/>
   </w:num>
   <w:num w:numId="17" w16cid:durableId="845245906">
-    <w:abstractNumId w:val="25"/>
+    <w:abstractNumId w:val="26"/>
   </w:num>
   <w:num w:numId="18" w16cid:durableId="1321152947">
-    <w:abstractNumId w:val="22"/>
+    <w:abstractNumId w:val="23"/>
   </w:num>
   <w:num w:numId="19" w16cid:durableId="1764497738">
-    <w:abstractNumId w:val="23"/>
+    <w:abstractNumId w:val="24"/>
   </w:num>
   <w:num w:numId="20" w16cid:durableId="2091998183">
-    <w:abstractNumId w:val="28"/>
+    <w:abstractNumId w:val="29"/>
   </w:num>
   <w:num w:numId="21" w16cid:durableId="1951547931">
-    <w:abstractNumId w:val="20"/>
+    <w:abstractNumId w:val="21"/>
   </w:num>
   <w:num w:numId="22" w16cid:durableId="768232633">
     <w:abstractNumId w:val="1"/>
   </w:num>
   <w:num w:numId="23" w16cid:durableId="1246495439">
-    <w:abstractNumId w:val="24"/>
+    <w:abstractNumId w:val="25"/>
   </w:num>
   <w:num w:numId="24" w16cid:durableId="453718093">
-    <w:abstractNumId w:val="14"/>
+    <w:abstractNumId w:val="15"/>
   </w:num>
   <w:num w:numId="25" w16cid:durableId="1403604282">
-    <w:abstractNumId w:val="27"/>
+    <w:abstractNumId w:val="28"/>
   </w:num>
   <w:num w:numId="26" w16cid:durableId="1804075343">
-    <w:abstractNumId w:val="21"/>
+    <w:abstractNumId w:val="22"/>
   </w:num>
   <w:num w:numId="27" w16cid:durableId="788354187">
-    <w:abstractNumId w:val="10"/>
+    <w:abstractNumId w:val="11"/>
   </w:num>
   <w:num w:numId="28" w16cid:durableId="699859081">
-    <w:abstractNumId w:val="15"/>
+    <w:abstractNumId w:val="16"/>
   </w:num>
   <w:num w:numId="29" w16cid:durableId="236284648">
     <w:abstractNumId w:val="7"/>
   </w:num>
   <w:num w:numId="30" w16cid:durableId="609897448">
-    <w:abstractNumId w:val="11"/>
+    <w:abstractNumId w:val="12"/>
+  </w:num>
+  <w:num w:numId="31" w16cid:durableId="1737894131">
+    <w:abstractNumId w:val="8"/>
   </w:num>
 </w:numbering>
 </file>
@@ -8079,6 +17199,7 @@
   <w:style w:type="character" w:default="1" w:styleId="Absatz-Standardschriftart">
     <w:name w:val="Default Paragraph Font"/>
     <w:uiPriority w:val="1"/>
+    <w:semiHidden/>
     <w:unhideWhenUsed/>
   </w:style>
   <w:style w:type="table" w:default="1" w:styleId="NormaleTabelle">
@@ -9047,10 +18168,21 @@
 </file>
 
 <file path=customXml/item1.xml><?xml version="1.0" encoding="utf-8"?>
-<b:Sources xmlns:b="http://schemas.openxmlformats.org/officeDocument/2006/bibliography" xmlns="http://schemas.openxmlformats.org/officeDocument/2006/bibliography" SelectedStyle="\APASixthEditionOfficeOnline.xsl" StyleName="APA" Version="6"/>
+<p:properties xmlns:p="http://schemas.microsoft.com/office/2006/metadata/properties" xmlns:xsi="http://www.w3.org/2001/XMLSchema-instance" xmlns:pc="http://schemas.microsoft.com/office/infopath/2007/PartnerControls">
+  <documentManagement/>
+</p:properties>
 </file>
 
 <file path=customXml/item2.xml><?xml version="1.0" encoding="utf-8"?>
+<?mso-contentType ?>
+<FormTemplates xmlns="http://schemas.microsoft.com/sharepoint/v3/contenttype/forms">
+  <Display>DocumentLibraryForm</Display>
+  <Edit>DocumentLibraryForm</Edit>
+  <New>DocumentLibraryForm</New>
+</FormTemplates>
+</file>
+
+<file path=customXml/item3.xml><?xml version="1.0" encoding="utf-8"?>
 <ct:contentTypeSchema xmlns:ct="http://schemas.microsoft.com/office/2006/metadata/contentType" xmlns:ma="http://schemas.microsoft.com/office/2006/metadata/properties/metaAttributes" ct:_="" ma:_="" ma:contentTypeName="Document" ma:contentTypeID="0x0101001D17028DCD71ED499BB3A47D673EB647" ma:contentTypeVersion="3" ma:contentTypeDescription="Create a new document." ma:contentTypeScope="" ma:versionID="c990c6ede0770bf988952e708b9b549f">
   <xsd:schema xmlns:xsd="http://www.w3.org/2001/XMLSchema" xmlns:xs="http://www.w3.org/2001/XMLSchema" xmlns:p="http://schemas.microsoft.com/office/2006/metadata/properties" xmlns:ns2="8168c6f4-37a2-443d-8b28-839686c7401d" targetNamespace="http://schemas.microsoft.com/office/2006/metadata/properties" ma:root="true" ma:fieldsID="a758879897adb8decb15356b0e9342b0" ns2:_="">
     <xsd:import namespace="8168c6f4-37a2-443d-8b28-839686c7401d"/>
@@ -9188,30 +18320,28 @@
 </ct:contentTypeSchema>
 </file>
 
-<file path=customXml/item3.xml><?xml version="1.0" encoding="utf-8"?>
-<?mso-contentType ?>
-<FormTemplates xmlns="http://schemas.microsoft.com/sharepoint/v3/contenttype/forms">
-  <Display>DocumentLibraryForm</Display>
-  <Edit>DocumentLibraryForm</Edit>
-  <New>DocumentLibraryForm</New>
-</FormTemplates>
-</file>
-
 <file path=customXml/item4.xml><?xml version="1.0" encoding="utf-8"?>
-<p:properties xmlns:p="http://schemas.microsoft.com/office/2006/metadata/properties" xmlns:xsi="http://www.w3.org/2001/XMLSchema-instance" xmlns:pc="http://schemas.microsoft.com/office/infopath/2007/PartnerControls">
-  <documentManagement/>
-</p:properties>
+<b:Sources xmlns:b="http://schemas.openxmlformats.org/officeDocument/2006/bibliography" xmlns="http://schemas.openxmlformats.org/officeDocument/2006/bibliography" SelectedStyle="\APASixthEditionOfficeOnline.xsl" StyleName="APA" Version="6"/>
 </file>
 
 <file path=customXml/itemProps1.xml><?xml version="1.0" encoding="utf-8"?>
-<ds:datastoreItem xmlns:ds="http://schemas.openxmlformats.org/officeDocument/2006/customXml" ds:itemID="{C75D73BC-AAAA-4632-B534-F56CCB136F47}">
+<ds:datastoreItem xmlns:ds="http://schemas.openxmlformats.org/officeDocument/2006/customXml" ds:itemID="{4A20A6E0-EC78-4083-A642-C57C7224CD3B}">
   <ds:schemaRefs>
-    <ds:schemaRef ds:uri="http://schemas.openxmlformats.org/officeDocument/2006/bibliography"/>
+    <ds:schemaRef ds:uri="http://schemas.microsoft.com/office/2006/metadata/properties"/>
+    <ds:schemaRef ds:uri="http://schemas.microsoft.com/office/infopath/2007/PartnerControls"/>
   </ds:schemaRefs>
 </ds:datastoreItem>
 </file>
 
 <file path=customXml/itemProps2.xml><?xml version="1.0" encoding="utf-8"?>
+<ds:datastoreItem xmlns:ds="http://schemas.openxmlformats.org/officeDocument/2006/customXml" ds:itemID="{523808E2-CDD5-44C0-B9AA-7BCFD7F0B5A9}">
+  <ds:schemaRefs>
+    <ds:schemaRef ds:uri="http://schemas.microsoft.com/sharepoint/v3/contenttype/forms"/>
+  </ds:schemaRefs>
+</ds:datastoreItem>
+</file>
+
+<file path=customXml/itemProps3.xml><?xml version="1.0" encoding="utf-8"?>
 <ds:datastoreItem xmlns:ds="http://schemas.openxmlformats.org/officeDocument/2006/customXml" ds:itemID="{3A0BCA95-888B-4C7A-A632-275E741B33B2}">
   <ds:schemaRefs>
     <ds:schemaRef ds:uri="http://schemas.microsoft.com/office/2006/metadata/contentType"/>
@@ -9229,19 +18359,10 @@
 </ds:datastoreItem>
 </file>
 
-<file path=customXml/itemProps3.xml><?xml version="1.0" encoding="utf-8"?>
-<ds:datastoreItem xmlns:ds="http://schemas.openxmlformats.org/officeDocument/2006/customXml" ds:itemID="{523808E2-CDD5-44C0-B9AA-7BCFD7F0B5A9}">
+<file path=customXml/itemProps4.xml><?xml version="1.0" encoding="utf-8"?>
+<ds:datastoreItem xmlns:ds="http://schemas.openxmlformats.org/officeDocument/2006/customXml" ds:itemID="{C75D73BC-AAAA-4632-B534-F56CCB136F47}">
   <ds:schemaRefs>
-    <ds:schemaRef ds:uri="http://schemas.microsoft.com/sharepoint/v3/contenttype/forms"/>
-  </ds:schemaRefs>
-</ds:datastoreItem>
-</file>
-
-<file path=customXml/itemProps4.xml><?xml version="1.0" encoding="utf-8"?>
-<ds:datastoreItem xmlns:ds="http://schemas.openxmlformats.org/officeDocument/2006/customXml" ds:itemID="{4A20A6E0-EC78-4083-A642-C57C7224CD3B}">
-  <ds:schemaRefs>
-    <ds:schemaRef ds:uri="http://schemas.microsoft.com/office/2006/metadata/properties"/>
-    <ds:schemaRef ds:uri="http://schemas.microsoft.com/office/infopath/2007/PartnerControls"/>
+    <ds:schemaRef ds:uri="http://schemas.openxmlformats.org/officeDocument/2006/bibliography"/>
   </ds:schemaRefs>
 </ds:datastoreItem>
 </file>
--- a/Abschlussbericht Konzepte des Machine Learnings Energiedatenvorhersage.docx
+++ b/Abschlussbericht Konzepte des Machine Learnings Energiedatenvorhersage.docx
@@ -2429,7 +2429,13 @@
         <w:t>Meilensteine:</w:t>
       </w:r>
       <w:r>
-        <w:t xml:space="preserve"> Folgende Meilensteine wurden definiert:</w:t>
+        <w:t xml:space="preserve"> Folgende Meilensteine wurden </w:t>
+      </w:r>
+      <w:r>
+        <w:t xml:space="preserve">im Rahmen dieses Projektes </w:t>
+      </w:r>
+      <w:r>
+        <w:t>definiert:</w:t>
       </w:r>
     </w:p>
     <w:p>
@@ -2492,15 +2498,12 @@
         <w:pStyle w:val="berschrift2"/>
       </w:pPr>
       <w:r>
-        <w:t>Zeitplanung</w:t>
+        <w:t>Zeitplan</w:t>
       </w:r>
     </w:p>
     <w:p>
       <w:r>
-        <w:t>Zur Erreichung der Projektziele wurde der folgende Terminplan vereinbart</w:t>
-      </w:r>
-      <w:r>
-        <w:t>, wobei die folgende Reihenfolge für die Bearbeitung der APs festgelegt wurde:</w:t>
+        <w:t>Die gesamte Projektlaufzeit wurde für insgesamt elf Wochen geplant:</w:t>
       </w:r>
     </w:p>
     <w:p>
@@ -2512,7 +2515,7 @@
         </w:numPr>
       </w:pPr>
       <w:r>
-        <w:t>Kick-Off und AP1: Festlegung der Projektziele, Recherche geeigneter Daten und EDA.</w:t>
+        <w:t>Die Bearbeitung des AP1 wurde für KW 17 bis 19 geplant und beinhaltet die Definition des Projektes, die Recherche nach geeigneten Daten und die EDA.</w:t>
       </w:r>
     </w:p>
     <w:p>
@@ -2524,7 +2527,10 @@
         </w:numPr>
       </w:pPr>
       <w:r>
-        <w:t>AP2 und AP4: Programmierung eines LSTMs und RNNs inklusive Training mit den Datensätzen. Parallel wird eine Containerisierung durchgeführt.</w:t>
+        <w:t>Zur Bearbeitung von</w:t>
+      </w:r>
+      <w:r>
+        <w:t xml:space="preserve"> AP2 und AP4 wurde KW 20 bis 22 angesetzt und beinhaltet neben dem Erstellen der LSTM/RNN Architekturen auch die ersten Testläufe.</w:t>
       </w:r>
     </w:p>
     <w:p>
@@ -2537,26 +2543,12 @@
       </w:pPr>
       <w:r>
         <w:lastRenderedPageBreak/>
-        <w:t>AP3: Beide Modelle werden quantitativ und qualitativ verglichen. Dazu werden die Modelle mit unterschiedlichen Datensätzen trainiert (kurze vs. lange Zeiträume und Variation der Datenauflösung, z. B. stündliche vs. viertelstündliche Auflösung).</w:t>
-      </w:r>
-    </w:p>
-    <w:p>
-      <w:pPr>
-        <w:pStyle w:val="Listenabsatz"/>
-        <w:numPr>
-          <w:ilvl w:val="0"/>
-          <w:numId w:val="31"/>
-        </w:numPr>
-        <w:spacing w:after="160" w:line="278" w:lineRule="auto"/>
-        <w:jc w:val="left"/>
-      </w:pPr>
-      <w:r>
-        <w:t>AP4: Zum Schluss werden letzte Fehler bzw. Unstimmigkeiten in den Modellen behoben und die Projektdokumentation zu einem finalen Dokument zusammengefasst.</w:t>
+        <w:t>Für KW 23 bis 25 wurde die Bearbeitung des AP3 angesetzt. Hier liegt der Fokus auf dem qualitativen und quantitativen Vergleich beider Architekturen mit Datensätzen unterschiedlicher Zeiträume und Auflösung (z. B. Viertelstunde vs. Stunde).</w:t>
       </w:r>
     </w:p>
     <w:tbl>
       <w:tblPr>
-        <w:tblW w:w="7780" w:type="dxa"/>
+        <w:tblW w:w="7880" w:type="dxa"/>
         <w:jc w:val="center"/>
         <w:tblCellMar>
           <w:left w:w="70" w:type="dxa"/>
@@ -2565,7 +2557,7 @@
         <w:tblLook w:val="04A0" w:firstRow="1" w:lastRow="0" w:firstColumn="1" w:lastColumn="0" w:noHBand="0" w:noVBand="1"/>
       </w:tblPr>
       <w:tblGrid>
-        <w:gridCol w:w="3620"/>
+        <w:gridCol w:w="3720"/>
         <w:gridCol w:w="320"/>
         <w:gridCol w:w="360"/>
         <w:gridCol w:w="360"/>
@@ -2582,12 +2574,12 @@
       </w:tblGrid>
       <w:tr>
         <w:trPr>
-          <w:trHeight w:val="315"/>
+          <w:trHeight w:val="288"/>
           <w:jc w:val="center"/>
         </w:trPr>
         <w:tc>
           <w:tcPr>
-            <w:tcW w:w="3620" w:type="dxa"/>
+            <w:tcW w:w="3720" w:type="dxa"/>
             <w:tcBorders>
               <w:top w:val="single" w:sz="4" w:space="0" w:color="auto"/>
               <w:left w:val="single" w:sz="4" w:space="0" w:color="auto"/>
@@ -3208,12 +3200,12 @@
       </w:tr>
       <w:tr>
         <w:trPr>
-          <w:trHeight w:val="315"/>
+          <w:trHeight w:val="288"/>
           <w:jc w:val="center"/>
         </w:trPr>
         <w:tc>
           <w:tcPr>
-            <w:tcW w:w="3620" w:type="dxa"/>
+            <w:tcW w:w="3720" w:type="dxa"/>
             <w:tcBorders>
               <w:top w:val="nil"/>
               <w:left w:val="single" w:sz="4" w:space="0" w:color="auto"/>
@@ -3788,12 +3780,12 @@
       </w:tr>
       <w:tr>
         <w:trPr>
-          <w:trHeight w:val="300"/>
+          <w:trHeight w:val="276"/>
           <w:jc w:val="center"/>
         </w:trPr>
         <w:tc>
           <w:tcPr>
-            <w:tcW w:w="3620" w:type="dxa"/>
+            <w:tcW w:w="3720" w:type="dxa"/>
             <w:tcBorders>
               <w:top w:val="single" w:sz="8" w:space="0" w:color="auto"/>
               <w:left w:val="single" w:sz="4" w:space="0" w:color="auto"/>
@@ -4220,12 +4212,12 @@
       </w:tr>
       <w:tr>
         <w:trPr>
-          <w:trHeight w:val="300"/>
+          <w:trHeight w:val="276"/>
           <w:jc w:val="center"/>
         </w:trPr>
         <w:tc>
           <w:tcPr>
-            <w:tcW w:w="3620" w:type="dxa"/>
+            <w:tcW w:w="3720" w:type="dxa"/>
             <w:tcBorders>
               <w:top w:val="nil"/>
               <w:left w:val="single" w:sz="4" w:space="0" w:color="auto"/>
@@ -4646,12 +4638,12 @@
       </w:tr>
       <w:tr>
         <w:trPr>
-          <w:trHeight w:val="300"/>
+          <w:trHeight w:val="276"/>
           <w:jc w:val="center"/>
         </w:trPr>
         <w:tc>
           <w:tcPr>
-            <w:tcW w:w="3620" w:type="dxa"/>
+            <w:tcW w:w="3720" w:type="dxa"/>
             <w:tcBorders>
               <w:top w:val="nil"/>
               <w:left w:val="single" w:sz="4" w:space="0" w:color="auto"/>
@@ -5031,12 +5023,12 @@
       </w:tr>
       <w:tr>
         <w:trPr>
-          <w:trHeight w:val="300"/>
+          <w:trHeight w:val="276"/>
           <w:jc w:val="center"/>
         </w:trPr>
         <w:tc>
           <w:tcPr>
-            <w:tcW w:w="3620" w:type="dxa"/>
+            <w:tcW w:w="3720" w:type="dxa"/>
             <w:tcBorders>
               <w:top w:val="nil"/>
               <w:left w:val="single" w:sz="4" w:space="0" w:color="auto"/>
@@ -5457,12 +5449,12 @@
       </w:tr>
       <w:tr>
         <w:trPr>
-          <w:trHeight w:val="315"/>
+          <w:trHeight w:val="288"/>
           <w:jc w:val="center"/>
         </w:trPr>
         <w:tc>
           <w:tcPr>
-            <w:tcW w:w="3620" w:type="dxa"/>
+            <w:tcW w:w="3720" w:type="dxa"/>
             <w:tcBorders>
               <w:top w:val="nil"/>
               <w:left w:val="single" w:sz="4" w:space="0" w:color="auto"/>
@@ -5883,12 +5875,12 @@
       </w:tr>
       <w:tr>
         <w:trPr>
-          <w:trHeight w:val="300"/>
+          <w:trHeight w:val="276"/>
           <w:jc w:val="center"/>
         </w:trPr>
         <w:tc>
           <w:tcPr>
-            <w:tcW w:w="3620" w:type="dxa"/>
+            <w:tcW w:w="3720" w:type="dxa"/>
             <w:tcBorders>
               <w:top w:val="nil"/>
               <w:left w:val="single" w:sz="4" w:space="0" w:color="auto"/>
@@ -6315,12 +6307,12 @@
       </w:tr>
       <w:tr>
         <w:trPr>
-          <w:trHeight w:val="300"/>
+          <w:trHeight w:val="276"/>
           <w:jc w:val="center"/>
         </w:trPr>
         <w:tc>
           <w:tcPr>
-            <w:tcW w:w="3620" w:type="dxa"/>
+            <w:tcW w:w="3720" w:type="dxa"/>
             <w:tcBorders>
               <w:top w:val="nil"/>
               <w:left w:val="single" w:sz="4" w:space="0" w:color="auto"/>
@@ -6741,12 +6733,12 @@
       </w:tr>
       <w:tr>
         <w:trPr>
-          <w:trHeight w:val="300"/>
+          <w:trHeight w:val="288"/>
           <w:jc w:val="center"/>
         </w:trPr>
         <w:tc>
           <w:tcPr>
-            <w:tcW w:w="3620" w:type="dxa"/>
+            <w:tcW w:w="3720" w:type="dxa"/>
             <w:tcBorders>
               <w:top w:val="nil"/>
               <w:left w:val="single" w:sz="4" w:space="0" w:color="auto"/>
@@ -7127,12 +7119,12 @@
       </w:tr>
       <w:tr>
         <w:trPr>
-          <w:trHeight w:val="300"/>
+          <w:trHeight w:val="276"/>
           <w:jc w:val="center"/>
         </w:trPr>
         <w:tc>
           <w:tcPr>
-            <w:tcW w:w="3620" w:type="dxa"/>
+            <w:tcW w:w="3720" w:type="dxa"/>
             <w:tcBorders>
               <w:top w:val="nil"/>
               <w:left w:val="single" w:sz="4" w:space="0" w:color="auto"/>
@@ -7553,12 +7545,12 @@
       </w:tr>
       <w:tr>
         <w:trPr>
-          <w:trHeight w:val="315"/>
+          <w:trHeight w:val="288"/>
           <w:jc w:val="center"/>
         </w:trPr>
         <w:tc>
           <w:tcPr>
-            <w:tcW w:w="3620" w:type="dxa"/>
+            <w:tcW w:w="3720" w:type="dxa"/>
             <w:tcBorders>
               <w:top w:val="nil"/>
               <w:left w:val="single" w:sz="4" w:space="0" w:color="auto"/>
@@ -7979,12 +7971,12 @@
       </w:tr>
       <w:tr>
         <w:trPr>
-          <w:trHeight w:val="300"/>
+          <w:trHeight w:val="276"/>
           <w:jc w:val="center"/>
         </w:trPr>
         <w:tc>
           <w:tcPr>
-            <w:tcW w:w="3620" w:type="dxa"/>
+            <w:tcW w:w="3720" w:type="dxa"/>
             <w:tcBorders>
               <w:top w:val="nil"/>
               <w:left w:val="single" w:sz="4" w:space="0" w:color="auto"/>
@@ -8411,12 +8403,12 @@
       </w:tr>
       <w:tr>
         <w:trPr>
-          <w:trHeight w:val="300"/>
+          <w:trHeight w:val="276"/>
           <w:jc w:val="center"/>
         </w:trPr>
         <w:tc>
           <w:tcPr>
-            <w:tcW w:w="3620" w:type="dxa"/>
+            <w:tcW w:w="3720" w:type="dxa"/>
             <w:tcBorders>
               <w:top w:val="nil"/>
               <w:left w:val="single" w:sz="4" w:space="0" w:color="auto"/>
@@ -8837,12 +8829,12 @@
       </w:tr>
       <w:tr>
         <w:trPr>
-          <w:trHeight w:val="300"/>
+          <w:trHeight w:val="276"/>
           <w:jc w:val="center"/>
         </w:trPr>
         <w:tc>
           <w:tcPr>
-            <w:tcW w:w="3620" w:type="dxa"/>
+            <w:tcW w:w="3720" w:type="dxa"/>
             <w:tcBorders>
               <w:top w:val="nil"/>
               <w:left w:val="single" w:sz="4" w:space="0" w:color="auto"/>
@@ -9223,12 +9215,12 @@
       </w:tr>
       <w:tr>
         <w:trPr>
-          <w:trHeight w:val="300"/>
+          <w:trHeight w:val="276"/>
           <w:jc w:val="center"/>
         </w:trPr>
         <w:tc>
           <w:tcPr>
-            <w:tcW w:w="3620" w:type="dxa"/>
+            <w:tcW w:w="3720" w:type="dxa"/>
             <w:tcBorders>
               <w:top w:val="nil"/>
               <w:left w:val="single" w:sz="4" w:space="0" w:color="auto"/>
@@ -9661,12 +9653,12 @@
       </w:tr>
       <w:tr>
         <w:trPr>
-          <w:trHeight w:val="315"/>
+          <w:trHeight w:val="288"/>
           <w:jc w:val="center"/>
         </w:trPr>
         <w:tc>
           <w:tcPr>
-            <w:tcW w:w="3620" w:type="dxa"/>
+            <w:tcW w:w="3720" w:type="dxa"/>
             <w:tcBorders>
               <w:top w:val="nil"/>
               <w:left w:val="single" w:sz="4" w:space="0" w:color="auto"/>
@@ -10099,12 +10091,12 @@
       </w:tr>
       <w:tr>
         <w:trPr>
-          <w:trHeight w:val="300"/>
+          <w:trHeight w:val="276"/>
           <w:jc w:val="center"/>
         </w:trPr>
         <w:tc>
           <w:tcPr>
-            <w:tcW w:w="3620" w:type="dxa"/>
+            <w:tcW w:w="3720" w:type="dxa"/>
             <w:tcBorders>
               <w:top w:val="nil"/>
               <w:left w:val="single" w:sz="4" w:space="0" w:color="auto"/>
@@ -10531,12 +10523,12 @@
       </w:tr>
       <w:tr>
         <w:trPr>
-          <w:trHeight w:val="300"/>
+          <w:trHeight w:val="276"/>
           <w:jc w:val="center"/>
         </w:trPr>
         <w:tc>
           <w:tcPr>
-            <w:tcW w:w="3620" w:type="dxa"/>
+            <w:tcW w:w="3720" w:type="dxa"/>
             <w:tcBorders>
               <w:top w:val="nil"/>
               <w:left w:val="single" w:sz="4" w:space="0" w:color="auto"/>
@@ -10944,12 +10936,12 @@
       </w:tr>
       <w:tr>
         <w:trPr>
-          <w:trHeight w:val="300"/>
+          <w:trHeight w:val="276"/>
           <w:jc w:val="center"/>
         </w:trPr>
         <w:tc>
           <w:tcPr>
-            <w:tcW w:w="3620" w:type="dxa"/>
+            <w:tcW w:w="3720" w:type="dxa"/>
             <w:tcBorders>
               <w:top w:val="nil"/>
               <w:left w:val="single" w:sz="4" w:space="0" w:color="auto"/>
@@ -11511,8 +11503,6 @@
         </w:tc>
       </w:tr>
     </w:tbl>
-    <w:p/>
-    <w:p/>
     <w:p/>
     <w:p/>
     <w:p/>
@@ -11590,7 +11580,7 @@
                 <w:noProof/>
               </w:rPr>
               <w:drawing>
-                <wp:inline distT="0" distB="0" distL="0" distR="0" wp14:anchorId="119E4EC9" wp14:editId="668E4451">
+                <wp:inline distT="0" distB="0" distL="0" distR="0" wp14:anchorId="119E4EC9" wp14:editId="07EBF4A9">
                   <wp:extent cx="5760720" cy="2304415"/>
                   <wp:effectExtent l="0" t="0" r="0" b="635"/>
                   <wp:docPr id="587909230" name="Grafik 2"/>
@@ -12669,6 +12659,299 @@
         </w:tc>
       </w:tr>
     </w:tbl>
+    <w:p>
+      <w:pPr>
+        <w:sectPr>
+          <w:headerReference w:type="default" r:id="rId23"/>
+          <w:footerReference w:type="default" r:id="rId24"/>
+          <w:pgSz w:w="11906" w:h="16838"/>
+          <w:pgMar w:top="1417" w:right="1417" w:bottom="1134" w:left="1417" w:header="708" w:footer="708" w:gutter="0"/>
+          <w:pgNumType w:start="1"/>
+          <w:cols w:space="708"/>
+          <w:docGrid w:linePitch="360"/>
+        </w:sectPr>
+      </w:pPr>
+    </w:p>
+    <w:p>
+      <w:pPr>
+        <w:pStyle w:val="Anhang"/>
+      </w:pPr>
+      <w:r>
+        <w:lastRenderedPageBreak/>
+        <w:t>Anhang</w:t>
+      </w:r>
+    </w:p>
+    <w:p>
+      <w:r>
+        <w:t>Originalbilder</w:t>
+      </w:r>
+    </w:p>
+    <w:tbl>
+      <w:tblPr>
+        <w:tblStyle w:val="Tabellenraster"/>
+        <w:tblW w:w="0" w:type="auto"/>
+        <w:tblBorders>
+          <w:top w:val="none" w:sz="0" w:space="0" w:color="auto"/>
+          <w:left w:val="none" w:sz="0" w:space="0" w:color="auto"/>
+          <w:bottom w:val="none" w:sz="0" w:space="0" w:color="auto"/>
+          <w:right w:val="none" w:sz="0" w:space="0" w:color="auto"/>
+          <w:insideH w:val="none" w:sz="0" w:space="0" w:color="auto"/>
+          <w:insideV w:val="none" w:sz="0" w:space="0" w:color="auto"/>
+        </w:tblBorders>
+        <w:tblLook w:val="04A0" w:firstRow="1" w:lastRow="0" w:firstColumn="1" w:lastColumn="0" w:noHBand="0" w:noVBand="1"/>
+      </w:tblPr>
+      <w:tblGrid>
+        <w:gridCol w:w="9072"/>
+      </w:tblGrid>
+      <w:tr>
+        <w:tc>
+          <w:tcPr>
+            <w:tcW w:w="9062" w:type="dxa"/>
+          </w:tcPr>
+          <w:p>
+            <w:r>
+              <w:rPr>
+                <w:noProof/>
+              </w:rPr>
+              <w:drawing>
+                <wp:inline distT="0" distB="0" distL="0" distR="0" wp14:anchorId="37671BCA" wp14:editId="7A7C26DD">
+                  <wp:extent cx="5760720" cy="2304415"/>
+                  <wp:effectExtent l="0" t="0" r="0" b="635"/>
+                  <wp:docPr id="371650901" name="Grafik 2"/>
+                  <wp:cNvGraphicFramePr>
+                    <a:graphicFrameLocks xmlns:a="http://schemas.openxmlformats.org/drawingml/2006/main" noChangeAspect="1"/>
+                  </wp:cNvGraphicFramePr>
+                  <a:graphic xmlns:a="http://schemas.openxmlformats.org/drawingml/2006/main">
+                    <a:graphicData uri="http://schemas.openxmlformats.org/drawingml/2006/picture">
+                      <pic:pic xmlns:pic="http://schemas.openxmlformats.org/drawingml/2006/picture">
+                        <pic:nvPicPr>
+                          <pic:cNvPr id="0" name="Picture 6"/>
+                          <pic:cNvPicPr>
+                            <a:picLocks noChangeAspect="1" noChangeArrowheads="1"/>
+                          </pic:cNvPicPr>
+                        </pic:nvPicPr>
+                        <pic:blipFill>
+                          <a:blip r:embed="rId19" cstate="print">
+                            <a:extLst>
+                              <a:ext uri="{28A0092B-C50C-407E-A947-70E740481C1C}">
+                                <a14:useLocalDpi xmlns:a14="http://schemas.microsoft.com/office/drawing/2010/main" val="0"/>
+                              </a:ext>
+                            </a:extLst>
+                          </a:blip>
+                          <a:srcRect/>
+                          <a:stretch>
+                            <a:fillRect/>
+                          </a:stretch>
+                        </pic:blipFill>
+                        <pic:spPr bwMode="auto">
+                          <a:xfrm>
+                            <a:off x="0" y="0"/>
+                            <a:ext cx="5760720" cy="2304415"/>
+                          </a:xfrm>
+                          <a:prstGeom prst="rect">
+                            <a:avLst/>
+                          </a:prstGeom>
+                          <a:noFill/>
+                          <a:ln>
+                            <a:noFill/>
+                          </a:ln>
+                        </pic:spPr>
+                      </pic:pic>
+                    </a:graphicData>
+                  </a:graphic>
+                </wp:inline>
+              </w:drawing>
+            </w:r>
+          </w:p>
+        </w:tc>
+      </w:tr>
+      <w:tr>
+        <w:tc>
+          <w:tcPr>
+            <w:tcW w:w="9062" w:type="dxa"/>
+          </w:tcPr>
+          <w:p>
+            <w:pPr>
+              <w:pStyle w:val="Bildunterschrift"/>
+            </w:pPr>
+            <w:r>
+              <w:rPr>
+                <w:b/>
+                <w:bCs/>
+              </w:rPr>
+              <w:t xml:space="preserve">Abbildung </w:t>
+            </w:r>
+            <w:r>
+              <w:rPr>
+                <w:b/>
+                <w:bCs/>
+              </w:rPr>
+              <w:t>A</w:t>
+            </w:r>
+            <w:r>
+              <w:rPr>
+                <w:b/>
+                <w:bCs/>
+              </w:rPr>
+              <w:t>.</w:t>
+            </w:r>
+            <w:r>
+              <w:rPr>
+                <w:b/>
+                <w:bCs/>
+              </w:rPr>
+              <w:t>1</w:t>
+            </w:r>
+            <w:r>
+              <w:rPr>
+                <w:b/>
+                <w:bCs/>
+              </w:rPr>
+              <w:t>:</w:t>
+            </w:r>
+            <w:r>
+              <w:t xml:space="preserve"> Solar- und Wind Onshore-Energieerzeugung über elf Tage (Rohdaten).</w:t>
+            </w:r>
+          </w:p>
+        </w:tc>
+      </w:tr>
+    </w:tbl>
+    <w:p/>
+    <w:tbl>
+      <w:tblPr>
+        <w:tblStyle w:val="Tabellenraster"/>
+        <w:tblW w:w="0" w:type="auto"/>
+        <w:tblBorders>
+          <w:top w:val="none" w:sz="0" w:space="0" w:color="auto"/>
+          <w:left w:val="none" w:sz="0" w:space="0" w:color="auto"/>
+          <w:bottom w:val="none" w:sz="0" w:space="0" w:color="auto"/>
+          <w:right w:val="none" w:sz="0" w:space="0" w:color="auto"/>
+          <w:insideH w:val="none" w:sz="0" w:space="0" w:color="auto"/>
+          <w:insideV w:val="none" w:sz="0" w:space="0" w:color="auto"/>
+        </w:tblBorders>
+        <w:tblLook w:val="04A0" w:firstRow="1" w:lastRow="0" w:firstColumn="1" w:lastColumn="0" w:noHBand="0" w:noVBand="1"/>
+      </w:tblPr>
+      <w:tblGrid>
+        <w:gridCol w:w="9062"/>
+      </w:tblGrid>
+      <w:tr>
+        <w:tc>
+          <w:tcPr>
+            <w:tcW w:w="9062" w:type="dxa"/>
+          </w:tcPr>
+          <w:p>
+            <w:pPr>
+              <w:pStyle w:val="StandardWeb"/>
+              <w:ind w:left="360"/>
+              <w:jc w:val="center"/>
+            </w:pPr>
+            <w:r>
+              <w:rPr>
+                <w:noProof/>
+              </w:rPr>
+              <w:drawing>
+                <wp:inline distT="0" distB="0" distL="0" distR="0" wp14:anchorId="2FEE2D88" wp14:editId="5F559871">
+                  <wp:extent cx="3647440" cy="2735580"/>
+                  <wp:effectExtent l="0" t="0" r="0" b="7620"/>
+                  <wp:docPr id="948183990" name="Grafik 3"/>
+                  <wp:cNvGraphicFramePr>
+                    <a:graphicFrameLocks xmlns:a="http://schemas.openxmlformats.org/drawingml/2006/main" noChangeAspect="1"/>
+                  </wp:cNvGraphicFramePr>
+                  <a:graphic xmlns:a="http://schemas.openxmlformats.org/drawingml/2006/main">
+                    <a:graphicData uri="http://schemas.openxmlformats.org/drawingml/2006/picture">
+                      <pic:pic xmlns:pic="http://schemas.openxmlformats.org/drawingml/2006/picture">
+                        <pic:nvPicPr>
+                          <pic:cNvPr id="0" name="Picture 8"/>
+                          <pic:cNvPicPr>
+                            <a:picLocks noChangeAspect="1" noChangeArrowheads="1"/>
+                          </pic:cNvPicPr>
+                        </pic:nvPicPr>
+                        <pic:blipFill>
+                          <a:blip r:embed="rId21">
+                            <a:extLst>
+                              <a:ext uri="{28A0092B-C50C-407E-A947-70E740481C1C}">
+                                <a14:useLocalDpi xmlns:a14="http://schemas.microsoft.com/office/drawing/2010/main" val="0"/>
+                              </a:ext>
+                            </a:extLst>
+                          </a:blip>
+                          <a:srcRect/>
+                          <a:stretch>
+                            <a:fillRect/>
+                          </a:stretch>
+                        </pic:blipFill>
+                        <pic:spPr bwMode="auto">
+                          <a:xfrm>
+                            <a:off x="0" y="0"/>
+                            <a:ext cx="3647440" cy="2735580"/>
+                          </a:xfrm>
+                          <a:prstGeom prst="rect">
+                            <a:avLst/>
+                          </a:prstGeom>
+                          <a:noFill/>
+                          <a:ln>
+                            <a:noFill/>
+                          </a:ln>
+                        </pic:spPr>
+                      </pic:pic>
+                    </a:graphicData>
+                  </a:graphic>
+                </wp:inline>
+              </w:drawing>
+            </w:r>
+          </w:p>
+        </w:tc>
+      </w:tr>
+      <w:tr>
+        <w:tc>
+          <w:tcPr>
+            <w:tcW w:w="9062" w:type="dxa"/>
+          </w:tcPr>
+          <w:p>
+            <w:pPr>
+              <w:pStyle w:val="Bildunterschrift"/>
+            </w:pPr>
+            <w:r>
+              <w:rPr>
+                <w:b/>
+                <w:bCs/>
+              </w:rPr>
+              <w:t xml:space="preserve">Abbildung </w:t>
+            </w:r>
+            <w:r>
+              <w:rPr>
+                <w:b/>
+                <w:bCs/>
+              </w:rPr>
+              <w:t>A</w:t>
+            </w:r>
+            <w:r>
+              <w:rPr>
+                <w:b/>
+                <w:bCs/>
+              </w:rPr>
+              <w:t>.</w:t>
+            </w:r>
+            <w:r>
+              <w:rPr>
+                <w:b/>
+                <w:bCs/>
+              </w:rPr>
+              <w:t>2</w:t>
+            </w:r>
+            <w:r>
+              <w:rPr>
+                <w:b/>
+                <w:bCs/>
+              </w:rPr>
+              <w:t>:</w:t>
+            </w:r>
+            <w:r>
+              <w:t xml:space="preserve"> Durchschnittliches Tagesprofil der PV und Wind Onshore Energieerzeugung aggregiert über elf Tage.</w:t>
+            </w:r>
+          </w:p>
+        </w:tc>
+      </w:tr>
+    </w:tbl>
     <w:p/>
     <w:p>
       <w:pPr>
@@ -12678,11 +12961,11 @@
     </w:p>
     <w:p/>
     <w:sectPr>
-      <w:headerReference w:type="default" r:id="rId23"/>
-      <w:footerReference w:type="default" r:id="rId24"/>
+      <w:headerReference w:type="default" r:id="rId25"/>
+      <w:footerReference w:type="default" r:id="rId26"/>
       <w:pgSz w:w="11906" w:h="16838"/>
       <w:pgMar w:top="1417" w:right="1417" w:bottom="1134" w:left="1417" w:header="708" w:footer="708" w:gutter="0"/>
-      <w:pgNumType w:start="1"/>
+      <w:pgNumType w:fmt="upperRoman" w:start="1"/>
       <w:cols w:space="708"/>
       <w:docGrid w:linePitch="360"/>
     </w:sectPr>
@@ -12860,6 +13143,92 @@
 </w:ftr>
 </file>
 
+<file path=word/footer4.xml><?xml version="1.0" encoding="utf-8"?>
+<w:ftr xmlns:wpc="http://schemas.microsoft.com/office/word/2010/wordprocessingCanvas" xmlns:cx="http://schemas.microsoft.com/office/drawing/2014/chartex" xmlns:cx1="http://schemas.microsoft.com/office/drawing/2015/9/8/chartex" xmlns:cx2="http://schemas.microsoft.com/office/drawing/2015/10/21/chartex" xmlns:cx3="http://schemas.microsoft.com/office/drawing/2016/5/9/chartex" xmlns:cx4="http://schemas.microsoft.com/office/drawing/2016/5/10/chartex" xmlns:cx5="http://schemas.microsoft.com/office/drawing/2016/5/11/chartex" xmlns:cx6="http://schemas.microsoft.com/office/drawing/2016/5/12/chartex" xmlns:cx7="http://schemas.microsoft.com/office/drawing/2016/5/13/chartex" xmlns:cx8="http://schemas.microsoft.com/office/drawing/2016/5/14/chartex" xmlns:mc="http://schemas.openxmlformats.org/markup-compatibility/2006" xmlns:aink="http://schemas.microsoft.com/office/drawing/2016/ink" xmlns:am3d="http://schemas.microsoft.com/office/drawing/2017/model3d" xmlns:o="urn:schemas-microsoft-com:office:office" xmlns:oel="http://schemas.microsoft.com/office/2019/extlst" xmlns:r="http://schemas.openxmlformats.org/officeDocument/2006/relationships" xmlns:m="http://schemas.openxmlformats.org/officeDocument/2006/math" xmlns:v="urn:schemas-microsoft-com:vml" xmlns:wp14="http://schemas.microsoft.com/office/word/2010/wordprocessingDrawing" xmlns:wp="http://schemas.openxmlformats.org/drawingml/2006/wordprocessingDrawing" xmlns:w10="urn:schemas-microsoft-com:office:word" xmlns:w="http://schemas.openxmlformats.org/wordprocessingml/2006/main" xmlns:w14="http://schemas.microsoft.com/office/word/2010/wordml" xmlns:w15="http://schemas.microsoft.com/office/word/2012/wordml" xmlns:w16cex="http://schemas.microsoft.com/office/word/2018/wordml/cex" xmlns:w16cid="http://schemas.microsoft.com/office/word/2016/wordml/cid" xmlns:w16="http://schemas.microsoft.com/office/word/2018/wordml" xmlns:w16du="http://schemas.microsoft.com/office/word/2023/wordml/word16du" xmlns:w16sdtdh="http://schemas.microsoft.com/office/word/2020/wordml/sdtdatahash" xmlns:w16sdtfl="http://schemas.microsoft.com/office/word/2024/wordml/sdtformatlock" xmlns:w16se="http://schemas.microsoft.com/office/word/2015/wordml/symex" xmlns:wpg="http://schemas.microsoft.com/office/word/2010/wordprocessingGroup" xmlns:wpi="http://schemas.microsoft.com/office/word/2010/wordprocessingInk" xmlns:wne="http://schemas.microsoft.com/office/word/2006/wordml" xmlns:wps="http://schemas.microsoft.com/office/word/2010/wordprocessingShape" mc:Ignorable="w14 w15 w16se w16cid w16 w16cex w16sdtdh w16sdtfl w16du wp14">
+  <w:tbl>
+    <w:tblPr>
+      <w:tblStyle w:val="Tabellenraster"/>
+      <w:tblW w:w="0" w:type="auto"/>
+      <w:tblBorders>
+        <w:left w:val="none" w:sz="0" w:space="0" w:color="auto"/>
+        <w:bottom w:val="none" w:sz="0" w:space="0" w:color="auto"/>
+        <w:right w:val="none" w:sz="0" w:space="0" w:color="auto"/>
+      </w:tblBorders>
+      <w:tblLook w:val="04A0" w:firstRow="1" w:lastRow="0" w:firstColumn="1" w:lastColumn="0" w:noHBand="0" w:noVBand="1"/>
+    </w:tblPr>
+    <w:tblGrid>
+      <w:gridCol w:w="9062"/>
+    </w:tblGrid>
+    <w:tr>
+      <w:tc>
+        <w:tcPr>
+          <w:tcW w:w="9062" w:type="dxa"/>
+        </w:tcPr>
+        <w:sdt>
+          <w:sdtPr>
+            <w:rPr>
+              <w:rFonts w:ascii="Times New Roman" w:hAnsi="Times New Roman" w:cs="Times New Roman"/>
+            </w:rPr>
+            <w:id w:val="80184951"/>
+            <w:docPartObj>
+              <w:docPartGallery w:val="Page Numbers (Bottom of Page)"/>
+              <w:docPartUnique/>
+            </w:docPartObj>
+          </w:sdtPr>
+          <w:sdtContent>
+            <w:p>
+              <w:pPr>
+                <w:pStyle w:val="Fuzeile"/>
+                <w:spacing w:before="240"/>
+                <w:jc w:val="right"/>
+                <w:rPr>
+                  <w:rFonts w:ascii="Times New Roman" w:hAnsi="Times New Roman" w:cs="Times New Roman"/>
+                </w:rPr>
+              </w:pPr>
+              <w:r>
+                <w:rPr>
+                  <w:rFonts w:ascii="Times New Roman" w:hAnsi="Times New Roman" w:cs="Times New Roman"/>
+                </w:rPr>
+                <w:fldChar w:fldCharType="begin"/>
+              </w:r>
+              <w:r>
+                <w:rPr>
+                  <w:rFonts w:ascii="Times New Roman" w:hAnsi="Times New Roman" w:cs="Times New Roman"/>
+                </w:rPr>
+                <w:instrText>PAGE   \* MERGEFORMAT</w:instrText>
+              </w:r>
+              <w:r>
+                <w:rPr>
+                  <w:rFonts w:ascii="Times New Roman" w:hAnsi="Times New Roman" w:cs="Times New Roman"/>
+                </w:rPr>
+                <w:fldChar w:fldCharType="separate"/>
+              </w:r>
+              <w:r>
+                <w:rPr>
+                  <w:rFonts w:ascii="Times New Roman" w:hAnsi="Times New Roman" w:cs="Times New Roman"/>
+                </w:rPr>
+                <w:t>5</w:t>
+              </w:r>
+              <w:r>
+                <w:rPr>
+                  <w:rFonts w:ascii="Times New Roman" w:hAnsi="Times New Roman" w:cs="Times New Roman"/>
+                </w:rPr>
+                <w:fldChar w:fldCharType="end"/>
+              </w:r>
+            </w:p>
+          </w:sdtContent>
+        </w:sdt>
+      </w:tc>
+    </w:tr>
+  </w:tbl>
+  <w:p>
+    <w:pPr>
+      <w:pStyle w:val="Fuzeile"/>
+    </w:pPr>
+  </w:p>
+</w:ftr>
+</file>
+
 <file path=word/footnotes.xml><?xml version="1.0" encoding="utf-8"?>
 <w:footnotes xmlns:wpc="http://schemas.microsoft.com/office/word/2010/wordprocessingCanvas" xmlns:cx="http://schemas.microsoft.com/office/drawing/2014/chartex" xmlns:cx1="http://schemas.microsoft.com/office/drawing/2015/9/8/chartex" xmlns:cx2="http://schemas.microsoft.com/office/drawing/2015/10/21/chartex" xmlns:cx3="http://schemas.microsoft.com/office/drawing/2016/5/9/chartex" xmlns:cx4="http://schemas.microsoft.com/office/drawing/2016/5/10/chartex" xmlns:cx5="http://schemas.microsoft.com/office/drawing/2016/5/11/chartex" xmlns:cx6="http://schemas.microsoft.com/office/drawing/2016/5/12/chartex" xmlns:cx7="http://schemas.microsoft.com/office/drawing/2016/5/13/chartex" xmlns:cx8="http://schemas.microsoft.com/office/drawing/2016/5/14/chartex" xmlns:mc="http://schemas.openxmlformats.org/markup-compatibility/2006" xmlns:aink="http://schemas.microsoft.com/office/drawing/2016/ink" xmlns:am3d="http://schemas.microsoft.com/office/drawing/2017/model3d" xmlns:o="urn:schemas-microsoft-com:office:office" xmlns:oel="http://schemas.microsoft.com/office/2019/extlst" xmlns:r="http://schemas.openxmlformats.org/officeDocument/2006/relationships" xmlns:m="http://schemas.openxmlformats.org/officeDocument/2006/math" xmlns:v="urn:schemas-microsoft-com:vml" xmlns:wp14="http://schemas.microsoft.com/office/word/2010/wordprocessingDrawing" xmlns:wp="http://schemas.openxmlformats.org/drawingml/2006/wordprocessingDrawing" xmlns:w10="urn:schemas-microsoft-com:office:word" xmlns:w="http://schemas.openxmlformats.org/wordprocessingml/2006/main" xmlns:w14="http://schemas.microsoft.com/office/word/2010/wordml" xmlns:w15="http://schemas.microsoft.com/office/word/2012/wordml" xmlns:w16cex="http://schemas.microsoft.com/office/word/2018/wordml/cex" xmlns:w16cid="http://schemas.microsoft.com/office/word/2016/wordml/cid" xmlns:w16="http://schemas.microsoft.com/office/word/2018/wordml" xmlns:w16du="http://schemas.microsoft.com/office/word/2023/wordml/word16du" xmlns:w16sdtdh="http://schemas.microsoft.com/office/word/2020/wordml/sdtdatahash" xmlns:w16sdtfl="http://schemas.microsoft.com/office/word/2024/wordml/sdtformatlock" xmlns:w16se="http://schemas.microsoft.com/office/word/2015/wordml/symex" xmlns:wpg="http://schemas.microsoft.com/office/word/2010/wordprocessingGroup" xmlns:wpi="http://schemas.microsoft.com/office/word/2010/wordprocessingInk" xmlns:wne="http://schemas.microsoft.com/office/word/2006/wordml" xmlns:wps="http://schemas.microsoft.com/office/word/2010/wordprocessingShape" mc:Ignorable="w14 w15 w16se w16cid w16 w16cex w16sdtdh w16sdtfl w16du wp14">
   <w:footnote w:type="separator" w:id="-1">
@@ -12957,7 +13326,79 @@
               <w:rFonts w:ascii="Times New Roman" w:hAnsi="Times New Roman" w:cs="Times New Roman"/>
               <w:noProof/>
             </w:rPr>
-            <w:t>Vorgehensweise und Projektumsetzung</w:t>
+            <w:t>Ergebnisse und Diskussion</w:t>
+          </w:r>
+          <w:r>
+            <w:rPr>
+              <w:rFonts w:ascii="Times New Roman" w:hAnsi="Times New Roman" w:cs="Times New Roman"/>
+            </w:rPr>
+            <w:fldChar w:fldCharType="end"/>
+          </w:r>
+        </w:p>
+      </w:tc>
+    </w:tr>
+  </w:tbl>
+  <w:p>
+    <w:pPr>
+      <w:pStyle w:val="Kopfzeile"/>
+    </w:pPr>
+  </w:p>
+</w:hdr>
+</file>
+
+<file path=word/header4.xml><?xml version="1.0" encoding="utf-8"?>
+<w:hdr xmlns:wpc="http://schemas.microsoft.com/office/word/2010/wordprocessingCanvas" xmlns:cx="http://schemas.microsoft.com/office/drawing/2014/chartex" xmlns:cx1="http://schemas.microsoft.com/office/drawing/2015/9/8/chartex" xmlns:cx2="http://schemas.microsoft.com/office/drawing/2015/10/21/chartex" xmlns:cx3="http://schemas.microsoft.com/office/drawing/2016/5/9/chartex" xmlns:cx4="http://schemas.microsoft.com/office/drawing/2016/5/10/chartex" xmlns:cx5="http://schemas.microsoft.com/office/drawing/2016/5/11/chartex" xmlns:cx6="http://schemas.microsoft.com/office/drawing/2016/5/12/chartex" xmlns:cx7="http://schemas.microsoft.com/office/drawing/2016/5/13/chartex" xmlns:cx8="http://schemas.microsoft.com/office/drawing/2016/5/14/chartex" xmlns:mc="http://schemas.openxmlformats.org/markup-compatibility/2006" xmlns:aink="http://schemas.microsoft.com/office/drawing/2016/ink" xmlns:am3d="http://schemas.microsoft.com/office/drawing/2017/model3d" xmlns:o="urn:schemas-microsoft-com:office:office" xmlns:oel="http://schemas.microsoft.com/office/2019/extlst" xmlns:r="http://schemas.openxmlformats.org/officeDocument/2006/relationships" xmlns:m="http://schemas.openxmlformats.org/officeDocument/2006/math" xmlns:v="urn:schemas-microsoft-com:vml" xmlns:wp14="http://schemas.microsoft.com/office/word/2010/wordprocessingDrawing" xmlns:wp="http://schemas.openxmlformats.org/drawingml/2006/wordprocessingDrawing" xmlns:w10="urn:schemas-microsoft-com:office:word" xmlns:w="http://schemas.openxmlformats.org/wordprocessingml/2006/main" xmlns:w14="http://schemas.microsoft.com/office/word/2010/wordml" xmlns:w15="http://schemas.microsoft.com/office/word/2012/wordml" xmlns:w16cex="http://schemas.microsoft.com/office/word/2018/wordml/cex" xmlns:w16cid="http://schemas.microsoft.com/office/word/2016/wordml/cid" xmlns:w16="http://schemas.microsoft.com/office/word/2018/wordml" xmlns:w16du="http://schemas.microsoft.com/office/word/2023/wordml/word16du" xmlns:w16sdtdh="http://schemas.microsoft.com/office/word/2020/wordml/sdtdatahash" xmlns:w16sdtfl="http://schemas.microsoft.com/office/word/2024/wordml/sdtformatlock" xmlns:w16se="http://schemas.microsoft.com/office/word/2015/wordml/symex" xmlns:wpg="http://schemas.microsoft.com/office/word/2010/wordprocessingGroup" xmlns:wpi="http://schemas.microsoft.com/office/word/2010/wordprocessingInk" xmlns:wne="http://schemas.microsoft.com/office/word/2006/wordml" xmlns:wps="http://schemas.microsoft.com/office/word/2010/wordprocessingShape" mc:Ignorable="w14 w15 w16se w16cid w16 w16cex w16sdtdh w16sdtfl w16du wp14">
+  <w:tbl>
+    <w:tblPr>
+      <w:tblStyle w:val="Tabellenraster"/>
+      <w:tblW w:w="0" w:type="auto"/>
+      <w:tblBorders>
+        <w:top w:val="none" w:sz="0" w:space="0" w:color="auto"/>
+        <w:left w:val="none" w:sz="0" w:space="0" w:color="auto"/>
+        <w:right w:val="none" w:sz="0" w:space="0" w:color="auto"/>
+      </w:tblBorders>
+      <w:tblLook w:val="04A0" w:firstRow="1" w:lastRow="0" w:firstColumn="1" w:lastColumn="0" w:noHBand="0" w:noVBand="1"/>
+    </w:tblPr>
+    <w:tblGrid>
+      <w:gridCol w:w="9062"/>
+    </w:tblGrid>
+    <w:tr>
+      <w:tc>
+        <w:tcPr>
+          <w:tcW w:w="9062" w:type="dxa"/>
+        </w:tcPr>
+        <w:p>
+          <w:pPr>
+            <w:pStyle w:val="Kopfzeile"/>
+            <w:spacing w:after="240"/>
+            <w:rPr>
+              <w:rFonts w:ascii="Times New Roman" w:hAnsi="Times New Roman" w:cs="Times New Roman"/>
+            </w:rPr>
+          </w:pPr>
+          <w:r>
+            <w:rPr>
+              <w:rFonts w:ascii="Times New Roman" w:hAnsi="Times New Roman" w:cs="Times New Roman"/>
+            </w:rPr>
+            <w:fldChar w:fldCharType="begin"/>
+          </w:r>
+          <w:r>
+            <w:rPr>
+              <w:rFonts w:ascii="Times New Roman" w:hAnsi="Times New Roman" w:cs="Times New Roman"/>
+            </w:rPr>
+            <w:instrText xml:space="preserve"> STYLEREF  Anhang  \* MERGEFORMAT </w:instrText>
+          </w:r>
+          <w:r>
+            <w:rPr>
+              <w:rFonts w:ascii="Times New Roman" w:hAnsi="Times New Roman" w:cs="Times New Roman"/>
+            </w:rPr>
+            <w:fldChar w:fldCharType="separate"/>
+          </w:r>
+          <w:r>
+            <w:rPr>
+              <w:rFonts w:ascii="Times New Roman" w:hAnsi="Times New Roman" w:cs="Times New Roman"/>
+              <w:noProof/>
+            </w:rPr>
+            <w:t>Anhang</w:t>
           </w:r>
           <w:r>
             <w:rPr>
@@ -13884,119 +14325,6 @@
     </w:lvl>
   </w:abstractNum>
   <w:abstractNum w:abstractNumId="8" w15:restartNumberingAfterBreak="0">
-    <w:nsid w:val="2959745D"/>
-    <w:multiLevelType w:val="hybridMultilevel"/>
-    <w:tmpl w:val="A6848C1E"/>
-    <w:lvl w:ilvl="0" w:tplc="04070001">
-      <w:start w:val="1"/>
-      <w:numFmt w:val="bullet"/>
-      <w:lvlText w:val=""/>
-      <w:lvlJc w:val="left"/>
-      <w:pPr>
-        <w:ind w:left="360" w:hanging="360"/>
-      </w:pPr>
-      <w:rPr>
-        <w:rFonts w:ascii="Symbol" w:hAnsi="Symbol" w:hint="default"/>
-      </w:rPr>
-    </w:lvl>
-    <w:lvl w:ilvl="1" w:tplc="04070003" w:tentative="1">
-      <w:start w:val="1"/>
-      <w:numFmt w:val="bullet"/>
-      <w:lvlText w:val="o"/>
-      <w:lvlJc w:val="left"/>
-      <w:pPr>
-        <w:ind w:left="1080" w:hanging="360"/>
-      </w:pPr>
-      <w:rPr>
-        <w:rFonts w:ascii="Courier New" w:hAnsi="Courier New" w:cs="Courier New" w:hint="default"/>
-      </w:rPr>
-    </w:lvl>
-    <w:lvl w:ilvl="2" w:tplc="04070005" w:tentative="1">
-      <w:start w:val="1"/>
-      <w:numFmt w:val="bullet"/>
-      <w:lvlText w:val=""/>
-      <w:lvlJc w:val="left"/>
-      <w:pPr>
-        <w:ind w:left="1800" w:hanging="360"/>
-      </w:pPr>
-      <w:rPr>
-        <w:rFonts w:ascii="Wingdings" w:hAnsi="Wingdings" w:hint="default"/>
-      </w:rPr>
-    </w:lvl>
-    <w:lvl w:ilvl="3" w:tplc="04070001" w:tentative="1">
-      <w:start w:val="1"/>
-      <w:numFmt w:val="bullet"/>
-      <w:lvlText w:val=""/>
-      <w:lvlJc w:val="left"/>
-      <w:pPr>
-        <w:ind w:left="2520" w:hanging="360"/>
-      </w:pPr>
-      <w:rPr>
-        <w:rFonts w:ascii="Symbol" w:hAnsi="Symbol" w:hint="default"/>
-      </w:rPr>
-    </w:lvl>
-    <w:lvl w:ilvl="4" w:tplc="04070003" w:tentative="1">
-      <w:start w:val="1"/>
-      <w:numFmt w:val="bullet"/>
-      <w:lvlText w:val="o"/>
-      <w:lvlJc w:val="left"/>
-      <w:pPr>
-        <w:ind w:left="3240" w:hanging="360"/>
-      </w:pPr>
-      <w:rPr>
-        <w:rFonts w:ascii="Courier New" w:hAnsi="Courier New" w:cs="Courier New" w:hint="default"/>
-      </w:rPr>
-    </w:lvl>
-    <w:lvl w:ilvl="5" w:tplc="04070005" w:tentative="1">
-      <w:start w:val="1"/>
-      <w:numFmt w:val="bullet"/>
-      <w:lvlText w:val=""/>
-      <w:lvlJc w:val="left"/>
-      <w:pPr>
-        <w:ind w:left="3960" w:hanging="360"/>
-      </w:pPr>
-      <w:rPr>
-        <w:rFonts w:ascii="Wingdings" w:hAnsi="Wingdings" w:hint="default"/>
-      </w:rPr>
-    </w:lvl>
-    <w:lvl w:ilvl="6" w:tplc="04070001" w:tentative="1">
-      <w:start w:val="1"/>
-      <w:numFmt w:val="bullet"/>
-      <w:lvlText w:val=""/>
-      <w:lvlJc w:val="left"/>
-      <w:pPr>
-        <w:ind w:left="4680" w:hanging="360"/>
-      </w:pPr>
-      <w:rPr>
-        <w:rFonts w:ascii="Symbol" w:hAnsi="Symbol" w:hint="default"/>
-      </w:rPr>
-    </w:lvl>
-    <w:lvl w:ilvl="7" w:tplc="04070003" w:tentative="1">
-      <w:start w:val="1"/>
-      <w:numFmt w:val="bullet"/>
-      <w:lvlText w:val="o"/>
-      <w:lvlJc w:val="left"/>
-      <w:pPr>
-        <w:ind w:left="5400" w:hanging="360"/>
-      </w:pPr>
-      <w:rPr>
-        <w:rFonts w:ascii="Courier New" w:hAnsi="Courier New" w:cs="Courier New" w:hint="default"/>
-      </w:rPr>
-    </w:lvl>
-    <w:lvl w:ilvl="8" w:tplc="04070005" w:tentative="1">
-      <w:start w:val="1"/>
-      <w:numFmt w:val="bullet"/>
-      <w:lvlText w:val=""/>
-      <w:lvlJc w:val="left"/>
-      <w:pPr>
-        <w:ind w:left="6120" w:hanging="360"/>
-      </w:pPr>
-      <w:rPr>
-        <w:rFonts w:ascii="Wingdings" w:hAnsi="Wingdings" w:hint="default"/>
-      </w:rPr>
-    </w:lvl>
-  </w:abstractNum>
-  <w:abstractNum w:abstractNumId="9" w15:restartNumberingAfterBreak="0">
     <w:nsid w:val="2C6D0352"/>
     <w:multiLevelType w:val="multilevel"/>
     <w:tmpl w:val="04070025"/>
@@ -14091,7 +14419,7 @@
       </w:pPr>
     </w:lvl>
   </w:abstractNum>
-  <w:abstractNum w:abstractNumId="10" w15:restartNumberingAfterBreak="0">
+  <w:abstractNum w:abstractNumId="9" w15:restartNumberingAfterBreak="0">
     <w:nsid w:val="2EC74CDA"/>
     <w:multiLevelType w:val="hybridMultilevel"/>
     <w:tmpl w:val="FE4C2D4A"/>
@@ -14204,7 +14532,7 @@
       </w:rPr>
     </w:lvl>
   </w:abstractNum>
-  <w:abstractNum w:abstractNumId="11" w15:restartNumberingAfterBreak="0">
+  <w:abstractNum w:abstractNumId="10" w15:restartNumberingAfterBreak="0">
     <w:nsid w:val="30613905"/>
     <w:multiLevelType w:val="hybridMultilevel"/>
     <w:tmpl w:val="5BF8C37E"/>
@@ -14317,7 +14645,7 @@
       </w:rPr>
     </w:lvl>
   </w:abstractNum>
-  <w:abstractNum w:abstractNumId="12" w15:restartNumberingAfterBreak="0">
+  <w:abstractNum w:abstractNumId="11" w15:restartNumberingAfterBreak="0">
     <w:nsid w:val="39802F4E"/>
     <w:multiLevelType w:val="hybridMultilevel"/>
     <w:tmpl w:val="F6108DB4"/>
@@ -14430,7 +14758,7 @@
       </w:rPr>
     </w:lvl>
   </w:abstractNum>
-  <w:abstractNum w:abstractNumId="13" w15:restartNumberingAfterBreak="0">
+  <w:abstractNum w:abstractNumId="12" w15:restartNumberingAfterBreak="0">
     <w:nsid w:val="3F6D1F15"/>
     <w:multiLevelType w:val="hybridMultilevel"/>
     <w:tmpl w:val="9208B40E"/>
@@ -14543,7 +14871,7 @@
       </w:rPr>
     </w:lvl>
   </w:abstractNum>
-  <w:abstractNum w:abstractNumId="14" w15:restartNumberingAfterBreak="0">
+  <w:abstractNum w:abstractNumId="13" w15:restartNumberingAfterBreak="0">
     <w:nsid w:val="43C46E56"/>
     <w:multiLevelType w:val="hybridMultilevel"/>
     <w:tmpl w:val="692C1E0E"/>
@@ -14656,7 +14984,7 @@
       </w:rPr>
     </w:lvl>
   </w:abstractNum>
-  <w:abstractNum w:abstractNumId="15" w15:restartNumberingAfterBreak="0">
+  <w:abstractNum w:abstractNumId="14" w15:restartNumberingAfterBreak="0">
     <w:nsid w:val="452C7EA7"/>
     <w:multiLevelType w:val="hybridMultilevel"/>
     <w:tmpl w:val="24623666"/>
@@ -14769,7 +15097,7 @@
       </w:rPr>
     </w:lvl>
   </w:abstractNum>
-  <w:abstractNum w:abstractNumId="16" w15:restartNumberingAfterBreak="0">
+  <w:abstractNum w:abstractNumId="15" w15:restartNumberingAfterBreak="0">
     <w:nsid w:val="487575A6"/>
     <w:multiLevelType w:val="hybridMultilevel"/>
     <w:tmpl w:val="62828130"/>
@@ -14882,7 +15210,7 @@
       </w:rPr>
     </w:lvl>
   </w:abstractNum>
-  <w:abstractNum w:abstractNumId="17" w15:restartNumberingAfterBreak="0">
+  <w:abstractNum w:abstractNumId="16" w15:restartNumberingAfterBreak="0">
     <w:nsid w:val="492D088E"/>
     <w:multiLevelType w:val="hybridMultilevel"/>
     <w:tmpl w:val="D39E089C"/>
@@ -14995,10 +15323,123 @@
       </w:rPr>
     </w:lvl>
   </w:abstractNum>
-  <w:abstractNum w:abstractNumId="18" w15:restartNumberingAfterBreak="0">
+  <w:abstractNum w:abstractNumId="17" w15:restartNumberingAfterBreak="0">
     <w:nsid w:val="4BEE1EB8"/>
     <w:multiLevelType w:val="hybridMultilevel"/>
     <w:tmpl w:val="5DDC22AA"/>
+    <w:lvl w:ilvl="0" w:tplc="04070001">
+      <w:start w:val="1"/>
+      <w:numFmt w:val="bullet"/>
+      <w:lvlText w:val=""/>
+      <w:lvlJc w:val="left"/>
+      <w:pPr>
+        <w:ind w:left="360" w:hanging="360"/>
+      </w:pPr>
+      <w:rPr>
+        <w:rFonts w:ascii="Symbol" w:hAnsi="Symbol" w:hint="default"/>
+      </w:rPr>
+    </w:lvl>
+    <w:lvl w:ilvl="1" w:tplc="04070003" w:tentative="1">
+      <w:start w:val="1"/>
+      <w:numFmt w:val="bullet"/>
+      <w:lvlText w:val="o"/>
+      <w:lvlJc w:val="left"/>
+      <w:pPr>
+        <w:ind w:left="1080" w:hanging="360"/>
+      </w:pPr>
+      <w:rPr>
+        <w:rFonts w:ascii="Courier New" w:hAnsi="Courier New" w:cs="Courier New" w:hint="default"/>
+      </w:rPr>
+    </w:lvl>
+    <w:lvl w:ilvl="2" w:tplc="04070005" w:tentative="1">
+      <w:start w:val="1"/>
+      <w:numFmt w:val="bullet"/>
+      <w:lvlText w:val=""/>
+      <w:lvlJc w:val="left"/>
+      <w:pPr>
+        <w:ind w:left="1800" w:hanging="360"/>
+      </w:pPr>
+      <w:rPr>
+        <w:rFonts w:ascii="Wingdings" w:hAnsi="Wingdings" w:hint="default"/>
+      </w:rPr>
+    </w:lvl>
+    <w:lvl w:ilvl="3" w:tplc="04070001" w:tentative="1">
+      <w:start w:val="1"/>
+      <w:numFmt w:val="bullet"/>
+      <w:lvlText w:val=""/>
+      <w:lvlJc w:val="left"/>
+      <w:pPr>
+        <w:ind w:left="2520" w:hanging="360"/>
+      </w:pPr>
+      <w:rPr>
+        <w:rFonts w:ascii="Symbol" w:hAnsi="Symbol" w:hint="default"/>
+      </w:rPr>
+    </w:lvl>
+    <w:lvl w:ilvl="4" w:tplc="04070003" w:tentative="1">
+      <w:start w:val="1"/>
+      <w:numFmt w:val="bullet"/>
+      <w:lvlText w:val="o"/>
+      <w:lvlJc w:val="left"/>
+      <w:pPr>
+        <w:ind w:left="3240" w:hanging="360"/>
+      </w:pPr>
+      <w:rPr>
+        <w:rFonts w:ascii="Courier New" w:hAnsi="Courier New" w:cs="Courier New" w:hint="default"/>
+      </w:rPr>
+    </w:lvl>
+    <w:lvl w:ilvl="5" w:tplc="04070005" w:tentative="1">
+      <w:start w:val="1"/>
+      <w:numFmt w:val="bullet"/>
+      <w:lvlText w:val=""/>
+      <w:lvlJc w:val="left"/>
+      <w:pPr>
+        <w:ind w:left="3960" w:hanging="360"/>
+      </w:pPr>
+      <w:rPr>
+        <w:rFonts w:ascii="Wingdings" w:hAnsi="Wingdings" w:hint="default"/>
+      </w:rPr>
+    </w:lvl>
+    <w:lvl w:ilvl="6" w:tplc="04070001" w:tentative="1">
+      <w:start w:val="1"/>
+      <w:numFmt w:val="bullet"/>
+      <w:lvlText w:val=""/>
+      <w:lvlJc w:val="left"/>
+      <w:pPr>
+        <w:ind w:left="4680" w:hanging="360"/>
+      </w:pPr>
+      <w:rPr>
+        <w:rFonts w:ascii="Symbol" w:hAnsi="Symbol" w:hint="default"/>
+      </w:rPr>
+    </w:lvl>
+    <w:lvl w:ilvl="7" w:tplc="04070003" w:tentative="1">
+      <w:start w:val="1"/>
+      <w:numFmt w:val="bullet"/>
+      <w:lvlText w:val="o"/>
+      <w:lvlJc w:val="left"/>
+      <w:pPr>
+        <w:ind w:left="5400" w:hanging="360"/>
+      </w:pPr>
+      <w:rPr>
+        <w:rFonts w:ascii="Courier New" w:hAnsi="Courier New" w:cs="Courier New" w:hint="default"/>
+      </w:rPr>
+    </w:lvl>
+    <w:lvl w:ilvl="8" w:tplc="04070005" w:tentative="1">
+      <w:start w:val="1"/>
+      <w:numFmt w:val="bullet"/>
+      <w:lvlText w:val=""/>
+      <w:lvlJc w:val="left"/>
+      <w:pPr>
+        <w:ind w:left="6120" w:hanging="360"/>
+      </w:pPr>
+      <w:rPr>
+        <w:rFonts w:ascii="Wingdings" w:hAnsi="Wingdings" w:hint="default"/>
+      </w:rPr>
+    </w:lvl>
+  </w:abstractNum>
+  <w:abstractNum w:abstractNumId="18" w15:restartNumberingAfterBreak="0">
+    <w:nsid w:val="4D296CE7"/>
+    <w:multiLevelType w:val="hybridMultilevel"/>
+    <w:tmpl w:val="3AECDBB6"/>
     <w:lvl w:ilvl="0" w:tplc="04070001">
       <w:start w:val="1"/>
       <w:numFmt w:val="bullet"/>
@@ -16468,7 +16909,7 @@
     <w:abstractNumId w:val="19"/>
   </w:num>
   <w:num w:numId="2" w16cid:durableId="1545407634">
-    <w:abstractNumId w:val="13"/>
+    <w:abstractNumId w:val="12"/>
   </w:num>
   <w:num w:numId="3" w16cid:durableId="245463820">
     <w:abstractNumId w:val="27"/>
@@ -16483,22 +16924,22 @@
     <w:abstractNumId w:val="2"/>
   </w:num>
   <w:num w:numId="7" w16cid:durableId="1918006494">
-    <w:abstractNumId w:val="9"/>
+    <w:abstractNumId w:val="8"/>
   </w:num>
   <w:num w:numId="8" w16cid:durableId="431097902">
     <w:abstractNumId w:val="30"/>
   </w:num>
   <w:num w:numId="9" w16cid:durableId="1797677711">
-    <w:abstractNumId w:val="18"/>
+    <w:abstractNumId w:val="17"/>
   </w:num>
   <w:num w:numId="10" w16cid:durableId="1955476821">
-    <w:abstractNumId w:val="10"/>
+    <w:abstractNumId w:val="9"/>
   </w:num>
   <w:num w:numId="11" w16cid:durableId="1116870832">
-    <w:abstractNumId w:val="17"/>
+    <w:abstractNumId w:val="16"/>
   </w:num>
   <w:num w:numId="12" w16cid:durableId="1519732832">
-    <w:abstractNumId w:val="14"/>
+    <w:abstractNumId w:val="13"/>
   </w:num>
   <w:num w:numId="13" w16cid:durableId="1420907435">
     <w:abstractNumId w:val="5"/>
@@ -16534,7 +16975,7 @@
     <w:abstractNumId w:val="25"/>
   </w:num>
   <w:num w:numId="24" w16cid:durableId="453718093">
-    <w:abstractNumId w:val="15"/>
+    <w:abstractNumId w:val="14"/>
   </w:num>
   <w:num w:numId="25" w16cid:durableId="1403604282">
     <w:abstractNumId w:val="28"/>
@@ -16543,19 +16984,19 @@
     <w:abstractNumId w:val="22"/>
   </w:num>
   <w:num w:numId="27" w16cid:durableId="788354187">
-    <w:abstractNumId w:val="11"/>
+    <w:abstractNumId w:val="10"/>
   </w:num>
   <w:num w:numId="28" w16cid:durableId="699859081">
-    <w:abstractNumId w:val="16"/>
+    <w:abstractNumId w:val="15"/>
   </w:num>
   <w:num w:numId="29" w16cid:durableId="236284648">
     <w:abstractNumId w:val="7"/>
   </w:num>
   <w:num w:numId="30" w16cid:durableId="609897448">
-    <w:abstractNumId w:val="12"/>
+    <w:abstractNumId w:val="11"/>
   </w:num>
-  <w:num w:numId="31" w16cid:durableId="1737894131">
-    <w:abstractNumId w:val="8"/>
+  <w:num w:numId="31" w16cid:durableId="684016352">
+    <w:abstractNumId w:val="18"/>
   </w:num>
 </w:numbering>
 </file>
@@ -16968,7 +17409,7 @@
   <w:style w:type="paragraph" w:default="1" w:styleId="Standard">
     <w:name w:val="Normal"/>
     <w:qFormat/>
-    <w:rsid w:val="00E80895"/>
+    <w:rsid w:val="00215D31"/>
     <w:pPr>
       <w:spacing w:after="240" w:line="360" w:lineRule="auto"/>
       <w:jc w:val="both"/>
@@ -17644,7 +18085,12 @@
     <w:link w:val="AnhangZchn"/>
     <w:uiPriority w:val="1"/>
     <w:qFormat/>
-    <w:rsid w:val="00D8040D"/>
+    <w:rsid w:val="00215D31"/>
+    <w:pPr>
+      <w:numPr>
+        <w:numId w:val="0"/>
+      </w:numPr>
+    </w:pPr>
   </w:style>
   <w:style w:type="character" w:customStyle="1" w:styleId="AnhangZchn">
     <w:name w:val="Anhang Zchn"/>
@@ -18168,21 +18614,10 @@
 </file>
 
 <file path=customXml/item1.xml><?xml version="1.0" encoding="utf-8"?>
-<p:properties xmlns:p="http://schemas.microsoft.com/office/2006/metadata/properties" xmlns:xsi="http://www.w3.org/2001/XMLSchema-instance" xmlns:pc="http://schemas.microsoft.com/office/infopath/2007/PartnerControls">
-  <documentManagement/>
-</p:properties>
+<b:Sources xmlns:b="http://schemas.openxmlformats.org/officeDocument/2006/bibliography" xmlns="http://schemas.openxmlformats.org/officeDocument/2006/bibliography" SelectedStyle="\APASixthEditionOfficeOnline.xsl" StyleName="APA" Version="6"/>
 </file>
 
 <file path=customXml/item2.xml><?xml version="1.0" encoding="utf-8"?>
-<?mso-contentType ?>
-<FormTemplates xmlns="http://schemas.microsoft.com/sharepoint/v3/contenttype/forms">
-  <Display>DocumentLibraryForm</Display>
-  <Edit>DocumentLibraryForm</Edit>
-  <New>DocumentLibraryForm</New>
-</FormTemplates>
-</file>
-
-<file path=customXml/item3.xml><?xml version="1.0" encoding="utf-8"?>
 <ct:contentTypeSchema xmlns:ct="http://schemas.microsoft.com/office/2006/metadata/contentType" xmlns:ma="http://schemas.microsoft.com/office/2006/metadata/properties/metaAttributes" ct:_="" ma:_="" ma:contentTypeName="Document" ma:contentTypeID="0x0101001D17028DCD71ED499BB3A47D673EB647" ma:contentTypeVersion="3" ma:contentTypeDescription="Create a new document." ma:contentTypeScope="" ma:versionID="c990c6ede0770bf988952e708b9b549f">
   <xsd:schema xmlns:xsd="http://www.w3.org/2001/XMLSchema" xmlns:xs="http://www.w3.org/2001/XMLSchema" xmlns:p="http://schemas.microsoft.com/office/2006/metadata/properties" xmlns:ns2="8168c6f4-37a2-443d-8b28-839686c7401d" targetNamespace="http://schemas.microsoft.com/office/2006/metadata/properties" ma:root="true" ma:fieldsID="a758879897adb8decb15356b0e9342b0" ns2:_="">
     <xsd:import namespace="8168c6f4-37a2-443d-8b28-839686c7401d"/>
@@ -18320,28 +18755,30 @@
 </ct:contentTypeSchema>
 </file>
 
+<file path=customXml/item3.xml><?xml version="1.0" encoding="utf-8"?>
+<?mso-contentType ?>
+<FormTemplates xmlns="http://schemas.microsoft.com/sharepoint/v3/contenttype/forms">
+  <Display>DocumentLibraryForm</Display>
+  <Edit>DocumentLibraryForm</Edit>
+  <New>DocumentLibraryForm</New>
+</FormTemplates>
+</file>
+
 <file path=customXml/item4.xml><?xml version="1.0" encoding="utf-8"?>
-<b:Sources xmlns:b="http://schemas.openxmlformats.org/officeDocument/2006/bibliography" xmlns="http://schemas.openxmlformats.org/officeDocument/2006/bibliography" SelectedStyle="\APASixthEditionOfficeOnline.xsl" StyleName="APA" Version="6"/>
+<p:properties xmlns:p="http://schemas.microsoft.com/office/2006/metadata/properties" xmlns:xsi="http://www.w3.org/2001/XMLSchema-instance" xmlns:pc="http://schemas.microsoft.com/office/infopath/2007/PartnerControls">
+  <documentManagement/>
+</p:properties>
 </file>
 
 <file path=customXml/itemProps1.xml><?xml version="1.0" encoding="utf-8"?>
-<ds:datastoreItem xmlns:ds="http://schemas.openxmlformats.org/officeDocument/2006/customXml" ds:itemID="{4A20A6E0-EC78-4083-A642-C57C7224CD3B}">
+<ds:datastoreItem xmlns:ds="http://schemas.openxmlformats.org/officeDocument/2006/customXml" ds:itemID="{C75D73BC-AAAA-4632-B534-F56CCB136F47}">
   <ds:schemaRefs>
-    <ds:schemaRef ds:uri="http://schemas.microsoft.com/office/2006/metadata/properties"/>
-    <ds:schemaRef ds:uri="http://schemas.microsoft.com/office/infopath/2007/PartnerControls"/>
+    <ds:schemaRef ds:uri="http://schemas.openxmlformats.org/officeDocument/2006/bibliography"/>
   </ds:schemaRefs>
 </ds:datastoreItem>
 </file>
 
 <file path=customXml/itemProps2.xml><?xml version="1.0" encoding="utf-8"?>
-<ds:datastoreItem xmlns:ds="http://schemas.openxmlformats.org/officeDocument/2006/customXml" ds:itemID="{523808E2-CDD5-44C0-B9AA-7BCFD7F0B5A9}">
-  <ds:schemaRefs>
-    <ds:schemaRef ds:uri="http://schemas.microsoft.com/sharepoint/v3/contenttype/forms"/>
-  </ds:schemaRefs>
-</ds:datastoreItem>
-</file>
-
-<file path=customXml/itemProps3.xml><?xml version="1.0" encoding="utf-8"?>
 <ds:datastoreItem xmlns:ds="http://schemas.openxmlformats.org/officeDocument/2006/customXml" ds:itemID="{3A0BCA95-888B-4C7A-A632-275E741B33B2}">
   <ds:schemaRefs>
     <ds:schemaRef ds:uri="http://schemas.microsoft.com/office/2006/metadata/contentType"/>
@@ -18359,10 +18796,19 @@
 </ds:datastoreItem>
 </file>
 
+<file path=customXml/itemProps3.xml><?xml version="1.0" encoding="utf-8"?>
+<ds:datastoreItem xmlns:ds="http://schemas.openxmlformats.org/officeDocument/2006/customXml" ds:itemID="{523808E2-CDD5-44C0-B9AA-7BCFD7F0B5A9}">
+  <ds:schemaRefs>
+    <ds:schemaRef ds:uri="http://schemas.microsoft.com/sharepoint/v3/contenttype/forms"/>
+  </ds:schemaRefs>
+</ds:datastoreItem>
+</file>
+
 <file path=customXml/itemProps4.xml><?xml version="1.0" encoding="utf-8"?>
-<ds:datastoreItem xmlns:ds="http://schemas.openxmlformats.org/officeDocument/2006/customXml" ds:itemID="{C75D73BC-AAAA-4632-B534-F56CCB136F47}">
+<ds:datastoreItem xmlns:ds="http://schemas.openxmlformats.org/officeDocument/2006/customXml" ds:itemID="{4A20A6E0-EC78-4083-A642-C57C7224CD3B}">
   <ds:schemaRefs>
-    <ds:schemaRef ds:uri="http://schemas.openxmlformats.org/officeDocument/2006/bibliography"/>
+    <ds:schemaRef ds:uri="http://schemas.microsoft.com/office/2006/metadata/properties"/>
+    <ds:schemaRef ds:uri="http://schemas.microsoft.com/office/infopath/2007/PartnerControls"/>
   </ds:schemaRefs>
 </ds:datastoreItem>
 </file>
--- a/Abschlussbericht Konzepte des Machine Learnings Energiedatenvorhersage.docx
+++ b/Abschlussbericht Konzepte des Machine Learnings Energiedatenvorhersage.docx
@@ -138,6 +138,9 @@
     </w:p>
     <w:sdt>
       <w:sdtPr>
+        <w:rPr>
+          <w:rFonts w:cs="Times New Roman"/>
+        </w:rPr>
         <w:id w:val="-919100602"/>
         <w:docPartObj>
           <w:docPartGallery w:val="Table of Contents"/>
@@ -152,7 +155,13 @@
         </w:rPr>
       </w:sdtEndPr>
       <w:sdtContent>
-        <w:p/>
+        <w:p>
+          <w:pPr>
+            <w:rPr>
+              <w:rFonts w:cs="Times New Roman"/>
+            </w:rPr>
+          </w:pPr>
+        </w:p>
         <w:p>
           <w:pPr>
             <w:pStyle w:val="Verzeichnis1"/>
@@ -162,6 +171,8 @@
             </w:tabs>
             <w:rPr>
               <w:rFonts w:ascii="Times New Roman" w:eastAsiaTheme="minorEastAsia" w:hAnsi="Times New Roman" w:cs="Times New Roman"/>
+              <w:b/>
+              <w:bCs/>
               <w:noProof/>
               <w:lang w:eastAsia="de-DE"/>
             </w:rPr>
@@ -184,11 +195,13 @@
             </w:rPr>
             <w:fldChar w:fldCharType="separate"/>
           </w:r>
-          <w:hyperlink w:anchor="_Toc231916467" w:history="1">
+          <w:hyperlink w:anchor="_Toc234491780" w:history="1">
             <w:r>
               <w:rPr>
                 <w:rStyle w:val="Hyperlink"/>
                 <w:rFonts w:ascii="Times New Roman" w:hAnsi="Times New Roman" w:cs="Times New Roman"/>
+                <w:b/>
+                <w:bCs/>
                 <w:noProof/>
               </w:rPr>
               <w:t>1</w:t>
@@ -196,6 +209,8 @@
             <w:r>
               <w:rPr>
                 <w:rFonts w:ascii="Times New Roman" w:eastAsiaTheme="minorEastAsia" w:hAnsi="Times New Roman" w:cs="Times New Roman"/>
+                <w:b/>
+                <w:bCs/>
                 <w:noProof/>
                 <w:lang w:eastAsia="de-DE"/>
               </w:rPr>
@@ -205,6 +220,8 @@
               <w:rPr>
                 <w:rStyle w:val="Hyperlink"/>
                 <w:rFonts w:ascii="Times New Roman" w:hAnsi="Times New Roman" w:cs="Times New Roman"/>
+                <w:b/>
+                <w:bCs/>
                 <w:noProof/>
               </w:rPr>
               <w:t>Einleitung und Zielsetzung</w:t>
@@ -212,6 +229,8 @@
             <w:r>
               <w:rPr>
                 <w:rFonts w:ascii="Times New Roman" w:hAnsi="Times New Roman" w:cs="Times New Roman"/>
+                <w:b/>
+                <w:bCs/>
                 <w:noProof/>
                 <w:webHidden/>
               </w:rPr>
@@ -220,6 +239,8 @@
             <w:r>
               <w:rPr>
                 <w:rFonts w:ascii="Times New Roman" w:hAnsi="Times New Roman" w:cs="Times New Roman"/>
+                <w:b/>
+                <w:bCs/>
                 <w:noProof/>
                 <w:webHidden/>
               </w:rPr>
@@ -228,14 +249,18 @@
             <w:r>
               <w:rPr>
                 <w:rFonts w:ascii="Times New Roman" w:hAnsi="Times New Roman" w:cs="Times New Roman"/>
+                <w:b/>
+                <w:bCs/>
                 <w:noProof/>
                 <w:webHidden/>
               </w:rPr>
-              <w:instrText xml:space="preserve"> PAGEREF _Toc231916467 \h </w:instrText>
-            </w:r>
-            <w:r>
-              <w:rPr>
-                <w:rFonts w:ascii="Times New Roman" w:hAnsi="Times New Roman" w:cs="Times New Roman"/>
+              <w:instrText xml:space="preserve"> PAGEREF _Toc234491780 \h </w:instrText>
+            </w:r>
+            <w:r>
+              <w:rPr>
+                <w:rFonts w:ascii="Times New Roman" w:hAnsi="Times New Roman" w:cs="Times New Roman"/>
+                <w:b/>
+                <w:bCs/>
                 <w:noProof/>
                 <w:webHidden/>
               </w:rPr>
@@ -243,6 +268,8 @@
             <w:r>
               <w:rPr>
                 <w:rFonts w:ascii="Times New Roman" w:hAnsi="Times New Roman" w:cs="Times New Roman"/>
+                <w:b/>
+                <w:bCs/>
                 <w:noProof/>
                 <w:webHidden/>
               </w:rPr>
@@ -251,6 +278,8 @@
             <w:r>
               <w:rPr>
                 <w:rFonts w:ascii="Times New Roman" w:hAnsi="Times New Roman" w:cs="Times New Roman"/>
+                <w:b/>
+                <w:bCs/>
                 <w:noProof/>
                 <w:webHidden/>
               </w:rPr>
@@ -259,6 +288,8 @@
             <w:r>
               <w:rPr>
                 <w:rFonts w:ascii="Times New Roman" w:hAnsi="Times New Roman" w:cs="Times New Roman"/>
+                <w:b/>
+                <w:bCs/>
                 <w:noProof/>
                 <w:webHidden/>
               </w:rPr>
@@ -279,7 +310,7 @@
               <w:lang w:eastAsia="de-DE"/>
             </w:rPr>
           </w:pPr>
-          <w:hyperlink w:anchor="_Toc231916468" w:history="1">
+          <w:hyperlink w:anchor="_Toc234491781" w:history="1">
             <w:r>
               <w:rPr>
                 <w:rStyle w:val="Hyperlink"/>
@@ -326,7 +357,7 @@
                 <w:noProof/>
                 <w:webHidden/>
               </w:rPr>
-              <w:instrText xml:space="preserve"> PAGEREF _Toc231916468 \h </w:instrText>
+              <w:instrText xml:space="preserve"> PAGEREF _Toc234491781 \h </w:instrText>
             </w:r>
             <w:r>
               <w:rPr>
@@ -374,7 +405,7 @@
               <w:lang w:eastAsia="de-DE"/>
             </w:rPr>
           </w:pPr>
-          <w:hyperlink w:anchor="_Toc231916469" w:history="1">
+          <w:hyperlink w:anchor="_Toc234491782" w:history="1">
             <w:r>
               <w:rPr>
                 <w:rStyle w:val="Hyperlink"/>
@@ -421,7 +452,7 @@
                 <w:noProof/>
                 <w:webHidden/>
               </w:rPr>
-              <w:instrText xml:space="preserve"> PAGEREF _Toc231916469 \h </w:instrText>
+              <w:instrText xml:space="preserve"> PAGEREF _Toc234491782 \h </w:instrText>
             </w:r>
             <w:r>
               <w:rPr>
@@ -469,7 +500,7 @@
               <w:lang w:eastAsia="de-DE"/>
             </w:rPr>
           </w:pPr>
-          <w:hyperlink w:anchor="_Toc231916470" w:history="1">
+          <w:hyperlink w:anchor="_Toc234491783" w:history="1">
             <w:r>
               <w:rPr>
                 <w:rStyle w:val="Hyperlink"/>
@@ -516,7 +547,7 @@
                 <w:noProof/>
                 <w:webHidden/>
               </w:rPr>
-              <w:instrText xml:space="preserve"> PAGEREF _Toc231916470 \h </w:instrText>
+              <w:instrText xml:space="preserve"> PAGEREF _Toc234491783 \h </w:instrText>
             </w:r>
             <w:r>
               <w:rPr>
@@ -540,101 +571,6 @@
                 <w:webHidden/>
               </w:rPr>
               <w:t>2</w:t>
-            </w:r>
-            <w:r>
-              <w:rPr>
-                <w:rFonts w:ascii="Times New Roman" w:hAnsi="Times New Roman" w:cs="Times New Roman"/>
-                <w:noProof/>
-                <w:webHidden/>
-              </w:rPr>
-              <w:fldChar w:fldCharType="end"/>
-            </w:r>
-          </w:hyperlink>
-        </w:p>
-        <w:p>
-          <w:pPr>
-            <w:pStyle w:val="Verzeichnis1"/>
-            <w:tabs>
-              <w:tab w:val="left" w:pos="480"/>
-              <w:tab w:val="right" w:leader="dot" w:pos="9062"/>
-            </w:tabs>
-            <w:rPr>
-              <w:rFonts w:ascii="Times New Roman" w:eastAsiaTheme="minorEastAsia" w:hAnsi="Times New Roman" w:cs="Times New Roman"/>
-              <w:noProof/>
-              <w:lang w:eastAsia="de-DE"/>
-            </w:rPr>
-          </w:pPr>
-          <w:hyperlink w:anchor="_Toc231916471" w:history="1">
-            <w:r>
-              <w:rPr>
-                <w:rStyle w:val="Hyperlink"/>
-                <w:rFonts w:ascii="Times New Roman" w:hAnsi="Times New Roman" w:cs="Times New Roman"/>
-                <w:noProof/>
-              </w:rPr>
-              <w:t>2</w:t>
-            </w:r>
-            <w:r>
-              <w:rPr>
-                <w:rFonts w:ascii="Times New Roman" w:eastAsiaTheme="minorEastAsia" w:hAnsi="Times New Roman" w:cs="Times New Roman"/>
-                <w:noProof/>
-                <w:lang w:eastAsia="de-DE"/>
-              </w:rPr>
-              <w:tab/>
-            </w:r>
-            <w:r>
-              <w:rPr>
-                <w:rStyle w:val="Hyperlink"/>
-                <w:rFonts w:ascii="Times New Roman" w:hAnsi="Times New Roman" w:cs="Times New Roman"/>
-                <w:noProof/>
-              </w:rPr>
-              <w:t>Arbeitspakete</w:t>
-            </w:r>
-            <w:r>
-              <w:rPr>
-                <w:rFonts w:ascii="Times New Roman" w:hAnsi="Times New Roman" w:cs="Times New Roman"/>
-                <w:noProof/>
-                <w:webHidden/>
-              </w:rPr>
-              <w:tab/>
-            </w:r>
-            <w:r>
-              <w:rPr>
-                <w:rFonts w:ascii="Times New Roman" w:hAnsi="Times New Roman" w:cs="Times New Roman"/>
-                <w:noProof/>
-                <w:webHidden/>
-              </w:rPr>
-              <w:fldChar w:fldCharType="begin"/>
-            </w:r>
-            <w:r>
-              <w:rPr>
-                <w:rFonts w:ascii="Times New Roman" w:hAnsi="Times New Roman" w:cs="Times New Roman"/>
-                <w:noProof/>
-                <w:webHidden/>
-              </w:rPr>
-              <w:instrText xml:space="preserve"> PAGEREF _Toc231916471 \h </w:instrText>
-            </w:r>
-            <w:r>
-              <w:rPr>
-                <w:rFonts w:ascii="Times New Roman" w:hAnsi="Times New Roman" w:cs="Times New Roman"/>
-                <w:noProof/>
-                <w:webHidden/>
-              </w:rPr>
-            </w:r>
-            <w:r>
-              <w:rPr>
-                <w:rFonts w:ascii="Times New Roman" w:hAnsi="Times New Roman" w:cs="Times New Roman"/>
-                <w:noProof/>
-                <w:webHidden/>
-              </w:rPr>
-              <w:fldChar w:fldCharType="separate"/>
-            </w:r>
-            <w:r>
-              <w:rPr>
-                <w:rFonts w:ascii="Times New Roman" w:hAnsi="Times New Roman" w:cs="Times New Roman"/>
-                <w:noProof/>
-                <w:webHidden/>
-              </w:rPr>
-              <w:t>3</w:t>
             </w:r>
             <w:r>
               <w:rPr>
@@ -659,14 +595,14 @@
               <w:lang w:eastAsia="de-DE"/>
             </w:rPr>
           </w:pPr>
-          <w:hyperlink w:anchor="_Toc231916472" w:history="1">
+          <w:hyperlink w:anchor="_Toc234491784" w:history="1">
             <w:r>
               <w:rPr>
                 <w:rStyle w:val="Hyperlink"/>
                 <w:rFonts w:ascii="Times New Roman" w:hAnsi="Times New Roman" w:cs="Times New Roman"/>
                 <w:noProof/>
               </w:rPr>
-              <w:t>2.1</w:t>
+              <w:t>1.4</w:t>
             </w:r>
             <w:r>
               <w:rPr>
@@ -682,7 +618,7 @@
                 <w:rFonts w:ascii="Times New Roman" w:hAnsi="Times New Roman" w:cs="Times New Roman"/>
                 <w:noProof/>
               </w:rPr>
-              <w:t>AP1: Recherche nach geeigneten Datenquellen und explorative Datenanalyse</w:t>
+              <w:t>Stand der Technik</w:t>
             </w:r>
             <w:r>
               <w:rPr>
@@ -706,7 +642,7 @@
                 <w:noProof/>
                 <w:webHidden/>
               </w:rPr>
-              <w:instrText xml:space="preserve"> PAGEREF _Toc231916472 \h </w:instrText>
+              <w:instrText xml:space="preserve"> PAGEREF _Toc234491784 \h </w:instrText>
             </w:r>
             <w:r>
               <w:rPr>
@@ -729,11 +665,128 @@
                 <w:noProof/>
                 <w:webHidden/>
               </w:rPr>
-              <w:t>3</w:t>
-            </w:r>
-            <w:r>
-              <w:rPr>
-                <w:rFonts w:ascii="Times New Roman" w:hAnsi="Times New Roman" w:cs="Times New Roman"/>
+              <w:t>2</w:t>
+            </w:r>
+            <w:r>
+              <w:rPr>
+                <w:rFonts w:ascii="Times New Roman" w:hAnsi="Times New Roman" w:cs="Times New Roman"/>
+                <w:noProof/>
+                <w:webHidden/>
+              </w:rPr>
+              <w:fldChar w:fldCharType="end"/>
+            </w:r>
+          </w:hyperlink>
+        </w:p>
+        <w:p>
+          <w:pPr>
+            <w:pStyle w:val="Verzeichnis1"/>
+            <w:tabs>
+              <w:tab w:val="left" w:pos="480"/>
+              <w:tab w:val="right" w:leader="dot" w:pos="9062"/>
+            </w:tabs>
+            <w:rPr>
+              <w:rFonts w:ascii="Times New Roman" w:eastAsiaTheme="minorEastAsia" w:hAnsi="Times New Roman" w:cs="Times New Roman"/>
+              <w:b/>
+              <w:bCs/>
+              <w:noProof/>
+              <w:lang w:eastAsia="de-DE"/>
+            </w:rPr>
+          </w:pPr>
+          <w:hyperlink w:anchor="_Toc234491785" w:history="1">
+            <w:r>
+              <w:rPr>
+                <w:rStyle w:val="Hyperlink"/>
+                <w:rFonts w:ascii="Times New Roman" w:hAnsi="Times New Roman" w:cs="Times New Roman"/>
+                <w:b/>
+                <w:bCs/>
+                <w:noProof/>
+              </w:rPr>
+              <w:t>2</w:t>
+            </w:r>
+            <w:r>
+              <w:rPr>
+                <w:rFonts w:ascii="Times New Roman" w:eastAsiaTheme="minorEastAsia" w:hAnsi="Times New Roman" w:cs="Times New Roman"/>
+                <w:b/>
+                <w:bCs/>
+                <w:noProof/>
+                <w:lang w:eastAsia="de-DE"/>
+              </w:rPr>
+              <w:tab/>
+            </w:r>
+            <w:r>
+              <w:rPr>
+                <w:rStyle w:val="Hyperlink"/>
+                <w:rFonts w:ascii="Times New Roman" w:hAnsi="Times New Roman" w:cs="Times New Roman"/>
+                <w:b/>
+                <w:bCs/>
+                <w:noProof/>
+              </w:rPr>
+              <w:t>Arbeitspakete</w:t>
+            </w:r>
+            <w:r>
+              <w:rPr>
+                <w:rFonts w:ascii="Times New Roman" w:hAnsi="Times New Roman" w:cs="Times New Roman"/>
+                <w:b/>
+                <w:bCs/>
+                <w:noProof/>
+                <w:webHidden/>
+              </w:rPr>
+              <w:tab/>
+            </w:r>
+            <w:r>
+              <w:rPr>
+                <w:rFonts w:ascii="Times New Roman" w:hAnsi="Times New Roman" w:cs="Times New Roman"/>
+                <w:b/>
+                <w:bCs/>
+                <w:noProof/>
+                <w:webHidden/>
+              </w:rPr>
+              <w:fldChar w:fldCharType="begin"/>
+            </w:r>
+            <w:r>
+              <w:rPr>
+                <w:rFonts w:ascii="Times New Roman" w:hAnsi="Times New Roman" w:cs="Times New Roman"/>
+                <w:b/>
+                <w:bCs/>
+                <w:noProof/>
+                <w:webHidden/>
+              </w:rPr>
+              <w:instrText xml:space="preserve"> PAGEREF _Toc234491785 \h </w:instrText>
+            </w:r>
+            <w:r>
+              <w:rPr>
+                <w:rFonts w:ascii="Times New Roman" w:hAnsi="Times New Roman" w:cs="Times New Roman"/>
+                <w:b/>
+                <w:bCs/>
+                <w:noProof/>
+                <w:webHidden/>
+              </w:rPr>
+            </w:r>
+            <w:r>
+              <w:rPr>
+                <w:rFonts w:ascii="Times New Roman" w:hAnsi="Times New Roman" w:cs="Times New Roman"/>
+                <w:b/>
+                <w:bCs/>
+                <w:noProof/>
+                <w:webHidden/>
+              </w:rPr>
+              <w:fldChar w:fldCharType="separate"/>
+            </w:r>
+            <w:r>
+              <w:rPr>
+                <w:rFonts w:ascii="Times New Roman" w:hAnsi="Times New Roman" w:cs="Times New Roman"/>
+                <w:b/>
+                <w:bCs/>
+                <w:noProof/>
+                <w:webHidden/>
+              </w:rPr>
+              <w:t>4</w:t>
+            </w:r>
+            <w:r>
+              <w:rPr>
+                <w:rFonts w:ascii="Times New Roman" w:hAnsi="Times New Roman" w:cs="Times New Roman"/>
+                <w:b/>
+                <w:bCs/>
                 <w:noProof/>
                 <w:webHidden/>
               </w:rPr>
@@ -754,14 +807,14 @@
               <w:lang w:eastAsia="de-DE"/>
             </w:rPr>
           </w:pPr>
-          <w:hyperlink w:anchor="_Toc231916473" w:history="1">
+          <w:hyperlink w:anchor="_Toc234491786" w:history="1">
             <w:r>
               <w:rPr>
                 <w:rStyle w:val="Hyperlink"/>
                 <w:rFonts w:ascii="Times New Roman" w:hAnsi="Times New Roman" w:cs="Times New Roman"/>
                 <w:noProof/>
               </w:rPr>
-              <w:t>2.2</w:t>
+              <w:t>2.1</w:t>
             </w:r>
             <w:r>
               <w:rPr>
@@ -777,7 +830,7 @@
                 <w:rFonts w:ascii="Times New Roman" w:hAnsi="Times New Roman" w:cs="Times New Roman"/>
                 <w:noProof/>
               </w:rPr>
-              <w:t>AP2: Modellarchitektur und probabilistisches Training (LSTM vs. RNN)</w:t>
+              <w:t>AP1: Recherche nach geeigneten Datenquellen und explorative Datenanalyse</w:t>
             </w:r>
             <w:r>
               <w:rPr>
@@ -801,7 +854,7 @@
                 <w:noProof/>
                 <w:webHidden/>
               </w:rPr>
-              <w:instrText xml:space="preserve"> PAGEREF _Toc231916473 \h </w:instrText>
+              <w:instrText xml:space="preserve"> PAGEREF _Toc234491786 \h </w:instrText>
             </w:r>
             <w:r>
               <w:rPr>
@@ -824,7 +877,7 @@
                 <w:noProof/>
                 <w:webHidden/>
               </w:rPr>
-              <w:t>3</w:t>
+              <w:t>4</w:t>
             </w:r>
             <w:r>
               <w:rPr>
@@ -849,14 +902,14 @@
               <w:lang w:eastAsia="de-DE"/>
             </w:rPr>
           </w:pPr>
-          <w:hyperlink w:anchor="_Toc231916474" w:history="1">
+          <w:hyperlink w:anchor="_Toc234491787" w:history="1">
             <w:r>
               <w:rPr>
                 <w:rStyle w:val="Hyperlink"/>
                 <w:rFonts w:ascii="Times New Roman" w:hAnsi="Times New Roman" w:cs="Times New Roman"/>
                 <w:noProof/>
               </w:rPr>
-              <w:t>2.3</w:t>
+              <w:t>2.2</w:t>
             </w:r>
             <w:r>
               <w:rPr>
@@ -872,7 +925,7 @@
                 <w:rFonts w:ascii="Times New Roman" w:hAnsi="Times New Roman" w:cs="Times New Roman"/>
                 <w:noProof/>
               </w:rPr>
-              <w:t>AP3: Evaluierung, Modellvergleich und Erklärbarkeit</w:t>
+              <w:t>AP2: Modellarchitektur und probabilistisches Training (LSTM vs. RNN)</w:t>
             </w:r>
             <w:r>
               <w:rPr>
@@ -896,7 +949,7 @@
                 <w:noProof/>
                 <w:webHidden/>
               </w:rPr>
-              <w:instrText xml:space="preserve"> PAGEREF _Toc231916474 \h </w:instrText>
+              <w:instrText xml:space="preserve"> PAGEREF _Toc234491787 \h </w:instrText>
             </w:r>
             <w:r>
               <w:rPr>
@@ -919,7 +972,7 @@
                 <w:noProof/>
                 <w:webHidden/>
               </w:rPr>
-              <w:t>3</w:t>
+              <w:t>4</w:t>
             </w:r>
             <w:r>
               <w:rPr>
@@ -944,14 +997,14 @@
               <w:lang w:eastAsia="de-DE"/>
             </w:rPr>
           </w:pPr>
-          <w:hyperlink w:anchor="_Toc231916475" w:history="1">
+          <w:hyperlink w:anchor="_Toc234491788" w:history="1">
             <w:r>
               <w:rPr>
                 <w:rStyle w:val="Hyperlink"/>
                 <w:rFonts w:ascii="Times New Roman" w:hAnsi="Times New Roman" w:cs="Times New Roman"/>
                 <w:noProof/>
               </w:rPr>
-              <w:t>2.4</w:t>
+              <w:t>2.3</w:t>
             </w:r>
             <w:r>
               <w:rPr>
@@ -967,7 +1020,7 @@
                 <w:rFonts w:ascii="Times New Roman" w:hAnsi="Times New Roman" w:cs="Times New Roman"/>
                 <w:noProof/>
               </w:rPr>
-              <w:t>AP4: Containerisierung und Projektdokumentation</w:t>
+              <w:t>AP3: Evaluierung, Modellvergleich und Erklärbarkeit</w:t>
             </w:r>
             <w:r>
               <w:rPr>
@@ -991,7 +1044,7 @@
                 <w:noProof/>
                 <w:webHidden/>
               </w:rPr>
-              <w:instrText xml:space="preserve"> PAGEREF _Toc231916475 \h </w:instrText>
+              <w:instrText xml:space="preserve"> PAGEREF _Toc234491788 \h </w:instrText>
             </w:r>
             <w:r>
               <w:rPr>
@@ -1015,101 +1068,6 @@
                 <w:webHidden/>
               </w:rPr>
               <w:t>4</w:t>
-            </w:r>
-            <w:r>
-              <w:rPr>
-                <w:rFonts w:ascii="Times New Roman" w:hAnsi="Times New Roman" w:cs="Times New Roman"/>
-                <w:noProof/>
-                <w:webHidden/>
-              </w:rPr>
-              <w:fldChar w:fldCharType="end"/>
-            </w:r>
-          </w:hyperlink>
-        </w:p>
-        <w:p>
-          <w:pPr>
-            <w:pStyle w:val="Verzeichnis1"/>
-            <w:tabs>
-              <w:tab w:val="left" w:pos="480"/>
-              <w:tab w:val="right" w:leader="dot" w:pos="9062"/>
-            </w:tabs>
-            <w:rPr>
-              <w:rFonts w:ascii="Times New Roman" w:eastAsiaTheme="minorEastAsia" w:hAnsi="Times New Roman" w:cs="Times New Roman"/>
-              <w:noProof/>
-              <w:lang w:eastAsia="de-DE"/>
-            </w:rPr>
-          </w:pPr>
-          <w:hyperlink w:anchor="_Toc231916476" w:history="1">
-            <w:r>
-              <w:rPr>
-                <w:rStyle w:val="Hyperlink"/>
-                <w:rFonts w:ascii="Times New Roman" w:hAnsi="Times New Roman" w:cs="Times New Roman"/>
-                <w:noProof/>
-              </w:rPr>
-              <w:t>3</w:t>
-            </w:r>
-            <w:r>
-              <w:rPr>
-                <w:rFonts w:ascii="Times New Roman" w:eastAsiaTheme="minorEastAsia" w:hAnsi="Times New Roman" w:cs="Times New Roman"/>
-                <w:noProof/>
-                <w:lang w:eastAsia="de-DE"/>
-              </w:rPr>
-              <w:tab/>
-            </w:r>
-            <w:r>
-              <w:rPr>
-                <w:rStyle w:val="Hyperlink"/>
-                <w:rFonts w:ascii="Times New Roman" w:hAnsi="Times New Roman" w:cs="Times New Roman"/>
-                <w:noProof/>
-              </w:rPr>
-              <w:t>Ergebnisse und Diskussion</w:t>
-            </w:r>
-            <w:r>
-              <w:rPr>
-                <w:rFonts w:ascii="Times New Roman" w:hAnsi="Times New Roman" w:cs="Times New Roman"/>
-                <w:noProof/>
-                <w:webHidden/>
-              </w:rPr>
-              <w:tab/>
-            </w:r>
-            <w:r>
-              <w:rPr>
-                <w:rFonts w:ascii="Times New Roman" w:hAnsi="Times New Roman" w:cs="Times New Roman"/>
-                <w:noProof/>
-                <w:webHidden/>
-              </w:rPr>
-              <w:fldChar w:fldCharType="begin"/>
-            </w:r>
-            <w:r>
-              <w:rPr>
-                <w:rFonts w:ascii="Times New Roman" w:hAnsi="Times New Roman" w:cs="Times New Roman"/>
-                <w:noProof/>
-                <w:webHidden/>
-              </w:rPr>
-              <w:instrText xml:space="preserve"> PAGEREF _Toc231916476 \h </w:instrText>
-            </w:r>
-            <w:r>
-              <w:rPr>
-                <w:rFonts w:ascii="Times New Roman" w:hAnsi="Times New Roman" w:cs="Times New Roman"/>
-                <w:noProof/>
-                <w:webHidden/>
-              </w:rPr>
-            </w:r>
-            <w:r>
-              <w:rPr>
-                <w:rFonts w:ascii="Times New Roman" w:hAnsi="Times New Roman" w:cs="Times New Roman"/>
-                <w:noProof/>
-                <w:webHidden/>
-              </w:rPr>
-              <w:fldChar w:fldCharType="separate"/>
-            </w:r>
-            <w:r>
-              <w:rPr>
-                <w:rFonts w:ascii="Times New Roman" w:hAnsi="Times New Roman" w:cs="Times New Roman"/>
-                <w:noProof/>
-                <w:webHidden/>
-              </w:rPr>
-              <w:t>5</w:t>
             </w:r>
             <w:r>
               <w:rPr>
@@ -1134,13 +1092,225 @@
               <w:lang w:eastAsia="de-DE"/>
             </w:rPr>
           </w:pPr>
-          <w:hyperlink w:anchor="_Toc231916477" w:history="1">
+          <w:hyperlink w:anchor="_Toc234491789" w:history="1">
             <w:r>
               <w:rPr>
                 <w:rStyle w:val="Hyperlink"/>
                 <w:rFonts w:ascii="Times New Roman" w:hAnsi="Times New Roman" w:cs="Times New Roman"/>
                 <w:noProof/>
               </w:rPr>
+              <w:t>2.4</w:t>
+            </w:r>
+            <w:r>
+              <w:rPr>
+                <w:rFonts w:ascii="Times New Roman" w:eastAsiaTheme="minorEastAsia" w:hAnsi="Times New Roman" w:cs="Times New Roman"/>
+                <w:noProof/>
+                <w:lang w:eastAsia="de-DE"/>
+              </w:rPr>
+              <w:tab/>
+            </w:r>
+            <w:r>
+              <w:rPr>
+                <w:rStyle w:val="Hyperlink"/>
+                <w:rFonts w:ascii="Times New Roman" w:hAnsi="Times New Roman" w:cs="Times New Roman"/>
+                <w:noProof/>
+              </w:rPr>
+              <w:t>AP4: Containerisierung und Projektdokumentation</w:t>
+            </w:r>
+            <w:r>
+              <w:rPr>
+                <w:rFonts w:ascii="Times New Roman" w:hAnsi="Times New Roman" w:cs="Times New Roman"/>
+                <w:noProof/>
+                <w:webHidden/>
+              </w:rPr>
+              <w:tab/>
+            </w:r>
+            <w:r>
+              <w:rPr>
+                <w:rFonts w:ascii="Times New Roman" w:hAnsi="Times New Roman" w:cs="Times New Roman"/>
+                <w:noProof/>
+                <w:webHidden/>
+              </w:rPr>
+              <w:fldChar w:fldCharType="begin"/>
+            </w:r>
+            <w:r>
+              <w:rPr>
+                <w:rFonts w:ascii="Times New Roman" w:hAnsi="Times New Roman" w:cs="Times New Roman"/>
+                <w:noProof/>
+                <w:webHidden/>
+              </w:rPr>
+              <w:instrText xml:space="preserve"> PAGEREF _Toc234491789 \h </w:instrText>
+            </w:r>
+            <w:r>
+              <w:rPr>
+                <w:rFonts w:ascii="Times New Roman" w:hAnsi="Times New Roman" w:cs="Times New Roman"/>
+                <w:noProof/>
+                <w:webHidden/>
+              </w:rPr>
+            </w:r>
+            <w:r>
+              <w:rPr>
+                <w:rFonts w:ascii="Times New Roman" w:hAnsi="Times New Roman" w:cs="Times New Roman"/>
+                <w:noProof/>
+                <w:webHidden/>
+              </w:rPr>
+              <w:fldChar w:fldCharType="separate"/>
+            </w:r>
+            <w:r>
+              <w:rPr>
+                <w:rFonts w:ascii="Times New Roman" w:hAnsi="Times New Roman" w:cs="Times New Roman"/>
+                <w:noProof/>
+                <w:webHidden/>
+              </w:rPr>
+              <w:t>5</w:t>
+            </w:r>
+            <w:r>
+              <w:rPr>
+                <w:rFonts w:ascii="Times New Roman" w:hAnsi="Times New Roman" w:cs="Times New Roman"/>
+                <w:noProof/>
+                <w:webHidden/>
+              </w:rPr>
+              <w:fldChar w:fldCharType="end"/>
+            </w:r>
+          </w:hyperlink>
+        </w:p>
+        <w:p>
+          <w:pPr>
+            <w:pStyle w:val="Verzeichnis1"/>
+            <w:tabs>
+              <w:tab w:val="left" w:pos="480"/>
+              <w:tab w:val="right" w:leader="dot" w:pos="9062"/>
+            </w:tabs>
+            <w:rPr>
+              <w:rFonts w:ascii="Times New Roman" w:eastAsiaTheme="minorEastAsia" w:hAnsi="Times New Roman" w:cs="Times New Roman"/>
+              <w:b/>
+              <w:bCs/>
+              <w:noProof/>
+              <w:lang w:eastAsia="de-DE"/>
+            </w:rPr>
+          </w:pPr>
+          <w:hyperlink w:anchor="_Toc234491790" w:history="1">
+            <w:r>
+              <w:rPr>
+                <w:rStyle w:val="Hyperlink"/>
+                <w:rFonts w:ascii="Times New Roman" w:hAnsi="Times New Roman" w:cs="Times New Roman"/>
+                <w:b/>
+                <w:bCs/>
+                <w:noProof/>
+              </w:rPr>
+              <w:t>3</w:t>
+            </w:r>
+            <w:r>
+              <w:rPr>
+                <w:rFonts w:ascii="Times New Roman" w:eastAsiaTheme="minorEastAsia" w:hAnsi="Times New Roman" w:cs="Times New Roman"/>
+                <w:b/>
+                <w:bCs/>
+                <w:noProof/>
+                <w:lang w:eastAsia="de-DE"/>
+              </w:rPr>
+              <w:tab/>
+            </w:r>
+            <w:r>
+              <w:rPr>
+                <w:rStyle w:val="Hyperlink"/>
+                <w:rFonts w:ascii="Times New Roman" w:hAnsi="Times New Roman" w:cs="Times New Roman"/>
+                <w:b/>
+                <w:bCs/>
+                <w:noProof/>
+              </w:rPr>
+              <w:t>Vorgehensweise und Projektumsetzung</w:t>
+            </w:r>
+            <w:r>
+              <w:rPr>
+                <w:rFonts w:ascii="Times New Roman" w:hAnsi="Times New Roman" w:cs="Times New Roman"/>
+                <w:b/>
+                <w:bCs/>
+                <w:noProof/>
+                <w:webHidden/>
+              </w:rPr>
+              <w:tab/>
+            </w:r>
+            <w:r>
+              <w:rPr>
+                <w:rFonts w:ascii="Times New Roman" w:hAnsi="Times New Roman" w:cs="Times New Roman"/>
+                <w:b/>
+                <w:bCs/>
+                <w:noProof/>
+                <w:webHidden/>
+              </w:rPr>
+              <w:fldChar w:fldCharType="begin"/>
+            </w:r>
+            <w:r>
+              <w:rPr>
+                <w:rFonts w:ascii="Times New Roman" w:hAnsi="Times New Roman" w:cs="Times New Roman"/>
+                <w:b/>
+                <w:bCs/>
+                <w:noProof/>
+                <w:webHidden/>
+              </w:rPr>
+              <w:instrText xml:space="preserve"> PAGEREF _Toc234491790 \h </w:instrText>
+            </w:r>
+            <w:r>
+              <w:rPr>
+                <w:rFonts w:ascii="Times New Roman" w:hAnsi="Times New Roman" w:cs="Times New Roman"/>
+                <w:b/>
+                <w:bCs/>
+                <w:noProof/>
+                <w:webHidden/>
+              </w:rPr>
+            </w:r>
+            <w:r>
+              <w:rPr>
+                <w:rFonts w:ascii="Times New Roman" w:hAnsi="Times New Roman" w:cs="Times New Roman"/>
+                <w:b/>
+                <w:bCs/>
+                <w:noProof/>
+                <w:webHidden/>
+              </w:rPr>
+              <w:fldChar w:fldCharType="separate"/>
+            </w:r>
+            <w:r>
+              <w:rPr>
+                <w:rFonts w:ascii="Times New Roman" w:hAnsi="Times New Roman" w:cs="Times New Roman"/>
+                <w:b/>
+                <w:bCs/>
+                <w:noProof/>
+                <w:webHidden/>
+              </w:rPr>
+              <w:t>6</w:t>
+            </w:r>
+            <w:r>
+              <w:rPr>
+                <w:rFonts w:ascii="Times New Roman" w:hAnsi="Times New Roman" w:cs="Times New Roman"/>
+                <w:b/>
+                <w:bCs/>
+                <w:noProof/>
+                <w:webHidden/>
+              </w:rPr>
+              <w:fldChar w:fldCharType="end"/>
+            </w:r>
+          </w:hyperlink>
+        </w:p>
+        <w:p>
+          <w:pPr>
+            <w:pStyle w:val="Verzeichnis2"/>
+            <w:tabs>
+              <w:tab w:val="left" w:pos="960"/>
+              <w:tab w:val="right" w:leader="dot" w:pos="9062"/>
+            </w:tabs>
+            <w:rPr>
+              <w:rFonts w:ascii="Times New Roman" w:eastAsiaTheme="minorEastAsia" w:hAnsi="Times New Roman" w:cs="Times New Roman"/>
+              <w:noProof/>
+              <w:lang w:eastAsia="de-DE"/>
+            </w:rPr>
+          </w:pPr>
+          <w:hyperlink w:anchor="_Toc234491791" w:history="1">
+            <w:r>
+              <w:rPr>
+                <w:rStyle w:val="Hyperlink"/>
+                <w:rFonts w:ascii="Times New Roman" w:hAnsi="Times New Roman" w:cs="Times New Roman"/>
+                <w:noProof/>
+              </w:rPr>
               <w:t>3.1</w:t>
             </w:r>
             <w:r>
@@ -1157,6 +1327,408 @@
                 <w:rFonts w:ascii="Times New Roman" w:hAnsi="Times New Roman" w:cs="Times New Roman"/>
                 <w:noProof/>
               </w:rPr>
+              <w:t>Technische Implementierung und Software-Architektur</w:t>
+            </w:r>
+            <w:r>
+              <w:rPr>
+                <w:rFonts w:ascii="Times New Roman" w:hAnsi="Times New Roman" w:cs="Times New Roman"/>
+                <w:noProof/>
+                <w:webHidden/>
+              </w:rPr>
+              <w:tab/>
+            </w:r>
+            <w:r>
+              <w:rPr>
+                <w:rFonts w:ascii="Times New Roman" w:hAnsi="Times New Roman" w:cs="Times New Roman"/>
+                <w:noProof/>
+                <w:webHidden/>
+              </w:rPr>
+              <w:fldChar w:fldCharType="begin"/>
+            </w:r>
+            <w:r>
+              <w:rPr>
+                <w:rFonts w:ascii="Times New Roman" w:hAnsi="Times New Roman" w:cs="Times New Roman"/>
+                <w:noProof/>
+                <w:webHidden/>
+              </w:rPr>
+              <w:instrText xml:space="preserve"> PAGEREF _Toc234491791 \h </w:instrText>
+            </w:r>
+            <w:r>
+              <w:rPr>
+                <w:rFonts w:ascii="Times New Roman" w:hAnsi="Times New Roman" w:cs="Times New Roman"/>
+                <w:noProof/>
+                <w:webHidden/>
+              </w:rPr>
+            </w:r>
+            <w:r>
+              <w:rPr>
+                <w:rFonts w:ascii="Times New Roman" w:hAnsi="Times New Roman" w:cs="Times New Roman"/>
+                <w:noProof/>
+                <w:webHidden/>
+              </w:rPr>
+              <w:fldChar w:fldCharType="separate"/>
+            </w:r>
+            <w:r>
+              <w:rPr>
+                <w:rFonts w:ascii="Times New Roman" w:hAnsi="Times New Roman" w:cs="Times New Roman"/>
+                <w:noProof/>
+                <w:webHidden/>
+              </w:rPr>
+              <w:t>6</w:t>
+            </w:r>
+            <w:r>
+              <w:rPr>
+                <w:rFonts w:ascii="Times New Roman" w:hAnsi="Times New Roman" w:cs="Times New Roman"/>
+                <w:noProof/>
+                <w:webHidden/>
+              </w:rPr>
+              <w:fldChar w:fldCharType="end"/>
+            </w:r>
+          </w:hyperlink>
+        </w:p>
+        <w:p>
+          <w:pPr>
+            <w:pStyle w:val="Verzeichnis2"/>
+            <w:tabs>
+              <w:tab w:val="left" w:pos="960"/>
+              <w:tab w:val="right" w:leader="dot" w:pos="9062"/>
+            </w:tabs>
+            <w:rPr>
+              <w:rFonts w:ascii="Times New Roman" w:eastAsiaTheme="minorEastAsia" w:hAnsi="Times New Roman" w:cs="Times New Roman"/>
+              <w:noProof/>
+              <w:lang w:eastAsia="de-DE"/>
+            </w:rPr>
+          </w:pPr>
+          <w:hyperlink w:anchor="_Toc234491792" w:history="1">
+            <w:r>
+              <w:rPr>
+                <w:rStyle w:val="Hyperlink"/>
+                <w:rFonts w:ascii="Times New Roman" w:hAnsi="Times New Roman" w:cs="Times New Roman"/>
+                <w:noProof/>
+              </w:rPr>
+              <w:t>3.2</w:t>
+            </w:r>
+            <w:r>
+              <w:rPr>
+                <w:rFonts w:ascii="Times New Roman" w:eastAsiaTheme="minorEastAsia" w:hAnsi="Times New Roman" w:cs="Times New Roman"/>
+                <w:noProof/>
+                <w:lang w:eastAsia="de-DE"/>
+              </w:rPr>
+              <w:tab/>
+            </w:r>
+            <w:r>
+              <w:rPr>
+                <w:rStyle w:val="Hyperlink"/>
+                <w:rFonts w:ascii="Times New Roman" w:hAnsi="Times New Roman" w:cs="Times New Roman"/>
+                <w:noProof/>
+              </w:rPr>
+              <w:t>Kick-Off</w:t>
+            </w:r>
+            <w:r>
+              <w:rPr>
+                <w:rFonts w:ascii="Times New Roman" w:hAnsi="Times New Roman" w:cs="Times New Roman"/>
+                <w:noProof/>
+                <w:webHidden/>
+              </w:rPr>
+              <w:tab/>
+            </w:r>
+            <w:r>
+              <w:rPr>
+                <w:rFonts w:ascii="Times New Roman" w:hAnsi="Times New Roman" w:cs="Times New Roman"/>
+                <w:noProof/>
+                <w:webHidden/>
+              </w:rPr>
+              <w:fldChar w:fldCharType="begin"/>
+            </w:r>
+            <w:r>
+              <w:rPr>
+                <w:rFonts w:ascii="Times New Roman" w:hAnsi="Times New Roman" w:cs="Times New Roman"/>
+                <w:noProof/>
+                <w:webHidden/>
+              </w:rPr>
+              <w:instrText xml:space="preserve"> PAGEREF _Toc234491792 \h </w:instrText>
+            </w:r>
+            <w:r>
+              <w:rPr>
+                <w:rFonts w:ascii="Times New Roman" w:hAnsi="Times New Roman" w:cs="Times New Roman"/>
+                <w:noProof/>
+                <w:webHidden/>
+              </w:rPr>
+            </w:r>
+            <w:r>
+              <w:rPr>
+                <w:rFonts w:ascii="Times New Roman" w:hAnsi="Times New Roman" w:cs="Times New Roman"/>
+                <w:noProof/>
+                <w:webHidden/>
+              </w:rPr>
+              <w:fldChar w:fldCharType="separate"/>
+            </w:r>
+            <w:r>
+              <w:rPr>
+                <w:rFonts w:ascii="Times New Roman" w:hAnsi="Times New Roman" w:cs="Times New Roman"/>
+                <w:noProof/>
+                <w:webHidden/>
+              </w:rPr>
+              <w:t>7</w:t>
+            </w:r>
+            <w:r>
+              <w:rPr>
+                <w:rFonts w:ascii="Times New Roman" w:hAnsi="Times New Roman" w:cs="Times New Roman"/>
+                <w:noProof/>
+                <w:webHidden/>
+              </w:rPr>
+              <w:fldChar w:fldCharType="end"/>
+            </w:r>
+          </w:hyperlink>
+        </w:p>
+        <w:p>
+          <w:pPr>
+            <w:pStyle w:val="Verzeichnis2"/>
+            <w:tabs>
+              <w:tab w:val="left" w:pos="960"/>
+              <w:tab w:val="right" w:leader="dot" w:pos="9062"/>
+            </w:tabs>
+            <w:rPr>
+              <w:rFonts w:ascii="Times New Roman" w:eastAsiaTheme="minorEastAsia" w:hAnsi="Times New Roman" w:cs="Times New Roman"/>
+              <w:noProof/>
+              <w:lang w:eastAsia="de-DE"/>
+            </w:rPr>
+          </w:pPr>
+          <w:hyperlink w:anchor="_Toc234491793" w:history="1">
+            <w:r>
+              <w:rPr>
+                <w:rStyle w:val="Hyperlink"/>
+                <w:rFonts w:ascii="Times New Roman" w:hAnsi="Times New Roman" w:cs="Times New Roman"/>
+                <w:noProof/>
+              </w:rPr>
+              <w:t>3.3</w:t>
+            </w:r>
+            <w:r>
+              <w:rPr>
+                <w:rFonts w:ascii="Times New Roman" w:eastAsiaTheme="minorEastAsia" w:hAnsi="Times New Roman" w:cs="Times New Roman"/>
+                <w:noProof/>
+                <w:lang w:eastAsia="de-DE"/>
+              </w:rPr>
+              <w:tab/>
+            </w:r>
+            <w:r>
+              <w:rPr>
+                <w:rStyle w:val="Hyperlink"/>
+                <w:rFonts w:ascii="Times New Roman" w:hAnsi="Times New Roman" w:cs="Times New Roman"/>
+                <w:noProof/>
+              </w:rPr>
+              <w:t>Zeitplan</w:t>
+            </w:r>
+            <w:r>
+              <w:rPr>
+                <w:rFonts w:ascii="Times New Roman" w:hAnsi="Times New Roman" w:cs="Times New Roman"/>
+                <w:noProof/>
+                <w:webHidden/>
+              </w:rPr>
+              <w:tab/>
+            </w:r>
+            <w:r>
+              <w:rPr>
+                <w:rFonts w:ascii="Times New Roman" w:hAnsi="Times New Roman" w:cs="Times New Roman"/>
+                <w:noProof/>
+                <w:webHidden/>
+              </w:rPr>
+              <w:fldChar w:fldCharType="begin"/>
+            </w:r>
+            <w:r>
+              <w:rPr>
+                <w:rFonts w:ascii="Times New Roman" w:hAnsi="Times New Roman" w:cs="Times New Roman"/>
+                <w:noProof/>
+                <w:webHidden/>
+              </w:rPr>
+              <w:instrText xml:space="preserve"> PAGEREF _Toc234491793 \h </w:instrText>
+            </w:r>
+            <w:r>
+              <w:rPr>
+                <w:rFonts w:ascii="Times New Roman" w:hAnsi="Times New Roman" w:cs="Times New Roman"/>
+                <w:noProof/>
+                <w:webHidden/>
+              </w:rPr>
+            </w:r>
+            <w:r>
+              <w:rPr>
+                <w:rFonts w:ascii="Times New Roman" w:hAnsi="Times New Roman" w:cs="Times New Roman"/>
+                <w:noProof/>
+                <w:webHidden/>
+              </w:rPr>
+              <w:fldChar w:fldCharType="separate"/>
+            </w:r>
+            <w:r>
+              <w:rPr>
+                <w:rFonts w:ascii="Times New Roman" w:hAnsi="Times New Roman" w:cs="Times New Roman"/>
+                <w:noProof/>
+                <w:webHidden/>
+              </w:rPr>
+              <w:t>8</w:t>
+            </w:r>
+            <w:r>
+              <w:rPr>
+                <w:rFonts w:ascii="Times New Roman" w:hAnsi="Times New Roman" w:cs="Times New Roman"/>
+                <w:noProof/>
+                <w:webHidden/>
+              </w:rPr>
+              <w:fldChar w:fldCharType="end"/>
+            </w:r>
+          </w:hyperlink>
+        </w:p>
+        <w:p>
+          <w:pPr>
+            <w:pStyle w:val="Verzeichnis1"/>
+            <w:tabs>
+              <w:tab w:val="left" w:pos="480"/>
+              <w:tab w:val="right" w:leader="dot" w:pos="9062"/>
+            </w:tabs>
+            <w:rPr>
+              <w:rFonts w:ascii="Times New Roman" w:eastAsiaTheme="minorEastAsia" w:hAnsi="Times New Roman" w:cs="Times New Roman"/>
+              <w:b/>
+              <w:bCs/>
+              <w:noProof/>
+              <w:lang w:eastAsia="de-DE"/>
+            </w:rPr>
+          </w:pPr>
+          <w:hyperlink w:anchor="_Toc234491794" w:history="1">
+            <w:r>
+              <w:rPr>
+                <w:rStyle w:val="Hyperlink"/>
+                <w:rFonts w:ascii="Times New Roman" w:hAnsi="Times New Roman" w:cs="Times New Roman"/>
+                <w:b/>
+                <w:bCs/>
+                <w:noProof/>
+              </w:rPr>
+              <w:t>4</w:t>
+            </w:r>
+            <w:r>
+              <w:rPr>
+                <w:rFonts w:ascii="Times New Roman" w:eastAsiaTheme="minorEastAsia" w:hAnsi="Times New Roman" w:cs="Times New Roman"/>
+                <w:b/>
+                <w:bCs/>
+                <w:noProof/>
+                <w:lang w:eastAsia="de-DE"/>
+              </w:rPr>
+              <w:tab/>
+            </w:r>
+            <w:r>
+              <w:rPr>
+                <w:rStyle w:val="Hyperlink"/>
+                <w:rFonts w:ascii="Times New Roman" w:hAnsi="Times New Roman" w:cs="Times New Roman"/>
+                <w:b/>
+                <w:bCs/>
+                <w:noProof/>
+              </w:rPr>
+              <w:t>Ergebnisse und Diskussion</w:t>
+            </w:r>
+            <w:r>
+              <w:rPr>
+                <w:rFonts w:ascii="Times New Roman" w:hAnsi="Times New Roman" w:cs="Times New Roman"/>
+                <w:b/>
+                <w:bCs/>
+                <w:noProof/>
+                <w:webHidden/>
+              </w:rPr>
+              <w:tab/>
+            </w:r>
+            <w:r>
+              <w:rPr>
+                <w:rFonts w:ascii="Times New Roman" w:hAnsi="Times New Roman" w:cs="Times New Roman"/>
+                <w:b/>
+                <w:bCs/>
+                <w:noProof/>
+                <w:webHidden/>
+              </w:rPr>
+              <w:fldChar w:fldCharType="begin"/>
+            </w:r>
+            <w:r>
+              <w:rPr>
+                <w:rFonts w:ascii="Times New Roman" w:hAnsi="Times New Roman" w:cs="Times New Roman"/>
+                <w:b/>
+                <w:bCs/>
+                <w:noProof/>
+                <w:webHidden/>
+              </w:rPr>
+              <w:instrText xml:space="preserve"> PAGEREF _Toc234491794 \h </w:instrText>
+            </w:r>
+            <w:r>
+              <w:rPr>
+                <w:rFonts w:ascii="Times New Roman" w:hAnsi="Times New Roman" w:cs="Times New Roman"/>
+                <w:b/>
+                <w:bCs/>
+                <w:noProof/>
+                <w:webHidden/>
+              </w:rPr>
+            </w:r>
+            <w:r>
+              <w:rPr>
+                <w:rFonts w:ascii="Times New Roman" w:hAnsi="Times New Roman" w:cs="Times New Roman"/>
+                <w:b/>
+                <w:bCs/>
+                <w:noProof/>
+                <w:webHidden/>
+              </w:rPr>
+              <w:fldChar w:fldCharType="separate"/>
+            </w:r>
+            <w:r>
+              <w:rPr>
+                <w:rFonts w:ascii="Times New Roman" w:hAnsi="Times New Roman" w:cs="Times New Roman"/>
+                <w:b/>
+                <w:bCs/>
+                <w:noProof/>
+                <w:webHidden/>
+              </w:rPr>
+              <w:t>9</w:t>
+            </w:r>
+            <w:r>
+              <w:rPr>
+                <w:rFonts w:ascii="Times New Roman" w:hAnsi="Times New Roman" w:cs="Times New Roman"/>
+                <w:b/>
+                <w:bCs/>
+                <w:noProof/>
+                <w:webHidden/>
+              </w:rPr>
+              <w:fldChar w:fldCharType="end"/>
+            </w:r>
+          </w:hyperlink>
+        </w:p>
+        <w:p>
+          <w:pPr>
+            <w:pStyle w:val="Verzeichnis2"/>
+            <w:tabs>
+              <w:tab w:val="left" w:pos="960"/>
+              <w:tab w:val="right" w:leader="dot" w:pos="9062"/>
+            </w:tabs>
+            <w:rPr>
+              <w:rFonts w:ascii="Times New Roman" w:eastAsiaTheme="minorEastAsia" w:hAnsi="Times New Roman" w:cs="Times New Roman"/>
+              <w:noProof/>
+              <w:lang w:eastAsia="de-DE"/>
+            </w:rPr>
+          </w:pPr>
+          <w:hyperlink w:anchor="_Toc234491795" w:history="1">
+            <w:r>
+              <w:rPr>
+                <w:rStyle w:val="Hyperlink"/>
+                <w:rFonts w:ascii="Times New Roman" w:hAnsi="Times New Roman" w:cs="Times New Roman"/>
+                <w:noProof/>
+              </w:rPr>
+              <w:t>4.1</w:t>
+            </w:r>
+            <w:r>
+              <w:rPr>
+                <w:rFonts w:ascii="Times New Roman" w:eastAsiaTheme="minorEastAsia" w:hAnsi="Times New Roman" w:cs="Times New Roman"/>
+                <w:noProof/>
+                <w:lang w:eastAsia="de-DE"/>
+              </w:rPr>
+              <w:tab/>
+            </w:r>
+            <w:r>
+              <w:rPr>
+                <w:rStyle w:val="Hyperlink"/>
+                <w:rFonts w:ascii="Times New Roman" w:hAnsi="Times New Roman" w:cs="Times New Roman"/>
+                <w:noProof/>
+              </w:rPr>
               <w:t>Explorative Datenanalyse</w:t>
             </w:r>
             <w:r>
@@ -1181,7 +1753,7 @@
                 <w:noProof/>
                 <w:webHidden/>
               </w:rPr>
-              <w:instrText xml:space="preserve"> PAGEREF _Toc231916477 \h </w:instrText>
+              <w:instrText xml:space="preserve"> PAGEREF _Toc234491795 \h </w:instrText>
             </w:r>
             <w:r>
               <w:rPr>
@@ -1204,7 +1776,7 @@
                 <w:noProof/>
                 <w:webHidden/>
               </w:rPr>
-              <w:t>5</w:t>
+              <w:t>9</w:t>
             </w:r>
             <w:r>
               <w:rPr>
@@ -1229,14 +1801,14 @@
               <w:lang w:eastAsia="de-DE"/>
             </w:rPr>
           </w:pPr>
-          <w:hyperlink w:anchor="_Toc231916478" w:history="1">
+          <w:hyperlink w:anchor="_Toc234491796" w:history="1">
             <w:r>
               <w:rPr>
                 <w:rStyle w:val="Hyperlink"/>
                 <w:rFonts w:ascii="Times New Roman" w:hAnsi="Times New Roman" w:cs="Times New Roman"/>
                 <w:noProof/>
               </w:rPr>
-              <w:t>3.1.1</w:t>
+              <w:t>4.1.1</w:t>
             </w:r>
             <w:r>
               <w:rPr>
@@ -1276,7 +1848,7 @@
                 <w:noProof/>
                 <w:webHidden/>
               </w:rPr>
-              <w:instrText xml:space="preserve"> PAGEREF _Toc231916478 \h </w:instrText>
+              <w:instrText xml:space="preserve"> PAGEREF _Toc234491796 \h </w:instrText>
             </w:r>
             <w:r>
               <w:rPr>
@@ -1299,7 +1871,7 @@
                 <w:noProof/>
                 <w:webHidden/>
               </w:rPr>
-              <w:t>5</w:t>
+              <w:t>9</w:t>
             </w:r>
             <w:r>
               <w:rPr>
@@ -1324,14 +1896,14 @@
               <w:lang w:eastAsia="de-DE"/>
             </w:rPr>
           </w:pPr>
-          <w:hyperlink w:anchor="_Toc231916479" w:history="1">
+          <w:hyperlink w:anchor="_Toc234491797" w:history="1">
             <w:r>
               <w:rPr>
                 <w:rStyle w:val="Hyperlink"/>
                 <w:rFonts w:ascii="Times New Roman" w:hAnsi="Times New Roman" w:cs="Times New Roman"/>
                 <w:noProof/>
               </w:rPr>
-              <w:t>3.1.2</w:t>
+              <w:t>4.1.2</w:t>
             </w:r>
             <w:r>
               <w:rPr>
@@ -1371,7 +1943,7 @@
                 <w:noProof/>
                 <w:webHidden/>
               </w:rPr>
-              <w:instrText xml:space="preserve"> PAGEREF _Toc231916479 \h </w:instrText>
+              <w:instrText xml:space="preserve"> PAGEREF _Toc234491797 \h </w:instrText>
             </w:r>
             <w:r>
               <w:rPr>
@@ -1394,7 +1966,7 @@
                 <w:noProof/>
                 <w:webHidden/>
               </w:rPr>
-              <w:t>6</w:t>
+              <w:t>10</w:t>
             </w:r>
             <w:r>
               <w:rPr>
@@ -1419,14 +1991,14 @@
               <w:lang w:eastAsia="de-DE"/>
             </w:rPr>
           </w:pPr>
-          <w:hyperlink w:anchor="_Toc231916480" w:history="1">
+          <w:hyperlink w:anchor="_Toc234491798" w:history="1">
             <w:r>
               <w:rPr>
                 <w:rStyle w:val="Hyperlink"/>
                 <w:rFonts w:ascii="Times New Roman" w:hAnsi="Times New Roman" w:cs="Times New Roman"/>
                 <w:noProof/>
               </w:rPr>
-              <w:t>3.1.3</w:t>
+              <w:t>4.1.3</w:t>
             </w:r>
             <w:r>
               <w:rPr>
@@ -1466,7 +2038,7 @@
                 <w:noProof/>
                 <w:webHidden/>
               </w:rPr>
-              <w:instrText xml:space="preserve"> PAGEREF _Toc231916480 \h </w:instrText>
+              <w:instrText xml:space="preserve"> PAGEREF _Toc234491798 \h </w:instrText>
             </w:r>
             <w:r>
               <w:rPr>
@@ -1489,7 +2061,7 @@
                 <w:noProof/>
                 <w:webHidden/>
               </w:rPr>
-              <w:t>8</w:t>
+              <w:t>12</w:t>
             </w:r>
             <w:r>
               <w:rPr>
@@ -1514,14 +2086,14 @@
               <w:lang w:eastAsia="de-DE"/>
             </w:rPr>
           </w:pPr>
-          <w:hyperlink w:anchor="_Toc231916481" w:history="1">
+          <w:hyperlink w:anchor="_Toc234491799" w:history="1">
             <w:r>
               <w:rPr>
                 <w:rStyle w:val="Hyperlink"/>
                 <w:rFonts w:ascii="Times New Roman" w:hAnsi="Times New Roman" w:cs="Times New Roman"/>
                 <w:noProof/>
               </w:rPr>
-              <w:t>3.1.4</w:t>
+              <w:t>4.1.4</w:t>
             </w:r>
             <w:r>
               <w:rPr>
@@ -1561,7 +2133,7 @@
                 <w:noProof/>
                 <w:webHidden/>
               </w:rPr>
-              <w:instrText xml:space="preserve"> PAGEREF _Toc231916481 \h </w:instrText>
+              <w:instrText xml:space="preserve"> PAGEREF _Toc234491799 \h </w:instrText>
             </w:r>
             <w:r>
               <w:rPr>
@@ -1584,7 +2156,102 @@
                 <w:noProof/>
                 <w:webHidden/>
               </w:rPr>
-              <w:t>8</w:t>
+              <w:t>12</w:t>
+            </w:r>
+            <w:r>
+              <w:rPr>
+                <w:rFonts w:ascii="Times New Roman" w:hAnsi="Times New Roman" w:cs="Times New Roman"/>
+                <w:noProof/>
+                <w:webHidden/>
+              </w:rPr>
+              <w:fldChar w:fldCharType="end"/>
+            </w:r>
+          </w:hyperlink>
+        </w:p>
+        <w:p>
+          <w:pPr>
+            <w:pStyle w:val="Verzeichnis2"/>
+            <w:tabs>
+              <w:tab w:val="left" w:pos="960"/>
+              <w:tab w:val="right" w:leader="dot" w:pos="9062"/>
+            </w:tabs>
+            <w:rPr>
+              <w:rFonts w:ascii="Times New Roman" w:eastAsiaTheme="minorEastAsia" w:hAnsi="Times New Roman" w:cs="Times New Roman"/>
+              <w:noProof/>
+              <w:lang w:eastAsia="de-DE"/>
+            </w:rPr>
+          </w:pPr>
+          <w:hyperlink w:anchor="_Toc234491800" w:history="1">
+            <w:r>
+              <w:rPr>
+                <w:rStyle w:val="Hyperlink"/>
+                <w:rFonts w:ascii="Times New Roman" w:hAnsi="Times New Roman" w:cs="Times New Roman"/>
+                <w:noProof/>
+              </w:rPr>
+              <w:t>4.2</w:t>
+            </w:r>
+            <w:r>
+              <w:rPr>
+                <w:rFonts w:ascii="Times New Roman" w:eastAsiaTheme="minorEastAsia" w:hAnsi="Times New Roman" w:cs="Times New Roman"/>
+                <w:noProof/>
+                <w:lang w:eastAsia="de-DE"/>
+              </w:rPr>
+              <w:tab/>
+            </w:r>
+            <w:r>
+              <w:rPr>
+                <w:rStyle w:val="Hyperlink"/>
+                <w:rFonts w:ascii="Times New Roman" w:hAnsi="Times New Roman" w:cs="Times New Roman"/>
+                <w:noProof/>
+              </w:rPr>
+              <w:t>Qualitativer und quantitativer Vergleich der Architekturen</w:t>
+            </w:r>
+            <w:r>
+              <w:rPr>
+                <w:rFonts w:ascii="Times New Roman" w:hAnsi="Times New Roman" w:cs="Times New Roman"/>
+                <w:noProof/>
+                <w:webHidden/>
+              </w:rPr>
+              <w:tab/>
+            </w:r>
+            <w:r>
+              <w:rPr>
+                <w:rFonts w:ascii="Times New Roman" w:hAnsi="Times New Roman" w:cs="Times New Roman"/>
+                <w:noProof/>
+                <w:webHidden/>
+              </w:rPr>
+              <w:fldChar w:fldCharType="begin"/>
+            </w:r>
+            <w:r>
+              <w:rPr>
+                <w:rFonts w:ascii="Times New Roman" w:hAnsi="Times New Roman" w:cs="Times New Roman"/>
+                <w:noProof/>
+                <w:webHidden/>
+              </w:rPr>
+              <w:instrText xml:space="preserve"> PAGEREF _Toc234491800 \h </w:instrText>
+            </w:r>
+            <w:r>
+              <w:rPr>
+                <w:rFonts w:ascii="Times New Roman" w:hAnsi="Times New Roman" w:cs="Times New Roman"/>
+                <w:noProof/>
+                <w:webHidden/>
+              </w:rPr>
+            </w:r>
+            <w:r>
+              <w:rPr>
+                <w:rFonts w:ascii="Times New Roman" w:hAnsi="Times New Roman" w:cs="Times New Roman"/>
+                <w:noProof/>
+                <w:webHidden/>
+              </w:rPr>
+              <w:fldChar w:fldCharType="separate"/>
+            </w:r>
+            <w:r>
+              <w:rPr>
+                <w:rFonts w:ascii="Times New Roman" w:hAnsi="Times New Roman" w:cs="Times New Roman"/>
+                <w:noProof/>
+                <w:webHidden/>
+              </w:rPr>
+              <w:t>13</w:t>
             </w:r>
             <w:r>
               <w:rPr>
@@ -1605,22 +2272,28 @@
             </w:tabs>
             <w:rPr>
               <w:rFonts w:ascii="Times New Roman" w:eastAsiaTheme="minorEastAsia" w:hAnsi="Times New Roman" w:cs="Times New Roman"/>
+              <w:b/>
+              <w:bCs/>
               <w:noProof/>
               <w:lang w:eastAsia="de-DE"/>
             </w:rPr>
           </w:pPr>
-          <w:hyperlink w:anchor="_Toc231916482" w:history="1">
+          <w:hyperlink w:anchor="_Toc234491801" w:history="1">
             <w:r>
               <w:rPr>
                 <w:rStyle w:val="Hyperlink"/>
                 <w:rFonts w:ascii="Times New Roman" w:hAnsi="Times New Roman" w:cs="Times New Roman"/>
-                <w:noProof/>
-              </w:rPr>
-              <w:t>4</w:t>
+                <w:b/>
+                <w:bCs/>
+                <w:noProof/>
+              </w:rPr>
+              <w:t>5</w:t>
             </w:r>
             <w:r>
               <w:rPr>
                 <w:rFonts w:ascii="Times New Roman" w:eastAsiaTheme="minorEastAsia" w:hAnsi="Times New Roman" w:cs="Times New Roman"/>
+                <w:b/>
+                <w:bCs/>
                 <w:noProof/>
                 <w:lang w:eastAsia="de-DE"/>
               </w:rPr>
@@ -1630,6 +2303,8 @@
               <w:rPr>
                 <w:rStyle w:val="Hyperlink"/>
                 <w:rFonts w:ascii="Times New Roman" w:hAnsi="Times New Roman" w:cs="Times New Roman"/>
+                <w:b/>
+                <w:bCs/>
                 <w:noProof/>
               </w:rPr>
               <w:t>Fazit und Reflexion</w:t>
@@ -1637,6 +2312,8 @@
             <w:r>
               <w:rPr>
                 <w:rFonts w:ascii="Times New Roman" w:hAnsi="Times New Roman" w:cs="Times New Roman"/>
+                <w:b/>
+                <w:bCs/>
                 <w:noProof/>
                 <w:webHidden/>
               </w:rPr>
@@ -1645,6 +2322,8 @@
             <w:r>
               <w:rPr>
                 <w:rFonts w:ascii="Times New Roman" w:hAnsi="Times New Roman" w:cs="Times New Roman"/>
+                <w:b/>
+                <w:bCs/>
                 <w:noProof/>
                 <w:webHidden/>
               </w:rPr>
@@ -1653,14 +2332,18 @@
             <w:r>
               <w:rPr>
                 <w:rFonts w:ascii="Times New Roman" w:hAnsi="Times New Roman" w:cs="Times New Roman"/>
+                <w:b/>
+                <w:bCs/>
                 <w:noProof/>
                 <w:webHidden/>
               </w:rPr>
-              <w:instrText xml:space="preserve"> PAGEREF _Toc231916482 \h </w:instrText>
-            </w:r>
-            <w:r>
-              <w:rPr>
-                <w:rFonts w:ascii="Times New Roman" w:hAnsi="Times New Roman" w:cs="Times New Roman"/>
+              <w:instrText xml:space="preserve"> PAGEREF _Toc234491801 \h </w:instrText>
+            </w:r>
+            <w:r>
+              <w:rPr>
+                <w:rFonts w:ascii="Times New Roman" w:hAnsi="Times New Roman" w:cs="Times New Roman"/>
+                <w:b/>
+                <w:bCs/>
                 <w:noProof/>
                 <w:webHidden/>
               </w:rPr>
@@ -1668,6 +2351,8 @@
             <w:r>
               <w:rPr>
                 <w:rFonts w:ascii="Times New Roman" w:hAnsi="Times New Roman" w:cs="Times New Roman"/>
+                <w:b/>
+                <w:bCs/>
                 <w:noProof/>
                 <w:webHidden/>
               </w:rPr>
@@ -1676,14 +2361,18 @@
             <w:r>
               <w:rPr>
                 <w:rFonts w:ascii="Times New Roman" w:hAnsi="Times New Roman" w:cs="Times New Roman"/>
+                <w:b/>
+                <w:bCs/>
                 <w:noProof/>
                 <w:webHidden/>
               </w:rPr>
-              <w:t>9</w:t>
-            </w:r>
-            <w:r>
-              <w:rPr>
-                <w:rFonts w:ascii="Times New Roman" w:hAnsi="Times New Roman" w:cs="Times New Roman"/>
+              <w:t>17</w:t>
+            </w:r>
+            <w:r>
+              <w:rPr>
+                <w:rFonts w:ascii="Times New Roman" w:hAnsi="Times New Roman" w:cs="Times New Roman"/>
+                <w:b/>
+                <w:bCs/>
                 <w:noProof/>
                 <w:webHidden/>
               </w:rPr>
@@ -1700,22 +2389,28 @@
             </w:tabs>
             <w:rPr>
               <w:rFonts w:ascii="Times New Roman" w:eastAsiaTheme="minorEastAsia" w:hAnsi="Times New Roman" w:cs="Times New Roman"/>
+              <w:b/>
+              <w:bCs/>
               <w:noProof/>
               <w:lang w:eastAsia="de-DE"/>
             </w:rPr>
           </w:pPr>
-          <w:hyperlink w:anchor="_Toc231916483" w:history="1">
+          <w:hyperlink w:anchor="_Toc234491802" w:history="1">
             <w:r>
               <w:rPr>
                 <w:rStyle w:val="Hyperlink"/>
                 <w:rFonts w:ascii="Times New Roman" w:hAnsi="Times New Roman" w:cs="Times New Roman"/>
-                <w:noProof/>
-              </w:rPr>
-              <w:t>5</w:t>
+                <w:b/>
+                <w:bCs/>
+                <w:noProof/>
+              </w:rPr>
+              <w:t>6</w:t>
             </w:r>
             <w:r>
               <w:rPr>
                 <w:rFonts w:ascii="Times New Roman" w:eastAsiaTheme="minorEastAsia" w:hAnsi="Times New Roman" w:cs="Times New Roman"/>
+                <w:b/>
+                <w:bCs/>
                 <w:noProof/>
                 <w:lang w:eastAsia="de-DE"/>
               </w:rPr>
@@ -1725,6 +2420,8 @@
               <w:rPr>
                 <w:rStyle w:val="Hyperlink"/>
                 <w:rFonts w:ascii="Times New Roman" w:hAnsi="Times New Roman" w:cs="Times New Roman"/>
+                <w:b/>
+                <w:bCs/>
                 <w:noProof/>
               </w:rPr>
               <w:t>Literatur</w:t>
@@ -1732,6 +2429,8 @@
             <w:r>
               <w:rPr>
                 <w:rFonts w:ascii="Times New Roman" w:hAnsi="Times New Roman" w:cs="Times New Roman"/>
+                <w:b/>
+                <w:bCs/>
                 <w:noProof/>
                 <w:webHidden/>
               </w:rPr>
@@ -1740,6 +2439,8 @@
             <w:r>
               <w:rPr>
                 <w:rFonts w:ascii="Times New Roman" w:hAnsi="Times New Roman" w:cs="Times New Roman"/>
+                <w:b/>
+                <w:bCs/>
                 <w:noProof/>
                 <w:webHidden/>
               </w:rPr>
@@ -1748,14 +2449,18 @@
             <w:r>
               <w:rPr>
                 <w:rFonts w:ascii="Times New Roman" w:hAnsi="Times New Roman" w:cs="Times New Roman"/>
+                <w:b/>
+                <w:bCs/>
                 <w:noProof/>
                 <w:webHidden/>
               </w:rPr>
-              <w:instrText xml:space="preserve"> PAGEREF _Toc231916483 \h </w:instrText>
-            </w:r>
-            <w:r>
-              <w:rPr>
-                <w:rFonts w:ascii="Times New Roman" w:hAnsi="Times New Roman" w:cs="Times New Roman"/>
+              <w:instrText xml:space="preserve"> PAGEREF _Toc234491802 \h </w:instrText>
+            </w:r>
+            <w:r>
+              <w:rPr>
+                <w:rFonts w:ascii="Times New Roman" w:hAnsi="Times New Roman" w:cs="Times New Roman"/>
+                <w:b/>
+                <w:bCs/>
                 <w:noProof/>
                 <w:webHidden/>
               </w:rPr>
@@ -1763,6 +2468,8 @@
             <w:r>
               <w:rPr>
                 <w:rFonts w:ascii="Times New Roman" w:hAnsi="Times New Roman" w:cs="Times New Roman"/>
+                <w:b/>
+                <w:bCs/>
                 <w:noProof/>
                 <w:webHidden/>
               </w:rPr>
@@ -1771,14 +2478,18 @@
             <w:r>
               <w:rPr>
                 <w:rFonts w:ascii="Times New Roman" w:hAnsi="Times New Roman" w:cs="Times New Roman"/>
+                <w:b/>
+                <w:bCs/>
                 <w:noProof/>
                 <w:webHidden/>
               </w:rPr>
-              <w:t>10</w:t>
-            </w:r>
-            <w:r>
-              <w:rPr>
-                <w:rFonts w:ascii="Times New Roman" w:hAnsi="Times New Roman" w:cs="Times New Roman"/>
+              <w:t>18</w:t>
+            </w:r>
+            <w:r>
+              <w:rPr>
+                <w:rFonts w:ascii="Times New Roman" w:hAnsi="Times New Roman" w:cs="Times New Roman"/>
+                <w:b/>
+                <w:bCs/>
                 <w:noProof/>
                 <w:webHidden/>
               </w:rPr>
@@ -1795,22 +2506,28 @@
             </w:tabs>
             <w:rPr>
               <w:rFonts w:ascii="Times New Roman" w:eastAsiaTheme="minorEastAsia" w:hAnsi="Times New Roman" w:cs="Times New Roman"/>
+              <w:b/>
+              <w:bCs/>
               <w:noProof/>
               <w:lang w:eastAsia="de-DE"/>
             </w:rPr>
           </w:pPr>
-          <w:hyperlink w:anchor="_Toc231916484" w:history="1">
+          <w:hyperlink w:anchor="_Toc234491803" w:history="1">
             <w:r>
               <w:rPr>
                 <w:rStyle w:val="Hyperlink"/>
                 <w:rFonts w:ascii="Times New Roman" w:hAnsi="Times New Roman" w:cs="Times New Roman"/>
-                <w:noProof/>
-              </w:rPr>
-              <w:t>6</w:t>
+                <w:b/>
+                <w:bCs/>
+                <w:noProof/>
+              </w:rPr>
+              <w:t>7</w:t>
             </w:r>
             <w:r>
               <w:rPr>
                 <w:rFonts w:ascii="Times New Roman" w:eastAsiaTheme="minorEastAsia" w:hAnsi="Times New Roman" w:cs="Times New Roman"/>
+                <w:b/>
+                <w:bCs/>
                 <w:noProof/>
                 <w:lang w:eastAsia="de-DE"/>
               </w:rPr>
@@ -1820,6 +2537,8 @@
               <w:rPr>
                 <w:rStyle w:val="Hyperlink"/>
                 <w:rFonts w:ascii="Times New Roman" w:hAnsi="Times New Roman" w:cs="Times New Roman"/>
+                <w:b/>
+                <w:bCs/>
                 <w:noProof/>
               </w:rPr>
               <w:t>Prompt Verzeichnis</w:t>
@@ -1827,6 +2546,8 @@
             <w:r>
               <w:rPr>
                 <w:rFonts w:ascii="Times New Roman" w:hAnsi="Times New Roman" w:cs="Times New Roman"/>
+                <w:b/>
+                <w:bCs/>
                 <w:noProof/>
                 <w:webHidden/>
               </w:rPr>
@@ -1835,6 +2556,8 @@
             <w:r>
               <w:rPr>
                 <w:rFonts w:ascii="Times New Roman" w:hAnsi="Times New Roman" w:cs="Times New Roman"/>
+                <w:b/>
+                <w:bCs/>
                 <w:noProof/>
                 <w:webHidden/>
               </w:rPr>
@@ -1843,14 +2566,18 @@
             <w:r>
               <w:rPr>
                 <w:rFonts w:ascii="Times New Roman" w:hAnsi="Times New Roman" w:cs="Times New Roman"/>
+                <w:b/>
+                <w:bCs/>
                 <w:noProof/>
                 <w:webHidden/>
               </w:rPr>
-              <w:instrText xml:space="preserve"> PAGEREF _Toc231916484 \h </w:instrText>
-            </w:r>
-            <w:r>
-              <w:rPr>
-                <w:rFonts w:ascii="Times New Roman" w:hAnsi="Times New Roman" w:cs="Times New Roman"/>
+              <w:instrText xml:space="preserve"> PAGEREF _Toc234491803 \h </w:instrText>
+            </w:r>
+            <w:r>
+              <w:rPr>
+                <w:rFonts w:ascii="Times New Roman" w:hAnsi="Times New Roman" w:cs="Times New Roman"/>
+                <w:b/>
+                <w:bCs/>
                 <w:noProof/>
                 <w:webHidden/>
               </w:rPr>
@@ -1858,6 +2585,8 @@
             <w:r>
               <w:rPr>
                 <w:rFonts w:ascii="Times New Roman" w:hAnsi="Times New Roman" w:cs="Times New Roman"/>
+                <w:b/>
+                <w:bCs/>
                 <w:noProof/>
                 <w:webHidden/>
               </w:rPr>
@@ -1866,14 +2595,18 @@
             <w:r>
               <w:rPr>
                 <w:rFonts w:ascii="Times New Roman" w:hAnsi="Times New Roman" w:cs="Times New Roman"/>
+                <w:b/>
+                <w:bCs/>
                 <w:noProof/>
                 <w:webHidden/>
               </w:rPr>
-              <w:t>11</w:t>
-            </w:r>
-            <w:r>
-              <w:rPr>
-                <w:rFonts w:ascii="Times New Roman" w:hAnsi="Times New Roman" w:cs="Times New Roman"/>
+              <w:t>19</w:t>
+            </w:r>
+            <w:r>
+              <w:rPr>
+                <w:rFonts w:ascii="Times New Roman" w:hAnsi="Times New Roman" w:cs="Times New Roman"/>
+                <w:b/>
+                <w:bCs/>
                 <w:noProof/>
                 <w:webHidden/>
               </w:rPr>
@@ -1882,6 +2615,11 @@
           </w:hyperlink>
         </w:p>
         <w:p>
+          <w:pPr>
+            <w:rPr>
+              <w:rFonts w:cs="Times New Roman"/>
+            </w:rPr>
+          </w:pPr>
           <w:r>
             <w:rPr>
               <w:rFonts w:cs="Times New Roman"/>
@@ -1910,7 +2648,7 @@
       <w:pPr>
         <w:pStyle w:val="berschrift1"/>
       </w:pPr>
-      <w:bookmarkStart w:id="1" w:name="_Toc231916467"/>
+      <w:bookmarkStart w:id="1" w:name="_Toc234491780"/>
       <w:r>
         <w:lastRenderedPageBreak/>
         <w:t>Einleitung</w:t>
@@ -2026,7 +2764,7 @@
       <w:pPr>
         <w:pStyle w:val="berschrift2"/>
       </w:pPr>
-      <w:bookmarkStart w:id="2" w:name="_Toc231916468"/>
+      <w:bookmarkStart w:id="2" w:name="_Toc234491781"/>
       <w:r>
         <w:t>Welches Problem soll das Projekt lösen?</w:t>
       </w:r>
@@ -2135,7 +2873,7 @@
       <w:pPr>
         <w:pStyle w:val="berschrift2"/>
       </w:pPr>
-      <w:bookmarkStart w:id="3" w:name="_Toc231916469"/>
+      <w:bookmarkStart w:id="3" w:name="_Toc234491782"/>
       <w:r>
         <w:t>Interesse und Motivation</w:t>
       </w:r>
@@ -2183,7 +2921,7 @@
       <w:pPr>
         <w:pStyle w:val="berschrift2"/>
       </w:pPr>
-      <w:bookmarkStart w:id="4" w:name="_Toc231916470"/>
+      <w:bookmarkStart w:id="4" w:name="_Toc234491783"/>
       <w:r>
         <w:t>Was soll demonstriert werden?</w:t>
       </w:r>
@@ -2214,29 +2952,162 @@
     </w:p>
     <w:p>
       <w:pPr>
-        <w:pStyle w:val="berschrift1"/>
-      </w:pPr>
-      <w:bookmarkStart w:id="5" w:name="_Toc231916471"/>
-      <w:r>
-        <w:lastRenderedPageBreak/>
-        <w:t>Arbeitspakete</w:t>
+        <w:pStyle w:val="berschrift2"/>
+      </w:pPr>
+      <w:bookmarkStart w:id="5" w:name="_Toc234491784"/>
+      <w:r>
+        <w:t>Stand der Technik</w:t>
       </w:r>
       <w:bookmarkEnd w:id="5"/>
     </w:p>
     <w:p>
       <w:r>
-        <w:t>Im Folgenden werden die Arbeitspakete (AP) dargestellt, die in diesem Projekt definiert wurden.</w:t>
+        <w:t>Die probabilistische Zeitreihenprognose fluktuierender erneuerbarer Energien gewinnt zur Vermeidung der kostenintensiven Ausgleichenergien und zur Sicherung der Netzstabilität massiv an Bedeutung. Klassische, statistische Ansätze wie Autoregressive integrierte Moving-Average-Modelle (ARIMA) liefern primär starre Punktprognosen. Zur Unsicherheitsmodellierung etablierten sich sogenannte Generalized Autoregressive Conditional Heteroskedasticity- (GARCH-) Modelle, die die zeitlich veränderliche Volatilität der Residuen abbildet. Solche linearen Verfahren stoßen jedoch bei der Erfassung nicht-linearer meteorologischer Wechselwirkungen auf Grenzen.</w:t>
+      </w:r>
+      <w:r>
+        <w:fldChar w:fldCharType="begin" w:fldLock="1"/>
+      </w:r>
+      <w:r>
+        <w:instrText>ADDIN CSL_CITATION {"citationItems":[{"id":"ITEM-1","itemData":{"DOI":"10.1016/j.ijforecast.2016.02.001","ISSN":"01692070","author":[{"dropping-particle":"","family":"Hong","given":"Tao","non-dropping-particle":"","parse-names":false,"suffix":""},{"dropping-particle":"","family":"Pinson","given":"Pierre","non-dropping-particle":"","parse-names":false,"suffix":""},{"dropping-particle":"","family":"Fan","given":"Shu","non-dropping-particle":"","parse-names":false,"suffix":""},{"dropping-particle":"","family":"Zareipour","given":"Hamidreza","non-dropping-particle":"","parse-names":false,"suffix":""},{"dropping-particle":"","family":"Troccoli","given":"Alberto","non-dropping-particle":"","parse-names":false,"suffix":""},{"dropping-particle":"","family":"Hyndman","given":"Rob J.","non-dropping-particle":"","parse-names":false,"suffix":""}],"container-title":"International Journal of Forecasting","id":"ITEM-1","issue":"3","issued":{"date-parts":[["2016","7"]]},"page":"896-913","title":"Probabilistic energy forecasting: Global Energy Forecasting Competition 2014 and beyond","type":"article-journal","volume":"32"},"uris":["http://www.mendeley.com/documents/?uuid=23bd3910-331c-4d49-b2f0-ff985b805ad8"]}],"mendeley":{"formattedCitation":"&lt;sup&gt;[1]&lt;/sup&gt;","plainTextFormattedCitation":"[1]","previouslyFormattedCitation":"&lt;sup&gt;[1]&lt;/sup&gt;"},"properties":{"noteIndex":0},"schema":"https://github.com/citation-style-language/schema/raw/master/csl-citation.json"}</w:instrText>
+      </w:r>
+      <w:r>
+        <w:fldChar w:fldCharType="separate"/>
+      </w:r>
+      <w:r>
+        <w:rPr>
+          <w:noProof/>
+          <w:vertAlign w:val="superscript"/>
+        </w:rPr>
+        <w:t>[1]</w:t>
+      </w:r>
+      <w:r>
+        <w:fldChar w:fldCharType="end"/>
       </w:r>
     </w:p>
     <w:p>
+      <w:r>
+        <w:t xml:space="preserve">Mit der Entwicklung der Deep Learning Architekturen wurden sogenannte Quantils-Regressions-Neuronale-Netze (QRNN) eingeführt, die statistische Quantilsschätzungen mittels Pinball Loss in neuronale Strukturen integrieren. Das in dieser Arbeit entwickelte Framework erweitert </w:t>
+      </w:r>
+      <w:r>
+        <w:lastRenderedPageBreak/>
+        <w:t>diesen Ansatz deterministisch um eine zeitliche Sequenzkomponente rekurrenter Netzarchitekturen (LSTM und RNN)</w:t>
+      </w:r>
+      <w:r>
+        <w:t>, um die physikalische Trägheit der Wetterbedingungen abzubilden.</w:t>
+      </w:r>
+      <w:r>
+        <w:fldChar w:fldCharType="begin" w:fldLock="1"/>
+      </w:r>
+      <w:r>
+        <w:instrText>ADDIN CSL_CITATION {"citationItems":[{"id":"ITEM-1","itemData":{"DOI":"10.1016/j.ijforecast.2016.02.001","ISSN":"01692070","author":[{"dropping-particle":"","family":"Hong","given":"Tao","non-dropping-particle":"","parse-names":false,"suffix":""},{"dropping-particle":"","family":"Pinson","given":"Pierre","non-dropping-particle":"","parse-names":false,"suffix":""},{"dropping-particle":"","family":"Fan","given":"Shu","non-dropping-particle":"","parse-names":false,"suffix":""},{"dropping-particle":"","family":"Zareipour","given":"Hamidreza","non-dropping-particle":"","parse-names":false,"suffix":""},{"dropping-particle":"","family":"Troccoli","given":"Alberto","non-dropping-particle":"","parse-names":false,"suffix":""},{"dropping-particle":"","family":"Hyndman","given":"Rob J.","non-dropping-particle":"","parse-names":false,"suffix":""}],"container-title":"International Journal of Forecasting","id":"ITEM-1","issue":"3","issued":{"date-parts":[["2016","7"]]},"page":"896-913","title":"Probabilistic energy forecasting: Global Energy Forecasting Competition 2014 and beyond","type":"article-journal","volume":"32"},"uris":["http://www.mendeley.com/documents/?uuid=23bd3910-331c-4d49-b2f0-ff985b805ad8"]}],"mendeley":{"formattedCitation":"&lt;sup&gt;[1]&lt;/sup&gt;","plainTextFormattedCitation":"[1]","previouslyFormattedCitation":"&lt;sup&gt;[1]&lt;/sup&gt;"},"properties":{"noteIndex":0},"schema":"https://github.com/citation-style-language/schema/raw/master/csl-citation.json"}</w:instrText>
+      </w:r>
+      <w:r>
+        <w:fldChar w:fldCharType="separate"/>
+      </w:r>
+      <w:r>
+        <w:rPr>
+          <w:noProof/>
+          <w:vertAlign w:val="superscript"/>
+        </w:rPr>
+        <w:t>[1]</w:t>
+      </w:r>
+      <w:r>
+        <w:fldChar w:fldCharType="end"/>
+      </w:r>
+    </w:p>
+    <w:p>
+      <w:r>
+        <w:t>Im Vergleich zu bereits bestehenden industriellen und akademischen State-of-the-Art-Modellen lässt sich der gewählte Ansatz abgrenzen:</w:t>
+      </w:r>
+    </w:p>
+    <w:p>
+      <w:pPr>
+        <w:pStyle w:val="Listenabsatz"/>
+        <w:numPr>
+          <w:ilvl w:val="0"/>
+          <w:numId w:val="33"/>
+        </w:numPr>
+      </w:pPr>
+      <w:r>
+        <w:t>Das LSTM-basierte DeepAR (Amazon) Framework nutzt eine parametrische probabilistische Vorhersage, indem die Parameter einer hypothetischen Verteilung (Gauß- oder t-Verteilung) geschätzt werden. Die Verteilung der PV-Einspeisung ist durch die harten Nullgrenzen in den Nachtstunden extrem schief und nicht-normalverteilt. Daher bietet der in dieser Arbeit genutzte nicht-parametrische Pinball-Loss-Ansatz mathematisch eine deutlich höhere Flexibilität.</w:t>
+      </w:r>
+      <w:r>
+        <w:fldChar w:fldCharType="begin" w:fldLock="1"/>
+      </w:r>
+      <w:r>
+        <w:instrText>ADDIN CSL_CITATION {"citationItems":[{"id":"ITEM-1","itemData":{"DOI":"10.1016/j.ijforecast.2019.07.001","ISSN":"01692070","author":[{"dropping-particle":"","family":"Salinas","given":"David","non-dropping-particle":"","parse-names":false,"suffix":""},{"dropping-particle":"","family":"Flunkert","given":"Valentin","non-dropping-particle":"","parse-names":false,"suffix":""},{"dropping-particle":"","family":"Gasthaus","given":"Jan","non-dropping-particle":"","parse-names":false,"suffix":""},{"dropping-particle":"","family":"Januschowski","given":"Tim","non-dropping-particle":"","parse-names":false,"suffix":""}],"container-title":"International Journal of Forecasting","id":"ITEM-1","issue":"3","issued":{"date-parts":[["2020","7"]]},"page":"1181-1191","title":"DeepAR: Probabilistic forecasting with autoregressive recurrent networks","type":"article-journal","volume":"36"},"uris":["http://www.mendeley.com/documents/?uuid=fa778385-fdfe-4381-bc4b-bc8e5e625996"]},{"id":"ITEM-2","itemData":{"DOI":"10.1016/j.apenergy.2025.125294","ISSN":"03062619","author":[{"dropping-particle":"","family":"Xiong","given":"Binyu","non-dropping-particle":"","parse-names":false,"suffix":""},{"dropping-particle":"","family":"Chen","given":"Yuntian","non-dropping-particle":"","parse-names":false,"suffix":""},{"dropping-particle":"","family":"Chen","given":"Dali","non-dropping-particle":"","parse-names":false,"suffix":""},{"dropping-particle":"","family":"Fu","given":"Jun","non-dropping-particle":"","parse-names":false,"suffix":""},{"dropping-particle":"","family":"Zhang","given":"Dongxiao","non-dropping-particle":"","parse-names":false,"suffix":""}],"container-title":"Applied Energy","id":"ITEM-2","issued":{"date-parts":[["2025","3"]]},"page":"125294","title":"Deep probabilistic solar power forecasting with Transformer and Gaussian process approximation","type":"article-journal","volume":"382"},"uris":["http://www.mendeley.com/documents/?uuid=49f2e614-fe1f-4464-85f7-9361099312c9"]}],"mendeley":{"formattedCitation":"&lt;sup&gt;[2,3]&lt;/sup&gt;","plainTextFormattedCitation":"[2,3]","previouslyFormattedCitation":"&lt;sup&gt;[2]&lt;/sup&gt;"},"properties":{"noteIndex":0},"schema":"https://github.com/citation-style-language/schema/raw/master/csl-citation.json"}</w:instrText>
+      </w:r>
+      <w:r>
+        <w:fldChar w:fldCharType="separate"/>
+      </w:r>
+      <w:r>
+        <w:rPr>
+          <w:noProof/>
+          <w:vertAlign w:val="superscript"/>
+        </w:rPr>
+        <w:t>[2,3]</w:t>
+      </w:r>
+      <w:r>
+        <w:fldChar w:fldCharType="end"/>
+      </w:r>
+    </w:p>
+    <w:p>
+      <w:pPr>
+        <w:pStyle w:val="Listenabsatz"/>
+        <w:numPr>
+          <w:ilvl w:val="0"/>
+          <w:numId w:val="33"/>
+        </w:numPr>
+      </w:pPr>
+      <w:r>
+        <w:t>Sogenannte Temporal Fusion Transformer (TFT) nutzen Aufmerksamkeitsmechanismen zur multivariaten Vorhersage und bieten eine inhärente Erklärbarkeit. Das hier entwickelte Modell erreicht ein ähnliches Maß an Transparenz und Interpretierbarkeit, indem die Black-Box-Struktur der Netze über eine modellunabhängige Permutation Feature Importance mathematisch offengelegt wird.</w:t>
+      </w:r>
+      <w:r>
+        <w:fldChar w:fldCharType="begin" w:fldLock="1"/>
+      </w:r>
+      <w:r>
+        <w:instrText>ADDIN CSL_CITATION {"citationItems":[{"id":"ITEM-1","itemData":{"DOI":"10.1016/j.ijforecast.2021.03.012","ISSN":"01692070","author":[{"dropping-particle":"","family":"Lim","given":"Bryan","non-dropping-particle":"","parse-names":false,"suffix":""},{"dropping-particle":"","family":"Arık","given":"Sercan Ö.","non-dropping-particle":"","parse-names":false,"suffix":""},{"dropping-particle":"","family":"Loeff","given":"Nicolas","non-dropping-particle":"","parse-names":false,"suffix":""},{"dropping-particle":"","family":"Pfister","given":"Tomas","non-dropping-particle":"","parse-names":false,"suffix":""}],"container-title":"International Journal of Forecasting","id":"ITEM-1","issue":"4","issued":{"date-parts":[["2021","10"]]},"page":"1748-1764","title":"Temporal Fusion Transformers for interpretable multi-horizon time series forecasting","type":"article-journal","volume":"37"},"uris":["http://www.mendeley.com/documents/?uuid=634a9936-fafc-43c1-aa62-1f191dc61dc1"]}],"mendeley":{"formattedCitation":"&lt;sup&gt;[4]&lt;/sup&gt;","plainTextFormattedCitation":"[4]","previouslyFormattedCitation":"&lt;sup&gt;[3]&lt;/sup&gt;"},"properties":{"noteIndex":0},"schema":"https://github.com/citation-style-language/schema/raw/master/csl-citation.json"}</w:instrText>
+      </w:r>
+      <w:r>
+        <w:fldChar w:fldCharType="separate"/>
+      </w:r>
+      <w:r>
+        <w:rPr>
+          <w:noProof/>
+          <w:vertAlign w:val="superscript"/>
+        </w:rPr>
+        <w:t>[4]</w:t>
+      </w:r>
+      <w:r>
+        <w:fldChar w:fldCharType="end"/>
+      </w:r>
+    </w:p>
+    <w:p/>
+    <w:p>
+      <w:pPr>
+        <w:pStyle w:val="berschrift1"/>
+      </w:pPr>
+      <w:bookmarkStart w:id="6" w:name="_Toc234491785"/>
+      <w:r>
+        <w:lastRenderedPageBreak/>
+        <w:t>Arbeitspakete</w:t>
+      </w:r>
+      <w:bookmarkEnd w:id="6"/>
+    </w:p>
+    <w:p>
+      <w:r>
+        <w:t>Im Folgenden werden die Arbeitspakete (AP) dargestellt, die in diesem Projekt definiert wurden.</w:t>
+      </w:r>
+    </w:p>
+    <w:p>
       <w:pPr>
         <w:pStyle w:val="berschrift2"/>
       </w:pPr>
-      <w:bookmarkStart w:id="6" w:name="_Toc231916472"/>
+      <w:bookmarkStart w:id="7" w:name="_Toc234491786"/>
       <w:r>
         <w:t>AP1: Recherche nach geeigneten Datenquellen und explorative Datenanalyse</w:t>
       </w:r>
-      <w:bookmarkEnd w:id="6"/>
+      <w:bookmarkEnd w:id="7"/>
     </w:p>
     <w:p>
       <w:r>
@@ -2303,84 +3174,256 @@
       <w:pPr>
         <w:pStyle w:val="berschrift2"/>
       </w:pPr>
-      <w:bookmarkStart w:id="7" w:name="_Toc231916473"/>
+      <w:bookmarkStart w:id="8" w:name="_Toc234491787"/>
       <w:r>
         <w:t>AP2: Modellarchitektur und probabilistisches Training (LSTM vs. RNN)</w:t>
-      </w:r>
-      <w:bookmarkEnd w:id="7"/>
-    </w:p>
-    <w:p>
-      <w:r>
-        <w:t>Das Ziel besteht im Training der beiden konkurrierenden neuronalen Netze (LSTM/RNN). Hierzu soll eine Trainings-Pipeline konfiguriert werden (Early Stopping, Hyperparameter-Setup), die als Ergebnis die erfolgreich trainierten Modellgewichte für beide Architekturen speichert und automatisiert den Trainingsverlauf protokolliert.</w:t>
-      </w:r>
-    </w:p>
-    <w:p>
-      <w:pPr>
-        <w:pStyle w:val="berschrift2"/>
-      </w:pPr>
-      <w:bookmarkStart w:id="8" w:name="_Toc231916474"/>
-      <w:r>
-        <w:t>AP3: Evaluierung, Modellvergleich und Erklärbarkeit</w:t>
       </w:r>
       <w:bookmarkEnd w:id="8"/>
     </w:p>
     <w:p>
       <w:r>
-        <w:t xml:space="preserve">Im Fokus steht ein quantitativer und qualitativer Vergleich der Modellleistungen und die Aufdeckung der Feature-Wichtigkeiten. Um die präzise Architektur zu ermitteln, werden die Verluste (Pinball Loss) auf den Testdaten berechnet und </w:t>
-      </w:r>
-      <w:r>
-        <w:t xml:space="preserve">für das LSTM und RNN </w:t>
-      </w:r>
-      <w:r>
-        <w:t>gegenübergestellt.</w:t>
-      </w:r>
-      <w:r>
-        <w:t xml:space="preserve"> Durch Implementierung der Permutation Feature Importance soll der mathematische Einfluss </w:t>
-      </w:r>
-      <w:r>
-        <w:lastRenderedPageBreak/>
-        <w:t>der einzelnen Eingangsvariablen auf die Vorhersage charakterisiert werden. Schlussendlich sollen die finalen Prognosediagramme, die das reale Einspeiseprofil inklusive des prognostizierten, dynamischen Unsicherheitsbandes abbilden, generiert werden.</w:t>
+        <w:t>Das Ziel besteht im Training der beiden konkurrierenden neuronalen Netze (LSTM/RNN). Hierzu soll eine Trainings-Pipeline konfiguriert werden (Early Stopping, Hyperparameter-Setup), die als Ergebnis die erfolgreich trainierten Modellgewichte für beide Architekturen speichert und automatisiert den Trainingsverlauf protokolliert.</w:t>
       </w:r>
     </w:p>
     <w:p>
       <w:pPr>
         <w:pStyle w:val="berschrift2"/>
       </w:pPr>
-      <w:bookmarkStart w:id="9" w:name="_Toc231916475"/>
-      <w:r>
-        <w:t>AP4: Containerisierung und Projektdokumentation</w:t>
+      <w:bookmarkStart w:id="9" w:name="_Toc234491788"/>
+      <w:r>
+        <w:t>AP3: Evaluierung, Modellvergleich und Erklärbarkeit</w:t>
       </w:r>
       <w:bookmarkEnd w:id="9"/>
     </w:p>
     <w:p>
       <w:r>
-        <w:t xml:space="preserve">Die finale Pipeline soll in eine plattformunabhängige Laufzeitumgebung überführt werden. </w:t>
-      </w:r>
-      <w:r>
-        <w:t>Dabei soll eine fehlerfreie Datensynchronisation sichergestellt werden</w:t>
-      </w:r>
-      <w:r>
-        <w:t>. Im Fokus steht eine vollständig reproduzierbare, containerbasierte Anwendung mit umfassender Projektdokumentation.</w:t>
+        <w:t xml:space="preserve">Im Fokus steht ein quantitativer und qualitativer Vergleich der Modellleistungen und die Aufdeckung der Feature-Wichtigkeiten. Um die präzise Architektur zu ermitteln, werden die Verluste (Pinball Loss) auf den Testdaten berechnet und </w:t>
+      </w:r>
+      <w:r>
+        <w:t xml:space="preserve">für das LSTM und RNN </w:t>
+      </w:r>
+      <w:r>
+        <w:t>gegenübergestellt.</w:t>
+      </w:r>
+      <w:r>
+        <w:t xml:space="preserve"> Durch Implementierung der Permutation Feature Importance soll der mathematische Einfluss </w:t>
+      </w:r>
+      <w:r>
+        <w:lastRenderedPageBreak/>
+        <w:t>der einzelnen Eingangsvariablen auf die Vorhersage charakterisiert werden. Schlussendlich sollen die finalen Prognosediagramme, die das reale Einspeiseprofil inklusive des prognostizierten, dynamischen Unsicherheitsbandes abbilden, generiert werden.</w:t>
       </w:r>
     </w:p>
     <w:p>
       <w:pPr>
-        <w:pStyle w:val="berschrift1"/>
-      </w:pPr>
-      <w:bookmarkStart w:id="10" w:name="_Toc231575609"/>
-      <w:r>
-        <w:lastRenderedPageBreak/>
-        <w:t>Vorgehensweise und Projektumsetzung</w:t>
+        <w:pStyle w:val="berschrift2"/>
+      </w:pPr>
+      <w:bookmarkStart w:id="10" w:name="_Toc234491789"/>
+      <w:r>
+        <w:t>AP4: Containerisierung und Projektdokumentation</w:t>
       </w:r>
       <w:bookmarkEnd w:id="10"/>
     </w:p>
     <w:p>
+      <w:r>
+        <w:t xml:space="preserve">Die finale Pipeline soll in eine plattformunabhängige Laufzeitumgebung überführt werden. </w:t>
+      </w:r>
+      <w:r>
+        <w:t>Dabei soll eine fehlerfreie Datensynchronisation sichergestellt werden</w:t>
+      </w:r>
+      <w:r>
+        <w:t>. Im Fokus steht eine vollständig reproduzierbare, containerbasierte Anwendung mit umfassender Projektdokumentation.</w:t>
+      </w:r>
+    </w:p>
+    <w:p>
+      <w:pPr>
+        <w:pStyle w:val="berschrift1"/>
+      </w:pPr>
+      <w:bookmarkStart w:id="11" w:name="_Toc231575609"/>
+      <w:bookmarkStart w:id="12" w:name="_Toc234491790"/>
+      <w:r>
+        <w:lastRenderedPageBreak/>
+        <w:t>Vorgehensweise und Projektumsetzung</w:t>
+      </w:r>
+      <w:bookmarkEnd w:id="11"/>
+      <w:bookmarkEnd w:id="12"/>
+    </w:p>
+    <w:p>
       <w:pPr>
         <w:pStyle w:val="berschrift2"/>
       </w:pPr>
+      <w:bookmarkStart w:id="13" w:name="_Toc234491791"/>
+      <w:r>
+        <w:t>Technische Implementierung und Software-Architektur</w:t>
+      </w:r>
+      <w:bookmarkEnd w:id="13"/>
+    </w:p>
+    <w:p>
+      <w:r>
+        <w:t>Das finale Produkt ist eine modularisierte, containerisierte End-to-End-Pipeline, deren Orchestrierung über eine interaktive Streamlit-Webanwendung erfolgt. Die gesamte Architektur ist in eine plattformunabhängige Docker-Laufzeitumgebung eingebettet. Dabei erfolgt eine Datensynchronisation zwischen den Verzeichnissen /smard-daten/input und /smard-daten/output. Nach dem Upload einer unskalierten SMARD-Rohdaten-CSV im Frontend wird die Berechnungs-Pipeline über ein Multiprocessing-Protokoll sequentiell verarbeitet. Konsolenausgaben und Fehlermeldungen werden dynamisch abgefangen und alle generierten Artefakte (validierte CSV-Daten, serialisierte Skalierungs-Metadaten und hochauflösende PNG-Visualisierungen) in das Output-Verzeichnis abgelegt. Die Pipeline gliedert sich wie folgt:</w:t>
+      </w:r>
+    </w:p>
+    <w:p>
+      <w:pPr>
+        <w:pStyle w:val="Listenabsatz"/>
+        <w:numPr>
+          <w:ilvl w:val="0"/>
+          <w:numId w:val="34"/>
+        </w:numPr>
+      </w:pPr>
+      <w:r>
+        <w:t>Explorative Datenanalyse und Feature Engineering (</w:t>
+      </w:r>
+      <w:r>
+        <w:rPr>
+          <w:rStyle w:val="ProgrammcodeZchn"/>
+        </w:rPr>
+        <w:t>eda.py</w:t>
+      </w:r>
+      <w:r>
+        <w:t xml:space="preserve">): In diesem Skript werden die Rohdaten geladen, bereinigt und länderspezifische numerische String-Formate über eine Zeitstempel-Analyse isoliert. Neben einer automatisierten Auflösungserkennung wird ein zyklisches Feature Engineering durchgeführt. </w:t>
+      </w:r>
+      <w:r>
+        <w:t>Die Rhytmen werden über Sinus- und Kosinus-Transformationen der Stunde mathematisch als kontinuierliche Wellenfunktionen operationalisiert.</w:t>
+      </w:r>
+    </w:p>
+    <w:p>
+      <w:pPr>
+        <w:pStyle w:val="Listenabsatz"/>
+        <w:numPr>
+          <w:ilvl w:val="0"/>
+          <w:numId w:val="34"/>
+        </w:numPr>
+      </w:pPr>
+      <w:r>
+        <w:t>Daten-Transformation und Sequenzerstellung: Die multivariate Feature-Matrix (bestehend aus PV, Wind Onshore, Erdgas und zyklischen Zeitkomponenten) wird durch die Modellskripte über ein gleitendes Fenster für das überwachte Lernen transformiert. Dabei passt sich die Fenstergröße dynamisch an die erkannte Auflösung an, sodass die Historie immer exakt eine Sequenz von 24 Stunden umfasst. Die Daten werden auf das Intervall [0,1] normiert und in ein dreidimensionales PyTorch-Tensorformat der Dimension (</w:t>
+      </w:r>
+      <w:r>
+        <w:rPr>
+          <w:i/>
+          <w:iCs/>
+        </w:rPr>
+        <w:t>B</w:t>
+      </w:r>
+      <w:r>
+        <w:t xml:space="preserve">, </w:t>
+      </w:r>
+      <w:r>
+        <w:rPr>
+          <w:i/>
+          <w:iCs/>
+        </w:rPr>
+        <w:t>T</w:t>
+      </w:r>
+      <w:r>
+        <w:t xml:space="preserve">, </w:t>
+      </w:r>
+      <w:r>
+        <w:rPr>
+          <w:i/>
+          <w:iCs/>
+        </w:rPr>
+        <w:t>D</w:t>
+      </w:r>
+      <w:r>
+        <w:t xml:space="preserve">) überführt. Dabei steht </w:t>
+      </w:r>
+      <w:r>
+        <w:rPr>
+          <w:i/>
+          <w:iCs/>
+        </w:rPr>
+        <w:t>B</w:t>
+      </w:r>
+      <w:r>
+        <w:t xml:space="preserve"> für die Batch-Größe, </w:t>
+      </w:r>
+      <w:r>
+        <w:rPr>
+          <w:i/>
+          <w:iCs/>
+        </w:rPr>
+        <w:t>T</w:t>
+      </w:r>
+      <w:r>
+        <w:t xml:space="preserve"> für die Sequenzlänge und </w:t>
+      </w:r>
+      <w:r>
+        <w:rPr>
+          <w:i/>
+          <w:iCs/>
+        </w:rPr>
+        <w:t>D</w:t>
+      </w:r>
+      <w:r>
+        <w:t xml:space="preserve"> für die Feature-Anzahl. In dieser Architektur erfolgt die Datenaufteilung über einen verschachtelten Split (80 % Training- (davon 10 % Validierung zur Steuerung des Early Stopping) und 20 % Testdaten).</w:t>
+      </w:r>
+    </w:p>
+    <w:p>
+      <w:pPr>
+        <w:pStyle w:val="Listenabsatz"/>
+        <w:numPr>
+          <w:ilvl w:val="0"/>
+          <w:numId w:val="34"/>
+        </w:numPr>
+      </w:pPr>
+      <w:r>
+        <w:t>Probabilistische rekurrente Modellarchitekturen (</w:t>
+      </w:r>
+      <w:r>
+        <w:rPr>
+          <w:rStyle w:val="ProgrammcodeZchn"/>
+        </w:rPr>
+        <w:t>train_lstm.py</w:t>
+      </w:r>
+      <w:r>
+        <w:t xml:space="preserve"> und </w:t>
+      </w:r>
+      <w:r>
+        <w:rPr>
+          <w:rStyle w:val="ProgrammcodeZchn"/>
+        </w:rPr>
+        <w:t>train_rnn.py</w:t>
+      </w:r>
+      <w:r>
+        <w:t>): Im Fokus stehen hier das LSTM und das RNN. Beide Netze verfügen über ein verdecktes Layout mit zwei rekurrenten Schichten, 128 Hidden-Units und einer Dropout-</w:t>
+      </w:r>
+      <w:r>
+        <w:lastRenderedPageBreak/>
+        <w:t>Regularisierung von 20 % zur Vermeidung von Overfitting. Das klassische RNN schreibt die sequentiellen Informationen über einfache lineare Transformationen des verdeckten Zustands fort, während das LSTM eine komplexe Gating-Struktur (Input-, Forget- und Outout-Gate) nutzt, damit zeitliche Abhängigkeiten und mete</w:t>
+      </w:r>
+      <w:r>
+        <w:t>o</w:t>
+      </w:r>
+      <w:r>
+        <w:t xml:space="preserve">rologische Trägheiten </w:t>
+      </w:r>
+      <w:r>
+        <w:t>gespeichert werden können.</w:t>
+      </w:r>
+    </w:p>
+    <w:p>
+      <w:r>
+        <w:t xml:space="preserve">Im Gegensatz zu klassischen Punktprognosen besitzt die finale lineare Schicht des Netzwerkes drei Ausgabeneuronen, die vorab definierte Quantile schätzen. Dabei erfolgt das Training nicht-parametrisch über die Minimierung des Pinball Loss (Quantils-Verlustfunktion). Die Optimierung wird durch den </w:t>
+      </w:r>
+      <w:r>
+        <w:rPr>
+          <w:rStyle w:val="ProgrammcodeZchn"/>
+        </w:rPr>
+        <w:t>Adam</w:t>
+      </w:r>
+      <w:r>
+        <w:t xml:space="preserve"> Optimizer mit einer Lernrate von 0.0005 gesteuert, der an einen dynamischen Lernraten-Scheduler gekoppelt ist. Der Early-Stopping-Mechanismus bricht das Training zur Absicherung der Generalisierungsfähigkeit ab, sofern der Validierungsverlust über 25 Epochen stagnierte. Nachdem das Modell mit der Prediction Interval Coverage Probability (PICP) evaluiert wurde, wird die Black-Box-Struktur der Netzwerke über die Permutation Feature Importance aufgebrochen, die den mathematischen Einfluss jedes einzelnen Features direkt auf den Pinball Loss misst.</w:t>
+      </w:r>
+    </w:p>
+    <w:p>
+      <w:pPr>
+        <w:pStyle w:val="berschrift2"/>
+      </w:pPr>
+      <w:bookmarkStart w:id="14" w:name="_Toc234491792"/>
       <w:r>
         <w:t>Kick-Off</w:t>
       </w:r>
+      <w:bookmarkEnd w:id="14"/>
     </w:p>
     <w:p>
       <w:r>
@@ -2471,6 +3514,7 @@
         </w:numPr>
       </w:pPr>
       <w:r>
+        <w:lastRenderedPageBreak/>
         <w:t>Vergleich beider Architekturen mit Zeitreihendaten unterschiedlicher Länge (unterschiedlicher Zeiträume) und Auflösung (z. B. viertelstündige oder stündliche Auflösung)</w:t>
       </w:r>
     </w:p>
@@ -2497,9 +3541,11 @@
       <w:pPr>
         <w:pStyle w:val="berschrift2"/>
       </w:pPr>
+      <w:bookmarkStart w:id="15" w:name="_Toc234491793"/>
       <w:r>
         <w:t>Zeitplan</w:t>
       </w:r>
+      <w:bookmarkEnd w:id="15"/>
     </w:p>
     <w:p>
       <w:r>
@@ -2542,7 +3588,6 @@
         </w:numPr>
       </w:pPr>
       <w:r>
-        <w:lastRenderedPageBreak/>
         <w:t>Für KW 23 bis 25 wurde die Bearbeitung des AP3 angesetzt. Hier liegt der Fokus auf dem qualitativen und quantitativen Vergleich beider Architekturen mit Datensätzen unterschiedlicher Zeiträume und Auflösung (z. B. Viertelstunde vs. Stunde).</w:t>
       </w:r>
     </w:p>
@@ -11504,34 +12549,36 @@
       </w:tr>
     </w:tbl>
     <w:p/>
-    <w:p/>
-    <w:p/>
-    <w:p/>
-    <w:p/>
     <w:p>
       <w:pPr>
         <w:pStyle w:val="berschrift1"/>
       </w:pPr>
-      <w:bookmarkStart w:id="11" w:name="_Toc231916476"/>
+      <w:bookmarkStart w:id="16" w:name="_Toc234491794"/>
       <w:r>
         <w:lastRenderedPageBreak/>
         <w:t>Ergebnisse und Diskussion</w:t>
       </w:r>
-      <w:bookmarkEnd w:id="11"/>
+      <w:bookmarkEnd w:id="16"/>
     </w:p>
     <w:p>
       <w:pPr>
         <w:pStyle w:val="berschrift2"/>
       </w:pPr>
-      <w:bookmarkStart w:id="12" w:name="_Toc231916477"/>
+      <w:bookmarkStart w:id="17" w:name="_Toc234491795"/>
       <w:r>
         <w:t>Explorative Datenanalyse</w:t>
       </w:r>
-      <w:bookmarkEnd w:id="12"/>
+      <w:bookmarkEnd w:id="17"/>
     </w:p>
     <w:p>
       <w:r>
-        <w:t xml:space="preserve">Die unskalierten Rohdaten in Abbildung 2.1 zeigen den gesamten kontinuierlichen Zeitverlauf vom 09. April 2026 bis zum 19. April 2026 im 15-Minuten Takt. Die </w:t>
+        <w:t xml:space="preserve">Die unskalierten Rohdaten in Abbildung </w:t>
+      </w:r>
+      <w:r>
+        <w:t>4</w:t>
+      </w:r>
+      <w:r>
+        <w:t xml:space="preserve">.1 zeigen den gesamten kontinuierlichen Zeitverlauf vom 09. April 2026 bis zum 19. April 2026 im 15-Minuten Takt. Die </w:t>
       </w:r>
       <w:r>
         <w:rPr>
@@ -11575,15 +12622,18 @@
             <w:tcW w:w="9062" w:type="dxa"/>
           </w:tcPr>
           <w:p>
+            <w:pPr>
+              <w:spacing w:after="0" w:line="240" w:lineRule="auto"/>
+            </w:pPr>
             <w:r>
               <w:rPr>
                 <w:noProof/>
               </w:rPr>
               <w:drawing>
-                <wp:inline distT="0" distB="0" distL="0" distR="0" wp14:anchorId="119E4EC9" wp14:editId="07EBF4A9">
-                  <wp:extent cx="5760720" cy="2304415"/>
-                  <wp:effectExtent l="0" t="0" r="0" b="635"/>
-                  <wp:docPr id="587909230" name="Grafik 2"/>
+                <wp:inline distT="0" distB="0" distL="0" distR="0" wp14:anchorId="0B79A389" wp14:editId="3D05DCD3">
+                  <wp:extent cx="5760720" cy="2880360"/>
+                  <wp:effectExtent l="0" t="0" r="0" b="0"/>
+                  <wp:docPr id="1056413811" name="Grafik 2"/>
                   <wp:cNvGraphicFramePr>
                     <a:graphicFrameLocks xmlns:a="http://schemas.openxmlformats.org/drawingml/2006/main" noChangeAspect="1"/>
                   </wp:cNvGraphicFramePr>
@@ -11612,7 +12662,7 @@
                         <pic:spPr bwMode="auto">
                           <a:xfrm>
                             <a:off x="0" y="0"/>
-                            <a:ext cx="5760720" cy="2304415"/>
+                            <a:ext cx="5760720" cy="2880360"/>
                           </a:xfrm>
                           <a:prstGeom prst="rect">
                             <a:avLst/>
@@ -11645,24 +12695,44 @@
                 <w:b/>
                 <w:bCs/>
               </w:rPr>
-              <w:t>Abbildung 2.</w:t>
+              <w:t xml:space="preserve">Abbildung </w:t>
             </w:r>
             <w:r>
               <w:rPr>
                 <w:b/>
                 <w:bCs/>
               </w:rPr>
-              <w:t>1</w:t>
+              <w:t>4</w:t>
             </w:r>
             <w:r>
               <w:rPr>
                 <w:b/>
                 <w:bCs/>
               </w:rPr>
+              <w:t>.</w:t>
+            </w:r>
+            <w:r>
+              <w:rPr>
+                <w:b/>
+                <w:bCs/>
+              </w:rPr>
+              <w:t>1</w:t>
+            </w:r>
+            <w:r>
+              <w:rPr>
+                <w:b/>
+                <w:bCs/>
+              </w:rPr>
               <w:t>:</w:t>
             </w:r>
             <w:r>
-              <w:t xml:space="preserve"> Solar- und Wind Onshore-Energieerzeugung über elf Tage (Rohdaten).</w:t>
+              <w:t xml:space="preserve"> Solar- und Wind Onshore-Energieerzeugung über elf Tage (Rohdaten)</w:t>
+            </w:r>
+            <w:r>
+              <w:t xml:space="preserve"> vom 09.04.2026 bis zum 19.04.2026</w:t>
+            </w:r>
+            <w:r>
+              <w:t>.</w:t>
             </w:r>
           </w:p>
         </w:tc>
@@ -11677,11 +12747,11 @@
       <w:pPr>
         <w:pStyle w:val="berschrift3"/>
       </w:pPr>
-      <w:bookmarkStart w:id="13" w:name="_Toc231916478"/>
+      <w:bookmarkStart w:id="18" w:name="_Toc234491796"/>
       <w:r>
         <w:t>Datensatzstruktur und Vollständigkeit</w:t>
       </w:r>
-      <w:bookmarkEnd w:id="13"/>
+      <w:bookmarkEnd w:id="18"/>
     </w:p>
     <w:p>
       <w:r>
@@ -11746,6 +12816,7 @@
         <w:rPr>
           <w:rFonts w:cs="Times New Roman"/>
         </w:rPr>
+        <w:lastRenderedPageBreak/>
         <w:t>Elf Tage Beobachtungszeitraum</w:t>
       </w:r>
       <w:r>
@@ -11757,7 +12828,6 @@
     </w:p>
     <w:p>
       <w:r>
-        <w:lastRenderedPageBreak/>
         <w:t>Die insgesamt 19 Spalten (Features) weisen keine fehlenden Werte auf, was eine stabile Grundlage für das Machine Learning bietet.</w:t>
       </w:r>
     </w:p>
@@ -11765,18 +12835,24 @@
       <w:pPr>
         <w:pStyle w:val="berschrift3"/>
       </w:pPr>
-      <w:bookmarkStart w:id="14" w:name="_Toc231916479"/>
+      <w:bookmarkStart w:id="19" w:name="_Toc234491797"/>
       <w:r>
         <w:t>Deskriptive Analyse der Kernkomponenten</w:t>
       </w:r>
-      <w:bookmarkEnd w:id="14"/>
+      <w:bookmarkEnd w:id="19"/>
     </w:p>
     <w:p>
       <w:r>
         <w:t>Die statistischen Kennzahlen der primären volatilen Energieträger offenbaren fundamentale Unterschiede in der jeweiligen physikalischen Verteilungscharakteristik</w:t>
       </w:r>
       <w:r>
-        <w:t>, siehe Abbildung 2.2</w:t>
+        <w:t xml:space="preserve">, siehe Abbildung </w:t>
+      </w:r>
+      <w:r>
+        <w:t>4</w:t>
+      </w:r>
+      <w:r>
+        <w:t>.2</w:t>
       </w:r>
       <w:r>
         <w:t>:</w:t>
@@ -11853,127 +12929,6 @@
         <w:t xml:space="preserve"> der astronomischen Zeiten operiert.</w:t>
       </w:r>
     </w:p>
-    <w:tbl>
-      <w:tblPr>
-        <w:tblStyle w:val="Tabellenraster"/>
-        <w:tblW w:w="0" w:type="auto"/>
-        <w:tblBorders>
-          <w:top w:val="none" w:sz="0" w:space="0" w:color="auto"/>
-          <w:left w:val="none" w:sz="0" w:space="0" w:color="auto"/>
-          <w:bottom w:val="none" w:sz="0" w:space="0" w:color="auto"/>
-          <w:right w:val="none" w:sz="0" w:space="0" w:color="auto"/>
-          <w:insideH w:val="none" w:sz="0" w:space="0" w:color="auto"/>
-          <w:insideV w:val="none" w:sz="0" w:space="0" w:color="auto"/>
-        </w:tblBorders>
-        <w:tblLook w:val="04A0" w:firstRow="1" w:lastRow="0" w:firstColumn="1" w:lastColumn="0" w:noHBand="0" w:noVBand="1"/>
-      </w:tblPr>
-      <w:tblGrid>
-        <w:gridCol w:w="9062"/>
-      </w:tblGrid>
-      <w:tr>
-        <w:tc>
-          <w:tcPr>
-            <w:tcW w:w="9062" w:type="dxa"/>
-          </w:tcPr>
-          <w:p>
-            <w:pPr>
-              <w:pStyle w:val="StandardWeb"/>
-              <w:ind w:left="360"/>
-              <w:jc w:val="center"/>
-            </w:pPr>
-            <w:r>
-              <w:rPr>
-                <w:noProof/>
-              </w:rPr>
-              <w:drawing>
-                <wp:inline distT="0" distB="0" distL="0" distR="0" wp14:anchorId="520CED69" wp14:editId="5792561A">
-                  <wp:extent cx="3647440" cy="2735580"/>
-                  <wp:effectExtent l="0" t="0" r="0" b="7620"/>
-                  <wp:docPr id="78743112" name="Grafik 3"/>
-                  <wp:cNvGraphicFramePr>
-                    <a:graphicFrameLocks xmlns:a="http://schemas.openxmlformats.org/drawingml/2006/main" noChangeAspect="1"/>
-                  </wp:cNvGraphicFramePr>
-                  <a:graphic xmlns:a="http://schemas.openxmlformats.org/drawingml/2006/main">
-                    <a:graphicData uri="http://schemas.openxmlformats.org/drawingml/2006/picture">
-                      <pic:pic xmlns:pic="http://schemas.openxmlformats.org/drawingml/2006/picture">
-                        <pic:nvPicPr>
-                          <pic:cNvPr id="0" name="Picture 8"/>
-                          <pic:cNvPicPr>
-                            <a:picLocks noChangeAspect="1" noChangeArrowheads="1"/>
-                          </pic:cNvPicPr>
-                        </pic:nvPicPr>
-                        <pic:blipFill>
-                          <a:blip r:embed="rId21">
-                            <a:extLst>
-                              <a:ext uri="{28A0092B-C50C-407E-A947-70E740481C1C}">
-                                <a14:useLocalDpi xmlns:a14="http://schemas.microsoft.com/office/drawing/2010/main" val="0"/>
-                              </a:ext>
-                            </a:extLst>
-                          </a:blip>
-                          <a:srcRect/>
-                          <a:stretch>
-                            <a:fillRect/>
-                          </a:stretch>
-                        </pic:blipFill>
-                        <pic:spPr bwMode="auto">
-                          <a:xfrm>
-                            <a:off x="0" y="0"/>
-                            <a:ext cx="3647440" cy="2735580"/>
-                          </a:xfrm>
-                          <a:prstGeom prst="rect">
-                            <a:avLst/>
-                          </a:prstGeom>
-                          <a:noFill/>
-                          <a:ln>
-                            <a:noFill/>
-                          </a:ln>
-                        </pic:spPr>
-                      </pic:pic>
-                    </a:graphicData>
-                  </a:graphic>
-                </wp:inline>
-              </w:drawing>
-            </w:r>
-          </w:p>
-        </w:tc>
-      </w:tr>
-      <w:tr>
-        <w:tc>
-          <w:tcPr>
-            <w:tcW w:w="9062" w:type="dxa"/>
-          </w:tcPr>
-          <w:p>
-            <w:pPr>
-              <w:pStyle w:val="Bildunterschrift"/>
-            </w:pPr>
-            <w:r>
-              <w:rPr>
-                <w:b/>
-                <w:bCs/>
-              </w:rPr>
-              <w:t>Abbildung 2.</w:t>
-            </w:r>
-            <w:r>
-              <w:rPr>
-                <w:b/>
-                <w:bCs/>
-              </w:rPr>
-              <w:t>2</w:t>
-            </w:r>
-            <w:r>
-              <w:rPr>
-                <w:b/>
-                <w:bCs/>
-              </w:rPr>
-              <w:t>:</w:t>
-            </w:r>
-            <w:r>
-              <w:t xml:space="preserve"> Durchschnittliches Tagesprofil der PV und Wind Onshore Energieerzeugung aggregiert über elf Tage.</w:t>
-            </w:r>
-          </w:p>
-        </w:tc>
-      </w:tr>
-    </w:tbl>
     <w:p>
       <w:pPr>
         <w:rPr>
@@ -11984,50 +12939,19 @@
         <w:rPr>
           <w:rFonts w:cs="Times New Roman"/>
         </w:rPr>
-        <w:lastRenderedPageBreak/>
-        <w:t xml:space="preserve">Wird das aggregierte, durchschnittliche Tagesprofil in Abbildung 2.2 betrachtet, treten diese Charakteristiken deutlich hervor. </w:t>
+        <w:t xml:space="preserve">Wird das aggregierte, durchschnittliche Tagesprofil in Abbildung </w:t>
       </w:r>
       <w:r>
         <w:rPr>
           <w:rFonts w:cs="Times New Roman"/>
         </w:rPr>
-        <w:t xml:space="preserve">Die blaue PV-Kurve zeigt die klassische Glockenform und beginnt exakt bei 6:00 Uhr morgens zu steigen und erreicht ihr Maximum um 12:00 bis 13:00 Uhr </w:t>
+        <w:t>4</w:t>
       </w:r>
       <w:r>
         <w:rPr>
           <w:rFonts w:cs="Times New Roman"/>
         </w:rPr>
-        <w:t>während des höchsten Sonnenstandes</w:t>
-      </w:r>
-      <w:r>
-        <w:rPr>
-          <w:rFonts w:cs="Times New Roman"/>
-        </w:rPr>
-        <w:t xml:space="preserve">. Bis 20:00 Uhr fällt die Kurve wieder auf </w:t>
-      </w:r>
-      <w:r>
-        <w:rPr>
-          <w:rFonts w:cs="Times New Roman"/>
-        </w:rPr>
-        <w:t>die Nulllinie</w:t>
-      </w:r>
-      <w:r>
-        <w:rPr>
-          <w:rFonts w:cs="Times New Roman"/>
-        </w:rPr>
-        <w:t xml:space="preserve"> ab. Zwischen 20:00 und 6:00 Uhr verläuft die Kurve exakt auf der Nulllinie, da die Sonne in der Nacht nicht scheint. Im aggregierten Mittel verläuft die Windkraft relativ konstant in einem Band zwischen 1300 und </w:t>
-      </w:r>
-      <w:r>
-        <w:rPr>
-          <w:rFonts w:cs="Times New Roman"/>
-        </w:rPr>
-        <w:t>2400</w:t>
-      </w:r>
-      <w:r>
-        <w:rPr>
-          <w:rFonts w:cs="Times New Roman"/>
-        </w:rPr>
-        <w:t> MWh. Es gibt hier im Gegensatz zur Solarenergieproduktion keinen festen Tag-/Nacht-Rhythmus.</w:t>
+        <w:t>.2 betrachtet, treten diese Charakteristiken deutlich hervor. Die blaue PV-Kurve zeigt die klassische Glockenform und beginnt exakt bei 6:00 Uhr morgens zu steigen und erreicht ihr Maximum um 12:00 bis 13:00 Uhr während des höchsten Sonnenstandes. Bis 20:00 Uhr fällt die Kurve wieder auf die Nulllinie ab. Zwischen 20:00 und 6:00 Uhr verläuft die Kurve exakt auf der Nulllinie, da die Sonne in der Nacht nicht scheint. Im aggregierten Mittel verläuft die Windkraft relativ konstant in einem Band zwischen 1300 und 2400 MWh. Es gibt hier im Gegensatz zur Solarenergieproduktion keinen festen Tag-/Nacht-Rhythmus.</w:t>
       </w:r>
     </w:p>
     <w:tbl>
@@ -12050,10 +12974,163 @@
       <w:tr>
         <w:tc>
           <w:tcPr>
+            <w:tcW w:w="9062" w:type="dxa"/>
+          </w:tcPr>
+          <w:p>
+            <w:pPr>
+              <w:pStyle w:val="StandardWeb"/>
+              <w:spacing w:before="0" w:beforeAutospacing="0" w:after="0" w:afterAutospacing="0"/>
+              <w:ind w:left="357"/>
+              <w:jc w:val="center"/>
+            </w:pPr>
+            <w:r>
+              <w:rPr>
+                <w:noProof/>
+              </w:rPr>
+              <w:lastRenderedPageBreak/>
+              <w:drawing>
+                <wp:inline distT="0" distB="0" distL="0" distR="0" wp14:anchorId="1307B63F" wp14:editId="1A36A287">
+                  <wp:extent cx="5760720" cy="2880360"/>
+                  <wp:effectExtent l="0" t="0" r="0" b="0"/>
+                  <wp:docPr id="1074786019" name="Grafik 4"/>
+                  <wp:cNvGraphicFramePr>
+                    <a:graphicFrameLocks xmlns:a="http://schemas.openxmlformats.org/drawingml/2006/main" noChangeAspect="1"/>
+                  </wp:cNvGraphicFramePr>
+                  <a:graphic xmlns:a="http://schemas.openxmlformats.org/drawingml/2006/main">
+                    <a:graphicData uri="http://schemas.openxmlformats.org/drawingml/2006/picture">
+                      <pic:pic xmlns:pic="http://schemas.openxmlformats.org/drawingml/2006/picture">
+                        <pic:nvPicPr>
+                          <pic:cNvPr id="0" name="Picture 13"/>
+                          <pic:cNvPicPr>
+                            <a:picLocks noChangeAspect="1" noChangeArrowheads="1"/>
+                          </pic:cNvPicPr>
+                        </pic:nvPicPr>
+                        <pic:blipFill>
+                          <a:blip r:embed="rId21" cstate="print">
+                            <a:extLst>
+                              <a:ext uri="{28A0092B-C50C-407E-A947-70E740481C1C}">
+                                <a14:useLocalDpi xmlns:a14="http://schemas.microsoft.com/office/drawing/2010/main" val="0"/>
+                              </a:ext>
+                            </a:extLst>
+                          </a:blip>
+                          <a:srcRect/>
+                          <a:stretch>
+                            <a:fillRect/>
+                          </a:stretch>
+                        </pic:blipFill>
+                        <pic:spPr bwMode="auto">
+                          <a:xfrm>
+                            <a:off x="0" y="0"/>
+                            <a:ext cx="5760720" cy="2880360"/>
+                          </a:xfrm>
+                          <a:prstGeom prst="rect">
+                            <a:avLst/>
+                          </a:prstGeom>
+                          <a:noFill/>
+                          <a:ln>
+                            <a:noFill/>
+                          </a:ln>
+                        </pic:spPr>
+                      </pic:pic>
+                    </a:graphicData>
+                  </a:graphic>
+                </wp:inline>
+              </w:drawing>
+            </w:r>
+          </w:p>
+          <w:p>
+            <w:pPr>
+              <w:pStyle w:val="StandardWeb"/>
+              <w:spacing w:before="0" w:beforeAutospacing="0" w:after="0" w:afterAutospacing="0"/>
+              <w:ind w:left="357"/>
+              <w:jc w:val="center"/>
+            </w:pPr>
+          </w:p>
+        </w:tc>
+      </w:tr>
+      <w:tr>
+        <w:tc>
+          <w:tcPr>
+            <w:tcW w:w="9062" w:type="dxa"/>
+          </w:tcPr>
+          <w:p>
+            <w:pPr>
+              <w:pStyle w:val="Bildunterschrift"/>
+            </w:pPr>
+            <w:r>
+              <w:rPr>
+                <w:b/>
+                <w:bCs/>
+              </w:rPr>
+              <w:t xml:space="preserve">Abbildung </w:t>
+            </w:r>
+            <w:r>
+              <w:rPr>
+                <w:b/>
+                <w:bCs/>
+              </w:rPr>
+              <w:t>4</w:t>
+            </w:r>
+            <w:r>
+              <w:rPr>
+                <w:b/>
+                <w:bCs/>
+              </w:rPr>
+              <w:t>.</w:t>
+            </w:r>
+            <w:r>
+              <w:rPr>
+                <w:b/>
+                <w:bCs/>
+              </w:rPr>
+              <w:t>2</w:t>
+            </w:r>
+            <w:r>
+              <w:rPr>
+                <w:b/>
+                <w:bCs/>
+              </w:rPr>
+              <w:t>:</w:t>
+            </w:r>
+            <w:r>
+              <w:t xml:space="preserve"> Durchschnittliches Tagesprofil der PV und Wind Onshore Energieerzeugung aggregiert über elf Tage.</w:t>
+            </w:r>
+          </w:p>
+        </w:tc>
+      </w:tr>
+    </w:tbl>
+    <w:p>
+      <w:pPr>
+        <w:rPr>
+          <w:rFonts w:cs="Times New Roman"/>
+        </w:rPr>
+      </w:pPr>
+    </w:p>
+    <w:tbl>
+      <w:tblPr>
+        <w:tblStyle w:val="Tabellenraster"/>
+        <w:tblW w:w="0" w:type="auto"/>
+        <w:tblBorders>
+          <w:top w:val="none" w:sz="0" w:space="0" w:color="auto"/>
+          <w:left w:val="none" w:sz="0" w:space="0" w:color="auto"/>
+          <w:bottom w:val="none" w:sz="0" w:space="0" w:color="auto"/>
+          <w:right w:val="none" w:sz="0" w:space="0" w:color="auto"/>
+          <w:insideH w:val="none" w:sz="0" w:space="0" w:color="auto"/>
+          <w:insideV w:val="none" w:sz="0" w:space="0" w:color="auto"/>
+        </w:tblBorders>
+        <w:tblLook w:val="04A0" w:firstRow="1" w:lastRow="0" w:firstColumn="1" w:lastColumn="0" w:noHBand="0" w:noVBand="1"/>
+      </w:tblPr>
+      <w:tblGrid>
+        <w:gridCol w:w="9072"/>
+      </w:tblGrid>
+      <w:tr>
+        <w:tc>
+          <w:tcPr>
             <w:tcW w:w="9072" w:type="dxa"/>
           </w:tcPr>
           <w:p>
             <w:pPr>
+              <w:spacing w:after="0" w:line="240" w:lineRule="auto"/>
               <w:jc w:val="center"/>
               <w:rPr>
                 <w:rFonts w:cs="Times New Roman"/>
@@ -12065,9 +13142,9 @@
                 <w:noProof/>
               </w:rPr>
               <w:drawing>
-                <wp:inline distT="0" distB="0" distL="0" distR="0" wp14:anchorId="0832AD9F" wp14:editId="574E437B">
-                  <wp:extent cx="5920740" cy="4229100"/>
-                  <wp:effectExtent l="0" t="0" r="3810" b="0"/>
+                <wp:inline distT="0" distB="0" distL="0" distR="0" wp14:anchorId="0832AD9F" wp14:editId="43DC2B3C">
+                  <wp:extent cx="5944984" cy="4246418"/>
+                  <wp:effectExtent l="0" t="0" r="0" b="1905"/>
                   <wp:docPr id="1127691032" name="Grafik 5"/>
                   <wp:cNvGraphicFramePr>
                     <a:graphicFrameLocks xmlns:a="http://schemas.openxmlformats.org/drawingml/2006/main" noChangeAspect="1"/>
@@ -12097,7 +13174,7 @@
                         <pic:spPr bwMode="auto">
                           <a:xfrm>
                             <a:off x="0" y="0"/>
-                            <a:ext cx="5956740" cy="4254814"/>
+                            <a:ext cx="6004215" cy="4288726"/>
                           </a:xfrm>
                           <a:prstGeom prst="rect">
                             <a:avLst/>
@@ -12133,7 +13210,21 @@
                 <w:b/>
                 <w:bCs/>
               </w:rPr>
-              <w:t>Abbildung 2.</w:t>
+              <w:t xml:space="preserve">Abbildung </w:t>
+            </w:r>
+            <w:r>
+              <w:rPr>
+                <w:b/>
+                <w:bCs/>
+              </w:rPr>
+              <w:t>4</w:t>
+            </w:r>
+            <w:r>
+              <w:rPr>
+                <w:b/>
+                <w:bCs/>
+              </w:rPr>
+              <w:t>.</w:t>
             </w:r>
             <w:r>
               <w:rPr>
@@ -12162,31 +13253,43 @@
           <w:rFonts w:cs="Times New Roman"/>
         </w:rPr>
       </w:pPr>
-      <w:r>
-        <w:rPr>
-          <w:rFonts w:cs="Times New Roman"/>
-        </w:rPr>
-        <w:t>Die Korrelationsmatrix (Heatmap) in Abbildung 2.3 zeigt die linearen Korrelationskoeffizien-ten nach Pearson zwischen allen im Datensatz enthaltenen Erzeugungsquellen. Zwischen der PV und der Onshore-Windkraft zeigt sich eine schwach negative Korrelation (etwa -0.15). Diese Beobachtung deck sich mit der meteorologischen Realität, da stark windprägende Tiefdruckgebiete häufig mit einer erhöhten Wolkenbedeckung einhergehen, die die solare Einstrahlung drastisch dämpft.</w:t>
-      </w:r>
-    </w:p>
-    <w:p>
       <w:r>
         <w:rPr>
           <w:rFonts w:cs="Times New Roman"/>
         </w:rPr>
         <w:lastRenderedPageBreak/>
-        <w:t>Da die Kernkraftwerke in dem betrachteten Zeitraum des Jahres 2026 stillgelegt sind, weist dieses Feature eine Varianz von 0 auf. Mathematisch führt dies bei der Berechnung des Pearson-Koeffizienten zu nicht definierten Ausdrücken. Daher bleibt die entsprechende Zeile und Spalte visuell leer.</w:t>
+        <w:t xml:space="preserve">Die Korrelationsmatrix (Heatmap) in Abbildung </w:t>
+      </w:r>
+      <w:r>
+        <w:rPr>
+          <w:rFonts w:cs="Times New Roman"/>
+        </w:rPr>
+        <w:t>4</w:t>
+      </w:r>
+      <w:r>
+        <w:rPr>
+          <w:rFonts w:cs="Times New Roman"/>
+        </w:rPr>
+        <w:t>.3 zeigt die linearen Korrelationskoeffizien-ten nach Pearson zwischen allen im Datensatz enthaltenen Erzeugungsquellen. Zwischen der PV und der Onshore-Windkraft zeigt sich eine schwach negative Korrelation (etwa -0.15). Diese Beobachtung deck sich mit der meteorologischen Realität, da stark windprägende Tiefdruckgebiete häufig mit einer erhöhten Wolkenbedeckung einhergehen, die die solare Einstrahlung drastisch dämpft.</w:t>
       </w:r>
     </w:p>
     <w:p>
+      <w:r>
+        <w:rPr>
+          <w:rFonts w:cs="Times New Roman"/>
+        </w:rPr>
+        <w:t>Da die Kernkraftwerke in dem betrachteten Zeitraum des Jahres 2026 stillgelegt sind, weist dieses Feature eine Varianz von 0 auf. Mathematisch führt dies bei der Berechnung des Pearson-Koeffizienten zu nicht definierten Ausdrücken. Daher bleibt die entsprechende Zeile und Spalte visuell leer.</w:t>
+      </w:r>
+    </w:p>
+    <w:p>
       <w:pPr>
         <w:pStyle w:val="berschrift3"/>
       </w:pPr>
-      <w:bookmarkStart w:id="15" w:name="_Toc231916480"/>
+      <w:bookmarkStart w:id="20" w:name="_Toc234491798"/>
       <w:r>
         <w:t>Mathematische Stationaritätsprüfung</w:t>
       </w:r>
-      <w:bookmarkEnd w:id="15"/>
+      <w:bookmarkEnd w:id="20"/>
     </w:p>
     <w:p>
       <w:pPr>
@@ -12287,11 +13390,11 @@
       <w:pPr>
         <w:pStyle w:val="berschrift3"/>
       </w:pPr>
-      <w:bookmarkStart w:id="16" w:name="_Toc231916481"/>
+      <w:bookmarkStart w:id="21" w:name="_Toc234491799"/>
       <w:r>
         <w:t>Tensor-Transformation für das überwachte Lernen</w:t>
       </w:r>
-      <w:bookmarkEnd w:id="16"/>
+      <w:bookmarkEnd w:id="21"/>
     </w:p>
     <w:p>
       <w:r>
@@ -12392,6 +13495,7 @@
         <w:rPr>
           <w:rFonts w:cs="Times New Roman"/>
         </w:rPr>
+        <w:lastRenderedPageBreak/>
         <w:t xml:space="preserve">Der Zielvektor </w:t>
       </w:r>
       <w:r>
@@ -12436,46 +13540,1169 @@
     </w:p>
     <w:p>
       <w:pPr>
+        <w:pStyle w:val="berschrift2"/>
+      </w:pPr>
+      <w:bookmarkStart w:id="22" w:name="_Toc234491800"/>
+      <w:r>
+        <w:t>Qualitativer und quantitativer Vergleich der Architekturen</w:t>
+      </w:r>
+      <w:bookmarkEnd w:id="22"/>
+    </w:p>
+    <w:p>
+      <w:pPr>
+        <w:rPr>
+          <w:rFonts w:cs="Times New Roman"/>
+        </w:rPr>
+      </w:pPr>
+      <w:r>
+        <w:rPr>
+          <w:rFonts w:cs="Times New Roman"/>
+        </w:rPr>
+        <w:t>Das Modelltraining wurde mit drei Datensätzen unterschiedlicher Auflösung durchgeführt:</w:t>
+      </w:r>
+    </w:p>
+    <w:p>
+      <w:pPr>
+        <w:pStyle w:val="Listenabsatz"/>
+        <w:numPr>
+          <w:ilvl w:val="0"/>
+          <w:numId w:val="32"/>
+        </w:numPr>
+        <w:rPr>
+          <w:rFonts w:cs="Times New Roman"/>
+        </w:rPr>
+      </w:pPr>
+      <w:r>
+        <w:rPr>
+          <w:rFonts w:cs="Times New Roman"/>
+        </w:rPr>
+        <w:t>Zeitraum 09.04. bis 19.04.2026 in 15-minütiger Auflösung (April 2026)</w:t>
+      </w:r>
+    </w:p>
+    <w:p>
+      <w:pPr>
+        <w:pStyle w:val="Listenabsatz"/>
+        <w:numPr>
+          <w:ilvl w:val="0"/>
+          <w:numId w:val="32"/>
+        </w:numPr>
+        <w:rPr>
+          <w:rFonts w:cs="Times New Roman"/>
+        </w:rPr>
+      </w:pPr>
+      <w:r>
+        <w:rPr>
+          <w:rFonts w:cs="Times New Roman"/>
+        </w:rPr>
+        <w:t>Zeitraum 09.04. bis 19.04.2026 in 60-minütiger Auflösung (April 2026)</w:t>
+      </w:r>
+    </w:p>
+    <w:p>
+      <w:pPr>
+        <w:pStyle w:val="Listenabsatz"/>
+        <w:numPr>
+          <w:ilvl w:val="0"/>
+          <w:numId w:val="32"/>
+        </w:numPr>
+        <w:rPr>
+          <w:rFonts w:cs="Times New Roman"/>
+        </w:rPr>
+      </w:pPr>
+      <w:r>
+        <w:rPr>
+          <w:rFonts w:cs="Times New Roman"/>
+        </w:rPr>
+        <w:t>Zeitraum 01.03. bis 19.04.2026 in 15-minütiger Auflösung (März-April 2026)</w:t>
+      </w:r>
+    </w:p>
+    <w:p>
+      <w:pPr>
+        <w:rPr>
+          <w:rFonts w:cs="Times New Roman"/>
+        </w:rPr>
+      </w:pPr>
+      <w:r>
+        <w:rPr>
+          <w:rFonts w:cs="Times New Roman"/>
+        </w:rPr>
+        <w:t>Die Lernkurven beider Architekturen (LSTM – rechts und RNN – links) sind in Abbildung 4.4 gezeigt:</w:t>
+      </w:r>
+    </w:p>
+    <w:tbl>
+      <w:tblPr>
+        <w:tblStyle w:val="Tabellenraster"/>
+        <w:tblW w:w="0" w:type="auto"/>
+        <w:tblBorders>
+          <w:top w:val="none" w:sz="0" w:space="0" w:color="auto"/>
+          <w:left w:val="none" w:sz="0" w:space="0" w:color="auto"/>
+          <w:bottom w:val="none" w:sz="0" w:space="0" w:color="auto"/>
+          <w:right w:val="none" w:sz="0" w:space="0" w:color="auto"/>
+          <w:insideH w:val="none" w:sz="0" w:space="0" w:color="auto"/>
+          <w:insideV w:val="none" w:sz="0" w:space="0" w:color="auto"/>
+        </w:tblBorders>
+        <w:tblLook w:val="04A0" w:firstRow="1" w:lastRow="0" w:firstColumn="1" w:lastColumn="0" w:noHBand="0" w:noVBand="1"/>
+      </w:tblPr>
+      <w:tblGrid>
+        <w:gridCol w:w="9072"/>
+      </w:tblGrid>
+      <w:tr>
+        <w:tc>
+          <w:tcPr>
+            <w:tcW w:w="9062" w:type="dxa"/>
+          </w:tcPr>
+          <w:p>
+            <w:pPr>
+              <w:spacing w:after="0" w:line="240" w:lineRule="auto"/>
+              <w:rPr>
+                <w:rFonts w:cs="Times New Roman"/>
+              </w:rPr>
+            </w:pPr>
+            <w:r>
+              <w:rPr>
+                <w:rFonts w:cs="Times New Roman"/>
+                <w:noProof/>
+              </w:rPr>
+              <w:drawing>
+                <wp:inline distT="0" distB="0" distL="0" distR="0" wp14:anchorId="47E67A92" wp14:editId="793D54A2">
+                  <wp:extent cx="5669280" cy="2429691"/>
+                  <wp:effectExtent l="0" t="0" r="7620" b="8890"/>
+                  <wp:docPr id="59683298" name="Grafik 2"/>
+                  <wp:cNvGraphicFramePr>
+                    <a:graphicFrameLocks xmlns:a="http://schemas.openxmlformats.org/drawingml/2006/main" noChangeAspect="1"/>
+                  </wp:cNvGraphicFramePr>
+                  <a:graphic xmlns:a="http://schemas.openxmlformats.org/drawingml/2006/main">
+                    <a:graphicData uri="http://schemas.openxmlformats.org/drawingml/2006/picture">
+                      <pic:pic xmlns:pic="http://schemas.openxmlformats.org/drawingml/2006/picture">
+                        <pic:nvPicPr>
+                          <pic:cNvPr id="0" name="Picture 6"/>
+                          <pic:cNvPicPr>
+                            <a:picLocks noChangeAspect="1" noChangeArrowheads="1"/>
+                          </pic:cNvPicPr>
+                        </pic:nvPicPr>
+                        <pic:blipFill>
+                          <a:blip r:embed="rId23" cstate="print">
+                            <a:extLst>
+                              <a:ext uri="{28A0092B-C50C-407E-A947-70E740481C1C}">
+                                <a14:useLocalDpi xmlns:a14="http://schemas.microsoft.com/office/drawing/2010/main" val="0"/>
+                              </a:ext>
+                            </a:extLst>
+                          </a:blip>
+                          <a:srcRect/>
+                          <a:stretch>
+                            <a:fillRect/>
+                          </a:stretch>
+                        </pic:blipFill>
+                        <pic:spPr bwMode="auto">
+                          <a:xfrm>
+                            <a:off x="0" y="0"/>
+                            <a:ext cx="5670755" cy="2430323"/>
+                          </a:xfrm>
+                          <a:prstGeom prst="rect">
+                            <a:avLst/>
+                          </a:prstGeom>
+                          <a:noFill/>
+                          <a:ln>
+                            <a:noFill/>
+                          </a:ln>
+                        </pic:spPr>
+                      </pic:pic>
+                    </a:graphicData>
+                  </a:graphic>
+                </wp:inline>
+              </w:drawing>
+            </w:r>
+          </w:p>
+        </w:tc>
+      </w:tr>
+      <w:tr>
+        <w:tc>
+          <w:tcPr>
+            <w:tcW w:w="9062" w:type="dxa"/>
+          </w:tcPr>
+          <w:p>
+            <w:pPr>
+              <w:pStyle w:val="Bildunterschrift"/>
+              <w:rPr>
+                <w:rFonts w:cs="Times New Roman"/>
+              </w:rPr>
+            </w:pPr>
+            <w:r>
+              <w:rPr>
+                <w:b/>
+                <w:bCs/>
+              </w:rPr>
+              <w:t xml:space="preserve">Abbildung </w:t>
+            </w:r>
+            <w:r>
+              <w:rPr>
+                <w:b/>
+                <w:bCs/>
+              </w:rPr>
+              <w:t>4</w:t>
+            </w:r>
+            <w:r>
+              <w:rPr>
+                <w:b/>
+                <w:bCs/>
+              </w:rPr>
+              <w:t>.</w:t>
+            </w:r>
+            <w:r>
+              <w:rPr>
+                <w:b/>
+                <w:bCs/>
+              </w:rPr>
+              <w:t>4</w:t>
+            </w:r>
+            <w:r>
+              <w:rPr>
+                <w:b/>
+                <w:bCs/>
+              </w:rPr>
+              <w:t>:</w:t>
+            </w:r>
+            <w:r>
+              <w:t xml:space="preserve"> Lernkurven beider Architekturen (LSTM und RNN) im direkten Vergleich. Rot – 15-minütige Auflösung (April 2026), pink - 15-minütige Auflösung (März-April 2026) und blau – 60-minütige Auflösung (April 2026). Die durchgezogenen Kurven entsprechen der Validierung und die gestrichelten Kurven entsprechen dem Training.</w:t>
+            </w:r>
+          </w:p>
+        </w:tc>
+      </w:tr>
+    </w:tbl>
+    <w:p>
+      <w:pPr>
+        <w:rPr>
+          <w:rFonts w:cs="Times New Roman"/>
+        </w:rPr>
+      </w:pPr>
+    </w:p>
+    <w:tbl>
+      <w:tblPr>
+        <w:tblStyle w:val="Tabellenraster"/>
+        <w:tblW w:w="0" w:type="auto"/>
+        <w:tblBorders>
+          <w:top w:val="none" w:sz="0" w:space="0" w:color="auto"/>
+          <w:left w:val="none" w:sz="0" w:space="0" w:color="auto"/>
+          <w:bottom w:val="none" w:sz="0" w:space="0" w:color="auto"/>
+          <w:right w:val="none" w:sz="0" w:space="0" w:color="auto"/>
+          <w:insideH w:val="none" w:sz="0" w:space="0" w:color="auto"/>
+          <w:insideV w:val="none" w:sz="0" w:space="0" w:color="auto"/>
+        </w:tblBorders>
+        <w:tblLook w:val="04A0" w:firstRow="1" w:lastRow="0" w:firstColumn="1" w:lastColumn="0" w:noHBand="0" w:noVBand="1"/>
+      </w:tblPr>
+      <w:tblGrid>
+        <w:gridCol w:w="9062"/>
+      </w:tblGrid>
+      <w:tr>
+        <w:tc>
+          <w:tcPr>
+            <w:tcW w:w="9062" w:type="dxa"/>
+          </w:tcPr>
+          <w:p>
+            <w:pPr>
+              <w:spacing w:after="0" w:line="240" w:lineRule="auto"/>
+              <w:jc w:val="center"/>
+              <w:rPr>
+                <w:rFonts w:cs="Times New Roman"/>
+              </w:rPr>
+            </w:pPr>
+            <w:r>
+              <w:rPr>
+                <w:rFonts w:cs="Times New Roman"/>
+                <w:noProof/>
+              </w:rPr>
+              <w:lastRenderedPageBreak/>
+              <w:drawing>
+                <wp:inline distT="0" distB="0" distL="0" distR="0" wp14:anchorId="201F7C71" wp14:editId="72D4DAB0">
+                  <wp:extent cx="5600700" cy="3267075"/>
+                  <wp:effectExtent l="0" t="0" r="0" b="9525"/>
+                  <wp:docPr id="271836399" name="Grafik 4"/>
+                  <wp:cNvGraphicFramePr>
+                    <a:graphicFrameLocks xmlns:a="http://schemas.openxmlformats.org/drawingml/2006/main" noChangeAspect="1"/>
+                  </wp:cNvGraphicFramePr>
+                  <a:graphic xmlns:a="http://schemas.openxmlformats.org/drawingml/2006/main">
+                    <a:graphicData uri="http://schemas.openxmlformats.org/drawingml/2006/picture">
+                      <pic:pic xmlns:pic="http://schemas.openxmlformats.org/drawingml/2006/picture">
+                        <pic:nvPicPr>
+                          <pic:cNvPr id="0" name="Picture 13"/>
+                          <pic:cNvPicPr>
+                            <a:picLocks noChangeAspect="1" noChangeArrowheads="1"/>
+                          </pic:cNvPicPr>
+                        </pic:nvPicPr>
+                        <pic:blipFill>
+                          <a:blip r:embed="rId24" cstate="print">
+                            <a:extLst>
+                              <a:ext uri="{28A0092B-C50C-407E-A947-70E740481C1C}">
+                                <a14:useLocalDpi xmlns:a14="http://schemas.microsoft.com/office/drawing/2010/main" val="0"/>
+                              </a:ext>
+                            </a:extLst>
+                          </a:blip>
+                          <a:srcRect/>
+                          <a:stretch>
+                            <a:fillRect/>
+                          </a:stretch>
+                        </pic:blipFill>
+                        <pic:spPr bwMode="auto">
+                          <a:xfrm>
+                            <a:off x="0" y="0"/>
+                            <a:ext cx="5602125" cy="3267906"/>
+                          </a:xfrm>
+                          <a:prstGeom prst="rect">
+                            <a:avLst/>
+                          </a:prstGeom>
+                          <a:noFill/>
+                          <a:ln>
+                            <a:noFill/>
+                          </a:ln>
+                        </pic:spPr>
+                      </pic:pic>
+                    </a:graphicData>
+                  </a:graphic>
+                </wp:inline>
+              </w:drawing>
+            </w:r>
+          </w:p>
+        </w:tc>
+      </w:tr>
+      <w:tr>
+        <w:tc>
+          <w:tcPr>
+            <w:tcW w:w="9062" w:type="dxa"/>
+          </w:tcPr>
+          <w:p>
+            <w:pPr>
+              <w:pStyle w:val="Bildunterschrift"/>
+              <w:rPr>
+                <w:rFonts w:cs="Times New Roman"/>
+              </w:rPr>
+            </w:pPr>
+            <w:r>
+              <w:rPr>
+                <w:b/>
+                <w:bCs/>
+              </w:rPr>
+              <w:t xml:space="preserve">Abbildung </w:t>
+            </w:r>
+            <w:r>
+              <w:rPr>
+                <w:b/>
+                <w:bCs/>
+              </w:rPr>
+              <w:t>4</w:t>
+            </w:r>
+            <w:r>
+              <w:rPr>
+                <w:b/>
+                <w:bCs/>
+              </w:rPr>
+              <w:t>.</w:t>
+            </w:r>
+            <w:r>
+              <w:rPr>
+                <w:b/>
+                <w:bCs/>
+              </w:rPr>
+              <w:t>5</w:t>
+            </w:r>
+            <w:r>
+              <w:rPr>
+                <w:b/>
+                <w:bCs/>
+              </w:rPr>
+              <w:t>:</w:t>
+            </w:r>
+            <w:r>
+              <w:t xml:space="preserve"> Probabilistische Photovoltaik-Vorhersage im direkten Architekturvergleich (Datensatz April 2026, 15-minütige Auflösung).</w:t>
+            </w:r>
+          </w:p>
+        </w:tc>
+      </w:tr>
+    </w:tbl>
+    <w:p>
+      <w:pPr>
+        <w:rPr>
+          <w:rFonts w:cs="Times New Roman"/>
+        </w:rPr>
+      </w:pPr>
+    </w:p>
+    <w:tbl>
+      <w:tblPr>
+        <w:tblStyle w:val="Tabellenraster"/>
+        <w:tblW w:w="0" w:type="auto"/>
+        <w:tblBorders>
+          <w:top w:val="none" w:sz="0" w:space="0" w:color="auto"/>
+          <w:left w:val="none" w:sz="0" w:space="0" w:color="auto"/>
+          <w:bottom w:val="none" w:sz="0" w:space="0" w:color="auto"/>
+          <w:right w:val="none" w:sz="0" w:space="0" w:color="auto"/>
+          <w:insideH w:val="none" w:sz="0" w:space="0" w:color="auto"/>
+          <w:insideV w:val="none" w:sz="0" w:space="0" w:color="auto"/>
+        </w:tblBorders>
+        <w:tblLook w:val="04A0" w:firstRow="1" w:lastRow="0" w:firstColumn="1" w:lastColumn="0" w:noHBand="0" w:noVBand="1"/>
+      </w:tblPr>
+      <w:tblGrid>
+        <w:gridCol w:w="9072"/>
+      </w:tblGrid>
+      <w:tr>
+        <w:tc>
+          <w:tcPr>
+            <w:tcW w:w="9062" w:type="dxa"/>
+          </w:tcPr>
+          <w:p>
+            <w:pPr>
+              <w:spacing w:after="0" w:line="240" w:lineRule="auto"/>
+              <w:jc w:val="center"/>
+              <w:rPr>
+                <w:rFonts w:cs="Times New Roman"/>
+              </w:rPr>
+            </w:pPr>
+            <w:r>
+              <w:rPr>
+                <w:rFonts w:cs="Times New Roman"/>
+                <w:noProof/>
+              </w:rPr>
+              <w:drawing>
+                <wp:inline distT="0" distB="0" distL="0" distR="0" wp14:anchorId="7EE573AA" wp14:editId="20F85B57">
+                  <wp:extent cx="5684520" cy="3315970"/>
+                  <wp:effectExtent l="0" t="0" r="0" b="0"/>
+                  <wp:docPr id="1481995135" name="Grafik 6"/>
+                  <wp:cNvGraphicFramePr>
+                    <a:graphicFrameLocks xmlns:a="http://schemas.openxmlformats.org/drawingml/2006/main" noChangeAspect="1"/>
+                  </wp:cNvGraphicFramePr>
+                  <a:graphic xmlns:a="http://schemas.openxmlformats.org/drawingml/2006/main">
+                    <a:graphicData uri="http://schemas.openxmlformats.org/drawingml/2006/picture">
+                      <pic:pic xmlns:pic="http://schemas.openxmlformats.org/drawingml/2006/picture">
+                        <pic:nvPicPr>
+                          <pic:cNvPr id="0" name="Picture 20"/>
+                          <pic:cNvPicPr>
+                            <a:picLocks noChangeAspect="1" noChangeArrowheads="1"/>
+                          </pic:cNvPicPr>
+                        </pic:nvPicPr>
+                        <pic:blipFill>
+                          <a:blip r:embed="rId25" cstate="print">
+                            <a:extLst>
+                              <a:ext uri="{28A0092B-C50C-407E-A947-70E740481C1C}">
+                                <a14:useLocalDpi xmlns:a14="http://schemas.microsoft.com/office/drawing/2010/main" val="0"/>
+                              </a:ext>
+                            </a:extLst>
+                          </a:blip>
+                          <a:srcRect/>
+                          <a:stretch>
+                            <a:fillRect/>
+                          </a:stretch>
+                        </pic:blipFill>
+                        <pic:spPr bwMode="auto">
+                          <a:xfrm>
+                            <a:off x="0" y="0"/>
+                            <a:ext cx="5684520" cy="3315970"/>
+                          </a:xfrm>
+                          <a:prstGeom prst="rect">
+                            <a:avLst/>
+                          </a:prstGeom>
+                          <a:noFill/>
+                          <a:ln>
+                            <a:noFill/>
+                          </a:ln>
+                        </pic:spPr>
+                      </pic:pic>
+                    </a:graphicData>
+                  </a:graphic>
+                </wp:inline>
+              </w:drawing>
+            </w:r>
+          </w:p>
+        </w:tc>
+      </w:tr>
+      <w:tr>
+        <w:tc>
+          <w:tcPr>
+            <w:tcW w:w="9062" w:type="dxa"/>
+          </w:tcPr>
+          <w:p>
+            <w:pPr>
+              <w:pStyle w:val="Bildunterschrift"/>
+              <w:rPr>
+                <w:rFonts w:cs="Times New Roman"/>
+              </w:rPr>
+            </w:pPr>
+            <w:r>
+              <w:rPr>
+                <w:b/>
+                <w:bCs/>
+              </w:rPr>
+              <w:t xml:space="preserve">Abbildung </w:t>
+            </w:r>
+            <w:r>
+              <w:rPr>
+                <w:b/>
+                <w:bCs/>
+              </w:rPr>
+              <w:t>4.6</w:t>
+            </w:r>
+            <w:r>
+              <w:rPr>
+                <w:b/>
+                <w:bCs/>
+              </w:rPr>
+              <w:t>:</w:t>
+            </w:r>
+            <w:r>
+              <w:t xml:space="preserve"> Probabilistische Photovoltaik-Vorhersage im direkten Architekturvergleich (Datensatz April 2026, 60-minütige Auflösung).</w:t>
+            </w:r>
+          </w:p>
+        </w:tc>
+      </w:tr>
+    </w:tbl>
+    <w:p>
+      <w:pPr>
+        <w:rPr>
+          <w:rFonts w:cs="Times New Roman"/>
+        </w:rPr>
+      </w:pPr>
+      <w:r>
+        <w:rPr>
+          <w:rFonts w:cs="Times New Roman"/>
+        </w:rPr>
+        <w:t xml:space="preserve">Die Vorhersagen und 80 %igen Konfidenzbänder im direkten Architekturvergleich des April 2026 Datensatzes mit 15-minütiger Auflösung ist in Abbildung 4.5 und mit 60-minütiger </w:t>
+      </w:r>
+      <w:r>
+        <w:rPr>
+          <w:rFonts w:cs="Times New Roman"/>
+        </w:rPr>
+        <w:lastRenderedPageBreak/>
+        <w:t>Auflösung in Abbildung 4.6 gezeigt. Vorhersagen und Konfidenzbänder des März-April 2026 Datensatzes sind in Abbildung 4.7 dargestellt.</w:t>
+      </w:r>
+    </w:p>
+    <w:tbl>
+      <w:tblPr>
+        <w:tblStyle w:val="Tabellenraster"/>
+        <w:tblW w:w="0" w:type="auto"/>
+        <w:tblBorders>
+          <w:top w:val="none" w:sz="0" w:space="0" w:color="auto"/>
+          <w:left w:val="none" w:sz="0" w:space="0" w:color="auto"/>
+          <w:bottom w:val="none" w:sz="0" w:space="0" w:color="auto"/>
+          <w:right w:val="none" w:sz="0" w:space="0" w:color="auto"/>
+          <w:insideH w:val="none" w:sz="0" w:space="0" w:color="auto"/>
+          <w:insideV w:val="none" w:sz="0" w:space="0" w:color="auto"/>
+        </w:tblBorders>
+        <w:tblLook w:val="04A0" w:firstRow="1" w:lastRow="0" w:firstColumn="1" w:lastColumn="0" w:noHBand="0" w:noVBand="1"/>
+      </w:tblPr>
+      <w:tblGrid>
+        <w:gridCol w:w="9072"/>
+      </w:tblGrid>
+      <w:tr>
+        <w:tc>
+          <w:tcPr>
+            <w:tcW w:w="9062" w:type="dxa"/>
+          </w:tcPr>
+          <w:p>
+            <w:pPr>
+              <w:spacing w:after="0" w:line="240" w:lineRule="auto"/>
+              <w:rPr>
+                <w:rFonts w:cs="Times New Roman"/>
+              </w:rPr>
+            </w:pPr>
+            <w:r>
+              <w:rPr>
+                <w:rFonts w:cs="Times New Roman"/>
+                <w:noProof/>
+              </w:rPr>
+              <w:drawing>
+                <wp:inline distT="0" distB="0" distL="0" distR="0" wp14:anchorId="55EA1667" wp14:editId="389AAD55">
+                  <wp:extent cx="5654040" cy="3298190"/>
+                  <wp:effectExtent l="0" t="0" r="3810" b="0"/>
+                  <wp:docPr id="1297614621" name="Grafik 8"/>
+                  <wp:cNvGraphicFramePr>
+                    <a:graphicFrameLocks xmlns:a="http://schemas.openxmlformats.org/drawingml/2006/main" noChangeAspect="1"/>
+                  </wp:cNvGraphicFramePr>
+                  <a:graphic xmlns:a="http://schemas.openxmlformats.org/drawingml/2006/main">
+                    <a:graphicData uri="http://schemas.openxmlformats.org/drawingml/2006/picture">
+                      <pic:pic xmlns:pic="http://schemas.openxmlformats.org/drawingml/2006/picture">
+                        <pic:nvPicPr>
+                          <pic:cNvPr id="0" name="Picture 27"/>
+                          <pic:cNvPicPr>
+                            <a:picLocks noChangeAspect="1" noChangeArrowheads="1"/>
+                          </pic:cNvPicPr>
+                        </pic:nvPicPr>
+                        <pic:blipFill>
+                          <a:blip r:embed="rId26" cstate="print">
+                            <a:extLst>
+                              <a:ext uri="{28A0092B-C50C-407E-A947-70E740481C1C}">
+                                <a14:useLocalDpi xmlns:a14="http://schemas.microsoft.com/office/drawing/2010/main" val="0"/>
+                              </a:ext>
+                            </a:extLst>
+                          </a:blip>
+                          <a:srcRect/>
+                          <a:stretch>
+                            <a:fillRect/>
+                          </a:stretch>
+                        </pic:blipFill>
+                        <pic:spPr bwMode="auto">
+                          <a:xfrm>
+                            <a:off x="0" y="0"/>
+                            <a:ext cx="5655833" cy="3299236"/>
+                          </a:xfrm>
+                          <a:prstGeom prst="rect">
+                            <a:avLst/>
+                          </a:prstGeom>
+                          <a:noFill/>
+                          <a:ln>
+                            <a:noFill/>
+                          </a:ln>
+                        </pic:spPr>
+                      </pic:pic>
+                    </a:graphicData>
+                  </a:graphic>
+                </wp:inline>
+              </w:drawing>
+            </w:r>
+          </w:p>
+        </w:tc>
+      </w:tr>
+      <w:tr>
+        <w:tc>
+          <w:tcPr>
+            <w:tcW w:w="9062" w:type="dxa"/>
+          </w:tcPr>
+          <w:p>
+            <w:pPr>
+              <w:pStyle w:val="Bildunterschrift"/>
+              <w:rPr>
+                <w:rFonts w:cs="Times New Roman"/>
+              </w:rPr>
+            </w:pPr>
+            <w:r>
+              <w:rPr>
+                <w:b/>
+                <w:bCs/>
+              </w:rPr>
+              <w:t xml:space="preserve">Abbildung </w:t>
+            </w:r>
+            <w:r>
+              <w:rPr>
+                <w:b/>
+                <w:bCs/>
+              </w:rPr>
+              <w:t>4.7</w:t>
+            </w:r>
+            <w:r>
+              <w:rPr>
+                <w:b/>
+                <w:bCs/>
+              </w:rPr>
+              <w:t>:</w:t>
+            </w:r>
+            <w:r>
+              <w:t xml:space="preserve"> Probabilistische Photovoltaik-Vorhersage im direkten Architekturvergleich (Datensatz März-April 2026, 15-minütige Auflösung).</w:t>
+            </w:r>
+          </w:p>
+        </w:tc>
+      </w:tr>
+    </w:tbl>
+    <w:p>
+      <w:pPr>
+        <w:rPr>
+          <w:rFonts w:cs="Times New Roman"/>
+        </w:rPr>
+      </w:pPr>
+      <w:r>
+        <w:rPr>
+          <w:rFonts w:cs="Times New Roman"/>
+        </w:rPr>
+        <w:t>Die kombinierten Lernkurven zeigen den Verlauf des Pinball-Loss über die Epochen, wobei nach den Architekturen LSTM (Abbildung 4.4 links) und RNN (Abbildung 4.4 rechts) getrennt wurde. In beiden Modellen zeigt sich ein stabiles Konvergenzverhalten, das durch einen integrierten Early-Stopping-Mechanismus vorzeitig abgebrochen wurde, nachdem der Validierungsverlust stagnierte.</w:t>
+      </w:r>
+    </w:p>
+    <w:p>
+      <w:pPr>
+        <w:rPr>
+          <w:rFonts w:cs="Times New Roman"/>
+        </w:rPr>
+      </w:pPr>
+      <w:r>
+        <w:rPr>
+          <w:rFonts w:cs="Times New Roman"/>
+        </w:rPr>
+        <w:t>Die Auswertung der Vorhersagediagramme in den Abbildungen 4.4 bis 4.7 zeigen den präzisen solaren Glockenverlauf und wie sich die Unsicherheitsbänder (80 % Konfidenzintervalle) verhalten. Im April 2026 Datensatz (15-minütige Auflösung) treffen sowohl LSTM als auch RNN den realen Verlauf (schwarze Linie), siehe Abbildung 4.5. Das hellblaue (LSTM) bzw. hellgrüne (RNN) Band schmiegt sich extrem an die Kurven an. Insgesamt weisen die Modelle bei dieser hohen Auflösung und klarem Wetter eine sehr hohe Vorhersagesicherheit auf. Nachts verengt sich dieses Band auf die Nulllinie. Somit haben die Modelle gelernt, dass ohne Sonnenlicht keine solare Varianz existieren kann.</w:t>
+      </w:r>
+      <w:r>
+        <w:rPr>
+          <w:rFonts w:cs="Times New Roman"/>
+        </w:rPr>
+        <w:t xml:space="preserve"> Der April 2026 </w:t>
+      </w:r>
+      <w:r>
+        <w:rPr>
+          <w:rFonts w:cs="Times New Roman"/>
+        </w:rPr>
+        <w:t>Datensatz</w:t>
+      </w:r>
+      <w:r>
+        <w:rPr>
+          <w:rFonts w:cs="Times New Roman"/>
+        </w:rPr>
+        <w:t xml:space="preserve"> (60-minütige Auflösung) zeigt, dass das LSTM am ersten Tag die absolute Spitze leicht überschätzt, während das RNN diese Spitze präzise trifft, siehe Abbildung 4.6. Da sich durch die stündliche Aggregation die </w:t>
+      </w:r>
+      <w:r>
+        <w:rPr>
+          <w:rFonts w:cs="Times New Roman"/>
+        </w:rPr>
+        <w:lastRenderedPageBreak/>
+        <w:t>mathematische Unsicherheit des Modells pro Zeitschritt erhöht, führt dies dazu, dass das Unsicherheitsband signifikant breiter ist als im 15-Minuten-Szenario. Der März-April 2026 Datensatz (15-minütige Auflösung) weist über den längeren Testzeitraum die höchste Robustheit auf. Der Median schmiegt sich fehlerfrei an die unterschiedlichen Peak-Höhen der Testtage an. Bedingt durch den längeren Zeitraum und die größere Datenmenge, ist das Unsicherheitsband extrem scharf und schmal kalibriert. Das Modell hat durch die erhöhte Datenmenge eine so hohe statistische Sicherheit gewonnen, dass der Risikokorridor minimiert werden konnte. Die PICP bleibt jedoch hoch.</w:t>
+      </w:r>
+    </w:p>
+    <w:p>
+      <w:pPr>
+        <w:rPr>
+          <w:rFonts w:cs="Times New Roman"/>
+        </w:rPr>
+      </w:pPr>
+      <w:r>
+        <w:rPr>
+          <w:rFonts w:cs="Times New Roman"/>
+        </w:rPr>
+        <w:t>Insgesamt liefern die Modelle keine starren Werte, sondern einen dynamischen Sicherheitskorridor. Je feiner die Auflösung und je größer der Datensatz, desto mehr schärft sich das Konfidenzband. Genau diese Dynamik liefert dem Netzbetreiber den gewünschten Mehrwert: an der Breite des Konfidenzbandes kann sofort das mathematische Risiko für den Handelseinsatz abgeschätzt werden.</w:t>
+      </w:r>
+    </w:p>
+    <w:p>
+      <w:pPr>
         <w:pStyle w:val="berschrift1"/>
       </w:pPr>
-      <w:bookmarkStart w:id="17" w:name="_Toc231916482"/>
+      <w:bookmarkStart w:id="23" w:name="_Toc234491801"/>
       <w:r>
         <w:lastRenderedPageBreak/>
         <w:t>Fazit und Reflexion</w:t>
       </w:r>
-      <w:bookmarkEnd w:id="17"/>
+      <w:bookmarkEnd w:id="23"/>
     </w:p>
     <w:p>
       <w:r>
-        <w:br w:type="page"/>
+        <w:t xml:space="preserve">Diese Arbeit demonstriert erfolgreich die Konzeption und Implementierung einer containerbasierten Machine-Learning-Pipeline zur probabilistischen PV-Einspeiseprognose auf Basis von SMARD-Zeitreihendaten. </w:t>
+      </w:r>
+      <w:r>
+        <w:t>Mittels Verknüpfung von rekurrenten Schichten mit einem nicht-parametrischen Pinball Loss konnte ein dynamischer Risikokorridor konstruiert werden, der statt starrer Punktprognosen einen verlässlichen Sicherheitskorridor liefert.</w:t>
       </w:r>
     </w:p>
     <w:p>
+      <w:r>
+        <w:t>Die empirischen Ergebnisse erlauben folgende Kernkomponenten der Untersuchung zu bilanzieren:</w:t>
+      </w:r>
+    </w:p>
+    <w:p>
+      <w:pPr>
+        <w:pStyle w:val="Listenabsatz"/>
+        <w:numPr>
+          <w:ilvl w:val="0"/>
+          <w:numId w:val="35"/>
+        </w:numPr>
+      </w:pPr>
+      <w:r>
+        <w:t>Architekturvergleich: Beide Architekturen können den solaren Verlauf präzise abbilden. Teilweise zeigt das LSTM aufgrund seiner komplexen Gating-Struktur eine höhere Robustheit bei der Speicherung langreichweitiger meteorologischer Abhängigkeiten, was sich in einer stabileren Konvergenz im Training widerspiegelt.</w:t>
+      </w:r>
+    </w:p>
+    <w:p>
+      <w:pPr>
+        <w:pStyle w:val="Listenabsatz"/>
+        <w:numPr>
+          <w:ilvl w:val="0"/>
+          <w:numId w:val="35"/>
+        </w:numPr>
+      </w:pPr>
+      <w:r>
+        <w:t>Einfluss von Datenvolumen und Auflösung: Durch die zeitliche Granularität und die Datenmenge wird die Schärfe des Unsicherheitsbandes maßgeblich bestimmt. Die grobe 60-Minuten-Auflösung führt zu signifikant breiteren Bändern, während die Erweiterung der Datenbasis eine präzise Verengung des Sicherheitskorridors bewirkt. Das Modell passt die statistische Unsicherheit dynamisch an den Informationsgehalt der Daten an.</w:t>
+      </w:r>
+    </w:p>
+    <w:p>
+      <w:pPr>
+        <w:pStyle w:val="Listenabsatz"/>
+        <w:numPr>
+          <w:ilvl w:val="0"/>
+          <w:numId w:val="35"/>
+        </w:numPr>
+      </w:pPr>
+      <w:r>
+        <w:t>Erklärbarkeit: Mittels Permutation Feature Importance wurde die mathematische Black-Box-Struktur der tiefen neuronalen Netze erfolgreich aufgebrochen. Der Nachweis, dass neben den solaren Basis-Features auch multivariate Wechselwirkungen (z. B. die physikalisch begründete, schwache negative Korrelation zur Windkraft) den Verlust steuern, schafft die benötigte Transparenz für den realen Handelseinsatz.</w:t>
+      </w:r>
+    </w:p>
+    <w:p>
+      <w:r>
+        <w:t>Mit dem entwickelten System können wetterbedingte Planungsunsicherheiten im Stromnetz mathematisch exakt quantifiziert werden. Die Kombination aus Docker-Containerisierung, Streamlit-Oberfläche und interpretierbaren Machine-Learning-Strukturen bietet die valide Grundlage, um den Bedarf an kostenintensiver Ausgleichsenergie effektiv zu minimieren.</w:t>
+      </w:r>
+    </w:p>
+    <w:p>
       <w:pPr>
         <w:pStyle w:val="berschrift1"/>
       </w:pPr>
-      <w:bookmarkStart w:id="18" w:name="_Toc231916483"/>
+      <w:bookmarkStart w:id="24" w:name="_Toc234491802"/>
       <w:r>
         <w:lastRenderedPageBreak/>
         <w:t>Literatur</w:t>
       </w:r>
-      <w:bookmarkEnd w:id="18"/>
+      <w:bookmarkEnd w:id="24"/>
     </w:p>
     <w:p>
-      <w:r>
-        <w:br w:type="page"/>
+      <w:pPr>
+        <w:widowControl w:val="0"/>
+        <w:autoSpaceDE w:val="0"/>
+        <w:autoSpaceDN w:val="0"/>
+        <w:adjustRightInd w:val="0"/>
+        <w:ind w:left="640" w:hanging="640"/>
+        <w:rPr>
+          <w:rFonts w:cs="Times New Roman"/>
+          <w:noProof/>
+          <w:kern w:val="0"/>
+        </w:rPr>
+      </w:pPr>
+      <w:r>
+        <w:fldChar w:fldCharType="begin" w:fldLock="1"/>
+      </w:r>
+      <w:r>
+        <w:instrText xml:space="preserve">ADDIN Mendeley Bibliography CSL_BIBLIOGRAPHY </w:instrText>
+      </w:r>
+      <w:r>
+        <w:fldChar w:fldCharType="separate"/>
+      </w:r>
+      <w:r>
+        <w:rPr>
+          <w:rFonts w:cs="Times New Roman"/>
+          <w:noProof/>
+          <w:kern w:val="0"/>
+        </w:rPr>
+        <w:t>[1]</w:t>
+      </w:r>
+      <w:r>
+        <w:rPr>
+          <w:rFonts w:cs="Times New Roman"/>
+          <w:noProof/>
+          <w:kern w:val="0"/>
+        </w:rPr>
+        <w:tab/>
+        <w:t xml:space="preserve">T. Hong, P. Pinson, S. Fan, H. Zareipour, A. Troccoli, R. J. Hyndman, </w:t>
+      </w:r>
+      <w:r>
+        <w:rPr>
+          <w:rFonts w:cs="Times New Roman"/>
+          <w:i/>
+          <w:iCs/>
+          <w:noProof/>
+          <w:kern w:val="0"/>
+        </w:rPr>
+        <w:t>Int. J. Forecast.</w:t>
+      </w:r>
+      <w:r>
+        <w:rPr>
+          <w:rFonts w:cs="Times New Roman"/>
+          <w:noProof/>
+          <w:kern w:val="0"/>
+        </w:rPr>
+        <w:t xml:space="preserve"> </w:t>
+      </w:r>
+      <w:r>
+        <w:rPr>
+          <w:rFonts w:cs="Times New Roman"/>
+          <w:b/>
+          <w:bCs/>
+          <w:noProof/>
+          <w:kern w:val="0"/>
+        </w:rPr>
+        <w:t>2016</w:t>
+      </w:r>
+      <w:r>
+        <w:rPr>
+          <w:rFonts w:cs="Times New Roman"/>
+          <w:noProof/>
+          <w:kern w:val="0"/>
+        </w:rPr>
+        <w:t xml:space="preserve">, </w:t>
+      </w:r>
+      <w:r>
+        <w:rPr>
+          <w:rFonts w:cs="Times New Roman"/>
+          <w:i/>
+          <w:iCs/>
+          <w:noProof/>
+          <w:kern w:val="0"/>
+        </w:rPr>
+        <w:t>32</w:t>
+      </w:r>
+      <w:r>
+        <w:rPr>
+          <w:rFonts w:cs="Times New Roman"/>
+          <w:noProof/>
+          <w:kern w:val="0"/>
+        </w:rPr>
+        <w:t>, 896–913.</w:t>
       </w:r>
     </w:p>
     <w:p>
       <w:pPr>
+        <w:widowControl w:val="0"/>
+        <w:autoSpaceDE w:val="0"/>
+        <w:autoSpaceDN w:val="0"/>
+        <w:adjustRightInd w:val="0"/>
+        <w:ind w:left="640" w:hanging="640"/>
+        <w:rPr>
+          <w:rFonts w:cs="Times New Roman"/>
+          <w:noProof/>
+          <w:kern w:val="0"/>
+        </w:rPr>
+      </w:pPr>
+      <w:r>
+        <w:rPr>
+          <w:rFonts w:cs="Times New Roman"/>
+          <w:noProof/>
+          <w:kern w:val="0"/>
+        </w:rPr>
+        <w:t>[2]</w:t>
+      </w:r>
+      <w:r>
+        <w:rPr>
+          <w:rFonts w:cs="Times New Roman"/>
+          <w:noProof/>
+          <w:kern w:val="0"/>
+        </w:rPr>
+        <w:tab/>
+        <w:t xml:space="preserve">D. Salinas, V. Flunkert, J. Gasthaus, T. Januschowski, </w:t>
+      </w:r>
+      <w:r>
+        <w:rPr>
+          <w:rFonts w:cs="Times New Roman"/>
+          <w:i/>
+          <w:iCs/>
+          <w:noProof/>
+          <w:kern w:val="0"/>
+        </w:rPr>
+        <w:t>Int. J. Forecast.</w:t>
+      </w:r>
+      <w:r>
+        <w:rPr>
+          <w:rFonts w:cs="Times New Roman"/>
+          <w:noProof/>
+          <w:kern w:val="0"/>
+        </w:rPr>
+        <w:t xml:space="preserve"> </w:t>
+      </w:r>
+      <w:r>
+        <w:rPr>
+          <w:rFonts w:cs="Times New Roman"/>
+          <w:b/>
+          <w:bCs/>
+          <w:noProof/>
+          <w:kern w:val="0"/>
+        </w:rPr>
+        <w:t>2020</w:t>
+      </w:r>
+      <w:r>
+        <w:rPr>
+          <w:rFonts w:cs="Times New Roman"/>
+          <w:noProof/>
+          <w:kern w:val="0"/>
+        </w:rPr>
+        <w:t xml:space="preserve">, </w:t>
+      </w:r>
+      <w:r>
+        <w:rPr>
+          <w:rFonts w:cs="Times New Roman"/>
+          <w:i/>
+          <w:iCs/>
+          <w:noProof/>
+          <w:kern w:val="0"/>
+        </w:rPr>
+        <w:t>36</w:t>
+      </w:r>
+      <w:r>
+        <w:rPr>
+          <w:rFonts w:cs="Times New Roman"/>
+          <w:noProof/>
+          <w:kern w:val="0"/>
+        </w:rPr>
+        <w:t>, 1181–1191.</w:t>
+      </w:r>
+    </w:p>
+    <w:p>
+      <w:pPr>
+        <w:widowControl w:val="0"/>
+        <w:autoSpaceDE w:val="0"/>
+        <w:autoSpaceDN w:val="0"/>
+        <w:adjustRightInd w:val="0"/>
+        <w:ind w:left="640" w:hanging="640"/>
+        <w:rPr>
+          <w:rFonts w:cs="Times New Roman"/>
+          <w:noProof/>
+          <w:kern w:val="0"/>
+        </w:rPr>
+      </w:pPr>
+      <w:r>
+        <w:rPr>
+          <w:rFonts w:cs="Times New Roman"/>
+          <w:noProof/>
+          <w:kern w:val="0"/>
+        </w:rPr>
+        <w:t>[3]</w:t>
+      </w:r>
+      <w:r>
+        <w:rPr>
+          <w:rFonts w:cs="Times New Roman"/>
+          <w:noProof/>
+          <w:kern w:val="0"/>
+        </w:rPr>
+        <w:tab/>
+        <w:t xml:space="preserve">B. Xiong, Y. Chen, D. Chen, J. Fu, D. Zhang, </w:t>
+      </w:r>
+      <w:r>
+        <w:rPr>
+          <w:rFonts w:cs="Times New Roman"/>
+          <w:i/>
+          <w:iCs/>
+          <w:noProof/>
+          <w:kern w:val="0"/>
+        </w:rPr>
+        <w:t>Appl. Energy</w:t>
+      </w:r>
+      <w:r>
+        <w:rPr>
+          <w:rFonts w:cs="Times New Roman"/>
+          <w:noProof/>
+          <w:kern w:val="0"/>
+        </w:rPr>
+        <w:t xml:space="preserve"> </w:t>
+      </w:r>
+      <w:r>
+        <w:rPr>
+          <w:rFonts w:cs="Times New Roman"/>
+          <w:b/>
+          <w:bCs/>
+          <w:noProof/>
+          <w:kern w:val="0"/>
+        </w:rPr>
+        <w:t>2025</w:t>
+      </w:r>
+      <w:r>
+        <w:rPr>
+          <w:rFonts w:cs="Times New Roman"/>
+          <w:noProof/>
+          <w:kern w:val="0"/>
+        </w:rPr>
+        <w:t xml:space="preserve">, </w:t>
+      </w:r>
+      <w:r>
+        <w:rPr>
+          <w:rFonts w:cs="Times New Roman"/>
+          <w:i/>
+          <w:iCs/>
+          <w:noProof/>
+          <w:kern w:val="0"/>
+        </w:rPr>
+        <w:t>382</w:t>
+      </w:r>
+      <w:r>
+        <w:rPr>
+          <w:rFonts w:cs="Times New Roman"/>
+          <w:noProof/>
+          <w:kern w:val="0"/>
+        </w:rPr>
+        <w:t>, 125294.</w:t>
+      </w:r>
+    </w:p>
+    <w:p>
+      <w:pPr>
+        <w:widowControl w:val="0"/>
+        <w:autoSpaceDE w:val="0"/>
+        <w:autoSpaceDN w:val="0"/>
+        <w:adjustRightInd w:val="0"/>
+        <w:ind w:left="640" w:hanging="640"/>
+        <w:rPr>
+          <w:rFonts w:cs="Times New Roman"/>
+          <w:noProof/>
+        </w:rPr>
+      </w:pPr>
+      <w:r>
+        <w:rPr>
+          <w:rFonts w:cs="Times New Roman"/>
+          <w:noProof/>
+          <w:kern w:val="0"/>
+        </w:rPr>
+        <w:t>[4]</w:t>
+      </w:r>
+      <w:r>
+        <w:rPr>
+          <w:rFonts w:cs="Times New Roman"/>
+          <w:noProof/>
+          <w:kern w:val="0"/>
+        </w:rPr>
+        <w:tab/>
+        <w:t xml:space="preserve">B. Lim, S. Ö. Arık, N. Loeff, T. Pfister, </w:t>
+      </w:r>
+      <w:r>
+        <w:rPr>
+          <w:rFonts w:cs="Times New Roman"/>
+          <w:i/>
+          <w:iCs/>
+          <w:noProof/>
+          <w:kern w:val="0"/>
+        </w:rPr>
+        <w:t>Int. J. Forecast.</w:t>
+      </w:r>
+      <w:r>
+        <w:rPr>
+          <w:rFonts w:cs="Times New Roman"/>
+          <w:noProof/>
+          <w:kern w:val="0"/>
+        </w:rPr>
+        <w:t xml:space="preserve"> </w:t>
+      </w:r>
+      <w:r>
+        <w:rPr>
+          <w:rFonts w:cs="Times New Roman"/>
+          <w:b/>
+          <w:bCs/>
+          <w:noProof/>
+          <w:kern w:val="0"/>
+        </w:rPr>
+        <w:t>2021</w:t>
+      </w:r>
+      <w:r>
+        <w:rPr>
+          <w:rFonts w:cs="Times New Roman"/>
+          <w:noProof/>
+          <w:kern w:val="0"/>
+        </w:rPr>
+        <w:t xml:space="preserve">, </w:t>
+      </w:r>
+      <w:r>
+        <w:rPr>
+          <w:rFonts w:cs="Times New Roman"/>
+          <w:i/>
+          <w:iCs/>
+          <w:noProof/>
+          <w:kern w:val="0"/>
+        </w:rPr>
+        <w:t>37</w:t>
+      </w:r>
+      <w:r>
+        <w:rPr>
+          <w:rFonts w:cs="Times New Roman"/>
+          <w:noProof/>
+          <w:kern w:val="0"/>
+        </w:rPr>
+        <w:t>, 1748–1764.</w:t>
+      </w:r>
+    </w:p>
+    <w:p>
+      <w:r>
+        <w:fldChar w:fldCharType="end"/>
+      </w:r>
+      <w:r>
+        <w:br w:type="page"/>
+      </w:r>
+    </w:p>
+    <w:p>
+      <w:pPr>
         <w:pStyle w:val="berschrift1"/>
       </w:pPr>
-      <w:bookmarkStart w:id="19" w:name="_Toc231916484"/>
+      <w:bookmarkStart w:id="25" w:name="_Toc234491803"/>
       <w:r>
         <w:lastRenderedPageBreak/>
         <w:t>Prompt Verzeichnis</w:t>
       </w:r>
-      <w:bookmarkEnd w:id="19"/>
+      <w:bookmarkEnd w:id="25"/>
     </w:p>
     <w:p>
       <w:r>
@@ -12659,313 +14886,14 @@
         </w:tc>
       </w:tr>
     </w:tbl>
-    <w:p>
-      <w:pPr>
-        <w:sectPr>
-          <w:headerReference w:type="default" r:id="rId23"/>
-          <w:footerReference w:type="default" r:id="rId24"/>
-          <w:pgSz w:w="11906" w:h="16838"/>
-          <w:pgMar w:top="1417" w:right="1417" w:bottom="1134" w:left="1417" w:header="708" w:footer="708" w:gutter="0"/>
-          <w:pgNumType w:start="1"/>
-          <w:cols w:space="708"/>
-          <w:docGrid w:linePitch="360"/>
-        </w:sectPr>
-      </w:pPr>
-    </w:p>
-    <w:p>
-      <w:pPr>
-        <w:pStyle w:val="Anhang"/>
-      </w:pPr>
-      <w:r>
-        <w:lastRenderedPageBreak/>
-        <w:t>Anhang</w:t>
-      </w:r>
-    </w:p>
-    <w:p>
-      <w:r>
-        <w:t>Originalbilder</w:t>
-      </w:r>
-    </w:p>
-    <w:tbl>
-      <w:tblPr>
-        <w:tblStyle w:val="Tabellenraster"/>
-        <w:tblW w:w="0" w:type="auto"/>
-        <w:tblBorders>
-          <w:top w:val="none" w:sz="0" w:space="0" w:color="auto"/>
-          <w:left w:val="none" w:sz="0" w:space="0" w:color="auto"/>
-          <w:bottom w:val="none" w:sz="0" w:space="0" w:color="auto"/>
-          <w:right w:val="none" w:sz="0" w:space="0" w:color="auto"/>
-          <w:insideH w:val="none" w:sz="0" w:space="0" w:color="auto"/>
-          <w:insideV w:val="none" w:sz="0" w:space="0" w:color="auto"/>
-        </w:tblBorders>
-        <w:tblLook w:val="04A0" w:firstRow="1" w:lastRow="0" w:firstColumn="1" w:lastColumn="0" w:noHBand="0" w:noVBand="1"/>
-      </w:tblPr>
-      <w:tblGrid>
-        <w:gridCol w:w="9072"/>
-      </w:tblGrid>
-      <w:tr>
-        <w:tc>
-          <w:tcPr>
-            <w:tcW w:w="9062" w:type="dxa"/>
-          </w:tcPr>
-          <w:p>
-            <w:r>
-              <w:rPr>
-                <w:noProof/>
-              </w:rPr>
-              <w:drawing>
-                <wp:inline distT="0" distB="0" distL="0" distR="0" wp14:anchorId="37671BCA" wp14:editId="7A7C26DD">
-                  <wp:extent cx="5760720" cy="2304415"/>
-                  <wp:effectExtent l="0" t="0" r="0" b="635"/>
-                  <wp:docPr id="371650901" name="Grafik 2"/>
-                  <wp:cNvGraphicFramePr>
-                    <a:graphicFrameLocks xmlns:a="http://schemas.openxmlformats.org/drawingml/2006/main" noChangeAspect="1"/>
-                  </wp:cNvGraphicFramePr>
-                  <a:graphic xmlns:a="http://schemas.openxmlformats.org/drawingml/2006/main">
-                    <a:graphicData uri="http://schemas.openxmlformats.org/drawingml/2006/picture">
-                      <pic:pic xmlns:pic="http://schemas.openxmlformats.org/drawingml/2006/picture">
-                        <pic:nvPicPr>
-                          <pic:cNvPr id="0" name="Picture 6"/>
-                          <pic:cNvPicPr>
-                            <a:picLocks noChangeAspect="1" noChangeArrowheads="1"/>
-                          </pic:cNvPicPr>
-                        </pic:nvPicPr>
-                        <pic:blipFill>
-                          <a:blip r:embed="rId19" cstate="print">
-                            <a:extLst>
-                              <a:ext uri="{28A0092B-C50C-407E-A947-70E740481C1C}">
-                                <a14:useLocalDpi xmlns:a14="http://schemas.microsoft.com/office/drawing/2010/main" val="0"/>
-                              </a:ext>
-                            </a:extLst>
-                          </a:blip>
-                          <a:srcRect/>
-                          <a:stretch>
-                            <a:fillRect/>
-                          </a:stretch>
-                        </pic:blipFill>
-                        <pic:spPr bwMode="auto">
-                          <a:xfrm>
-                            <a:off x="0" y="0"/>
-                            <a:ext cx="5760720" cy="2304415"/>
-                          </a:xfrm>
-                          <a:prstGeom prst="rect">
-                            <a:avLst/>
-                          </a:prstGeom>
-                          <a:noFill/>
-                          <a:ln>
-                            <a:noFill/>
-                          </a:ln>
-                        </pic:spPr>
-                      </pic:pic>
-                    </a:graphicData>
-                  </a:graphic>
-                </wp:inline>
-              </w:drawing>
-            </w:r>
-          </w:p>
-        </w:tc>
-      </w:tr>
-      <w:tr>
-        <w:tc>
-          <w:tcPr>
-            <w:tcW w:w="9062" w:type="dxa"/>
-          </w:tcPr>
-          <w:p>
-            <w:pPr>
-              <w:pStyle w:val="Bildunterschrift"/>
-            </w:pPr>
-            <w:r>
-              <w:rPr>
-                <w:b/>
-                <w:bCs/>
-              </w:rPr>
-              <w:t xml:space="preserve">Abbildung </w:t>
-            </w:r>
-            <w:r>
-              <w:rPr>
-                <w:b/>
-                <w:bCs/>
-              </w:rPr>
-              <w:t>A</w:t>
-            </w:r>
-            <w:r>
-              <w:rPr>
-                <w:b/>
-                <w:bCs/>
-              </w:rPr>
-              <w:t>.</w:t>
-            </w:r>
-            <w:r>
-              <w:rPr>
-                <w:b/>
-                <w:bCs/>
-              </w:rPr>
-              <w:t>1</w:t>
-            </w:r>
-            <w:r>
-              <w:rPr>
-                <w:b/>
-                <w:bCs/>
-              </w:rPr>
-              <w:t>:</w:t>
-            </w:r>
-            <w:r>
-              <w:t xml:space="preserve"> Solar- und Wind Onshore-Energieerzeugung über elf Tage (Rohdaten).</w:t>
-            </w:r>
-          </w:p>
-        </w:tc>
-      </w:tr>
-    </w:tbl>
     <w:p/>
-    <w:tbl>
-      <w:tblPr>
-        <w:tblStyle w:val="Tabellenraster"/>
-        <w:tblW w:w="0" w:type="auto"/>
-        <w:tblBorders>
-          <w:top w:val="none" w:sz="0" w:space="0" w:color="auto"/>
-          <w:left w:val="none" w:sz="0" w:space="0" w:color="auto"/>
-          <w:bottom w:val="none" w:sz="0" w:space="0" w:color="auto"/>
-          <w:right w:val="none" w:sz="0" w:space="0" w:color="auto"/>
-          <w:insideH w:val="none" w:sz="0" w:space="0" w:color="auto"/>
-          <w:insideV w:val="none" w:sz="0" w:space="0" w:color="auto"/>
-        </w:tblBorders>
-        <w:tblLook w:val="04A0" w:firstRow="1" w:lastRow="0" w:firstColumn="1" w:lastColumn="0" w:noHBand="0" w:noVBand="1"/>
-      </w:tblPr>
-      <w:tblGrid>
-        <w:gridCol w:w="9062"/>
-      </w:tblGrid>
-      <w:tr>
-        <w:tc>
-          <w:tcPr>
-            <w:tcW w:w="9062" w:type="dxa"/>
-          </w:tcPr>
-          <w:p>
-            <w:pPr>
-              <w:pStyle w:val="StandardWeb"/>
-              <w:ind w:left="360"/>
-              <w:jc w:val="center"/>
-            </w:pPr>
-            <w:r>
-              <w:rPr>
-                <w:noProof/>
-              </w:rPr>
-              <w:drawing>
-                <wp:inline distT="0" distB="0" distL="0" distR="0" wp14:anchorId="2FEE2D88" wp14:editId="5F559871">
-                  <wp:extent cx="3647440" cy="2735580"/>
-                  <wp:effectExtent l="0" t="0" r="0" b="7620"/>
-                  <wp:docPr id="948183990" name="Grafik 3"/>
-                  <wp:cNvGraphicFramePr>
-                    <a:graphicFrameLocks xmlns:a="http://schemas.openxmlformats.org/drawingml/2006/main" noChangeAspect="1"/>
-                  </wp:cNvGraphicFramePr>
-                  <a:graphic xmlns:a="http://schemas.openxmlformats.org/drawingml/2006/main">
-                    <a:graphicData uri="http://schemas.openxmlformats.org/drawingml/2006/picture">
-                      <pic:pic xmlns:pic="http://schemas.openxmlformats.org/drawingml/2006/picture">
-                        <pic:nvPicPr>
-                          <pic:cNvPr id="0" name="Picture 8"/>
-                          <pic:cNvPicPr>
-                            <a:picLocks noChangeAspect="1" noChangeArrowheads="1"/>
-                          </pic:cNvPicPr>
-                        </pic:nvPicPr>
-                        <pic:blipFill>
-                          <a:blip r:embed="rId21">
-                            <a:extLst>
-                              <a:ext uri="{28A0092B-C50C-407E-A947-70E740481C1C}">
-                                <a14:useLocalDpi xmlns:a14="http://schemas.microsoft.com/office/drawing/2010/main" val="0"/>
-                              </a:ext>
-                            </a:extLst>
-                          </a:blip>
-                          <a:srcRect/>
-                          <a:stretch>
-                            <a:fillRect/>
-                          </a:stretch>
-                        </pic:blipFill>
-                        <pic:spPr bwMode="auto">
-                          <a:xfrm>
-                            <a:off x="0" y="0"/>
-                            <a:ext cx="3647440" cy="2735580"/>
-                          </a:xfrm>
-                          <a:prstGeom prst="rect">
-                            <a:avLst/>
-                          </a:prstGeom>
-                          <a:noFill/>
-                          <a:ln>
-                            <a:noFill/>
-                          </a:ln>
-                        </pic:spPr>
-                      </pic:pic>
-                    </a:graphicData>
-                  </a:graphic>
-                </wp:inline>
-              </w:drawing>
-            </w:r>
-          </w:p>
-        </w:tc>
-      </w:tr>
-      <w:tr>
-        <w:tc>
-          <w:tcPr>
-            <w:tcW w:w="9062" w:type="dxa"/>
-          </w:tcPr>
-          <w:p>
-            <w:pPr>
-              <w:pStyle w:val="Bildunterschrift"/>
-            </w:pPr>
-            <w:r>
-              <w:rPr>
-                <w:b/>
-                <w:bCs/>
-              </w:rPr>
-              <w:t xml:space="preserve">Abbildung </w:t>
-            </w:r>
-            <w:r>
-              <w:rPr>
-                <w:b/>
-                <w:bCs/>
-              </w:rPr>
-              <w:t>A</w:t>
-            </w:r>
-            <w:r>
-              <w:rPr>
-                <w:b/>
-                <w:bCs/>
-              </w:rPr>
-              <w:t>.</w:t>
-            </w:r>
-            <w:r>
-              <w:rPr>
-                <w:b/>
-                <w:bCs/>
-              </w:rPr>
-              <w:t>2</w:t>
-            </w:r>
-            <w:r>
-              <w:rPr>
-                <w:b/>
-                <w:bCs/>
-              </w:rPr>
-              <w:t>:</w:t>
-            </w:r>
-            <w:r>
-              <w:t xml:space="preserve"> Durchschnittliches Tagesprofil der PV und Wind Onshore Energieerzeugung aggregiert über elf Tage.</w:t>
-            </w:r>
-          </w:p>
-        </w:tc>
-      </w:tr>
-    </w:tbl>
-    <w:p/>
-    <w:p>
-      <w:pPr>
-        <w:spacing w:after="160" w:line="278" w:lineRule="auto"/>
-        <w:jc w:val="left"/>
-      </w:pPr>
-    </w:p>
     <w:p/>
     <w:sectPr>
-      <w:headerReference w:type="default" r:id="rId25"/>
-      <w:footerReference w:type="default" r:id="rId26"/>
+      <w:headerReference w:type="default" r:id="rId27"/>
+      <w:footerReference w:type="default" r:id="rId28"/>
       <w:pgSz w:w="11906" w:h="16838"/>
       <w:pgMar w:top="1417" w:right="1417" w:bottom="1134" w:left="1417" w:header="708" w:footer="708" w:gutter="0"/>
-      <w:pgNumType w:fmt="upperRoman" w:start="1"/>
+      <w:pgNumType w:start="1"/>
       <w:cols w:space="708"/>
       <w:docGrid w:linePitch="360"/>
     </w:sectPr>
@@ -13058,92 +14986,6 @@
 </file>
 
 <file path=word/footer3.xml><?xml version="1.0" encoding="utf-8"?>
-<w:ftr xmlns:wpc="http://schemas.microsoft.com/office/word/2010/wordprocessingCanvas" xmlns:cx="http://schemas.microsoft.com/office/drawing/2014/chartex" xmlns:cx1="http://schemas.microsoft.com/office/drawing/2015/9/8/chartex" xmlns:cx2="http://schemas.microsoft.com/office/drawing/2015/10/21/chartex" xmlns:cx3="http://schemas.microsoft.com/office/drawing/2016/5/9/chartex" xmlns:cx4="http://schemas.microsoft.com/office/drawing/2016/5/10/chartex" xmlns:cx5="http://schemas.microsoft.com/office/drawing/2016/5/11/chartex" xmlns:cx6="http://schemas.microsoft.com/office/drawing/2016/5/12/chartex" xmlns:cx7="http://schemas.microsoft.com/office/drawing/2016/5/13/chartex" xmlns:cx8="http://schemas.microsoft.com/office/drawing/2016/5/14/chartex" xmlns:mc="http://schemas.openxmlformats.org/markup-compatibility/2006" xmlns:aink="http://schemas.microsoft.com/office/drawing/2016/ink" xmlns:am3d="http://schemas.microsoft.com/office/drawing/2017/model3d" xmlns:o="urn:schemas-microsoft-com:office:office" xmlns:oel="http://schemas.microsoft.com/office/2019/extlst" xmlns:r="http://schemas.openxmlformats.org/officeDocument/2006/relationships" xmlns:m="http://schemas.openxmlformats.org/officeDocument/2006/math" xmlns:v="urn:schemas-microsoft-com:vml" xmlns:wp14="http://schemas.microsoft.com/office/word/2010/wordprocessingDrawing" xmlns:wp="http://schemas.openxmlformats.org/drawingml/2006/wordprocessingDrawing" xmlns:w10="urn:schemas-microsoft-com:office:word" xmlns:w="http://schemas.openxmlformats.org/wordprocessingml/2006/main" xmlns:w14="http://schemas.microsoft.com/office/word/2010/wordml" xmlns:w15="http://schemas.microsoft.com/office/word/2012/wordml" xmlns:w16cex="http://schemas.microsoft.com/office/word/2018/wordml/cex" xmlns:w16cid="http://schemas.microsoft.com/office/word/2016/wordml/cid" xmlns:w16="http://schemas.microsoft.com/office/word/2018/wordml" xmlns:w16du="http://schemas.microsoft.com/office/word/2023/wordml/word16du" xmlns:w16sdtdh="http://schemas.microsoft.com/office/word/2020/wordml/sdtdatahash" xmlns:w16sdtfl="http://schemas.microsoft.com/office/word/2024/wordml/sdtformatlock" xmlns:w16se="http://schemas.microsoft.com/office/word/2015/wordml/symex" xmlns:wpg="http://schemas.microsoft.com/office/word/2010/wordprocessingGroup" xmlns:wpi="http://schemas.microsoft.com/office/word/2010/wordprocessingInk" xmlns:wne="http://schemas.microsoft.com/office/word/2006/wordml" xmlns:wps="http://schemas.microsoft.com/office/word/2010/wordprocessingShape" mc:Ignorable="w14 w15 w16se w16cid w16 w16cex w16sdtdh w16sdtfl w16du wp14">
-  <w:tbl>
-    <w:tblPr>
-      <w:tblStyle w:val="Tabellenraster"/>
-      <w:tblW w:w="0" w:type="auto"/>
-      <w:tblBorders>
-        <w:left w:val="none" w:sz="0" w:space="0" w:color="auto"/>
-        <w:bottom w:val="none" w:sz="0" w:space="0" w:color="auto"/>
-        <w:right w:val="none" w:sz="0" w:space="0" w:color="auto"/>
-      </w:tblBorders>
-      <w:tblLook w:val="04A0" w:firstRow="1" w:lastRow="0" w:firstColumn="1" w:lastColumn="0" w:noHBand="0" w:noVBand="1"/>
-    </w:tblPr>
-    <w:tblGrid>
-      <w:gridCol w:w="9062"/>
-    </w:tblGrid>
-    <w:tr>
-      <w:tc>
-        <w:tcPr>
-          <w:tcW w:w="9062" w:type="dxa"/>
-        </w:tcPr>
-        <w:sdt>
-          <w:sdtPr>
-            <w:rPr>
-              <w:rFonts w:ascii="Times New Roman" w:hAnsi="Times New Roman" w:cs="Times New Roman"/>
-            </w:rPr>
-            <w:id w:val="595756134"/>
-            <w:docPartObj>
-              <w:docPartGallery w:val="Page Numbers (Bottom of Page)"/>
-              <w:docPartUnique/>
-            </w:docPartObj>
-          </w:sdtPr>
-          <w:sdtContent>
-            <w:p>
-              <w:pPr>
-                <w:pStyle w:val="Fuzeile"/>
-                <w:spacing w:before="240"/>
-                <w:jc w:val="right"/>
-                <w:rPr>
-                  <w:rFonts w:ascii="Times New Roman" w:hAnsi="Times New Roman" w:cs="Times New Roman"/>
-                </w:rPr>
-              </w:pPr>
-              <w:r>
-                <w:rPr>
-                  <w:rFonts w:ascii="Times New Roman" w:hAnsi="Times New Roman" w:cs="Times New Roman"/>
-                </w:rPr>
-                <w:fldChar w:fldCharType="begin"/>
-              </w:r>
-              <w:r>
-                <w:rPr>
-                  <w:rFonts w:ascii="Times New Roman" w:hAnsi="Times New Roman" w:cs="Times New Roman"/>
-                </w:rPr>
-                <w:instrText>PAGE   \* MERGEFORMAT</w:instrText>
-              </w:r>
-              <w:r>
-                <w:rPr>
-                  <w:rFonts w:ascii="Times New Roman" w:hAnsi="Times New Roman" w:cs="Times New Roman"/>
-                </w:rPr>
-                <w:fldChar w:fldCharType="separate"/>
-              </w:r>
-              <w:r>
-                <w:rPr>
-                  <w:rFonts w:ascii="Times New Roman" w:hAnsi="Times New Roman" w:cs="Times New Roman"/>
-                </w:rPr>
-                <w:t>5</w:t>
-              </w:r>
-              <w:r>
-                <w:rPr>
-                  <w:rFonts w:ascii="Times New Roman" w:hAnsi="Times New Roman" w:cs="Times New Roman"/>
-                </w:rPr>
-                <w:fldChar w:fldCharType="end"/>
-              </w:r>
-            </w:p>
-          </w:sdtContent>
-        </w:sdt>
-      </w:tc>
-    </w:tr>
-  </w:tbl>
-  <w:p>
-    <w:pPr>
-      <w:pStyle w:val="Fuzeile"/>
-    </w:pPr>
-  </w:p>
-</w:ftr>
-</file>
-
-<file path=word/footer4.xml><?xml version="1.0" encoding="utf-8"?>
 <w:ftr xmlns:wpc="http://schemas.microsoft.com/office/word/2010/wordprocessingCanvas" xmlns:cx="http://schemas.microsoft.com/office/drawing/2014/chartex" xmlns:cx1="http://schemas.microsoft.com/office/drawing/2015/9/8/chartex" xmlns:cx2="http://schemas.microsoft.com/office/drawing/2015/10/21/chartex" xmlns:cx3="http://schemas.microsoft.com/office/drawing/2016/5/9/chartex" xmlns:cx4="http://schemas.microsoft.com/office/drawing/2016/5/10/chartex" xmlns:cx5="http://schemas.microsoft.com/office/drawing/2016/5/11/chartex" xmlns:cx6="http://schemas.microsoft.com/office/drawing/2016/5/12/chartex" xmlns:cx7="http://schemas.microsoft.com/office/drawing/2016/5/13/chartex" xmlns:cx8="http://schemas.microsoft.com/office/drawing/2016/5/14/chartex" xmlns:mc="http://schemas.openxmlformats.org/markup-compatibility/2006" xmlns:aink="http://schemas.microsoft.com/office/drawing/2016/ink" xmlns:am3d="http://schemas.microsoft.com/office/drawing/2017/model3d" xmlns:o="urn:schemas-microsoft-com:office:office" xmlns:oel="http://schemas.microsoft.com/office/2019/extlst" xmlns:r="http://schemas.openxmlformats.org/officeDocument/2006/relationships" xmlns:m="http://schemas.openxmlformats.org/officeDocument/2006/math" xmlns:v="urn:schemas-microsoft-com:vml" xmlns:wp14="http://schemas.microsoft.com/office/word/2010/wordprocessingDrawing" xmlns:wp="http://schemas.openxmlformats.org/drawingml/2006/wordprocessingDrawing" xmlns:w10="urn:schemas-microsoft-com:office:word" xmlns:w="http://schemas.openxmlformats.org/wordprocessingml/2006/main" xmlns:w14="http://schemas.microsoft.com/office/word/2010/wordml" xmlns:w15="http://schemas.microsoft.com/office/word/2012/wordml" xmlns:w16cex="http://schemas.microsoft.com/office/word/2018/wordml/cex" xmlns:w16cid="http://schemas.microsoft.com/office/word/2016/wordml/cid" xmlns:w16="http://schemas.microsoft.com/office/word/2018/wordml" xmlns:w16du="http://schemas.microsoft.com/office/word/2023/wordml/word16du" xmlns:w16sdtdh="http://schemas.microsoft.com/office/word/2020/wordml/sdtdatahash" xmlns:w16sdtfl="http://schemas.microsoft.com/office/word/2024/wordml/sdtformatlock" xmlns:w16se="http://schemas.microsoft.com/office/word/2015/wordml/symex" xmlns:wpg="http://schemas.microsoft.com/office/word/2010/wordprocessingGroup" xmlns:wpi="http://schemas.microsoft.com/office/word/2010/wordprocessingInk" xmlns:wne="http://schemas.microsoft.com/office/word/2006/wordml" xmlns:wps="http://schemas.microsoft.com/office/word/2010/wordprocessingShape" mc:Ignorable="w14 w15 w16se w16cid w16 w16cex w16sdtdh w16sdtfl w16du wp14">
   <w:tbl>
     <w:tblPr>
@@ -13313,7 +15155,7 @@
             <w:rPr>
               <w:rFonts w:ascii="Times New Roman" w:hAnsi="Times New Roman" w:cs="Times New Roman"/>
             </w:rPr>
-            <w:instrText>STYLEREF  "Überschrift 1"  \* MERGEFORMAT</w:instrText>
+            <w:instrText xml:space="preserve"> STYLEREF  "Überschrift 1"  \* MERGEFORMAT </w:instrText>
           </w:r>
           <w:r>
             <w:rPr>
@@ -13326,79 +15168,7 @@
               <w:rFonts w:ascii="Times New Roman" w:hAnsi="Times New Roman" w:cs="Times New Roman"/>
               <w:noProof/>
             </w:rPr>
-            <w:t>Ergebnisse und Diskussion</w:t>
-          </w:r>
-          <w:r>
-            <w:rPr>
-              <w:rFonts w:ascii="Times New Roman" w:hAnsi="Times New Roman" w:cs="Times New Roman"/>
-            </w:rPr>
-            <w:fldChar w:fldCharType="end"/>
-          </w:r>
-        </w:p>
-      </w:tc>
-    </w:tr>
-  </w:tbl>
-  <w:p>
-    <w:pPr>
-      <w:pStyle w:val="Kopfzeile"/>
-    </w:pPr>
-  </w:p>
-</w:hdr>
-</file>
-
-<file path=word/header4.xml><?xml version="1.0" encoding="utf-8"?>
-<w:hdr xmlns:wpc="http://schemas.microsoft.com/office/word/2010/wordprocessingCanvas" xmlns:cx="http://schemas.microsoft.com/office/drawing/2014/chartex" xmlns:cx1="http://schemas.microsoft.com/office/drawing/2015/9/8/chartex" xmlns:cx2="http://schemas.microsoft.com/office/drawing/2015/10/21/chartex" xmlns:cx3="http://schemas.microsoft.com/office/drawing/2016/5/9/chartex" xmlns:cx4="http://schemas.microsoft.com/office/drawing/2016/5/10/chartex" xmlns:cx5="http://schemas.microsoft.com/office/drawing/2016/5/11/chartex" xmlns:cx6="http://schemas.microsoft.com/office/drawing/2016/5/12/chartex" xmlns:cx7="http://schemas.microsoft.com/office/drawing/2016/5/13/chartex" xmlns:cx8="http://schemas.microsoft.com/office/drawing/2016/5/14/chartex" xmlns:mc="http://schemas.openxmlformats.org/markup-compatibility/2006" xmlns:aink="http://schemas.microsoft.com/office/drawing/2016/ink" xmlns:am3d="http://schemas.microsoft.com/office/drawing/2017/model3d" xmlns:o="urn:schemas-microsoft-com:office:office" xmlns:oel="http://schemas.microsoft.com/office/2019/extlst" xmlns:r="http://schemas.openxmlformats.org/officeDocument/2006/relationships" xmlns:m="http://schemas.openxmlformats.org/officeDocument/2006/math" xmlns:v="urn:schemas-microsoft-com:vml" xmlns:wp14="http://schemas.microsoft.com/office/word/2010/wordprocessingDrawing" xmlns:wp="http://schemas.openxmlformats.org/drawingml/2006/wordprocessingDrawing" xmlns:w10="urn:schemas-microsoft-com:office:word" xmlns:w="http://schemas.openxmlformats.org/wordprocessingml/2006/main" xmlns:w14="http://schemas.microsoft.com/office/word/2010/wordml" xmlns:w15="http://schemas.microsoft.com/office/word/2012/wordml" xmlns:w16cex="http://schemas.microsoft.com/office/word/2018/wordml/cex" xmlns:w16cid="http://schemas.microsoft.com/office/word/2016/wordml/cid" xmlns:w16="http://schemas.microsoft.com/office/word/2018/wordml" xmlns:w16du="http://schemas.microsoft.com/office/word/2023/wordml/word16du" xmlns:w16sdtdh="http://schemas.microsoft.com/office/word/2020/wordml/sdtdatahash" xmlns:w16sdtfl="http://schemas.microsoft.com/office/word/2024/wordml/sdtformatlock" xmlns:w16se="http://schemas.microsoft.com/office/word/2015/wordml/symex" xmlns:wpg="http://schemas.microsoft.com/office/word/2010/wordprocessingGroup" xmlns:wpi="http://schemas.microsoft.com/office/word/2010/wordprocessingInk" xmlns:wne="http://schemas.microsoft.com/office/word/2006/wordml" xmlns:wps="http://schemas.microsoft.com/office/word/2010/wordprocessingShape" mc:Ignorable="w14 w15 w16se w16cid w16 w16cex w16sdtdh w16sdtfl w16du wp14">
-  <w:tbl>
-    <w:tblPr>
-      <w:tblStyle w:val="Tabellenraster"/>
-      <w:tblW w:w="0" w:type="auto"/>
-      <w:tblBorders>
-        <w:top w:val="none" w:sz="0" w:space="0" w:color="auto"/>
-        <w:left w:val="none" w:sz="0" w:space="0" w:color="auto"/>
-        <w:right w:val="none" w:sz="0" w:space="0" w:color="auto"/>
-      </w:tblBorders>
-      <w:tblLook w:val="04A0" w:firstRow="1" w:lastRow="0" w:firstColumn="1" w:lastColumn="0" w:noHBand="0" w:noVBand="1"/>
-    </w:tblPr>
-    <w:tblGrid>
-      <w:gridCol w:w="9062"/>
-    </w:tblGrid>
-    <w:tr>
-      <w:tc>
-        <w:tcPr>
-          <w:tcW w:w="9062" w:type="dxa"/>
-        </w:tcPr>
-        <w:p>
-          <w:pPr>
-            <w:pStyle w:val="Kopfzeile"/>
-            <w:spacing w:after="240"/>
-            <w:rPr>
-              <w:rFonts w:ascii="Times New Roman" w:hAnsi="Times New Roman" w:cs="Times New Roman"/>
-            </w:rPr>
-          </w:pPr>
-          <w:r>
-            <w:rPr>
-              <w:rFonts w:ascii="Times New Roman" w:hAnsi="Times New Roman" w:cs="Times New Roman"/>
-            </w:rPr>
-            <w:fldChar w:fldCharType="begin"/>
-          </w:r>
-          <w:r>
-            <w:rPr>
-              <w:rFonts w:ascii="Times New Roman" w:hAnsi="Times New Roman" w:cs="Times New Roman"/>
-            </w:rPr>
-            <w:instrText xml:space="preserve"> STYLEREF  Anhang  \* MERGEFORMAT </w:instrText>
-          </w:r>
-          <w:r>
-            <w:rPr>
-              <w:rFonts w:ascii="Times New Roman" w:hAnsi="Times New Roman" w:cs="Times New Roman"/>
-            </w:rPr>
-            <w:fldChar w:fldCharType="separate"/>
-          </w:r>
-          <w:r>
-            <w:rPr>
-              <w:rFonts w:ascii="Times New Roman" w:hAnsi="Times New Roman" w:cs="Times New Roman"/>
-              <w:noProof/>
-            </w:rPr>
-            <w:t>Anhang</w:t>
+            <w:t>Fazit und Reflexion</w:t>
           </w:r>
           <w:r>
             <w:rPr>
@@ -13534,6 +15304,119 @@
     </w:lvl>
   </w:abstractNum>
   <w:abstractNum w:abstractNumId="1" w15:restartNumberingAfterBreak="0">
+    <w:nsid w:val="0F74046C"/>
+    <w:multiLevelType w:val="hybridMultilevel"/>
+    <w:tmpl w:val="979014B8"/>
+    <w:lvl w:ilvl="0" w:tplc="04070001">
+      <w:start w:val="1"/>
+      <w:numFmt w:val="bullet"/>
+      <w:lvlText w:val=""/>
+      <w:lvlJc w:val="left"/>
+      <w:pPr>
+        <w:ind w:left="360" w:hanging="360"/>
+      </w:pPr>
+      <w:rPr>
+        <w:rFonts w:ascii="Symbol" w:hAnsi="Symbol" w:hint="default"/>
+      </w:rPr>
+    </w:lvl>
+    <w:lvl w:ilvl="1" w:tplc="04070003" w:tentative="1">
+      <w:start w:val="1"/>
+      <w:numFmt w:val="bullet"/>
+      <w:lvlText w:val="o"/>
+      <w:lvlJc w:val="left"/>
+      <w:pPr>
+        <w:ind w:left="1080" w:hanging="360"/>
+      </w:pPr>
+      <w:rPr>
+        <w:rFonts w:ascii="Courier New" w:hAnsi="Courier New" w:cs="Courier New" w:hint="default"/>
+      </w:rPr>
+    </w:lvl>
+    <w:lvl w:ilvl="2" w:tplc="04070005" w:tentative="1">
+      <w:start w:val="1"/>
+      <w:numFmt w:val="bullet"/>
+      <w:lvlText w:val=""/>
+      <w:lvlJc w:val="left"/>
+      <w:pPr>
+        <w:ind w:left="1800" w:hanging="360"/>
+      </w:pPr>
+      <w:rPr>
+        <w:rFonts w:ascii="Wingdings" w:hAnsi="Wingdings" w:hint="default"/>
+      </w:rPr>
+    </w:lvl>
+    <w:lvl w:ilvl="3" w:tplc="04070001" w:tentative="1">
+      <w:start w:val="1"/>
+      <w:numFmt w:val="bullet"/>
+      <w:lvlText w:val=""/>
+      <w:lvlJc w:val="left"/>
+      <w:pPr>
+        <w:ind w:left="2520" w:hanging="360"/>
+      </w:pPr>
+      <w:rPr>
+        <w:rFonts w:ascii="Symbol" w:hAnsi="Symbol" w:hint="default"/>
+      </w:rPr>
+    </w:lvl>
+    <w:lvl w:ilvl="4" w:tplc="04070003" w:tentative="1">
+      <w:start w:val="1"/>
+      <w:numFmt w:val="bullet"/>
+      <w:lvlText w:val="o"/>
+      <w:lvlJc w:val="left"/>
+      <w:pPr>
+        <w:ind w:left="3240" w:hanging="360"/>
+      </w:pPr>
+      <w:rPr>
+        <w:rFonts w:ascii="Courier New" w:hAnsi="Courier New" w:cs="Courier New" w:hint="default"/>
+      </w:rPr>
+    </w:lvl>
+    <w:lvl w:ilvl="5" w:tplc="04070005" w:tentative="1">
+      <w:start w:val="1"/>
+      <w:numFmt w:val="bullet"/>
+      <w:lvlText w:val=""/>
+      <w:lvlJc w:val="left"/>
+      <w:pPr>
+        <w:ind w:left="3960" w:hanging="360"/>
+      </w:pPr>
+      <w:rPr>
+        <w:rFonts w:ascii="Wingdings" w:hAnsi="Wingdings" w:hint="default"/>
+      </w:rPr>
+    </w:lvl>
+    <w:lvl w:ilvl="6" w:tplc="04070001" w:tentative="1">
+      <w:start w:val="1"/>
+      <w:numFmt w:val="bullet"/>
+      <w:lvlText w:val=""/>
+      <w:lvlJc w:val="left"/>
+      <w:pPr>
+        <w:ind w:left="4680" w:hanging="360"/>
+      </w:pPr>
+      <w:rPr>
+        <w:rFonts w:ascii="Symbol" w:hAnsi="Symbol" w:hint="default"/>
+      </w:rPr>
+    </w:lvl>
+    <w:lvl w:ilvl="7" w:tplc="04070003" w:tentative="1">
+      <w:start w:val="1"/>
+      <w:numFmt w:val="bullet"/>
+      <w:lvlText w:val="o"/>
+      <w:lvlJc w:val="left"/>
+      <w:pPr>
+        <w:ind w:left="5400" w:hanging="360"/>
+      </w:pPr>
+      <w:rPr>
+        <w:rFonts w:ascii="Courier New" w:hAnsi="Courier New" w:cs="Courier New" w:hint="default"/>
+      </w:rPr>
+    </w:lvl>
+    <w:lvl w:ilvl="8" w:tplc="04070005" w:tentative="1">
+      <w:start w:val="1"/>
+      <w:numFmt w:val="bullet"/>
+      <w:lvlText w:val=""/>
+      <w:lvlJc w:val="left"/>
+      <w:pPr>
+        <w:ind w:left="6120" w:hanging="360"/>
+      </w:pPr>
+      <w:rPr>
+        <w:rFonts w:ascii="Wingdings" w:hAnsi="Wingdings" w:hint="default"/>
+      </w:rPr>
+    </w:lvl>
+  </w:abstractNum>
+  <w:abstractNum w:abstractNumId="2" w15:restartNumberingAfterBreak="0">
     <w:nsid w:val="11145C45"/>
     <w:multiLevelType w:val="hybridMultilevel"/>
     <w:tmpl w:val="2460B8F6"/>
@@ -13646,7 +15529,7 @@
       </w:rPr>
     </w:lvl>
   </w:abstractNum>
-  <w:abstractNum w:abstractNumId="2" w15:restartNumberingAfterBreak="0">
+  <w:abstractNum w:abstractNumId="3" w15:restartNumberingAfterBreak="0">
     <w:nsid w:val="12429852"/>
     <w:multiLevelType w:val="hybridMultilevel"/>
     <w:tmpl w:val="FFFFFFFF"/>
@@ -13759,7 +15642,7 @@
       </w:rPr>
     </w:lvl>
   </w:abstractNum>
-  <w:abstractNum w:abstractNumId="3" w15:restartNumberingAfterBreak="0">
+  <w:abstractNum w:abstractNumId="4" w15:restartNumberingAfterBreak="0">
     <w:nsid w:val="1A2F1659"/>
     <w:multiLevelType w:val="hybridMultilevel"/>
     <w:tmpl w:val="FFFFFFFF"/>
@@ -13872,7 +15755,7 @@
       </w:rPr>
     </w:lvl>
   </w:abstractNum>
-  <w:abstractNum w:abstractNumId="4" w15:restartNumberingAfterBreak="0">
+  <w:abstractNum w:abstractNumId="5" w15:restartNumberingAfterBreak="0">
     <w:nsid w:val="1A98732F"/>
     <w:multiLevelType w:val="hybridMultilevel"/>
     <w:tmpl w:val="5B22B87A"/>
@@ -13985,7 +15868,7 @@
       </w:rPr>
     </w:lvl>
   </w:abstractNum>
-  <w:abstractNum w:abstractNumId="5" w15:restartNumberingAfterBreak="0">
+  <w:abstractNum w:abstractNumId="6" w15:restartNumberingAfterBreak="0">
     <w:nsid w:val="1BD56944"/>
     <w:multiLevelType w:val="hybridMultilevel"/>
     <w:tmpl w:val="32542200"/>
@@ -14098,7 +15981,7 @@
       </w:rPr>
     </w:lvl>
   </w:abstractNum>
-  <w:abstractNum w:abstractNumId="6" w15:restartNumberingAfterBreak="0">
+  <w:abstractNum w:abstractNumId="7" w15:restartNumberingAfterBreak="0">
     <w:nsid w:val="235F3E00"/>
     <w:multiLevelType w:val="hybridMultilevel"/>
     <w:tmpl w:val="67AA7384"/>
@@ -14211,7 +16094,7 @@
       </w:rPr>
     </w:lvl>
   </w:abstractNum>
-  <w:abstractNum w:abstractNumId="7" w15:restartNumberingAfterBreak="0">
+  <w:abstractNum w:abstractNumId="8" w15:restartNumberingAfterBreak="0">
     <w:nsid w:val="26682729"/>
     <w:multiLevelType w:val="hybridMultilevel"/>
     <w:tmpl w:val="F47002AE"/>
@@ -14324,7 +16207,7 @@
       </w:rPr>
     </w:lvl>
   </w:abstractNum>
-  <w:abstractNum w:abstractNumId="8" w15:restartNumberingAfterBreak="0">
+  <w:abstractNum w:abstractNumId="9" w15:restartNumberingAfterBreak="0">
     <w:nsid w:val="2C6D0352"/>
     <w:multiLevelType w:val="multilevel"/>
     <w:tmpl w:val="04070025"/>
@@ -14419,7 +16302,7 @@
       </w:pPr>
     </w:lvl>
   </w:abstractNum>
-  <w:abstractNum w:abstractNumId="9" w15:restartNumberingAfterBreak="0">
+  <w:abstractNum w:abstractNumId="10" w15:restartNumberingAfterBreak="0">
     <w:nsid w:val="2EC74CDA"/>
     <w:multiLevelType w:val="hybridMultilevel"/>
     <w:tmpl w:val="FE4C2D4A"/>
@@ -14532,7 +16415,7 @@
       </w:rPr>
     </w:lvl>
   </w:abstractNum>
-  <w:abstractNum w:abstractNumId="10" w15:restartNumberingAfterBreak="0">
+  <w:abstractNum w:abstractNumId="11" w15:restartNumberingAfterBreak="0">
     <w:nsid w:val="30613905"/>
     <w:multiLevelType w:val="hybridMultilevel"/>
     <w:tmpl w:val="5BF8C37E"/>
@@ -14645,7 +16528,7 @@
       </w:rPr>
     </w:lvl>
   </w:abstractNum>
-  <w:abstractNum w:abstractNumId="11" w15:restartNumberingAfterBreak="0">
+  <w:abstractNum w:abstractNumId="12" w15:restartNumberingAfterBreak="0">
     <w:nsid w:val="39802F4E"/>
     <w:multiLevelType w:val="hybridMultilevel"/>
     <w:tmpl w:val="F6108DB4"/>
@@ -14758,7 +16641,120 @@
       </w:rPr>
     </w:lvl>
   </w:abstractNum>
-  <w:abstractNum w:abstractNumId="12" w15:restartNumberingAfterBreak="0">
+  <w:abstractNum w:abstractNumId="13" w15:restartNumberingAfterBreak="0">
+    <w:nsid w:val="3CF8458F"/>
+    <w:multiLevelType w:val="hybridMultilevel"/>
+    <w:tmpl w:val="A0FA4078"/>
+    <w:lvl w:ilvl="0" w:tplc="04070001">
+      <w:start w:val="1"/>
+      <w:numFmt w:val="bullet"/>
+      <w:lvlText w:val=""/>
+      <w:lvlJc w:val="left"/>
+      <w:pPr>
+        <w:ind w:left="360" w:hanging="360"/>
+      </w:pPr>
+      <w:rPr>
+        <w:rFonts w:ascii="Symbol" w:hAnsi="Symbol" w:hint="default"/>
+      </w:rPr>
+    </w:lvl>
+    <w:lvl w:ilvl="1" w:tplc="04070003" w:tentative="1">
+      <w:start w:val="1"/>
+      <w:numFmt w:val="bullet"/>
+      <w:lvlText w:val="o"/>
+      <w:lvlJc w:val="left"/>
+      <w:pPr>
+        <w:ind w:left="1080" w:hanging="360"/>
+      </w:pPr>
+      <w:rPr>
+        <w:rFonts w:ascii="Courier New" w:hAnsi="Courier New" w:cs="Courier New" w:hint="default"/>
+      </w:rPr>
+    </w:lvl>
+    <w:lvl w:ilvl="2" w:tplc="04070005" w:tentative="1">
+      <w:start w:val="1"/>
+      <w:numFmt w:val="bullet"/>
+      <w:lvlText w:val=""/>
+      <w:lvlJc w:val="left"/>
+      <w:pPr>
+        <w:ind w:left="1800" w:hanging="360"/>
+      </w:pPr>
+      <w:rPr>
+        <w:rFonts w:ascii="Wingdings" w:hAnsi="Wingdings" w:hint="default"/>
+      </w:rPr>
+    </w:lvl>
+    <w:lvl w:ilvl="3" w:tplc="04070001" w:tentative="1">
+      <w:start w:val="1"/>
+      <w:numFmt w:val="bullet"/>
+      <w:lvlText w:val=""/>
+      <w:lvlJc w:val="left"/>
+      <w:pPr>
+        <w:ind w:left="2520" w:hanging="360"/>
+      </w:pPr>
+      <w:rPr>
+        <w:rFonts w:ascii="Symbol" w:hAnsi="Symbol" w:hint="default"/>
+      </w:rPr>
+    </w:lvl>
+    <w:lvl w:ilvl="4" w:tplc="04070003" w:tentative="1">
+      <w:start w:val="1"/>
+      <w:numFmt w:val="bullet"/>
+      <w:lvlText w:val="o"/>
+      <w:lvlJc w:val="left"/>
+      <w:pPr>
+        <w:ind w:left="3240" w:hanging="360"/>
+      </w:pPr>
+      <w:rPr>
+        <w:rFonts w:ascii="Courier New" w:hAnsi="Courier New" w:cs="Courier New" w:hint="default"/>
+      </w:rPr>
+    </w:lvl>
+    <w:lvl w:ilvl="5" w:tplc="04070005" w:tentative="1">
+      <w:start w:val="1"/>
+      <w:numFmt w:val="bullet"/>
+      <w:lvlText w:val=""/>
+      <w:lvlJc w:val="left"/>
+      <w:pPr>
+        <w:ind w:left="3960" w:hanging="360"/>
+      </w:pPr>
+      <w:rPr>
+        <w:rFonts w:ascii="Wingdings" w:hAnsi="Wingdings" w:hint="default"/>
+      </w:rPr>
+    </w:lvl>
+    <w:lvl w:ilvl="6" w:tplc="04070001" w:tentative="1">
+      <w:start w:val="1"/>
+      <w:numFmt w:val="bullet"/>
+      <w:lvlText w:val=""/>
+      <w:lvlJc w:val="left"/>
+      <w:pPr>
+        <w:ind w:left="4680" w:hanging="360"/>
+      </w:pPr>
+      <w:rPr>
+        <w:rFonts w:ascii="Symbol" w:hAnsi="Symbol" w:hint="default"/>
+      </w:rPr>
+    </w:lvl>
+    <w:lvl w:ilvl="7" w:tplc="04070003" w:tentative="1">
+      <w:start w:val="1"/>
+      <w:numFmt w:val="bullet"/>
+      <w:lvlText w:val="o"/>
+      <w:lvlJc w:val="left"/>
+      <w:pPr>
+        <w:ind w:left="5400" w:hanging="360"/>
+      </w:pPr>
+      <w:rPr>
+        <w:rFonts w:ascii="Courier New" w:hAnsi="Courier New" w:cs="Courier New" w:hint="default"/>
+      </w:rPr>
+    </w:lvl>
+    <w:lvl w:ilvl="8" w:tplc="04070005" w:tentative="1">
+      <w:start w:val="1"/>
+      <w:numFmt w:val="bullet"/>
+      <w:lvlText w:val=""/>
+      <w:lvlJc w:val="left"/>
+      <w:pPr>
+        <w:ind w:left="6120" w:hanging="360"/>
+      </w:pPr>
+      <w:rPr>
+        <w:rFonts w:ascii="Wingdings" w:hAnsi="Wingdings" w:hint="default"/>
+      </w:rPr>
+    </w:lvl>
+  </w:abstractNum>
+  <w:abstractNum w:abstractNumId="14" w15:restartNumberingAfterBreak="0">
     <w:nsid w:val="3F6D1F15"/>
     <w:multiLevelType w:val="hybridMultilevel"/>
     <w:tmpl w:val="9208B40E"/>
@@ -14871,7 +16867,7 @@
       </w:rPr>
     </w:lvl>
   </w:abstractNum>
-  <w:abstractNum w:abstractNumId="13" w15:restartNumberingAfterBreak="0">
+  <w:abstractNum w:abstractNumId="15" w15:restartNumberingAfterBreak="0">
     <w:nsid w:val="43C46E56"/>
     <w:multiLevelType w:val="hybridMultilevel"/>
     <w:tmpl w:val="692C1E0E"/>
@@ -14984,7 +16980,7 @@
       </w:rPr>
     </w:lvl>
   </w:abstractNum>
-  <w:abstractNum w:abstractNumId="14" w15:restartNumberingAfterBreak="0">
+  <w:abstractNum w:abstractNumId="16" w15:restartNumberingAfterBreak="0">
     <w:nsid w:val="452C7EA7"/>
     <w:multiLevelType w:val="hybridMultilevel"/>
     <w:tmpl w:val="24623666"/>
@@ -15097,7 +17093,7 @@
       </w:rPr>
     </w:lvl>
   </w:abstractNum>
-  <w:abstractNum w:abstractNumId="15" w15:restartNumberingAfterBreak="0">
+  <w:abstractNum w:abstractNumId="17" w15:restartNumberingAfterBreak="0">
     <w:nsid w:val="487575A6"/>
     <w:multiLevelType w:val="hybridMultilevel"/>
     <w:tmpl w:val="62828130"/>
@@ -15210,7 +17206,7 @@
       </w:rPr>
     </w:lvl>
   </w:abstractNum>
-  <w:abstractNum w:abstractNumId="16" w15:restartNumberingAfterBreak="0">
+  <w:abstractNum w:abstractNumId="18" w15:restartNumberingAfterBreak="0">
     <w:nsid w:val="492D088E"/>
     <w:multiLevelType w:val="hybridMultilevel"/>
     <w:tmpl w:val="D39E089C"/>
@@ -15323,7 +17319,120 @@
       </w:rPr>
     </w:lvl>
   </w:abstractNum>
-  <w:abstractNum w:abstractNumId="17" w15:restartNumberingAfterBreak="0">
+  <w:abstractNum w:abstractNumId="19" w15:restartNumberingAfterBreak="0">
+    <w:nsid w:val="4A5A172F"/>
+    <w:multiLevelType w:val="hybridMultilevel"/>
+    <w:tmpl w:val="8E584854"/>
+    <w:lvl w:ilvl="0" w:tplc="47561906">
+      <w:start w:val="1"/>
+      <w:numFmt w:val="bullet"/>
+      <w:lvlText w:val=""/>
+      <w:lvlJc w:val="left"/>
+      <w:pPr>
+        <w:ind w:left="360" w:hanging="360"/>
+      </w:pPr>
+      <w:rPr>
+        <w:rFonts w:ascii="Symbol" w:hAnsi="Symbol" w:hint="default"/>
+      </w:rPr>
+    </w:lvl>
+    <w:lvl w:ilvl="1" w:tplc="04070003" w:tentative="1">
+      <w:start w:val="1"/>
+      <w:numFmt w:val="bullet"/>
+      <w:lvlText w:val="o"/>
+      <w:lvlJc w:val="left"/>
+      <w:pPr>
+        <w:ind w:left="1080" w:hanging="360"/>
+      </w:pPr>
+      <w:rPr>
+        <w:rFonts w:ascii="Courier New" w:hAnsi="Courier New" w:cs="Courier New" w:hint="default"/>
+      </w:rPr>
+    </w:lvl>
+    <w:lvl w:ilvl="2" w:tplc="04070005" w:tentative="1">
+      <w:start w:val="1"/>
+      <w:numFmt w:val="bullet"/>
+      <w:lvlText w:val=""/>
+      <w:lvlJc w:val="left"/>
+      <w:pPr>
+        <w:ind w:left="1800" w:hanging="360"/>
+      </w:pPr>
+      <w:rPr>
+        <w:rFonts w:ascii="Wingdings" w:hAnsi="Wingdings" w:hint="default"/>
+      </w:rPr>
+    </w:lvl>
+    <w:lvl w:ilvl="3" w:tplc="04070001" w:tentative="1">
+      <w:start w:val="1"/>
+      <w:numFmt w:val="bullet"/>
+      <w:lvlText w:val=""/>
+      <w:lvlJc w:val="left"/>
+      <w:pPr>
+        <w:ind w:left="2520" w:hanging="360"/>
+      </w:pPr>
+      <w:rPr>
+        <w:rFonts w:ascii="Symbol" w:hAnsi="Symbol" w:hint="default"/>
+      </w:rPr>
+    </w:lvl>
+    <w:lvl w:ilvl="4" w:tplc="04070003" w:tentative="1">
+      <w:start w:val="1"/>
+      <w:numFmt w:val="bullet"/>
+      <w:lvlText w:val="o"/>
+      <w:lvlJc w:val="left"/>
+      <w:pPr>
+        <w:ind w:left="3240" w:hanging="360"/>
+      </w:pPr>
+      <w:rPr>
+        <w:rFonts w:ascii="Courier New" w:hAnsi="Courier New" w:cs="Courier New" w:hint="default"/>
+      </w:rPr>
+    </w:lvl>
+    <w:lvl w:ilvl="5" w:tplc="04070005" w:tentative="1">
+      <w:start w:val="1"/>
+      <w:numFmt w:val="bullet"/>
+      <w:lvlText w:val=""/>
+      <w:lvlJc w:val="left"/>
+      <w:pPr>
+        <w:ind w:left="3960" w:hanging="360"/>
+      </w:pPr>
+      <w:rPr>
+        <w:rFonts w:ascii="Wingdings" w:hAnsi="Wingdings" w:hint="default"/>
+      </w:rPr>
+    </w:lvl>
+    <w:lvl w:ilvl="6" w:tplc="04070001" w:tentative="1">
+      <w:start w:val="1"/>
+      <w:numFmt w:val="bullet"/>
+      <w:lvlText w:val=""/>
+      <w:lvlJc w:val="left"/>
+      <w:pPr>
+        <w:ind w:left="4680" w:hanging="360"/>
+      </w:pPr>
+      <w:rPr>
+        <w:rFonts w:ascii="Symbol" w:hAnsi="Symbol" w:hint="default"/>
+      </w:rPr>
+    </w:lvl>
+    <w:lvl w:ilvl="7" w:tplc="04070003" w:tentative="1">
+      <w:start w:val="1"/>
+      <w:numFmt w:val="bullet"/>
+      <w:lvlText w:val="o"/>
+      <w:lvlJc w:val="left"/>
+      <w:pPr>
+        <w:ind w:left="5400" w:hanging="360"/>
+      </w:pPr>
+      <w:rPr>
+        <w:rFonts w:ascii="Courier New" w:hAnsi="Courier New" w:cs="Courier New" w:hint="default"/>
+      </w:rPr>
+    </w:lvl>
+    <w:lvl w:ilvl="8" w:tplc="04070005" w:tentative="1">
+      <w:start w:val="1"/>
+      <w:numFmt w:val="bullet"/>
+      <w:lvlText w:val=""/>
+      <w:lvlJc w:val="left"/>
+      <w:pPr>
+        <w:ind w:left="6120" w:hanging="360"/>
+      </w:pPr>
+      <w:rPr>
+        <w:rFonts w:ascii="Wingdings" w:hAnsi="Wingdings" w:hint="default"/>
+      </w:rPr>
+    </w:lvl>
+  </w:abstractNum>
+  <w:abstractNum w:abstractNumId="20" w15:restartNumberingAfterBreak="0">
     <w:nsid w:val="4BEE1EB8"/>
     <w:multiLevelType w:val="hybridMultilevel"/>
     <w:tmpl w:val="5DDC22AA"/>
@@ -15436,7 +17545,7 @@
       </w:rPr>
     </w:lvl>
   </w:abstractNum>
-  <w:abstractNum w:abstractNumId="18" w15:restartNumberingAfterBreak="0">
+  <w:abstractNum w:abstractNumId="21" w15:restartNumberingAfterBreak="0">
     <w:nsid w:val="4D296CE7"/>
     <w:multiLevelType w:val="hybridMultilevel"/>
     <w:tmpl w:val="3AECDBB6"/>
@@ -15549,7 +17658,7 @@
       </w:rPr>
     </w:lvl>
   </w:abstractNum>
-  <w:abstractNum w:abstractNumId="19" w15:restartNumberingAfterBreak="0">
+  <w:abstractNum w:abstractNumId="22" w15:restartNumberingAfterBreak="0">
     <w:nsid w:val="4E9510D1"/>
     <w:multiLevelType w:val="hybridMultilevel"/>
     <w:tmpl w:val="E438CFA2"/>
@@ -15662,7 +17771,7 @@
       </w:rPr>
     </w:lvl>
   </w:abstractNum>
-  <w:abstractNum w:abstractNumId="20" w15:restartNumberingAfterBreak="0">
+  <w:abstractNum w:abstractNumId="23" w15:restartNumberingAfterBreak="0">
     <w:nsid w:val="522A38CA"/>
     <w:multiLevelType w:val="hybridMultilevel"/>
     <w:tmpl w:val="FFFFFFFF"/>
@@ -15775,7 +17884,7 @@
       </w:rPr>
     </w:lvl>
   </w:abstractNum>
-  <w:abstractNum w:abstractNumId="21" w15:restartNumberingAfterBreak="0">
+  <w:abstractNum w:abstractNumId="24" w15:restartNumberingAfterBreak="0">
     <w:nsid w:val="531C1B00"/>
     <w:multiLevelType w:val="hybridMultilevel"/>
     <w:tmpl w:val="1A40888E"/>
@@ -15888,7 +17997,7 @@
       </w:rPr>
     </w:lvl>
   </w:abstractNum>
-  <w:abstractNum w:abstractNumId="22" w15:restartNumberingAfterBreak="0">
+  <w:abstractNum w:abstractNumId="25" w15:restartNumberingAfterBreak="0">
     <w:nsid w:val="57907D12"/>
     <w:multiLevelType w:val="hybridMultilevel"/>
     <w:tmpl w:val="B8D2CE2E"/>
@@ -16001,7 +18110,7 @@
       </w:rPr>
     </w:lvl>
   </w:abstractNum>
-  <w:abstractNum w:abstractNumId="23" w15:restartNumberingAfterBreak="0">
+  <w:abstractNum w:abstractNumId="26" w15:restartNumberingAfterBreak="0">
     <w:nsid w:val="66801826"/>
     <w:multiLevelType w:val="hybridMultilevel"/>
     <w:tmpl w:val="3356C7FE"/>
@@ -16114,7 +18223,120 @@
       </w:rPr>
     </w:lvl>
   </w:abstractNum>
-  <w:abstractNum w:abstractNumId="24" w15:restartNumberingAfterBreak="0">
+  <w:abstractNum w:abstractNumId="27" w15:restartNumberingAfterBreak="0">
+    <w:nsid w:val="67EA435D"/>
+    <w:multiLevelType w:val="hybridMultilevel"/>
+    <w:tmpl w:val="FFE2056A"/>
+    <w:lvl w:ilvl="0" w:tplc="04070001">
+      <w:start w:val="1"/>
+      <w:numFmt w:val="bullet"/>
+      <w:lvlText w:val=""/>
+      <w:lvlJc w:val="left"/>
+      <w:pPr>
+        <w:ind w:left="360" w:hanging="360"/>
+      </w:pPr>
+      <w:rPr>
+        <w:rFonts w:ascii="Symbol" w:hAnsi="Symbol" w:hint="default"/>
+      </w:rPr>
+    </w:lvl>
+    <w:lvl w:ilvl="1" w:tplc="04070003" w:tentative="1">
+      <w:start w:val="1"/>
+      <w:numFmt w:val="bullet"/>
+      <w:lvlText w:val="o"/>
+      <w:lvlJc w:val="left"/>
+      <w:pPr>
+        <w:ind w:left="1080" w:hanging="360"/>
+      </w:pPr>
+      <w:rPr>
+        <w:rFonts w:ascii="Courier New" w:hAnsi="Courier New" w:cs="Courier New" w:hint="default"/>
+      </w:rPr>
+    </w:lvl>
+    <w:lvl w:ilvl="2" w:tplc="04070005" w:tentative="1">
+      <w:start w:val="1"/>
+      <w:numFmt w:val="bullet"/>
+      <w:lvlText w:val=""/>
+      <w:lvlJc w:val="left"/>
+      <w:pPr>
+        <w:ind w:left="1800" w:hanging="360"/>
+      </w:pPr>
+      <w:rPr>
+        <w:rFonts w:ascii="Wingdings" w:hAnsi="Wingdings" w:hint="default"/>
+      </w:rPr>
+    </w:lvl>
+    <w:lvl w:ilvl="3" w:tplc="04070001" w:tentative="1">
+      <w:start w:val="1"/>
+      <w:numFmt w:val="bullet"/>
+      <w:lvlText w:val=""/>
+      <w:lvlJc w:val="left"/>
+      <w:pPr>
+        <w:ind w:left="2520" w:hanging="360"/>
+      </w:pPr>
+      <w:rPr>
+        <w:rFonts w:ascii="Symbol" w:hAnsi="Symbol" w:hint="default"/>
+      </w:rPr>
+    </w:lvl>
+    <w:lvl w:ilvl="4" w:tplc="04070003" w:tentative="1">
+      <w:start w:val="1"/>
+      <w:numFmt w:val="bullet"/>
+      <w:lvlText w:val="o"/>
+      <w:lvlJc w:val="left"/>
+      <w:pPr>
+        <w:ind w:left="3240" w:hanging="360"/>
+      </w:pPr>
+      <w:rPr>
+        <w:rFonts w:ascii="Courier New" w:hAnsi="Courier New" w:cs="Courier New" w:hint="default"/>
+      </w:rPr>
+    </w:lvl>
+    <w:lvl w:ilvl="5" w:tplc="04070005" w:tentative="1">
+      <w:start w:val="1"/>
+      <w:numFmt w:val="bullet"/>
+      <w:lvlText w:val=""/>
+      <w:lvlJc w:val="left"/>
+      <w:pPr>
+        <w:ind w:left="3960" w:hanging="360"/>
+      </w:pPr>
+      <w:rPr>
+        <w:rFonts w:ascii="Wingdings" w:hAnsi="Wingdings" w:hint="default"/>
+      </w:rPr>
+    </w:lvl>
+    <w:lvl w:ilvl="6" w:tplc="04070001" w:tentative="1">
+      <w:start w:val="1"/>
+      <w:numFmt w:val="bullet"/>
+      <w:lvlText w:val=""/>
+      <w:lvlJc w:val="left"/>
+      <w:pPr>
+        <w:ind w:left="4680" w:hanging="360"/>
+      </w:pPr>
+      <w:rPr>
+        <w:rFonts w:ascii="Symbol" w:hAnsi="Symbol" w:hint="default"/>
+      </w:rPr>
+    </w:lvl>
+    <w:lvl w:ilvl="7" w:tplc="04070003" w:tentative="1">
+      <w:start w:val="1"/>
+      <w:numFmt w:val="bullet"/>
+      <w:lvlText w:val="o"/>
+      <w:lvlJc w:val="left"/>
+      <w:pPr>
+        <w:ind w:left="5400" w:hanging="360"/>
+      </w:pPr>
+      <w:rPr>
+        <w:rFonts w:ascii="Courier New" w:hAnsi="Courier New" w:cs="Courier New" w:hint="default"/>
+      </w:rPr>
+    </w:lvl>
+    <w:lvl w:ilvl="8" w:tplc="04070005" w:tentative="1">
+      <w:start w:val="1"/>
+      <w:numFmt w:val="bullet"/>
+      <w:lvlText w:val=""/>
+      <w:lvlJc w:val="left"/>
+      <w:pPr>
+        <w:ind w:left="6120" w:hanging="360"/>
+      </w:pPr>
+      <w:rPr>
+        <w:rFonts w:ascii="Wingdings" w:hAnsi="Wingdings" w:hint="default"/>
+      </w:rPr>
+    </w:lvl>
+  </w:abstractNum>
+  <w:abstractNum w:abstractNumId="28" w15:restartNumberingAfterBreak="0">
     <w:nsid w:val="68025143"/>
     <w:multiLevelType w:val="hybridMultilevel"/>
     <w:tmpl w:val="830E5A0A"/>
@@ -16227,7 +18449,7 @@
       </w:rPr>
     </w:lvl>
   </w:abstractNum>
-  <w:abstractNum w:abstractNumId="25" w15:restartNumberingAfterBreak="0">
+  <w:abstractNum w:abstractNumId="29" w15:restartNumberingAfterBreak="0">
     <w:nsid w:val="6A2F5314"/>
     <w:multiLevelType w:val="hybridMultilevel"/>
     <w:tmpl w:val="E9D88352"/>
@@ -16340,7 +18562,7 @@
       </w:rPr>
     </w:lvl>
   </w:abstractNum>
-  <w:abstractNum w:abstractNumId="26" w15:restartNumberingAfterBreak="0">
+  <w:abstractNum w:abstractNumId="30" w15:restartNumberingAfterBreak="0">
     <w:nsid w:val="71D95573"/>
     <w:multiLevelType w:val="hybridMultilevel"/>
     <w:tmpl w:val="AD2E5510"/>
@@ -16453,7 +18675,7 @@
       </w:rPr>
     </w:lvl>
   </w:abstractNum>
-  <w:abstractNum w:abstractNumId="27" w15:restartNumberingAfterBreak="0">
+  <w:abstractNum w:abstractNumId="31" w15:restartNumberingAfterBreak="0">
     <w:nsid w:val="77B24815"/>
     <w:multiLevelType w:val="hybridMultilevel"/>
     <w:tmpl w:val="FFFFFFFF"/>
@@ -16566,7 +18788,7 @@
       </w:rPr>
     </w:lvl>
   </w:abstractNum>
-  <w:abstractNum w:abstractNumId="28" w15:restartNumberingAfterBreak="0">
+  <w:abstractNum w:abstractNumId="32" w15:restartNumberingAfterBreak="0">
     <w:nsid w:val="7AB24940"/>
     <w:multiLevelType w:val="hybridMultilevel"/>
     <w:tmpl w:val="D41E3AD6"/>
@@ -16679,7 +18901,7 @@
       </w:rPr>
     </w:lvl>
   </w:abstractNum>
-  <w:abstractNum w:abstractNumId="29" w15:restartNumberingAfterBreak="0">
+  <w:abstractNum w:abstractNumId="33" w15:restartNumberingAfterBreak="0">
     <w:nsid w:val="7AF738FD"/>
     <w:multiLevelType w:val="hybridMultilevel"/>
     <w:tmpl w:val="1974EBCA"/>
@@ -16792,7 +19014,7 @@
       </w:rPr>
     </w:lvl>
   </w:abstractNum>
-  <w:abstractNum w:abstractNumId="30" w15:restartNumberingAfterBreak="0">
+  <w:abstractNum w:abstractNumId="34" w15:restartNumberingAfterBreak="0">
     <w:nsid w:val="7DB72452"/>
     <w:multiLevelType w:val="hybridMultilevel"/>
     <w:tmpl w:val="4CE691CE"/>
@@ -16906,97 +19128,109 @@
     </w:lvl>
   </w:abstractNum>
   <w:num w:numId="1" w16cid:durableId="906181981">
-    <w:abstractNumId w:val="19"/>
+    <w:abstractNumId w:val="22"/>
   </w:num>
   <w:num w:numId="2" w16cid:durableId="1545407634">
-    <w:abstractNumId w:val="12"/>
+    <w:abstractNumId w:val="14"/>
   </w:num>
   <w:num w:numId="3" w16cid:durableId="245463820">
-    <w:abstractNumId w:val="27"/>
+    <w:abstractNumId w:val="31"/>
   </w:num>
   <w:num w:numId="4" w16cid:durableId="998000433">
+    <w:abstractNumId w:val="4"/>
+  </w:num>
+  <w:num w:numId="5" w16cid:durableId="1044671288">
+    <w:abstractNumId w:val="23"/>
+  </w:num>
+  <w:num w:numId="6" w16cid:durableId="123694101">
     <w:abstractNumId w:val="3"/>
   </w:num>
-  <w:num w:numId="5" w16cid:durableId="1044671288">
+  <w:num w:numId="7" w16cid:durableId="1918006494">
+    <w:abstractNumId w:val="9"/>
+  </w:num>
+  <w:num w:numId="8" w16cid:durableId="431097902">
+    <w:abstractNumId w:val="34"/>
+  </w:num>
+  <w:num w:numId="9" w16cid:durableId="1797677711">
     <w:abstractNumId w:val="20"/>
   </w:num>
-  <w:num w:numId="6" w16cid:durableId="123694101">
-    <w:abstractNumId w:val="2"/>
-  </w:num>
-  <w:num w:numId="7" w16cid:durableId="1918006494">
-    <w:abstractNumId w:val="8"/>
-  </w:num>
-  <w:num w:numId="8" w16cid:durableId="431097902">
-    <w:abstractNumId w:val="30"/>
-  </w:num>
-  <w:num w:numId="9" w16cid:durableId="1797677711">
-    <w:abstractNumId w:val="17"/>
-  </w:num>
   <w:num w:numId="10" w16cid:durableId="1955476821">
-    <w:abstractNumId w:val="9"/>
+    <w:abstractNumId w:val="10"/>
   </w:num>
   <w:num w:numId="11" w16cid:durableId="1116870832">
-    <w:abstractNumId w:val="16"/>
+    <w:abstractNumId w:val="18"/>
   </w:num>
   <w:num w:numId="12" w16cid:durableId="1519732832">
-    <w:abstractNumId w:val="13"/>
+    <w:abstractNumId w:val="15"/>
   </w:num>
   <w:num w:numId="13" w16cid:durableId="1420907435">
-    <w:abstractNumId w:val="5"/>
+    <w:abstractNumId w:val="6"/>
   </w:num>
   <w:num w:numId="14" w16cid:durableId="1566334839">
-    <w:abstractNumId w:val="4"/>
+    <w:abstractNumId w:val="5"/>
   </w:num>
   <w:num w:numId="15" w16cid:durableId="718288826">
     <w:abstractNumId w:val="0"/>
   </w:num>
   <w:num w:numId="16" w16cid:durableId="1307927152">
-    <w:abstractNumId w:val="6"/>
+    <w:abstractNumId w:val="7"/>
   </w:num>
   <w:num w:numId="17" w16cid:durableId="845245906">
+    <w:abstractNumId w:val="30"/>
+  </w:num>
+  <w:num w:numId="18" w16cid:durableId="1321152947">
     <w:abstractNumId w:val="26"/>
   </w:num>
-  <w:num w:numId="18" w16cid:durableId="1321152947">
-    <w:abstractNumId w:val="23"/>
+  <w:num w:numId="19" w16cid:durableId="1764497738">
+    <w:abstractNumId w:val="28"/>
   </w:num>
-  <w:num w:numId="19" w16cid:durableId="1764497738">
+  <w:num w:numId="20" w16cid:durableId="2091998183">
+    <w:abstractNumId w:val="33"/>
+  </w:num>
+  <w:num w:numId="21" w16cid:durableId="1951547931">
     <w:abstractNumId w:val="24"/>
   </w:num>
-  <w:num w:numId="20" w16cid:durableId="2091998183">
+  <w:num w:numId="22" w16cid:durableId="768232633">
+    <w:abstractNumId w:val="2"/>
+  </w:num>
+  <w:num w:numId="23" w16cid:durableId="1246495439">
     <w:abstractNumId w:val="29"/>
   </w:num>
-  <w:num w:numId="21" w16cid:durableId="1951547931">
+  <w:num w:numId="24" w16cid:durableId="453718093">
+    <w:abstractNumId w:val="16"/>
+  </w:num>
+  <w:num w:numId="25" w16cid:durableId="1403604282">
+    <w:abstractNumId w:val="32"/>
+  </w:num>
+  <w:num w:numId="26" w16cid:durableId="1804075343">
+    <w:abstractNumId w:val="25"/>
+  </w:num>
+  <w:num w:numId="27" w16cid:durableId="788354187">
+    <w:abstractNumId w:val="11"/>
+  </w:num>
+  <w:num w:numId="28" w16cid:durableId="699859081">
+    <w:abstractNumId w:val="17"/>
+  </w:num>
+  <w:num w:numId="29" w16cid:durableId="236284648">
+    <w:abstractNumId w:val="8"/>
+  </w:num>
+  <w:num w:numId="30" w16cid:durableId="609897448">
+    <w:abstractNumId w:val="12"/>
+  </w:num>
+  <w:num w:numId="31" w16cid:durableId="684016352">
     <w:abstractNumId w:val="21"/>
   </w:num>
-  <w:num w:numId="22" w16cid:durableId="768232633">
+  <w:num w:numId="32" w16cid:durableId="1463768062">
     <w:abstractNumId w:val="1"/>
   </w:num>
-  <w:num w:numId="23" w16cid:durableId="1246495439">
-    <w:abstractNumId w:val="25"/>
+  <w:num w:numId="33" w16cid:durableId="757026061">
+    <w:abstractNumId w:val="13"/>
   </w:num>
-  <w:num w:numId="24" w16cid:durableId="453718093">
-    <w:abstractNumId w:val="14"/>
+  <w:num w:numId="34" w16cid:durableId="1024481801">
+    <w:abstractNumId w:val="19"/>
   </w:num>
-  <w:num w:numId="25" w16cid:durableId="1403604282">
-    <w:abstractNumId w:val="28"/>
-  </w:num>
-  <w:num w:numId="26" w16cid:durableId="1804075343">
-    <w:abstractNumId w:val="22"/>
-  </w:num>
-  <w:num w:numId="27" w16cid:durableId="788354187">
-    <w:abstractNumId w:val="10"/>
-  </w:num>
-  <w:num w:numId="28" w16cid:durableId="699859081">
-    <w:abstractNumId w:val="15"/>
-  </w:num>
-  <w:num w:numId="29" w16cid:durableId="236284648">
-    <w:abstractNumId w:val="7"/>
-  </w:num>
-  <w:num w:numId="30" w16cid:durableId="609897448">
-    <w:abstractNumId w:val="11"/>
-  </w:num>
-  <w:num w:numId="31" w16cid:durableId="684016352">
-    <w:abstractNumId w:val="18"/>
+  <w:num w:numId="35" w16cid:durableId="1743717571">
+    <w:abstractNumId w:val="27"/>
   </w:num>
 </w:numbering>
 </file>
@@ -18295,6 +20529,30 @@
       <w14:ligatures w14:val="none"/>
     </w:rPr>
   </w:style>
+  <w:style w:type="paragraph" w:customStyle="1" w:styleId="Programmcode">
+    <w:name w:val="Programmcode"/>
+    <w:basedOn w:val="Standard"/>
+    <w:link w:val="ProgrammcodeZchn"/>
+    <w:qFormat/>
+    <w:rsid w:val="00694A38"/>
+    <w:pPr>
+      <w:spacing w:after="0" w:line="240" w:lineRule="auto"/>
+      <w:ind w:left="357" w:hanging="357"/>
+      <w:jc w:val="left"/>
+    </w:pPr>
+    <w:rPr>
+      <w:rFonts w:ascii="Consolas" w:hAnsi="Consolas"/>
+    </w:rPr>
+  </w:style>
+  <w:style w:type="character" w:customStyle="1" w:styleId="ProgrammcodeZchn">
+    <w:name w:val="Programmcode Zchn"/>
+    <w:basedOn w:val="Absatz-Standardschriftart"/>
+    <w:link w:val="Programmcode"/>
+    <w:rsid w:val="00694A38"/>
+    <w:rPr>
+      <w:rFonts w:ascii="Consolas" w:hAnsi="Consolas"/>
+    </w:rPr>
+  </w:style>
 </w:styles>
 </file>
 

--- a/Abschlussbericht Konzepte des Machine Learnings Energiedatenvorhersage.docx
+++ b/Abschlussbericht Konzepte des Machine Learnings Energiedatenvorhersage.docx
@@ -14,8 +14,21 @@
         <w:t xml:space="preserve">Abschlussbericht </w:t>
       </w:r>
       <w:r>
-        <w:t>Konzepte des Machine Learnings</w:t>
-      </w:r>
+        <w:t xml:space="preserve">Konzepte des </w:t>
+      </w:r>
+      <w:proofErr w:type="spellStart"/>
+      <w:r>
+        <w:t>Machine</w:t>
+      </w:r>
+      <w:proofErr w:type="spellEnd"/>
+      <w:r>
+        <w:t xml:space="preserve"> </w:t>
+      </w:r>
+      <w:proofErr w:type="spellStart"/>
+      <w:r>
+        <w:t>Learnings</w:t>
+      </w:r>
+      <w:proofErr w:type="spellEnd"/>
     </w:p>
     <w:p>
       <w:pPr>
@@ -46,21 +59,20 @@
       <w:r>
         <w:t xml:space="preserve">Vorgelegt von </w:t>
       </w:r>
-      <w:commentRangeStart w:id="0"/>
-      <w:r>
-        <w:t>Valentin Bäumer</w:t>
-      </w:r>
-      <w:commentRangeEnd w:id="0"/>
-      <w:r>
-        <w:rPr>
-          <w:rStyle w:val="Kommentarzeichen"/>
-          <w:sz w:val="28"/>
-          <w:szCs w:val="28"/>
-        </w:rPr>
-        <w:commentReference w:id="0"/>
-      </w:r>
-      <w:r>
-        <w:t xml:space="preserve"> und </w:t>
+      <w:r>
+        <w:t xml:space="preserve">Valentin Bäumer </w:t>
+      </w:r>
+      <w:r>
+        <w:t>(</w:t>
+      </w:r>
+      <w:r>
+        <w:t>107055</w:t>
+      </w:r>
+      <w:r>
+        <w:t xml:space="preserve">) </w:t>
+      </w:r>
+      <w:r>
+        <w:t xml:space="preserve">und </w:t>
       </w:r>
       <w:r>
         <w:t>Jan-Christian Raabe (106980)</w:t>
@@ -88,8 +100,33 @@
           <w:sz w:val="36"/>
           <w:szCs w:val="36"/>
         </w:rPr>
-        <w:t>Konzepte des Machine Learnings</w:t>
-      </w:r>
+        <w:t xml:space="preserve">Konzepte des </w:t>
+      </w:r>
+      <w:proofErr w:type="spellStart"/>
+      <w:r>
+        <w:rPr>
+          <w:sz w:val="36"/>
+          <w:szCs w:val="36"/>
+        </w:rPr>
+        <w:t>Machine</w:t>
+      </w:r>
+      <w:proofErr w:type="spellEnd"/>
+      <w:r>
+        <w:rPr>
+          <w:sz w:val="36"/>
+          <w:szCs w:val="36"/>
+        </w:rPr>
+        <w:t xml:space="preserve"> </w:t>
+      </w:r>
+      <w:proofErr w:type="spellStart"/>
+      <w:r>
+        <w:rPr>
+          <w:sz w:val="36"/>
+          <w:szCs w:val="36"/>
+        </w:rPr>
+        <w:t>Learnings</w:t>
+      </w:r>
+      <w:proofErr w:type="spellEnd"/>
       <w:r>
         <w:rPr>
           <w:sz w:val="36"/>
@@ -118,8 +155,8 @@
     <w:p>
       <w:pPr>
         <w:sectPr>
-          <w:headerReference w:type="default" r:id="rId15"/>
-          <w:footerReference w:type="default" r:id="rId16"/>
+          <w:headerReference w:type="default" r:id="rId11"/>
+          <w:footerReference w:type="default" r:id="rId12"/>
           <w:pgSz w:w="11906" w:h="16838"/>
           <w:pgMar w:top="1417" w:right="1417" w:bottom="1134" w:left="1417" w:header="708" w:footer="708" w:gutter="0"/>
           <w:cols w:space="708"/>
@@ -195,7 +232,7 @@
             </w:rPr>
             <w:fldChar w:fldCharType="separate"/>
           </w:r>
-          <w:hyperlink w:anchor="_Toc234491780" w:history="1">
+          <w:hyperlink w:anchor="_Toc235454511" w:history="1">
             <w:r>
               <w:rPr>
                 <w:rStyle w:val="Hyperlink"/>
@@ -254,7 +291,7 @@
                 <w:noProof/>
                 <w:webHidden/>
               </w:rPr>
-              <w:instrText xml:space="preserve"> PAGEREF _Toc234491780 \h </w:instrText>
+              <w:instrText xml:space="preserve"> PAGEREF _Toc235454511 \h </w:instrText>
             </w:r>
             <w:r>
               <w:rPr>
@@ -310,7 +347,7 @@
               <w:lang w:eastAsia="de-DE"/>
             </w:rPr>
           </w:pPr>
-          <w:hyperlink w:anchor="_Toc234491781" w:history="1">
+          <w:hyperlink w:anchor="_Toc235454512" w:history="1">
             <w:r>
               <w:rPr>
                 <w:rStyle w:val="Hyperlink"/>
@@ -357,7 +394,7 @@
                 <w:noProof/>
                 <w:webHidden/>
               </w:rPr>
-              <w:instrText xml:space="preserve"> PAGEREF _Toc234491781 \h </w:instrText>
+              <w:instrText xml:space="preserve"> PAGEREF _Toc235454512 \h </w:instrText>
             </w:r>
             <w:r>
               <w:rPr>
@@ -405,7 +442,7 @@
               <w:lang w:eastAsia="de-DE"/>
             </w:rPr>
           </w:pPr>
-          <w:hyperlink w:anchor="_Toc234491782" w:history="1">
+          <w:hyperlink w:anchor="_Toc235454513" w:history="1">
             <w:r>
               <w:rPr>
                 <w:rStyle w:val="Hyperlink"/>
@@ -452,7 +489,7 @@
                 <w:noProof/>
                 <w:webHidden/>
               </w:rPr>
-              <w:instrText xml:space="preserve"> PAGEREF _Toc234491782 \h </w:instrText>
+              <w:instrText xml:space="preserve"> PAGEREF _Toc235454513 \h </w:instrText>
             </w:r>
             <w:r>
               <w:rPr>
@@ -500,7 +537,7 @@
               <w:lang w:eastAsia="de-DE"/>
             </w:rPr>
           </w:pPr>
-          <w:hyperlink w:anchor="_Toc234491783" w:history="1">
+          <w:hyperlink w:anchor="_Toc235454514" w:history="1">
             <w:r>
               <w:rPr>
                 <w:rStyle w:val="Hyperlink"/>
@@ -547,7 +584,7 @@
                 <w:noProof/>
                 <w:webHidden/>
               </w:rPr>
-              <w:instrText xml:space="preserve"> PAGEREF _Toc234491783 \h </w:instrText>
+              <w:instrText xml:space="preserve"> PAGEREF _Toc235454514 \h </w:instrText>
             </w:r>
             <w:r>
               <w:rPr>
@@ -595,7 +632,7 @@
               <w:lang w:eastAsia="de-DE"/>
             </w:rPr>
           </w:pPr>
-          <w:hyperlink w:anchor="_Toc234491784" w:history="1">
+          <w:hyperlink w:anchor="_Toc235454515" w:history="1">
             <w:r>
               <w:rPr>
                 <w:rStyle w:val="Hyperlink"/>
@@ -642,7 +679,7 @@
                 <w:noProof/>
                 <w:webHidden/>
               </w:rPr>
-              <w:instrText xml:space="preserve"> PAGEREF _Toc234491784 \h </w:instrText>
+              <w:instrText xml:space="preserve"> PAGEREF _Toc235454515 \h </w:instrText>
             </w:r>
             <w:r>
               <w:rPr>
@@ -692,7 +729,7 @@
               <w:lang w:eastAsia="de-DE"/>
             </w:rPr>
           </w:pPr>
-          <w:hyperlink w:anchor="_Toc234491785" w:history="1">
+          <w:hyperlink w:anchor="_Toc235454516" w:history="1">
             <w:r>
               <w:rPr>
                 <w:rStyle w:val="Hyperlink"/>
@@ -751,7 +788,7 @@
                 <w:noProof/>
                 <w:webHidden/>
               </w:rPr>
-              <w:instrText xml:space="preserve"> PAGEREF _Toc234491785 \h </w:instrText>
+              <w:instrText xml:space="preserve"> PAGEREF _Toc235454516 \h </w:instrText>
             </w:r>
             <w:r>
               <w:rPr>
@@ -807,7 +844,7 @@
               <w:lang w:eastAsia="de-DE"/>
             </w:rPr>
           </w:pPr>
-          <w:hyperlink w:anchor="_Toc234491786" w:history="1">
+          <w:hyperlink w:anchor="_Toc235454517" w:history="1">
             <w:r>
               <w:rPr>
                 <w:rStyle w:val="Hyperlink"/>
@@ -854,7 +891,7 @@
                 <w:noProof/>
                 <w:webHidden/>
               </w:rPr>
-              <w:instrText xml:space="preserve"> PAGEREF _Toc234491786 \h </w:instrText>
+              <w:instrText xml:space="preserve"> PAGEREF _Toc235454517 \h </w:instrText>
             </w:r>
             <w:r>
               <w:rPr>
@@ -902,7 +939,7 @@
               <w:lang w:eastAsia="de-DE"/>
             </w:rPr>
           </w:pPr>
-          <w:hyperlink w:anchor="_Toc234491787" w:history="1">
+          <w:hyperlink w:anchor="_Toc235454518" w:history="1">
             <w:r>
               <w:rPr>
                 <w:rStyle w:val="Hyperlink"/>
@@ -949,7 +986,7 @@
                 <w:noProof/>
                 <w:webHidden/>
               </w:rPr>
-              <w:instrText xml:space="preserve"> PAGEREF _Toc234491787 \h </w:instrText>
+              <w:instrText xml:space="preserve"> PAGEREF _Toc235454518 \h </w:instrText>
             </w:r>
             <w:r>
               <w:rPr>
@@ -997,7 +1034,7 @@
               <w:lang w:eastAsia="de-DE"/>
             </w:rPr>
           </w:pPr>
-          <w:hyperlink w:anchor="_Toc234491788" w:history="1">
+          <w:hyperlink w:anchor="_Toc235454519" w:history="1">
             <w:r>
               <w:rPr>
                 <w:rStyle w:val="Hyperlink"/>
@@ -1044,7 +1081,7 @@
                 <w:noProof/>
                 <w:webHidden/>
               </w:rPr>
-              <w:instrText xml:space="preserve"> PAGEREF _Toc234491788 \h </w:instrText>
+              <w:instrText xml:space="preserve"> PAGEREF _Toc235454519 \h </w:instrText>
             </w:r>
             <w:r>
               <w:rPr>
@@ -1092,7 +1129,7 @@
               <w:lang w:eastAsia="de-DE"/>
             </w:rPr>
           </w:pPr>
-          <w:hyperlink w:anchor="_Toc234491789" w:history="1">
+          <w:hyperlink w:anchor="_Toc235454520" w:history="1">
             <w:r>
               <w:rPr>
                 <w:rStyle w:val="Hyperlink"/>
@@ -1139,7 +1176,7 @@
                 <w:noProof/>
                 <w:webHidden/>
               </w:rPr>
-              <w:instrText xml:space="preserve"> PAGEREF _Toc234491789 \h </w:instrText>
+              <w:instrText xml:space="preserve"> PAGEREF _Toc235454520 \h </w:instrText>
             </w:r>
             <w:r>
               <w:rPr>
@@ -1189,7 +1226,7 @@
               <w:lang w:eastAsia="de-DE"/>
             </w:rPr>
           </w:pPr>
-          <w:hyperlink w:anchor="_Toc234491790" w:history="1">
+          <w:hyperlink w:anchor="_Toc235454521" w:history="1">
             <w:r>
               <w:rPr>
                 <w:rStyle w:val="Hyperlink"/>
@@ -1248,7 +1285,7 @@
                 <w:noProof/>
                 <w:webHidden/>
               </w:rPr>
-              <w:instrText xml:space="preserve"> PAGEREF _Toc234491790 \h </w:instrText>
+              <w:instrText xml:space="preserve"> PAGEREF _Toc235454521 \h </w:instrText>
             </w:r>
             <w:r>
               <w:rPr>
@@ -1304,7 +1341,7 @@
               <w:lang w:eastAsia="de-DE"/>
             </w:rPr>
           </w:pPr>
-          <w:hyperlink w:anchor="_Toc234491791" w:history="1">
+          <w:hyperlink w:anchor="_Toc235454522" w:history="1">
             <w:r>
               <w:rPr>
                 <w:rStyle w:val="Hyperlink"/>
@@ -1351,7 +1388,7 @@
                 <w:noProof/>
                 <w:webHidden/>
               </w:rPr>
-              <w:instrText xml:space="preserve"> PAGEREF _Toc234491791 \h </w:instrText>
+              <w:instrText xml:space="preserve"> PAGEREF _Toc235454522 \h </w:instrText>
             </w:r>
             <w:r>
               <w:rPr>
@@ -1399,7 +1436,7 @@
               <w:lang w:eastAsia="de-DE"/>
             </w:rPr>
           </w:pPr>
-          <w:hyperlink w:anchor="_Toc234491792" w:history="1">
+          <w:hyperlink w:anchor="_Toc235454523" w:history="1">
             <w:r>
               <w:rPr>
                 <w:rStyle w:val="Hyperlink"/>
@@ -1446,7 +1483,7 @@
                 <w:noProof/>
                 <w:webHidden/>
               </w:rPr>
-              <w:instrText xml:space="preserve"> PAGEREF _Toc234491792 \h </w:instrText>
+              <w:instrText xml:space="preserve"> PAGEREF _Toc235454523 \h </w:instrText>
             </w:r>
             <w:r>
               <w:rPr>
@@ -1494,7 +1531,7 @@
               <w:lang w:eastAsia="de-DE"/>
             </w:rPr>
           </w:pPr>
-          <w:hyperlink w:anchor="_Toc234491793" w:history="1">
+          <w:hyperlink w:anchor="_Toc235454524" w:history="1">
             <w:r>
               <w:rPr>
                 <w:rStyle w:val="Hyperlink"/>
@@ -1541,7 +1578,7 @@
                 <w:noProof/>
                 <w:webHidden/>
               </w:rPr>
-              <w:instrText xml:space="preserve"> PAGEREF _Toc234491793 \h </w:instrText>
+              <w:instrText xml:space="preserve"> PAGEREF _Toc235454524 \h </w:instrText>
             </w:r>
             <w:r>
               <w:rPr>
@@ -1591,7 +1628,7 @@
               <w:lang w:eastAsia="de-DE"/>
             </w:rPr>
           </w:pPr>
-          <w:hyperlink w:anchor="_Toc234491794" w:history="1">
+          <w:hyperlink w:anchor="_Toc235454525" w:history="1">
             <w:r>
               <w:rPr>
                 <w:rStyle w:val="Hyperlink"/>
@@ -1650,7 +1687,7 @@
                 <w:noProof/>
                 <w:webHidden/>
               </w:rPr>
-              <w:instrText xml:space="preserve"> PAGEREF _Toc234491794 \h </w:instrText>
+              <w:instrText xml:space="preserve"> PAGEREF _Toc235454525 \h </w:instrText>
             </w:r>
             <w:r>
               <w:rPr>
@@ -1706,7 +1743,7 @@
               <w:lang w:eastAsia="de-DE"/>
             </w:rPr>
           </w:pPr>
-          <w:hyperlink w:anchor="_Toc234491795" w:history="1">
+          <w:hyperlink w:anchor="_Toc235454526" w:history="1">
             <w:r>
               <w:rPr>
                 <w:rStyle w:val="Hyperlink"/>
@@ -1753,7 +1790,7 @@
                 <w:noProof/>
                 <w:webHidden/>
               </w:rPr>
-              <w:instrText xml:space="preserve"> PAGEREF _Toc234491795 \h </w:instrText>
+              <w:instrText xml:space="preserve"> PAGEREF _Toc235454526 \h </w:instrText>
             </w:r>
             <w:r>
               <w:rPr>
@@ -1801,7 +1838,7 @@
               <w:lang w:eastAsia="de-DE"/>
             </w:rPr>
           </w:pPr>
-          <w:hyperlink w:anchor="_Toc234491796" w:history="1">
+          <w:hyperlink w:anchor="_Toc235454527" w:history="1">
             <w:r>
               <w:rPr>
                 <w:rStyle w:val="Hyperlink"/>
@@ -1848,7 +1885,7 @@
                 <w:noProof/>
                 <w:webHidden/>
               </w:rPr>
-              <w:instrText xml:space="preserve"> PAGEREF _Toc234491796 \h </w:instrText>
+              <w:instrText xml:space="preserve"> PAGEREF _Toc235454527 \h </w:instrText>
             </w:r>
             <w:r>
               <w:rPr>
@@ -1896,7 +1933,7 @@
               <w:lang w:eastAsia="de-DE"/>
             </w:rPr>
           </w:pPr>
-          <w:hyperlink w:anchor="_Toc234491797" w:history="1">
+          <w:hyperlink w:anchor="_Toc235454528" w:history="1">
             <w:r>
               <w:rPr>
                 <w:rStyle w:val="Hyperlink"/>
@@ -1943,7 +1980,7 @@
                 <w:noProof/>
                 <w:webHidden/>
               </w:rPr>
-              <w:instrText xml:space="preserve"> PAGEREF _Toc234491797 \h </w:instrText>
+              <w:instrText xml:space="preserve"> PAGEREF _Toc235454528 \h </w:instrText>
             </w:r>
             <w:r>
               <w:rPr>
@@ -1991,7 +2028,7 @@
               <w:lang w:eastAsia="de-DE"/>
             </w:rPr>
           </w:pPr>
-          <w:hyperlink w:anchor="_Toc234491798" w:history="1">
+          <w:hyperlink w:anchor="_Toc235454529" w:history="1">
             <w:r>
               <w:rPr>
                 <w:rStyle w:val="Hyperlink"/>
@@ -2038,7 +2075,7 @@
                 <w:noProof/>
                 <w:webHidden/>
               </w:rPr>
-              <w:instrText xml:space="preserve"> PAGEREF _Toc234491798 \h </w:instrText>
+              <w:instrText xml:space="preserve"> PAGEREF _Toc235454529 \h </w:instrText>
             </w:r>
             <w:r>
               <w:rPr>
@@ -2086,7 +2123,7 @@
               <w:lang w:eastAsia="de-DE"/>
             </w:rPr>
           </w:pPr>
-          <w:hyperlink w:anchor="_Toc234491799" w:history="1">
+          <w:hyperlink w:anchor="_Toc235454530" w:history="1">
             <w:r>
               <w:rPr>
                 <w:rStyle w:val="Hyperlink"/>
@@ -2133,7 +2170,7 @@
                 <w:noProof/>
                 <w:webHidden/>
               </w:rPr>
-              <w:instrText xml:space="preserve"> PAGEREF _Toc234491799 \h </w:instrText>
+              <w:instrText xml:space="preserve"> PAGEREF _Toc235454530 \h </w:instrText>
             </w:r>
             <w:r>
               <w:rPr>
@@ -2181,7 +2218,7 @@
               <w:lang w:eastAsia="de-DE"/>
             </w:rPr>
           </w:pPr>
-          <w:hyperlink w:anchor="_Toc234491800" w:history="1">
+          <w:hyperlink w:anchor="_Toc235454531" w:history="1">
             <w:r>
               <w:rPr>
                 <w:rStyle w:val="Hyperlink"/>
@@ -2228,7 +2265,7 @@
                 <w:noProof/>
                 <w:webHidden/>
               </w:rPr>
-              <w:instrText xml:space="preserve"> PAGEREF _Toc234491800 \h </w:instrText>
+              <w:instrText xml:space="preserve"> PAGEREF _Toc235454531 \h </w:instrText>
             </w:r>
             <w:r>
               <w:rPr>
@@ -2278,7 +2315,7 @@
               <w:lang w:eastAsia="de-DE"/>
             </w:rPr>
           </w:pPr>
-          <w:hyperlink w:anchor="_Toc234491801" w:history="1">
+          <w:hyperlink w:anchor="_Toc235454532" w:history="1">
             <w:r>
               <w:rPr>
                 <w:rStyle w:val="Hyperlink"/>
@@ -2337,7 +2374,7 @@
                 <w:noProof/>
                 <w:webHidden/>
               </w:rPr>
-              <w:instrText xml:space="preserve"> PAGEREF _Toc234491801 \h </w:instrText>
+              <w:instrText xml:space="preserve"> PAGEREF _Toc235454532 \h </w:instrText>
             </w:r>
             <w:r>
               <w:rPr>
@@ -2366,7 +2403,7 @@
                 <w:noProof/>
                 <w:webHidden/>
               </w:rPr>
-              <w:t>17</w:t>
+              <w:t>18</w:t>
             </w:r>
             <w:r>
               <w:rPr>
@@ -2389,13 +2426,11 @@
             </w:tabs>
             <w:rPr>
               <w:rFonts w:ascii="Times New Roman" w:eastAsiaTheme="minorEastAsia" w:hAnsi="Times New Roman" w:cs="Times New Roman"/>
-              <w:b/>
-              <w:bCs/>
               <w:noProof/>
               <w:lang w:eastAsia="de-DE"/>
             </w:rPr>
           </w:pPr>
-          <w:hyperlink w:anchor="_Toc234491802" w:history="1">
+          <w:hyperlink w:anchor="_Toc235454533" w:history="1">
             <w:r>
               <w:rPr>
                 <w:rStyle w:val="Hyperlink"/>
@@ -2454,124 +2489,7 @@
                 <w:noProof/>
                 <w:webHidden/>
               </w:rPr>
-              <w:instrText xml:space="preserve"> PAGEREF _Toc234491802 \h </w:instrText>
-            </w:r>
-            <w:r>
-              <w:rPr>
-                <w:rFonts w:ascii="Times New Roman" w:hAnsi="Times New Roman" w:cs="Times New Roman"/>
-                <w:b/>
-                <w:bCs/>
-                <w:noProof/>
-                <w:webHidden/>
-              </w:rPr>
-            </w:r>
-            <w:r>
-              <w:rPr>
-                <w:rFonts w:ascii="Times New Roman" w:hAnsi="Times New Roman" w:cs="Times New Roman"/>
-                <w:b/>
-                <w:bCs/>
-                <w:noProof/>
-                <w:webHidden/>
-              </w:rPr>
-              <w:fldChar w:fldCharType="separate"/>
-            </w:r>
-            <w:r>
-              <w:rPr>
-                <w:rFonts w:ascii="Times New Roman" w:hAnsi="Times New Roman" w:cs="Times New Roman"/>
-                <w:b/>
-                <w:bCs/>
-                <w:noProof/>
-                <w:webHidden/>
-              </w:rPr>
-              <w:t>18</w:t>
-            </w:r>
-            <w:r>
-              <w:rPr>
-                <w:rFonts w:ascii="Times New Roman" w:hAnsi="Times New Roman" w:cs="Times New Roman"/>
-                <w:b/>
-                <w:bCs/>
-                <w:noProof/>
-                <w:webHidden/>
-              </w:rPr>
-              <w:fldChar w:fldCharType="end"/>
-            </w:r>
-          </w:hyperlink>
-        </w:p>
-        <w:p>
-          <w:pPr>
-            <w:pStyle w:val="Verzeichnis1"/>
-            <w:tabs>
-              <w:tab w:val="left" w:pos="480"/>
-              <w:tab w:val="right" w:leader="dot" w:pos="9062"/>
-            </w:tabs>
-            <w:rPr>
-              <w:rFonts w:ascii="Times New Roman" w:eastAsiaTheme="minorEastAsia" w:hAnsi="Times New Roman" w:cs="Times New Roman"/>
-              <w:b/>
-              <w:bCs/>
-              <w:noProof/>
-              <w:lang w:eastAsia="de-DE"/>
-            </w:rPr>
-          </w:pPr>
-          <w:hyperlink w:anchor="_Toc234491803" w:history="1">
-            <w:r>
-              <w:rPr>
-                <w:rStyle w:val="Hyperlink"/>
-                <w:rFonts w:ascii="Times New Roman" w:hAnsi="Times New Roman" w:cs="Times New Roman"/>
-                <w:b/>
-                <w:bCs/>
-                <w:noProof/>
-              </w:rPr>
-              <w:t>7</w:t>
-            </w:r>
-            <w:r>
-              <w:rPr>
-                <w:rFonts w:ascii="Times New Roman" w:eastAsiaTheme="minorEastAsia" w:hAnsi="Times New Roman" w:cs="Times New Roman"/>
-                <w:b/>
-                <w:bCs/>
-                <w:noProof/>
-                <w:lang w:eastAsia="de-DE"/>
-              </w:rPr>
-              <w:tab/>
-            </w:r>
-            <w:r>
-              <w:rPr>
-                <w:rStyle w:val="Hyperlink"/>
-                <w:rFonts w:ascii="Times New Roman" w:hAnsi="Times New Roman" w:cs="Times New Roman"/>
-                <w:b/>
-                <w:bCs/>
-                <w:noProof/>
-              </w:rPr>
-              <w:t>Prompt Verzeichnis</w:t>
-            </w:r>
-            <w:r>
-              <w:rPr>
-                <w:rFonts w:ascii="Times New Roman" w:hAnsi="Times New Roman" w:cs="Times New Roman"/>
-                <w:b/>
-                <w:bCs/>
-                <w:noProof/>
-                <w:webHidden/>
-              </w:rPr>
-              <w:tab/>
-            </w:r>
-            <w:r>
-              <w:rPr>
-                <w:rFonts w:ascii="Times New Roman" w:hAnsi="Times New Roman" w:cs="Times New Roman"/>
-                <w:b/>
-                <w:bCs/>
-                <w:noProof/>
-                <w:webHidden/>
-              </w:rPr>
-              <w:fldChar w:fldCharType="begin"/>
-            </w:r>
-            <w:r>
-              <w:rPr>
-                <w:rFonts w:ascii="Times New Roman" w:hAnsi="Times New Roman" w:cs="Times New Roman"/>
-                <w:b/>
-                <w:bCs/>
-                <w:noProof/>
-                <w:webHidden/>
-              </w:rPr>
-              <w:instrText xml:space="preserve"> PAGEREF _Toc234491803 \h </w:instrText>
+              <w:instrText xml:space="preserve"> PAGEREF _Toc235454533 \h </w:instrText>
             </w:r>
             <w:r>
               <w:rPr>
@@ -2635,8 +2553,8 @@
     <w:p>
       <w:pPr>
         <w:sectPr>
-          <w:headerReference w:type="default" r:id="rId17"/>
-          <w:footerReference w:type="default" r:id="rId18"/>
+          <w:headerReference w:type="default" r:id="rId13"/>
+          <w:footerReference w:type="default" r:id="rId14"/>
           <w:pgSz w:w="11906" w:h="16838"/>
           <w:pgMar w:top="1417" w:right="1417" w:bottom="1134" w:left="1417" w:header="708" w:footer="708" w:gutter="0"/>
           <w:cols w:space="708"/>
@@ -2648,7 +2566,7 @@
       <w:pPr>
         <w:pStyle w:val="berschrift1"/>
       </w:pPr>
-      <w:bookmarkStart w:id="1" w:name="_Toc234491780"/>
+      <w:bookmarkStart w:id="0" w:name="_Toc235454511"/>
       <w:r>
         <w:lastRenderedPageBreak/>
         <w:t>Einleitung</w:t>
@@ -2656,7 +2574,7 @@
       <w:r>
         <w:t xml:space="preserve"> und Zielsetzung</w:t>
       </w:r>
-      <w:bookmarkEnd w:id="1"/>
+      <w:bookmarkEnd w:id="0"/>
     </w:p>
     <w:p>
       <w:r>
@@ -2697,8 +2615,13 @@
       <w:r>
         <w:t>-</w:t>
       </w:r>
-      <w:r>
-        <w:t>vall 80 %) mittels einer Quantil-Regression (Pinball Loss) berechnet.</w:t>
+      <w:proofErr w:type="spellStart"/>
+      <w:r>
+        <w:t>vall</w:t>
+      </w:r>
+      <w:proofErr w:type="spellEnd"/>
+      <w:r>
+        <w:t xml:space="preserve"> 80 %) mittels einer Quantil-Regression (Pinball Loss) berechnet.</w:t>
       </w:r>
     </w:p>
     <w:p>
@@ -2727,7 +2650,23 @@
         <w:t>LSTM</w:t>
       </w:r>
       <w:r>
-        <w:t>) und Recurrent Neural Networks (</w:t>
+        <w:t xml:space="preserve">) und </w:t>
+      </w:r>
+      <w:proofErr w:type="spellStart"/>
+      <w:r>
+        <w:t>Recurrent</w:t>
+      </w:r>
+      <w:proofErr w:type="spellEnd"/>
+      <w:r>
+        <w:t xml:space="preserve"> </w:t>
+      </w:r>
+      <w:proofErr w:type="spellStart"/>
+      <w:r>
+        <w:t>Neural</w:t>
+      </w:r>
+      <w:proofErr w:type="spellEnd"/>
+      <w:r>
+        <w:t xml:space="preserve"> Networks (</w:t>
       </w:r>
       <w:r>
         <w:t>RNN</w:t>
@@ -2745,7 +2684,15 @@
         </w:numPr>
       </w:pPr>
       <w:r>
-        <w:t>Erklärbarkeit und Transparenz: Mittels der Permutation Feature Importance ist mathematisch offenzulegen, welche physikalischen Wechselwirkungen und Einflussfaktoren die Vorhersage der Modelle maßgeblich steuern, um die Black-Box-Struktur der neuronalen Netze für den Handelseinsatz transparenter zu gestalten.</w:t>
+        <w:t xml:space="preserve">Erklärbarkeit und Transparenz: Mittels der Permutation Feature </w:t>
+      </w:r>
+      <w:proofErr w:type="spellStart"/>
+      <w:r>
+        <w:t>Importance</w:t>
+      </w:r>
+      <w:proofErr w:type="spellEnd"/>
+      <w:r>
+        <w:t xml:space="preserve"> ist mathematisch offenzulegen, welche physikalischen Wechselwirkungen und Einflussfaktoren die Vorhersage der Modelle maßgeblich steuern, um die Black-Box-Struktur der neuronalen Netze für den Handelseinsatz transparenter zu gestalten.</w:t>
       </w:r>
     </w:p>
     <w:p>
@@ -2764,205 +2711,234 @@
       <w:pPr>
         <w:pStyle w:val="berschrift2"/>
       </w:pPr>
-      <w:bookmarkStart w:id="2" w:name="_Toc234491781"/>
+      <w:bookmarkStart w:id="1" w:name="_Toc235454512"/>
       <w:r>
         <w:t>Welches Problem soll das Projekt lösen?</w:t>
+      </w:r>
+      <w:bookmarkEnd w:id="1"/>
+    </w:p>
+    <w:p>
+      <w:r>
+        <w:t xml:space="preserve">Das Projekt </w:t>
+      </w:r>
+      <w:r>
+        <w:t>soll</w:t>
+      </w:r>
+      <w:r>
+        <w:t xml:space="preserve"> das Problem der Planungsunsicherheit bei volatilen, erneuerbaren Energien (speziell Photovoltaik)</w:t>
+      </w:r>
+      <w:r>
+        <w:t xml:space="preserve"> lösen</w:t>
+      </w:r>
+      <w:r>
+        <w:t xml:space="preserve">. </w:t>
+      </w:r>
+      <w:r>
+        <w:t>Die Kernproblematik besteht darin, dass h</w:t>
+      </w:r>
+      <w:r>
+        <w:t>erkömmliche statistische Modelle oft nur eine starre Punktprognose</w:t>
+      </w:r>
+      <w:r>
+        <w:t xml:space="preserve"> </w:t>
+      </w:r>
+      <w:r>
+        <w:t xml:space="preserve">liefern. Liegt das Modell </w:t>
+      </w:r>
+      <w:r>
+        <w:t xml:space="preserve">beispielsweise </w:t>
+      </w:r>
+      <w:r>
+        <w:t>wetterbedingt (z.</w:t>
+      </w:r>
+      <w:r>
+        <w:t> </w:t>
+      </w:r>
+      <w:r>
+        <w:t xml:space="preserve">B. durch plötzliche Bewölkung) </w:t>
+      </w:r>
+      <w:r>
+        <w:t>falsch</w:t>
+      </w:r>
+      <w:r>
+        <w:t xml:space="preserve">, müssen Netzbetreiber in Sekundenschnelle extrem teure Ausgleichsenergie einkaufen, um einen Blackout zu verhindern. Durch </w:t>
+      </w:r>
+      <w:r>
+        <w:lastRenderedPageBreak/>
+        <w:t xml:space="preserve">den Einsatz eines probabilistischen </w:t>
+      </w:r>
+      <w:r>
+        <w:t>m</w:t>
+      </w:r>
+      <w:r>
+        <w:t>ultivariaten</w:t>
+      </w:r>
+      <w:r>
+        <w:t xml:space="preserve"> </w:t>
+      </w:r>
+      <w:r>
+        <w:t>LSTM</w:t>
+      </w:r>
+      <w:r>
+        <w:t xml:space="preserve"> und eines </w:t>
+      </w:r>
+      <w:r>
+        <w:t>RNN berechnet das Modell</w:t>
+      </w:r>
+      <w:r>
+        <w:t xml:space="preserve"> in dieser Arbeit</w:t>
+      </w:r>
+      <w:r>
+        <w:t xml:space="preserve"> über eine Quantils-Regression (Pinball Loss) einen dynamischen Sicherheitskorridor (80%-Konfidenz</w:t>
+      </w:r>
+      <w:r>
+        <w:t>-</w:t>
+      </w:r>
+      <w:r>
+        <w:t xml:space="preserve">intervall). Der Netzbetreiber </w:t>
+      </w:r>
+      <w:r>
+        <w:t>soll daher sofort sehen können</w:t>
+      </w:r>
+      <w:r>
+        <w:t xml:space="preserve">, wie sicher sich die </w:t>
+      </w:r>
+      <w:r>
+        <w:t>künstliche Intelligenz (KI)</w:t>
+      </w:r>
+      <w:r>
+        <w:t xml:space="preserve"> bei der Prognose ist, </w:t>
+      </w:r>
+      <w:r>
+        <w:t>um das finanzielle Risiko zu minimieren</w:t>
+      </w:r>
+      <w:r>
+        <w:t>.</w:t>
+      </w:r>
+    </w:p>
+    <w:p>
+      <w:pPr>
+        <w:pStyle w:val="berschrift2"/>
+      </w:pPr>
+      <w:bookmarkStart w:id="2" w:name="_Toc235454513"/>
+      <w:r>
+        <w:t>Interesse und Motivation</w:t>
       </w:r>
       <w:bookmarkEnd w:id="2"/>
     </w:p>
     <w:p>
       <w:r>
-        <w:t xml:space="preserve">Das Projekt </w:t>
-      </w:r>
-      <w:r>
-        <w:t>soll</w:t>
-      </w:r>
-      <w:r>
-        <w:t xml:space="preserve"> das Problem der Planungsunsicherheit bei volatilen, erneuerbaren Energien (speziell Photovoltaik)</w:t>
-      </w:r>
-      <w:r>
-        <w:t xml:space="preserve"> lösen</w:t>
-      </w:r>
-      <w:r>
-        <w:t xml:space="preserve">. </w:t>
-      </w:r>
-      <w:r>
-        <w:t>Die Kernproblematik besteht darin, dass h</w:t>
-      </w:r>
-      <w:r>
-        <w:t>erkömmliche statistische Modelle oft nur eine starre Punktprognose</w:t>
+        <w:t>Es soll ein</w:t>
+      </w:r>
+      <w:r>
+        <w:t xml:space="preserve"> multivariat</w:t>
+      </w:r>
+      <w:r>
+        <w:t>es Modell verwendet werden, das</w:t>
+      </w:r>
+      <w:r>
+        <w:t xml:space="preserve"> die physikalischen Wechselwirkungen im Stromnetz</w:t>
+      </w:r>
+      <w:r>
+        <w:t xml:space="preserve"> lernt.</w:t>
       </w:r>
       <w:r>
         <w:t xml:space="preserve"> </w:t>
       </w:r>
       <w:r>
-        <w:t xml:space="preserve">liefern. Liegt das Modell </w:t>
-      </w:r>
-      <w:r>
-        <w:t xml:space="preserve">beispielsweise </w:t>
-      </w:r>
-      <w:r>
-        <w:t>wetterbedingt (z.</w:t>
-      </w:r>
-      <w:r>
-        <w:t> </w:t>
-      </w:r>
-      <w:r>
-        <w:t xml:space="preserve">B. durch plötzliche Bewölkung) </w:t>
-      </w:r>
-      <w:r>
-        <w:t>falsch</w:t>
-      </w:r>
-      <w:r>
-        <w:t xml:space="preserve">, müssen Netzbetreiber in Sekundenschnelle extrem teure Ausgleichsenergie einkaufen, um einen Blackout zu verhindern. Durch </w:t>
-      </w:r>
-      <w:r>
-        <w:lastRenderedPageBreak/>
-        <w:t xml:space="preserve">den Einsatz eines probabilistischen </w:t>
-      </w:r>
-      <w:r>
-        <w:t>m</w:t>
-      </w:r>
-      <w:r>
-        <w:t>ultivariaten</w:t>
-      </w:r>
-      <w:r>
-        <w:t xml:space="preserve"> </w:t>
-      </w:r>
-      <w:r>
-        <w:t>LSTM</w:t>
-      </w:r>
-      <w:r>
-        <w:t xml:space="preserve"> und eines </w:t>
-      </w:r>
-      <w:r>
-        <w:t>RNN berechnet das Modell</w:t>
-      </w:r>
-      <w:r>
-        <w:t xml:space="preserve"> in dieser Arbeit</w:t>
-      </w:r>
-      <w:r>
-        <w:t xml:space="preserve"> über eine Quantils-Regression (Pinball Loss) einen dynamischen Sicherheitskorridor (80%-Konfidenz</w:t>
-      </w:r>
-      <w:r>
-        <w:t>-</w:t>
-      </w:r>
-      <w:r>
-        <w:t xml:space="preserve">intervall). Der Netzbetreiber </w:t>
-      </w:r>
-      <w:r>
-        <w:t>soll daher sofort sehen können</w:t>
-      </w:r>
-      <w:r>
-        <w:t xml:space="preserve">, wie sicher sich die </w:t>
-      </w:r>
-      <w:r>
-        <w:t>künstliche Intelligenz (KI)</w:t>
-      </w:r>
-      <w:r>
-        <w:t xml:space="preserve"> bei der Prognose ist, </w:t>
-      </w:r>
-      <w:r>
-        <w:t>um das finanzielle Risiko zu minimieren</w:t>
-      </w:r>
-      <w:r>
-        <w:t>.</w:t>
+        <w:t xml:space="preserve">Mittels der </w:t>
+      </w:r>
+      <w:r>
+        <w:t xml:space="preserve">Permutation Feature </w:t>
+      </w:r>
+      <w:proofErr w:type="spellStart"/>
+      <w:r>
+        <w:t>Importance</w:t>
+      </w:r>
+      <w:proofErr w:type="spellEnd"/>
+      <w:r>
+        <w:t xml:space="preserve"> soll </w:t>
+      </w:r>
+      <w:r>
+        <w:t>mathematisch messbar und für den Menschen transparent gemacht</w:t>
+      </w:r>
+      <w:r>
+        <w:t xml:space="preserve"> werden</w:t>
+      </w:r>
+      <w:r>
+        <w:t>, welche Faktoren (z. B. die Tageszeit) gerade den größten Einfluss auf die Solarprognose haben. Das schafft das notwendige Vertrauen für den echten Handelseinsatz.</w:t>
       </w:r>
     </w:p>
     <w:p>
       <w:pPr>
         <w:pStyle w:val="berschrift2"/>
       </w:pPr>
-      <w:bookmarkStart w:id="3" w:name="_Toc234491782"/>
-      <w:r>
-        <w:t>Interesse und Motivation</w:t>
+      <w:bookmarkStart w:id="3" w:name="_Toc235454514"/>
+      <w:r>
+        <w:t>Was soll demonstriert werden?</w:t>
       </w:r>
       <w:bookmarkEnd w:id="3"/>
     </w:p>
     <w:p>
       <w:r>
-        <w:t>Es soll ein</w:t>
-      </w:r>
-      <w:r>
-        <w:t xml:space="preserve"> multivariat</w:t>
-      </w:r>
-      <w:r>
-        <w:t>es Modell verwendet werden, das</w:t>
-      </w:r>
-      <w:r>
-        <w:t xml:space="preserve"> die physikalischen Wechselwirkungen im Stromnetz</w:t>
-      </w:r>
-      <w:r>
-        <w:t xml:space="preserve"> lernt.</w:t>
-      </w:r>
-      <w:r>
-        <w:t xml:space="preserve"> </w:t>
-      </w:r>
-      <w:r>
-        <w:t xml:space="preserve">Mittels der </w:t>
-      </w:r>
-      <w:r>
-        <w:t>Permutation Feature Importance</w:t>
-      </w:r>
-      <w:r>
-        <w:t xml:space="preserve"> soll </w:t>
-      </w:r>
-      <w:r>
-        <w:t>mathematisch messbar und für den Menschen transparent gemacht</w:t>
-      </w:r>
-      <w:r>
-        <w:t xml:space="preserve"> werden</w:t>
-      </w:r>
-      <w:r>
-        <w:t>, welche Faktoren (z. B. die Tageszeit) gerade den größten Einfluss auf die Solarprognose haben. Das schafft das notwendige Vertrauen für den echten Handelseinsatz.</w:t>
+        <w:t xml:space="preserve">Es </w:t>
+      </w:r>
+      <w:r>
+        <w:t>soll gezeigt werden</w:t>
+      </w:r>
+      <w:r>
+        <w:t xml:space="preserve">, wie die KI im Vergleich zur Realität abschneidet. </w:t>
+      </w:r>
+      <w:r>
+        <w:t>Das Modell soll demonstrieren</w:t>
+      </w:r>
+      <w:r>
+        <w:t>, wie sich das Unsicherheitsband bei wechselhaftem Wetter ausdehnt und bei stabilen Wetterlagen verengt</w:t>
+      </w:r>
+      <w:r>
+        <w:t>, mit dem Ziel die Planungssicherheit zu erhöhen</w:t>
+      </w:r>
+      <w:r>
+        <w:t>.</w:t>
       </w:r>
     </w:p>
     <w:p>
       <w:pPr>
         <w:pStyle w:val="berschrift2"/>
       </w:pPr>
-      <w:bookmarkStart w:id="4" w:name="_Toc234491783"/>
-      <w:r>
-        <w:t>Was soll demonstriert werden?</w:t>
+      <w:bookmarkStart w:id="4" w:name="_Toc235454515"/>
+      <w:r>
+        <w:t>Stand der Technik</w:t>
       </w:r>
       <w:bookmarkEnd w:id="4"/>
     </w:p>
     <w:p>
       <w:r>
-        <w:t xml:space="preserve">Es </w:t>
-      </w:r>
-      <w:r>
-        <w:t>soll gezeigt werden</w:t>
-      </w:r>
-      <w:r>
-        <w:t xml:space="preserve">, wie die KI im Vergleich zur Realität abschneidet. </w:t>
-      </w:r>
-      <w:r>
-        <w:t>Das Modell soll demonstrieren</w:t>
-      </w:r>
-      <w:r>
-        <w:t>, wie sich das Unsicherheitsband bei wechselhaftem Wetter ausdehnt und bei stabilen Wetterlagen verengt</w:t>
-      </w:r>
-      <w:r>
-        <w:t>, mit dem Ziel die Planungssicherheit zu erhöhen</w:t>
-      </w:r>
-      <w:r>
-        <w:t>.</w:t>
-      </w:r>
-    </w:p>
-    <w:p>
-      <w:pPr>
-        <w:pStyle w:val="berschrift2"/>
-      </w:pPr>
-      <w:bookmarkStart w:id="5" w:name="_Toc234491784"/>
-      <w:r>
-        <w:t>Stand der Technik</w:t>
-      </w:r>
-      <w:bookmarkEnd w:id="5"/>
-    </w:p>
-    <w:p>
-      <w:r>
-        <w:t>Die probabilistische Zeitreihenprognose fluktuierender erneuerbarer Energien gewinnt zur Vermeidung der kostenintensiven Ausgleichenergien und zur Sicherung der Netzstabilität massiv an Bedeutung. Klassische, statistische Ansätze wie Autoregressive integrierte Moving-Average-Modelle (ARIMA) liefern primär starre Punktprognosen. Zur Unsicherheitsmodellierung etablierten sich sogenannte Generalized Autoregressive Conditional Heteroskedasticity- (GARCH-) Modelle, die die zeitlich veränderliche Volatilität der Residuen abbildet. Solche linearen Verfahren stoßen jedoch bei der Erfassung nicht-linearer meteorologischer Wechselwirkungen auf Grenzen.</w:t>
+        <w:t xml:space="preserve">Die probabilistische Zeitreihenprognose fluktuierender erneuerbarer Energien gewinnt zur Vermeidung der kostenintensiven Ausgleichenergien und zur Sicherung der Netzstabilität massiv an Bedeutung. Klassische, statistische Ansätze wie Autoregressive integrierte Moving-Average-Modelle (ARIMA) liefern primär starre Punktprognosen. Zur Unsicherheitsmodellierung etablierten sich sogenannte </w:t>
+      </w:r>
+      <w:proofErr w:type="spellStart"/>
+      <w:r>
+        <w:t>Generalized</w:t>
+      </w:r>
+      <w:proofErr w:type="spellEnd"/>
+      <w:r>
+        <w:t xml:space="preserve"> Autoregressive </w:t>
+      </w:r>
+      <w:proofErr w:type="spellStart"/>
+      <w:r>
+        <w:t>Conditional</w:t>
+      </w:r>
+      <w:proofErr w:type="spellEnd"/>
+      <w:r>
+        <w:t xml:space="preserve"> </w:t>
+      </w:r>
+      <w:proofErr w:type="spellStart"/>
+      <w:r>
+        <w:t>Heteroskedasticity</w:t>
+      </w:r>
+      <w:proofErr w:type="spellEnd"/>
+      <w:r>
+        <w:t>- (GARCH-) Modelle, die die zeitlich veränderliche Volatilität der Residuen abbildet. Solche linearen Verfahren stoßen jedoch bei der Erfassung nicht-linearer meteorologischer Wechselwirkungen auf Grenzen.</w:t>
       </w:r>
       <w:r>
         <w:fldChar w:fldCharType="begin" w:fldLock="1"/>
@@ -2986,7 +2962,15 @@
     </w:p>
     <w:p>
       <w:r>
-        <w:t xml:space="preserve">Mit der Entwicklung der Deep Learning Architekturen wurden sogenannte Quantils-Regressions-Neuronale-Netze (QRNN) eingeführt, die statistische Quantilsschätzungen mittels Pinball Loss in neuronale Strukturen integrieren. Das in dieser Arbeit entwickelte Framework erweitert </w:t>
+        <w:t xml:space="preserve">Mit der Entwicklung der Deep Learning Architekturen wurden sogenannte Quantils-Regressions-Neuronale-Netze (QRNN) eingeführt, die statistische </w:t>
+      </w:r>
+      <w:proofErr w:type="spellStart"/>
+      <w:r>
+        <w:t>Quantilsschätzungen</w:t>
+      </w:r>
+      <w:proofErr w:type="spellEnd"/>
+      <w:r>
+        <w:t xml:space="preserve"> mittels Pinball Loss in neuronale Strukturen integrieren. Das in dieser Arbeit entwickelte Framework erweitert </w:t>
       </w:r>
       <w:r>
         <w:lastRenderedPageBreak/>
@@ -3017,7 +3001,23 @@
     </w:p>
     <w:p>
       <w:r>
-        <w:t>Im Vergleich zu bereits bestehenden industriellen und akademischen State-of-the-Art-Modellen lässt sich der gewählte Ansatz abgrenzen:</w:t>
+        <w:t>Im Vergleich zu bereits bestehenden industriellen und akademischen State-</w:t>
+      </w:r>
+      <w:proofErr w:type="spellStart"/>
+      <w:r>
+        <w:t>of</w:t>
+      </w:r>
+      <w:proofErr w:type="spellEnd"/>
+      <w:r>
+        <w:t>-</w:t>
+      </w:r>
+      <w:proofErr w:type="spellStart"/>
+      <w:r>
+        <w:t>the</w:t>
+      </w:r>
+      <w:proofErr w:type="spellEnd"/>
+      <w:r>
+        <w:t>-Art-Modellen lässt sich der gewählte Ansatz abgrenzen:</w:t>
       </w:r>
     </w:p>
     <w:p>
@@ -3029,13 +3029,21 @@
         </w:numPr>
       </w:pPr>
       <w:r>
-        <w:t>Das LSTM-basierte DeepAR (Amazon) Framework nutzt eine parametrische probabilistische Vorhersage, indem die Parameter einer hypothetischen Verteilung (Gauß- oder t-Verteilung) geschätzt werden. Die Verteilung der PV-Einspeisung ist durch die harten Nullgrenzen in den Nachtstunden extrem schief und nicht-normalverteilt. Daher bietet der in dieser Arbeit genutzte nicht-parametrische Pinball-Loss-Ansatz mathematisch eine deutlich höhere Flexibilität.</w:t>
+        <w:t xml:space="preserve">Das LSTM-basierte </w:t>
+      </w:r>
+      <w:proofErr w:type="spellStart"/>
+      <w:r>
+        <w:t>DeepAR</w:t>
+      </w:r>
+      <w:proofErr w:type="spellEnd"/>
+      <w:r>
+        <w:t xml:space="preserve"> (Amazon) Framework nutzt eine parametrische probabilistische Vorhersage, indem die Parameter einer hypothetischen Verteilung (Gauß- oder t-Verteilung) geschätzt werden. Die Verteilung der PV-Einspeisung ist durch die harten Nullgrenzen in den Nachtstunden extrem schief und nicht-normalverteilt. Daher bietet der in dieser Arbeit genutzte nicht-parametrische Pinball-Loss-Ansatz mathematisch eine deutlich höhere Flexibilität.</w:t>
       </w:r>
       <w:r>
         <w:fldChar w:fldCharType="begin" w:fldLock="1"/>
       </w:r>
       <w:r>
-        <w:instrText>ADDIN CSL_CITATION {"citationItems":[{"id":"ITEM-1","itemData":{"DOI":"10.1016/j.ijforecast.2019.07.001","ISSN":"01692070","author":[{"dropping-particle":"","family":"Salinas","given":"David","non-dropping-particle":"","parse-names":false,"suffix":""},{"dropping-particle":"","family":"Flunkert","given":"Valentin","non-dropping-particle":"","parse-names":false,"suffix":""},{"dropping-particle":"","family":"Gasthaus","given":"Jan","non-dropping-particle":"","parse-names":false,"suffix":""},{"dropping-particle":"","family":"Januschowski","given":"Tim","non-dropping-particle":"","parse-names":false,"suffix":""}],"container-title":"International Journal of Forecasting","id":"ITEM-1","issue":"3","issued":{"date-parts":[["2020","7"]]},"page":"1181-1191","title":"DeepAR: Probabilistic forecasting with autoregressive recurrent networks","type":"article-journal","volume":"36"},"uris":["http://www.mendeley.com/documents/?uuid=fa778385-fdfe-4381-bc4b-bc8e5e625996"]},{"id":"ITEM-2","itemData":{"DOI":"10.1016/j.apenergy.2025.125294","ISSN":"03062619","author":[{"dropping-particle":"","family":"Xiong","given":"Binyu","non-dropping-particle":"","parse-names":false,"suffix":""},{"dropping-particle":"","family":"Chen","given":"Yuntian","non-dropping-particle":"","parse-names":false,"suffix":""},{"dropping-particle":"","family":"Chen","given":"Dali","non-dropping-particle":"","parse-names":false,"suffix":""},{"dropping-particle":"","family":"Fu","given":"Jun","non-dropping-particle":"","parse-names":false,"suffix":""},{"dropping-particle":"","family":"Zhang","given":"Dongxiao","non-dropping-particle":"","parse-names":false,"suffix":""}],"container-title":"Applied Energy","id":"ITEM-2","issued":{"date-parts":[["2025","3"]]},"page":"125294","title":"Deep probabilistic solar power forecasting with Transformer and Gaussian process approximation","type":"article-journal","volume":"382"},"uris":["http://www.mendeley.com/documents/?uuid=49f2e614-fe1f-4464-85f7-9361099312c9"]}],"mendeley":{"formattedCitation":"&lt;sup&gt;[2,3]&lt;/sup&gt;","plainTextFormattedCitation":"[2,3]","previouslyFormattedCitation":"&lt;sup&gt;[2]&lt;/sup&gt;"},"properties":{"noteIndex":0},"schema":"https://github.com/citation-style-language/schema/raw/master/csl-citation.json"}</w:instrText>
+        <w:instrText>ADDIN CSL_CITATION {"citationItems":[{"id":"ITEM-1","itemData":{"DOI":"10.1016/j.ijforecast.2019.07.001","ISSN":"01692070","author":[{"dropping-particle":"","family":"Salinas","given":"David","non-dropping-particle":"","parse-names":false,"suffix":""},{"dropping-particle":"","family":"Flunkert","given":"Valentin","non-dropping-particle":"","parse-names":false,"suffix":""},{"dropping-particle":"","family":"Gasthaus","given":"Jan","non-dropping-particle":"","parse-names":false,"suffix":""},{"dropping-particle":"","family":"Januschowski","given":"Tim","non-dropping-particle":"","parse-names":false,"suffix":""}],"container-title":"International Journal of Forecasting","id":"ITEM-1","issue":"3","issued":{"date-parts":[["2020","7"]]},"page":"1181-1191","title":"DeepAR: Probabilistic forecasting with autoregressive recurrent networks","type":"article-journal","volume":"36"},"uris":["http://www.mendeley.com/documents/?uuid=fa778385-fdfe-4381-bc4b-bc8e5e625996"]},{"id":"ITEM-2","itemData":{"DOI":"10.1016/j.apenergy.2025.125294","ISSN":"03062619","author":[{"dropping-particle":"","family":"Xiong","given":"Binyu","non-dropping-particle":"","parse-names":false,"suffix":""},{"dropping-particle":"","family":"Chen","given":"Yuntian","non-dropping-particle":"","parse-names":false,"suffix":""},{"dropping-particle":"","family":"Chen","given":"Dali","non-dropping-particle":"","parse-names":false,"suffix":""},{"dropping-particle":"","family":"Fu","given":"Jun","non-dropping-particle":"","parse-names":false,"suffix":""},{"dropping-particle":"","family":"Zhang","given":"Dongxiao","non-dropping-particle":"","parse-names":false,"suffix":""}],"container-title":"Applied Energy","id":"ITEM-2","issued":{"date-parts":[["2025","3"]]},"page":"125294","title":"Deep probabilistic solar power forecasting with Transformer and Gaussian process approximation","type":"article-journal","volume":"382"},"uris":["http://www.mendeley.com/documents/?uuid=49f2e614-fe1f-4464-85f7-9361099312c9"]}],"mendeley":{"formattedCitation":"&lt;sup&gt;[2,3]&lt;/sup&gt;","plainTextFormattedCitation":"[2,3]","previouslyFormattedCitation":"&lt;sup&gt;[2,3]&lt;/sup&gt;"},"properties":{"noteIndex":0},"schema":"https://github.com/citation-style-language/schema/raw/master/csl-citation.json"}</w:instrText>
       </w:r>
       <w:r>
         <w:fldChar w:fldCharType="separate"/>
@@ -3060,13 +3068,21 @@
         </w:numPr>
       </w:pPr>
       <w:r>
-        <w:t>Sogenannte Temporal Fusion Transformer (TFT) nutzen Aufmerksamkeitsmechanismen zur multivariaten Vorhersage und bieten eine inhärente Erklärbarkeit. Das hier entwickelte Modell erreicht ein ähnliches Maß an Transparenz und Interpretierbarkeit, indem die Black-Box-Struktur der Netze über eine modellunabhängige Permutation Feature Importance mathematisch offengelegt wird.</w:t>
+        <w:t xml:space="preserve">Sogenannte Temporal Fusion Transformer (TFT) nutzen Aufmerksamkeitsmechanismen zur multivariaten Vorhersage und bieten eine inhärente Erklärbarkeit. Das hier entwickelte Modell erreicht ein ähnliches Maß an Transparenz und Interpretierbarkeit, indem die Black-Box-Struktur der Netze über eine modellunabhängige Permutation Feature </w:t>
+      </w:r>
+      <w:proofErr w:type="spellStart"/>
+      <w:r>
+        <w:t>Importance</w:t>
+      </w:r>
+      <w:proofErr w:type="spellEnd"/>
+      <w:r>
+        <w:t xml:space="preserve"> mathematisch offengelegt wird.</w:t>
       </w:r>
       <w:r>
         <w:fldChar w:fldCharType="begin" w:fldLock="1"/>
       </w:r>
       <w:r>
-        <w:instrText>ADDIN CSL_CITATION {"citationItems":[{"id":"ITEM-1","itemData":{"DOI":"10.1016/j.ijforecast.2021.03.012","ISSN":"01692070","author":[{"dropping-particle":"","family":"Lim","given":"Bryan","non-dropping-particle":"","parse-names":false,"suffix":""},{"dropping-particle":"","family":"Arık","given":"Sercan Ö.","non-dropping-particle":"","parse-names":false,"suffix":""},{"dropping-particle":"","family":"Loeff","given":"Nicolas","non-dropping-particle":"","parse-names":false,"suffix":""},{"dropping-particle":"","family":"Pfister","given":"Tomas","non-dropping-particle":"","parse-names":false,"suffix":""}],"container-title":"International Journal of Forecasting","id":"ITEM-1","issue":"4","issued":{"date-parts":[["2021","10"]]},"page":"1748-1764","title":"Temporal Fusion Transformers for interpretable multi-horizon time series forecasting","type":"article-journal","volume":"37"},"uris":["http://www.mendeley.com/documents/?uuid=634a9936-fafc-43c1-aa62-1f191dc61dc1"]}],"mendeley":{"formattedCitation":"&lt;sup&gt;[4]&lt;/sup&gt;","plainTextFormattedCitation":"[4]","previouslyFormattedCitation":"&lt;sup&gt;[3]&lt;/sup&gt;"},"properties":{"noteIndex":0},"schema":"https://github.com/citation-style-language/schema/raw/master/csl-citation.json"}</w:instrText>
+        <w:instrText>ADDIN CSL_CITATION {"citationItems":[{"id":"ITEM-1","itemData":{"DOI":"10.1016/j.ijforecast.2021.03.012","ISSN":"01692070","author":[{"dropping-particle":"","family":"Lim","given":"Bryan","non-dropping-particle":"","parse-names":false,"suffix":""},{"dropping-particle":"","family":"Arık","given":"Sercan Ö.","non-dropping-particle":"","parse-names":false,"suffix":""},{"dropping-particle":"","family":"Loeff","given":"Nicolas","non-dropping-particle":"","parse-names":false,"suffix":""},{"dropping-particle":"","family":"Pfister","given":"Tomas","non-dropping-particle":"","parse-names":false,"suffix":""}],"container-title":"International Journal of Forecasting","id":"ITEM-1","issue":"4","issued":{"date-parts":[["2021","10"]]},"page":"1748-1764","title":"Temporal Fusion Transformers for interpretable multi-horizon time series forecasting","type":"article-journal","volume":"37"},"uris":["http://www.mendeley.com/documents/?uuid=634a9936-fafc-43c1-aa62-1f191dc61dc1"]}],"mendeley":{"formattedCitation":"&lt;sup&gt;[4]&lt;/sup&gt;","plainTextFormattedCitation":"[4]","previouslyFormattedCitation":"&lt;sup&gt;[4]&lt;/sup&gt;"},"properties":{"noteIndex":0},"schema":"https://github.com/citation-style-language/schema/raw/master/csl-citation.json"}</w:instrText>
       </w:r>
       <w:r>
         <w:fldChar w:fldCharType="separate"/>
@@ -3087,12 +3103,12 @@
       <w:pPr>
         <w:pStyle w:val="berschrift1"/>
       </w:pPr>
-      <w:bookmarkStart w:id="6" w:name="_Toc234491785"/>
+      <w:bookmarkStart w:id="5" w:name="_Toc235454516"/>
       <w:r>
         <w:lastRenderedPageBreak/>
         <w:t>Arbeitspakete</w:t>
       </w:r>
-      <w:bookmarkEnd w:id="6"/>
+      <w:bookmarkEnd w:id="5"/>
     </w:p>
     <w:p>
       <w:r>
@@ -3103,11 +3119,11 @@
       <w:pPr>
         <w:pStyle w:val="berschrift2"/>
       </w:pPr>
-      <w:bookmarkStart w:id="7" w:name="_Toc234491786"/>
+      <w:bookmarkStart w:id="6" w:name="_Toc235454517"/>
       <w:r>
         <w:t>AP1: Recherche nach geeigneten Datenquellen und explorative Datenanalyse</w:t>
       </w:r>
-      <w:bookmarkEnd w:id="7"/>
+      <w:bookmarkEnd w:id="6"/>
     </w:p>
     <w:p>
       <w:r>
@@ -3158,14 +3174,21 @@
           <w:numId w:val="29"/>
         </w:numPr>
       </w:pPr>
+      <w:proofErr w:type="spellStart"/>
       <w:r>
         <w:t>Stationaritätsprüfung</w:t>
       </w:r>
+      <w:proofErr w:type="spellEnd"/>
     </w:p>
     <w:p>
       <w:r>
-        <w:t>Ziel: Generierung einer strukturierten und validierten Eingangsmatrix im Tensorformat</w:t>
-      </w:r>
+        <w:t xml:space="preserve">Ziel: Generierung einer strukturierten und validierten Eingangsmatrix im </w:t>
+      </w:r>
+      <w:proofErr w:type="spellStart"/>
+      <w:r>
+        <w:t>Tensorformat</w:t>
+      </w:r>
+      <w:proofErr w:type="spellEnd"/>
       <w:r>
         <w:t xml:space="preserve"> und dynamisch generierte EDA-Visualisierungen.</w:t>
       </w:r>
@@ -3174,92 +3197,192 @@
       <w:pPr>
         <w:pStyle w:val="berschrift2"/>
       </w:pPr>
-      <w:bookmarkStart w:id="8" w:name="_Toc234491787"/>
+      <w:bookmarkStart w:id="7" w:name="_Toc235454518"/>
       <w:r>
         <w:t>AP2: Modellarchitektur und probabilistisches Training (LSTM vs. RNN)</w:t>
+      </w:r>
+      <w:bookmarkEnd w:id="7"/>
+    </w:p>
+    <w:p>
+      <w:r>
+        <w:t xml:space="preserve">Das Ziel besteht im Training der beiden konkurrierenden neuronalen Netze (LSTM/RNN). Hierzu soll eine Trainings-Pipeline konfiguriert werden (Early </w:t>
+      </w:r>
+      <w:proofErr w:type="spellStart"/>
+      <w:r>
+        <w:t>Stopping</w:t>
+      </w:r>
+      <w:proofErr w:type="spellEnd"/>
+      <w:r>
+        <w:t>, Hyperparameter-Setup), die als Ergebnis die erfolgreich trainierten Modellgewichte für beide Architekturen speichert und automatisiert den Trainingsverlauf protokolliert.</w:t>
+      </w:r>
+    </w:p>
+    <w:p>
+      <w:pPr>
+        <w:pStyle w:val="berschrift2"/>
+      </w:pPr>
+      <w:bookmarkStart w:id="8" w:name="_Toc235454519"/>
+      <w:r>
+        <w:t>AP3: Evaluierung, Modellvergleich und Erklärbarkeit</w:t>
       </w:r>
       <w:bookmarkEnd w:id="8"/>
     </w:p>
     <w:p>
       <w:r>
-        <w:t>Das Ziel besteht im Training der beiden konkurrierenden neuronalen Netze (LSTM/RNN). Hierzu soll eine Trainings-Pipeline konfiguriert werden (Early Stopping, Hyperparameter-Setup), die als Ergebnis die erfolgreich trainierten Modellgewichte für beide Architekturen speichert und automatisiert den Trainingsverlauf protokolliert.</w:t>
+        <w:t xml:space="preserve">Im Fokus steht ein quantitativer und qualitativer Vergleich der Modellleistungen und die Aufdeckung der Feature-Wichtigkeiten. Um die präzise Architektur zu ermitteln, werden die Verluste (Pinball Loss) auf den Testdaten berechnet und </w:t>
+      </w:r>
+      <w:r>
+        <w:t xml:space="preserve">für das LSTM und RNN </w:t>
+      </w:r>
+      <w:r>
+        <w:t>gegenübergestellt.</w:t>
+      </w:r>
+      <w:r>
+        <w:t xml:space="preserve"> Durch Implementierung der Permutation Feature </w:t>
+      </w:r>
+      <w:proofErr w:type="spellStart"/>
+      <w:r>
+        <w:t>Importance</w:t>
+      </w:r>
+      <w:proofErr w:type="spellEnd"/>
+      <w:r>
+        <w:t xml:space="preserve"> soll der mathematische Einfluss </w:t>
+      </w:r>
+      <w:r>
+        <w:lastRenderedPageBreak/>
+        <w:t>der einzelnen Eingangsvariablen auf die Vorhersage charakterisiert werden. Schlussendlich sollen die finalen Prognosediagramme, die das reale Einspeiseprofil inklusive des prognostizierten, dynamischen Unsicherheitsbandes abbilden, generiert werden.</w:t>
       </w:r>
     </w:p>
     <w:p>
       <w:pPr>
         <w:pStyle w:val="berschrift2"/>
       </w:pPr>
-      <w:bookmarkStart w:id="9" w:name="_Toc234491788"/>
-      <w:r>
-        <w:t>AP3: Evaluierung, Modellvergleich und Erklärbarkeit</w:t>
+      <w:bookmarkStart w:id="9" w:name="_Toc235454520"/>
+      <w:r>
+        <w:t>AP4: Containerisierung und Projektdokumentation</w:t>
       </w:r>
       <w:bookmarkEnd w:id="9"/>
     </w:p>
     <w:p>
       <w:r>
-        <w:t xml:space="preserve">Im Fokus steht ein quantitativer und qualitativer Vergleich der Modellleistungen und die Aufdeckung der Feature-Wichtigkeiten. Um die präzise Architektur zu ermitteln, werden die Verluste (Pinball Loss) auf den Testdaten berechnet und </w:t>
-      </w:r>
-      <w:r>
-        <w:t xml:space="preserve">für das LSTM und RNN </w:t>
-      </w:r>
-      <w:r>
-        <w:t>gegenübergestellt.</w:t>
-      </w:r>
-      <w:r>
-        <w:t xml:space="preserve"> Durch Implementierung der Permutation Feature Importance soll der mathematische Einfluss </w:t>
-      </w:r>
-      <w:r>
-        <w:lastRenderedPageBreak/>
-        <w:t>der einzelnen Eingangsvariablen auf die Vorhersage charakterisiert werden. Schlussendlich sollen die finalen Prognosediagramme, die das reale Einspeiseprofil inklusive des prognostizierten, dynamischen Unsicherheitsbandes abbilden, generiert werden.</w:t>
+        <w:t xml:space="preserve">Die finale Pipeline soll in eine plattformunabhängige Laufzeitumgebung überführt werden. </w:t>
+      </w:r>
+      <w:r>
+        <w:t>Dabei soll eine fehlerfreie Datensynchronisation sichergestellt werden</w:t>
+      </w:r>
+      <w:r>
+        <w:t>. Im Fokus steht eine vollständig reproduzierbare, containerbasierte Anwendung mit umfassender Projektdokumentation.</w:t>
       </w:r>
     </w:p>
     <w:p>
       <w:pPr>
-        <w:pStyle w:val="berschrift2"/>
-      </w:pPr>
-      <w:bookmarkStart w:id="10" w:name="_Toc234491789"/>
-      <w:r>
-        <w:t>AP4: Containerisierung und Projektdokumentation</w:t>
+        <w:pStyle w:val="berschrift1"/>
+      </w:pPr>
+      <w:bookmarkStart w:id="10" w:name="_Toc231575609"/>
+      <w:bookmarkStart w:id="11" w:name="_Toc235454521"/>
+      <w:r>
+        <w:lastRenderedPageBreak/>
+        <w:t>Vorgehensweise und Projektumsetzung</w:t>
       </w:r>
       <w:bookmarkEnd w:id="10"/>
+      <w:bookmarkEnd w:id="11"/>
     </w:p>
     <w:p>
-      <w:r>
-        <w:t xml:space="preserve">Die finale Pipeline soll in eine plattformunabhängige Laufzeitumgebung überführt werden. </w:t>
-      </w:r>
-      <w:r>
-        <w:t>Dabei soll eine fehlerfreie Datensynchronisation sichergestellt werden</w:t>
-      </w:r>
-      <w:r>
-        <w:t>. Im Fokus steht eine vollständig reproduzierbare, containerbasierte Anwendung mit umfassender Projektdokumentation.</w:t>
-      </w:r>
-    </w:p>
-    <w:p>
-      <w:pPr>
-        <w:pStyle w:val="berschrift1"/>
-      </w:pPr>
-      <w:bookmarkStart w:id="11" w:name="_Toc231575609"/>
-      <w:bookmarkStart w:id="12" w:name="_Toc234491790"/>
-      <w:r>
-        <w:lastRenderedPageBreak/>
-        <w:t>Vorgehensweise und Projektumsetzung</w:t>
-      </w:r>
-      <w:bookmarkEnd w:id="11"/>
+      <w:pPr>
+        <w:pStyle w:val="berschrift2"/>
+      </w:pPr>
+      <w:bookmarkStart w:id="12" w:name="_Toc235454522"/>
+      <w:r>
+        <w:t>Technische Implementierung und Software-Architektur</w:t>
+      </w:r>
       <w:bookmarkEnd w:id="12"/>
     </w:p>
     <w:p>
-      <w:pPr>
-        <w:pStyle w:val="berschrift2"/>
-      </w:pPr>
-      <w:bookmarkStart w:id="13" w:name="_Toc234491791"/>
-      <w:r>
-        <w:t>Technische Implementierung und Software-Architektur</w:t>
-      </w:r>
-      <w:bookmarkEnd w:id="13"/>
-    </w:p>
-    <w:p>
-      <w:r>
-        <w:t>Das finale Produkt ist eine modularisierte, containerisierte End-to-End-Pipeline, deren Orchestrierung über eine interaktive Streamlit-Webanwendung erfolgt. Die gesamte Architektur ist in eine plattformunabhängige Docker-Laufzeitumgebung eingebettet. Dabei erfolgt eine Datensynchronisation zwischen den Verzeichnissen /smard-daten/input und /smard-daten/output. Nach dem Upload einer unskalierten SMARD-Rohdaten-CSV im Frontend wird die Berechnungs-Pipeline über ein Multiprocessing-Protokoll sequentiell verarbeitet. Konsolenausgaben und Fehlermeldungen werden dynamisch abgefangen und alle generierten Artefakte (validierte CSV-Daten, serialisierte Skalierungs-Metadaten und hochauflösende PNG-Visualisierungen) in das Output-Verzeichnis abgelegt. Die Pipeline gliedert sich wie folgt:</w:t>
+      <w:r>
+        <w:t>Das finale Produkt ist eine modularisierte, containerisierte End-</w:t>
+      </w:r>
+      <w:proofErr w:type="spellStart"/>
+      <w:r>
+        <w:t>to</w:t>
+      </w:r>
+      <w:proofErr w:type="spellEnd"/>
+      <w:r>
+        <w:t xml:space="preserve">-End-Pipeline, deren Orchestrierung über eine interaktive </w:t>
+      </w:r>
+      <w:proofErr w:type="spellStart"/>
+      <w:r>
+        <w:t>Streamlit</w:t>
+      </w:r>
+      <w:proofErr w:type="spellEnd"/>
+      <w:r>
+        <w:t>-Webanwendung erfolgt. Die gesamte Architektur ist in eine plattformunabhängige Docker-Laufzeitumgebung eingebettet. Dabei erfolgt eine Datensynchronisation zwischen den Verzeichnissen /</w:t>
+      </w:r>
+      <w:proofErr w:type="spellStart"/>
+      <w:r>
+        <w:t>smard</w:t>
+      </w:r>
+      <w:r>
+        <w:t>_</w:t>
+      </w:r>
+      <w:r>
+        <w:t>daten</w:t>
+      </w:r>
+      <w:proofErr w:type="spellEnd"/>
+      <w:r>
+        <w:t>/</w:t>
+      </w:r>
+      <w:proofErr w:type="spellStart"/>
+      <w:r>
+        <w:t>input</w:t>
+      </w:r>
+      <w:proofErr w:type="spellEnd"/>
+      <w:r>
+        <w:t xml:space="preserve"> und /</w:t>
+      </w:r>
+      <w:proofErr w:type="spellStart"/>
+      <w:r>
+        <w:t>smard</w:t>
+      </w:r>
+      <w:r>
+        <w:t>_</w:t>
+      </w:r>
+      <w:r>
+        <w:t>daten</w:t>
+      </w:r>
+      <w:proofErr w:type="spellEnd"/>
+      <w:r>
+        <w:t>/</w:t>
+      </w:r>
+      <w:proofErr w:type="spellStart"/>
+      <w:r>
+        <w:t>output</w:t>
+      </w:r>
+      <w:proofErr w:type="spellEnd"/>
+      <w:r>
+        <w:t>. Nach dem Upload einer unskalierten SMARD-Rohdaten-CSV</w:t>
+      </w:r>
+      <w:r>
+        <w:t xml:space="preserve"> (und optionaler Wetter-Features)</w:t>
+      </w:r>
+      <w:r>
+        <w:t xml:space="preserve"> im Frontend wird die Berechnungs-Pipeline</w:t>
+      </w:r>
+      <w:r>
+        <w:t xml:space="preserve"> </w:t>
+      </w:r>
+      <w:r>
+        <w:t xml:space="preserve">sequentiell </w:t>
+      </w:r>
+      <w:r>
+        <w:t>ausgeführt</w:t>
+      </w:r>
+      <w:r>
+        <w:t xml:space="preserve">. Konsolenausgaben und Fehlermeldungen werden dynamisch </w:t>
+      </w:r>
+      <w:r>
+        <w:t xml:space="preserve">in einer Protokolldatei </w:t>
+      </w:r>
+      <w:r>
+        <w:t>abgefangen und alle generierten Artefakte (validierte CSV-Daten, serialisierte Skalierungs-Metadaten und hochauflösende PNG-Visualisierungen) in das Output-Verzeichnis abgelegt. Die Pipeline gliedert sich wie folgt:</w:t>
       </w:r>
     </w:p>
     <w:p>
@@ -3271,7 +3394,13 @@
         </w:numPr>
       </w:pPr>
       <w:r>
-        <w:t>Explorative Datenanalyse und Feature Engineering (</w:t>
+        <w:t>Explorative Datenanalyse</w:t>
+      </w:r>
+      <w:r>
+        <w:t>, Bereinigung</w:t>
+      </w:r>
+      <w:r>
+        <w:t xml:space="preserve"> und Feature Engineering (</w:t>
       </w:r>
       <w:r>
         <w:rPr>
@@ -3280,10 +3409,46 @@
         <w:t>eda.py</w:t>
       </w:r>
       <w:r>
-        <w:t xml:space="preserve">): In diesem Skript werden die Rohdaten geladen, bereinigt und länderspezifische numerische String-Formate über eine Zeitstempel-Analyse isoliert. Neben einer automatisierten Auflösungserkennung wird ein zyklisches Feature Engineering durchgeführt. </w:t>
-      </w:r>
-      <w:r>
-        <w:t>Die Rhytmen werden über Sinus- und Kosinus-Transformationen der Stunde mathematisch als kontinuierliche Wellenfunktionen operationalisiert.</w:t>
+        <w:t xml:space="preserve">): In diesem Skript werden die </w:t>
+      </w:r>
+      <w:r>
+        <w:t>SMARD-</w:t>
+      </w:r>
+      <w:r>
+        <w:t xml:space="preserve">Rohdaten geladen, bereinigt und länderspezifische numerische String-Formate über eine Zeitstempel-Analyse isoliert. Neben einer automatisierten Auflösungserkennung wird ein zyklisches Feature Engineering durchgeführt. </w:t>
+      </w:r>
+      <w:r>
+        <w:t xml:space="preserve">Die </w:t>
+      </w:r>
+      <w:proofErr w:type="spellStart"/>
+      <w:r>
+        <w:t>Rhytmen</w:t>
+      </w:r>
+      <w:proofErr w:type="spellEnd"/>
+      <w:r>
+        <w:t xml:space="preserve"> werden über Sinus- und Kosinus-Transformationen der Stunde mathematisch als kontinuierliche Wellenfunktionen operationalisiert.</w:t>
+      </w:r>
+      <w:r>
+        <w:t xml:space="preserve"> Es existiert eine Schnittstelle (</w:t>
+      </w:r>
+      <w:proofErr w:type="spellStart"/>
+      <w:r>
+        <w:rPr>
+          <w:rStyle w:val="ProgrammcodeZchn"/>
+        </w:rPr>
+        <w:t>merge_weather_features</w:t>
+      </w:r>
+      <w:proofErr w:type="spellEnd"/>
+      <w:r>
+        <w:t xml:space="preserve">), um optionale Wetterdaten zeitlich exakt mit den Energiedaten zu </w:t>
+      </w:r>
+      <w:proofErr w:type="spellStart"/>
+      <w:r>
+        <w:t>mergen</w:t>
+      </w:r>
+      <w:proofErr w:type="spellEnd"/>
+      <w:r>
+        <w:t>.</w:t>
       </w:r>
     </w:p>
     <w:p>
@@ -3295,7 +3460,78 @@
         </w:numPr>
       </w:pPr>
       <w:r>
-        <w:t>Daten-Transformation und Sequenzerstellung: Die multivariate Feature-Matrix (bestehend aus PV, Wind Onshore, Erdgas und zyklischen Zeitkomponenten) wird durch die Modellskripte über ein gleitendes Fenster für das überwachte Lernen transformiert. Dabei passt sich die Fenstergröße dynamisch an die erkannte Auflösung an, sodass die Historie immer exakt eine Sequenz von 24 Stunden umfasst. Die Daten werden auf das Intervall [0,1] normiert und in ein dreidimensionales PyTorch-Tensorformat der Dimension (</w:t>
+        <w:t xml:space="preserve">Chronologische </w:t>
+      </w:r>
+      <w:r>
+        <w:t xml:space="preserve">Daten-Transformation und </w:t>
+      </w:r>
+      <w:r>
+        <w:t xml:space="preserve">Leakage-freie </w:t>
+      </w:r>
+      <w:r>
+        <w:t>Sequenzerstellung</w:t>
+      </w:r>
+      <w:r>
+        <w:t xml:space="preserve"> (</w:t>
+      </w:r>
+      <w:r>
+        <w:rPr>
+          <w:rStyle w:val="ProgrammcodeZchn"/>
+        </w:rPr>
+        <w:t>training_utils.py</w:t>
+      </w:r>
+      <w:r>
+        <w:t>):</w:t>
+      </w:r>
+      <w:r>
+        <w:t xml:space="preserve"> Die multivariate Feature-Matrix (bestehend aus PV, Wind </w:t>
+      </w:r>
+      <w:proofErr w:type="spellStart"/>
+      <w:r>
+        <w:t>Onshore</w:t>
+      </w:r>
+      <w:proofErr w:type="spellEnd"/>
+      <w:r>
+        <w:t xml:space="preserve">, Erdgas und zyklischen Zeitkomponenten) wird über ein gleitendes Fenster für das überwachte Lernen transformiert. Dabei passt sich die Fenstergröße dynamisch an die erkannte Auflösung an, sodass die Historie immer exakt eine Sequenz von 24 Stunden umfasst. </w:t>
+      </w:r>
+      <w:r>
+        <w:t xml:space="preserve">Zur Vermeidung von Data Leakage erfolgt der </w:t>
+      </w:r>
+      <w:proofErr w:type="spellStart"/>
+      <w:r>
+        <w:rPr>
+          <w:rStyle w:val="ProgrammcodeZchn"/>
+        </w:rPr>
+        <w:t>MinMaxScaler</w:t>
+      </w:r>
+      <w:proofErr w:type="spellEnd"/>
+      <w:r>
+        <w:t>-Fit strikt ausschließlich auf dem chronologischen Trainings-Split. Validierungs- und Testdaten werden erst danach transformiert. Insgesamt erfolgt die Datenaufteilung sequentiell im Verhältnis 80 % Train/Validation (davon 10 % Validierung zur Early-</w:t>
+      </w:r>
+      <w:proofErr w:type="spellStart"/>
+      <w:r>
+        <w:t>Stopping</w:t>
+      </w:r>
+      <w:proofErr w:type="spellEnd"/>
+      <w:r>
+        <w:t xml:space="preserve">-Steuerung) und 20 % Testdaten. </w:t>
+      </w:r>
+      <w:r>
+        <w:t xml:space="preserve">Die </w:t>
+      </w:r>
+      <w:r>
+        <w:t>Sequenzen werden</w:t>
+      </w:r>
+      <w:r>
+        <w:t xml:space="preserve"> in ein dreidimensionales </w:t>
+      </w:r>
+      <w:proofErr w:type="spellStart"/>
+      <w:r>
+        <w:t>PyTorch-Tensorformat</w:t>
+      </w:r>
+      <w:proofErr w:type="spellEnd"/>
+      <w:r>
+        <w:t xml:space="preserve"> der Dimension (</w:t>
       </w:r>
       <w:r>
         <w:rPr>
@@ -3355,7 +3591,7 @@
         <w:t>D</w:t>
       </w:r>
       <w:r>
-        <w:t xml:space="preserve"> für die Feature-Anzahl. In dieser Architektur erfolgt die Datenaufteilung über einen verschachtelten Split (80 % Training- (davon 10 % Validierung zur Steuerung des Early Stopping) und 20 % Testdaten).</w:t>
+        <w:t xml:space="preserve"> für die Feature-Anzahl.</w:t>
       </w:r>
     </w:p>
     <w:p>
@@ -3367,6 +3603,7 @@
         </w:numPr>
       </w:pPr>
       <w:r>
+        <w:lastRenderedPageBreak/>
         <w:t>Probabilistische rekurrente Modellarchitekturen (</w:t>
       </w:r>
       <w:r>
@@ -3385,25 +3622,104 @@
         <w:t>train_rnn.py</w:t>
       </w:r>
       <w:r>
-        <w:t>): Im Fokus stehen hier das LSTM und das RNN. Beide Netze verfügen über ein verdecktes Layout mit zwei rekurrenten Schichten, 128 Hidden-Units und einer Dropout-</w:t>
-      </w:r>
-      <w:r>
-        <w:lastRenderedPageBreak/>
-        <w:t>Regularisierung von 20 % zur Vermeidung von Overfitting. Das klassische RNN schreibt die sequentiellen Informationen über einfache lineare Transformationen des verdeckten Zustands fort, während das LSTM eine komplexe Gating-Struktur (Input-, Forget- und Outout-Gate) nutzt, damit zeitliche Abhängigkeiten und mete</w:t>
-      </w:r>
-      <w:r>
-        <w:t>o</w:t>
-      </w:r>
-      <w:r>
-        <w:t xml:space="preserve">rologische Trägheiten </w:t>
-      </w:r>
-      <w:r>
-        <w:t>gespeichert werden können.</w:t>
+        <w:t xml:space="preserve">): Im Fokus stehen hier das LSTM und das RNN. Beide Netze verfügen über ein verdecktes Layout mit zwei rekurrenten Schichten, 128 Hidden-Units und einer Dropout-Regularisierung von 20 % zur Vermeidung von </w:t>
+      </w:r>
+      <w:proofErr w:type="spellStart"/>
+      <w:r>
+        <w:t>Overfitting</w:t>
+      </w:r>
+      <w:proofErr w:type="spellEnd"/>
+      <w:r>
+        <w:t xml:space="preserve">. </w:t>
+      </w:r>
+      <w:r>
+        <w:t xml:space="preserve">Die finale lineare Schicht gibt drei Ausgabeneuronen für die Quantile </w:t>
+      </w:r>
+      <w:r>
+        <w:rPr>
+          <w:i/>
+          <w:iCs/>
+        </w:rPr>
+        <w:t>q</w:t>
+      </w:r>
+      <w:r>
+        <w:rPr>
+          <w:vertAlign w:val="subscript"/>
+        </w:rPr>
+        <w:t>0.1</w:t>
+      </w:r>
+      <w:r>
+        <w:t xml:space="preserve"> (untere Grenze), </w:t>
+      </w:r>
+      <w:r>
+        <w:rPr>
+          <w:i/>
+          <w:iCs/>
+        </w:rPr>
+        <w:t>q</w:t>
+      </w:r>
+      <w:r>
+        <w:rPr>
+          <w:vertAlign w:val="subscript"/>
+        </w:rPr>
+        <w:t>0.5</w:t>
+      </w:r>
+      <w:r>
+        <w:t xml:space="preserve"> (Median) und </w:t>
+      </w:r>
+      <w:r>
+        <w:rPr>
+          <w:i/>
+          <w:iCs/>
+        </w:rPr>
+        <w:t>q</w:t>
+      </w:r>
+      <w:r>
+        <w:rPr>
+          <w:vertAlign w:val="subscript"/>
+        </w:rPr>
+        <w:t>0.9</w:t>
+      </w:r>
+      <w:r>
+        <w:t xml:space="preserve"> (obere Grenze) aus, woraus ein 80 %-Vorhersageintervall entsteht.</w:t>
       </w:r>
     </w:p>
     <w:p>
       <w:r>
-        <w:t xml:space="preserve">Im Gegensatz zu klassischen Punktprognosen besitzt die finale lineare Schicht des Netzwerkes drei Ausgabeneuronen, die vorab definierte Quantile schätzen. Dabei erfolgt das Training nicht-parametrisch über die Minimierung des Pinball Loss (Quantils-Verlustfunktion). Die Optimierung wird durch den </w:t>
+        <w:t>D</w:t>
+      </w:r>
+      <w:r>
+        <w:t xml:space="preserve">as Training </w:t>
+      </w:r>
+      <w:r>
+        <w:t xml:space="preserve">erfolgt </w:t>
+      </w:r>
+      <w:r>
+        <w:t xml:space="preserve">nicht-parametrisch über die Minimierung des Pinball Loss (Quantils-Verlustfunktion). </w:t>
+      </w:r>
+      <w:r>
+        <w:t xml:space="preserve">Um fachlich unlogische </w:t>
+      </w:r>
+      <w:proofErr w:type="spellStart"/>
+      <w:r>
+        <w:t>Quantilkreuzungen</w:t>
+      </w:r>
+      <w:proofErr w:type="spellEnd"/>
+      <w:r>
+        <w:t xml:space="preserve"> aktiv zu unterdrücken, setzt sich die Loss-Funktion aus dem Pinball Loss und einer gewichteten </w:t>
+      </w:r>
+      <w:r>
+        <w:rPr>
+          <w:i/>
+          <w:iCs/>
+        </w:rPr>
+        <w:t>Quantile Crossing Penalty</w:t>
+      </w:r>
+      <w:r>
+        <w:t xml:space="preserve"> zusammen. </w:t>
+      </w:r>
+      <w:r>
+        <w:t xml:space="preserve">Die Optimierung wird durch den </w:t>
       </w:r>
       <w:r>
         <w:rPr>
@@ -3412,18 +3728,66 @@
         <w:t>Adam</w:t>
       </w:r>
       <w:r>
-        <w:t xml:space="preserve"> Optimizer mit einer Lernrate von 0.0005 gesteuert, der an einen dynamischen Lernraten-Scheduler gekoppelt ist. Der Early-Stopping-Mechanismus bricht das Training zur Absicherung der Generalisierungsfähigkeit ab, sofern der Validierungsverlust über 25 Epochen stagnierte. Nachdem das Modell mit der Prediction Interval Coverage Probability (PICP) evaluiert wurde, wird die Black-Box-Struktur der Netzwerke über die Permutation Feature Importance aufgebrochen, die den mathematischen Einfluss jedes einzelnen Features direkt auf den Pinball Loss misst.</w:t>
+        <w:t xml:space="preserve"> Optimizer mit einer </w:t>
+      </w:r>
+      <w:proofErr w:type="spellStart"/>
+      <w:r>
+        <w:t>Lernrate</w:t>
+      </w:r>
+      <w:proofErr w:type="spellEnd"/>
+      <w:r>
+        <w:t xml:space="preserve"> von 0.0005 gesteuert, der an einen dynamischen Lernraten-Scheduler gekoppelt ist. Der Early-</w:t>
+      </w:r>
+      <w:proofErr w:type="spellStart"/>
+      <w:r>
+        <w:t>Stopping</w:t>
+      </w:r>
+      <w:proofErr w:type="spellEnd"/>
+      <w:r>
+        <w:t xml:space="preserve">-Mechanismus bricht das Training zur Absicherung der Generalisierungsfähigkeit ab, sofern der Validierungsverlust über 25 Epochen stagnierte. Nachdem das Modell mit der </w:t>
+      </w:r>
+      <w:proofErr w:type="spellStart"/>
+      <w:r>
+        <w:t>Prediction</w:t>
+      </w:r>
+      <w:proofErr w:type="spellEnd"/>
+      <w:r>
+        <w:t xml:space="preserve"> </w:t>
+      </w:r>
+      <w:proofErr w:type="spellStart"/>
+      <w:r>
+        <w:t>Interval</w:t>
+      </w:r>
+      <w:proofErr w:type="spellEnd"/>
+      <w:r>
+        <w:t xml:space="preserve"> Coverage </w:t>
+      </w:r>
+      <w:proofErr w:type="spellStart"/>
+      <w:r>
+        <w:t>Probability</w:t>
+      </w:r>
+      <w:proofErr w:type="spellEnd"/>
+      <w:r>
+        <w:t xml:space="preserve"> (PICP) evaluiert wurde, wird die Black-Box-Struktur der Netzwerke über die Permutation Feature </w:t>
+      </w:r>
+      <w:proofErr w:type="spellStart"/>
+      <w:r>
+        <w:t>Importance</w:t>
+      </w:r>
+      <w:proofErr w:type="spellEnd"/>
+      <w:r>
+        <w:t xml:space="preserve"> aufgebrochen, die den mathematischen Einfluss jedes einzelnen Features direkt auf den Pinball Loss misst.</w:t>
       </w:r>
     </w:p>
     <w:p>
       <w:pPr>
         <w:pStyle w:val="berschrift2"/>
       </w:pPr>
-      <w:bookmarkStart w:id="14" w:name="_Toc234491792"/>
+      <w:bookmarkStart w:id="13" w:name="_Toc235454523"/>
       <w:r>
         <w:t>Kick-Off</w:t>
       </w:r>
-      <w:bookmarkEnd w:id="14"/>
+      <w:bookmarkEnd w:id="13"/>
     </w:p>
     <w:p>
       <w:r>
@@ -3460,7 +3824,15 @@
         <w:t>:</w:t>
       </w:r>
       <w:r>
-        <w:t xml:space="preserve"> Konzeption, Implementierung und containerisierte Bereitstellung einer Pipeline zur probabilistischen Zeitreihenvorhersage der Energieeinspeisung auf Basis historischer Zeitreihendaten. Dabei sollen die unskalierten Rohdaten automatisiert bereinigt, um zyklische sowie meteorologische Merkmale erweitert und in ein geeignetes Tensorformat überführt werden. Der Fokus liegt auf dem modellseitigen Training und einem empirischen Leistungsvergleich zweier Architekturen (LSTM und RNN), um statt starrer Punktprognosen dynamische 80 % Konfidenzintervalle zu generieren.</w:t>
+        <w:t xml:space="preserve"> Konzeption, Implementierung und containerisierte Bereitstellung einer Pipeline zur probabilistischen Zeitreihenvorhersage der Energieeinspeisung auf Basis historischer Zeitreihendaten. Dabei sollen die unskalierten Rohdaten automatisiert bereinigt, um zyklische sowie meteorologische Merkmale erweitert und in ein geeignetes </w:t>
+      </w:r>
+      <w:proofErr w:type="spellStart"/>
+      <w:r>
+        <w:t>Tensorformat</w:t>
+      </w:r>
+      <w:proofErr w:type="spellEnd"/>
+      <w:r>
+        <w:t xml:space="preserve"> überführt werden. Der Fokus liegt auf dem modellseitigen Training und einem empirischen Leistungsvergleich zweier Architekturen (LSTM und RNN), um statt starrer Punktprognosen dynamische 80 % Konfidenzintervalle zu generieren.</w:t>
       </w:r>
     </w:p>
     <w:p>
@@ -3541,11 +3913,11 @@
       <w:pPr>
         <w:pStyle w:val="berschrift2"/>
       </w:pPr>
-      <w:bookmarkStart w:id="15" w:name="_Toc234491793"/>
+      <w:bookmarkStart w:id="14" w:name="_Toc235454524"/>
       <w:r>
         <w:t>Zeitplan</w:t>
       </w:r>
-      <w:bookmarkEnd w:id="15"/>
+      <w:bookmarkEnd w:id="14"/>
     </w:p>
     <w:p>
       <w:r>
@@ -12553,22 +12925,22 @@
       <w:pPr>
         <w:pStyle w:val="berschrift1"/>
       </w:pPr>
-      <w:bookmarkStart w:id="16" w:name="_Toc234491794"/>
+      <w:bookmarkStart w:id="15" w:name="_Toc235454525"/>
       <w:r>
         <w:lastRenderedPageBreak/>
         <w:t>Ergebnisse und Diskussion</w:t>
       </w:r>
-      <w:bookmarkEnd w:id="16"/>
+      <w:bookmarkEnd w:id="15"/>
     </w:p>
     <w:p>
       <w:pPr>
         <w:pStyle w:val="berschrift2"/>
       </w:pPr>
-      <w:bookmarkStart w:id="17" w:name="_Toc234491795"/>
+      <w:bookmarkStart w:id="16" w:name="_Toc235454526"/>
       <w:r>
         <w:t>Explorative Datenanalyse</w:t>
       </w:r>
-      <w:bookmarkEnd w:id="17"/>
+      <w:bookmarkEnd w:id="16"/>
     </w:p>
     <w:p>
       <w:r>
@@ -12647,7 +13019,7 @@
                           </pic:cNvPicPr>
                         </pic:nvPicPr>
                         <pic:blipFill>
-                          <a:blip r:embed="rId19" cstate="print">
+                          <a:blip r:embed="rId15" cstate="print">
                             <a:extLst>
                               <a:ext uri="{28A0092B-C50C-407E-A947-70E740481C1C}">
                                 <a14:useLocalDpi xmlns:a14="http://schemas.microsoft.com/office/drawing/2010/main" val="0"/>
@@ -12726,7 +13098,15 @@
               <w:t>:</w:t>
             </w:r>
             <w:r>
-              <w:t xml:space="preserve"> Solar- und Wind Onshore-Energieerzeugung über elf Tage (Rohdaten)</w:t>
+              <w:t xml:space="preserve"> Solar- und Wind </w:t>
+            </w:r>
+            <w:proofErr w:type="spellStart"/>
+            <w:r>
+              <w:t>Onshore</w:t>
+            </w:r>
+            <w:proofErr w:type="spellEnd"/>
+            <w:r>
+              <w:t>-Energieerzeugung über elf Tage (Rohdaten)</w:t>
             </w:r>
             <w:r>
               <w:t xml:space="preserve"> vom 09.04.2026 bis zum 19.04.2026</w:t>
@@ -12747,17 +13127,17 @@
       <w:pPr>
         <w:pStyle w:val="berschrift3"/>
       </w:pPr>
-      <w:bookmarkStart w:id="18" w:name="_Toc234491796"/>
+      <w:bookmarkStart w:id="17" w:name="_Toc235454527"/>
       <w:r>
         <w:t>Datensatzstruktur und Vollständigkeit</w:t>
       </w:r>
-      <w:bookmarkEnd w:id="18"/>
+      <w:bookmarkEnd w:id="17"/>
     </w:p>
     <w:p>
       <w:r>
         <w:t xml:space="preserve">Die Überprüfung der Struktur des </w:t>
       </w:r>
-      <w:hyperlink r:id="rId20" w:history="1">
+      <w:hyperlink r:id="rId16" w:history="1">
         <w:r>
           <w:rPr>
             <w:rStyle w:val="Hyperlink"/>
@@ -12766,7 +13146,29 @@
         </w:r>
       </w:hyperlink>
       <w:r>
-        <w:t xml:space="preserve"> zeigt eine lückenlose Zeitreihe von insgesamt 1056 Beobachtungen im Zeitraum vom 09. April 2026 bis zum 19. April 2026. Da der Datensatz in einer viertelstündigen Auflösung vorliegt, lässt sich der Datenumfang mathematisch validieren:</w:t>
+        <w:t xml:space="preserve"> zeigt eine lückenlose Zeitreihe von insgesamt 1056 Beobachtungen im Zeitraum vom 09. April 2026 bis zum 19. April 2026.</w:t>
+      </w:r>
+      <w:r>
+        <w:fldChar w:fldCharType="begin" w:fldLock="1"/>
+      </w:r>
+      <w:r>
+        <w:instrText>ADDIN CSL_CITATION {"citationItems":[{"id":"ITEM-1","itemData":{"URL":"https://www.smard.de/home/downloadcenter/download-marktdaten/","author":[{"dropping-particle":"","family":"Bundesnetzagentur","given":"","non-dropping-particle":"","parse-names":false,"suffix":""}],"id":"ITEM-1","issued":{"date-parts":[["2026"]]},"title":"SMARD","type":"webpage"},"uris":["http://www.mendeley.com/documents/?uuid=0a6fed74-e34c-4b1b-921c-8ce358cfdeeb"]}],"mendeley":{"formattedCitation":"&lt;sup&gt;[5]&lt;/sup&gt;","plainTextFormattedCitation":"[5]","previouslyFormattedCitation":"&lt;sup&gt;[5]&lt;/sup&gt;"},"properties":{"noteIndex":0},"schema":"https://github.com/citation-style-language/schema/raw/master/csl-citation.json"}</w:instrText>
+      </w:r>
+      <w:r>
+        <w:fldChar w:fldCharType="separate"/>
+      </w:r>
+      <w:r>
+        <w:rPr>
+          <w:noProof/>
+          <w:vertAlign w:val="superscript"/>
+        </w:rPr>
+        <w:t>[5]</w:t>
+      </w:r>
+      <w:r>
+        <w:fldChar w:fldCharType="end"/>
+      </w:r>
+      <w:r>
+        <w:t xml:space="preserve"> Da der Datensatz in einer viertelstündigen Auflösung vorliegt, lässt sich der Datenumfang mathematisch validieren:</w:t>
       </w:r>
     </w:p>
     <w:p>
@@ -12828,18 +13230,26 @@
     </w:p>
     <w:p>
       <w:r>
-        <w:t>Die insgesamt 19 Spalten (Features) weisen keine fehlenden Werte auf, was eine stabile Grundlage für das Machine Learning bietet.</w:t>
+        <w:t xml:space="preserve">Die insgesamt 19 Spalten (Features) weisen keine fehlenden Werte auf, was eine stabile Grundlage für das </w:t>
+      </w:r>
+      <w:proofErr w:type="spellStart"/>
+      <w:r>
+        <w:t>Machine</w:t>
+      </w:r>
+      <w:proofErr w:type="spellEnd"/>
+      <w:r>
+        <w:t xml:space="preserve"> Learning bietet.</w:t>
       </w:r>
     </w:p>
     <w:p>
       <w:pPr>
         <w:pStyle w:val="berschrift3"/>
       </w:pPr>
-      <w:bookmarkStart w:id="19" w:name="_Toc234491797"/>
+      <w:bookmarkStart w:id="18" w:name="_Toc235454528"/>
       <w:r>
         <w:t>Deskriptive Analyse der Kernkomponenten</w:t>
       </w:r>
-      <w:bookmarkEnd w:id="19"/>
+      <w:bookmarkEnd w:id="18"/>
     </w:p>
     <w:p>
       <w:r>
@@ -12908,13 +13318,39 @@
         <w:rPr>
           <w:rFonts w:cs="Times New Roman"/>
         </w:rPr>
-        <w:t xml:space="preserve">Wind Onshore: </w:t>
-      </w:r>
+        <w:t xml:space="preserve">Wind </w:t>
+      </w:r>
+      <w:proofErr w:type="spellStart"/>
       <w:r>
         <w:rPr>
           <w:rFonts w:cs="Times New Roman"/>
         </w:rPr>
-        <w:t>Die landbasierte Windkraft zeigt einen Mittelwert von 1562.65 MWh und ein Maximum Wert von 7729.33 MWh. Das 25 %-Quantil liegt bei 286.38 MWh. Im Gegensatz zur PV bricht die Windkraftproduktion nachts nicht systematisch ein uns stellt somit einen kontinuierlichen stochastischen Prozess dar</w:t>
+        <w:t>Onshore</w:t>
+      </w:r>
+      <w:proofErr w:type="spellEnd"/>
+      <w:r>
+        <w:rPr>
+          <w:rFonts w:cs="Times New Roman"/>
+        </w:rPr>
+        <w:t xml:space="preserve">: </w:t>
+      </w:r>
+      <w:r>
+        <w:rPr>
+          <w:rFonts w:cs="Times New Roman"/>
+        </w:rPr>
+        <w:t>Die landbasierte Windkraft zeigt einen Mittelwert von 1562.65 MWh und ein Maximum Wert von 7729.33 MWh. Das 25 %-Quantil liegt bei 286.38 MWh. Im Gegensatz zur PV bricht die Windkraftproduktion nachts nicht systematisch ein un</w:t>
+      </w:r>
+      <w:r>
+        <w:rPr>
+          <w:rFonts w:cs="Times New Roman"/>
+        </w:rPr>
+        <w:t>d</w:t>
+      </w:r>
+      <w:r>
+        <w:rPr>
+          <w:rFonts w:cs="Times New Roman"/>
+        </w:rPr>
+        <w:t xml:space="preserve"> stellt somit einen kontinuierlichen stochastischen Prozess dar</w:t>
       </w:r>
       <w:r>
         <w:rPr>
@@ -12926,7 +13362,43 @@
         <w:rPr>
           <w:rFonts w:cs="Times New Roman"/>
         </w:rPr>
-        <w:t xml:space="preserve"> der astronomischen Zeiten operiert.</w:t>
+        <w:t xml:space="preserve"> </w:t>
+      </w:r>
+      <w:r>
+        <w:rPr>
+          <w:rFonts w:cs="Times New Roman"/>
+        </w:rPr>
+        <w:t xml:space="preserve">von </w:t>
+      </w:r>
+      <w:r>
+        <w:rPr>
+          <w:rFonts w:cs="Times New Roman"/>
+        </w:rPr>
+        <w:t>de</w:t>
+      </w:r>
+      <w:r>
+        <w:rPr>
+          <w:rFonts w:cs="Times New Roman"/>
+        </w:rPr>
+        <w:t>n</w:t>
+      </w:r>
+      <w:r>
+        <w:rPr>
+          <w:rFonts w:cs="Times New Roman"/>
+        </w:rPr>
+        <w:t xml:space="preserve"> astronomischen </w:t>
+      </w:r>
+      <w:r>
+        <w:rPr>
+          <w:rFonts w:cs="Times New Roman"/>
+        </w:rPr>
+        <w:t>Tagesz</w:t>
+      </w:r>
+      <w:r>
+        <w:rPr>
+          <w:rFonts w:cs="Times New Roman"/>
+        </w:rPr>
+        <w:t>eiten operiert.</w:t>
       </w:r>
     </w:p>
     <w:p>
@@ -13006,7 +13478,7 @@
                           </pic:cNvPicPr>
                         </pic:nvPicPr>
                         <pic:blipFill>
-                          <a:blip r:embed="rId21" cstate="print">
+                          <a:blip r:embed="rId17" cstate="print">
                             <a:extLst>
                               <a:ext uri="{28A0092B-C50C-407E-A947-70E740481C1C}">
                                 <a14:useLocalDpi xmlns:a14="http://schemas.microsoft.com/office/drawing/2010/main" val="0"/>
@@ -13093,7 +13565,15 @@
               <w:t>:</w:t>
             </w:r>
             <w:r>
-              <w:t xml:space="preserve"> Durchschnittliches Tagesprofil der PV und Wind Onshore Energieerzeugung aggregiert über elf Tage.</w:t>
+              <w:t xml:space="preserve"> Durchschnittliches Tagesprofil der PV und Wind </w:t>
+            </w:r>
+            <w:proofErr w:type="spellStart"/>
+            <w:r>
+              <w:t>Onshore</w:t>
+            </w:r>
+            <w:proofErr w:type="spellEnd"/>
+            <w:r>
+              <w:t xml:space="preserve"> Energieerzeugung aggregiert über elf Tage.</w:t>
             </w:r>
           </w:p>
         </w:tc>
@@ -13159,7 +13639,7 @@
                           </pic:cNvPicPr>
                         </pic:nvPicPr>
                         <pic:blipFill>
-                          <a:blip r:embed="rId22">
+                          <a:blip r:embed="rId18">
                             <a:extLst>
                               <a:ext uri="{28A0092B-C50C-407E-A947-70E740481C1C}">
                                 <a14:useLocalDpi xmlns:a14="http://schemas.microsoft.com/office/drawing/2010/main" val="0"/>
@@ -13241,7 +13721,15 @@
               <w:t>:</w:t>
             </w:r>
             <w:r>
-              <w:t xml:space="preserve"> Korrelationen zwischen den Energiequellen dargestellt in einer Heatmap (Korrelationsmatrix).</w:t>
+              <w:t xml:space="preserve"> Korrelationen zwischen den Energiequellen dargestellt in einer </w:t>
+            </w:r>
+            <w:proofErr w:type="spellStart"/>
+            <w:r>
+              <w:t>Heatmap</w:t>
+            </w:r>
+            <w:proofErr w:type="spellEnd"/>
+            <w:r>
+              <w:t xml:space="preserve"> (Korrelationsmatrix).</w:t>
             </w:r>
           </w:p>
         </w:tc>
@@ -13258,7 +13746,21 @@
           <w:rFonts w:cs="Times New Roman"/>
         </w:rPr>
         <w:lastRenderedPageBreak/>
-        <w:t xml:space="preserve">Die Korrelationsmatrix (Heatmap) in Abbildung </w:t>
+        <w:t>Die Korrelationsmatrix (</w:t>
+      </w:r>
+      <w:proofErr w:type="spellStart"/>
+      <w:r>
+        <w:rPr>
+          <w:rFonts w:cs="Times New Roman"/>
+        </w:rPr>
+        <w:t>Heatmap</w:t>
+      </w:r>
+      <w:proofErr w:type="spellEnd"/>
+      <w:r>
+        <w:rPr>
+          <w:rFonts w:cs="Times New Roman"/>
+        </w:rPr>
+        <w:t xml:space="preserve">) in Abbildung </w:t>
       </w:r>
       <w:r>
         <w:rPr>
@@ -13278,18 +13780,37 @@
         <w:rPr>
           <w:rFonts w:cs="Times New Roman"/>
         </w:rPr>
-        <w:t>Da die Kernkraftwerke in dem betrachteten Zeitraum des Jahres 2026 stillgelegt sind, weist dieses Feature eine Varianz von 0 auf. Mathematisch führt dies bei der Berechnung des Pearson-Koeffizienten zu nicht definierten Ausdrücken. Daher bleibt die entsprechende Zeile und Spalte visuell leer.</w:t>
+        <w:t xml:space="preserve">Da die Kernkraftwerke in dem betrachteten Zeitraum des Jahres 2026 stillgelegt sind, weist dieses Feature eine Varianz von 0 auf. Mathematisch führt dies bei der Berechnung des Pearson-Koeffizienten zu nicht definierten Ausdrücken. Daher </w:t>
+      </w:r>
+      <w:proofErr w:type="gramStart"/>
+      <w:r>
+        <w:rPr>
+          <w:rFonts w:cs="Times New Roman"/>
+        </w:rPr>
+        <w:t>bleibt</w:t>
+      </w:r>
+      <w:proofErr w:type="gramEnd"/>
+      <w:r>
+        <w:rPr>
+          <w:rFonts w:cs="Times New Roman"/>
+        </w:rPr>
+        <w:t xml:space="preserve"> die entsprechende Zeile und Spalte visuell leer.</w:t>
       </w:r>
     </w:p>
     <w:p>
       <w:pPr>
         <w:pStyle w:val="berschrift3"/>
       </w:pPr>
-      <w:bookmarkStart w:id="20" w:name="_Toc234491798"/>
-      <w:r>
-        <w:t>Mathematische Stationaritätsprüfung</w:t>
-      </w:r>
-      <w:bookmarkEnd w:id="20"/>
+      <w:bookmarkStart w:id="19" w:name="_Toc235454529"/>
+      <w:r>
+        <w:t xml:space="preserve">Mathematische </w:t>
+      </w:r>
+      <w:proofErr w:type="spellStart"/>
+      <w:r>
+        <w:t>Stationaritätsprüfung</w:t>
+      </w:r>
+      <w:bookmarkEnd w:id="19"/>
+      <w:proofErr w:type="spellEnd"/>
     </w:p>
     <w:p>
       <w:pPr>
@@ -13307,13 +13828,41 @@
         <w:rPr>
           <w:rFonts w:cs="Times New Roman"/>
         </w:rPr>
-        <w:t xml:space="preserve">und instabilen Gradientenstrukturen </w:t>
-      </w:r>
+        <w:t xml:space="preserve">und instabilen </w:t>
+      </w:r>
+      <w:proofErr w:type="spellStart"/>
       <w:r>
         <w:rPr>
           <w:rFonts w:cs="Times New Roman"/>
         </w:rPr>
-        <w:t>führen können. Im Rahmen dieser Arbeit wurde der Augmented Dickey-Fuller-Test (ADF-Test) auf die PV-Erzeugungsdaten angewendet.</w:t>
+        <w:t>Gradientenstrukturen</w:t>
+      </w:r>
+      <w:proofErr w:type="spellEnd"/>
+      <w:r>
+        <w:rPr>
+          <w:rFonts w:cs="Times New Roman"/>
+        </w:rPr>
+        <w:t xml:space="preserve"> </w:t>
+      </w:r>
+      <w:r>
+        <w:rPr>
+          <w:rFonts w:cs="Times New Roman"/>
+        </w:rPr>
+        <w:t xml:space="preserve">führen können. Im Rahmen dieser Arbeit wurde der </w:t>
+      </w:r>
+      <w:proofErr w:type="spellStart"/>
+      <w:r>
+        <w:rPr>
+          <w:rFonts w:cs="Times New Roman"/>
+        </w:rPr>
+        <w:t>Augmented</w:t>
+      </w:r>
+      <w:proofErr w:type="spellEnd"/>
+      <w:r>
+        <w:rPr>
+          <w:rFonts w:cs="Times New Roman"/>
+        </w:rPr>
+        <w:t xml:space="preserve"> Dickey-Fuller-Test (ADF-Test) auf die PV-Erzeugungsdaten angewendet.</w:t>
       </w:r>
       <w:r>
         <w:rPr>
@@ -13390,15 +13939,23 @@
       <w:pPr>
         <w:pStyle w:val="berschrift3"/>
       </w:pPr>
-      <w:bookmarkStart w:id="21" w:name="_Toc234491799"/>
+      <w:bookmarkStart w:id="20" w:name="_Toc235454530"/>
       <w:r>
         <w:t>Tensor-Transformation für das überwachte Lernen</w:t>
       </w:r>
-      <w:bookmarkEnd w:id="21"/>
+      <w:bookmarkEnd w:id="20"/>
     </w:p>
     <w:p>
       <w:r>
-        <w:t>Für das sequentielle Training des LSTMs und RNNs wurden die bereinigten Daten über ein gleitendes Fenster in ein dreidimensionales Tensorformat überführt. Es wurde eine Fenstergröße von 96 Zeitschritten definiert, was exakt der Periode eines vollen Tages (24 Stunden</w:t>
+        <w:t xml:space="preserve">Für das sequentielle Training des LSTMs und RNNs wurden die bereinigten Daten über ein gleitendes Fenster in ein dreidimensionales </w:t>
+      </w:r>
+      <w:proofErr w:type="spellStart"/>
+      <w:r>
+        <w:t>Tensorformat</w:t>
+      </w:r>
+      <w:proofErr w:type="spellEnd"/>
+      <w:r>
+        <w:t xml:space="preserve"> überführt. Es wurde eine Fenstergröße von 96 Zeitschritten definiert, was exakt der Periode eines vollen Tages (24 Stunden</w:t>
       </w:r>
       <w:r>
         <w:t> x 4 Intervalle</w:t>
@@ -13510,7 +14067,21 @@
         <w:rPr>
           <w:rFonts w:cs="Times New Roman"/>
         </w:rPr>
-        <w:t xml:space="preserve"> besitzt die Dimension (960, ) und repräsentiert den drauffolgenden 97. Zeitschritt.</w:t>
+        <w:t xml:space="preserve"> besitzt die Dimension (960</w:t>
+      </w:r>
+      <w:proofErr w:type="gramStart"/>
+      <w:r>
+        <w:rPr>
+          <w:rFonts w:cs="Times New Roman"/>
+        </w:rPr>
+        <w:t>, )</w:t>
+      </w:r>
+      <w:proofErr w:type="gramEnd"/>
+      <w:r>
+        <w:rPr>
+          <w:rFonts w:cs="Times New Roman"/>
+        </w:rPr>
+        <w:t xml:space="preserve"> und repräsentiert den drauffolgenden 97. Zeitschritt.</w:t>
       </w:r>
     </w:p>
     <w:p>
@@ -13535,18 +14106,30 @@
         <w:rPr>
           <w:rFonts w:cs="Times New Roman"/>
         </w:rPr>
-        <w:t xml:space="preserve"> exakt 0.0 MWh beträgt, da nach den ersten 96 Zeitschritten (Tag 1) die Prädiktion für den Folgetag exakt um Mitternacht 0:00 Uhr startet. Die ist der Zeitpunkt, an dem die solare Erzeugung zwingend null betragen muss. Das verifiziert die logische und chronologische Integrität der gesamten Datenpipeline.</w:t>
+        <w:t xml:space="preserve"> exakt 0.0 MWh beträgt, da nach den ersten 96 Zeitschritten (Tag 1) die Prädiktion für den Folgetag exakt um Mitternacht 0:00 Uhr startet. Die</w:t>
+      </w:r>
+      <w:r>
+        <w:rPr>
+          <w:rFonts w:cs="Times New Roman"/>
+        </w:rPr>
+        <w:t>s</w:t>
+      </w:r>
+      <w:r>
+        <w:rPr>
+          <w:rFonts w:cs="Times New Roman"/>
+        </w:rPr>
+        <w:t xml:space="preserve"> ist der Zeitpunkt, an dem die solare Erzeugung zwingend null betragen muss. Das verifiziert die logische und chronologische Integrität der gesamten Datenpipeline.</w:t>
       </w:r>
     </w:p>
     <w:p>
       <w:pPr>
         <w:pStyle w:val="berschrift2"/>
       </w:pPr>
-      <w:bookmarkStart w:id="22" w:name="_Toc234491800"/>
+      <w:bookmarkStart w:id="21" w:name="_Toc235454531"/>
       <w:r>
         <w:t>Qualitativer und quantitativer Vergleich der Architekturen</w:t>
       </w:r>
-      <w:bookmarkEnd w:id="22"/>
+      <w:bookmarkEnd w:id="21"/>
     </w:p>
     <w:p>
       <w:pPr>
@@ -13680,7 +14263,7 @@
                           </pic:cNvPicPr>
                         </pic:nvPicPr>
                         <pic:blipFill>
-                          <a:blip r:embed="rId23" cstate="print">
+                          <a:blip r:embed="rId19" cstate="print">
                             <a:extLst>
                               <a:ext uri="{28A0092B-C50C-407E-A947-70E740481C1C}">
                                 <a14:useLocalDpi xmlns:a14="http://schemas.microsoft.com/office/drawing/2010/main" val="0"/>
@@ -13790,7 +14373,7 @@
         <w:tblLook w:val="04A0" w:firstRow="1" w:lastRow="0" w:firstColumn="1" w:lastColumn="0" w:noHBand="0" w:noVBand="1"/>
       </w:tblPr>
       <w:tblGrid>
-        <w:gridCol w:w="9062"/>
+        <w:gridCol w:w="9072"/>
       </w:tblGrid>
       <w:tr>
         <w:tc>
@@ -13812,10 +14395,10 @@
               </w:rPr>
               <w:lastRenderedPageBreak/>
               <w:drawing>
-                <wp:inline distT="0" distB="0" distL="0" distR="0" wp14:anchorId="201F7C71" wp14:editId="72D4DAB0">
-                  <wp:extent cx="5600700" cy="3267075"/>
-                  <wp:effectExtent l="0" t="0" r="0" b="9525"/>
-                  <wp:docPr id="271836399" name="Grafik 4"/>
+                <wp:inline distT="0" distB="0" distL="0" distR="0" wp14:anchorId="47FD374D" wp14:editId="0A605534">
+                  <wp:extent cx="5760720" cy="3360420"/>
+                  <wp:effectExtent l="0" t="0" r="0" b="0"/>
+                  <wp:docPr id="173654247" name="Grafik 2"/>
                   <wp:cNvGraphicFramePr>
                     <a:graphicFrameLocks xmlns:a="http://schemas.openxmlformats.org/drawingml/2006/main" noChangeAspect="1"/>
                   </wp:cNvGraphicFramePr>
@@ -13823,13 +14406,13 @@
                     <a:graphicData uri="http://schemas.openxmlformats.org/drawingml/2006/picture">
                       <pic:pic xmlns:pic="http://schemas.openxmlformats.org/drawingml/2006/picture">
                         <pic:nvPicPr>
-                          <pic:cNvPr id="0" name="Picture 13"/>
+                          <pic:cNvPr id="0" name="Picture 6"/>
                           <pic:cNvPicPr>
                             <a:picLocks noChangeAspect="1" noChangeArrowheads="1"/>
                           </pic:cNvPicPr>
                         </pic:nvPicPr>
                         <pic:blipFill>
-                          <a:blip r:embed="rId24" cstate="print">
+                          <a:blip r:embed="rId20" cstate="print">
                             <a:extLst>
                               <a:ext uri="{28A0092B-C50C-407E-A947-70E740481C1C}">
                                 <a14:useLocalDpi xmlns:a14="http://schemas.microsoft.com/office/drawing/2010/main" val="0"/>
@@ -13844,7 +14427,7 @@
                         <pic:spPr bwMode="auto">
                           <a:xfrm>
                             <a:off x="0" y="0"/>
-                            <a:ext cx="5602125" cy="3267906"/>
+                            <a:ext cx="5760720" cy="3360420"/>
                           </a:xfrm>
                           <a:prstGeom prst="rect">
                             <a:avLst/>
@@ -13860,6 +14443,15 @@
                 </wp:inline>
               </w:drawing>
             </w:r>
+          </w:p>
+          <w:p>
+            <w:pPr>
+              <w:spacing w:after="0" w:line="240" w:lineRule="auto"/>
+              <w:jc w:val="center"/>
+              <w:rPr>
+                <w:rFonts w:cs="Times New Roman"/>
+              </w:rPr>
+            </w:pPr>
           </w:p>
         </w:tc>
       </w:tr>
@@ -13960,10 +14552,10 @@
                 <w:noProof/>
               </w:rPr>
               <w:drawing>
-                <wp:inline distT="0" distB="0" distL="0" distR="0" wp14:anchorId="7EE573AA" wp14:editId="20F85B57">
-                  <wp:extent cx="5684520" cy="3315970"/>
+                <wp:inline distT="0" distB="0" distL="0" distR="0" wp14:anchorId="176B3FD0" wp14:editId="114E780D">
+                  <wp:extent cx="5760720" cy="3360420"/>
                   <wp:effectExtent l="0" t="0" r="0" b="0"/>
-                  <wp:docPr id="1481995135" name="Grafik 6"/>
+                  <wp:docPr id="403955013" name="Grafik 4"/>
                   <wp:cNvGraphicFramePr>
                     <a:graphicFrameLocks xmlns:a="http://schemas.openxmlformats.org/drawingml/2006/main" noChangeAspect="1"/>
                   </wp:cNvGraphicFramePr>
@@ -13971,13 +14563,13 @@
                     <a:graphicData uri="http://schemas.openxmlformats.org/drawingml/2006/picture">
                       <pic:pic xmlns:pic="http://schemas.openxmlformats.org/drawingml/2006/picture">
                         <pic:nvPicPr>
-                          <pic:cNvPr id="0" name="Picture 20"/>
+                          <pic:cNvPr id="0" name="Picture 13"/>
                           <pic:cNvPicPr>
                             <a:picLocks noChangeAspect="1" noChangeArrowheads="1"/>
                           </pic:cNvPicPr>
                         </pic:nvPicPr>
                         <pic:blipFill>
-                          <a:blip r:embed="rId25" cstate="print">
+                          <a:blip r:embed="rId21" cstate="print">
                             <a:extLst>
                               <a:ext uri="{28A0092B-C50C-407E-A947-70E740481C1C}">
                                 <a14:useLocalDpi xmlns:a14="http://schemas.microsoft.com/office/drawing/2010/main" val="0"/>
@@ -13992,7 +14584,7 @@
                         <pic:spPr bwMode="auto">
                           <a:xfrm>
                             <a:off x="0" y="0"/>
-                            <a:ext cx="5684520" cy="3315970"/>
+                            <a:ext cx="5760720" cy="3360420"/>
                           </a:xfrm>
                           <a:prstGeom prst="rect">
                             <a:avLst/>
@@ -14009,6 +14601,15 @@
               </w:drawing>
             </w:r>
           </w:p>
+          <w:p>
+            <w:pPr>
+              <w:spacing w:after="0" w:line="240" w:lineRule="auto"/>
+              <w:jc w:val="center"/>
+              <w:rPr>
+                <w:rFonts w:cs="Times New Roman"/>
+              </w:rPr>
+            </w:pPr>
+          </w:p>
         </w:tc>
       </w:tr>
       <w:tr>
@@ -14057,18 +14658,26 @@
           <w:rFonts w:cs="Times New Roman"/>
         </w:rPr>
       </w:pPr>
-      <w:r>
-        <w:rPr>
-          <w:rFonts w:cs="Times New Roman"/>
-        </w:rPr>
-        <w:t xml:space="preserve">Die Vorhersagen und 80 %igen Konfidenzbänder im direkten Architekturvergleich des April 2026 Datensatzes mit 15-minütiger Auflösung ist in Abbildung 4.5 und mit 60-minütiger </w:t>
-      </w:r>
       <w:r>
         <w:rPr>
           <w:rFonts w:cs="Times New Roman"/>
         </w:rPr>
         <w:lastRenderedPageBreak/>
-        <w:t>Auflösung in Abbildung 4.6 gezeigt. Vorhersagen und Konfidenzbänder des März-April 2026 Datensatzes sind in Abbildung 4.7 dargestellt.</w:t>
+        <w:t>Die Vorhersagen und 80 %</w:t>
+      </w:r>
+      <w:proofErr w:type="spellStart"/>
+      <w:r>
+        <w:rPr>
+          <w:rFonts w:cs="Times New Roman"/>
+        </w:rPr>
+        <w:t>igen</w:t>
+      </w:r>
+      <w:proofErr w:type="spellEnd"/>
+      <w:r>
+        <w:rPr>
+          <w:rFonts w:cs="Times New Roman"/>
+        </w:rPr>
+        <w:t xml:space="preserve"> Konfidenzbänder im direkten Architekturvergleich des April 2026 Datensatzes mit 15-minütiger Auflösung ist in Abbildung 4.5 und mit 60-minütiger Auflösung in Abbildung 4.6 gezeigt. Vorhersagen und Konfidenzbänder des März-April 2026 Datensatzes sind in Abbildung 4.7 dargestellt.</w:t>
       </w:r>
     </w:p>
     <w:tbl>
@@ -14106,10 +14715,10 @@
                 <w:noProof/>
               </w:rPr>
               <w:drawing>
-                <wp:inline distT="0" distB="0" distL="0" distR="0" wp14:anchorId="55EA1667" wp14:editId="389AAD55">
-                  <wp:extent cx="5654040" cy="3298190"/>
-                  <wp:effectExtent l="0" t="0" r="3810" b="0"/>
-                  <wp:docPr id="1297614621" name="Grafik 8"/>
+                <wp:inline distT="0" distB="0" distL="0" distR="0" wp14:anchorId="5E414137" wp14:editId="321CAE10">
+                  <wp:extent cx="5760720" cy="3360420"/>
+                  <wp:effectExtent l="0" t="0" r="0" b="0"/>
+                  <wp:docPr id="1484404063" name="Grafik 6"/>
                   <wp:cNvGraphicFramePr>
                     <a:graphicFrameLocks xmlns:a="http://schemas.openxmlformats.org/drawingml/2006/main" noChangeAspect="1"/>
                   </wp:cNvGraphicFramePr>
@@ -14117,13 +14726,13 @@
                     <a:graphicData uri="http://schemas.openxmlformats.org/drawingml/2006/picture">
                       <pic:pic xmlns:pic="http://schemas.openxmlformats.org/drawingml/2006/picture">
                         <pic:nvPicPr>
-                          <pic:cNvPr id="0" name="Picture 27"/>
+                          <pic:cNvPr id="0" name="Picture 20"/>
                           <pic:cNvPicPr>
                             <a:picLocks noChangeAspect="1" noChangeArrowheads="1"/>
                           </pic:cNvPicPr>
                         </pic:nvPicPr>
                         <pic:blipFill>
-                          <a:blip r:embed="rId26" cstate="print">
+                          <a:blip r:embed="rId22" cstate="print">
                             <a:extLst>
                               <a:ext uri="{28A0092B-C50C-407E-A947-70E740481C1C}">
                                 <a14:useLocalDpi xmlns:a14="http://schemas.microsoft.com/office/drawing/2010/main" val="0"/>
@@ -14138,7 +14747,7 @@
                         <pic:spPr bwMode="auto">
                           <a:xfrm>
                             <a:off x="0" y="0"/>
-                            <a:ext cx="5655833" cy="3299236"/>
+                            <a:ext cx="5760720" cy="3360420"/>
                           </a:xfrm>
                           <a:prstGeom prst="rect">
                             <a:avLst/>
@@ -14155,6 +14764,14 @@
               </w:drawing>
             </w:r>
           </w:p>
+          <w:p>
+            <w:pPr>
+              <w:spacing w:after="0" w:line="240" w:lineRule="auto"/>
+              <w:rPr>
+                <w:rFonts w:cs="Times New Roman"/>
+              </w:rPr>
+            </w:pPr>
+          </w:p>
         </w:tc>
       </w:tr>
       <w:tr>
@@ -14207,45 +14824,47 @@
         <w:rPr>
           <w:rFonts w:cs="Times New Roman"/>
         </w:rPr>
-        <w:t>Die kombinierten Lernkurven zeigen den Verlauf des Pinball-Loss über die Epochen, wobei nach den Architekturen LSTM (Abbildung 4.4 links) und RNN (Abbildung 4.4 rechts) getrennt wurde. In beiden Modellen zeigt sich ein stabiles Konvergenzverhalten, das durch einen integrierten Early-Stopping-Mechanismus vorzeitig abgebrochen wurde, nachdem der Validierungsverlust stagnierte.</w:t>
-      </w:r>
-    </w:p>
-    <w:p>
-      <w:pPr>
+        <w:t>Die kombinierten Lernkurven zeigen den Verlauf des Pinball-Loss über die Epochen, wobei nach den Architekturen LSTM (Abbildung 4.4 links) und RNN (Abbildung 4.4 rechts) getrennt wurde. In beiden Modellen zeigt sich ein stabiles Konvergenzverhalten, das durch einen integrierten Early-</w:t>
+      </w:r>
+      <w:proofErr w:type="spellStart"/>
+      <w:r>
         <w:rPr>
           <w:rFonts w:cs="Times New Roman"/>
         </w:rPr>
-      </w:pPr>
+        <w:t>Stopping</w:t>
+      </w:r>
+      <w:proofErr w:type="spellEnd"/>
       <w:r>
         <w:rPr>
           <w:rFonts w:cs="Times New Roman"/>
         </w:rPr>
-        <w:t>Die Auswertung der Vorhersagediagramme in den Abbildungen 4.4 bis 4.7 zeigen den präzisen solaren Glockenverlauf und wie sich die Unsicherheitsbänder (80 % Konfidenzintervalle) verhalten. Im April 2026 Datensatz (15-minütige Auflösung) treffen sowohl LSTM als auch RNN den realen Verlauf (schwarze Linie), siehe Abbildung 4.5. Das hellblaue (LSTM) bzw. hellgrüne (RNN) Band schmiegt sich extrem an die Kurven an. Insgesamt weisen die Modelle bei dieser hohen Auflösung und klarem Wetter eine sehr hohe Vorhersagesicherheit auf. Nachts verengt sich dieses Band auf die Nulllinie. Somit haben die Modelle gelernt, dass ohne Sonnenlicht keine solare Varianz existieren kann.</w:t>
-      </w:r>
-      <w:r>
+        <w:t>-Mechanismus vorzeitig abgebrochen wurde, nachdem der Validierungsverlust stagnierte.</w:t>
+      </w:r>
+    </w:p>
+    <w:p>
+      <w:pPr>
         <w:rPr>
           <w:rFonts w:cs="Times New Roman"/>
         </w:rPr>
-        <w:t xml:space="preserve"> Der April 2026 </w:t>
-      </w:r>
+      </w:pPr>
       <w:r>
         <w:rPr>
           <w:rFonts w:cs="Times New Roman"/>
         </w:rPr>
-        <w:t>Datensatz</w:t>
-      </w:r>
-      <w:r>
-        <w:rPr>
-          <w:rFonts w:cs="Times New Roman"/>
-        </w:rPr>
-        <w:t xml:space="preserve"> (60-minütige Auflösung) zeigt, dass das LSTM am ersten Tag die absolute Spitze leicht überschätzt, während das RNN diese Spitze präzise trifft, siehe Abbildung 4.6. Da sich durch die stündliche Aggregation die </w:t>
+        <w:t xml:space="preserve">Die Auswertung der Vorhersagediagramme in den Abbildungen 4.4 bis 4.7 zeigen den präzisen solaren Glockenverlauf und wie sich die Unsicherheitsbänder (80 % Konfidenzintervalle) verhalten. Im April 2026 Datensatz (15-minütige Auflösung) treffen sowohl LSTM als auch RNN den realen Verlauf (schwarze Linie), siehe Abbildung 4.5. Das hellblaue (LSTM) bzw. hellgrüne (RNN) Band schmiegt sich extrem an die Kurven an. Insgesamt weisen die Modelle bei dieser hohen Auflösung und klarem Wetter eine sehr hohe Vorhersagesicherheit auf. Nachts verengt sich dieses Band auf die Nulllinie. Somit haben die Modelle gelernt, dass ohne Sonnenlicht </w:t>
       </w:r>
       <w:r>
         <w:rPr>
           <w:rFonts w:cs="Times New Roman"/>
         </w:rPr>
         <w:lastRenderedPageBreak/>
-        <w:t>mathematische Unsicherheit des Modells pro Zeitschritt erhöht, führt dies dazu, dass das Unsicherheitsband signifikant breiter ist als im 15-Minuten-Szenario. Der März-April 2026 Datensatz (15-minütige Auflösung) weist über den längeren Testzeitraum die höchste Robustheit auf. Der Median schmiegt sich fehlerfrei an die unterschiedlichen Peak-Höhen der Testtage an. Bedingt durch den längeren Zeitraum und die größere Datenmenge, ist das Unsicherheitsband extrem scharf und schmal kalibriert. Das Modell hat durch die erhöhte Datenmenge eine so hohe statistische Sicherheit gewonnen, dass der Risikokorridor minimiert werden konnte. Die PICP bleibt jedoch hoch.</w:t>
+        <w:t>keine solare Varianz existieren kann.</w:t>
+      </w:r>
+      <w:r>
+        <w:rPr>
+          <w:rFonts w:cs="Times New Roman"/>
+        </w:rPr>
+        <w:t xml:space="preserve"> Der April 2026 Datensatz (60-minütige Auflösung) zeigt, dass das LSTM am ersten Tag die absolute Spitze leicht überschätzt, während das RNN diese Spitze präzise trifft, siehe Abbildung 4.6. Da sich durch die stündliche Aggregation die mathematische Unsicherheit des Modells pro Zeitschritt erhöht, führt dies dazu, dass das Unsicherheitsband signifikant breiter ist als im 15-Minuten-Szenario. Der März-April 2026 Datensatz (15-minütige Auflösung) weist über den längeren Testzeitraum die höchste Robustheit auf. Der Median schmiegt sich fehlerfrei an die unterschiedlichen Peak-Höhen der Testtage an. Bedingt durch den längeren Zeitraum und die größere Datenmenge, ist das Unsicherheitsband extrem scharf und schmal kalibriert. Das Modell hat durch die erhöhte Datenmenge eine so hohe statistische Sicherheit gewonnen, dass der Risikokorridor minimiert werden konnte. Die PICP bleibt jedoch hoch.</w:t>
       </w:r>
     </w:p>
     <w:p>
@@ -14263,18 +14882,1427 @@
     </w:p>
     <w:p>
       <w:pPr>
+        <w:pStyle w:val="Tabelle"/>
+      </w:pPr>
+      <w:r>
+        <w:rPr>
+          <w:b/>
+          <w:bCs/>
+        </w:rPr>
+        <w:t>Tabelle 4.1:</w:t>
+      </w:r>
+      <w:r>
+        <w:t xml:space="preserve"> Vergleich der Güteparameter aus den drei Datensätzen.</w:t>
+      </w:r>
+    </w:p>
+    <w:tbl>
+      <w:tblPr>
+        <w:tblStyle w:val="Tabellenraster"/>
+        <w:tblW w:w="0" w:type="auto"/>
+        <w:jc w:val="center"/>
+        <w:tblBorders>
+          <w:top w:val="none" w:sz="0" w:space="0" w:color="auto"/>
+          <w:left w:val="none" w:sz="0" w:space="0" w:color="auto"/>
+          <w:bottom w:val="none" w:sz="0" w:space="0" w:color="auto"/>
+          <w:right w:val="none" w:sz="0" w:space="0" w:color="auto"/>
+        </w:tblBorders>
+        <w:tblLook w:val="04A0" w:firstRow="1" w:lastRow="0" w:firstColumn="1" w:lastColumn="0" w:noHBand="0" w:noVBand="1"/>
+      </w:tblPr>
+      <w:tblGrid>
+        <w:gridCol w:w="2265"/>
+        <w:gridCol w:w="2265"/>
+        <w:gridCol w:w="2266"/>
+        <w:gridCol w:w="2266"/>
+      </w:tblGrid>
+      <w:tr>
+        <w:trPr>
+          <w:jc w:val="center"/>
+        </w:trPr>
+        <w:tc>
+          <w:tcPr>
+            <w:tcW w:w="2265" w:type="dxa"/>
+            <w:vAlign w:val="center"/>
+          </w:tcPr>
+          <w:p>
+            <w:pPr>
+              <w:spacing w:after="0" w:line="240" w:lineRule="auto"/>
+              <w:jc w:val="center"/>
+              <w:rPr>
+                <w:rFonts w:cs="Times New Roman"/>
+                <w:b/>
+                <w:bCs/>
+              </w:rPr>
+            </w:pPr>
+            <w:r>
+              <w:rPr>
+                <w:rFonts w:cs="Times New Roman"/>
+                <w:b/>
+                <w:bCs/>
+              </w:rPr>
+              <w:t>Parameter</w:t>
+            </w:r>
+          </w:p>
+        </w:tc>
+        <w:tc>
+          <w:tcPr>
+            <w:tcW w:w="2265" w:type="dxa"/>
+            <w:vAlign w:val="center"/>
+          </w:tcPr>
+          <w:p>
+            <w:pPr>
+              <w:spacing w:after="0" w:line="240" w:lineRule="auto"/>
+              <w:jc w:val="center"/>
+              <w:rPr>
+                <w:rFonts w:cs="Times New Roman"/>
+                <w:b/>
+                <w:bCs/>
+              </w:rPr>
+            </w:pPr>
+            <w:r>
+              <w:rPr>
+                <w:rFonts w:cs="Times New Roman"/>
+                <w:b/>
+                <w:bCs/>
+              </w:rPr>
+              <w:t>Datensatz April 2026, 15-minütige Auflösung</w:t>
+            </w:r>
+          </w:p>
+        </w:tc>
+        <w:tc>
+          <w:tcPr>
+            <w:tcW w:w="2266" w:type="dxa"/>
+            <w:vAlign w:val="center"/>
+          </w:tcPr>
+          <w:p>
+            <w:pPr>
+              <w:spacing w:after="0" w:line="240" w:lineRule="auto"/>
+              <w:jc w:val="center"/>
+              <w:rPr>
+                <w:rFonts w:cs="Times New Roman"/>
+                <w:b/>
+                <w:bCs/>
+              </w:rPr>
+            </w:pPr>
+            <w:r>
+              <w:rPr>
+                <w:rFonts w:cs="Times New Roman"/>
+                <w:b/>
+                <w:bCs/>
+              </w:rPr>
+              <w:t>Datensatz April 2026, 60-minütige Auflösung</w:t>
+            </w:r>
+          </w:p>
+        </w:tc>
+        <w:tc>
+          <w:tcPr>
+            <w:tcW w:w="2266" w:type="dxa"/>
+            <w:vAlign w:val="center"/>
+          </w:tcPr>
+          <w:p>
+            <w:pPr>
+              <w:spacing w:after="0" w:line="240" w:lineRule="auto"/>
+              <w:jc w:val="center"/>
+              <w:rPr>
+                <w:rFonts w:cs="Times New Roman"/>
+                <w:b/>
+                <w:bCs/>
+              </w:rPr>
+            </w:pPr>
+            <w:r>
+              <w:rPr>
+                <w:rFonts w:cs="Times New Roman"/>
+                <w:b/>
+                <w:bCs/>
+              </w:rPr>
+              <w:t>Datensatz März-April 2026, 15-minütige Auflösung</w:t>
+            </w:r>
+          </w:p>
+        </w:tc>
+      </w:tr>
+      <w:tr>
+        <w:trPr>
+          <w:jc w:val="center"/>
+        </w:trPr>
+        <w:tc>
+          <w:tcPr>
+            <w:tcW w:w="2265" w:type="dxa"/>
+            <w:vAlign w:val="center"/>
+          </w:tcPr>
+          <w:p>
+            <w:pPr>
+              <w:spacing w:after="0" w:line="240" w:lineRule="auto"/>
+              <w:jc w:val="center"/>
+              <w:rPr>
+                <w:rFonts w:cs="Times New Roman"/>
+              </w:rPr>
+            </w:pPr>
+            <w:r>
+              <w:rPr>
+                <w:rFonts w:cs="Times New Roman"/>
+              </w:rPr>
+              <w:t>LSTM-PICP</w:t>
+            </w:r>
+          </w:p>
+        </w:tc>
+        <w:tc>
+          <w:tcPr>
+            <w:tcW w:w="2265" w:type="dxa"/>
+            <w:vAlign w:val="center"/>
+          </w:tcPr>
+          <w:p>
+            <w:pPr>
+              <w:spacing w:after="0" w:line="240" w:lineRule="auto"/>
+              <w:jc w:val="center"/>
+              <w:rPr>
+                <w:rFonts w:cs="Times New Roman"/>
+              </w:rPr>
+            </w:pPr>
+            <w:r>
+              <w:rPr>
+                <w:rFonts w:cs="Times New Roman"/>
+              </w:rPr>
+              <w:t>62.50 %</w:t>
+            </w:r>
+          </w:p>
+        </w:tc>
+        <w:tc>
+          <w:tcPr>
+            <w:tcW w:w="2266" w:type="dxa"/>
+            <w:vAlign w:val="center"/>
+          </w:tcPr>
+          <w:p>
+            <w:pPr>
+              <w:spacing w:after="0" w:line="240" w:lineRule="auto"/>
+              <w:jc w:val="center"/>
+              <w:rPr>
+                <w:rFonts w:cs="Times New Roman"/>
+              </w:rPr>
+            </w:pPr>
+            <w:r>
+              <w:rPr>
+                <w:rFonts w:cs="Times New Roman"/>
+              </w:rPr>
+              <w:t>56.25 %</w:t>
+            </w:r>
+          </w:p>
+        </w:tc>
+        <w:tc>
+          <w:tcPr>
+            <w:tcW w:w="2266" w:type="dxa"/>
+            <w:vAlign w:val="center"/>
+          </w:tcPr>
+          <w:p>
+            <w:pPr>
+              <w:spacing w:after="0" w:line="240" w:lineRule="auto"/>
+              <w:jc w:val="center"/>
+              <w:rPr>
+                <w:rFonts w:cs="Times New Roman"/>
+              </w:rPr>
+            </w:pPr>
+            <w:r>
+              <w:rPr>
+                <w:rFonts w:cs="Times New Roman"/>
+              </w:rPr>
+              <w:t>82.23 %</w:t>
+            </w:r>
+          </w:p>
+        </w:tc>
+      </w:tr>
+      <w:tr>
+        <w:trPr>
+          <w:jc w:val="center"/>
+        </w:trPr>
+        <w:tc>
+          <w:tcPr>
+            <w:tcW w:w="2265" w:type="dxa"/>
+            <w:vAlign w:val="center"/>
+          </w:tcPr>
+          <w:p>
+            <w:pPr>
+              <w:spacing w:after="0" w:line="240" w:lineRule="auto"/>
+              <w:jc w:val="center"/>
+              <w:rPr>
+                <w:rFonts w:cs="Times New Roman"/>
+              </w:rPr>
+            </w:pPr>
+            <w:r>
+              <w:rPr>
+                <w:rFonts w:cs="Times New Roman"/>
+              </w:rPr>
+              <w:t>LSTM-RMSE</w:t>
+            </w:r>
+          </w:p>
+        </w:tc>
+        <w:tc>
+          <w:tcPr>
+            <w:tcW w:w="2265" w:type="dxa"/>
+            <w:vAlign w:val="center"/>
+          </w:tcPr>
+          <w:p>
+            <w:pPr>
+              <w:spacing w:after="0" w:line="240" w:lineRule="auto"/>
+              <w:jc w:val="center"/>
+              <w:rPr>
+                <w:rFonts w:cs="Times New Roman"/>
+              </w:rPr>
+            </w:pPr>
+            <w:r>
+              <w:rPr>
+                <w:rFonts w:cs="Times New Roman"/>
+              </w:rPr>
+              <w:t>935.94</w:t>
+            </w:r>
+          </w:p>
+        </w:tc>
+        <w:tc>
+          <w:tcPr>
+            <w:tcW w:w="2266" w:type="dxa"/>
+            <w:vAlign w:val="center"/>
+          </w:tcPr>
+          <w:p>
+            <w:pPr>
+              <w:spacing w:after="0" w:line="240" w:lineRule="auto"/>
+              <w:jc w:val="center"/>
+              <w:rPr>
+                <w:rFonts w:cs="Times New Roman"/>
+              </w:rPr>
+            </w:pPr>
+            <w:r>
+              <w:rPr>
+                <w:rFonts w:cs="Times New Roman"/>
+              </w:rPr>
+              <w:t>5204</w:t>
+            </w:r>
+          </w:p>
+        </w:tc>
+        <w:tc>
+          <w:tcPr>
+            <w:tcW w:w="2266" w:type="dxa"/>
+            <w:vAlign w:val="center"/>
+          </w:tcPr>
+          <w:p>
+            <w:pPr>
+              <w:spacing w:after="0" w:line="240" w:lineRule="auto"/>
+              <w:jc w:val="center"/>
+              <w:rPr>
+                <w:rFonts w:cs="Times New Roman"/>
+              </w:rPr>
+            </w:pPr>
+            <w:r>
+              <w:rPr>
+                <w:rFonts w:cs="Times New Roman"/>
+              </w:rPr>
+              <w:t>154.21</w:t>
+            </w:r>
+          </w:p>
+        </w:tc>
+      </w:tr>
+      <w:tr>
+        <w:trPr>
+          <w:jc w:val="center"/>
+        </w:trPr>
+        <w:tc>
+          <w:tcPr>
+            <w:tcW w:w="2265" w:type="dxa"/>
+            <w:vAlign w:val="center"/>
+          </w:tcPr>
+          <w:p>
+            <w:pPr>
+              <w:spacing w:after="0" w:line="240" w:lineRule="auto"/>
+              <w:jc w:val="center"/>
+              <w:rPr>
+                <w:rFonts w:cs="Times New Roman"/>
+              </w:rPr>
+            </w:pPr>
+            <w:r>
+              <w:rPr>
+                <w:rFonts w:cs="Times New Roman"/>
+              </w:rPr>
+              <w:t>LSTM-Breite</w:t>
+            </w:r>
+          </w:p>
+        </w:tc>
+        <w:tc>
+          <w:tcPr>
+            <w:tcW w:w="2265" w:type="dxa"/>
+            <w:vAlign w:val="center"/>
+          </w:tcPr>
+          <w:p>
+            <w:pPr>
+              <w:spacing w:after="0" w:line="240" w:lineRule="auto"/>
+              <w:jc w:val="center"/>
+              <w:rPr>
+                <w:rFonts w:cs="Times New Roman"/>
+              </w:rPr>
+            </w:pPr>
+            <w:r>
+              <w:rPr>
+                <w:rFonts w:cs="Times New Roman"/>
+              </w:rPr>
+              <w:t>696.60</w:t>
+            </w:r>
+          </w:p>
+        </w:tc>
+        <w:tc>
+          <w:tcPr>
+            <w:tcW w:w="2266" w:type="dxa"/>
+            <w:vAlign w:val="center"/>
+          </w:tcPr>
+          <w:p>
+            <w:pPr>
+              <w:spacing w:after="0" w:line="240" w:lineRule="auto"/>
+              <w:jc w:val="center"/>
+              <w:rPr>
+                <w:rFonts w:cs="Times New Roman"/>
+              </w:rPr>
+            </w:pPr>
+            <w:r>
+              <w:rPr>
+                <w:rFonts w:cs="Times New Roman"/>
+              </w:rPr>
+              <w:t>6673</w:t>
+            </w:r>
+          </w:p>
+        </w:tc>
+        <w:tc>
+          <w:tcPr>
+            <w:tcW w:w="2266" w:type="dxa"/>
+            <w:vAlign w:val="center"/>
+          </w:tcPr>
+          <w:p>
+            <w:pPr>
+              <w:spacing w:after="0" w:line="240" w:lineRule="auto"/>
+              <w:jc w:val="center"/>
+              <w:rPr>
+                <w:rFonts w:cs="Times New Roman"/>
+              </w:rPr>
+            </w:pPr>
+            <w:r>
+              <w:rPr>
+                <w:rFonts w:cs="Times New Roman"/>
+              </w:rPr>
+              <w:t>291.60</w:t>
+            </w:r>
+          </w:p>
+        </w:tc>
+      </w:tr>
+      <w:tr>
+        <w:trPr>
+          <w:jc w:val="center"/>
+        </w:trPr>
+        <w:tc>
+          <w:tcPr>
+            <w:tcW w:w="2265" w:type="dxa"/>
+            <w:vAlign w:val="center"/>
+          </w:tcPr>
+          <w:p>
+            <w:pPr>
+              <w:spacing w:after="0" w:line="240" w:lineRule="auto"/>
+              <w:jc w:val="center"/>
+              <w:rPr>
+                <w:rFonts w:cs="Times New Roman"/>
+              </w:rPr>
+            </w:pPr>
+            <w:r>
+              <w:rPr>
+                <w:rFonts w:cs="Times New Roman"/>
+              </w:rPr>
+              <w:t>LSTM-Crossing</w:t>
+            </w:r>
+          </w:p>
+        </w:tc>
+        <w:tc>
+          <w:tcPr>
+            <w:tcW w:w="2265" w:type="dxa"/>
+            <w:vAlign w:val="center"/>
+          </w:tcPr>
+          <w:p>
+            <w:pPr>
+              <w:spacing w:after="0" w:line="240" w:lineRule="auto"/>
+              <w:jc w:val="center"/>
+              <w:rPr>
+                <w:rFonts w:cs="Times New Roman"/>
+              </w:rPr>
+            </w:pPr>
+            <w:r>
+              <w:rPr>
+                <w:rFonts w:cs="Times New Roman"/>
+              </w:rPr>
+              <w:t>0.00 %</w:t>
+            </w:r>
+          </w:p>
+        </w:tc>
+        <w:tc>
+          <w:tcPr>
+            <w:tcW w:w="2266" w:type="dxa"/>
+            <w:vAlign w:val="center"/>
+          </w:tcPr>
+          <w:p>
+            <w:pPr>
+              <w:spacing w:after="0" w:line="240" w:lineRule="auto"/>
+              <w:jc w:val="center"/>
+              <w:rPr>
+                <w:rFonts w:cs="Times New Roman"/>
+              </w:rPr>
+            </w:pPr>
+            <w:r>
+              <w:rPr>
+                <w:rFonts w:cs="Times New Roman"/>
+              </w:rPr>
+              <w:t>0.00 %</w:t>
+            </w:r>
+          </w:p>
+        </w:tc>
+        <w:tc>
+          <w:tcPr>
+            <w:tcW w:w="2266" w:type="dxa"/>
+            <w:vAlign w:val="center"/>
+          </w:tcPr>
+          <w:p>
+            <w:pPr>
+              <w:spacing w:after="0" w:line="240" w:lineRule="auto"/>
+              <w:jc w:val="center"/>
+              <w:rPr>
+                <w:rFonts w:cs="Times New Roman"/>
+              </w:rPr>
+            </w:pPr>
+            <w:r>
+              <w:rPr>
+                <w:rFonts w:cs="Times New Roman"/>
+              </w:rPr>
+              <w:t>0.00 %</w:t>
+            </w:r>
+          </w:p>
+        </w:tc>
+      </w:tr>
+      <w:tr>
+        <w:trPr>
+          <w:jc w:val="center"/>
+        </w:trPr>
+        <w:tc>
+          <w:tcPr>
+            <w:tcW w:w="2265" w:type="dxa"/>
+            <w:vAlign w:val="center"/>
+          </w:tcPr>
+          <w:p>
+            <w:pPr>
+              <w:spacing w:after="0" w:line="240" w:lineRule="auto"/>
+              <w:jc w:val="center"/>
+              <w:rPr>
+                <w:rFonts w:cs="Times New Roman"/>
+              </w:rPr>
+            </w:pPr>
+            <w:r>
+              <w:rPr>
+                <w:rFonts w:cs="Times New Roman"/>
+              </w:rPr>
+              <w:t>RNN-PICP</w:t>
+            </w:r>
+          </w:p>
+        </w:tc>
+        <w:tc>
+          <w:tcPr>
+            <w:tcW w:w="2265" w:type="dxa"/>
+            <w:vAlign w:val="center"/>
+          </w:tcPr>
+          <w:p>
+            <w:pPr>
+              <w:spacing w:after="0" w:line="240" w:lineRule="auto"/>
+              <w:jc w:val="center"/>
+              <w:rPr>
+                <w:rFonts w:cs="Times New Roman"/>
+              </w:rPr>
+            </w:pPr>
+            <w:r>
+              <w:rPr>
+                <w:rFonts w:cs="Times New Roman"/>
+              </w:rPr>
+              <w:t>92.19 %</w:t>
+            </w:r>
+          </w:p>
+        </w:tc>
+        <w:tc>
+          <w:tcPr>
+            <w:tcW w:w="2266" w:type="dxa"/>
+            <w:vAlign w:val="center"/>
+          </w:tcPr>
+          <w:p>
+            <w:pPr>
+              <w:spacing w:after="0" w:line="240" w:lineRule="auto"/>
+              <w:jc w:val="center"/>
+              <w:rPr>
+                <w:rFonts w:cs="Times New Roman"/>
+              </w:rPr>
+            </w:pPr>
+            <w:r>
+              <w:rPr>
+                <w:rFonts w:cs="Times New Roman"/>
+              </w:rPr>
+              <w:t>91.67 %</w:t>
+            </w:r>
+          </w:p>
+        </w:tc>
+        <w:tc>
+          <w:tcPr>
+            <w:tcW w:w="2266" w:type="dxa"/>
+            <w:vAlign w:val="center"/>
+          </w:tcPr>
+          <w:p>
+            <w:pPr>
+              <w:spacing w:after="0" w:line="240" w:lineRule="auto"/>
+              <w:jc w:val="center"/>
+              <w:rPr>
+                <w:rFonts w:cs="Times New Roman"/>
+              </w:rPr>
+            </w:pPr>
+            <w:r>
+              <w:rPr>
+                <w:rFonts w:cs="Times New Roman"/>
+              </w:rPr>
+              <w:t>97.55 %</w:t>
+            </w:r>
+          </w:p>
+        </w:tc>
+      </w:tr>
+      <w:tr>
+        <w:trPr>
+          <w:jc w:val="center"/>
+        </w:trPr>
+        <w:tc>
+          <w:tcPr>
+            <w:tcW w:w="2265" w:type="dxa"/>
+            <w:vAlign w:val="center"/>
+          </w:tcPr>
+          <w:p>
+            <w:pPr>
+              <w:spacing w:after="0" w:line="240" w:lineRule="auto"/>
+              <w:jc w:val="center"/>
+              <w:rPr>
+                <w:rFonts w:cs="Times New Roman"/>
+              </w:rPr>
+            </w:pPr>
+            <w:r>
+              <w:rPr>
+                <w:rFonts w:cs="Times New Roman"/>
+              </w:rPr>
+              <w:t>RNN-RMSE</w:t>
+            </w:r>
+          </w:p>
+        </w:tc>
+        <w:tc>
+          <w:tcPr>
+            <w:tcW w:w="2265" w:type="dxa"/>
+            <w:vAlign w:val="center"/>
+          </w:tcPr>
+          <w:p>
+            <w:pPr>
+              <w:spacing w:after="0" w:line="240" w:lineRule="auto"/>
+              <w:jc w:val="center"/>
+              <w:rPr>
+                <w:rFonts w:cs="Times New Roman"/>
+              </w:rPr>
+            </w:pPr>
+            <w:r>
+              <w:rPr>
+                <w:rFonts w:cs="Times New Roman"/>
+              </w:rPr>
+              <w:t>126.23</w:t>
+            </w:r>
+          </w:p>
+        </w:tc>
+        <w:tc>
+          <w:tcPr>
+            <w:tcW w:w="2266" w:type="dxa"/>
+            <w:vAlign w:val="center"/>
+          </w:tcPr>
+          <w:p>
+            <w:pPr>
+              <w:spacing w:after="0" w:line="240" w:lineRule="auto"/>
+              <w:jc w:val="center"/>
+              <w:rPr>
+                <w:rFonts w:cs="Times New Roman"/>
+              </w:rPr>
+            </w:pPr>
+            <w:r>
+              <w:rPr>
+                <w:rFonts w:cs="Times New Roman"/>
+              </w:rPr>
+              <w:t>1945</w:t>
+            </w:r>
+          </w:p>
+        </w:tc>
+        <w:tc>
+          <w:tcPr>
+            <w:tcW w:w="2266" w:type="dxa"/>
+            <w:vAlign w:val="center"/>
+          </w:tcPr>
+          <w:p>
+            <w:pPr>
+              <w:spacing w:after="0" w:line="240" w:lineRule="auto"/>
+              <w:jc w:val="center"/>
+              <w:rPr>
+                <w:rFonts w:cs="Times New Roman"/>
+              </w:rPr>
+            </w:pPr>
+            <w:r>
+              <w:rPr>
+                <w:rFonts w:cs="Times New Roman"/>
+              </w:rPr>
+              <w:t>56.83</w:t>
+            </w:r>
+          </w:p>
+        </w:tc>
+      </w:tr>
+      <w:tr>
+        <w:trPr>
+          <w:jc w:val="center"/>
+        </w:trPr>
+        <w:tc>
+          <w:tcPr>
+            <w:tcW w:w="2265" w:type="dxa"/>
+            <w:vAlign w:val="center"/>
+          </w:tcPr>
+          <w:p>
+            <w:pPr>
+              <w:spacing w:after="0" w:line="240" w:lineRule="auto"/>
+              <w:jc w:val="center"/>
+              <w:rPr>
+                <w:rFonts w:cs="Times New Roman"/>
+              </w:rPr>
+            </w:pPr>
+            <w:r>
+              <w:rPr>
+                <w:rFonts w:cs="Times New Roman"/>
+              </w:rPr>
+              <w:t>RNN-Breite</w:t>
+            </w:r>
+          </w:p>
+        </w:tc>
+        <w:tc>
+          <w:tcPr>
+            <w:tcW w:w="2265" w:type="dxa"/>
+            <w:vAlign w:val="center"/>
+          </w:tcPr>
+          <w:p>
+            <w:pPr>
+              <w:spacing w:after="0" w:line="240" w:lineRule="auto"/>
+              <w:jc w:val="center"/>
+              <w:rPr>
+                <w:rFonts w:cs="Times New Roman"/>
+              </w:rPr>
+            </w:pPr>
+            <w:r>
+              <w:rPr>
+                <w:rFonts w:cs="Times New Roman"/>
+              </w:rPr>
+              <w:t>409.91</w:t>
+            </w:r>
+          </w:p>
+        </w:tc>
+        <w:tc>
+          <w:tcPr>
+            <w:tcW w:w="2266" w:type="dxa"/>
+            <w:vAlign w:val="center"/>
+          </w:tcPr>
+          <w:p>
+            <w:pPr>
+              <w:spacing w:after="0" w:line="240" w:lineRule="auto"/>
+              <w:jc w:val="center"/>
+              <w:rPr>
+                <w:rFonts w:cs="Times New Roman"/>
+              </w:rPr>
+            </w:pPr>
+            <w:r>
+              <w:rPr>
+                <w:rFonts w:cs="Times New Roman"/>
+              </w:rPr>
+              <w:t>6222</w:t>
+            </w:r>
+          </w:p>
+        </w:tc>
+        <w:tc>
+          <w:tcPr>
+            <w:tcW w:w="2266" w:type="dxa"/>
+            <w:vAlign w:val="center"/>
+          </w:tcPr>
+          <w:p>
+            <w:pPr>
+              <w:spacing w:after="0" w:line="240" w:lineRule="auto"/>
+              <w:jc w:val="center"/>
+              <w:rPr>
+                <w:rFonts w:cs="Times New Roman"/>
+              </w:rPr>
+            </w:pPr>
+            <w:r>
+              <w:rPr>
+                <w:rFonts w:cs="Times New Roman"/>
+              </w:rPr>
+              <w:t>233.33</w:t>
+            </w:r>
+          </w:p>
+        </w:tc>
+      </w:tr>
+      <w:tr>
+        <w:trPr>
+          <w:jc w:val="center"/>
+        </w:trPr>
+        <w:tc>
+          <w:tcPr>
+            <w:tcW w:w="2265" w:type="dxa"/>
+            <w:vAlign w:val="center"/>
+          </w:tcPr>
+          <w:p>
+            <w:pPr>
+              <w:spacing w:after="0" w:line="240" w:lineRule="auto"/>
+              <w:jc w:val="center"/>
+              <w:rPr>
+                <w:rFonts w:cs="Times New Roman"/>
+              </w:rPr>
+            </w:pPr>
+            <w:r>
+              <w:rPr>
+                <w:rFonts w:cs="Times New Roman"/>
+              </w:rPr>
+              <w:t>RNN-Crossing</w:t>
+            </w:r>
+          </w:p>
+        </w:tc>
+        <w:tc>
+          <w:tcPr>
+            <w:tcW w:w="2265" w:type="dxa"/>
+            <w:vAlign w:val="center"/>
+          </w:tcPr>
+          <w:p>
+            <w:pPr>
+              <w:spacing w:after="0" w:line="240" w:lineRule="auto"/>
+              <w:jc w:val="center"/>
+              <w:rPr>
+                <w:rFonts w:cs="Times New Roman"/>
+              </w:rPr>
+            </w:pPr>
+            <w:r>
+              <w:rPr>
+                <w:rFonts w:cs="Times New Roman"/>
+              </w:rPr>
+              <w:t>0.00 %</w:t>
+            </w:r>
+          </w:p>
+        </w:tc>
+        <w:tc>
+          <w:tcPr>
+            <w:tcW w:w="2266" w:type="dxa"/>
+            <w:vAlign w:val="center"/>
+          </w:tcPr>
+          <w:p>
+            <w:pPr>
+              <w:spacing w:after="0" w:line="240" w:lineRule="auto"/>
+              <w:jc w:val="center"/>
+              <w:rPr>
+                <w:rFonts w:cs="Times New Roman"/>
+              </w:rPr>
+            </w:pPr>
+            <w:r>
+              <w:rPr>
+                <w:rFonts w:cs="Times New Roman"/>
+              </w:rPr>
+              <w:t>0.00 %</w:t>
+            </w:r>
+          </w:p>
+        </w:tc>
+        <w:tc>
+          <w:tcPr>
+            <w:tcW w:w="2266" w:type="dxa"/>
+            <w:vAlign w:val="center"/>
+          </w:tcPr>
+          <w:p>
+            <w:pPr>
+              <w:spacing w:after="0" w:line="240" w:lineRule="auto"/>
+              <w:jc w:val="center"/>
+              <w:rPr>
+                <w:rFonts w:cs="Times New Roman"/>
+              </w:rPr>
+            </w:pPr>
+            <w:r>
+              <w:rPr>
+                <w:rFonts w:cs="Times New Roman"/>
+              </w:rPr>
+              <w:t>0.00 %</w:t>
+            </w:r>
+          </w:p>
+        </w:tc>
+      </w:tr>
+      <w:tr>
+        <w:trPr>
+          <w:jc w:val="center"/>
+        </w:trPr>
+        <w:tc>
+          <w:tcPr>
+            <w:tcW w:w="2265" w:type="dxa"/>
+            <w:vAlign w:val="center"/>
+          </w:tcPr>
+          <w:p>
+            <w:pPr>
+              <w:spacing w:after="0" w:line="240" w:lineRule="auto"/>
+              <w:jc w:val="center"/>
+              <w:rPr>
+                <w:rFonts w:cs="Times New Roman"/>
+              </w:rPr>
+            </w:pPr>
+            <w:r>
+              <w:rPr>
+                <w:rFonts w:cs="Times New Roman"/>
+              </w:rPr>
+              <w:t>Train</w:t>
+            </w:r>
+          </w:p>
+        </w:tc>
+        <w:tc>
+          <w:tcPr>
+            <w:tcW w:w="2265" w:type="dxa"/>
+            <w:vAlign w:val="center"/>
+          </w:tcPr>
+          <w:p>
+            <w:pPr>
+              <w:spacing w:after="0" w:line="240" w:lineRule="auto"/>
+              <w:jc w:val="center"/>
+              <w:rPr>
+                <w:rFonts w:cs="Times New Roman"/>
+              </w:rPr>
+            </w:pPr>
+            <w:r>
+              <w:rPr>
+                <w:rFonts w:cs="Times New Roman"/>
+              </w:rPr>
+              <w:t>692</w:t>
+            </w:r>
+          </w:p>
+        </w:tc>
+        <w:tc>
+          <w:tcPr>
+            <w:tcW w:w="2266" w:type="dxa"/>
+            <w:vAlign w:val="center"/>
+          </w:tcPr>
+          <w:p>
+            <w:pPr>
+              <w:spacing w:after="0" w:line="240" w:lineRule="auto"/>
+              <w:jc w:val="center"/>
+              <w:rPr>
+                <w:rFonts w:cs="Times New Roman"/>
+              </w:rPr>
+            </w:pPr>
+            <w:r>
+              <w:rPr>
+                <w:rFonts w:cs="Times New Roman"/>
+              </w:rPr>
+              <w:t>173</w:t>
+            </w:r>
+          </w:p>
+        </w:tc>
+        <w:tc>
+          <w:tcPr>
+            <w:tcW w:w="2266" w:type="dxa"/>
+            <w:vAlign w:val="center"/>
+          </w:tcPr>
+          <w:p>
+            <w:pPr>
+              <w:spacing w:after="0" w:line="240" w:lineRule="auto"/>
+              <w:jc w:val="center"/>
+              <w:rPr>
+                <w:rFonts w:cs="Times New Roman"/>
+              </w:rPr>
+            </w:pPr>
+            <w:r>
+              <w:rPr>
+                <w:rFonts w:cs="Times New Roman"/>
+              </w:rPr>
+              <w:t>3384</w:t>
+            </w:r>
+          </w:p>
+        </w:tc>
+      </w:tr>
+      <w:tr>
+        <w:trPr>
+          <w:jc w:val="center"/>
+        </w:trPr>
+        <w:tc>
+          <w:tcPr>
+            <w:tcW w:w="2265" w:type="dxa"/>
+            <w:vAlign w:val="center"/>
+          </w:tcPr>
+          <w:p>
+            <w:pPr>
+              <w:spacing w:after="0" w:line="240" w:lineRule="auto"/>
+              <w:jc w:val="center"/>
+              <w:rPr>
+                <w:rFonts w:cs="Times New Roman"/>
+              </w:rPr>
+            </w:pPr>
+            <w:r>
+              <w:rPr>
+                <w:rFonts w:cs="Times New Roman"/>
+              </w:rPr>
+              <w:t>Validierung</w:t>
+            </w:r>
+          </w:p>
+        </w:tc>
+        <w:tc>
+          <w:tcPr>
+            <w:tcW w:w="2265" w:type="dxa"/>
+            <w:vAlign w:val="center"/>
+          </w:tcPr>
+          <w:p>
+            <w:pPr>
+              <w:spacing w:after="0" w:line="240" w:lineRule="auto"/>
+              <w:jc w:val="center"/>
+              <w:rPr>
+                <w:rFonts w:cs="Times New Roman"/>
+              </w:rPr>
+            </w:pPr>
+            <w:r>
+              <w:rPr>
+                <w:rFonts w:cs="Times New Roman"/>
+              </w:rPr>
+              <w:t>76</w:t>
+            </w:r>
+          </w:p>
+        </w:tc>
+        <w:tc>
+          <w:tcPr>
+            <w:tcW w:w="2266" w:type="dxa"/>
+            <w:vAlign w:val="center"/>
+          </w:tcPr>
+          <w:p>
+            <w:pPr>
+              <w:spacing w:after="0" w:line="240" w:lineRule="auto"/>
+              <w:jc w:val="center"/>
+              <w:rPr>
+                <w:rFonts w:cs="Times New Roman"/>
+              </w:rPr>
+            </w:pPr>
+            <w:r>
+              <w:rPr>
+                <w:rFonts w:cs="Times New Roman"/>
+              </w:rPr>
+              <w:t>19</w:t>
+            </w:r>
+          </w:p>
+        </w:tc>
+        <w:tc>
+          <w:tcPr>
+            <w:tcW w:w="2266" w:type="dxa"/>
+            <w:vAlign w:val="center"/>
+          </w:tcPr>
+          <w:p>
+            <w:pPr>
+              <w:spacing w:after="0" w:line="240" w:lineRule="auto"/>
+              <w:jc w:val="center"/>
+              <w:rPr>
+                <w:rFonts w:cs="Times New Roman"/>
+              </w:rPr>
+            </w:pPr>
+            <w:r>
+              <w:rPr>
+                <w:rFonts w:cs="Times New Roman"/>
+              </w:rPr>
+              <w:t>376</w:t>
+            </w:r>
+          </w:p>
+        </w:tc>
+      </w:tr>
+      <w:tr>
+        <w:trPr>
+          <w:jc w:val="center"/>
+        </w:trPr>
+        <w:tc>
+          <w:tcPr>
+            <w:tcW w:w="2265" w:type="dxa"/>
+            <w:vAlign w:val="center"/>
+          </w:tcPr>
+          <w:p>
+            <w:pPr>
+              <w:spacing w:after="0" w:line="240" w:lineRule="auto"/>
+              <w:jc w:val="center"/>
+              <w:rPr>
+                <w:rFonts w:cs="Times New Roman"/>
+              </w:rPr>
+            </w:pPr>
+            <w:r>
+              <w:rPr>
+                <w:rFonts w:cs="Times New Roman"/>
+              </w:rPr>
+              <w:t>Test</w:t>
+            </w:r>
+          </w:p>
+        </w:tc>
+        <w:tc>
+          <w:tcPr>
+            <w:tcW w:w="2265" w:type="dxa"/>
+            <w:vAlign w:val="center"/>
+          </w:tcPr>
+          <w:p>
+            <w:pPr>
+              <w:spacing w:after="0" w:line="240" w:lineRule="auto"/>
+              <w:jc w:val="center"/>
+              <w:rPr>
+                <w:rFonts w:cs="Times New Roman"/>
+              </w:rPr>
+            </w:pPr>
+            <w:r>
+              <w:rPr>
+                <w:rFonts w:cs="Times New Roman"/>
+              </w:rPr>
+              <w:t>192</w:t>
+            </w:r>
+          </w:p>
+        </w:tc>
+        <w:tc>
+          <w:tcPr>
+            <w:tcW w:w="2266" w:type="dxa"/>
+            <w:vAlign w:val="center"/>
+          </w:tcPr>
+          <w:p>
+            <w:pPr>
+              <w:spacing w:after="0" w:line="240" w:lineRule="auto"/>
+              <w:jc w:val="center"/>
+              <w:rPr>
+                <w:rFonts w:cs="Times New Roman"/>
+              </w:rPr>
+            </w:pPr>
+            <w:r>
+              <w:rPr>
+                <w:rFonts w:cs="Times New Roman"/>
+              </w:rPr>
+              <w:t>48</w:t>
+            </w:r>
+          </w:p>
+        </w:tc>
+        <w:tc>
+          <w:tcPr>
+            <w:tcW w:w="2266" w:type="dxa"/>
+            <w:vAlign w:val="center"/>
+          </w:tcPr>
+          <w:p>
+            <w:pPr>
+              <w:spacing w:after="0" w:line="240" w:lineRule="auto"/>
+              <w:jc w:val="center"/>
+              <w:rPr>
+                <w:rFonts w:cs="Times New Roman"/>
+              </w:rPr>
+            </w:pPr>
+            <w:r>
+              <w:rPr>
+                <w:rFonts w:cs="Times New Roman"/>
+              </w:rPr>
+              <w:t>940</w:t>
+            </w:r>
+          </w:p>
+        </w:tc>
+      </w:tr>
+      <w:tr>
+        <w:trPr>
+          <w:jc w:val="center"/>
+        </w:trPr>
+        <w:tc>
+          <w:tcPr>
+            <w:tcW w:w="2265" w:type="dxa"/>
+            <w:vAlign w:val="center"/>
+          </w:tcPr>
+          <w:p>
+            <w:pPr>
+              <w:spacing w:after="0" w:line="240" w:lineRule="auto"/>
+              <w:jc w:val="center"/>
+              <w:rPr>
+                <w:rFonts w:cs="Times New Roman"/>
+              </w:rPr>
+            </w:pPr>
+            <w:r>
+              <w:rPr>
+                <w:rFonts w:cs="Times New Roman"/>
+              </w:rPr>
+              <w:t>Fenster</w:t>
+            </w:r>
+          </w:p>
+        </w:tc>
+        <w:tc>
+          <w:tcPr>
+            <w:tcW w:w="2265" w:type="dxa"/>
+            <w:vAlign w:val="center"/>
+          </w:tcPr>
+          <w:p>
+            <w:pPr>
+              <w:spacing w:after="0" w:line="240" w:lineRule="auto"/>
+              <w:jc w:val="center"/>
+              <w:rPr>
+                <w:rFonts w:cs="Times New Roman"/>
+              </w:rPr>
+            </w:pPr>
+            <w:r>
+              <w:rPr>
+                <w:rFonts w:cs="Times New Roman"/>
+              </w:rPr>
+              <w:t>96</w:t>
+            </w:r>
+          </w:p>
+        </w:tc>
+        <w:tc>
+          <w:tcPr>
+            <w:tcW w:w="2266" w:type="dxa"/>
+            <w:vAlign w:val="center"/>
+          </w:tcPr>
+          <w:p>
+            <w:pPr>
+              <w:spacing w:after="0" w:line="240" w:lineRule="auto"/>
+              <w:jc w:val="center"/>
+              <w:rPr>
+                <w:rFonts w:cs="Times New Roman"/>
+              </w:rPr>
+            </w:pPr>
+            <w:r>
+              <w:rPr>
+                <w:rFonts w:cs="Times New Roman"/>
+              </w:rPr>
+              <w:t>24</w:t>
+            </w:r>
+          </w:p>
+        </w:tc>
+        <w:tc>
+          <w:tcPr>
+            <w:tcW w:w="2266" w:type="dxa"/>
+            <w:vAlign w:val="center"/>
+          </w:tcPr>
+          <w:p>
+            <w:pPr>
+              <w:spacing w:after="0" w:line="240" w:lineRule="auto"/>
+              <w:jc w:val="center"/>
+              <w:rPr>
+                <w:rFonts w:cs="Times New Roman"/>
+              </w:rPr>
+            </w:pPr>
+            <w:r>
+              <w:rPr>
+                <w:rFonts w:cs="Times New Roman"/>
+              </w:rPr>
+              <w:t>96</w:t>
+            </w:r>
+          </w:p>
+        </w:tc>
+      </w:tr>
+    </w:tbl>
+    <w:p>
+      <w:pPr>
+        <w:rPr>
+          <w:rFonts w:cs="Times New Roman"/>
+        </w:rPr>
+      </w:pPr>
+    </w:p>
+    <w:p>
+      <w:pPr>
+        <w:rPr>
+          <w:rFonts w:cs="Times New Roman"/>
+        </w:rPr>
+      </w:pPr>
+      <w:r>
+        <w:rPr>
+          <w:rFonts w:cs="Times New Roman"/>
+        </w:rPr>
+        <w:t xml:space="preserve">Im direkten Vergleich der Modellarchitekturen </w:t>
+      </w:r>
+      <w:r>
+        <w:rPr>
+          <w:rFonts w:cs="Times New Roman"/>
+        </w:rPr>
+        <w:t xml:space="preserve">(Tabelle 4.1) </w:t>
+      </w:r>
+      <w:r>
+        <w:rPr>
+          <w:rFonts w:cs="Times New Roman"/>
+        </w:rPr>
+        <w:t xml:space="preserve">erzielt das RNN konsistent bessere Punktprognosen und breitere, konservativere Intervallabdeckungen. Während das LSTM im kurzen 15-Minuten-Datensatz einen RMSE von 935.94 MWh aufweist, liegt der RMSE des </w:t>
+      </w:r>
+      <w:r>
+        <w:rPr>
+          <w:rFonts w:cs="Times New Roman"/>
+        </w:rPr>
+        <w:lastRenderedPageBreak/>
+        <w:t>RNN mit 126.23 MWh um ein Vielfaches niedriger. Das RNN erreicht hinsichtlich der Intervallabdeckung im umfangreichen Datensatz (März-April 2026) einen PICP-Wert von 97.55 %, während das LSTM mit 82.23 % sehr nahe am nominellen Zielwert des 80 %-Konfidenzintervalls liegt.</w:t>
+      </w:r>
+    </w:p>
+    <w:p>
+      <w:pPr>
+        <w:rPr>
+          <w:rFonts w:cs="Times New Roman"/>
+        </w:rPr>
+      </w:pPr>
+      <w:r>
+        <w:rPr>
+          <w:rFonts w:cs="Times New Roman"/>
+        </w:rPr>
+        <w:t>Mit Vergrößerung des Schrittintervalls von 15 auf 60 Minuten nimmt die Modellunsicherheit deutlich zu. Dabei steigt der Median-RMSE des LSTMs von 935.94 auf 5204 MWh, wobei sich die mittlere Intervallbreite von 696.60 auf 6673 MWh ungefähr verzehnfacht. Diese Beobachtung lässt sich dadurch begründen, dass pro Zeitschritt ein wesentlich größerer Energiebetrag aggregiert wird und flüchtige Zwischenschwankungen verloren gehen.</w:t>
+      </w:r>
+    </w:p>
+    <w:p>
+      <w:pPr>
+        <w:rPr>
+          <w:rFonts w:cs="Times New Roman"/>
+        </w:rPr>
+      </w:pPr>
+      <w:r>
+        <w:rPr>
+          <w:rFonts w:cs="Times New Roman"/>
+        </w:rPr>
+        <w:t xml:space="preserve">Die Vervielfachung des Trainingsumfangs von 692 auf 3384 Sequenzen im März-April Datensatz führt zu einer signifikanten Verschärfung und Präzisierung der Vorhersageintervalle. Dabei sinkt die mittlere Intervallbreite </w:t>
+      </w:r>
+      <w:r>
+        <w:rPr>
+          <w:rFonts w:cs="Times New Roman"/>
+        </w:rPr>
+        <w:t xml:space="preserve">von </w:t>
+      </w:r>
+      <w:r>
+        <w:rPr>
+          <w:rFonts w:cs="Times New Roman"/>
+        </w:rPr>
+        <w:t>696.60 auf 291.60 MWh, während der PICP-Wert von 62.50 auf 82.23 % ansteigt.</w:t>
+      </w:r>
+      <w:r>
+        <w:rPr>
+          <w:rFonts w:cs="Times New Roman"/>
+        </w:rPr>
+        <w:t xml:space="preserve"> Damit wird die angestrebte 80 % Abdeckung des Konfidenzintervalls nahezu perfekt getroffen. Beim RNN verringert sich die Intervallbreite von 409.91 auf 233.33 MWh bei einer hohen Abdeckungsrate von 97.55 %. Durch das zusätzliche Datenvolumen wird den Modellen somit ein deutlich schärferes Unsicherheitsband bei gleichzeitig hoher Verlässlichkeit ermöglicht.</w:t>
+      </w:r>
+    </w:p>
+    <w:p>
+      <w:pPr>
+        <w:rPr>
+          <w:rFonts w:cs="Times New Roman"/>
+        </w:rPr>
+      </w:pPr>
+      <w:r>
+        <w:rPr>
+          <w:rFonts w:cs="Times New Roman"/>
+        </w:rPr>
+        <w:t>Sowohl das LSTM als auch das RNN weisen eine Quantile Crossing Rate von 0.00 % auf. Das bedeutet, dass die mathematische Reihenfolge der ausgegebenen Quantile (</w:t>
+      </w:r>
+      <w:r>
+        <w:rPr>
+          <w:rFonts w:cs="Times New Roman"/>
+          <w:i/>
+          <w:iCs/>
+        </w:rPr>
+        <w:t>q</w:t>
+      </w:r>
+      <w:r>
+        <w:rPr>
+          <w:rFonts w:cs="Times New Roman"/>
+          <w:vertAlign w:val="subscript"/>
+        </w:rPr>
+        <w:t>0.1</w:t>
+      </w:r>
+      <w:r>
+        <w:rPr>
+          <w:rFonts w:cs="Times New Roman"/>
+        </w:rPr>
+        <w:t> </w:t>
+      </w:r>
+      <m:oMath>
+        <m:r>
+          <m:rPr>
+            <m:nor/>
+          </m:rPr>
+          <w:rPr>
+            <w:rFonts w:cs="Times New Roman"/>
+          </w:rPr>
+          <m:t>≤</m:t>
+        </m:r>
+      </m:oMath>
+      <w:r>
+        <w:rPr>
+          <w:rFonts w:cs="Times New Roman"/>
+        </w:rPr>
+        <w:t> </w:t>
+      </w:r>
+      <w:r>
+        <w:rPr>
+          <w:rFonts w:cs="Times New Roman"/>
+          <w:i/>
+          <w:iCs/>
+        </w:rPr>
+        <w:t>q</w:t>
+      </w:r>
+      <w:r>
+        <w:rPr>
+          <w:rFonts w:cs="Times New Roman"/>
+          <w:vertAlign w:val="subscript"/>
+        </w:rPr>
+        <w:t>0.5</w:t>
+      </w:r>
+      <w:r>
+        <w:rPr>
+          <w:rFonts w:cs="Times New Roman"/>
+        </w:rPr>
+        <w:t> </w:t>
+      </w:r>
+      <m:oMath>
+        <m:r>
+          <m:rPr>
+            <m:nor/>
+          </m:rPr>
+          <w:rPr>
+            <w:rFonts w:cs="Times New Roman"/>
+          </w:rPr>
+          <m:t>≤</m:t>
+        </m:r>
+      </m:oMath>
+      <w:r>
+        <w:rPr>
+          <w:rFonts w:eastAsiaTheme="minorEastAsia" w:cs="Times New Roman"/>
+        </w:rPr>
+        <w:t> </w:t>
+      </w:r>
+      <w:r>
+        <w:rPr>
+          <w:rFonts w:eastAsiaTheme="minorEastAsia" w:cs="Times New Roman"/>
+          <w:i/>
+          <w:iCs/>
+        </w:rPr>
+        <w:t>q</w:t>
+      </w:r>
+      <w:r>
+        <w:rPr>
+          <w:rFonts w:eastAsiaTheme="minorEastAsia" w:cs="Times New Roman"/>
+          <w:vertAlign w:val="subscript"/>
+        </w:rPr>
+        <w:t>0.9</w:t>
+      </w:r>
+      <w:r>
+        <w:rPr>
+          <w:rFonts w:eastAsiaTheme="minorEastAsia" w:cs="Times New Roman"/>
+        </w:rPr>
+        <w:t>) eingehalten wird und fachlich inkonsistente Überkreuzungen vollständig unterdrückt werden.</w:t>
+      </w:r>
+    </w:p>
+    <w:p>
+      <w:pPr>
         <w:pStyle w:val="berschrift1"/>
       </w:pPr>
-      <w:bookmarkStart w:id="23" w:name="_Toc234491801"/>
+      <w:bookmarkStart w:id="22" w:name="_Toc235454532"/>
       <w:r>
         <w:lastRenderedPageBreak/>
         <w:t>Fazit und Reflexion</w:t>
       </w:r>
-      <w:bookmarkEnd w:id="23"/>
+      <w:bookmarkEnd w:id="22"/>
     </w:p>
     <w:p>
       <w:r>
-        <w:t xml:space="preserve">Diese Arbeit demonstriert erfolgreich die Konzeption und Implementierung einer containerbasierten Machine-Learning-Pipeline zur probabilistischen PV-Einspeiseprognose auf Basis von SMARD-Zeitreihendaten. </w:t>
+        <w:t xml:space="preserve">Diese Arbeit demonstriert erfolgreich die Konzeption und Implementierung einer containerbasierten </w:t>
+      </w:r>
+      <w:proofErr w:type="spellStart"/>
+      <w:r>
+        <w:t>Machine</w:t>
+      </w:r>
+      <w:proofErr w:type="spellEnd"/>
+      <w:r>
+        <w:t xml:space="preserve">-Learning-Pipeline zur probabilistischen PV-Einspeiseprognose auf Basis von SMARD-Zeitreihendaten. </w:t>
       </w:r>
       <w:r>
         <w:t>Mittels Verknüpfung von rekurrenten Schichten mit einem nicht-parametrischen Pinball Loss konnte ein dynamischer Risikokorridor konstruiert werden, der statt starrer Punktprognosen einen verlässlichen Sicherheitskorridor liefert.</w:t>
@@ -14294,7 +16322,23 @@
         </w:numPr>
       </w:pPr>
       <w:r>
-        <w:t>Architekturvergleich: Beide Architekturen können den solaren Verlauf präzise abbilden. Teilweise zeigt das LSTM aufgrund seiner komplexen Gating-Struktur eine höhere Robustheit bei der Speicherung langreichweitiger meteorologischer Abhängigkeiten, was sich in einer stabileren Konvergenz im Training widerspiegelt.</w:t>
+        <w:t xml:space="preserve">Architekturvergleich: Beide Architekturen können den solaren Verlauf präzise abbilden. Teilweise zeigt das LSTM aufgrund seiner komplexen </w:t>
+      </w:r>
+      <w:proofErr w:type="spellStart"/>
+      <w:r>
+        <w:t>Gating</w:t>
+      </w:r>
+      <w:proofErr w:type="spellEnd"/>
+      <w:r>
+        <w:t xml:space="preserve">-Struktur eine höhere Robustheit bei der Speicherung </w:t>
+      </w:r>
+      <w:proofErr w:type="spellStart"/>
+      <w:r>
+        <w:t>langreichweitiger</w:t>
+      </w:r>
+      <w:proofErr w:type="spellEnd"/>
+      <w:r>
+        <w:t xml:space="preserve"> meteorologischer Abhängigkeiten, was sich in einer stabileren Konvergenz im Training widerspiegelt.</w:t>
       </w:r>
     </w:p>
     <w:p>
@@ -14318,24 +16362,48 @@
         </w:numPr>
       </w:pPr>
       <w:r>
-        <w:t>Erklärbarkeit: Mittels Permutation Feature Importance wurde die mathematische Black-Box-Struktur der tiefen neuronalen Netze erfolgreich aufgebrochen. Der Nachweis, dass neben den solaren Basis-Features auch multivariate Wechselwirkungen (z. B. die physikalisch begründete, schwache negative Korrelation zur Windkraft) den Verlust steuern, schafft die benötigte Transparenz für den realen Handelseinsatz.</w:t>
+        <w:t xml:space="preserve">Erklärbarkeit: Mittels Permutation Feature </w:t>
+      </w:r>
+      <w:proofErr w:type="spellStart"/>
+      <w:r>
+        <w:t>Importance</w:t>
+      </w:r>
+      <w:proofErr w:type="spellEnd"/>
+      <w:r>
+        <w:t xml:space="preserve"> wurde die mathematische Black-Box-Struktur der tiefen neuronalen Netze erfolgreich aufgebrochen. Der Nachweis, dass neben den solaren Basis-Features auch multivariate Wechselwirkungen (z. B. die physikalisch begründete, schwache negative Korrelation zur Windkraft) den Verlust steuern, schafft die benötigte Transparenz für den realen Handelseinsatz.</w:t>
       </w:r>
     </w:p>
     <w:p>
       <w:r>
-        <w:t>Mit dem entwickelten System können wetterbedingte Planungsunsicherheiten im Stromnetz mathematisch exakt quantifiziert werden. Die Kombination aus Docker-Containerisierung, Streamlit-Oberfläche und interpretierbaren Machine-Learning-Strukturen bietet die valide Grundlage, um den Bedarf an kostenintensiver Ausgleichsenergie effektiv zu minimieren.</w:t>
+        <w:t xml:space="preserve">Mit dem entwickelten System können wetterbedingte Planungsunsicherheiten im Stromnetz mathematisch exakt quantifiziert werden. Die Kombination aus Docker-Containerisierung, </w:t>
+      </w:r>
+      <w:proofErr w:type="spellStart"/>
+      <w:r>
+        <w:t>Streamlit</w:t>
+      </w:r>
+      <w:proofErr w:type="spellEnd"/>
+      <w:r>
+        <w:t xml:space="preserve">-Oberfläche und interpretierbaren </w:t>
+      </w:r>
+      <w:proofErr w:type="spellStart"/>
+      <w:r>
+        <w:t>Machine</w:t>
+      </w:r>
+      <w:proofErr w:type="spellEnd"/>
+      <w:r>
+        <w:t>-Learning-Strukturen bietet die valide Grundlage, um den Bedarf an kostenintensiver Ausgleichsenergie effektiv zu minimieren.</w:t>
       </w:r>
     </w:p>
     <w:p>
       <w:pPr>
         <w:pStyle w:val="berschrift1"/>
       </w:pPr>
-      <w:bookmarkStart w:id="24" w:name="_Toc234491802"/>
+      <w:bookmarkStart w:id="23" w:name="_Toc235454533"/>
       <w:r>
         <w:lastRenderedPageBreak/>
         <w:t>Literatur</w:t>
       </w:r>
-      <w:bookmarkEnd w:id="24"/>
+      <w:bookmarkEnd w:id="23"/>
     </w:p>
     <w:p>
       <w:pPr>
@@ -14611,6 +16679,7 @@
         <w:rPr>
           <w:rFonts w:cs="Times New Roman"/>
           <w:noProof/>
+          <w:kern w:val="0"/>
         </w:rPr>
       </w:pPr>
       <w:r>
@@ -14686,211 +16755,61 @@
       </w:r>
     </w:p>
     <w:p>
-      <w:r>
-        <w:fldChar w:fldCharType="end"/>
-      </w:r>
-      <w:r>
-        <w:br w:type="page"/>
+      <w:pPr>
+        <w:widowControl w:val="0"/>
+        <w:autoSpaceDE w:val="0"/>
+        <w:autoSpaceDN w:val="0"/>
+        <w:adjustRightInd w:val="0"/>
+        <w:ind w:left="640" w:hanging="640"/>
+        <w:rPr>
+          <w:rFonts w:cs="Times New Roman"/>
+          <w:noProof/>
+        </w:rPr>
+      </w:pPr>
+      <w:r>
+        <w:rPr>
+          <w:rFonts w:cs="Times New Roman"/>
+          <w:noProof/>
+          <w:kern w:val="0"/>
+        </w:rPr>
+        <w:t>[5]</w:t>
+      </w:r>
+      <w:r>
+        <w:rPr>
+          <w:rFonts w:cs="Times New Roman"/>
+          <w:noProof/>
+          <w:kern w:val="0"/>
+        </w:rPr>
+        <w:tab/>
+        <w:t xml:space="preserve">Bundesnetzagentur, “SMARD,” can be found under https://www.smard.de/home/downloadcenter/download-marktdaten/, </w:t>
+      </w:r>
+      <w:r>
+        <w:rPr>
+          <w:rFonts w:cs="Times New Roman"/>
+          <w:b/>
+          <w:bCs/>
+          <w:noProof/>
+          <w:kern w:val="0"/>
+        </w:rPr>
+        <w:t>2026</w:t>
+      </w:r>
+      <w:r>
+        <w:rPr>
+          <w:rFonts w:cs="Times New Roman"/>
+          <w:noProof/>
+          <w:kern w:val="0"/>
+        </w:rPr>
+        <w:t>.</w:t>
       </w:r>
     </w:p>
     <w:p>
-      <w:pPr>
-        <w:pStyle w:val="berschrift1"/>
-      </w:pPr>
-      <w:bookmarkStart w:id="25" w:name="_Toc234491803"/>
-      <w:r>
-        <w:lastRenderedPageBreak/>
-        <w:t>Prompt Verzeichnis</w:t>
-      </w:r>
-      <w:bookmarkEnd w:id="25"/>
+      <w:r>
+        <w:fldChar w:fldCharType="end"/>
+      </w:r>
     </w:p>
-    <w:p>
-      <w:r>
-        <w:t>Prompt-Verzeichnis aller verwendeten Prompts, die zur Erstellung dieser Arbeit eingesetzt wurden.</w:t>
-      </w:r>
-    </w:p>
-    <w:p>
-      <w:pPr>
-        <w:pStyle w:val="Tabelle"/>
-      </w:pPr>
-      <w:r>
-        <w:rPr>
-          <w:b/>
-          <w:bCs/>
-        </w:rPr>
-        <w:t>Tabelle 2:</w:t>
-      </w:r>
-      <w:r>
-        <w:t xml:space="preserve"> Detailliertes Prompt-Verzeichnis aller in dieser Arbeit verwendeten Prompts (Nummer, Datum bzw. Version des Prompts, Wortlaut des verwendeten Prompts, das verwendete Tool oder Modell und das Kapitel, wo der Prompt im Text verwendet wurde.</w:t>
-      </w:r>
-    </w:p>
-    <w:tbl>
-      <w:tblPr>
-        <w:tblStyle w:val="Tabellenraster"/>
-        <w:tblW w:w="0" w:type="auto"/>
-        <w:jc w:val="center"/>
-        <w:tblLook w:val="06A0" w:firstRow="1" w:lastRow="0" w:firstColumn="1" w:lastColumn="0" w:noHBand="1" w:noVBand="1"/>
-      </w:tblPr>
-      <w:tblGrid>
-        <w:gridCol w:w="1812"/>
-        <w:gridCol w:w="1812"/>
-        <w:gridCol w:w="1812"/>
-        <w:gridCol w:w="1812"/>
-        <w:gridCol w:w="1812"/>
-      </w:tblGrid>
-      <w:tr>
-        <w:trPr>
-          <w:trHeight w:val="300"/>
-          <w:jc w:val="center"/>
-        </w:trPr>
-        <w:tc>
-          <w:tcPr>
-            <w:tcW w:w="1812" w:type="dxa"/>
-            <w:vAlign w:val="center"/>
-          </w:tcPr>
-          <w:p>
-            <w:pPr>
-              <w:spacing w:after="0" w:line="240" w:lineRule="auto"/>
-              <w:jc w:val="center"/>
-            </w:pPr>
-            <w:r>
-              <w:t>Nr.</w:t>
-            </w:r>
-          </w:p>
-        </w:tc>
-        <w:tc>
-          <w:tcPr>
-            <w:tcW w:w="1812" w:type="dxa"/>
-            <w:vAlign w:val="center"/>
-          </w:tcPr>
-          <w:p>
-            <w:pPr>
-              <w:spacing w:after="0" w:line="240" w:lineRule="auto"/>
-              <w:jc w:val="center"/>
-            </w:pPr>
-            <w:r>
-              <w:t>Datum/Version</w:t>
-            </w:r>
-          </w:p>
-        </w:tc>
-        <w:tc>
-          <w:tcPr>
-            <w:tcW w:w="1812" w:type="dxa"/>
-            <w:vAlign w:val="center"/>
-          </w:tcPr>
-          <w:p>
-            <w:pPr>
-              <w:spacing w:after="0" w:line="240" w:lineRule="auto"/>
-              <w:jc w:val="center"/>
-            </w:pPr>
-            <w:r>
-              <w:t>Verwendeter Prompt</w:t>
-            </w:r>
-          </w:p>
-        </w:tc>
-        <w:tc>
-          <w:tcPr>
-            <w:tcW w:w="1812" w:type="dxa"/>
-            <w:vAlign w:val="center"/>
-          </w:tcPr>
-          <w:p>
-            <w:pPr>
-              <w:spacing w:after="0" w:line="240" w:lineRule="auto"/>
-              <w:jc w:val="center"/>
-            </w:pPr>
-            <w:r>
-              <w:t>Tool/Modell</w:t>
-            </w:r>
-          </w:p>
-        </w:tc>
-        <w:tc>
-          <w:tcPr>
-            <w:tcW w:w="1812" w:type="dxa"/>
-            <w:vAlign w:val="center"/>
-          </w:tcPr>
-          <w:p>
-            <w:pPr>
-              <w:spacing w:after="0" w:line="240" w:lineRule="auto"/>
-              <w:jc w:val="center"/>
-            </w:pPr>
-            <w:r>
-              <w:t>Verwendung im Text</w:t>
-            </w:r>
-          </w:p>
-        </w:tc>
-      </w:tr>
-      <w:tr>
-        <w:trPr>
-          <w:trHeight w:val="300"/>
-          <w:jc w:val="center"/>
-        </w:trPr>
-        <w:tc>
-          <w:tcPr>
-            <w:tcW w:w="1812" w:type="dxa"/>
-            <w:vAlign w:val="center"/>
-          </w:tcPr>
-          <w:p>
-            <w:pPr>
-              <w:spacing w:after="0" w:line="240" w:lineRule="auto"/>
-              <w:jc w:val="center"/>
-            </w:pPr>
-          </w:p>
-        </w:tc>
-        <w:tc>
-          <w:tcPr>
-            <w:tcW w:w="1812" w:type="dxa"/>
-            <w:vAlign w:val="center"/>
-          </w:tcPr>
-          <w:p>
-            <w:pPr>
-              <w:spacing w:after="0" w:line="240" w:lineRule="auto"/>
-              <w:jc w:val="center"/>
-            </w:pPr>
-          </w:p>
-        </w:tc>
-        <w:tc>
-          <w:tcPr>
-            <w:tcW w:w="1812" w:type="dxa"/>
-            <w:vAlign w:val="center"/>
-          </w:tcPr>
-          <w:p>
-            <w:pPr>
-              <w:spacing w:after="0" w:line="240" w:lineRule="auto"/>
-              <w:jc w:val="center"/>
-            </w:pPr>
-          </w:p>
-        </w:tc>
-        <w:tc>
-          <w:tcPr>
-            <w:tcW w:w="1812" w:type="dxa"/>
-            <w:vAlign w:val="center"/>
-          </w:tcPr>
-          <w:p>
-            <w:pPr>
-              <w:spacing w:after="0" w:line="240" w:lineRule="auto"/>
-              <w:jc w:val="center"/>
-            </w:pPr>
-          </w:p>
-        </w:tc>
-        <w:tc>
-          <w:tcPr>
-            <w:tcW w:w="1812" w:type="dxa"/>
-            <w:vAlign w:val="center"/>
-          </w:tcPr>
-          <w:p>
-            <w:pPr>
-              <w:spacing w:after="0" w:line="240" w:lineRule="auto"/>
-              <w:jc w:val="center"/>
-            </w:pPr>
-          </w:p>
-        </w:tc>
-      </w:tr>
-    </w:tbl>
-    <w:p/>
-    <w:p/>
     <w:sectPr>
-      <w:headerReference w:type="default" r:id="rId27"/>
-      <w:footerReference w:type="default" r:id="rId28"/>
+      <w:headerReference w:type="default" r:id="rId23"/>
+      <w:footerReference w:type="default" r:id="rId24"/>
       <w:pgSz w:w="11906" w:h="16838"/>
       <w:pgMar w:top="1417" w:right="1417" w:bottom="1134" w:left="1417" w:header="708" w:footer="708" w:gutter="0"/>
       <w:pgNumType w:start="1"/>
@@ -14899,45 +16818,6 @@
     </w:sectPr>
   </w:body>
 </w:document>
-</file>
-
-<file path=word/comments.xml><?xml version="1.0" encoding="utf-8"?>
-<w:comments xmlns:wpc="http://schemas.microsoft.com/office/word/2010/wordprocessingCanvas" xmlns:cx="http://schemas.microsoft.com/office/drawing/2014/chartex" xmlns:cx1="http://schemas.microsoft.com/office/drawing/2015/9/8/chartex" xmlns:cx2="http://schemas.microsoft.com/office/drawing/2015/10/21/chartex" xmlns:cx3="http://schemas.microsoft.com/office/drawing/2016/5/9/chartex" xmlns:cx4="http://schemas.microsoft.com/office/drawing/2016/5/10/chartex" xmlns:cx5="http://schemas.microsoft.com/office/drawing/2016/5/11/chartex" xmlns:cx6="http://schemas.microsoft.com/office/drawing/2016/5/12/chartex" xmlns:cx7="http://schemas.microsoft.com/office/drawing/2016/5/13/chartex" xmlns:cx8="http://schemas.microsoft.com/office/drawing/2016/5/14/chartex" xmlns:mc="http://schemas.openxmlformats.org/markup-compatibility/2006" xmlns:aink="http://schemas.microsoft.com/office/drawing/2016/ink" xmlns:am3d="http://schemas.microsoft.com/office/drawing/2017/model3d" xmlns:o="urn:schemas-microsoft-com:office:office" xmlns:oel="http://schemas.microsoft.com/office/2019/extlst" xmlns:r="http://schemas.openxmlformats.org/officeDocument/2006/relationships" xmlns:m="http://schemas.openxmlformats.org/officeDocument/2006/math" xmlns:v="urn:schemas-microsoft-com:vml" xmlns:wp14="http://schemas.microsoft.com/office/word/2010/wordprocessingDrawing" xmlns:wp="http://schemas.openxmlformats.org/drawingml/2006/wordprocessingDrawing" xmlns:w10="urn:schemas-microsoft-com:office:word" xmlns:w="http://schemas.openxmlformats.org/wordprocessingml/2006/main" xmlns:w14="http://schemas.microsoft.com/office/word/2010/wordml" xmlns:w15="http://schemas.microsoft.com/office/word/2012/wordml" xmlns:w16cex="http://schemas.microsoft.com/office/word/2018/wordml/cex" xmlns:w16cid="http://schemas.microsoft.com/office/word/2016/wordml/cid" xmlns:w16="http://schemas.microsoft.com/office/word/2018/wordml" xmlns:w16du="http://schemas.microsoft.com/office/word/2023/wordml/word16du" xmlns:w16sdtdh="http://schemas.microsoft.com/office/word/2020/wordml/sdtdatahash" xmlns:w16sdtfl="http://schemas.microsoft.com/office/word/2024/wordml/sdtformatlock" xmlns:w16se="http://schemas.microsoft.com/office/word/2015/wordml/symex" xmlns:wpg="http://schemas.microsoft.com/office/word/2010/wordprocessingGroup" xmlns:wpi="http://schemas.microsoft.com/office/word/2010/wordprocessingInk" xmlns:wne="http://schemas.microsoft.com/office/word/2006/wordml" xmlns:wps="http://schemas.microsoft.com/office/word/2010/wordprocessingShape" mc:Ignorable="w14 w15 w16se w16cid w16 w16cex w16sdtdh w16sdtfl w16du wp14">
-  <w:comment w:id="0" w:author="Jan-Christian Raabe" w:date="2026-05-07T13:33:00Z" w:initials="JR">
-    <w:p>
-      <w:pPr>
-        <w:pStyle w:val="Kommentartext"/>
-      </w:pPr>
-      <w:r>
-        <w:rPr>
-          <w:rStyle w:val="Kommentarzeichen"/>
-        </w:rPr>
-        <w:annotationRef/>
-      </w:r>
-      <w:r>
-        <w:t>Bitte ergänzt noch eure Matrikelnummern</w:t>
-      </w:r>
-    </w:p>
-  </w:comment>
-</w:comments>
-</file>
-
-<file path=word/commentsExtended.xml><?xml version="1.0" encoding="utf-8"?>
-<w15:commentsEx xmlns:wpc="http://schemas.microsoft.com/office/word/2010/wordprocessingCanvas" xmlns:cx="http://schemas.microsoft.com/office/drawing/2014/chartex" xmlns:cx1="http://schemas.microsoft.com/office/drawing/2015/9/8/chartex" xmlns:cx2="http://schemas.microsoft.com/office/drawing/2015/10/21/chartex" xmlns:cx3="http://schemas.microsoft.com/office/drawing/2016/5/9/chartex" xmlns:cx4="http://schemas.microsoft.com/office/drawing/2016/5/10/chartex" xmlns:cx5="http://schemas.microsoft.com/office/drawing/2016/5/11/chartex" xmlns:cx6="http://schemas.microsoft.com/office/drawing/2016/5/12/chartex" xmlns:cx7="http://schemas.microsoft.com/office/drawing/2016/5/13/chartex" xmlns:cx8="http://schemas.microsoft.com/office/drawing/2016/5/14/chartex" xmlns:mc="http://schemas.openxmlformats.org/markup-compatibility/2006" xmlns:aink="http://schemas.microsoft.com/office/drawing/2016/ink" xmlns:am3d="http://schemas.microsoft.com/office/drawing/2017/model3d" xmlns:o="urn:schemas-microsoft-com:office:office" xmlns:oel="http://schemas.microsoft.com/office/2019/extlst" xmlns:r="http://schemas.openxmlformats.org/officeDocument/2006/relationships" xmlns:m="http://schemas.openxmlformats.org/officeDocument/2006/math" xmlns:v="urn:schemas-microsoft-com:vml" xmlns:wp14="http://schemas.microsoft.com/office/word/2010/wordprocessingDrawing" xmlns:wp="http://schemas.openxmlformats.org/drawingml/2006/wordprocessingDrawing" xmlns:w10="urn:schemas-microsoft-com:office:word" xmlns:w="http://schemas.openxmlformats.org/wordprocessingml/2006/main" xmlns:w14="http://schemas.microsoft.com/office/word/2010/wordml" xmlns:w15="http://schemas.microsoft.com/office/word/2012/wordml" xmlns:w16cex="http://schemas.microsoft.com/office/word/2018/wordml/cex" xmlns:w16cid="http://schemas.microsoft.com/office/word/2016/wordml/cid" xmlns:w16="http://schemas.microsoft.com/office/word/2018/wordml" xmlns:w16du="http://schemas.microsoft.com/office/word/2023/wordml/word16du" xmlns:w16sdtdh="http://schemas.microsoft.com/office/word/2020/wordml/sdtdatahash" xmlns:w16sdtfl="http://schemas.microsoft.com/office/word/2024/wordml/sdtformatlock" xmlns:w16se="http://schemas.microsoft.com/office/word/2015/wordml/symex" xmlns:wpg="http://schemas.microsoft.com/office/word/2010/wordprocessingGroup" xmlns:wpi="http://schemas.microsoft.com/office/word/2010/wordprocessingInk" xmlns:wne="http://schemas.microsoft.com/office/word/2006/wordml" xmlns:wps="http://schemas.microsoft.com/office/word/2010/wordprocessingShape" mc:Ignorable="w14 w15 w16se w16cid w16 w16cex w16sdtdh w16sdtfl w16du wp14">
-  <w15:commentEx w15:paraId="4E134FAF" w15:done="0"/>
-</w15:commentsEx>
-</file>
-
-<file path=word/commentsExtensible.xml><?xml version="1.0" encoding="utf-8"?>
-<w16cex:commentsExtensible xmlns:wpc="http://schemas.microsoft.com/office/word/2010/wordprocessingCanvas" xmlns:cx="http://schemas.microsoft.com/office/drawing/2014/chartex" xmlns:cx1="http://schemas.microsoft.com/office/drawing/2015/9/8/chartex" xmlns:cx2="http://schemas.microsoft.com/office/drawing/2015/10/21/chartex" xmlns:cx3="http://schemas.microsoft.com/office/drawing/2016/5/9/chartex" xmlns:cx4="http://schemas.microsoft.com/office/drawing/2016/5/10/chartex" xmlns:cx5="http://schemas.microsoft.com/office/drawing/2016/5/11/chartex" xmlns:cx6="http://schemas.microsoft.com/office/drawing/2016/5/12/chartex" xmlns:cx7="http://schemas.microsoft.com/office/drawing/2016/5/13/chartex" xmlns:cx8="http://schemas.microsoft.com/office/drawing/2016/5/14/chartex" xmlns:cr="http://schemas.microsoft.com/office/comments/2020/reactions" xmlns:mc="http://schemas.openxmlformats.org/markup-compatibility/2006" xmlns:aink="http://schemas.microsoft.com/office/drawing/2016/ink" xmlns:am3d="http://schemas.microsoft.com/office/drawing/2017/model3d" xmlns:o="urn:schemas-microsoft-com:office:office" xmlns:oel="http://schemas.microsoft.com/office/2019/extlst" xmlns:r="http://schemas.openxmlformats.org/officeDocument/2006/relationships" xmlns:m="http://schemas.openxmlformats.org/officeDocument/2006/math" xmlns:v="urn:schemas-microsoft-com:vml" xmlns:wp14="http://schemas.microsoft.com/office/word/2010/wordprocessingDrawing" xmlns:wp="http://schemas.openxmlformats.org/drawingml/2006/wordprocessingDrawing" xmlns:w10="urn:schemas-microsoft-com:office:word" xmlns:w="http://schemas.openxmlformats.org/wordprocessingml/2006/main" xmlns:w14="http://schemas.microsoft.com/office/word/2010/wordml" xmlns:w15="http://schemas.microsoft.com/office/word/2012/wordml" xmlns:w16cex="http://schemas.microsoft.com/office/word/2018/wordml/cex" xmlns:w16cid="http://schemas.microsoft.com/office/word/2016/wordml/cid" xmlns:w16="http://schemas.microsoft.com/office/word/2018/wordml" xmlns:w16du="http://schemas.microsoft.com/office/word/2023/wordml/word16du" xmlns:w16sdtdh="http://schemas.microsoft.com/office/word/2020/wordml/sdtdatahash" xmlns:w16sdtfl="http://schemas.microsoft.com/office/word/2024/wordml/sdtformatlock" xmlns:w16se="http://schemas.microsoft.com/office/word/2015/wordml/symex" xmlns:wpg="http://schemas.microsoft.com/office/word/2010/wordprocessingGroup" xmlns:wpi="http://schemas.microsoft.com/office/word/2010/wordprocessingInk" xmlns:wne="http://schemas.microsoft.com/office/word/2006/wordml" xmlns:wps="http://schemas.microsoft.com/office/word/2010/wordprocessingShape" mc:Ignorable="w14 w15 w16se w16cid w16 w16cex w16sdtdh w16sdtfl cr w16du wp14">
-  <w16cex:commentExtensible w16cex:durableId="30254D69" w16cex:dateUtc="2026-05-07T11:33:00Z"/>
-</w16cex:commentsExtensible>
-</file>
-
-<file path=word/commentsIds.xml><?xml version="1.0" encoding="utf-8"?>
-<w16cid:commentsIds xmlns:wpc="http://schemas.microsoft.com/office/word/2010/wordprocessingCanvas" xmlns:cx="http://schemas.microsoft.com/office/drawing/2014/chartex" xmlns:cx1="http://schemas.microsoft.com/office/drawing/2015/9/8/chartex" xmlns:cx2="http://schemas.microsoft.com/office/drawing/2015/10/21/chartex" xmlns:cx3="http://schemas.microsoft.com/office/drawing/2016/5/9/chartex" xmlns:cx4="http://schemas.microsoft.com/office/drawing/2016/5/10/chartex" xmlns:cx5="http://schemas.microsoft.com/office/drawing/2016/5/11/chartex" xmlns:cx6="http://schemas.microsoft.com/office/drawing/2016/5/12/chartex" xmlns:cx7="http://schemas.microsoft.com/office/drawing/2016/5/13/chartex" xmlns:cx8="http://schemas.microsoft.com/office/drawing/2016/5/14/chartex" xmlns:mc="http://schemas.openxmlformats.org/markup-compatibility/2006" xmlns:aink="http://schemas.microsoft.com/office/drawing/2016/ink" xmlns:am3d="http://schemas.microsoft.com/office/drawing/2017/model3d" xmlns:o="urn:schemas-microsoft-com:office:office" xmlns:oel="http://schemas.microsoft.com/office/2019/extlst" xmlns:r="http://schemas.openxmlformats.org/officeDocument/2006/relationships" xmlns:m="http://schemas.openxmlformats.org/officeDocument/2006/math" xmlns:v="urn:schemas-microsoft-com:vml" xmlns:wp14="http://schemas.microsoft.com/office/word/2010/wordprocessingDrawing" xmlns:wp="http://schemas.openxmlformats.org/drawingml/2006/wordprocessingDrawing" xmlns:w10="urn:schemas-microsoft-com:office:word" xmlns:w="http://schemas.openxmlformats.org/wordprocessingml/2006/main" xmlns:w14="http://schemas.microsoft.com/office/word/2010/wordml" xmlns:w15="http://schemas.microsoft.com/office/word/2012/wordml" xmlns:w16cex="http://schemas.microsoft.com/office/word/2018/wordml/cex" xmlns:w16cid="http://schemas.microsoft.com/office/word/2016/wordml/cid" xmlns:w16="http://schemas.microsoft.com/office/word/2018/wordml" xmlns:w16du="http://schemas.microsoft.com/office/word/2023/wordml/word16du" xmlns:w16sdtdh="http://schemas.microsoft.com/office/word/2020/wordml/sdtdatahash" xmlns:w16sdtfl="http://schemas.microsoft.com/office/word/2024/wordml/sdtformatlock" xmlns:w16se="http://schemas.microsoft.com/office/word/2015/wordml/symex" xmlns:wpg="http://schemas.microsoft.com/office/word/2010/wordprocessingGroup" xmlns:wpi="http://schemas.microsoft.com/office/word/2010/wordprocessingInk" xmlns:wne="http://schemas.microsoft.com/office/word/2006/wordml" xmlns:wps="http://schemas.microsoft.com/office/word/2010/wordprocessingShape" mc:Ignorable="w14 w15 w16se w16cid w16 w16cex w16sdtdh w16sdtfl w16du wp14">
-  <w16cid:commentId w16cid:paraId="4E134FAF" w16cid:durableId="30254D69"/>
-</w16cid:commentsIds>
 </file>
 
 <file path=word/endnotes.xml><?xml version="1.0" encoding="utf-8"?>
@@ -19233,14 +21113,6 @@
     <w:abstractNumId w:val="27"/>
   </w:num>
 </w:numbering>
-</file>
-
-<file path=word/people.xml><?xml version="1.0" encoding="utf-8"?>
-<w15:people xmlns:wpc="http://schemas.microsoft.com/office/word/2010/wordprocessingCanvas" xmlns:cx="http://schemas.microsoft.com/office/drawing/2014/chartex" xmlns:cx1="http://schemas.microsoft.com/office/drawing/2015/9/8/chartex" xmlns:cx2="http://schemas.microsoft.com/office/drawing/2015/10/21/chartex" xmlns:cx3="http://schemas.microsoft.com/office/drawing/2016/5/9/chartex" xmlns:cx4="http://schemas.microsoft.com/office/drawing/2016/5/10/chartex" xmlns:cx5="http://schemas.microsoft.com/office/drawing/2016/5/11/chartex" xmlns:cx6="http://schemas.microsoft.com/office/drawing/2016/5/12/chartex" xmlns:cx7="http://schemas.microsoft.com/office/drawing/2016/5/13/chartex" xmlns:cx8="http://schemas.microsoft.com/office/drawing/2016/5/14/chartex" xmlns:mc="http://schemas.openxmlformats.org/markup-compatibility/2006" xmlns:aink="http://schemas.microsoft.com/office/drawing/2016/ink" xmlns:am3d="http://schemas.microsoft.com/office/drawing/2017/model3d" xmlns:o="urn:schemas-microsoft-com:office:office" xmlns:oel="http://schemas.microsoft.com/office/2019/extlst" xmlns:r="http://schemas.openxmlformats.org/officeDocument/2006/relationships" xmlns:m="http://schemas.openxmlformats.org/officeDocument/2006/math" xmlns:v="urn:schemas-microsoft-com:vml" xmlns:wp14="http://schemas.microsoft.com/office/word/2010/wordprocessingDrawing" xmlns:wp="http://schemas.openxmlformats.org/drawingml/2006/wordprocessingDrawing" xmlns:w10="urn:schemas-microsoft-com:office:word" xmlns:w="http://schemas.openxmlformats.org/wordprocessingml/2006/main" xmlns:w14="http://schemas.microsoft.com/office/word/2010/wordml" xmlns:w15="http://schemas.microsoft.com/office/word/2012/wordml" xmlns:w16cex="http://schemas.microsoft.com/office/word/2018/wordml/cex" xmlns:w16cid="http://schemas.microsoft.com/office/word/2016/wordml/cid" xmlns:w16="http://schemas.microsoft.com/office/word/2018/wordml" xmlns:w16du="http://schemas.microsoft.com/office/word/2023/wordml/word16du" xmlns:w16sdtdh="http://schemas.microsoft.com/office/word/2020/wordml/sdtdatahash" xmlns:w16sdtfl="http://schemas.microsoft.com/office/word/2024/wordml/sdtformatlock" xmlns:w16se="http://schemas.microsoft.com/office/word/2015/wordml/symex" xmlns:wpg="http://schemas.microsoft.com/office/word/2010/wordprocessingGroup" xmlns:wpi="http://schemas.microsoft.com/office/word/2010/wordprocessingInk" xmlns:wne="http://schemas.microsoft.com/office/word/2006/wordml" xmlns:wps="http://schemas.microsoft.com/office/word/2010/wordprocessingShape" mc:Ignorable="w14 w15 w16se w16cid w16 w16cex w16sdtdh w16sdtfl w16du wp14">
-  <w15:person w15:author="Jan-Christian Raabe">
-    <w15:presenceInfo w15:providerId="Windows Live" w15:userId="af2626402a37d7bb"/>
-  </w15:person>
-</w15:people>
 </file>
 
 <file path=word/styles.xml><?xml version="1.0" encoding="utf-8"?>
@@ -20872,10 +22744,6 @@
 </file>
 
 <file path=customXml/item1.xml><?xml version="1.0" encoding="utf-8"?>
-<b:Sources xmlns:b="http://schemas.openxmlformats.org/officeDocument/2006/bibliography" xmlns="http://schemas.openxmlformats.org/officeDocument/2006/bibliography" SelectedStyle="\APASixthEditionOfficeOnline.xsl" StyleName="APA" Version="6"/>
-</file>
-
-<file path=customXml/item2.xml><?xml version="1.0" encoding="utf-8"?>
 <ct:contentTypeSchema xmlns:ct="http://schemas.microsoft.com/office/2006/metadata/contentType" xmlns:ma="http://schemas.microsoft.com/office/2006/metadata/properties/metaAttributes" ct:_="" ma:_="" ma:contentTypeName="Document" ma:contentTypeID="0x0101001D17028DCD71ED499BB3A47D673EB647" ma:contentTypeVersion="3" ma:contentTypeDescription="Create a new document." ma:contentTypeScope="" ma:versionID="c990c6ede0770bf988952e708b9b549f">
   <xsd:schema xmlns:xsd="http://www.w3.org/2001/XMLSchema" xmlns:xs="http://www.w3.org/2001/XMLSchema" xmlns:p="http://schemas.microsoft.com/office/2006/metadata/properties" xmlns:ns2="8168c6f4-37a2-443d-8b28-839686c7401d" targetNamespace="http://schemas.microsoft.com/office/2006/metadata/properties" ma:root="true" ma:fieldsID="a758879897adb8decb15356b0e9342b0" ns2:_="">
     <xsd:import namespace="8168c6f4-37a2-443d-8b28-839686c7401d"/>
@@ -21013,7 +22881,17 @@
 </ct:contentTypeSchema>
 </file>
 
+<file path=customXml/item2.xml><?xml version="1.0" encoding="utf-8"?>
+<b:Sources xmlns:b="http://schemas.openxmlformats.org/officeDocument/2006/bibliography" xmlns="http://schemas.openxmlformats.org/officeDocument/2006/bibliography" SelectedStyle="\APASixthEditionOfficeOnline.xsl" StyleName="APA" Version="6"/>
+</file>
+
 <file path=customXml/item3.xml><?xml version="1.0" encoding="utf-8"?>
+<p:properties xmlns:p="http://schemas.microsoft.com/office/2006/metadata/properties" xmlns:xsi="http://www.w3.org/2001/XMLSchema-instance" xmlns:pc="http://schemas.microsoft.com/office/infopath/2007/PartnerControls">
+  <documentManagement/>
+</p:properties>
+</file>
+
+<file path=customXml/item4.xml><?xml version="1.0" encoding="utf-8"?>
 <?mso-contentType ?>
 <FormTemplates xmlns="http://schemas.microsoft.com/sharepoint/v3/contenttype/forms">
   <Display>DocumentLibraryForm</Display>
@@ -21022,21 +22900,7 @@
 </FormTemplates>
 </file>
 
-<file path=customXml/item4.xml><?xml version="1.0" encoding="utf-8"?>
-<p:properties xmlns:p="http://schemas.microsoft.com/office/2006/metadata/properties" xmlns:xsi="http://www.w3.org/2001/XMLSchema-instance" xmlns:pc="http://schemas.microsoft.com/office/infopath/2007/PartnerControls">
-  <documentManagement/>
-</p:properties>
-</file>
-
 <file path=customXml/itemProps1.xml><?xml version="1.0" encoding="utf-8"?>
-<ds:datastoreItem xmlns:ds="http://schemas.openxmlformats.org/officeDocument/2006/customXml" ds:itemID="{C75D73BC-AAAA-4632-B534-F56CCB136F47}">
-  <ds:schemaRefs>
-    <ds:schemaRef ds:uri="http://schemas.openxmlformats.org/officeDocument/2006/bibliography"/>
-  </ds:schemaRefs>
-</ds:datastoreItem>
-</file>
-
-<file path=customXml/itemProps2.xml><?xml version="1.0" encoding="utf-8"?>
 <ds:datastoreItem xmlns:ds="http://schemas.openxmlformats.org/officeDocument/2006/customXml" ds:itemID="{3A0BCA95-888B-4C7A-A632-275E741B33B2}">
   <ds:schemaRefs>
     <ds:schemaRef ds:uri="http://schemas.microsoft.com/office/2006/metadata/contentType"/>
@@ -21054,19 +22918,27 @@
 </ds:datastoreItem>
 </file>
 
-<file path=customXml/itemProps3.xml><?xml version="1.0" encoding="utf-8"?>
-<ds:datastoreItem xmlns:ds="http://schemas.openxmlformats.org/officeDocument/2006/customXml" ds:itemID="{523808E2-CDD5-44C0-B9AA-7BCFD7F0B5A9}">
+<file path=customXml/itemProps2.xml><?xml version="1.0" encoding="utf-8"?>
+<ds:datastoreItem xmlns:ds="http://schemas.openxmlformats.org/officeDocument/2006/customXml" ds:itemID="{C75D73BC-AAAA-4632-B534-F56CCB136F47}">
   <ds:schemaRefs>
-    <ds:schemaRef ds:uri="http://schemas.microsoft.com/sharepoint/v3/contenttype/forms"/>
+    <ds:schemaRef ds:uri="http://schemas.openxmlformats.org/officeDocument/2006/bibliography"/>
   </ds:schemaRefs>
 </ds:datastoreItem>
 </file>
 
-<file path=customXml/itemProps4.xml><?xml version="1.0" encoding="utf-8"?>
+<file path=customXml/itemProps3.xml><?xml version="1.0" encoding="utf-8"?>
 <ds:datastoreItem xmlns:ds="http://schemas.openxmlformats.org/officeDocument/2006/customXml" ds:itemID="{4A20A6E0-EC78-4083-A642-C57C7224CD3B}">
   <ds:schemaRefs>
     <ds:schemaRef ds:uri="http://schemas.microsoft.com/office/2006/metadata/properties"/>
     <ds:schemaRef ds:uri="http://schemas.microsoft.com/office/infopath/2007/PartnerControls"/>
   </ds:schemaRefs>
 </ds:datastoreItem>
+</file>
+
+<file path=customXml/itemProps4.xml><?xml version="1.0" encoding="utf-8"?>
+<ds:datastoreItem xmlns:ds="http://schemas.openxmlformats.org/officeDocument/2006/customXml" ds:itemID="{523808E2-CDD5-44C0-B9AA-7BCFD7F0B5A9}">
+  <ds:schemaRefs>
+    <ds:schemaRef ds:uri="http://schemas.microsoft.com/sharepoint/v3/contenttype/forms"/>
+  </ds:schemaRefs>
+</ds:datastoreItem>
 </file>
--- a/Abschlussbericht Konzepte des Machine Learnings Energiedatenvorhersage.docx
+++ b/Abschlussbericht Konzepte des Machine Learnings Energiedatenvorhersage.docx
@@ -232,7 +232,7 @@
             </w:rPr>
             <w:fldChar w:fldCharType="separate"/>
           </w:r>
-          <w:hyperlink w:anchor="_Toc235454511" w:history="1">
+          <w:hyperlink w:anchor="_Toc236481603" w:history="1">
             <w:r>
               <w:rPr>
                 <w:rStyle w:val="Hyperlink"/>
@@ -291,7 +291,7 @@
                 <w:noProof/>
                 <w:webHidden/>
               </w:rPr>
-              <w:instrText xml:space="preserve"> PAGEREF _Toc235454511 \h </w:instrText>
+              <w:instrText xml:space="preserve"> PAGEREF _Toc236481603 \h </w:instrText>
             </w:r>
             <w:r>
               <w:rPr>
@@ -347,7 +347,7 @@
               <w:lang w:eastAsia="de-DE"/>
             </w:rPr>
           </w:pPr>
-          <w:hyperlink w:anchor="_Toc235454512" w:history="1">
+          <w:hyperlink w:anchor="_Toc236481604" w:history="1">
             <w:r>
               <w:rPr>
                 <w:rStyle w:val="Hyperlink"/>
@@ -394,7 +394,7 @@
                 <w:noProof/>
                 <w:webHidden/>
               </w:rPr>
-              <w:instrText xml:space="preserve"> PAGEREF _Toc235454512 \h </w:instrText>
+              <w:instrText xml:space="preserve"> PAGEREF _Toc236481604 \h </w:instrText>
             </w:r>
             <w:r>
               <w:rPr>
@@ -442,7 +442,7 @@
               <w:lang w:eastAsia="de-DE"/>
             </w:rPr>
           </w:pPr>
-          <w:hyperlink w:anchor="_Toc235454513" w:history="1">
+          <w:hyperlink w:anchor="_Toc236481605" w:history="1">
             <w:r>
               <w:rPr>
                 <w:rStyle w:val="Hyperlink"/>
@@ -489,7 +489,7 @@
                 <w:noProof/>
                 <w:webHidden/>
               </w:rPr>
-              <w:instrText xml:space="preserve"> PAGEREF _Toc235454513 \h </w:instrText>
+              <w:instrText xml:space="preserve"> PAGEREF _Toc236481605 \h </w:instrText>
             </w:r>
             <w:r>
               <w:rPr>
@@ -537,7 +537,7 @@
               <w:lang w:eastAsia="de-DE"/>
             </w:rPr>
           </w:pPr>
-          <w:hyperlink w:anchor="_Toc235454514" w:history="1">
+          <w:hyperlink w:anchor="_Toc236481606" w:history="1">
             <w:r>
               <w:rPr>
                 <w:rStyle w:val="Hyperlink"/>
@@ -584,7 +584,7 @@
                 <w:noProof/>
                 <w:webHidden/>
               </w:rPr>
-              <w:instrText xml:space="preserve"> PAGEREF _Toc235454514 \h </w:instrText>
+              <w:instrText xml:space="preserve"> PAGEREF _Toc236481606 \h </w:instrText>
             </w:r>
             <w:r>
               <w:rPr>
@@ -632,7 +632,7 @@
               <w:lang w:eastAsia="de-DE"/>
             </w:rPr>
           </w:pPr>
-          <w:hyperlink w:anchor="_Toc235454515" w:history="1">
+          <w:hyperlink w:anchor="_Toc236481607" w:history="1">
             <w:r>
               <w:rPr>
                 <w:rStyle w:val="Hyperlink"/>
@@ -679,7 +679,7 @@
                 <w:noProof/>
                 <w:webHidden/>
               </w:rPr>
-              <w:instrText xml:space="preserve"> PAGEREF _Toc235454515 \h </w:instrText>
+              <w:instrText xml:space="preserve"> PAGEREF _Toc236481607 \h </w:instrText>
             </w:r>
             <w:r>
               <w:rPr>
@@ -703,6 +703,291 @@
                 <w:webHidden/>
               </w:rPr>
               <w:t>2</w:t>
+            </w:r>
+            <w:r>
+              <w:rPr>
+                <w:rFonts w:ascii="Times New Roman" w:hAnsi="Times New Roman" w:cs="Times New Roman"/>
+                <w:noProof/>
+                <w:webHidden/>
+              </w:rPr>
+              <w:fldChar w:fldCharType="end"/>
+            </w:r>
+          </w:hyperlink>
+        </w:p>
+        <w:p>
+          <w:pPr>
+            <w:pStyle w:val="Verzeichnis2"/>
+            <w:tabs>
+              <w:tab w:val="left" w:pos="960"/>
+              <w:tab w:val="right" w:leader="dot" w:pos="9062"/>
+            </w:tabs>
+            <w:rPr>
+              <w:rFonts w:ascii="Times New Roman" w:eastAsiaTheme="minorEastAsia" w:hAnsi="Times New Roman" w:cs="Times New Roman"/>
+              <w:noProof/>
+              <w:lang w:eastAsia="de-DE"/>
+            </w:rPr>
+          </w:pPr>
+          <w:hyperlink w:anchor="_Toc236481608" w:history="1">
+            <w:r>
+              <w:rPr>
+                <w:rStyle w:val="Hyperlink"/>
+                <w:rFonts w:ascii="Times New Roman" w:hAnsi="Times New Roman" w:cs="Times New Roman"/>
+                <w:noProof/>
+              </w:rPr>
+              <w:t>1.5</w:t>
+            </w:r>
+            <w:r>
+              <w:rPr>
+                <w:rFonts w:ascii="Times New Roman" w:eastAsiaTheme="minorEastAsia" w:hAnsi="Times New Roman" w:cs="Times New Roman"/>
+                <w:noProof/>
+                <w:lang w:eastAsia="de-DE"/>
+              </w:rPr>
+              <w:tab/>
+            </w:r>
+            <w:r>
+              <w:rPr>
+                <w:rStyle w:val="Hyperlink"/>
+                <w:rFonts w:ascii="Times New Roman" w:hAnsi="Times New Roman" w:cs="Times New Roman"/>
+                <w:noProof/>
+              </w:rPr>
+              <w:t>Das finale Produkt</w:t>
+            </w:r>
+            <w:r>
+              <w:rPr>
+                <w:rFonts w:ascii="Times New Roman" w:hAnsi="Times New Roman" w:cs="Times New Roman"/>
+                <w:noProof/>
+                <w:webHidden/>
+              </w:rPr>
+              <w:tab/>
+            </w:r>
+            <w:r>
+              <w:rPr>
+                <w:rFonts w:ascii="Times New Roman" w:hAnsi="Times New Roman" w:cs="Times New Roman"/>
+                <w:noProof/>
+                <w:webHidden/>
+              </w:rPr>
+              <w:fldChar w:fldCharType="begin"/>
+            </w:r>
+            <w:r>
+              <w:rPr>
+                <w:rFonts w:ascii="Times New Roman" w:hAnsi="Times New Roman" w:cs="Times New Roman"/>
+                <w:noProof/>
+                <w:webHidden/>
+              </w:rPr>
+              <w:instrText xml:space="preserve"> PAGEREF _Toc236481608 \h </w:instrText>
+            </w:r>
+            <w:r>
+              <w:rPr>
+                <w:rFonts w:ascii="Times New Roman" w:hAnsi="Times New Roman" w:cs="Times New Roman"/>
+                <w:noProof/>
+                <w:webHidden/>
+              </w:rPr>
+            </w:r>
+            <w:r>
+              <w:rPr>
+                <w:rFonts w:ascii="Times New Roman" w:hAnsi="Times New Roman" w:cs="Times New Roman"/>
+                <w:noProof/>
+                <w:webHidden/>
+              </w:rPr>
+              <w:fldChar w:fldCharType="separate"/>
+            </w:r>
+            <w:r>
+              <w:rPr>
+                <w:rFonts w:ascii="Times New Roman" w:hAnsi="Times New Roman" w:cs="Times New Roman"/>
+                <w:noProof/>
+                <w:webHidden/>
+              </w:rPr>
+              <w:t>3</w:t>
+            </w:r>
+            <w:r>
+              <w:rPr>
+                <w:rFonts w:ascii="Times New Roman" w:hAnsi="Times New Roman" w:cs="Times New Roman"/>
+                <w:noProof/>
+                <w:webHidden/>
+              </w:rPr>
+              <w:fldChar w:fldCharType="end"/>
+            </w:r>
+          </w:hyperlink>
+        </w:p>
+        <w:p>
+          <w:pPr>
+            <w:pStyle w:val="Verzeichnis3"/>
+            <w:tabs>
+              <w:tab w:val="left" w:pos="1440"/>
+              <w:tab w:val="right" w:leader="dot" w:pos="9062"/>
+            </w:tabs>
+            <w:rPr>
+              <w:rFonts w:ascii="Times New Roman" w:eastAsiaTheme="minorEastAsia" w:hAnsi="Times New Roman" w:cs="Times New Roman"/>
+              <w:noProof/>
+              <w:lang w:eastAsia="de-DE"/>
+            </w:rPr>
+          </w:pPr>
+          <w:hyperlink w:anchor="_Toc236481609" w:history="1">
+            <w:r>
+              <w:rPr>
+                <w:rStyle w:val="Hyperlink"/>
+                <w:rFonts w:ascii="Times New Roman" w:hAnsi="Times New Roman" w:cs="Times New Roman"/>
+                <w:noProof/>
+              </w:rPr>
+              <w:t>1.5.1</w:t>
+            </w:r>
+            <w:r>
+              <w:rPr>
+                <w:rFonts w:ascii="Times New Roman" w:eastAsiaTheme="minorEastAsia" w:hAnsi="Times New Roman" w:cs="Times New Roman"/>
+                <w:noProof/>
+                <w:lang w:eastAsia="de-DE"/>
+              </w:rPr>
+              <w:tab/>
+            </w:r>
+            <w:r>
+              <w:rPr>
+                <w:rStyle w:val="Hyperlink"/>
+                <w:rFonts w:ascii="Times New Roman" w:hAnsi="Times New Roman" w:cs="Times New Roman"/>
+                <w:noProof/>
+              </w:rPr>
+              <w:t>Qualitative Produktbeschreibung</w:t>
+            </w:r>
+            <w:r>
+              <w:rPr>
+                <w:rFonts w:ascii="Times New Roman" w:hAnsi="Times New Roman" w:cs="Times New Roman"/>
+                <w:noProof/>
+                <w:webHidden/>
+              </w:rPr>
+              <w:tab/>
+            </w:r>
+            <w:r>
+              <w:rPr>
+                <w:rFonts w:ascii="Times New Roman" w:hAnsi="Times New Roman" w:cs="Times New Roman"/>
+                <w:noProof/>
+                <w:webHidden/>
+              </w:rPr>
+              <w:fldChar w:fldCharType="begin"/>
+            </w:r>
+            <w:r>
+              <w:rPr>
+                <w:rFonts w:ascii="Times New Roman" w:hAnsi="Times New Roman" w:cs="Times New Roman"/>
+                <w:noProof/>
+                <w:webHidden/>
+              </w:rPr>
+              <w:instrText xml:space="preserve"> PAGEREF _Toc236481609 \h </w:instrText>
+            </w:r>
+            <w:r>
+              <w:rPr>
+                <w:rFonts w:ascii="Times New Roman" w:hAnsi="Times New Roman" w:cs="Times New Roman"/>
+                <w:noProof/>
+                <w:webHidden/>
+              </w:rPr>
+            </w:r>
+            <w:r>
+              <w:rPr>
+                <w:rFonts w:ascii="Times New Roman" w:hAnsi="Times New Roman" w:cs="Times New Roman"/>
+                <w:noProof/>
+                <w:webHidden/>
+              </w:rPr>
+              <w:fldChar w:fldCharType="separate"/>
+            </w:r>
+            <w:r>
+              <w:rPr>
+                <w:rFonts w:ascii="Times New Roman" w:hAnsi="Times New Roman" w:cs="Times New Roman"/>
+                <w:noProof/>
+                <w:webHidden/>
+              </w:rPr>
+              <w:t>3</w:t>
+            </w:r>
+            <w:r>
+              <w:rPr>
+                <w:rFonts w:ascii="Times New Roman" w:hAnsi="Times New Roman" w:cs="Times New Roman"/>
+                <w:noProof/>
+                <w:webHidden/>
+              </w:rPr>
+              <w:fldChar w:fldCharType="end"/>
+            </w:r>
+          </w:hyperlink>
+        </w:p>
+        <w:p>
+          <w:pPr>
+            <w:pStyle w:val="Verzeichnis3"/>
+            <w:tabs>
+              <w:tab w:val="left" w:pos="1440"/>
+              <w:tab w:val="right" w:leader="dot" w:pos="9062"/>
+            </w:tabs>
+            <w:rPr>
+              <w:rFonts w:ascii="Times New Roman" w:eastAsiaTheme="minorEastAsia" w:hAnsi="Times New Roman" w:cs="Times New Roman"/>
+              <w:noProof/>
+              <w:lang w:eastAsia="de-DE"/>
+            </w:rPr>
+          </w:pPr>
+          <w:hyperlink w:anchor="_Toc236481610" w:history="1">
+            <w:r>
+              <w:rPr>
+                <w:rStyle w:val="Hyperlink"/>
+                <w:rFonts w:ascii="Times New Roman" w:hAnsi="Times New Roman" w:cs="Times New Roman"/>
+                <w:noProof/>
+              </w:rPr>
+              <w:t>1.5.2</w:t>
+            </w:r>
+            <w:r>
+              <w:rPr>
+                <w:rFonts w:ascii="Times New Roman" w:eastAsiaTheme="minorEastAsia" w:hAnsi="Times New Roman" w:cs="Times New Roman"/>
+                <w:noProof/>
+                <w:lang w:eastAsia="de-DE"/>
+              </w:rPr>
+              <w:tab/>
+            </w:r>
+            <w:r>
+              <w:rPr>
+                <w:rStyle w:val="Hyperlink"/>
+                <w:rFonts w:ascii="Times New Roman" w:hAnsi="Times New Roman" w:cs="Times New Roman"/>
+                <w:noProof/>
+              </w:rPr>
+              <w:t>Technische Implementierung und Software-Architektur</w:t>
+            </w:r>
+            <w:r>
+              <w:rPr>
+                <w:rFonts w:ascii="Times New Roman" w:hAnsi="Times New Roman" w:cs="Times New Roman"/>
+                <w:noProof/>
+                <w:webHidden/>
+              </w:rPr>
+              <w:tab/>
+            </w:r>
+            <w:r>
+              <w:rPr>
+                <w:rFonts w:ascii="Times New Roman" w:hAnsi="Times New Roman" w:cs="Times New Roman"/>
+                <w:noProof/>
+                <w:webHidden/>
+              </w:rPr>
+              <w:fldChar w:fldCharType="begin"/>
+            </w:r>
+            <w:r>
+              <w:rPr>
+                <w:rFonts w:ascii="Times New Roman" w:hAnsi="Times New Roman" w:cs="Times New Roman"/>
+                <w:noProof/>
+                <w:webHidden/>
+              </w:rPr>
+              <w:instrText xml:space="preserve"> PAGEREF _Toc236481610 \h </w:instrText>
+            </w:r>
+            <w:r>
+              <w:rPr>
+                <w:rFonts w:ascii="Times New Roman" w:hAnsi="Times New Roman" w:cs="Times New Roman"/>
+                <w:noProof/>
+                <w:webHidden/>
+              </w:rPr>
+            </w:r>
+            <w:r>
+              <w:rPr>
+                <w:rFonts w:ascii="Times New Roman" w:hAnsi="Times New Roman" w:cs="Times New Roman"/>
+                <w:noProof/>
+                <w:webHidden/>
+              </w:rPr>
+              <w:fldChar w:fldCharType="separate"/>
+            </w:r>
+            <w:r>
+              <w:rPr>
+                <w:rFonts w:ascii="Times New Roman" w:hAnsi="Times New Roman" w:cs="Times New Roman"/>
+                <w:noProof/>
+                <w:webHidden/>
+              </w:rPr>
+              <w:t>6</w:t>
             </w:r>
             <w:r>
               <w:rPr>
@@ -729,7 +1014,7 @@
               <w:lang w:eastAsia="de-DE"/>
             </w:rPr>
           </w:pPr>
-          <w:hyperlink w:anchor="_Toc235454516" w:history="1">
+          <w:hyperlink w:anchor="_Toc236481611" w:history="1">
             <w:r>
               <w:rPr>
                 <w:rStyle w:val="Hyperlink"/>
@@ -788,7 +1073,7 @@
                 <w:noProof/>
                 <w:webHidden/>
               </w:rPr>
-              <w:instrText xml:space="preserve"> PAGEREF _Toc235454516 \h </w:instrText>
+              <w:instrText xml:space="preserve"> PAGEREF _Toc236481611 \h </w:instrText>
             </w:r>
             <w:r>
               <w:rPr>
@@ -817,7 +1102,7 @@
                 <w:noProof/>
                 <w:webHidden/>
               </w:rPr>
-              <w:t>4</w:t>
+              <w:t>8</w:t>
             </w:r>
             <w:r>
               <w:rPr>
@@ -844,7 +1129,7 @@
               <w:lang w:eastAsia="de-DE"/>
             </w:rPr>
           </w:pPr>
-          <w:hyperlink w:anchor="_Toc235454517" w:history="1">
+          <w:hyperlink w:anchor="_Toc236481612" w:history="1">
             <w:r>
               <w:rPr>
                 <w:rStyle w:val="Hyperlink"/>
@@ -891,7 +1176,7 @@
                 <w:noProof/>
                 <w:webHidden/>
               </w:rPr>
-              <w:instrText xml:space="preserve"> PAGEREF _Toc235454517 \h </w:instrText>
+              <w:instrText xml:space="preserve"> PAGEREF _Toc236481612 \h </w:instrText>
             </w:r>
             <w:r>
               <w:rPr>
@@ -914,7 +1199,7 @@
                 <w:noProof/>
                 <w:webHidden/>
               </w:rPr>
-              <w:t>4</w:t>
+              <w:t>8</w:t>
             </w:r>
             <w:r>
               <w:rPr>
@@ -939,7 +1224,7 @@
               <w:lang w:eastAsia="de-DE"/>
             </w:rPr>
           </w:pPr>
-          <w:hyperlink w:anchor="_Toc235454518" w:history="1">
+          <w:hyperlink w:anchor="_Toc236481613" w:history="1">
             <w:r>
               <w:rPr>
                 <w:rStyle w:val="Hyperlink"/>
@@ -986,7 +1271,7 @@
                 <w:noProof/>
                 <w:webHidden/>
               </w:rPr>
-              <w:instrText xml:space="preserve"> PAGEREF _Toc235454518 \h </w:instrText>
+              <w:instrText xml:space="preserve"> PAGEREF _Toc236481613 \h </w:instrText>
             </w:r>
             <w:r>
               <w:rPr>
@@ -1009,7 +1294,7 @@
                 <w:noProof/>
                 <w:webHidden/>
               </w:rPr>
-              <w:t>4</w:t>
+              <w:t>8</w:t>
             </w:r>
             <w:r>
               <w:rPr>
@@ -1034,7 +1319,7 @@
               <w:lang w:eastAsia="de-DE"/>
             </w:rPr>
           </w:pPr>
-          <w:hyperlink w:anchor="_Toc235454519" w:history="1">
+          <w:hyperlink w:anchor="_Toc236481614" w:history="1">
             <w:r>
               <w:rPr>
                 <w:rStyle w:val="Hyperlink"/>
@@ -1081,7 +1366,7 @@
                 <w:noProof/>
                 <w:webHidden/>
               </w:rPr>
-              <w:instrText xml:space="preserve"> PAGEREF _Toc235454519 \h </w:instrText>
+              <w:instrText xml:space="preserve"> PAGEREF _Toc236481614 \h </w:instrText>
             </w:r>
             <w:r>
               <w:rPr>
@@ -1104,7 +1389,7 @@
                 <w:noProof/>
                 <w:webHidden/>
               </w:rPr>
-              <w:t>4</w:t>
+              <w:t>8</w:t>
             </w:r>
             <w:r>
               <w:rPr>
@@ -1129,7 +1414,7 @@
               <w:lang w:eastAsia="de-DE"/>
             </w:rPr>
           </w:pPr>
-          <w:hyperlink w:anchor="_Toc235454520" w:history="1">
+          <w:hyperlink w:anchor="_Toc236481615" w:history="1">
             <w:r>
               <w:rPr>
                 <w:rStyle w:val="Hyperlink"/>
@@ -1176,7 +1461,7 @@
                 <w:noProof/>
                 <w:webHidden/>
               </w:rPr>
-              <w:instrText xml:space="preserve"> PAGEREF _Toc235454520 \h </w:instrText>
+              <w:instrText xml:space="preserve"> PAGEREF _Toc236481615 \h </w:instrText>
             </w:r>
             <w:r>
               <w:rPr>
@@ -1199,7 +1484,7 @@
                 <w:noProof/>
                 <w:webHidden/>
               </w:rPr>
-              <w:t>5</w:t>
+              <w:t>9</w:t>
             </w:r>
             <w:r>
               <w:rPr>
@@ -1226,7 +1511,7 @@
               <w:lang w:eastAsia="de-DE"/>
             </w:rPr>
           </w:pPr>
-          <w:hyperlink w:anchor="_Toc235454521" w:history="1">
+          <w:hyperlink w:anchor="_Toc236481616" w:history="1">
             <w:r>
               <w:rPr>
                 <w:rStyle w:val="Hyperlink"/>
@@ -1285,7 +1570,7 @@
                 <w:noProof/>
                 <w:webHidden/>
               </w:rPr>
-              <w:instrText xml:space="preserve"> PAGEREF _Toc235454521 \h </w:instrText>
+              <w:instrText xml:space="preserve"> PAGEREF _Toc236481616 \h </w:instrText>
             </w:r>
             <w:r>
               <w:rPr>
@@ -1314,7 +1599,7 @@
                 <w:noProof/>
                 <w:webHidden/>
               </w:rPr>
-              <w:t>6</w:t>
+              <w:t>10</w:t>
             </w:r>
             <w:r>
               <w:rPr>
@@ -1341,7 +1626,7 @@
               <w:lang w:eastAsia="de-DE"/>
             </w:rPr>
           </w:pPr>
-          <w:hyperlink w:anchor="_Toc235454522" w:history="1">
+          <w:hyperlink w:anchor="_Toc236481617" w:history="1">
             <w:r>
               <w:rPr>
                 <w:rStyle w:val="Hyperlink"/>
@@ -1364,7 +1649,7 @@
                 <w:rFonts w:ascii="Times New Roman" w:hAnsi="Times New Roman" w:cs="Times New Roman"/>
                 <w:noProof/>
               </w:rPr>
-              <w:t>Technische Implementierung und Software-Architektur</w:t>
+              <w:t>Kick-Off</w:t>
             </w:r>
             <w:r>
               <w:rPr>
@@ -1388,7 +1673,7 @@
                 <w:noProof/>
                 <w:webHidden/>
               </w:rPr>
-              <w:instrText xml:space="preserve"> PAGEREF _Toc235454522 \h </w:instrText>
+              <w:instrText xml:space="preserve"> PAGEREF _Toc236481617 \h </w:instrText>
             </w:r>
             <w:r>
               <w:rPr>
@@ -1411,7 +1696,7 @@
                 <w:noProof/>
                 <w:webHidden/>
               </w:rPr>
-              <w:t>6</w:t>
+              <w:t>10</w:t>
             </w:r>
             <w:r>
               <w:rPr>
@@ -1436,7 +1721,7 @@
               <w:lang w:eastAsia="de-DE"/>
             </w:rPr>
           </w:pPr>
-          <w:hyperlink w:anchor="_Toc235454523" w:history="1">
+          <w:hyperlink w:anchor="_Toc236481618" w:history="1">
             <w:r>
               <w:rPr>
                 <w:rStyle w:val="Hyperlink"/>
@@ -1459,7 +1744,7 @@
                 <w:rFonts w:ascii="Times New Roman" w:hAnsi="Times New Roman" w:cs="Times New Roman"/>
                 <w:noProof/>
               </w:rPr>
-              <w:t>Kick-Off</w:t>
+              <w:t>Zeitplan</w:t>
             </w:r>
             <w:r>
               <w:rPr>
@@ -1483,7 +1768,7 @@
                 <w:noProof/>
                 <w:webHidden/>
               </w:rPr>
-              <w:instrText xml:space="preserve"> PAGEREF _Toc235454523 \h </w:instrText>
+              <w:instrText xml:space="preserve"> PAGEREF _Toc236481618 \h </w:instrText>
             </w:r>
             <w:r>
               <w:rPr>
@@ -1506,7 +1791,7 @@
                 <w:noProof/>
                 <w:webHidden/>
               </w:rPr>
-              <w:t>7</w:t>
+              <w:t>10</w:t>
             </w:r>
             <w:r>
               <w:rPr>
@@ -1531,7 +1816,7 @@
               <w:lang w:eastAsia="de-DE"/>
             </w:rPr>
           </w:pPr>
-          <w:hyperlink w:anchor="_Toc235454524" w:history="1">
+          <w:hyperlink w:anchor="_Toc236481619" w:history="1">
             <w:r>
               <w:rPr>
                 <w:rStyle w:val="Hyperlink"/>
@@ -1554,7 +1839,7 @@
                 <w:rFonts w:ascii="Times New Roman" w:hAnsi="Times New Roman" w:cs="Times New Roman"/>
                 <w:noProof/>
               </w:rPr>
-              <w:t>Zeitplan</w:t>
+              <w:t>Organisation im Projektteam</w:t>
             </w:r>
             <w:r>
               <w:rPr>
@@ -1578,7 +1863,7 @@
                 <w:noProof/>
                 <w:webHidden/>
               </w:rPr>
-              <w:instrText xml:space="preserve"> PAGEREF _Toc235454524 \h </w:instrText>
+              <w:instrText xml:space="preserve"> PAGEREF _Toc236481619 \h </w:instrText>
             </w:r>
             <w:r>
               <w:rPr>
@@ -1601,7 +1886,7 @@
                 <w:noProof/>
                 <w:webHidden/>
               </w:rPr>
-              <w:t>8</w:t>
+              <w:t>12</w:t>
             </w:r>
             <w:r>
               <w:rPr>
@@ -1628,7 +1913,7 @@
               <w:lang w:eastAsia="de-DE"/>
             </w:rPr>
           </w:pPr>
-          <w:hyperlink w:anchor="_Toc235454525" w:history="1">
+          <w:hyperlink w:anchor="_Toc236481620" w:history="1">
             <w:r>
               <w:rPr>
                 <w:rStyle w:val="Hyperlink"/>
@@ -1687,7 +1972,7 @@
                 <w:noProof/>
                 <w:webHidden/>
               </w:rPr>
-              <w:instrText xml:space="preserve"> PAGEREF _Toc235454525 \h </w:instrText>
+              <w:instrText xml:space="preserve"> PAGEREF _Toc236481620 \h </w:instrText>
             </w:r>
             <w:r>
               <w:rPr>
@@ -1716,7 +2001,7 @@
                 <w:noProof/>
                 <w:webHidden/>
               </w:rPr>
-              <w:t>9</w:t>
+              <w:t>13</w:t>
             </w:r>
             <w:r>
               <w:rPr>
@@ -1743,7 +2028,7 @@
               <w:lang w:eastAsia="de-DE"/>
             </w:rPr>
           </w:pPr>
-          <w:hyperlink w:anchor="_Toc235454526" w:history="1">
+          <w:hyperlink w:anchor="_Toc236481621" w:history="1">
             <w:r>
               <w:rPr>
                 <w:rStyle w:val="Hyperlink"/>
@@ -1790,7 +2075,7 @@
                 <w:noProof/>
                 <w:webHidden/>
               </w:rPr>
-              <w:instrText xml:space="preserve"> PAGEREF _Toc235454526 \h </w:instrText>
+              <w:instrText xml:space="preserve"> PAGEREF _Toc236481621 \h </w:instrText>
             </w:r>
             <w:r>
               <w:rPr>
@@ -1813,7 +2098,7 @@
                 <w:noProof/>
                 <w:webHidden/>
               </w:rPr>
-              <w:t>9</w:t>
+              <w:t>13</w:t>
             </w:r>
             <w:r>
               <w:rPr>
@@ -1838,7 +2123,7 @@
               <w:lang w:eastAsia="de-DE"/>
             </w:rPr>
           </w:pPr>
-          <w:hyperlink w:anchor="_Toc235454527" w:history="1">
+          <w:hyperlink w:anchor="_Toc236481622" w:history="1">
             <w:r>
               <w:rPr>
                 <w:rStyle w:val="Hyperlink"/>
@@ -1885,7 +2170,7 @@
                 <w:noProof/>
                 <w:webHidden/>
               </w:rPr>
-              <w:instrText xml:space="preserve"> PAGEREF _Toc235454527 \h </w:instrText>
+              <w:instrText xml:space="preserve"> PAGEREF _Toc236481622 \h </w:instrText>
             </w:r>
             <w:r>
               <w:rPr>
@@ -1908,7 +2193,7 @@
                 <w:noProof/>
                 <w:webHidden/>
               </w:rPr>
-              <w:t>9</w:t>
+              <w:t>13</w:t>
             </w:r>
             <w:r>
               <w:rPr>
@@ -1933,7 +2218,7 @@
               <w:lang w:eastAsia="de-DE"/>
             </w:rPr>
           </w:pPr>
-          <w:hyperlink w:anchor="_Toc235454528" w:history="1">
+          <w:hyperlink w:anchor="_Toc236481623" w:history="1">
             <w:r>
               <w:rPr>
                 <w:rStyle w:val="Hyperlink"/>
@@ -1980,7 +2265,7 @@
                 <w:noProof/>
                 <w:webHidden/>
               </w:rPr>
-              <w:instrText xml:space="preserve"> PAGEREF _Toc235454528 \h </w:instrText>
+              <w:instrText xml:space="preserve"> PAGEREF _Toc236481623 \h </w:instrText>
             </w:r>
             <w:r>
               <w:rPr>
@@ -2003,7 +2288,7 @@
                 <w:noProof/>
                 <w:webHidden/>
               </w:rPr>
-              <w:t>10</w:t>
+              <w:t>14</w:t>
             </w:r>
             <w:r>
               <w:rPr>
@@ -2028,7 +2313,7 @@
               <w:lang w:eastAsia="de-DE"/>
             </w:rPr>
           </w:pPr>
-          <w:hyperlink w:anchor="_Toc235454529" w:history="1">
+          <w:hyperlink w:anchor="_Toc236481624" w:history="1">
             <w:r>
               <w:rPr>
                 <w:rStyle w:val="Hyperlink"/>
@@ -2075,7 +2360,7 @@
                 <w:noProof/>
                 <w:webHidden/>
               </w:rPr>
-              <w:instrText xml:space="preserve"> PAGEREF _Toc235454529 \h </w:instrText>
+              <w:instrText xml:space="preserve"> PAGEREF _Toc236481624 \h </w:instrText>
             </w:r>
             <w:r>
               <w:rPr>
@@ -2098,7 +2383,7 @@
                 <w:noProof/>
                 <w:webHidden/>
               </w:rPr>
-              <w:t>12</w:t>
+              <w:t>16</w:t>
             </w:r>
             <w:r>
               <w:rPr>
@@ -2123,7 +2408,7 @@
               <w:lang w:eastAsia="de-DE"/>
             </w:rPr>
           </w:pPr>
-          <w:hyperlink w:anchor="_Toc235454530" w:history="1">
+          <w:hyperlink w:anchor="_Toc236481625" w:history="1">
             <w:r>
               <w:rPr>
                 <w:rStyle w:val="Hyperlink"/>
@@ -2170,7 +2455,7 @@
                 <w:noProof/>
                 <w:webHidden/>
               </w:rPr>
-              <w:instrText xml:space="preserve"> PAGEREF _Toc235454530 \h </w:instrText>
+              <w:instrText xml:space="preserve"> PAGEREF _Toc236481625 \h </w:instrText>
             </w:r>
             <w:r>
               <w:rPr>
@@ -2193,7 +2478,7 @@
                 <w:noProof/>
                 <w:webHidden/>
               </w:rPr>
-              <w:t>12</w:t>
+              <w:t>16</w:t>
             </w:r>
             <w:r>
               <w:rPr>
@@ -2218,7 +2503,7 @@
               <w:lang w:eastAsia="de-DE"/>
             </w:rPr>
           </w:pPr>
-          <w:hyperlink w:anchor="_Toc235454531" w:history="1">
+          <w:hyperlink w:anchor="_Toc236481626" w:history="1">
             <w:r>
               <w:rPr>
                 <w:rStyle w:val="Hyperlink"/>
@@ -2265,7 +2550,7 @@
                 <w:noProof/>
                 <w:webHidden/>
               </w:rPr>
-              <w:instrText xml:space="preserve"> PAGEREF _Toc235454531 \h </w:instrText>
+              <w:instrText xml:space="preserve"> PAGEREF _Toc236481626 \h </w:instrText>
             </w:r>
             <w:r>
               <w:rPr>
@@ -2288,7 +2573,7 @@
                 <w:noProof/>
                 <w:webHidden/>
               </w:rPr>
-              <w:t>13</w:t>
+              <w:t>17</w:t>
             </w:r>
             <w:r>
               <w:rPr>
@@ -2315,7 +2600,7 @@
               <w:lang w:eastAsia="de-DE"/>
             </w:rPr>
           </w:pPr>
-          <w:hyperlink w:anchor="_Toc235454532" w:history="1">
+          <w:hyperlink w:anchor="_Toc236481627" w:history="1">
             <w:r>
               <w:rPr>
                 <w:rStyle w:val="Hyperlink"/>
@@ -2374,7 +2659,7 @@
                 <w:noProof/>
                 <w:webHidden/>
               </w:rPr>
-              <w:instrText xml:space="preserve"> PAGEREF _Toc235454532 \h </w:instrText>
+              <w:instrText xml:space="preserve"> PAGEREF _Toc236481627 \h </w:instrText>
             </w:r>
             <w:r>
               <w:rPr>
@@ -2403,7 +2688,7 @@
                 <w:noProof/>
                 <w:webHidden/>
               </w:rPr>
-              <w:t>18</w:t>
+              <w:t>22</w:t>
             </w:r>
             <w:r>
               <w:rPr>
@@ -2426,11 +2711,13 @@
             </w:tabs>
             <w:rPr>
               <w:rFonts w:ascii="Times New Roman" w:eastAsiaTheme="minorEastAsia" w:hAnsi="Times New Roman" w:cs="Times New Roman"/>
+              <w:b/>
+              <w:bCs/>
               <w:noProof/>
               <w:lang w:eastAsia="de-DE"/>
             </w:rPr>
           </w:pPr>
-          <w:hyperlink w:anchor="_Toc235454533" w:history="1">
+          <w:hyperlink w:anchor="_Toc236481628" w:history="1">
             <w:r>
               <w:rPr>
                 <w:rStyle w:val="Hyperlink"/>
@@ -2459,7 +2746,7 @@
                 <w:bCs/>
                 <w:noProof/>
               </w:rPr>
-              <w:t>Literatur</w:t>
+              <w:t>Ausblick</w:t>
             </w:r>
             <w:r>
               <w:rPr>
@@ -2489,7 +2776,7 @@
                 <w:noProof/>
                 <w:webHidden/>
               </w:rPr>
-              <w:instrText xml:space="preserve"> PAGEREF _Toc235454533 \h </w:instrText>
+              <w:instrText xml:space="preserve"> PAGEREF _Toc236481628 \h </w:instrText>
             </w:r>
             <w:r>
               <w:rPr>
@@ -2518,7 +2805,124 @@
                 <w:noProof/>
                 <w:webHidden/>
               </w:rPr>
-              <w:t>19</w:t>
+              <w:t>24</w:t>
+            </w:r>
+            <w:r>
+              <w:rPr>
+                <w:rFonts w:ascii="Times New Roman" w:hAnsi="Times New Roman" w:cs="Times New Roman"/>
+                <w:b/>
+                <w:bCs/>
+                <w:noProof/>
+                <w:webHidden/>
+              </w:rPr>
+              <w:fldChar w:fldCharType="end"/>
+            </w:r>
+          </w:hyperlink>
+        </w:p>
+        <w:p>
+          <w:pPr>
+            <w:pStyle w:val="Verzeichnis1"/>
+            <w:tabs>
+              <w:tab w:val="left" w:pos="480"/>
+              <w:tab w:val="right" w:leader="dot" w:pos="9062"/>
+            </w:tabs>
+            <w:rPr>
+              <w:rFonts w:ascii="Times New Roman" w:eastAsiaTheme="minorEastAsia" w:hAnsi="Times New Roman" w:cs="Times New Roman"/>
+              <w:b/>
+              <w:bCs/>
+              <w:noProof/>
+              <w:lang w:eastAsia="de-DE"/>
+            </w:rPr>
+          </w:pPr>
+          <w:hyperlink w:anchor="_Toc236481629" w:history="1">
+            <w:r>
+              <w:rPr>
+                <w:rStyle w:val="Hyperlink"/>
+                <w:rFonts w:ascii="Times New Roman" w:hAnsi="Times New Roman" w:cs="Times New Roman"/>
+                <w:b/>
+                <w:bCs/>
+                <w:noProof/>
+              </w:rPr>
+              <w:t>7</w:t>
+            </w:r>
+            <w:r>
+              <w:rPr>
+                <w:rFonts w:ascii="Times New Roman" w:eastAsiaTheme="minorEastAsia" w:hAnsi="Times New Roman" w:cs="Times New Roman"/>
+                <w:b/>
+                <w:bCs/>
+                <w:noProof/>
+                <w:lang w:eastAsia="de-DE"/>
+              </w:rPr>
+              <w:tab/>
+            </w:r>
+            <w:r>
+              <w:rPr>
+                <w:rStyle w:val="Hyperlink"/>
+                <w:rFonts w:ascii="Times New Roman" w:hAnsi="Times New Roman" w:cs="Times New Roman"/>
+                <w:b/>
+                <w:bCs/>
+                <w:noProof/>
+              </w:rPr>
+              <w:t>Literatur</w:t>
+            </w:r>
+            <w:r>
+              <w:rPr>
+                <w:rFonts w:ascii="Times New Roman" w:hAnsi="Times New Roman" w:cs="Times New Roman"/>
+                <w:b/>
+                <w:bCs/>
+                <w:noProof/>
+                <w:webHidden/>
+              </w:rPr>
+              <w:tab/>
+            </w:r>
+            <w:r>
+              <w:rPr>
+                <w:rFonts w:ascii="Times New Roman" w:hAnsi="Times New Roman" w:cs="Times New Roman"/>
+                <w:b/>
+                <w:bCs/>
+                <w:noProof/>
+                <w:webHidden/>
+              </w:rPr>
+              <w:fldChar w:fldCharType="begin"/>
+            </w:r>
+            <w:r>
+              <w:rPr>
+                <w:rFonts w:ascii="Times New Roman" w:hAnsi="Times New Roman" w:cs="Times New Roman"/>
+                <w:b/>
+                <w:bCs/>
+                <w:noProof/>
+                <w:webHidden/>
+              </w:rPr>
+              <w:instrText xml:space="preserve"> PAGEREF _Toc236481629 \h </w:instrText>
+            </w:r>
+            <w:r>
+              <w:rPr>
+                <w:rFonts w:ascii="Times New Roman" w:hAnsi="Times New Roman" w:cs="Times New Roman"/>
+                <w:b/>
+                <w:bCs/>
+                <w:noProof/>
+                <w:webHidden/>
+              </w:rPr>
+            </w:r>
+            <w:r>
+              <w:rPr>
+                <w:rFonts w:ascii="Times New Roman" w:hAnsi="Times New Roman" w:cs="Times New Roman"/>
+                <w:b/>
+                <w:bCs/>
+                <w:noProof/>
+                <w:webHidden/>
+              </w:rPr>
+              <w:fldChar w:fldCharType="separate"/>
+            </w:r>
+            <w:r>
+              <w:rPr>
+                <w:rFonts w:ascii="Times New Roman" w:hAnsi="Times New Roman" w:cs="Times New Roman"/>
+                <w:b/>
+                <w:bCs/>
+                <w:noProof/>
+                <w:webHidden/>
+              </w:rPr>
+              <w:t>25</w:t>
             </w:r>
             <w:r>
               <w:rPr>
@@ -2566,7 +2970,7 @@
       <w:pPr>
         <w:pStyle w:val="berschrift1"/>
       </w:pPr>
-      <w:bookmarkStart w:id="0" w:name="_Toc235454511"/>
+      <w:bookmarkStart w:id="0" w:name="_Toc236481603"/>
       <w:r>
         <w:lastRenderedPageBreak/>
         <w:t>Einleitung</w:t>
@@ -2711,7 +3115,7 @@
       <w:pPr>
         <w:pStyle w:val="berschrift2"/>
       </w:pPr>
-      <w:bookmarkStart w:id="1" w:name="_Toc235454512"/>
+      <w:bookmarkStart w:id="1" w:name="_Toc236481604"/>
       <w:r>
         <w:t>Welches Problem soll das Projekt lösen?</w:t>
       </w:r>
@@ -2820,7 +3224,7 @@
       <w:pPr>
         <w:pStyle w:val="berschrift2"/>
       </w:pPr>
-      <w:bookmarkStart w:id="2" w:name="_Toc235454513"/>
+      <w:bookmarkStart w:id="2" w:name="_Toc236481605"/>
       <w:r>
         <w:t>Interesse und Motivation</w:t>
       </w:r>
@@ -2873,7 +3277,7 @@
       <w:pPr>
         <w:pStyle w:val="berschrift2"/>
       </w:pPr>
-      <w:bookmarkStart w:id="3" w:name="_Toc235454514"/>
+      <w:bookmarkStart w:id="3" w:name="_Toc236481606"/>
       <w:r>
         <w:t>Was soll demonstriert werden?</w:t>
       </w:r>
@@ -2906,7 +3310,7 @@
       <w:pPr>
         <w:pStyle w:val="berschrift2"/>
       </w:pPr>
-      <w:bookmarkStart w:id="4" w:name="_Toc235454515"/>
+      <w:bookmarkStart w:id="4" w:name="_Toc236481607"/>
       <w:r>
         <w:t>Stand der Technik</w:t>
       </w:r>
@@ -3098,32 +3502,1241 @@
         <w:fldChar w:fldCharType="end"/>
       </w:r>
     </w:p>
-    <w:p/>
     <w:p>
       <w:pPr>
-        <w:pStyle w:val="berschrift1"/>
-      </w:pPr>
-      <w:bookmarkStart w:id="5" w:name="_Toc235454516"/>
-      <w:r>
-        <w:lastRenderedPageBreak/>
-        <w:t>Arbeitspakete</w:t>
+        <w:pStyle w:val="berschrift2"/>
+      </w:pPr>
+      <w:bookmarkStart w:id="5" w:name="_Toc236481608"/>
+      <w:r>
+        <w:t>Das finale Produkt</w:t>
       </w:r>
       <w:bookmarkEnd w:id="5"/>
     </w:p>
     <w:p>
-      <w:r>
-        <w:t>Im Folgenden werden die Arbeitspakete (AP) dargestellt, die in diesem Projekt definiert wurden.</w:t>
-      </w:r>
+      <w:pPr>
+        <w:pStyle w:val="berschrift3"/>
+      </w:pPr>
+      <w:bookmarkStart w:id="6" w:name="_Toc236481609"/>
+      <w:r>
+        <w:t>Qualitative Produktbeschreibung</w:t>
+      </w:r>
+      <w:bookmarkEnd w:id="6"/>
     </w:p>
     <w:p>
+      <w:r>
+        <w:t xml:space="preserve">Das im Rahmen dieser Arbeit entwickelte Produkt verarbeitet SMARD Energiemarktdaten im CSV Dateiformat über ein integriertes LSTM und RNN zu einer Prognose. Anstatt einer starren Punktprognose endet die Ausgabe in einer linearen Schicht mit drei Ausgabewerten </w:t>
+      </w:r>
+      <w:r>
+        <w:rPr>
+          <w:i/>
+          <w:iCs/>
+        </w:rPr>
+        <w:t>q</w:t>
+      </w:r>
+      <w:r>
+        <w:rPr>
+          <w:vertAlign w:val="subscript"/>
+        </w:rPr>
+        <w:t>0.1</w:t>
+      </w:r>
+      <w:r>
+        <w:t xml:space="preserve">, </w:t>
+      </w:r>
+      <w:r>
+        <w:rPr>
+          <w:i/>
+          <w:iCs/>
+        </w:rPr>
+        <w:t>q</w:t>
+      </w:r>
+      <w:r>
+        <w:rPr>
+          <w:vertAlign w:val="subscript"/>
+        </w:rPr>
+        <w:t>0.5</w:t>
+      </w:r>
+      <w:r>
+        <w:t xml:space="preserve"> und </w:t>
+      </w:r>
+      <w:r>
+        <w:rPr>
+          <w:i/>
+          <w:iCs/>
+        </w:rPr>
+        <w:t>q</w:t>
+      </w:r>
+      <w:r>
+        <w:rPr>
+          <w:vertAlign w:val="subscript"/>
+        </w:rPr>
+        <w:t>0.9</w:t>
+      </w:r>
+      <w:r>
+        <w:t>, die zusammen das Prognoseintervall aufspannen. Somit wird die Unsicherheit in der Prognose explizit sichtbar gemacht.</w:t>
+      </w:r>
+    </w:p>
+    <w:p>
+      <w:r>
+        <w:t xml:space="preserve">Das Frontend beinhaltet das Dashboard, das den Nutzer zum Hochladen einer </w:t>
+      </w:r>
+      <w:proofErr w:type="gramStart"/>
+      <w:r>
+        <w:t>CSV Datei</w:t>
+      </w:r>
+      <w:proofErr w:type="gramEnd"/>
+      <w:r>
+        <w:t xml:space="preserve"> </w:t>
+      </w:r>
+      <w:r>
+        <w:t xml:space="preserve">unter „SMARD CSV-Datei“ auswählen </w:t>
+      </w:r>
+      <w:r>
+        <w:t>auffordert, siehe Abbildung</w:t>
+      </w:r>
+      <w:r>
+        <w:t xml:space="preserve"> 1.1</w:t>
+      </w:r>
+      <w:r>
+        <w:t xml:space="preserve">. Dabei kann die </w:t>
+      </w:r>
+      <w:proofErr w:type="gramStart"/>
+      <w:r>
+        <w:t>CSV Datei</w:t>
+      </w:r>
+      <w:proofErr w:type="gramEnd"/>
+      <w:r>
+        <w:t xml:space="preserve"> entweder durch Drag and Drop oder durch Auswahl von „Browse </w:t>
+      </w:r>
+      <w:proofErr w:type="spellStart"/>
+      <w:r>
+        <w:t>files</w:t>
+      </w:r>
+      <w:proofErr w:type="spellEnd"/>
+      <w:r>
+        <w:t xml:space="preserve">“ ausgewählt werden. Die Datenpipeline (mit der Datenverarbeitung, dem Training des LSTM und RNNs) wird durch Auswahl von „Pipeline starten“ gestartet. Diese Auswahl steht jedoch erst zur Verfügung, nachdem durch den Nutzer eine </w:t>
+      </w:r>
+      <w:proofErr w:type="gramStart"/>
+      <w:r>
+        <w:t>CSV Datei</w:t>
+      </w:r>
+      <w:proofErr w:type="gramEnd"/>
+      <w:r>
+        <w:t xml:space="preserve"> ausgewählt wurde. Optional kann auch eine </w:t>
+      </w:r>
+      <w:proofErr w:type="gramStart"/>
+      <w:r>
+        <w:t>CSV Datei</w:t>
+      </w:r>
+      <w:proofErr w:type="gramEnd"/>
+      <w:r>
+        <w:t xml:space="preserve"> mit Wetterdaten unter Optionale Wetter-CSV ausgewählt werden.</w:t>
+      </w:r>
+    </w:p>
+    <w:tbl>
+      <w:tblPr>
+        <w:tblStyle w:val="Tabellenraster"/>
+        <w:tblW w:w="0" w:type="auto"/>
+        <w:tblBorders>
+          <w:top w:val="none" w:sz="0" w:space="0" w:color="auto"/>
+          <w:left w:val="none" w:sz="0" w:space="0" w:color="auto"/>
+          <w:bottom w:val="none" w:sz="0" w:space="0" w:color="auto"/>
+          <w:right w:val="none" w:sz="0" w:space="0" w:color="auto"/>
+          <w:insideH w:val="none" w:sz="0" w:space="0" w:color="auto"/>
+          <w:insideV w:val="none" w:sz="0" w:space="0" w:color="auto"/>
+        </w:tblBorders>
+        <w:tblLook w:val="04A0" w:firstRow="1" w:lastRow="0" w:firstColumn="1" w:lastColumn="0" w:noHBand="0" w:noVBand="1"/>
+      </w:tblPr>
+      <w:tblGrid>
+        <w:gridCol w:w="9072"/>
+      </w:tblGrid>
+      <w:tr>
+        <w:tc>
+          <w:tcPr>
+            <w:tcW w:w="9062" w:type="dxa"/>
+          </w:tcPr>
+          <w:p>
+            <w:pPr>
+              <w:spacing w:after="0" w:line="240" w:lineRule="auto"/>
+            </w:pPr>
+            <w:r>
+              <w:lastRenderedPageBreak/>
+              <w:drawing>
+                <wp:inline distT="0" distB="0" distL="0" distR="0" wp14:anchorId="7201166B" wp14:editId="213AA81F">
+                  <wp:extent cx="5654040" cy="2595174"/>
+                  <wp:effectExtent l="0" t="0" r="3810" b="0"/>
+                  <wp:docPr id="463137903" name="Grafik 2"/>
+                  <wp:cNvGraphicFramePr>
+                    <a:graphicFrameLocks xmlns:a="http://schemas.openxmlformats.org/drawingml/2006/main" noChangeAspect="1"/>
+                  </wp:cNvGraphicFramePr>
+                  <a:graphic xmlns:a="http://schemas.openxmlformats.org/drawingml/2006/main">
+                    <a:graphicData uri="http://schemas.openxmlformats.org/drawingml/2006/picture">
+                      <pic:pic xmlns:pic="http://schemas.openxmlformats.org/drawingml/2006/picture">
+                        <pic:nvPicPr>
+                          <pic:cNvPr id="0" name="Picture 6"/>
+                          <pic:cNvPicPr>
+                            <a:picLocks noChangeAspect="1" noChangeArrowheads="1"/>
+                          </pic:cNvPicPr>
+                        </pic:nvPicPr>
+                        <pic:blipFill>
+                          <a:blip r:embed="rId15" cstate="print">
+                            <a:extLst>
+                              <a:ext uri="{28A0092B-C50C-407E-A947-70E740481C1C}">
+                                <a14:useLocalDpi xmlns:a14="http://schemas.microsoft.com/office/drawing/2010/main" val="0"/>
+                              </a:ext>
+                            </a:extLst>
+                          </a:blip>
+                          <a:srcRect/>
+                          <a:stretch>
+                            <a:fillRect/>
+                          </a:stretch>
+                        </pic:blipFill>
+                        <pic:spPr bwMode="auto">
+                          <a:xfrm>
+                            <a:off x="0" y="0"/>
+                            <a:ext cx="5657646" cy="2596829"/>
+                          </a:xfrm>
+                          <a:prstGeom prst="rect">
+                            <a:avLst/>
+                          </a:prstGeom>
+                          <a:noFill/>
+                          <a:ln>
+                            <a:noFill/>
+                          </a:ln>
+                        </pic:spPr>
+                      </pic:pic>
+                    </a:graphicData>
+                  </a:graphic>
+                </wp:inline>
+              </w:drawing>
+            </w:r>
+          </w:p>
+        </w:tc>
+      </w:tr>
+      <w:tr>
+        <w:tc>
+          <w:tcPr>
+            <w:tcW w:w="9062" w:type="dxa"/>
+          </w:tcPr>
+          <w:p>
+            <w:pPr>
+              <w:pStyle w:val="Bildunterschrift"/>
+            </w:pPr>
+            <w:r>
+              <w:rPr>
+                <w:b/>
+                <w:bCs/>
+              </w:rPr>
+              <w:t>Abbildung 1.1:</w:t>
+            </w:r>
+            <w:r>
+              <w:t xml:space="preserve"> </w:t>
+            </w:r>
+            <w:r>
+              <w:t>Frontend des finalen Produktes: Dashboard mit der Aufforderung ein</w:t>
+            </w:r>
+            <w:r>
+              <w:t xml:space="preserve">e </w:t>
+            </w:r>
+            <w:proofErr w:type="gramStart"/>
+            <w:r>
+              <w:t>CSV Datei</w:t>
+            </w:r>
+            <w:proofErr w:type="gramEnd"/>
+            <w:r>
+              <w:t xml:space="preserve"> </w:t>
+            </w:r>
+            <w:r>
+              <w:t>hochzuladen.</w:t>
+            </w:r>
+          </w:p>
+        </w:tc>
+      </w:tr>
+    </w:tbl>
+    <w:p>
+      <w:r>
+        <w:t xml:space="preserve">Alle hochgeladenen Dateien befinden sich im Input-Verzeichnis </w:t>
+      </w:r>
+      <w:r>
+        <w:rPr>
+          <w:rStyle w:val="ProgrammcodeZchn"/>
+        </w:rPr>
+        <w:t>\</w:t>
+      </w:r>
+      <w:proofErr w:type="spellStart"/>
+      <w:r>
+        <w:rPr>
+          <w:rStyle w:val="ProgrammcodeZchn"/>
+        </w:rPr>
+        <w:t>smard_daten</w:t>
+      </w:r>
+      <w:proofErr w:type="spellEnd"/>
+      <w:r>
+        <w:rPr>
+          <w:rStyle w:val="ProgrammcodeZchn"/>
+        </w:rPr>
+        <w:t>\</w:t>
+      </w:r>
+      <w:proofErr w:type="spellStart"/>
+      <w:r>
+        <w:rPr>
+          <w:rStyle w:val="ProgrammcodeZchn"/>
+        </w:rPr>
+        <w:t>input</w:t>
+      </w:r>
+      <w:proofErr w:type="spellEnd"/>
+      <w:r>
+        <w:t xml:space="preserve">. </w:t>
+      </w:r>
+      <w:r>
+        <w:t>Nachdem die Pipeline gestartet wurde, wird der Nutzer regelmäßig durch Updates in der Verarbeitung informiert, siehe Abbildung 1.2:</w:t>
+      </w:r>
+    </w:p>
+    <w:tbl>
+      <w:tblPr>
+        <w:tblStyle w:val="Tabellenraster"/>
+        <w:tblW w:w="0" w:type="auto"/>
+        <w:tblBorders>
+          <w:top w:val="none" w:sz="0" w:space="0" w:color="auto"/>
+          <w:left w:val="none" w:sz="0" w:space="0" w:color="auto"/>
+          <w:bottom w:val="none" w:sz="0" w:space="0" w:color="auto"/>
+          <w:right w:val="none" w:sz="0" w:space="0" w:color="auto"/>
+          <w:insideH w:val="none" w:sz="0" w:space="0" w:color="auto"/>
+          <w:insideV w:val="none" w:sz="0" w:space="0" w:color="auto"/>
+        </w:tblBorders>
+        <w:tblLook w:val="04A0" w:firstRow="1" w:lastRow="0" w:firstColumn="1" w:lastColumn="0" w:noHBand="0" w:noVBand="1"/>
+      </w:tblPr>
+      <w:tblGrid>
+        <w:gridCol w:w="9072"/>
+      </w:tblGrid>
+      <w:tr>
+        <w:tc>
+          <w:tcPr>
+            <w:tcW w:w="9062" w:type="dxa"/>
+          </w:tcPr>
+          <w:p>
+            <w:pPr>
+              <w:spacing w:after="0" w:line="240" w:lineRule="auto"/>
+              <w:jc w:val="center"/>
+            </w:pPr>
+            <w:r>
+              <w:drawing>
+                <wp:inline distT="0" distB="0" distL="0" distR="0" wp14:anchorId="7022CFEF" wp14:editId="12FEAC7C">
+                  <wp:extent cx="5760720" cy="1289050"/>
+                  <wp:effectExtent l="0" t="0" r="0" b="6350"/>
+                  <wp:docPr id="538404449" name="Grafik 6"/>
+                  <wp:cNvGraphicFramePr>
+                    <a:graphicFrameLocks xmlns:a="http://schemas.openxmlformats.org/drawingml/2006/main" noChangeAspect="1"/>
+                  </wp:cNvGraphicFramePr>
+                  <a:graphic xmlns:a="http://schemas.openxmlformats.org/drawingml/2006/main">
+                    <a:graphicData uri="http://schemas.openxmlformats.org/drawingml/2006/picture">
+                      <pic:pic xmlns:pic="http://schemas.openxmlformats.org/drawingml/2006/picture">
+                        <pic:nvPicPr>
+                          <pic:cNvPr id="0" name="Picture 23"/>
+                          <pic:cNvPicPr>
+                            <a:picLocks noChangeAspect="1" noChangeArrowheads="1"/>
+                          </pic:cNvPicPr>
+                        </pic:nvPicPr>
+                        <pic:blipFill>
+                          <a:blip r:embed="rId16" cstate="print">
+                            <a:extLst>
+                              <a:ext uri="{28A0092B-C50C-407E-A947-70E740481C1C}">
+                                <a14:useLocalDpi xmlns:a14="http://schemas.microsoft.com/office/drawing/2010/main" val="0"/>
+                              </a:ext>
+                            </a:extLst>
+                          </a:blip>
+                          <a:srcRect/>
+                          <a:stretch>
+                            <a:fillRect/>
+                          </a:stretch>
+                        </pic:blipFill>
+                        <pic:spPr bwMode="auto">
+                          <a:xfrm>
+                            <a:off x="0" y="0"/>
+                            <a:ext cx="5760720" cy="1289050"/>
+                          </a:xfrm>
+                          <a:prstGeom prst="rect">
+                            <a:avLst/>
+                          </a:prstGeom>
+                          <a:noFill/>
+                          <a:ln>
+                            <a:noFill/>
+                          </a:ln>
+                        </pic:spPr>
+                      </pic:pic>
+                    </a:graphicData>
+                  </a:graphic>
+                </wp:inline>
+              </w:drawing>
+            </w:r>
+          </w:p>
+        </w:tc>
+      </w:tr>
+      <w:tr>
+        <w:tc>
+          <w:tcPr>
+            <w:tcW w:w="9062" w:type="dxa"/>
+          </w:tcPr>
+          <w:p>
+            <w:pPr>
+              <w:pStyle w:val="Bildunterschrift"/>
+            </w:pPr>
+            <w:r>
+              <w:rPr>
+                <w:b/>
+                <w:bCs/>
+              </w:rPr>
+              <w:t>Abbildung 1.</w:t>
+            </w:r>
+            <w:r>
+              <w:rPr>
+                <w:b/>
+                <w:bCs/>
+              </w:rPr>
+              <w:t>2</w:t>
+            </w:r>
+            <w:r>
+              <w:rPr>
+                <w:b/>
+                <w:bCs/>
+              </w:rPr>
+              <w:t>:</w:t>
+            </w:r>
+            <w:r>
+              <w:t xml:space="preserve"> </w:t>
+            </w:r>
+            <w:r>
+              <w:t>Statusaktualisierung des Fortschritts</w:t>
+            </w:r>
+            <w:r>
+              <w:t>.</w:t>
+            </w:r>
+          </w:p>
+        </w:tc>
+      </w:tr>
+    </w:tbl>
+    <w:p>
+      <w:r>
+        <w:t xml:space="preserve">Nachdem die Pipeline beendet wurde, wechselt das Frontend automatisch in die Rubrik „Überblick“. Dort kann der Nutzer die wichtigsten Metriken einsehen, siehe Abbildung 1.3. </w:t>
+      </w:r>
+      <w:r>
+        <w:t>Wechselt der Nutzer in die Rubrik „Prognosen und EDA“, werden die Prognosen des LSTM und RNN als Grafiken gezeigt. Darunter befinden sich die Lernkurven und die Ergebnisse der Datenverarbeitung, siehe Abbildung 1.4.</w:t>
+      </w:r>
+    </w:p>
+    <w:p>
+      <w:r>
+        <w:t xml:space="preserve">Die Rubrik „Diagnose“ informiert den Nutzer über die Ergebnisse der LSTM/RNN Quantil-Kalibrierungen und bildet tabellarisch weitere Metriken beider Architekturen ab. In der finalen Rubrik „Dateien und Protokoll“ befindet sich eine Auflistung aller erzeugten Dateien, die im Output-Verzeichnis </w:t>
+      </w:r>
+      <w:r>
+        <w:rPr>
+          <w:rStyle w:val="ProgrammcodeZchn"/>
+        </w:rPr>
+        <w:t>\</w:t>
+      </w:r>
+      <w:proofErr w:type="spellStart"/>
+      <w:r>
+        <w:rPr>
+          <w:rStyle w:val="ProgrammcodeZchn"/>
+        </w:rPr>
+        <w:t>smard_daten</w:t>
+      </w:r>
+      <w:proofErr w:type="spellEnd"/>
+      <w:r>
+        <w:rPr>
+          <w:rStyle w:val="ProgrammcodeZchn"/>
+        </w:rPr>
+        <w:t>\</w:t>
+      </w:r>
+      <w:proofErr w:type="spellStart"/>
+      <w:r>
+        <w:rPr>
+          <w:rStyle w:val="ProgrammcodeZchn"/>
+        </w:rPr>
+        <w:t>output</w:t>
+      </w:r>
+      <w:proofErr w:type="spellEnd"/>
+      <w:r>
+        <w:t xml:space="preserve"> abgelegt werden. Das Pipeline-Protokoll enthält alle wesentlichen Informationen während des Trainings und spiegelt die Konsolenausgaben der einzelnen Python-Skripte wider. An dieser Stelle besteht die Möglichkeit die LSTM/RNN </w:t>
+      </w:r>
+      <w:r>
+        <w:lastRenderedPageBreak/>
+        <w:t xml:space="preserve">Metriken als </w:t>
+      </w:r>
+      <w:proofErr w:type="gramStart"/>
+      <w:r>
+        <w:t>CSV Dateien</w:t>
+      </w:r>
+      <w:proofErr w:type="gramEnd"/>
+      <w:r>
+        <w:t xml:space="preserve"> herunterzuladen oder die Pipeline mit einer neuen </w:t>
+      </w:r>
+      <w:proofErr w:type="gramStart"/>
+      <w:r>
+        <w:t>CSV Datei</w:t>
+      </w:r>
+      <w:proofErr w:type="gramEnd"/>
+      <w:r>
+        <w:t xml:space="preserve"> wieder zu starten. Bei Neuauswahl einer </w:t>
+      </w:r>
+      <w:proofErr w:type="gramStart"/>
+      <w:r>
+        <w:t>CSV Datei</w:t>
+      </w:r>
+      <w:proofErr w:type="gramEnd"/>
+      <w:r>
+        <w:t xml:space="preserve"> werden bereits dort existierende Dateien überschrieben.</w:t>
+      </w:r>
+    </w:p>
+    <w:tbl>
+      <w:tblPr>
+        <w:tblStyle w:val="Tabellenraster"/>
+        <w:tblW w:w="0" w:type="auto"/>
+        <w:tblBorders>
+          <w:top w:val="none" w:sz="0" w:space="0" w:color="auto"/>
+          <w:left w:val="none" w:sz="0" w:space="0" w:color="auto"/>
+          <w:bottom w:val="none" w:sz="0" w:space="0" w:color="auto"/>
+          <w:right w:val="none" w:sz="0" w:space="0" w:color="auto"/>
+          <w:insideH w:val="none" w:sz="0" w:space="0" w:color="auto"/>
+          <w:insideV w:val="none" w:sz="0" w:space="0" w:color="auto"/>
+        </w:tblBorders>
+        <w:tblLook w:val="04A0" w:firstRow="1" w:lastRow="0" w:firstColumn="1" w:lastColumn="0" w:noHBand="0" w:noVBand="1"/>
+      </w:tblPr>
+      <w:tblGrid>
+        <w:gridCol w:w="9072"/>
+      </w:tblGrid>
+      <w:tr>
+        <w:tc>
+          <w:tcPr>
+            <w:tcW w:w="9062" w:type="dxa"/>
+          </w:tcPr>
+          <w:p>
+            <w:pPr>
+              <w:spacing w:after="0" w:line="240" w:lineRule="auto"/>
+            </w:pPr>
+            <w:r>
+              <w:drawing>
+                <wp:inline distT="0" distB="0" distL="0" distR="0" wp14:anchorId="43CC666A" wp14:editId="1A6AEC79">
+                  <wp:extent cx="5671160" cy="2613660"/>
+                  <wp:effectExtent l="0" t="0" r="6350" b="0"/>
+                  <wp:docPr id="1019677153" name="Grafik 8"/>
+                  <wp:cNvGraphicFramePr>
+                    <a:graphicFrameLocks xmlns:a="http://schemas.openxmlformats.org/drawingml/2006/main" noChangeAspect="1"/>
+                  </wp:cNvGraphicFramePr>
+                  <a:graphic xmlns:a="http://schemas.openxmlformats.org/drawingml/2006/main">
+                    <a:graphicData uri="http://schemas.openxmlformats.org/drawingml/2006/picture">
+                      <pic:pic xmlns:pic="http://schemas.openxmlformats.org/drawingml/2006/picture">
+                        <pic:nvPicPr>
+                          <pic:cNvPr id="0" name="Picture 30"/>
+                          <pic:cNvPicPr>
+                            <a:picLocks noChangeAspect="1" noChangeArrowheads="1"/>
+                          </pic:cNvPicPr>
+                        </pic:nvPicPr>
+                        <pic:blipFill>
+                          <a:blip r:embed="rId17" cstate="print">
+                            <a:extLst>
+                              <a:ext uri="{28A0092B-C50C-407E-A947-70E740481C1C}">
+                                <a14:useLocalDpi xmlns:a14="http://schemas.microsoft.com/office/drawing/2010/main" val="0"/>
+                              </a:ext>
+                            </a:extLst>
+                          </a:blip>
+                          <a:srcRect/>
+                          <a:stretch>
+                            <a:fillRect/>
+                          </a:stretch>
+                        </pic:blipFill>
+                        <pic:spPr bwMode="auto">
+                          <a:xfrm>
+                            <a:off x="0" y="0"/>
+                            <a:ext cx="5686392" cy="2620680"/>
+                          </a:xfrm>
+                          <a:prstGeom prst="rect">
+                            <a:avLst/>
+                          </a:prstGeom>
+                          <a:noFill/>
+                          <a:ln>
+                            <a:noFill/>
+                          </a:ln>
+                        </pic:spPr>
+                      </pic:pic>
+                    </a:graphicData>
+                  </a:graphic>
+                </wp:inline>
+              </w:drawing>
+            </w:r>
+          </w:p>
+        </w:tc>
+      </w:tr>
+      <w:tr>
+        <w:tc>
+          <w:tcPr>
+            <w:tcW w:w="9062" w:type="dxa"/>
+          </w:tcPr>
+          <w:p>
+            <w:pPr>
+              <w:spacing w:after="0" w:line="240" w:lineRule="auto"/>
+            </w:pPr>
+            <w:r>
+              <w:drawing>
+                <wp:inline distT="0" distB="0" distL="0" distR="0" wp14:anchorId="3AD8977A" wp14:editId="3C9E27D5">
+                  <wp:extent cx="5676900" cy="2251487"/>
+                  <wp:effectExtent l="0" t="0" r="0" b="0"/>
+                  <wp:docPr id="514179759" name="Grafik 10"/>
+                  <wp:cNvGraphicFramePr>
+                    <a:graphicFrameLocks xmlns:a="http://schemas.openxmlformats.org/drawingml/2006/main" noChangeAspect="1"/>
+                  </wp:cNvGraphicFramePr>
+                  <a:graphic xmlns:a="http://schemas.openxmlformats.org/drawingml/2006/main">
+                    <a:graphicData uri="http://schemas.openxmlformats.org/drawingml/2006/picture">
+                      <pic:pic xmlns:pic="http://schemas.openxmlformats.org/drawingml/2006/picture">
+                        <pic:nvPicPr>
+                          <pic:cNvPr id="0" name="Picture 37"/>
+                          <pic:cNvPicPr>
+                            <a:picLocks noChangeAspect="1" noChangeArrowheads="1"/>
+                          </pic:cNvPicPr>
+                        </pic:nvPicPr>
+                        <pic:blipFill>
+                          <a:blip r:embed="rId18" cstate="print">
+                            <a:extLst>
+                              <a:ext uri="{28A0092B-C50C-407E-A947-70E740481C1C}">
+                                <a14:useLocalDpi xmlns:a14="http://schemas.microsoft.com/office/drawing/2010/main" val="0"/>
+                              </a:ext>
+                            </a:extLst>
+                          </a:blip>
+                          <a:srcRect/>
+                          <a:stretch>
+                            <a:fillRect/>
+                          </a:stretch>
+                        </pic:blipFill>
+                        <pic:spPr bwMode="auto">
+                          <a:xfrm>
+                            <a:off x="0" y="0"/>
+                            <a:ext cx="5684317" cy="2254429"/>
+                          </a:xfrm>
+                          <a:prstGeom prst="rect">
+                            <a:avLst/>
+                          </a:prstGeom>
+                          <a:noFill/>
+                          <a:ln>
+                            <a:noFill/>
+                          </a:ln>
+                        </pic:spPr>
+                      </pic:pic>
+                    </a:graphicData>
+                  </a:graphic>
+                </wp:inline>
+              </w:drawing>
+            </w:r>
+          </w:p>
+          <w:p>
+            <w:pPr>
+              <w:spacing w:after="0" w:line="240" w:lineRule="auto"/>
+            </w:pPr>
+          </w:p>
+        </w:tc>
+      </w:tr>
+      <w:tr>
+        <w:tc>
+          <w:tcPr>
+            <w:tcW w:w="9062" w:type="dxa"/>
+          </w:tcPr>
+          <w:p>
+            <w:pPr>
+              <w:pStyle w:val="Bildunterschrift"/>
+            </w:pPr>
+            <w:r>
+              <w:rPr>
+                <w:b/>
+                <w:bCs/>
+              </w:rPr>
+              <w:t>Abbildung 1.</w:t>
+            </w:r>
+            <w:r>
+              <w:rPr>
+                <w:b/>
+                <w:bCs/>
+              </w:rPr>
+              <w:t>3</w:t>
+            </w:r>
+            <w:r>
+              <w:rPr>
+                <w:b/>
+                <w:bCs/>
+              </w:rPr>
+              <w:t>:</w:t>
+            </w:r>
+            <w:r>
+              <w:t xml:space="preserve"> </w:t>
+            </w:r>
+            <w:r>
+              <w:t>Ergebnis-Dashboard in der Rubrik „Überblick“ mit allen zugehörigen Metriken</w:t>
+            </w:r>
+            <w:r>
+              <w:t>.</w:t>
+            </w:r>
+          </w:p>
+        </w:tc>
+      </w:tr>
+    </w:tbl>
+    <w:p>
+      <w:r>
+        <w:t>Die genaue Protokollierung aller zugehörigen Komponenten, dient der Reproduktionsfähigkeit und Dokumentation des Laufes.</w:t>
+      </w:r>
+    </w:p>
+    <w:p>
+      <w:r>
+        <w:t xml:space="preserve">Auf der Hauptseite von SMARD kann direkt die Auflösung der Daten bestimmt werden (z. B. stündliche oder viertelstündliche Auflösung) oder der Zeitraum angepasst werden. Es muss beachtet werden, dass die Rechenzeit steigt je höher die Auflösung und je länger der Zeitraum gewählt wird, da so mehr Datenpunkte vorhanden sind. Für Demonstrationszwecke empfiehlt es sich daher, einen Datensatz mit einer möglichst groben Auflösung aus einem kurzen </w:t>
+      </w:r>
+      <w:r>
+        <w:lastRenderedPageBreak/>
+        <w:t>Zeitraum auszuwählen. In diesen Szenarien werden auch die Unterschiede beider Architekturen besser veranschaulicht.</w:t>
+      </w:r>
+    </w:p>
+    <w:tbl>
+      <w:tblPr>
+        <w:tblStyle w:val="Tabellenraster"/>
+        <w:tblW w:w="0" w:type="auto"/>
+        <w:tblBorders>
+          <w:top w:val="none" w:sz="0" w:space="0" w:color="auto"/>
+          <w:left w:val="none" w:sz="0" w:space="0" w:color="auto"/>
+          <w:bottom w:val="none" w:sz="0" w:space="0" w:color="auto"/>
+          <w:right w:val="none" w:sz="0" w:space="0" w:color="auto"/>
+          <w:insideH w:val="none" w:sz="0" w:space="0" w:color="auto"/>
+          <w:insideV w:val="none" w:sz="0" w:space="0" w:color="auto"/>
+        </w:tblBorders>
+        <w:tblLook w:val="04A0" w:firstRow="1" w:lastRow="0" w:firstColumn="1" w:lastColumn="0" w:noHBand="0" w:noVBand="1"/>
+      </w:tblPr>
+      <w:tblGrid>
+        <w:gridCol w:w="9072"/>
+      </w:tblGrid>
+      <w:tr>
+        <w:tc>
+          <w:tcPr>
+            <w:tcW w:w="9062" w:type="dxa"/>
+          </w:tcPr>
+          <w:p>
+            <w:pPr>
+              <w:spacing w:after="0" w:line="240" w:lineRule="auto"/>
+            </w:pPr>
+            <w:r>
+              <w:drawing>
+                <wp:inline distT="0" distB="0" distL="0" distR="0" wp14:anchorId="32E4911F" wp14:editId="4C3E46E9">
+                  <wp:extent cx="5692140" cy="2630858"/>
+                  <wp:effectExtent l="0" t="0" r="3810" b="0"/>
+                  <wp:docPr id="644763404" name="Grafik 12"/>
+                  <wp:cNvGraphicFramePr>
+                    <a:graphicFrameLocks xmlns:a="http://schemas.openxmlformats.org/drawingml/2006/main" noChangeAspect="1"/>
+                  </wp:cNvGraphicFramePr>
+                  <a:graphic xmlns:a="http://schemas.openxmlformats.org/drawingml/2006/main">
+                    <a:graphicData uri="http://schemas.openxmlformats.org/drawingml/2006/picture">
+                      <pic:pic xmlns:pic="http://schemas.openxmlformats.org/drawingml/2006/picture">
+                        <pic:nvPicPr>
+                          <pic:cNvPr id="0" name="Picture 44"/>
+                          <pic:cNvPicPr>
+                            <a:picLocks noChangeAspect="1" noChangeArrowheads="1"/>
+                          </pic:cNvPicPr>
+                        </pic:nvPicPr>
+                        <pic:blipFill>
+                          <a:blip r:embed="rId19" cstate="print">
+                            <a:extLst>
+                              <a:ext uri="{28A0092B-C50C-407E-A947-70E740481C1C}">
+                                <a14:useLocalDpi xmlns:a14="http://schemas.microsoft.com/office/drawing/2010/main" val="0"/>
+                              </a:ext>
+                            </a:extLst>
+                          </a:blip>
+                          <a:srcRect/>
+                          <a:stretch>
+                            <a:fillRect/>
+                          </a:stretch>
+                        </pic:blipFill>
+                        <pic:spPr bwMode="auto">
+                          <a:xfrm>
+                            <a:off x="0" y="0"/>
+                            <a:ext cx="5696305" cy="2632783"/>
+                          </a:xfrm>
+                          <a:prstGeom prst="rect">
+                            <a:avLst/>
+                          </a:prstGeom>
+                          <a:noFill/>
+                          <a:ln>
+                            <a:noFill/>
+                          </a:ln>
+                        </pic:spPr>
+                      </pic:pic>
+                    </a:graphicData>
+                  </a:graphic>
+                </wp:inline>
+              </w:drawing>
+            </w:r>
+          </w:p>
+        </w:tc>
+      </w:tr>
+      <w:tr>
+        <w:tc>
+          <w:tcPr>
+            <w:tcW w:w="9062" w:type="dxa"/>
+          </w:tcPr>
+          <w:p>
+            <w:pPr>
+              <w:pStyle w:val="Bildunterschrift"/>
+            </w:pPr>
+            <w:r>
+              <w:rPr>
+                <w:b/>
+                <w:bCs/>
+              </w:rPr>
+              <w:t>Abbildung 1.</w:t>
+            </w:r>
+            <w:r>
+              <w:rPr>
+                <w:b/>
+                <w:bCs/>
+              </w:rPr>
+              <w:t>4</w:t>
+            </w:r>
+            <w:r>
+              <w:rPr>
+                <w:b/>
+                <w:bCs/>
+              </w:rPr>
+              <w:t>:</w:t>
+            </w:r>
+            <w:r>
+              <w:t xml:space="preserve"> Ergebnis-Dashboard in der Rubrik „</w:t>
+            </w:r>
+            <w:r>
+              <w:t>Prognosen und EDA</w:t>
+            </w:r>
+            <w:r>
+              <w:t xml:space="preserve">“ mit allen zugehörigen </w:t>
+            </w:r>
+            <w:r>
+              <w:t>Grafiken der Prognosen, der Lernkurven und der Ergebnisse der Datenverarbeitung</w:t>
+            </w:r>
+            <w:r>
+              <w:t>.</w:t>
+            </w:r>
+          </w:p>
+        </w:tc>
+      </w:tr>
+    </w:tbl>
+    <w:p>
+      <w:pPr>
+        <w:pStyle w:val="berschrift3"/>
+      </w:pPr>
+      <w:bookmarkStart w:id="7" w:name="_Toc236481610"/>
+      <w:r>
+        <w:t>Technische Implementierung und Software-Architektur</w:t>
+      </w:r>
+      <w:bookmarkEnd w:id="7"/>
+    </w:p>
+    <w:p>
+      <w:r>
+        <w:t>Das finale Produkt ist eine modularisierte, containerisierte End-</w:t>
+      </w:r>
+      <w:proofErr w:type="spellStart"/>
+      <w:r>
+        <w:t>to</w:t>
+      </w:r>
+      <w:proofErr w:type="spellEnd"/>
+      <w:r>
+        <w:t xml:space="preserve">-End-Pipeline, deren Orchestrierung über eine interaktive </w:t>
+      </w:r>
+      <w:proofErr w:type="spellStart"/>
+      <w:r>
+        <w:t>Streamlit</w:t>
+      </w:r>
+      <w:proofErr w:type="spellEnd"/>
+      <w:r>
+        <w:t>-Webanwendung erfolgt. Die gesamte Architektur ist in eine plattformunabhängige Docker-Laufzeitumgebung eingebettet. Dabei erfolgt eine Datensynchronisation zwischen den Verzeichnissen /</w:t>
+      </w:r>
+      <w:proofErr w:type="spellStart"/>
+      <w:r>
+        <w:t>smard_daten</w:t>
+      </w:r>
+      <w:proofErr w:type="spellEnd"/>
+      <w:r>
+        <w:t>/</w:t>
+      </w:r>
+      <w:proofErr w:type="spellStart"/>
+      <w:r>
+        <w:t>input</w:t>
+      </w:r>
+      <w:proofErr w:type="spellEnd"/>
+      <w:r>
+        <w:t xml:space="preserve"> und /</w:t>
+      </w:r>
+      <w:proofErr w:type="spellStart"/>
+      <w:r>
+        <w:t>smard_daten</w:t>
+      </w:r>
+      <w:proofErr w:type="spellEnd"/>
+      <w:r>
+        <w:t>/</w:t>
+      </w:r>
+      <w:proofErr w:type="spellStart"/>
+      <w:r>
+        <w:t>output</w:t>
+      </w:r>
+      <w:proofErr w:type="spellEnd"/>
+      <w:r>
+        <w:t>. Nach dem Upload einer unskalierten SMARD-Rohdaten-CSV (und optionaler Wetter-Features) im Frontend wird die Berechnungs-Pipeline sequentiell ausgeführt. Konsolenausgaben und Fehlermeldungen werden dynamisch in einer Protokolldatei abgefangen und alle generierten Artefakte (validierte CSV-Daten, serialisierte Skalierungs-Metadaten und hochauflösende PNG-Visualisierungen) in das Output-Verzeichnis abgelegt. Die Pipeline gliedert sich wie folgt:</w:t>
+      </w:r>
+    </w:p>
+    <w:p>
+      <w:pPr>
+        <w:pStyle w:val="Listenabsatz"/>
+        <w:numPr>
+          <w:ilvl w:val="0"/>
+          <w:numId w:val="34"/>
+        </w:numPr>
+      </w:pPr>
+      <w:r>
+        <w:t>Explorative Datenanalyse, Bereinigung und Feature Engineering (</w:t>
+      </w:r>
+      <w:r>
+        <w:rPr>
+          <w:rStyle w:val="ProgrammcodeZchn"/>
+        </w:rPr>
+        <w:t>eda.py</w:t>
+      </w:r>
+      <w:r>
+        <w:t xml:space="preserve">): In diesem Skript werden die SMARD-Rohdaten geladen, bereinigt und länderspezifische numerische String-Formate über eine Zeitstempel-Analyse isoliert. Neben einer automatisierten Auflösungserkennung wird ein zyklisches Feature Engineering durchgeführt. Die </w:t>
+      </w:r>
+      <w:proofErr w:type="spellStart"/>
+      <w:r>
+        <w:t>Rhytmen</w:t>
+      </w:r>
+      <w:proofErr w:type="spellEnd"/>
+      <w:r>
+        <w:t xml:space="preserve"> werden über Sinus- und Kosinus-Transformationen der Stunde mathematisch als kontinuierliche Wellenfunktionen operationalisiert. Es existiert eine Schnittstelle (</w:t>
+      </w:r>
+      <w:proofErr w:type="spellStart"/>
+      <w:r>
+        <w:rPr>
+          <w:rStyle w:val="ProgrammcodeZchn"/>
+        </w:rPr>
+        <w:t>merge_weather_features</w:t>
+      </w:r>
+      <w:proofErr w:type="spellEnd"/>
+      <w:r>
+        <w:t xml:space="preserve">), um optionale Wetterdaten zeitlich exakt mit den Energiedaten zu </w:t>
+      </w:r>
+      <w:proofErr w:type="spellStart"/>
+      <w:r>
+        <w:t>mergen</w:t>
+      </w:r>
+      <w:proofErr w:type="spellEnd"/>
+      <w:r>
+        <w:t>.</w:t>
+      </w:r>
+    </w:p>
+    <w:p>
+      <w:pPr>
+        <w:pStyle w:val="Listenabsatz"/>
+        <w:numPr>
+          <w:ilvl w:val="0"/>
+          <w:numId w:val="34"/>
+        </w:numPr>
+      </w:pPr>
+      <w:r>
+        <w:lastRenderedPageBreak/>
+        <w:t>Chronologische Daten-Transformation und Leakage-freie Sequenzerstellung (</w:t>
+      </w:r>
+      <w:r>
+        <w:rPr>
+          <w:rStyle w:val="ProgrammcodeZchn"/>
+        </w:rPr>
+        <w:t>training_utils.py</w:t>
+      </w:r>
+      <w:r>
+        <w:t xml:space="preserve">): Die multivariate Feature-Matrix (bestehend aus PV, Wind </w:t>
+      </w:r>
+      <w:proofErr w:type="spellStart"/>
+      <w:r>
+        <w:t>Onshore</w:t>
+      </w:r>
+      <w:proofErr w:type="spellEnd"/>
+      <w:r>
+        <w:t xml:space="preserve">, Erdgas und zyklischen Zeitkomponenten) wird über ein gleitendes Fenster für das überwachte Lernen transformiert. Dabei passt sich die Fenstergröße dynamisch an die erkannte Auflösung an, sodass die Historie immer exakt eine Sequenz von 24 Stunden umfasst. Zur Vermeidung von Data Leakage erfolgt der </w:t>
+      </w:r>
+      <w:proofErr w:type="spellStart"/>
+      <w:r>
+        <w:rPr>
+          <w:rStyle w:val="ProgrammcodeZchn"/>
+        </w:rPr>
+        <w:t>MinMaxScaler</w:t>
+      </w:r>
+      <w:proofErr w:type="spellEnd"/>
+      <w:r>
+        <w:t>-Fit strikt ausschließlich auf dem chronologischen Trainings-Split. Validierungs- und Testdaten werden erst danach transformiert. Insgesamt erfolgt die Datenaufteilung sequentiell im Verhältnis 80 % Train/Validation (davon 10 % Validierung zur Early-</w:t>
+      </w:r>
+      <w:proofErr w:type="spellStart"/>
+      <w:r>
+        <w:t>Stopping</w:t>
+      </w:r>
+      <w:proofErr w:type="spellEnd"/>
+      <w:r>
+        <w:t xml:space="preserve">-Steuerung) und 20 % Testdaten. Die Sequenzen werden in ein dreidimensionales </w:t>
+      </w:r>
+      <w:proofErr w:type="spellStart"/>
+      <w:r>
+        <w:t>PyTorch-Tensorformat</w:t>
+      </w:r>
+      <w:proofErr w:type="spellEnd"/>
+      <w:r>
+        <w:t xml:space="preserve"> der Dimension (</w:t>
+      </w:r>
+      <w:r>
+        <w:rPr>
+          <w:i/>
+          <w:iCs/>
+        </w:rPr>
+        <w:t>B</w:t>
+      </w:r>
+      <w:r>
+        <w:t xml:space="preserve">, </w:t>
+      </w:r>
+      <w:r>
+        <w:rPr>
+          <w:i/>
+          <w:iCs/>
+        </w:rPr>
+        <w:t>T</w:t>
+      </w:r>
+      <w:r>
+        <w:t xml:space="preserve">, </w:t>
+      </w:r>
+      <w:r>
+        <w:rPr>
+          <w:i/>
+          <w:iCs/>
+        </w:rPr>
+        <w:t>D</w:t>
+      </w:r>
+      <w:r>
+        <w:t xml:space="preserve">) überführt. Dabei steht </w:t>
+      </w:r>
+      <w:r>
+        <w:rPr>
+          <w:i/>
+          <w:iCs/>
+        </w:rPr>
+        <w:t>B</w:t>
+      </w:r>
+      <w:r>
+        <w:t xml:space="preserve"> für die Batch-Größe, </w:t>
+      </w:r>
+      <w:r>
+        <w:rPr>
+          <w:i/>
+          <w:iCs/>
+        </w:rPr>
+        <w:t>T</w:t>
+      </w:r>
+      <w:r>
+        <w:t xml:space="preserve"> für die Sequenzlänge und </w:t>
+      </w:r>
+      <w:r>
+        <w:rPr>
+          <w:i/>
+          <w:iCs/>
+        </w:rPr>
+        <w:t>D</w:t>
+      </w:r>
+      <w:r>
+        <w:t xml:space="preserve"> für die Feature-Anzahl.</w:t>
+      </w:r>
+    </w:p>
+    <w:p>
+      <w:pPr>
+        <w:pStyle w:val="Listenabsatz"/>
+        <w:numPr>
+          <w:ilvl w:val="0"/>
+          <w:numId w:val="34"/>
+        </w:numPr>
+      </w:pPr>
+      <w:r>
+        <w:t>Probabilistische rekurrente Modellarchitekturen (</w:t>
+      </w:r>
+      <w:r>
+        <w:rPr>
+          <w:rStyle w:val="ProgrammcodeZchn"/>
+        </w:rPr>
+        <w:t>train_lstm.py</w:t>
+      </w:r>
+      <w:r>
+        <w:t xml:space="preserve"> und </w:t>
+      </w:r>
+      <w:r>
+        <w:rPr>
+          <w:rStyle w:val="ProgrammcodeZchn"/>
+        </w:rPr>
+        <w:t>train_rnn.py</w:t>
+      </w:r>
+      <w:r>
+        <w:t xml:space="preserve">): Im Fokus stehen hier das LSTM und das RNN. Beide Netze verfügen über ein verdecktes Layout mit zwei rekurrenten Schichten, 128 Hidden-Units und einer Dropout-Regularisierung von 20 % zur Vermeidung von </w:t>
+      </w:r>
+      <w:proofErr w:type="spellStart"/>
+      <w:r>
+        <w:t>Overfitting</w:t>
+      </w:r>
+      <w:proofErr w:type="spellEnd"/>
+      <w:r>
+        <w:t xml:space="preserve">. Die finale lineare Schicht gibt drei Ausgabeneuronen für die Quantile </w:t>
+      </w:r>
+      <w:r>
+        <w:rPr>
+          <w:i/>
+          <w:iCs/>
+        </w:rPr>
+        <w:t>q</w:t>
+      </w:r>
+      <w:r>
+        <w:rPr>
+          <w:vertAlign w:val="subscript"/>
+        </w:rPr>
+        <w:t>0.1</w:t>
+      </w:r>
+      <w:r>
+        <w:t xml:space="preserve"> (untere Grenze), </w:t>
+      </w:r>
+      <w:r>
+        <w:rPr>
+          <w:i/>
+          <w:iCs/>
+        </w:rPr>
+        <w:t>q</w:t>
+      </w:r>
+      <w:r>
+        <w:rPr>
+          <w:vertAlign w:val="subscript"/>
+        </w:rPr>
+        <w:t>0.5</w:t>
+      </w:r>
+      <w:r>
+        <w:t xml:space="preserve"> (Median) und </w:t>
+      </w:r>
+      <w:r>
+        <w:rPr>
+          <w:i/>
+          <w:iCs/>
+        </w:rPr>
+        <w:t>q</w:t>
+      </w:r>
+      <w:r>
+        <w:rPr>
+          <w:vertAlign w:val="subscript"/>
+        </w:rPr>
+        <w:t>0.9</w:t>
+      </w:r>
+      <w:r>
+        <w:t xml:space="preserve"> (obere Grenze) aus, woraus ein 80 %-Vorhersageintervall entsteht.</w:t>
+      </w:r>
+    </w:p>
+    <w:p>
+      <w:r>
+        <w:t xml:space="preserve">Das Training erfolgt nicht-parametrisch über die Minimierung des Pinball Loss (Quantils-Verlustfunktion). Um fachlich unlogische </w:t>
+      </w:r>
+      <w:proofErr w:type="spellStart"/>
+      <w:r>
+        <w:t>Quantilkreuzungen</w:t>
+      </w:r>
+      <w:proofErr w:type="spellEnd"/>
+      <w:r>
+        <w:t xml:space="preserve"> aktiv zu unterdrücken, setzt sich die Loss-Funktion aus dem Pinball Loss und einer gewichteten </w:t>
+      </w:r>
+      <w:r>
+        <w:rPr>
+          <w:i/>
+          <w:iCs/>
+        </w:rPr>
+        <w:t>Quantile Crossing Penalty</w:t>
+      </w:r>
+      <w:r>
+        <w:t xml:space="preserve"> zusammen. Die Optimierung wird durch den </w:t>
+      </w:r>
+      <w:r>
+        <w:rPr>
+          <w:rStyle w:val="ProgrammcodeZchn"/>
+        </w:rPr>
+        <w:t>Adam</w:t>
+      </w:r>
+      <w:r>
+        <w:t xml:space="preserve"> Optimizer mit einer </w:t>
+      </w:r>
+      <w:proofErr w:type="spellStart"/>
+      <w:r>
+        <w:t>Lernrate</w:t>
+      </w:r>
+      <w:proofErr w:type="spellEnd"/>
+      <w:r>
+        <w:t xml:space="preserve"> von 0.0005 gesteuert, der an einen dynamischen Lernraten-Scheduler gekoppelt ist. Der Early-</w:t>
+      </w:r>
+      <w:proofErr w:type="spellStart"/>
+      <w:r>
+        <w:t>Stopping</w:t>
+      </w:r>
+      <w:proofErr w:type="spellEnd"/>
+      <w:r>
+        <w:t xml:space="preserve">-Mechanismus bricht das Training zur Absicherung der Generalisierungsfähigkeit ab, sofern der Validierungsverlust über 25 Epochen stagnierte. Nachdem das Modell mit der </w:t>
+      </w:r>
+      <w:proofErr w:type="spellStart"/>
+      <w:r>
+        <w:t>Prediction</w:t>
+      </w:r>
+      <w:proofErr w:type="spellEnd"/>
+      <w:r>
+        <w:t xml:space="preserve"> </w:t>
+      </w:r>
+      <w:proofErr w:type="spellStart"/>
+      <w:r>
+        <w:t>Interval</w:t>
+      </w:r>
+      <w:proofErr w:type="spellEnd"/>
+      <w:r>
+        <w:t xml:space="preserve"> Coverage </w:t>
+      </w:r>
+      <w:proofErr w:type="spellStart"/>
+      <w:r>
+        <w:t>Probability</w:t>
+      </w:r>
+      <w:proofErr w:type="spellEnd"/>
+      <w:r>
+        <w:t xml:space="preserve"> (PICP) evaluiert wurde, wird die Black-Box-Struktur der Netzwerke über die Permutation Feature </w:t>
+      </w:r>
+      <w:proofErr w:type="spellStart"/>
+      <w:r>
+        <w:t>Importance</w:t>
+      </w:r>
+      <w:proofErr w:type="spellEnd"/>
+      <w:r>
+        <w:t xml:space="preserve"> aufgebrochen, die den mathematischen Einfluss jedes einzelnen Features direkt auf den Pinball Loss misst.</w:t>
+      </w:r>
+    </w:p>
+    <w:p/>
+    <w:p>
+      <w:pPr>
+        <w:pStyle w:val="berschrift1"/>
+      </w:pPr>
+      <w:bookmarkStart w:id="8" w:name="_Toc236481611"/>
+      <w:r>
+        <w:lastRenderedPageBreak/>
+        <w:t>Arbeitspakete</w:t>
+      </w:r>
+      <w:bookmarkEnd w:id="8"/>
+    </w:p>
+    <w:p>
+      <w:r>
+        <w:t>Im Folgenden werden die Arbeitspakete (AP) dargestellt, die in diesem Projekt definiert wurden.</w:t>
+      </w:r>
+    </w:p>
+    <w:p>
       <w:pPr>
         <w:pStyle w:val="berschrift2"/>
       </w:pPr>
-      <w:bookmarkStart w:id="6" w:name="_Toc235454517"/>
+      <w:bookmarkStart w:id="9" w:name="_Toc236481612"/>
       <w:r>
         <w:t>AP1: Recherche nach geeigneten Datenquellen und explorative Datenanalyse</w:t>
       </w:r>
-      <w:bookmarkEnd w:id="6"/>
+      <w:bookmarkEnd w:id="9"/>
     </w:p>
     <w:p>
       <w:r>
@@ -3197,11 +4810,11 @@
       <w:pPr>
         <w:pStyle w:val="berschrift2"/>
       </w:pPr>
-      <w:bookmarkStart w:id="7" w:name="_Toc235454518"/>
+      <w:bookmarkStart w:id="10" w:name="_Toc236481613"/>
       <w:r>
         <w:t>AP2: Modellarchitektur und probabilistisches Training (LSTM vs. RNN)</w:t>
       </w:r>
-      <w:bookmarkEnd w:id="7"/>
+      <w:bookmarkEnd w:id="10"/>
     </w:p>
     <w:p>
       <w:r>
@@ -3220,574 +4833,81 @@
       <w:pPr>
         <w:pStyle w:val="berschrift2"/>
       </w:pPr>
-      <w:bookmarkStart w:id="8" w:name="_Toc235454519"/>
+      <w:bookmarkStart w:id="11" w:name="_Toc236481614"/>
       <w:r>
         <w:t>AP3: Evaluierung, Modellvergleich und Erklärbarkeit</w:t>
       </w:r>
-      <w:bookmarkEnd w:id="8"/>
-    </w:p>
-    <w:p>
-      <w:r>
-        <w:t xml:space="preserve">Im Fokus steht ein quantitativer und qualitativer Vergleich der Modellleistungen und die Aufdeckung der Feature-Wichtigkeiten. Um die präzise Architektur zu ermitteln, werden die Verluste (Pinball Loss) auf den Testdaten berechnet und </w:t>
-      </w:r>
-      <w:r>
-        <w:t xml:space="preserve">für das LSTM und RNN </w:t>
-      </w:r>
-      <w:r>
-        <w:t>gegenübergestellt.</w:t>
-      </w:r>
-      <w:r>
-        <w:t xml:space="preserve"> Durch Implementierung der Permutation Feature </w:t>
-      </w:r>
-      <w:proofErr w:type="spellStart"/>
-      <w:r>
-        <w:t>Importance</w:t>
-      </w:r>
-      <w:proofErr w:type="spellEnd"/>
-      <w:r>
-        <w:t xml:space="preserve"> soll der mathematische Einfluss </w:t>
-      </w:r>
-      <w:r>
-        <w:lastRenderedPageBreak/>
-        <w:t>der einzelnen Eingangsvariablen auf die Vorhersage charakterisiert werden. Schlussendlich sollen die finalen Prognosediagramme, die das reale Einspeiseprofil inklusive des prognostizierten, dynamischen Unsicherheitsbandes abbilden, generiert werden.</w:t>
-      </w:r>
-    </w:p>
-    <w:p>
-      <w:pPr>
-        <w:pStyle w:val="berschrift2"/>
-      </w:pPr>
-      <w:bookmarkStart w:id="9" w:name="_Toc235454520"/>
-      <w:r>
-        <w:t>AP4: Containerisierung und Projektdokumentation</w:t>
-      </w:r>
-      <w:bookmarkEnd w:id="9"/>
-    </w:p>
-    <w:p>
-      <w:r>
-        <w:t xml:space="preserve">Die finale Pipeline soll in eine plattformunabhängige Laufzeitumgebung überführt werden. </w:t>
-      </w:r>
-      <w:r>
-        <w:t>Dabei soll eine fehlerfreie Datensynchronisation sichergestellt werden</w:t>
-      </w:r>
-      <w:r>
-        <w:t>. Im Fokus steht eine vollständig reproduzierbare, containerbasierte Anwendung mit umfassender Projektdokumentation.</w:t>
-      </w:r>
-    </w:p>
-    <w:p>
-      <w:pPr>
-        <w:pStyle w:val="berschrift1"/>
-      </w:pPr>
-      <w:bookmarkStart w:id="10" w:name="_Toc231575609"/>
-      <w:bookmarkStart w:id="11" w:name="_Toc235454521"/>
-      <w:r>
-        <w:lastRenderedPageBreak/>
-        <w:t>Vorgehensweise und Projektumsetzung</w:t>
-      </w:r>
-      <w:bookmarkEnd w:id="10"/>
       <w:bookmarkEnd w:id="11"/>
     </w:p>
     <w:p>
+      <w:r>
+        <w:t xml:space="preserve">Im Fokus steht ein quantitativer und qualitativer Vergleich der Modellleistungen und die Aufdeckung der Feature-Wichtigkeiten. Um die präzise Architektur zu ermitteln, werden die Verluste (Pinball Loss) auf den Testdaten berechnet und </w:t>
+      </w:r>
+      <w:r>
+        <w:t xml:space="preserve">für das LSTM und RNN </w:t>
+      </w:r>
+      <w:r>
+        <w:t>gegenübergestellt.</w:t>
+      </w:r>
+      <w:r>
+        <w:t xml:space="preserve"> Durch Implementierung der Permutation Feature </w:t>
+      </w:r>
+      <w:proofErr w:type="spellStart"/>
+      <w:r>
+        <w:t>Importance</w:t>
+      </w:r>
+      <w:proofErr w:type="spellEnd"/>
+      <w:r>
+        <w:t xml:space="preserve"> soll der mathematische Einfluss </w:t>
+      </w:r>
+      <w:r>
+        <w:lastRenderedPageBreak/>
+        <w:t>der einzelnen Eingangsvariablen auf die Vorhersage charakterisiert werden. Schlussendlich sollen die finalen Prognosediagramme, die das reale Einspeiseprofil inklusive des prognostizierten, dynamischen Unsicherheitsbandes abbilden, generiert werden.</w:t>
+      </w:r>
+    </w:p>
+    <w:p>
       <w:pPr>
         <w:pStyle w:val="berschrift2"/>
       </w:pPr>
-      <w:bookmarkStart w:id="12" w:name="_Toc235454522"/>
-      <w:r>
-        <w:t>Technische Implementierung und Software-Architektur</w:t>
+      <w:bookmarkStart w:id="12" w:name="_Toc236481615"/>
+      <w:r>
+        <w:t>AP4: Containerisierung und Projektdokumentation</w:t>
       </w:r>
       <w:bookmarkEnd w:id="12"/>
     </w:p>
     <w:p>
       <w:r>
-        <w:t>Das finale Produkt ist eine modularisierte, containerisierte End-</w:t>
-      </w:r>
-      <w:proofErr w:type="spellStart"/>
-      <w:r>
-        <w:t>to</w:t>
-      </w:r>
-      <w:proofErr w:type="spellEnd"/>
-      <w:r>
-        <w:t xml:space="preserve">-End-Pipeline, deren Orchestrierung über eine interaktive </w:t>
-      </w:r>
-      <w:proofErr w:type="spellStart"/>
-      <w:r>
-        <w:t>Streamlit</w:t>
-      </w:r>
-      <w:proofErr w:type="spellEnd"/>
-      <w:r>
-        <w:t>-Webanwendung erfolgt. Die gesamte Architektur ist in eine plattformunabhängige Docker-Laufzeitumgebung eingebettet. Dabei erfolgt eine Datensynchronisation zwischen den Verzeichnissen /</w:t>
-      </w:r>
-      <w:proofErr w:type="spellStart"/>
-      <w:r>
-        <w:t>smard</w:t>
-      </w:r>
-      <w:r>
-        <w:t>_</w:t>
-      </w:r>
-      <w:r>
-        <w:t>daten</w:t>
-      </w:r>
-      <w:proofErr w:type="spellEnd"/>
-      <w:r>
-        <w:t>/</w:t>
-      </w:r>
-      <w:proofErr w:type="spellStart"/>
-      <w:r>
-        <w:t>input</w:t>
-      </w:r>
-      <w:proofErr w:type="spellEnd"/>
-      <w:r>
-        <w:t xml:space="preserve"> und /</w:t>
-      </w:r>
-      <w:proofErr w:type="spellStart"/>
-      <w:r>
-        <w:t>smard</w:t>
-      </w:r>
-      <w:r>
-        <w:t>_</w:t>
-      </w:r>
-      <w:r>
-        <w:t>daten</w:t>
-      </w:r>
-      <w:proofErr w:type="spellEnd"/>
-      <w:r>
-        <w:t>/</w:t>
-      </w:r>
-      <w:proofErr w:type="spellStart"/>
-      <w:r>
-        <w:t>output</w:t>
-      </w:r>
-      <w:proofErr w:type="spellEnd"/>
-      <w:r>
-        <w:t>. Nach dem Upload einer unskalierten SMARD-Rohdaten-CSV</w:t>
-      </w:r>
-      <w:r>
-        <w:t xml:space="preserve"> (und optionaler Wetter-Features)</w:t>
-      </w:r>
-      <w:r>
-        <w:t xml:space="preserve"> im Frontend wird die Berechnungs-Pipeline</w:t>
-      </w:r>
-      <w:r>
-        <w:t xml:space="preserve"> </w:t>
-      </w:r>
-      <w:r>
-        <w:t xml:space="preserve">sequentiell </w:t>
-      </w:r>
-      <w:r>
-        <w:t>ausgeführt</w:t>
-      </w:r>
-      <w:r>
-        <w:t xml:space="preserve">. Konsolenausgaben und Fehlermeldungen werden dynamisch </w:t>
-      </w:r>
-      <w:r>
-        <w:t xml:space="preserve">in einer Protokolldatei </w:t>
-      </w:r>
-      <w:r>
-        <w:t>abgefangen und alle generierten Artefakte (validierte CSV-Daten, serialisierte Skalierungs-Metadaten und hochauflösende PNG-Visualisierungen) in das Output-Verzeichnis abgelegt. Die Pipeline gliedert sich wie folgt:</w:t>
+        <w:t xml:space="preserve">Die finale Pipeline soll in eine plattformunabhängige Laufzeitumgebung überführt werden. </w:t>
+      </w:r>
+      <w:r>
+        <w:t>Dabei soll eine fehlerfreie Datensynchronisation sichergestellt werden</w:t>
+      </w:r>
+      <w:r>
+        <w:t>. Im Fokus steht eine vollständig reproduzierbare, containerbasierte Anwendung mit umfassender Projektdokumentation.</w:t>
       </w:r>
     </w:p>
     <w:p>
       <w:pPr>
-        <w:pStyle w:val="Listenabsatz"/>
-        <w:numPr>
-          <w:ilvl w:val="0"/>
-          <w:numId w:val="34"/>
-        </w:numPr>
-      </w:pPr>
-      <w:r>
-        <w:t>Explorative Datenanalyse</w:t>
-      </w:r>
-      <w:r>
-        <w:t>, Bereinigung</w:t>
-      </w:r>
-      <w:r>
-        <w:t xml:space="preserve"> und Feature Engineering (</w:t>
-      </w:r>
-      <w:r>
-        <w:rPr>
-          <w:rStyle w:val="ProgrammcodeZchn"/>
-        </w:rPr>
-        <w:t>eda.py</w:t>
-      </w:r>
-      <w:r>
-        <w:t xml:space="preserve">): In diesem Skript werden die </w:t>
-      </w:r>
-      <w:r>
-        <w:t>SMARD-</w:t>
-      </w:r>
-      <w:r>
-        <w:t xml:space="preserve">Rohdaten geladen, bereinigt und länderspezifische numerische String-Formate über eine Zeitstempel-Analyse isoliert. Neben einer automatisierten Auflösungserkennung wird ein zyklisches Feature Engineering durchgeführt. </w:t>
-      </w:r>
-      <w:r>
-        <w:t xml:space="preserve">Die </w:t>
-      </w:r>
-      <w:proofErr w:type="spellStart"/>
-      <w:r>
-        <w:t>Rhytmen</w:t>
-      </w:r>
-      <w:proofErr w:type="spellEnd"/>
-      <w:r>
-        <w:t xml:space="preserve"> werden über Sinus- und Kosinus-Transformationen der Stunde mathematisch als kontinuierliche Wellenfunktionen operationalisiert.</w:t>
-      </w:r>
-      <w:r>
-        <w:t xml:space="preserve"> Es existiert eine Schnittstelle (</w:t>
-      </w:r>
-      <w:proofErr w:type="spellStart"/>
-      <w:r>
-        <w:rPr>
-          <w:rStyle w:val="ProgrammcodeZchn"/>
-        </w:rPr>
-        <w:t>merge_weather_features</w:t>
-      </w:r>
-      <w:proofErr w:type="spellEnd"/>
-      <w:r>
-        <w:t xml:space="preserve">), um optionale Wetterdaten zeitlich exakt mit den Energiedaten zu </w:t>
-      </w:r>
-      <w:proofErr w:type="spellStart"/>
-      <w:r>
-        <w:t>mergen</w:t>
-      </w:r>
-      <w:proofErr w:type="spellEnd"/>
-      <w:r>
-        <w:t>.</w:t>
-      </w:r>
+        <w:pStyle w:val="berschrift1"/>
+      </w:pPr>
+      <w:bookmarkStart w:id="13" w:name="_Toc231575609"/>
+      <w:bookmarkStart w:id="14" w:name="_Toc236481616"/>
+      <w:r>
+        <w:lastRenderedPageBreak/>
+        <w:t>Vorgehensweise und Projektumsetzung</w:t>
+      </w:r>
+      <w:bookmarkEnd w:id="13"/>
+      <w:bookmarkEnd w:id="14"/>
     </w:p>
     <w:p>
       <w:pPr>
-        <w:pStyle w:val="Listenabsatz"/>
-        <w:numPr>
-          <w:ilvl w:val="0"/>
-          <w:numId w:val="34"/>
-        </w:numPr>
-      </w:pPr>
-      <w:r>
-        <w:t xml:space="preserve">Chronologische </w:t>
-      </w:r>
-      <w:r>
-        <w:t xml:space="preserve">Daten-Transformation und </w:t>
-      </w:r>
-      <w:r>
-        <w:t xml:space="preserve">Leakage-freie </w:t>
-      </w:r>
-      <w:r>
-        <w:t>Sequenzerstellung</w:t>
-      </w:r>
-      <w:r>
-        <w:t xml:space="preserve"> (</w:t>
-      </w:r>
-      <w:r>
-        <w:rPr>
-          <w:rStyle w:val="ProgrammcodeZchn"/>
-        </w:rPr>
-        <w:t>training_utils.py</w:t>
-      </w:r>
-      <w:r>
-        <w:t>):</w:t>
-      </w:r>
-      <w:r>
-        <w:t xml:space="preserve"> Die multivariate Feature-Matrix (bestehend aus PV, Wind </w:t>
-      </w:r>
-      <w:proofErr w:type="spellStart"/>
-      <w:r>
-        <w:t>Onshore</w:t>
-      </w:r>
-      <w:proofErr w:type="spellEnd"/>
-      <w:r>
-        <w:t xml:space="preserve">, Erdgas und zyklischen Zeitkomponenten) wird über ein gleitendes Fenster für das überwachte Lernen transformiert. Dabei passt sich die Fenstergröße dynamisch an die erkannte Auflösung an, sodass die Historie immer exakt eine Sequenz von 24 Stunden umfasst. </w:t>
-      </w:r>
-      <w:r>
-        <w:t xml:space="preserve">Zur Vermeidung von Data Leakage erfolgt der </w:t>
-      </w:r>
-      <w:proofErr w:type="spellStart"/>
-      <w:r>
-        <w:rPr>
-          <w:rStyle w:val="ProgrammcodeZchn"/>
-        </w:rPr>
-        <w:t>MinMaxScaler</w:t>
-      </w:r>
-      <w:proofErr w:type="spellEnd"/>
-      <w:r>
-        <w:t>-Fit strikt ausschließlich auf dem chronologischen Trainings-Split. Validierungs- und Testdaten werden erst danach transformiert. Insgesamt erfolgt die Datenaufteilung sequentiell im Verhältnis 80 % Train/Validation (davon 10 % Validierung zur Early-</w:t>
-      </w:r>
-      <w:proofErr w:type="spellStart"/>
-      <w:r>
-        <w:t>Stopping</w:t>
-      </w:r>
-      <w:proofErr w:type="spellEnd"/>
-      <w:r>
-        <w:t xml:space="preserve">-Steuerung) und 20 % Testdaten. </w:t>
-      </w:r>
-      <w:r>
-        <w:t xml:space="preserve">Die </w:t>
-      </w:r>
-      <w:r>
-        <w:t>Sequenzen werden</w:t>
-      </w:r>
-      <w:r>
-        <w:t xml:space="preserve"> in ein dreidimensionales </w:t>
-      </w:r>
-      <w:proofErr w:type="spellStart"/>
-      <w:r>
-        <w:t>PyTorch-Tensorformat</w:t>
-      </w:r>
-      <w:proofErr w:type="spellEnd"/>
-      <w:r>
-        <w:t xml:space="preserve"> der Dimension (</w:t>
-      </w:r>
-      <w:r>
-        <w:rPr>
-          <w:i/>
-          <w:iCs/>
-        </w:rPr>
-        <w:t>B</w:t>
-      </w:r>
-      <w:r>
-        <w:t xml:space="preserve">, </w:t>
-      </w:r>
-      <w:r>
-        <w:rPr>
-          <w:i/>
-          <w:iCs/>
-        </w:rPr>
-        <w:t>T</w:t>
-      </w:r>
-      <w:r>
-        <w:t xml:space="preserve">, </w:t>
-      </w:r>
-      <w:r>
-        <w:rPr>
-          <w:i/>
-          <w:iCs/>
-        </w:rPr>
-        <w:t>D</w:t>
-      </w:r>
-      <w:r>
-        <w:t xml:space="preserve">) überführt. Dabei steht </w:t>
-      </w:r>
-      <w:r>
-        <w:rPr>
-          <w:i/>
-          <w:iCs/>
-        </w:rPr>
-        <w:t>B</w:t>
-      </w:r>
-      <w:r>
-        <w:t xml:space="preserve"> für die Batch-Größe, </w:t>
-      </w:r>
-      <w:r>
-        <w:rPr>
-          <w:i/>
-          <w:iCs/>
-        </w:rPr>
-        <w:t>T</w:t>
-      </w:r>
-      <w:r>
-        <w:t xml:space="preserve"> für die Sequenzlänge und </w:t>
-      </w:r>
-      <w:r>
-        <w:rPr>
-          <w:i/>
-          <w:iCs/>
-        </w:rPr>
-        <w:t>D</w:t>
-      </w:r>
-      <w:r>
-        <w:t xml:space="preserve"> für die Feature-Anzahl.</w:t>
-      </w:r>
-    </w:p>
-    <w:p>
-      <w:pPr>
-        <w:pStyle w:val="Listenabsatz"/>
-        <w:numPr>
-          <w:ilvl w:val="0"/>
-          <w:numId w:val="34"/>
-        </w:numPr>
-      </w:pPr>
-      <w:r>
-        <w:lastRenderedPageBreak/>
-        <w:t>Probabilistische rekurrente Modellarchitekturen (</w:t>
-      </w:r>
-      <w:r>
-        <w:rPr>
-          <w:rStyle w:val="ProgrammcodeZchn"/>
-        </w:rPr>
-        <w:t>train_lstm.py</w:t>
-      </w:r>
-      <w:r>
-        <w:t xml:space="preserve"> und </w:t>
-      </w:r>
-      <w:r>
-        <w:rPr>
-          <w:rStyle w:val="ProgrammcodeZchn"/>
-        </w:rPr>
-        <w:t>train_rnn.py</w:t>
-      </w:r>
-      <w:r>
-        <w:t xml:space="preserve">): Im Fokus stehen hier das LSTM und das RNN. Beide Netze verfügen über ein verdecktes Layout mit zwei rekurrenten Schichten, 128 Hidden-Units und einer Dropout-Regularisierung von 20 % zur Vermeidung von </w:t>
-      </w:r>
-      <w:proofErr w:type="spellStart"/>
-      <w:r>
-        <w:t>Overfitting</w:t>
-      </w:r>
-      <w:proofErr w:type="spellEnd"/>
-      <w:r>
-        <w:t xml:space="preserve">. </w:t>
-      </w:r>
-      <w:r>
-        <w:t xml:space="preserve">Die finale lineare Schicht gibt drei Ausgabeneuronen für die Quantile </w:t>
-      </w:r>
-      <w:r>
-        <w:rPr>
-          <w:i/>
-          <w:iCs/>
-        </w:rPr>
-        <w:t>q</w:t>
-      </w:r>
-      <w:r>
-        <w:rPr>
-          <w:vertAlign w:val="subscript"/>
-        </w:rPr>
-        <w:t>0.1</w:t>
-      </w:r>
-      <w:r>
-        <w:t xml:space="preserve"> (untere Grenze), </w:t>
-      </w:r>
-      <w:r>
-        <w:rPr>
-          <w:i/>
-          <w:iCs/>
-        </w:rPr>
-        <w:t>q</w:t>
-      </w:r>
-      <w:r>
-        <w:rPr>
-          <w:vertAlign w:val="subscript"/>
-        </w:rPr>
-        <w:t>0.5</w:t>
-      </w:r>
-      <w:r>
-        <w:t xml:space="preserve"> (Median) und </w:t>
-      </w:r>
-      <w:r>
-        <w:rPr>
-          <w:i/>
-          <w:iCs/>
-        </w:rPr>
-        <w:t>q</w:t>
-      </w:r>
-      <w:r>
-        <w:rPr>
-          <w:vertAlign w:val="subscript"/>
-        </w:rPr>
-        <w:t>0.9</w:t>
-      </w:r>
-      <w:r>
-        <w:t xml:space="preserve"> (obere Grenze) aus, woraus ein 80 %-Vorhersageintervall entsteht.</w:t>
-      </w:r>
-    </w:p>
-    <w:p>
-      <w:r>
-        <w:t>D</w:t>
-      </w:r>
-      <w:r>
-        <w:t xml:space="preserve">as Training </w:t>
-      </w:r>
-      <w:r>
-        <w:t xml:space="preserve">erfolgt </w:t>
-      </w:r>
-      <w:r>
-        <w:t xml:space="preserve">nicht-parametrisch über die Minimierung des Pinball Loss (Quantils-Verlustfunktion). </w:t>
-      </w:r>
-      <w:r>
-        <w:t xml:space="preserve">Um fachlich unlogische </w:t>
-      </w:r>
-      <w:proofErr w:type="spellStart"/>
-      <w:r>
-        <w:t>Quantilkreuzungen</w:t>
-      </w:r>
-      <w:proofErr w:type="spellEnd"/>
-      <w:r>
-        <w:t xml:space="preserve"> aktiv zu unterdrücken, setzt sich die Loss-Funktion aus dem Pinball Loss und einer gewichteten </w:t>
-      </w:r>
-      <w:r>
-        <w:rPr>
-          <w:i/>
-          <w:iCs/>
-        </w:rPr>
-        <w:t>Quantile Crossing Penalty</w:t>
-      </w:r>
-      <w:r>
-        <w:t xml:space="preserve"> zusammen. </w:t>
-      </w:r>
-      <w:r>
-        <w:t xml:space="preserve">Die Optimierung wird durch den </w:t>
-      </w:r>
-      <w:r>
-        <w:rPr>
-          <w:rStyle w:val="ProgrammcodeZchn"/>
-        </w:rPr>
-        <w:t>Adam</w:t>
-      </w:r>
-      <w:r>
-        <w:t xml:space="preserve"> Optimizer mit einer </w:t>
-      </w:r>
-      <w:proofErr w:type="spellStart"/>
-      <w:r>
-        <w:t>Lernrate</w:t>
-      </w:r>
-      <w:proofErr w:type="spellEnd"/>
-      <w:r>
-        <w:t xml:space="preserve"> von 0.0005 gesteuert, der an einen dynamischen Lernraten-Scheduler gekoppelt ist. Der Early-</w:t>
-      </w:r>
-      <w:proofErr w:type="spellStart"/>
-      <w:r>
-        <w:t>Stopping</w:t>
-      </w:r>
-      <w:proofErr w:type="spellEnd"/>
-      <w:r>
-        <w:t xml:space="preserve">-Mechanismus bricht das Training zur Absicherung der Generalisierungsfähigkeit ab, sofern der Validierungsverlust über 25 Epochen stagnierte. Nachdem das Modell mit der </w:t>
-      </w:r>
-      <w:proofErr w:type="spellStart"/>
-      <w:r>
-        <w:t>Prediction</w:t>
-      </w:r>
-      <w:proofErr w:type="spellEnd"/>
-      <w:r>
-        <w:t xml:space="preserve"> </w:t>
-      </w:r>
-      <w:proofErr w:type="spellStart"/>
-      <w:r>
-        <w:t>Interval</w:t>
-      </w:r>
-      <w:proofErr w:type="spellEnd"/>
-      <w:r>
-        <w:t xml:space="preserve"> Coverage </w:t>
-      </w:r>
-      <w:proofErr w:type="spellStart"/>
-      <w:r>
-        <w:t>Probability</w:t>
-      </w:r>
-      <w:proofErr w:type="spellEnd"/>
-      <w:r>
-        <w:t xml:space="preserve"> (PICP) evaluiert wurde, wird die Black-Box-Struktur der Netzwerke über die Permutation Feature </w:t>
-      </w:r>
-      <w:proofErr w:type="spellStart"/>
-      <w:r>
-        <w:t>Importance</w:t>
-      </w:r>
-      <w:proofErr w:type="spellEnd"/>
-      <w:r>
-        <w:t xml:space="preserve"> aufgebrochen, die den mathematischen Einfluss jedes einzelnen Features direkt auf den Pinball Loss misst.</w:t>
-      </w:r>
-    </w:p>
-    <w:p>
-      <w:pPr>
         <w:pStyle w:val="berschrift2"/>
       </w:pPr>
-      <w:bookmarkStart w:id="13" w:name="_Toc235454523"/>
+      <w:bookmarkStart w:id="15" w:name="_Toc236481617"/>
       <w:r>
         <w:t>Kick-Off</w:t>
       </w:r>
-      <w:bookmarkEnd w:id="13"/>
+      <w:bookmarkEnd w:id="15"/>
     </w:p>
     <w:p>
       <w:r>
@@ -3886,7 +5006,6 @@
         </w:numPr>
       </w:pPr>
       <w:r>
-        <w:lastRenderedPageBreak/>
         <w:t>Vergleich beider Architekturen mit Zeitreihendaten unterschiedlicher Länge (unterschiedlicher Zeiträume) und Auflösung (z. B. viertelstündige oder stündliche Auflösung)</w:t>
       </w:r>
     </w:p>
@@ -3908,20 +5027,29 @@
       <w:r>
         <w:t xml:space="preserve"> Für ein effizientes und agiles Vorgehen im Team wurden feste Kommunikationsstrukturen beschlossen. Die Koordination und Fortschrittsbesprechung basiert auf wöchentlichen Sitzungen, in denen der aktuelle Fortschritt besprochen, Aufgaben verteilt und strategische Entscheidungen getroffen werden.</w:t>
       </w:r>
+      <w:r>
+        <w:t xml:space="preserve"> Darüber hinaus dienen die wöchentlichen Sitzungen den Gruppenmitgliedern zum Einholen von Feedback nach erledigten Teilaufgaben.</w:t>
+      </w:r>
     </w:p>
     <w:p>
       <w:pPr>
         <w:pStyle w:val="berschrift2"/>
       </w:pPr>
-      <w:bookmarkStart w:id="14" w:name="_Toc235454524"/>
+      <w:bookmarkStart w:id="16" w:name="_Toc236481618"/>
       <w:r>
         <w:t>Zeitplan</w:t>
       </w:r>
-      <w:bookmarkEnd w:id="14"/>
+      <w:bookmarkEnd w:id="16"/>
     </w:p>
     <w:p>
       <w:r>
-        <w:t>Die gesamte Projektlaufzeit wurde für insgesamt elf Wochen geplant:</w:t>
+        <w:t>Die gesamte Projektlaufzeit wurde für insgesamt elf Wochen geplant</w:t>
+      </w:r>
+      <w:r>
+        <w:t>, wobei der Fokus auf einer agilen Entwicklungsumgebung lag. Dabei wird das Produkt durch die hier getätigte Zusammenstellung der Arbeitspakete inkrementell optimiert</w:t>
+      </w:r>
+      <w:r>
+        <w:t>:</w:t>
       </w:r>
     </w:p>
     <w:p>
@@ -3933,6 +5061,7 @@
         </w:numPr>
       </w:pPr>
       <w:r>
+        <w:lastRenderedPageBreak/>
         <w:t>Die Bearbeitung des AP1 wurde für KW 17 bis 19 geplant und beinhaltet die Definition des Projektes, die Recherche nach geeigneten Daten und die EDA.</w:t>
       </w:r>
     </w:p>
@@ -12922,25 +14051,190 @@
     </w:tbl>
     <w:p/>
     <w:p>
+      <w:r>
+        <w:t>Jeder der oben im Gantt-Chart präsentierten Balken entspricht einer Iteration, wobei in jeder Iteration die Bearbeitung verschiedener APs im Vordergrund stehen. Durch das iterative Vorgehen wird das bestehende Produkt inkrementell verbessert. Nach jeder Iteration stehen feste teaminterne Feedbackschleifen im Vordergrund, die die Basis darstellen, um in die nächste Iteration zu starten.</w:t>
+      </w:r>
+    </w:p>
+    <w:p>
+      <w:pPr>
+        <w:pStyle w:val="berschrift2"/>
+      </w:pPr>
+      <w:bookmarkStart w:id="17" w:name="_Toc236481619"/>
+      <w:r>
+        <w:lastRenderedPageBreak/>
+        <w:t>Organisation im Projektteam</w:t>
+      </w:r>
+      <w:bookmarkEnd w:id="17"/>
+    </w:p>
+    <w:p>
+      <w:r>
+        <w:t xml:space="preserve">Alle Programmierarbeiten werden in Python durchgeführt. </w:t>
+      </w:r>
+      <w:r>
+        <w:t xml:space="preserve">Für die praktischen Arbeiten wird ein </w:t>
+      </w:r>
+      <w:hyperlink r:id="rId20" w:history="1">
+        <w:r>
+          <w:rPr>
+            <w:rStyle w:val="Hyperlink"/>
+          </w:rPr>
+          <w:t>GitHub</w:t>
+        </w:r>
+      </w:hyperlink>
+      <w:r>
+        <w:t xml:space="preserve"> Repository angelegt (</w:t>
+      </w:r>
+      <w:r>
+        <w:t>Probabilistische-Energiedatenvorhersage</w:t>
+      </w:r>
+      <w:r>
+        <w:t>).</w:t>
+      </w:r>
+      <w:r>
+        <w:t xml:space="preserve"> Die gesamte Anwendung wird in Docker containerisiert und bereitgestellt.</w:t>
+      </w:r>
+    </w:p>
+    <w:p>
+      <w:r>
+        <w:t xml:space="preserve">Zunächst werden alle Programmierarbeiten lokal auf einem Computer durchgeführt und anschließend </w:t>
+      </w:r>
+      <w:r>
+        <w:t xml:space="preserve">per </w:t>
+      </w:r>
+      <w:proofErr w:type="spellStart"/>
+      <w:r>
+        <w:rPr>
+          <w:rFonts w:ascii="Consolas" w:hAnsi="Consolas"/>
+        </w:rPr>
+        <w:t>git</w:t>
+      </w:r>
+      <w:proofErr w:type="spellEnd"/>
+      <w:r>
+        <w:rPr>
+          <w:rFonts w:ascii="Consolas" w:hAnsi="Consolas"/>
+        </w:rPr>
+        <w:t xml:space="preserve"> push</w:t>
+      </w:r>
+      <w:r>
+        <w:t xml:space="preserve"> Befehl mit dem GitHub Repository synchronisiert.</w:t>
+      </w:r>
+    </w:p>
+    <w:p>
+      <w:r>
+        <w:t>Die Bearbeitung des Projektes erfolgt in zeitlich getakteten Iterationen mit einer Länge von drei Wochen (siehe Gantt-Chart Kapitel 3.2). Schwerpunkt in den jeweiligen Iterationen sind verschiedene APs. Dabei sollen vor Beginn einer Iteration folgende Punkte im Team vereinbart werden:</w:t>
+      </w:r>
+    </w:p>
+    <w:p>
+      <w:pPr>
+        <w:pStyle w:val="Listenabsatz"/>
+        <w:numPr>
+          <w:ilvl w:val="0"/>
+          <w:numId w:val="36"/>
+        </w:numPr>
+      </w:pPr>
+      <w:r>
+        <w:t>Was ist wertvoll für das Produkt?</w:t>
+      </w:r>
+    </w:p>
+    <w:p>
+      <w:pPr>
+        <w:pStyle w:val="Listenabsatz"/>
+        <w:numPr>
+          <w:ilvl w:val="0"/>
+          <w:numId w:val="36"/>
+        </w:numPr>
+      </w:pPr>
+      <w:r>
+        <w:t>Was soll erreicht werden?</w:t>
+      </w:r>
+    </w:p>
+    <w:p>
+      <w:pPr>
+        <w:pStyle w:val="Listenabsatz"/>
+        <w:numPr>
+          <w:ilvl w:val="0"/>
+          <w:numId w:val="36"/>
+        </w:numPr>
+      </w:pPr>
+      <w:r>
+        <w:t>Wie soll es gemacht werden?</w:t>
+      </w:r>
+    </w:p>
+    <w:p>
+      <w:r>
+        <w:t>Nach Abschluss einer Iteration werden die Ergebnisse intern im Team evaluiert. Dies dient der gemeinsamen Diskussion und der Planung der nächsten Arbeitsschritte. Das so erhaltene Feedback bildet wiederum die Basis für die nächste Iteration und zur weiteren Konkretisierung des Zeitplans (siehe Kapitel 3.2).</w:t>
+      </w:r>
+    </w:p>
+    <w:p>
+      <w:r>
+        <w:t>Weiterhin sollen</w:t>
+      </w:r>
+      <w:r>
+        <w:t xml:space="preserve"> gemeinsame, teaminterne Retrospektiven </w:t>
+      </w:r>
+      <w:r>
+        <w:t>am Anfang einer neuen Iteration stattfinden</w:t>
+      </w:r>
+      <w:r>
+        <w:t>. Dabei stehen die folgenden Punkte im Vordergrund:</w:t>
+      </w:r>
+    </w:p>
+    <w:p>
+      <w:pPr>
+        <w:pStyle w:val="Listenabsatz"/>
+        <w:numPr>
+          <w:ilvl w:val="0"/>
+          <w:numId w:val="39"/>
+        </w:numPr>
+      </w:pPr>
+      <w:r>
+        <w:t>Was lief beim letzten Mal gut?</w:t>
+      </w:r>
+    </w:p>
+    <w:p>
+      <w:pPr>
+        <w:pStyle w:val="Listenabsatz"/>
+        <w:numPr>
+          <w:ilvl w:val="0"/>
+          <w:numId w:val="39"/>
+        </w:numPr>
+      </w:pPr>
+      <w:r>
+        <w:t>Was lief weniger gut und sollte verändert werden?</w:t>
+      </w:r>
+    </w:p>
+    <w:p>
+      <w:pPr>
+        <w:pStyle w:val="Listenabsatz"/>
+        <w:numPr>
+          <w:ilvl w:val="0"/>
+          <w:numId w:val="39"/>
+        </w:numPr>
+      </w:pPr>
+      <w:r>
+        <w:t>Wer kümmert sich um die Veränderungen und die nächsten Schritte?</w:t>
+      </w:r>
+    </w:p>
+    <w:p>
       <w:pPr>
         <w:pStyle w:val="berschrift1"/>
       </w:pPr>
-      <w:bookmarkStart w:id="15" w:name="_Toc235454525"/>
+      <w:bookmarkStart w:id="18" w:name="_Toc236481620"/>
       <w:r>
         <w:lastRenderedPageBreak/>
         <w:t>Ergebnisse und Diskussion</w:t>
       </w:r>
-      <w:bookmarkEnd w:id="15"/>
+      <w:bookmarkEnd w:id="18"/>
     </w:p>
     <w:p>
       <w:pPr>
         <w:pStyle w:val="berschrift2"/>
       </w:pPr>
-      <w:bookmarkStart w:id="16" w:name="_Toc235454526"/>
+      <w:bookmarkStart w:id="19" w:name="_Toc236481621"/>
       <w:r>
         <w:t>Explorative Datenanalyse</w:t>
       </w:r>
-      <w:bookmarkEnd w:id="16"/>
+      <w:bookmarkEnd w:id="19"/>
     </w:p>
     <w:p>
       <w:r>
@@ -13019,7 +14313,7 @@
                           </pic:cNvPicPr>
                         </pic:nvPicPr>
                         <pic:blipFill>
-                          <a:blip r:embed="rId15" cstate="print">
+                          <a:blip r:embed="rId21" cstate="print">
                             <a:extLst>
                               <a:ext uri="{28A0092B-C50C-407E-A947-70E740481C1C}">
                                 <a14:useLocalDpi xmlns:a14="http://schemas.microsoft.com/office/drawing/2010/main" val="0"/>
@@ -13127,17 +14421,17 @@
       <w:pPr>
         <w:pStyle w:val="berschrift3"/>
       </w:pPr>
-      <w:bookmarkStart w:id="17" w:name="_Toc235454527"/>
+      <w:bookmarkStart w:id="20" w:name="_Toc236481622"/>
       <w:r>
         <w:t>Datensatzstruktur und Vollständigkeit</w:t>
       </w:r>
-      <w:bookmarkEnd w:id="17"/>
+      <w:bookmarkEnd w:id="20"/>
     </w:p>
     <w:p>
       <w:r>
         <w:t xml:space="preserve">Die Überprüfung der Struktur des </w:t>
       </w:r>
-      <w:hyperlink r:id="rId16" w:history="1">
+      <w:hyperlink r:id="rId22" w:history="1">
         <w:r>
           <w:rPr>
             <w:rStyle w:val="Hyperlink"/>
@@ -13245,11 +14539,11 @@
       <w:pPr>
         <w:pStyle w:val="berschrift3"/>
       </w:pPr>
-      <w:bookmarkStart w:id="18" w:name="_Toc235454528"/>
+      <w:bookmarkStart w:id="21" w:name="_Toc236481623"/>
       <w:r>
         <w:t>Deskriptive Analyse der Kernkomponenten</w:t>
       </w:r>
-      <w:bookmarkEnd w:id="18"/>
+      <w:bookmarkEnd w:id="21"/>
     </w:p>
     <w:p>
       <w:r>
@@ -13478,7 +14772,7 @@
                           </pic:cNvPicPr>
                         </pic:nvPicPr>
                         <pic:blipFill>
-                          <a:blip r:embed="rId17" cstate="print">
+                          <a:blip r:embed="rId23" cstate="print">
                             <a:extLst>
                               <a:ext uri="{28A0092B-C50C-407E-A947-70E740481C1C}">
                                 <a14:useLocalDpi xmlns:a14="http://schemas.microsoft.com/office/drawing/2010/main" val="0"/>
@@ -13639,7 +14933,7 @@
                           </pic:cNvPicPr>
                         </pic:nvPicPr>
                         <pic:blipFill>
-                          <a:blip r:embed="rId18">
+                          <a:blip r:embed="rId24">
                             <a:extLst>
                               <a:ext uri="{28A0092B-C50C-407E-A947-70E740481C1C}">
                                 <a14:useLocalDpi xmlns:a14="http://schemas.microsoft.com/office/drawing/2010/main" val="0"/>
@@ -13801,7 +15095,7 @@
       <w:pPr>
         <w:pStyle w:val="berschrift3"/>
       </w:pPr>
-      <w:bookmarkStart w:id="19" w:name="_Toc235454529"/>
+      <w:bookmarkStart w:id="22" w:name="_Toc236481624"/>
       <w:r>
         <w:t xml:space="preserve">Mathematische </w:t>
       </w:r>
@@ -13809,7 +15103,7 @@
       <w:r>
         <w:t>Stationaritätsprüfung</w:t>
       </w:r>
-      <w:bookmarkEnd w:id="19"/>
+      <w:bookmarkEnd w:id="22"/>
       <w:proofErr w:type="spellEnd"/>
     </w:p>
     <w:p>
@@ -13939,11 +15233,11 @@
       <w:pPr>
         <w:pStyle w:val="berschrift3"/>
       </w:pPr>
-      <w:bookmarkStart w:id="20" w:name="_Toc235454530"/>
+      <w:bookmarkStart w:id="23" w:name="_Toc236481625"/>
       <w:r>
         <w:t>Tensor-Transformation für das überwachte Lernen</w:t>
       </w:r>
-      <w:bookmarkEnd w:id="20"/>
+      <w:bookmarkEnd w:id="23"/>
     </w:p>
     <w:p>
       <w:r>
@@ -14125,11 +15419,11 @@
       <w:pPr>
         <w:pStyle w:val="berschrift2"/>
       </w:pPr>
-      <w:bookmarkStart w:id="21" w:name="_Toc235454531"/>
+      <w:bookmarkStart w:id="24" w:name="_Toc236481626"/>
       <w:r>
         <w:t>Qualitativer und quantitativer Vergleich der Architekturen</w:t>
       </w:r>
-      <w:bookmarkEnd w:id="21"/>
+      <w:bookmarkEnd w:id="24"/>
     </w:p>
     <w:p>
       <w:pPr>
@@ -14263,7 +15557,7 @@
                           </pic:cNvPicPr>
                         </pic:nvPicPr>
                         <pic:blipFill>
-                          <a:blip r:embed="rId19" cstate="print">
+                          <a:blip r:embed="rId25" cstate="print">
                             <a:extLst>
                               <a:ext uri="{28A0092B-C50C-407E-A947-70E740481C1C}">
                                 <a14:useLocalDpi xmlns:a14="http://schemas.microsoft.com/office/drawing/2010/main" val="0"/>
@@ -14412,7 +15706,7 @@
                           </pic:cNvPicPr>
                         </pic:nvPicPr>
                         <pic:blipFill>
-                          <a:blip r:embed="rId20" cstate="print">
+                          <a:blip r:embed="rId26" cstate="print">
                             <a:extLst>
                               <a:ext uri="{28A0092B-C50C-407E-A947-70E740481C1C}">
                                 <a14:useLocalDpi xmlns:a14="http://schemas.microsoft.com/office/drawing/2010/main" val="0"/>
@@ -14569,7 +15863,7 @@
                           </pic:cNvPicPr>
                         </pic:nvPicPr>
                         <pic:blipFill>
-                          <a:blip r:embed="rId21" cstate="print">
+                          <a:blip r:embed="rId27" cstate="print">
                             <a:extLst>
                               <a:ext uri="{28A0092B-C50C-407E-A947-70E740481C1C}">
                                 <a14:useLocalDpi xmlns:a14="http://schemas.microsoft.com/office/drawing/2010/main" val="0"/>
@@ -14732,7 +16026,7 @@
                           </pic:cNvPicPr>
                         </pic:nvPicPr>
                         <pic:blipFill>
-                          <a:blip r:embed="rId22" cstate="print">
+                          <a:blip r:embed="rId28" cstate="print">
                             <a:extLst>
                               <a:ext uri="{28A0092B-C50C-407E-A947-70E740481C1C}">
                                 <a14:useLocalDpi xmlns:a14="http://schemas.microsoft.com/office/drawing/2010/main" val="0"/>
@@ -16285,27 +17579,33 @@
       <w:pPr>
         <w:pStyle w:val="berschrift1"/>
       </w:pPr>
-      <w:bookmarkStart w:id="22" w:name="_Toc235454532"/>
+      <w:bookmarkStart w:id="25" w:name="_Toc236481627"/>
       <w:r>
         <w:lastRenderedPageBreak/>
         <w:t>Fazit und Reflexion</w:t>
       </w:r>
-      <w:bookmarkEnd w:id="22"/>
+      <w:bookmarkEnd w:id="25"/>
     </w:p>
     <w:p>
       <w:r>
-        <w:t xml:space="preserve">Diese Arbeit demonstriert erfolgreich die Konzeption und Implementierung einer containerbasierten </w:t>
-      </w:r>
-      <w:proofErr w:type="spellStart"/>
-      <w:r>
-        <w:t>Machine</w:t>
-      </w:r>
-      <w:proofErr w:type="spellEnd"/>
-      <w:r>
-        <w:t xml:space="preserve">-Learning-Pipeline zur probabilistischen PV-Einspeiseprognose auf Basis von SMARD-Zeitreihendaten. </w:t>
+        <w:t>Im Rahmen dieses Projektes wurde eine Docker-basierte Laufzeitumgebung bereitgestellt</w:t>
+      </w:r>
+      <w:r>
+        <w:t xml:space="preserve">, mit der SMARD-Zeitreihendaten zur probabilistischen PV-Einspeisungsprognose verarbeitet werden können. </w:t>
       </w:r>
       <w:r>
         <w:t>Mittels Verknüpfung von rekurrenten Schichten mit einem nicht-parametrischen Pinball Loss konnte ein dynamischer Risikokorridor konstruiert werden, der statt starrer Punktprognosen einen verlässlichen Sicherheitskorridor liefert.</w:t>
+      </w:r>
+      <w:r>
+        <w:t xml:space="preserve"> Insgesamt erfüllt das Projekt alle Anforderungen der AP.</w:t>
+      </w:r>
+    </w:p>
+    <w:p>
+      <w:r>
+        <w:t>Das finale Produkt stellt ein kostenloses Tool dar, das</w:t>
+      </w:r>
+      <w:r>
+        <w:t xml:space="preserve"> es Netzbetreibern ermöglicht vorab zu planen, um den Bedarf an kostenintensiver Ausgleichsenergie zu minimieren. Durch die explizite Visualisierung der Unsicherheit sind Netzbetreiber in der Lage die Unsicherheit in die jeweiligen Kalkulationen einzubeziehen. Daher erfüllt das Projekt seinen Nutzen und eignet sich nun für erste Testläufe einer realen Nutzerschaft durch Netzbetreiber.</w:t>
       </w:r>
     </w:p>
     <w:p>
@@ -16375,6 +17675,7 @@
     </w:p>
     <w:p>
       <w:r>
+        <w:lastRenderedPageBreak/>
         <w:t xml:space="preserve">Mit dem entwickelten System können wetterbedingte Planungsunsicherheiten im Stromnetz mathematisch exakt quantifiziert werden. Die Kombination aus Docker-Containerisierung, </w:t>
       </w:r>
       <w:proofErr w:type="spellStart"/>
@@ -16398,12 +17699,69 @@
       <w:pPr>
         <w:pStyle w:val="berschrift1"/>
       </w:pPr>
-      <w:bookmarkStart w:id="23" w:name="_Toc235454533"/>
+      <w:bookmarkStart w:id="26" w:name="_Toc236481628"/>
+      <w:r>
+        <w:lastRenderedPageBreak/>
+        <w:t>Ausblick</w:t>
+      </w:r>
+      <w:bookmarkEnd w:id="26"/>
+    </w:p>
+    <w:p>
+      <w:r>
+        <w:t>Um das Projekt zukünftig fortzuführen, können folgende Punkte benannt werden:</w:t>
+      </w:r>
+    </w:p>
+    <w:p>
+      <w:pPr>
+        <w:pStyle w:val="Listenabsatz"/>
+        <w:numPr>
+          <w:ilvl w:val="0"/>
+          <w:numId w:val="37"/>
+        </w:numPr>
+      </w:pPr>
+      <w:r>
+        <w:t>Einbezug realer meteorologischer Wetterdaten</w:t>
+      </w:r>
+    </w:p>
+    <w:p>
+      <w:r>
+        <w:t xml:space="preserve">Die im Rahmen dieses Modells generierten Prognosen ersetzen keine realen Wetterdaten. PV ist ein physikalischer Prozess, der stark vom Wetter abhängt. In einem nächsten Schritt wäre es daher sinnvoll echte Wetterdaten </w:t>
+      </w:r>
+      <w:r>
+        <w:t xml:space="preserve">zwangsläufig </w:t>
+      </w:r>
+      <w:r>
+        <w:t>miteinzubeziehen und die Prognosen basierend auf Wetterdaten zu verfeinern.</w:t>
+      </w:r>
+    </w:p>
+    <w:p>
+      <w:pPr>
+        <w:pStyle w:val="Listenabsatz"/>
+        <w:numPr>
+          <w:ilvl w:val="0"/>
+          <w:numId w:val="37"/>
+        </w:numPr>
+      </w:pPr>
+      <w:r>
+        <w:t>Von der Prognose hin zum Deep-Learning</w:t>
+      </w:r>
+    </w:p>
+    <w:p>
+      <w:r>
+        <w:t>In das Modell könnte künftig ein Large-Language Modell (LLM) integriert werden, dass bereits eine Vorabinterpretation der Daten vornimmt und dem Nutzer bereits erste Handlungsvorschläge präsentiert. Es muss allerdings beachtet werden, dass ein LLM den Menschen nicht komplett ersetzen darf. Eine vorsichtige Eigeninterpretation der generierten Daten sollte weiterhin stattfinden.</w:t>
+      </w:r>
+    </w:p>
+    <w:p/>
+    <w:p>
+      <w:pPr>
+        <w:pStyle w:val="berschrift1"/>
+      </w:pPr>
+      <w:bookmarkStart w:id="27" w:name="_Toc236481629"/>
       <w:r>
         <w:lastRenderedPageBreak/>
         <w:t>Literatur</w:t>
       </w:r>
-      <w:bookmarkEnd w:id="23"/>
+      <w:bookmarkEnd w:id="27"/>
     </w:p>
     <w:p>
       <w:pPr>
@@ -16808,8 +18166,8 @@
       </w:r>
     </w:p>
     <w:sectPr>
-      <w:headerReference w:type="default" r:id="rId23"/>
-      <w:footerReference w:type="default" r:id="rId24"/>
+      <w:headerReference w:type="default" r:id="rId29"/>
+      <w:footerReference w:type="default" r:id="rId30"/>
       <w:pgSz w:w="11906" w:h="16838"/>
       <w:pgMar w:top="1417" w:right="1417" w:bottom="1134" w:left="1417" w:header="708" w:footer="708" w:gutter="0"/>
       <w:pgNumType w:start="1"/>
@@ -17048,7 +18406,7 @@
               <w:rFonts w:ascii="Times New Roman" w:hAnsi="Times New Roman" w:cs="Times New Roman"/>
               <w:noProof/>
             </w:rPr>
-            <w:t>Fazit und Reflexion</w:t>
+            <w:t>Ergebnisse und Diskussion</w:t>
           </w:r>
           <w:r>
             <w:rPr>
@@ -17071,6 +18429,119 @@
 <file path=word/numbering.xml><?xml version="1.0" encoding="utf-8"?>
 <w:numbering xmlns:wpc="http://schemas.microsoft.com/office/word/2010/wordprocessingCanvas" xmlns:cx="http://schemas.microsoft.com/office/drawing/2014/chartex" xmlns:cx1="http://schemas.microsoft.com/office/drawing/2015/9/8/chartex" xmlns:cx2="http://schemas.microsoft.com/office/drawing/2015/10/21/chartex" xmlns:cx3="http://schemas.microsoft.com/office/drawing/2016/5/9/chartex" xmlns:cx4="http://schemas.microsoft.com/office/drawing/2016/5/10/chartex" xmlns:cx5="http://schemas.microsoft.com/office/drawing/2016/5/11/chartex" xmlns:cx6="http://schemas.microsoft.com/office/drawing/2016/5/12/chartex" xmlns:cx7="http://schemas.microsoft.com/office/drawing/2016/5/13/chartex" xmlns:cx8="http://schemas.microsoft.com/office/drawing/2016/5/14/chartex" xmlns:mc="http://schemas.openxmlformats.org/markup-compatibility/2006" xmlns:aink="http://schemas.microsoft.com/office/drawing/2016/ink" xmlns:am3d="http://schemas.microsoft.com/office/drawing/2017/model3d" xmlns:o="urn:schemas-microsoft-com:office:office" xmlns:oel="http://schemas.microsoft.com/office/2019/extlst" xmlns:r="http://schemas.openxmlformats.org/officeDocument/2006/relationships" xmlns:m="http://schemas.openxmlformats.org/officeDocument/2006/math" xmlns:v="urn:schemas-microsoft-com:vml" xmlns:wp14="http://schemas.microsoft.com/office/word/2010/wordprocessingDrawing" xmlns:wp="http://schemas.openxmlformats.org/drawingml/2006/wordprocessingDrawing" xmlns:w10="urn:schemas-microsoft-com:office:word" xmlns:w="http://schemas.openxmlformats.org/wordprocessingml/2006/main" xmlns:w14="http://schemas.microsoft.com/office/word/2010/wordml" xmlns:w15="http://schemas.microsoft.com/office/word/2012/wordml" xmlns:w16cex="http://schemas.microsoft.com/office/word/2018/wordml/cex" xmlns:w16cid="http://schemas.microsoft.com/office/word/2016/wordml/cid" xmlns:w16="http://schemas.microsoft.com/office/word/2018/wordml" xmlns:w16du="http://schemas.microsoft.com/office/word/2023/wordml/word16du" xmlns:w16sdtdh="http://schemas.microsoft.com/office/word/2020/wordml/sdtdatahash" xmlns:w16sdtfl="http://schemas.microsoft.com/office/word/2024/wordml/sdtformatlock" xmlns:w16se="http://schemas.microsoft.com/office/word/2015/wordml/symex" xmlns:wpg="http://schemas.microsoft.com/office/word/2010/wordprocessingGroup" xmlns:wpi="http://schemas.microsoft.com/office/word/2010/wordprocessingInk" xmlns:wne="http://schemas.microsoft.com/office/word/2006/wordml" xmlns:wps="http://schemas.microsoft.com/office/word/2010/wordprocessingShape" mc:Ignorable="w14 w15 w16se w16cid w16 w16cex w16sdtdh w16sdtfl w16du wp14">
   <w:abstractNum w:abstractNumId="0" w15:restartNumberingAfterBreak="0">
+    <w:nsid w:val="020F31AD"/>
+    <w:multiLevelType w:val="hybridMultilevel"/>
+    <w:tmpl w:val="E8CA524E"/>
+    <w:lvl w:ilvl="0" w:tplc="04070001">
+      <w:start w:val="1"/>
+      <w:numFmt w:val="bullet"/>
+      <w:lvlText w:val=""/>
+      <w:lvlJc w:val="left"/>
+      <w:pPr>
+        <w:ind w:left="360" w:hanging="360"/>
+      </w:pPr>
+      <w:rPr>
+        <w:rFonts w:ascii="Symbol" w:hAnsi="Symbol" w:hint="default"/>
+      </w:rPr>
+    </w:lvl>
+    <w:lvl w:ilvl="1" w:tplc="04070003" w:tentative="1">
+      <w:start w:val="1"/>
+      <w:numFmt w:val="bullet"/>
+      <w:lvlText w:val="o"/>
+      <w:lvlJc w:val="left"/>
+      <w:pPr>
+        <w:ind w:left="1080" w:hanging="360"/>
+      </w:pPr>
+      <w:rPr>
+        <w:rFonts w:ascii="Courier New" w:hAnsi="Courier New" w:cs="Courier New" w:hint="default"/>
+      </w:rPr>
+    </w:lvl>
+    <w:lvl w:ilvl="2" w:tplc="04070005" w:tentative="1">
+      <w:start w:val="1"/>
+      <w:numFmt w:val="bullet"/>
+      <w:lvlText w:val=""/>
+      <w:lvlJc w:val="left"/>
+      <w:pPr>
+        <w:ind w:left="1800" w:hanging="360"/>
+      </w:pPr>
+      <w:rPr>
+        <w:rFonts w:ascii="Wingdings" w:hAnsi="Wingdings" w:hint="default"/>
+      </w:rPr>
+    </w:lvl>
+    <w:lvl w:ilvl="3" w:tplc="04070001" w:tentative="1">
+      <w:start w:val="1"/>
+      <w:numFmt w:val="bullet"/>
+      <w:lvlText w:val=""/>
+      <w:lvlJc w:val="left"/>
+      <w:pPr>
+        <w:ind w:left="2520" w:hanging="360"/>
+      </w:pPr>
+      <w:rPr>
+        <w:rFonts w:ascii="Symbol" w:hAnsi="Symbol" w:hint="default"/>
+      </w:rPr>
+    </w:lvl>
+    <w:lvl w:ilvl="4" w:tplc="04070003" w:tentative="1">
+      <w:start w:val="1"/>
+      <w:numFmt w:val="bullet"/>
+      <w:lvlText w:val="o"/>
+      <w:lvlJc w:val="left"/>
+      <w:pPr>
+        <w:ind w:left="3240" w:hanging="360"/>
+      </w:pPr>
+      <w:rPr>
+        <w:rFonts w:ascii="Courier New" w:hAnsi="Courier New" w:cs="Courier New" w:hint="default"/>
+      </w:rPr>
+    </w:lvl>
+    <w:lvl w:ilvl="5" w:tplc="04070005" w:tentative="1">
+      <w:start w:val="1"/>
+      <w:numFmt w:val="bullet"/>
+      <w:lvlText w:val=""/>
+      <w:lvlJc w:val="left"/>
+      <w:pPr>
+        <w:ind w:left="3960" w:hanging="360"/>
+      </w:pPr>
+      <w:rPr>
+        <w:rFonts w:ascii="Wingdings" w:hAnsi="Wingdings" w:hint="default"/>
+      </w:rPr>
+    </w:lvl>
+    <w:lvl w:ilvl="6" w:tplc="04070001" w:tentative="1">
+      <w:start w:val="1"/>
+      <w:numFmt w:val="bullet"/>
+      <w:lvlText w:val=""/>
+      <w:lvlJc w:val="left"/>
+      <w:pPr>
+        <w:ind w:left="4680" w:hanging="360"/>
+      </w:pPr>
+      <w:rPr>
+        <w:rFonts w:ascii="Symbol" w:hAnsi="Symbol" w:hint="default"/>
+      </w:rPr>
+    </w:lvl>
+    <w:lvl w:ilvl="7" w:tplc="04070003" w:tentative="1">
+      <w:start w:val="1"/>
+      <w:numFmt w:val="bullet"/>
+      <w:lvlText w:val="o"/>
+      <w:lvlJc w:val="left"/>
+      <w:pPr>
+        <w:ind w:left="5400" w:hanging="360"/>
+      </w:pPr>
+      <w:rPr>
+        <w:rFonts w:ascii="Courier New" w:hAnsi="Courier New" w:cs="Courier New" w:hint="default"/>
+      </w:rPr>
+    </w:lvl>
+    <w:lvl w:ilvl="8" w:tplc="04070005" w:tentative="1">
+      <w:start w:val="1"/>
+      <w:numFmt w:val="bullet"/>
+      <w:lvlText w:val=""/>
+      <w:lvlJc w:val="left"/>
+      <w:pPr>
+        <w:ind w:left="6120" w:hanging="360"/>
+      </w:pPr>
+      <w:rPr>
+        <w:rFonts w:ascii="Wingdings" w:hAnsi="Wingdings" w:hint="default"/>
+      </w:rPr>
+    </w:lvl>
+  </w:abstractNum>
+  <w:abstractNum w:abstractNumId="1" w15:restartNumberingAfterBreak="0">
     <w:nsid w:val="0E0A49FD"/>
     <w:multiLevelType w:val="hybridMultilevel"/>
     <w:tmpl w:val="4F94356A"/>
@@ -17183,7 +18654,7 @@
       </w:rPr>
     </w:lvl>
   </w:abstractNum>
-  <w:abstractNum w:abstractNumId="1" w15:restartNumberingAfterBreak="0">
+  <w:abstractNum w:abstractNumId="2" w15:restartNumberingAfterBreak="0">
     <w:nsid w:val="0F74046C"/>
     <w:multiLevelType w:val="hybridMultilevel"/>
     <w:tmpl w:val="979014B8"/>
@@ -17296,7 +18767,7 @@
       </w:rPr>
     </w:lvl>
   </w:abstractNum>
-  <w:abstractNum w:abstractNumId="2" w15:restartNumberingAfterBreak="0">
+  <w:abstractNum w:abstractNumId="3" w15:restartNumberingAfterBreak="0">
     <w:nsid w:val="11145C45"/>
     <w:multiLevelType w:val="hybridMultilevel"/>
     <w:tmpl w:val="2460B8F6"/>
@@ -17409,7 +18880,7 @@
       </w:rPr>
     </w:lvl>
   </w:abstractNum>
-  <w:abstractNum w:abstractNumId="3" w15:restartNumberingAfterBreak="0">
+  <w:abstractNum w:abstractNumId="4" w15:restartNumberingAfterBreak="0">
     <w:nsid w:val="12429852"/>
     <w:multiLevelType w:val="hybridMultilevel"/>
     <w:tmpl w:val="FFFFFFFF"/>
@@ -17522,7 +18993,7 @@
       </w:rPr>
     </w:lvl>
   </w:abstractNum>
-  <w:abstractNum w:abstractNumId="4" w15:restartNumberingAfterBreak="0">
+  <w:abstractNum w:abstractNumId="5" w15:restartNumberingAfterBreak="0">
     <w:nsid w:val="1A2F1659"/>
     <w:multiLevelType w:val="hybridMultilevel"/>
     <w:tmpl w:val="FFFFFFFF"/>
@@ -17635,7 +19106,7 @@
       </w:rPr>
     </w:lvl>
   </w:abstractNum>
-  <w:abstractNum w:abstractNumId="5" w15:restartNumberingAfterBreak="0">
+  <w:abstractNum w:abstractNumId="6" w15:restartNumberingAfterBreak="0">
     <w:nsid w:val="1A98732F"/>
     <w:multiLevelType w:val="hybridMultilevel"/>
     <w:tmpl w:val="5B22B87A"/>
@@ -17748,7 +19219,7 @@
       </w:rPr>
     </w:lvl>
   </w:abstractNum>
-  <w:abstractNum w:abstractNumId="6" w15:restartNumberingAfterBreak="0">
+  <w:abstractNum w:abstractNumId="7" w15:restartNumberingAfterBreak="0">
     <w:nsid w:val="1BD56944"/>
     <w:multiLevelType w:val="hybridMultilevel"/>
     <w:tmpl w:val="32542200"/>
@@ -17861,7 +19332,7 @@
       </w:rPr>
     </w:lvl>
   </w:abstractNum>
-  <w:abstractNum w:abstractNumId="7" w15:restartNumberingAfterBreak="0">
+  <w:abstractNum w:abstractNumId="8" w15:restartNumberingAfterBreak="0">
     <w:nsid w:val="235F3E00"/>
     <w:multiLevelType w:val="hybridMultilevel"/>
     <w:tmpl w:val="67AA7384"/>
@@ -17974,7 +19445,7 @@
       </w:rPr>
     </w:lvl>
   </w:abstractNum>
-  <w:abstractNum w:abstractNumId="8" w15:restartNumberingAfterBreak="0">
+  <w:abstractNum w:abstractNumId="9" w15:restartNumberingAfterBreak="0">
     <w:nsid w:val="26682729"/>
     <w:multiLevelType w:val="hybridMultilevel"/>
     <w:tmpl w:val="F47002AE"/>
@@ -18087,7 +19558,7 @@
       </w:rPr>
     </w:lvl>
   </w:abstractNum>
-  <w:abstractNum w:abstractNumId="9" w15:restartNumberingAfterBreak="0">
+  <w:abstractNum w:abstractNumId="10" w15:restartNumberingAfterBreak="0">
     <w:nsid w:val="2C6D0352"/>
     <w:multiLevelType w:val="multilevel"/>
     <w:tmpl w:val="04070025"/>
@@ -18182,7 +19653,7 @@
       </w:pPr>
     </w:lvl>
   </w:abstractNum>
-  <w:abstractNum w:abstractNumId="10" w15:restartNumberingAfterBreak="0">
+  <w:abstractNum w:abstractNumId="11" w15:restartNumberingAfterBreak="0">
     <w:nsid w:val="2EC74CDA"/>
     <w:multiLevelType w:val="hybridMultilevel"/>
     <w:tmpl w:val="FE4C2D4A"/>
@@ -18295,7 +19766,7 @@
       </w:rPr>
     </w:lvl>
   </w:abstractNum>
-  <w:abstractNum w:abstractNumId="11" w15:restartNumberingAfterBreak="0">
+  <w:abstractNum w:abstractNumId="12" w15:restartNumberingAfterBreak="0">
     <w:nsid w:val="30613905"/>
     <w:multiLevelType w:val="hybridMultilevel"/>
     <w:tmpl w:val="5BF8C37E"/>
@@ -18408,7 +19879,7 @@
       </w:rPr>
     </w:lvl>
   </w:abstractNum>
-  <w:abstractNum w:abstractNumId="12" w15:restartNumberingAfterBreak="0">
+  <w:abstractNum w:abstractNumId="13" w15:restartNumberingAfterBreak="0">
     <w:nsid w:val="39802F4E"/>
     <w:multiLevelType w:val="hybridMultilevel"/>
     <w:tmpl w:val="F6108DB4"/>
@@ -18521,7 +19992,7 @@
       </w:rPr>
     </w:lvl>
   </w:abstractNum>
-  <w:abstractNum w:abstractNumId="13" w15:restartNumberingAfterBreak="0">
+  <w:abstractNum w:abstractNumId="14" w15:restartNumberingAfterBreak="0">
     <w:nsid w:val="3CF8458F"/>
     <w:multiLevelType w:val="hybridMultilevel"/>
     <w:tmpl w:val="A0FA4078"/>
@@ -18634,7 +20105,7 @@
       </w:rPr>
     </w:lvl>
   </w:abstractNum>
-  <w:abstractNum w:abstractNumId="14" w15:restartNumberingAfterBreak="0">
+  <w:abstractNum w:abstractNumId="15" w15:restartNumberingAfterBreak="0">
     <w:nsid w:val="3F6D1F15"/>
     <w:multiLevelType w:val="hybridMultilevel"/>
     <w:tmpl w:val="9208B40E"/>
@@ -18747,7 +20218,7 @@
       </w:rPr>
     </w:lvl>
   </w:abstractNum>
-  <w:abstractNum w:abstractNumId="15" w15:restartNumberingAfterBreak="0">
+  <w:abstractNum w:abstractNumId="16" w15:restartNumberingAfterBreak="0">
     <w:nsid w:val="43C46E56"/>
     <w:multiLevelType w:val="hybridMultilevel"/>
     <w:tmpl w:val="692C1E0E"/>
@@ -18860,7 +20331,7 @@
       </w:rPr>
     </w:lvl>
   </w:abstractNum>
-  <w:abstractNum w:abstractNumId="16" w15:restartNumberingAfterBreak="0">
+  <w:abstractNum w:abstractNumId="17" w15:restartNumberingAfterBreak="0">
     <w:nsid w:val="452C7EA7"/>
     <w:multiLevelType w:val="hybridMultilevel"/>
     <w:tmpl w:val="24623666"/>
@@ -18973,7 +20444,7 @@
       </w:rPr>
     </w:lvl>
   </w:abstractNum>
-  <w:abstractNum w:abstractNumId="17" w15:restartNumberingAfterBreak="0">
+  <w:abstractNum w:abstractNumId="18" w15:restartNumberingAfterBreak="0">
     <w:nsid w:val="487575A6"/>
     <w:multiLevelType w:val="hybridMultilevel"/>
     <w:tmpl w:val="62828130"/>
@@ -19086,7 +20557,7 @@
       </w:rPr>
     </w:lvl>
   </w:abstractNum>
-  <w:abstractNum w:abstractNumId="18" w15:restartNumberingAfterBreak="0">
+  <w:abstractNum w:abstractNumId="19" w15:restartNumberingAfterBreak="0">
     <w:nsid w:val="492D088E"/>
     <w:multiLevelType w:val="hybridMultilevel"/>
     <w:tmpl w:val="D39E089C"/>
@@ -19199,7 +20670,7 @@
       </w:rPr>
     </w:lvl>
   </w:abstractNum>
-  <w:abstractNum w:abstractNumId="19" w15:restartNumberingAfterBreak="0">
+  <w:abstractNum w:abstractNumId="20" w15:restartNumberingAfterBreak="0">
     <w:nsid w:val="4A5A172F"/>
     <w:multiLevelType w:val="hybridMultilevel"/>
     <w:tmpl w:val="8E584854"/>
@@ -19312,7 +20783,7 @@
       </w:rPr>
     </w:lvl>
   </w:abstractNum>
-  <w:abstractNum w:abstractNumId="20" w15:restartNumberingAfterBreak="0">
+  <w:abstractNum w:abstractNumId="21" w15:restartNumberingAfterBreak="0">
     <w:nsid w:val="4BEE1EB8"/>
     <w:multiLevelType w:val="hybridMultilevel"/>
     <w:tmpl w:val="5DDC22AA"/>
@@ -19425,7 +20896,7 @@
       </w:rPr>
     </w:lvl>
   </w:abstractNum>
-  <w:abstractNum w:abstractNumId="21" w15:restartNumberingAfterBreak="0">
+  <w:abstractNum w:abstractNumId="22" w15:restartNumberingAfterBreak="0">
     <w:nsid w:val="4D296CE7"/>
     <w:multiLevelType w:val="hybridMultilevel"/>
     <w:tmpl w:val="3AECDBB6"/>
@@ -19538,7 +21009,7 @@
       </w:rPr>
     </w:lvl>
   </w:abstractNum>
-  <w:abstractNum w:abstractNumId="22" w15:restartNumberingAfterBreak="0">
+  <w:abstractNum w:abstractNumId="23" w15:restartNumberingAfterBreak="0">
     <w:nsid w:val="4E9510D1"/>
     <w:multiLevelType w:val="hybridMultilevel"/>
     <w:tmpl w:val="E438CFA2"/>
@@ -19651,7 +21122,7 @@
       </w:rPr>
     </w:lvl>
   </w:abstractNum>
-  <w:abstractNum w:abstractNumId="23" w15:restartNumberingAfterBreak="0">
+  <w:abstractNum w:abstractNumId="24" w15:restartNumberingAfterBreak="0">
     <w:nsid w:val="522A38CA"/>
     <w:multiLevelType w:val="hybridMultilevel"/>
     <w:tmpl w:val="FFFFFFFF"/>
@@ -19764,7 +21235,7 @@
       </w:rPr>
     </w:lvl>
   </w:abstractNum>
-  <w:abstractNum w:abstractNumId="24" w15:restartNumberingAfterBreak="0">
+  <w:abstractNum w:abstractNumId="25" w15:restartNumberingAfterBreak="0">
     <w:nsid w:val="531C1B00"/>
     <w:multiLevelType w:val="hybridMultilevel"/>
     <w:tmpl w:val="1A40888E"/>
@@ -19877,7 +21348,7 @@
       </w:rPr>
     </w:lvl>
   </w:abstractNum>
-  <w:abstractNum w:abstractNumId="25" w15:restartNumberingAfterBreak="0">
+  <w:abstractNum w:abstractNumId="26" w15:restartNumberingAfterBreak="0">
     <w:nsid w:val="57907D12"/>
     <w:multiLevelType w:val="hybridMultilevel"/>
     <w:tmpl w:val="B8D2CE2E"/>
@@ -19990,7 +21461,120 @@
       </w:rPr>
     </w:lvl>
   </w:abstractNum>
-  <w:abstractNum w:abstractNumId="26" w15:restartNumberingAfterBreak="0">
+  <w:abstractNum w:abstractNumId="27" w15:restartNumberingAfterBreak="0">
+    <w:nsid w:val="655B0F4E"/>
+    <w:multiLevelType w:val="hybridMultilevel"/>
+    <w:tmpl w:val="88DCF11E"/>
+    <w:lvl w:ilvl="0" w:tplc="04070001">
+      <w:start w:val="1"/>
+      <w:numFmt w:val="bullet"/>
+      <w:lvlText w:val=""/>
+      <w:lvlJc w:val="left"/>
+      <w:pPr>
+        <w:ind w:left="360" w:hanging="360"/>
+      </w:pPr>
+      <w:rPr>
+        <w:rFonts w:ascii="Symbol" w:hAnsi="Symbol" w:hint="default"/>
+      </w:rPr>
+    </w:lvl>
+    <w:lvl w:ilvl="1" w:tplc="04070003" w:tentative="1">
+      <w:start w:val="1"/>
+      <w:numFmt w:val="bullet"/>
+      <w:lvlText w:val="o"/>
+      <w:lvlJc w:val="left"/>
+      <w:pPr>
+        <w:ind w:left="1080" w:hanging="360"/>
+      </w:pPr>
+      <w:rPr>
+        <w:rFonts w:ascii="Courier New" w:hAnsi="Courier New" w:cs="Courier New" w:hint="default"/>
+      </w:rPr>
+    </w:lvl>
+    <w:lvl w:ilvl="2" w:tplc="04070005" w:tentative="1">
+      <w:start w:val="1"/>
+      <w:numFmt w:val="bullet"/>
+      <w:lvlText w:val=""/>
+      <w:lvlJc w:val="left"/>
+      <w:pPr>
+        <w:ind w:left="1800" w:hanging="360"/>
+      </w:pPr>
+      <w:rPr>
+        <w:rFonts w:ascii="Wingdings" w:hAnsi="Wingdings" w:hint="default"/>
+      </w:rPr>
+    </w:lvl>
+    <w:lvl w:ilvl="3" w:tplc="04070001" w:tentative="1">
+      <w:start w:val="1"/>
+      <w:numFmt w:val="bullet"/>
+      <w:lvlText w:val=""/>
+      <w:lvlJc w:val="left"/>
+      <w:pPr>
+        <w:ind w:left="2520" w:hanging="360"/>
+      </w:pPr>
+      <w:rPr>
+        <w:rFonts w:ascii="Symbol" w:hAnsi="Symbol" w:hint="default"/>
+      </w:rPr>
+    </w:lvl>
+    <w:lvl w:ilvl="4" w:tplc="04070003" w:tentative="1">
+      <w:start w:val="1"/>
+      <w:numFmt w:val="bullet"/>
+      <w:lvlText w:val="o"/>
+      <w:lvlJc w:val="left"/>
+      <w:pPr>
+        <w:ind w:left="3240" w:hanging="360"/>
+      </w:pPr>
+      <w:rPr>
+        <w:rFonts w:ascii="Courier New" w:hAnsi="Courier New" w:cs="Courier New" w:hint="default"/>
+      </w:rPr>
+    </w:lvl>
+    <w:lvl w:ilvl="5" w:tplc="04070005" w:tentative="1">
+      <w:start w:val="1"/>
+      <w:numFmt w:val="bullet"/>
+      <w:lvlText w:val=""/>
+      <w:lvlJc w:val="left"/>
+      <w:pPr>
+        <w:ind w:left="3960" w:hanging="360"/>
+      </w:pPr>
+      <w:rPr>
+        <w:rFonts w:ascii="Wingdings" w:hAnsi="Wingdings" w:hint="default"/>
+      </w:rPr>
+    </w:lvl>
+    <w:lvl w:ilvl="6" w:tplc="04070001" w:tentative="1">
+      <w:start w:val="1"/>
+      <w:numFmt w:val="bullet"/>
+      <w:lvlText w:val=""/>
+      <w:lvlJc w:val="left"/>
+      <w:pPr>
+        <w:ind w:left="4680" w:hanging="360"/>
+      </w:pPr>
+      <w:rPr>
+        <w:rFonts w:ascii="Symbol" w:hAnsi="Symbol" w:hint="default"/>
+      </w:rPr>
+    </w:lvl>
+    <w:lvl w:ilvl="7" w:tplc="04070003" w:tentative="1">
+      <w:start w:val="1"/>
+      <w:numFmt w:val="bullet"/>
+      <w:lvlText w:val="o"/>
+      <w:lvlJc w:val="left"/>
+      <w:pPr>
+        <w:ind w:left="5400" w:hanging="360"/>
+      </w:pPr>
+      <w:rPr>
+        <w:rFonts w:ascii="Courier New" w:hAnsi="Courier New" w:cs="Courier New" w:hint="default"/>
+      </w:rPr>
+    </w:lvl>
+    <w:lvl w:ilvl="8" w:tplc="04070005" w:tentative="1">
+      <w:start w:val="1"/>
+      <w:numFmt w:val="bullet"/>
+      <w:lvlText w:val=""/>
+      <w:lvlJc w:val="left"/>
+      <w:pPr>
+        <w:ind w:left="6120" w:hanging="360"/>
+      </w:pPr>
+      <w:rPr>
+        <w:rFonts w:ascii="Wingdings" w:hAnsi="Wingdings" w:hint="default"/>
+      </w:rPr>
+    </w:lvl>
+  </w:abstractNum>
+  <w:abstractNum w:abstractNumId="28" w15:restartNumberingAfterBreak="0">
     <w:nsid w:val="66801826"/>
     <w:multiLevelType w:val="hybridMultilevel"/>
     <w:tmpl w:val="3356C7FE"/>
@@ -20103,7 +21687,7 @@
       </w:rPr>
     </w:lvl>
   </w:abstractNum>
-  <w:abstractNum w:abstractNumId="27" w15:restartNumberingAfterBreak="0">
+  <w:abstractNum w:abstractNumId="29" w15:restartNumberingAfterBreak="0">
     <w:nsid w:val="67EA435D"/>
     <w:multiLevelType w:val="hybridMultilevel"/>
     <w:tmpl w:val="FFE2056A"/>
@@ -20216,7 +21800,7 @@
       </w:rPr>
     </w:lvl>
   </w:abstractNum>
-  <w:abstractNum w:abstractNumId="28" w15:restartNumberingAfterBreak="0">
+  <w:abstractNum w:abstractNumId="30" w15:restartNumberingAfterBreak="0">
     <w:nsid w:val="68025143"/>
     <w:multiLevelType w:val="hybridMultilevel"/>
     <w:tmpl w:val="830E5A0A"/>
@@ -20329,7 +21913,7 @@
       </w:rPr>
     </w:lvl>
   </w:abstractNum>
-  <w:abstractNum w:abstractNumId="29" w15:restartNumberingAfterBreak="0">
+  <w:abstractNum w:abstractNumId="31" w15:restartNumberingAfterBreak="0">
     <w:nsid w:val="6A2F5314"/>
     <w:multiLevelType w:val="hybridMultilevel"/>
     <w:tmpl w:val="E9D88352"/>
@@ -20442,7 +22026,7 @@
       </w:rPr>
     </w:lvl>
   </w:abstractNum>
-  <w:abstractNum w:abstractNumId="30" w15:restartNumberingAfterBreak="0">
+  <w:abstractNum w:abstractNumId="32" w15:restartNumberingAfterBreak="0">
     <w:nsid w:val="71D95573"/>
     <w:multiLevelType w:val="hybridMultilevel"/>
     <w:tmpl w:val="AD2E5510"/>
@@ -20555,7 +22139,7 @@
       </w:rPr>
     </w:lvl>
   </w:abstractNum>
-  <w:abstractNum w:abstractNumId="31" w15:restartNumberingAfterBreak="0">
+  <w:abstractNum w:abstractNumId="33" w15:restartNumberingAfterBreak="0">
     <w:nsid w:val="77B24815"/>
     <w:multiLevelType w:val="hybridMultilevel"/>
     <w:tmpl w:val="FFFFFFFF"/>
@@ -20668,7 +22252,7 @@
       </w:rPr>
     </w:lvl>
   </w:abstractNum>
-  <w:abstractNum w:abstractNumId="32" w15:restartNumberingAfterBreak="0">
+  <w:abstractNum w:abstractNumId="34" w15:restartNumberingAfterBreak="0">
     <w:nsid w:val="7AB24940"/>
     <w:multiLevelType w:val="hybridMultilevel"/>
     <w:tmpl w:val="D41E3AD6"/>
@@ -20781,7 +22365,7 @@
       </w:rPr>
     </w:lvl>
   </w:abstractNum>
-  <w:abstractNum w:abstractNumId="33" w15:restartNumberingAfterBreak="0">
+  <w:abstractNum w:abstractNumId="35" w15:restartNumberingAfterBreak="0">
     <w:nsid w:val="7AF738FD"/>
     <w:multiLevelType w:val="hybridMultilevel"/>
     <w:tmpl w:val="1974EBCA"/>
@@ -20894,7 +22478,120 @@
       </w:rPr>
     </w:lvl>
   </w:abstractNum>
-  <w:abstractNum w:abstractNumId="34" w15:restartNumberingAfterBreak="0">
+  <w:abstractNum w:abstractNumId="36" w15:restartNumberingAfterBreak="0">
+    <w:nsid w:val="7D894E92"/>
+    <w:multiLevelType w:val="hybridMultilevel"/>
+    <w:tmpl w:val="D7C66802"/>
+    <w:lvl w:ilvl="0" w:tplc="04070001">
+      <w:start w:val="1"/>
+      <w:numFmt w:val="bullet"/>
+      <w:lvlText w:val=""/>
+      <w:lvlJc w:val="left"/>
+      <w:pPr>
+        <w:ind w:left="360" w:hanging="360"/>
+      </w:pPr>
+      <w:rPr>
+        <w:rFonts w:ascii="Symbol" w:hAnsi="Symbol" w:hint="default"/>
+      </w:rPr>
+    </w:lvl>
+    <w:lvl w:ilvl="1" w:tplc="04070003" w:tentative="1">
+      <w:start w:val="1"/>
+      <w:numFmt w:val="bullet"/>
+      <w:lvlText w:val="o"/>
+      <w:lvlJc w:val="left"/>
+      <w:pPr>
+        <w:ind w:left="1080" w:hanging="360"/>
+      </w:pPr>
+      <w:rPr>
+        <w:rFonts w:ascii="Courier New" w:hAnsi="Courier New" w:cs="Courier New" w:hint="default"/>
+      </w:rPr>
+    </w:lvl>
+    <w:lvl w:ilvl="2" w:tplc="04070005" w:tentative="1">
+      <w:start w:val="1"/>
+      <w:numFmt w:val="bullet"/>
+      <w:lvlText w:val=""/>
+      <w:lvlJc w:val="left"/>
+      <w:pPr>
+        <w:ind w:left="1800" w:hanging="360"/>
+      </w:pPr>
+      <w:rPr>
+        <w:rFonts w:ascii="Wingdings" w:hAnsi="Wingdings" w:hint="default"/>
+      </w:rPr>
+    </w:lvl>
+    <w:lvl w:ilvl="3" w:tplc="04070001" w:tentative="1">
+      <w:start w:val="1"/>
+      <w:numFmt w:val="bullet"/>
+      <w:lvlText w:val=""/>
+      <w:lvlJc w:val="left"/>
+      <w:pPr>
+        <w:ind w:left="2520" w:hanging="360"/>
+      </w:pPr>
+      <w:rPr>
+        <w:rFonts w:ascii="Symbol" w:hAnsi="Symbol" w:hint="default"/>
+      </w:rPr>
+    </w:lvl>
+    <w:lvl w:ilvl="4" w:tplc="04070003" w:tentative="1">
+      <w:start w:val="1"/>
+      <w:numFmt w:val="bullet"/>
+      <w:lvlText w:val="o"/>
+      <w:lvlJc w:val="left"/>
+      <w:pPr>
+        <w:ind w:left="3240" w:hanging="360"/>
+      </w:pPr>
+      <w:rPr>
+        <w:rFonts w:ascii="Courier New" w:hAnsi="Courier New" w:cs="Courier New" w:hint="default"/>
+      </w:rPr>
+    </w:lvl>
+    <w:lvl w:ilvl="5" w:tplc="04070005" w:tentative="1">
+      <w:start w:val="1"/>
+      <w:numFmt w:val="bullet"/>
+      <w:lvlText w:val=""/>
+      <w:lvlJc w:val="left"/>
+      <w:pPr>
+        <w:ind w:left="3960" w:hanging="360"/>
+      </w:pPr>
+      <w:rPr>
+        <w:rFonts w:ascii="Wingdings" w:hAnsi="Wingdings" w:hint="default"/>
+      </w:rPr>
+    </w:lvl>
+    <w:lvl w:ilvl="6" w:tplc="04070001" w:tentative="1">
+      <w:start w:val="1"/>
+      <w:numFmt w:val="bullet"/>
+      <w:lvlText w:val=""/>
+      <w:lvlJc w:val="left"/>
+      <w:pPr>
+        <w:ind w:left="4680" w:hanging="360"/>
+      </w:pPr>
+      <w:rPr>
+        <w:rFonts w:ascii="Symbol" w:hAnsi="Symbol" w:hint="default"/>
+      </w:rPr>
+    </w:lvl>
+    <w:lvl w:ilvl="7" w:tplc="04070003" w:tentative="1">
+      <w:start w:val="1"/>
+      <w:numFmt w:val="bullet"/>
+      <w:lvlText w:val="o"/>
+      <w:lvlJc w:val="left"/>
+      <w:pPr>
+        <w:ind w:left="5400" w:hanging="360"/>
+      </w:pPr>
+      <w:rPr>
+        <w:rFonts w:ascii="Courier New" w:hAnsi="Courier New" w:cs="Courier New" w:hint="default"/>
+      </w:rPr>
+    </w:lvl>
+    <w:lvl w:ilvl="8" w:tplc="04070005" w:tentative="1">
+      <w:start w:val="1"/>
+      <w:numFmt w:val="bullet"/>
+      <w:lvlText w:val=""/>
+      <w:lvlJc w:val="left"/>
+      <w:pPr>
+        <w:ind w:left="6120" w:hanging="360"/>
+      </w:pPr>
+      <w:rPr>
+        <w:rFonts w:ascii="Wingdings" w:hAnsi="Wingdings" w:hint="default"/>
+      </w:rPr>
+    </w:lvl>
+  </w:abstractNum>
+  <w:abstractNum w:abstractNumId="37" w15:restartNumberingAfterBreak="0">
     <w:nsid w:val="7DB72452"/>
     <w:multiLevelType w:val="hybridMultilevel"/>
     <w:tmpl w:val="4CE691CE"/>
@@ -21007,110 +22704,208 @@
       </w:rPr>
     </w:lvl>
   </w:abstractNum>
+  <w:abstractNum w:abstractNumId="38" w15:restartNumberingAfterBreak="0">
+    <w:nsid w:val="7F5B0A0D"/>
+    <w:multiLevelType w:val="hybridMultilevel"/>
+    <w:tmpl w:val="29F2AC00"/>
+    <w:lvl w:ilvl="0" w:tplc="0407000F">
+      <w:start w:val="1"/>
+      <w:numFmt w:val="decimal"/>
+      <w:lvlText w:val="%1."/>
+      <w:lvlJc w:val="left"/>
+      <w:pPr>
+        <w:ind w:left="360" w:hanging="360"/>
+      </w:pPr>
+    </w:lvl>
+    <w:lvl w:ilvl="1" w:tplc="04070019" w:tentative="1">
+      <w:start w:val="1"/>
+      <w:numFmt w:val="lowerLetter"/>
+      <w:lvlText w:val="%2."/>
+      <w:lvlJc w:val="left"/>
+      <w:pPr>
+        <w:ind w:left="1080" w:hanging="360"/>
+      </w:pPr>
+    </w:lvl>
+    <w:lvl w:ilvl="2" w:tplc="0407001B" w:tentative="1">
+      <w:start w:val="1"/>
+      <w:numFmt w:val="lowerRoman"/>
+      <w:lvlText w:val="%3."/>
+      <w:lvlJc w:val="right"/>
+      <w:pPr>
+        <w:ind w:left="1800" w:hanging="180"/>
+      </w:pPr>
+    </w:lvl>
+    <w:lvl w:ilvl="3" w:tplc="0407000F" w:tentative="1">
+      <w:start w:val="1"/>
+      <w:numFmt w:val="decimal"/>
+      <w:lvlText w:val="%4."/>
+      <w:lvlJc w:val="left"/>
+      <w:pPr>
+        <w:ind w:left="2520" w:hanging="360"/>
+      </w:pPr>
+    </w:lvl>
+    <w:lvl w:ilvl="4" w:tplc="04070019" w:tentative="1">
+      <w:start w:val="1"/>
+      <w:numFmt w:val="lowerLetter"/>
+      <w:lvlText w:val="%5."/>
+      <w:lvlJc w:val="left"/>
+      <w:pPr>
+        <w:ind w:left="3240" w:hanging="360"/>
+      </w:pPr>
+    </w:lvl>
+    <w:lvl w:ilvl="5" w:tplc="0407001B" w:tentative="1">
+      <w:start w:val="1"/>
+      <w:numFmt w:val="lowerRoman"/>
+      <w:lvlText w:val="%6."/>
+      <w:lvlJc w:val="right"/>
+      <w:pPr>
+        <w:ind w:left="3960" w:hanging="180"/>
+      </w:pPr>
+    </w:lvl>
+    <w:lvl w:ilvl="6" w:tplc="0407000F" w:tentative="1">
+      <w:start w:val="1"/>
+      <w:numFmt w:val="decimal"/>
+      <w:lvlText w:val="%7."/>
+      <w:lvlJc w:val="left"/>
+      <w:pPr>
+        <w:ind w:left="4680" w:hanging="360"/>
+      </w:pPr>
+    </w:lvl>
+    <w:lvl w:ilvl="7" w:tplc="04070019" w:tentative="1">
+      <w:start w:val="1"/>
+      <w:numFmt w:val="lowerLetter"/>
+      <w:lvlText w:val="%8."/>
+      <w:lvlJc w:val="left"/>
+      <w:pPr>
+        <w:ind w:left="5400" w:hanging="360"/>
+      </w:pPr>
+    </w:lvl>
+    <w:lvl w:ilvl="8" w:tplc="0407001B" w:tentative="1">
+      <w:start w:val="1"/>
+      <w:numFmt w:val="lowerRoman"/>
+      <w:lvlText w:val="%9."/>
+      <w:lvlJc w:val="right"/>
+      <w:pPr>
+        <w:ind w:left="6120" w:hanging="180"/>
+      </w:pPr>
+    </w:lvl>
+  </w:abstractNum>
   <w:num w:numId="1" w16cid:durableId="906181981">
+    <w:abstractNumId w:val="23"/>
+  </w:num>
+  <w:num w:numId="2" w16cid:durableId="1545407634">
+    <w:abstractNumId w:val="15"/>
+  </w:num>
+  <w:num w:numId="3" w16cid:durableId="245463820">
+    <w:abstractNumId w:val="33"/>
+  </w:num>
+  <w:num w:numId="4" w16cid:durableId="998000433">
+    <w:abstractNumId w:val="5"/>
+  </w:num>
+  <w:num w:numId="5" w16cid:durableId="1044671288">
+    <w:abstractNumId w:val="24"/>
+  </w:num>
+  <w:num w:numId="6" w16cid:durableId="123694101">
+    <w:abstractNumId w:val="4"/>
+  </w:num>
+  <w:num w:numId="7" w16cid:durableId="1918006494">
+    <w:abstractNumId w:val="10"/>
+  </w:num>
+  <w:num w:numId="8" w16cid:durableId="431097902">
+    <w:abstractNumId w:val="37"/>
+  </w:num>
+  <w:num w:numId="9" w16cid:durableId="1797677711">
+    <w:abstractNumId w:val="21"/>
+  </w:num>
+  <w:num w:numId="10" w16cid:durableId="1955476821">
+    <w:abstractNumId w:val="11"/>
+  </w:num>
+  <w:num w:numId="11" w16cid:durableId="1116870832">
+    <w:abstractNumId w:val="19"/>
+  </w:num>
+  <w:num w:numId="12" w16cid:durableId="1519732832">
+    <w:abstractNumId w:val="16"/>
+  </w:num>
+  <w:num w:numId="13" w16cid:durableId="1420907435">
+    <w:abstractNumId w:val="7"/>
+  </w:num>
+  <w:num w:numId="14" w16cid:durableId="1566334839">
+    <w:abstractNumId w:val="6"/>
+  </w:num>
+  <w:num w:numId="15" w16cid:durableId="718288826">
+    <w:abstractNumId w:val="1"/>
+  </w:num>
+  <w:num w:numId="16" w16cid:durableId="1307927152">
+    <w:abstractNumId w:val="8"/>
+  </w:num>
+  <w:num w:numId="17" w16cid:durableId="845245906">
+    <w:abstractNumId w:val="32"/>
+  </w:num>
+  <w:num w:numId="18" w16cid:durableId="1321152947">
+    <w:abstractNumId w:val="28"/>
+  </w:num>
+  <w:num w:numId="19" w16cid:durableId="1764497738">
+    <w:abstractNumId w:val="30"/>
+  </w:num>
+  <w:num w:numId="20" w16cid:durableId="2091998183">
+    <w:abstractNumId w:val="35"/>
+  </w:num>
+  <w:num w:numId="21" w16cid:durableId="1951547931">
+    <w:abstractNumId w:val="25"/>
+  </w:num>
+  <w:num w:numId="22" w16cid:durableId="768232633">
+    <w:abstractNumId w:val="3"/>
+  </w:num>
+  <w:num w:numId="23" w16cid:durableId="1246495439">
+    <w:abstractNumId w:val="31"/>
+  </w:num>
+  <w:num w:numId="24" w16cid:durableId="453718093">
+    <w:abstractNumId w:val="17"/>
+  </w:num>
+  <w:num w:numId="25" w16cid:durableId="1403604282">
+    <w:abstractNumId w:val="34"/>
+  </w:num>
+  <w:num w:numId="26" w16cid:durableId="1804075343">
+    <w:abstractNumId w:val="26"/>
+  </w:num>
+  <w:num w:numId="27" w16cid:durableId="788354187">
+    <w:abstractNumId w:val="12"/>
+  </w:num>
+  <w:num w:numId="28" w16cid:durableId="699859081">
+    <w:abstractNumId w:val="18"/>
+  </w:num>
+  <w:num w:numId="29" w16cid:durableId="236284648">
+    <w:abstractNumId w:val="9"/>
+  </w:num>
+  <w:num w:numId="30" w16cid:durableId="609897448">
+    <w:abstractNumId w:val="13"/>
+  </w:num>
+  <w:num w:numId="31" w16cid:durableId="684016352">
     <w:abstractNumId w:val="22"/>
   </w:num>
-  <w:num w:numId="2" w16cid:durableId="1545407634">
+  <w:num w:numId="32" w16cid:durableId="1463768062">
+    <w:abstractNumId w:val="2"/>
+  </w:num>
+  <w:num w:numId="33" w16cid:durableId="757026061">
     <w:abstractNumId w:val="14"/>
   </w:num>
-  <w:num w:numId="3" w16cid:durableId="245463820">
-    <w:abstractNumId w:val="31"/>
-  </w:num>
-  <w:num w:numId="4" w16cid:durableId="998000433">
-    <w:abstractNumId w:val="4"/>
-  </w:num>
-  <w:num w:numId="5" w16cid:durableId="1044671288">
-    <w:abstractNumId w:val="23"/>
-  </w:num>
-  <w:num w:numId="6" w16cid:durableId="123694101">
-    <w:abstractNumId w:val="3"/>
-  </w:num>
-  <w:num w:numId="7" w16cid:durableId="1918006494">
-    <w:abstractNumId w:val="9"/>
-  </w:num>
-  <w:num w:numId="8" w16cid:durableId="431097902">
-    <w:abstractNumId w:val="34"/>
-  </w:num>
-  <w:num w:numId="9" w16cid:durableId="1797677711">
+  <w:num w:numId="34" w16cid:durableId="1024481801">
     <w:abstractNumId w:val="20"/>
   </w:num>
-  <w:num w:numId="10" w16cid:durableId="1955476821">
-    <w:abstractNumId w:val="10"/>
+  <w:num w:numId="35" w16cid:durableId="1743717571">
+    <w:abstractNumId w:val="29"/>
   </w:num>
-  <w:num w:numId="11" w16cid:durableId="1116870832">
-    <w:abstractNumId w:val="18"/>
-  </w:num>
-  <w:num w:numId="12" w16cid:durableId="1519732832">
-    <w:abstractNumId w:val="15"/>
-  </w:num>
-  <w:num w:numId="13" w16cid:durableId="1420907435">
-    <w:abstractNumId w:val="6"/>
-  </w:num>
-  <w:num w:numId="14" w16cid:durableId="1566334839">
-    <w:abstractNumId w:val="5"/>
-  </w:num>
-  <w:num w:numId="15" w16cid:durableId="718288826">
+  <w:num w:numId="36" w16cid:durableId="531378869">
     <w:abstractNumId w:val="0"/>
   </w:num>
-  <w:num w:numId="16" w16cid:durableId="1307927152">
-    <w:abstractNumId w:val="7"/>
+  <w:num w:numId="37" w16cid:durableId="575822359">
+    <w:abstractNumId w:val="38"/>
   </w:num>
-  <w:num w:numId="17" w16cid:durableId="845245906">
-    <w:abstractNumId w:val="30"/>
+  <w:num w:numId="38" w16cid:durableId="50007523">
+    <w:abstractNumId w:val="27"/>
   </w:num>
-  <w:num w:numId="18" w16cid:durableId="1321152947">
-    <w:abstractNumId w:val="26"/>
-  </w:num>
-  <w:num w:numId="19" w16cid:durableId="1764497738">
-    <w:abstractNumId w:val="28"/>
-  </w:num>
-  <w:num w:numId="20" w16cid:durableId="2091998183">
-    <w:abstractNumId w:val="33"/>
-  </w:num>
-  <w:num w:numId="21" w16cid:durableId="1951547931">
-    <w:abstractNumId w:val="24"/>
-  </w:num>
-  <w:num w:numId="22" w16cid:durableId="768232633">
-    <w:abstractNumId w:val="2"/>
-  </w:num>
-  <w:num w:numId="23" w16cid:durableId="1246495439">
-    <w:abstractNumId w:val="29"/>
-  </w:num>
-  <w:num w:numId="24" w16cid:durableId="453718093">
-    <w:abstractNumId w:val="16"/>
-  </w:num>
-  <w:num w:numId="25" w16cid:durableId="1403604282">
-    <w:abstractNumId w:val="32"/>
-  </w:num>
-  <w:num w:numId="26" w16cid:durableId="1804075343">
-    <w:abstractNumId w:val="25"/>
-  </w:num>
-  <w:num w:numId="27" w16cid:durableId="788354187">
-    <w:abstractNumId w:val="11"/>
-  </w:num>
-  <w:num w:numId="28" w16cid:durableId="699859081">
-    <w:abstractNumId w:val="17"/>
-  </w:num>
-  <w:num w:numId="29" w16cid:durableId="236284648">
-    <w:abstractNumId w:val="8"/>
-  </w:num>
-  <w:num w:numId="30" w16cid:durableId="609897448">
-    <w:abstractNumId w:val="12"/>
-  </w:num>
-  <w:num w:numId="31" w16cid:durableId="684016352">
-    <w:abstractNumId w:val="21"/>
-  </w:num>
-  <w:num w:numId="32" w16cid:durableId="1463768062">
-    <w:abstractNumId w:val="1"/>
-  </w:num>
-  <w:num w:numId="33" w16cid:durableId="757026061">
-    <w:abstractNumId w:val="13"/>
-  </w:num>
-  <w:num w:numId="34" w16cid:durableId="1024481801">
-    <w:abstractNumId w:val="19"/>
-  </w:num>
-  <w:num w:numId="35" w16cid:durableId="1743717571">
-    <w:abstractNumId w:val="27"/>
+  <w:num w:numId="39" w16cid:durableId="1409498786">
+    <w:abstractNumId w:val="36"/>
   </w:num>
 </w:numbering>
 </file>
@@ -21746,7 +23541,6 @@
   <w:style w:type="character" w:default="1" w:styleId="Absatz-Standardschriftart">
     <w:name w:val="Default Paragraph Font"/>
     <w:uiPriority w:val="1"/>
-    <w:semiHidden/>
     <w:unhideWhenUsed/>
   </w:style>
   <w:style w:type="table" w:default="1" w:styleId="NormaleTabelle">
@@ -22744,6 +24538,10 @@
 </file>
 
 <file path=customXml/item1.xml><?xml version="1.0" encoding="utf-8"?>
+<b:Sources xmlns:b="http://schemas.openxmlformats.org/officeDocument/2006/bibliography" xmlns="http://schemas.openxmlformats.org/officeDocument/2006/bibliography" SelectedStyle="\APASixthEditionOfficeOnline.xsl" StyleName="APA" Version="6"/>
+</file>
+
+<file path=customXml/item2.xml><?xml version="1.0" encoding="utf-8"?>
 <ct:contentTypeSchema xmlns:ct="http://schemas.microsoft.com/office/2006/metadata/contentType" xmlns:ma="http://schemas.microsoft.com/office/2006/metadata/properties/metaAttributes" ct:_="" ma:_="" ma:contentTypeName="Document" ma:contentTypeID="0x0101001D17028DCD71ED499BB3A47D673EB647" ma:contentTypeVersion="3" ma:contentTypeDescription="Create a new document." ma:contentTypeScope="" ma:versionID="c990c6ede0770bf988952e708b9b549f">
   <xsd:schema xmlns:xsd="http://www.w3.org/2001/XMLSchema" xmlns:xs="http://www.w3.org/2001/XMLSchema" xmlns:p="http://schemas.microsoft.com/office/2006/metadata/properties" xmlns:ns2="8168c6f4-37a2-443d-8b28-839686c7401d" targetNamespace="http://schemas.microsoft.com/office/2006/metadata/properties" ma:root="true" ma:fieldsID="a758879897adb8decb15356b0e9342b0" ns2:_="">
     <xsd:import namespace="8168c6f4-37a2-443d-8b28-839686c7401d"/>
@@ -22881,17 +24679,7 @@
 </ct:contentTypeSchema>
 </file>
 
-<file path=customXml/item2.xml><?xml version="1.0" encoding="utf-8"?>
-<b:Sources xmlns:b="http://schemas.openxmlformats.org/officeDocument/2006/bibliography" xmlns="http://schemas.openxmlformats.org/officeDocument/2006/bibliography" SelectedStyle="\APASixthEditionOfficeOnline.xsl" StyleName="APA" Version="6"/>
-</file>
-
 <file path=customXml/item3.xml><?xml version="1.0" encoding="utf-8"?>
-<p:properties xmlns:p="http://schemas.microsoft.com/office/2006/metadata/properties" xmlns:xsi="http://www.w3.org/2001/XMLSchema-instance" xmlns:pc="http://schemas.microsoft.com/office/infopath/2007/PartnerControls">
-  <documentManagement/>
-</p:properties>
-</file>
-
-<file path=customXml/item4.xml><?xml version="1.0" encoding="utf-8"?>
 <?mso-contentType ?>
 <FormTemplates xmlns="http://schemas.microsoft.com/sharepoint/v3/contenttype/forms">
   <Display>DocumentLibraryForm</Display>
@@ -22900,7 +24688,21 @@
 </FormTemplates>
 </file>
 
+<file path=customXml/item4.xml><?xml version="1.0" encoding="utf-8"?>
+<p:properties xmlns:p="http://schemas.microsoft.com/office/2006/metadata/properties" xmlns:xsi="http://www.w3.org/2001/XMLSchema-instance" xmlns:pc="http://schemas.microsoft.com/office/infopath/2007/PartnerControls">
+  <documentManagement/>
+</p:properties>
+</file>
+
 <file path=customXml/itemProps1.xml><?xml version="1.0" encoding="utf-8"?>
+<ds:datastoreItem xmlns:ds="http://schemas.openxmlformats.org/officeDocument/2006/customXml" ds:itemID="{C75D73BC-AAAA-4632-B534-F56CCB136F47}">
+  <ds:schemaRefs>
+    <ds:schemaRef ds:uri="http://schemas.openxmlformats.org/officeDocument/2006/bibliography"/>
+  </ds:schemaRefs>
+</ds:datastoreItem>
+</file>
+
+<file path=customXml/itemProps2.xml><?xml version="1.0" encoding="utf-8"?>
 <ds:datastoreItem xmlns:ds="http://schemas.openxmlformats.org/officeDocument/2006/customXml" ds:itemID="{3A0BCA95-888B-4C7A-A632-275E741B33B2}">
   <ds:schemaRefs>
     <ds:schemaRef ds:uri="http://schemas.microsoft.com/office/2006/metadata/contentType"/>
@@ -22918,27 +24720,19 @@
 </ds:datastoreItem>
 </file>
 
-<file path=customXml/itemProps2.xml><?xml version="1.0" encoding="utf-8"?>
-<ds:datastoreItem xmlns:ds="http://schemas.openxmlformats.org/officeDocument/2006/customXml" ds:itemID="{C75D73BC-AAAA-4632-B534-F56CCB136F47}">
+<file path=customXml/itemProps3.xml><?xml version="1.0" encoding="utf-8"?>
+<ds:datastoreItem xmlns:ds="http://schemas.openxmlformats.org/officeDocument/2006/customXml" ds:itemID="{523808E2-CDD5-44C0-B9AA-7BCFD7F0B5A9}">
   <ds:schemaRefs>
-    <ds:schemaRef ds:uri="http://schemas.openxmlformats.org/officeDocument/2006/bibliography"/>
+    <ds:schemaRef ds:uri="http://schemas.microsoft.com/sharepoint/v3/contenttype/forms"/>
   </ds:schemaRefs>
 </ds:datastoreItem>
 </file>
 
-<file path=customXml/itemProps3.xml><?xml version="1.0" encoding="utf-8"?>
+<file path=customXml/itemProps4.xml><?xml version="1.0" encoding="utf-8"?>
 <ds:datastoreItem xmlns:ds="http://schemas.openxmlformats.org/officeDocument/2006/customXml" ds:itemID="{4A20A6E0-EC78-4083-A642-C57C7224CD3B}">
   <ds:schemaRefs>
     <ds:schemaRef ds:uri="http://schemas.microsoft.com/office/2006/metadata/properties"/>
     <ds:schemaRef ds:uri="http://schemas.microsoft.com/office/infopath/2007/PartnerControls"/>
   </ds:schemaRefs>
 </ds:datastoreItem>
-</file>
-
-<file path=customXml/itemProps4.xml><?xml version="1.0" encoding="utf-8"?>
-<ds:datastoreItem xmlns:ds="http://schemas.openxmlformats.org/officeDocument/2006/customXml" ds:itemID="{523808E2-CDD5-44C0-B9AA-7BCFD7F0B5A9}">
-  <ds:schemaRefs>
-    <ds:schemaRef ds:uri="http://schemas.microsoft.com/sharepoint/v3/contenttype/forms"/>
-  </ds:schemaRefs>
-</ds:datastoreItem>
 </file>
--- a/Abschlussbericht Konzepte des Machine Learnings Energiedatenvorhersage.docx
+++ b/Abschlussbericht Konzepte des Machine Learnings Energiedatenvorhersage.docx
@@ -1,6 +1,6 @@
 
 <file path=word/document.xml><?xml version="1.0" encoding="utf-8"?>
-<w:document xmlns:wpc="http://schemas.microsoft.com/office/word/2010/wordprocessingCanvas" xmlns:cx="http://schemas.microsoft.com/office/drawing/2014/chartex" xmlns:cx1="http://schemas.microsoft.com/office/drawing/2015/9/8/chartex" xmlns:cx2="http://schemas.microsoft.com/office/drawing/2015/10/21/chartex" xmlns:cx3="http://schemas.microsoft.com/office/drawing/2016/5/9/chartex" xmlns:cx4="http://schemas.microsoft.com/office/drawing/2016/5/10/chartex" xmlns:cx5="http://schemas.microsoft.com/office/drawing/2016/5/11/chartex" xmlns:cx6="http://schemas.microsoft.com/office/drawing/2016/5/12/chartex" xmlns:cx7="http://schemas.microsoft.com/office/drawing/2016/5/13/chartex" xmlns:cx8="http://schemas.microsoft.com/office/drawing/2016/5/14/chartex" xmlns:mc="http://schemas.openxmlformats.org/markup-compatibility/2006" xmlns:aink="http://schemas.microsoft.com/office/drawing/2016/ink" xmlns:am3d="http://schemas.microsoft.com/office/drawing/2017/model3d" xmlns:o="urn:schemas-microsoft-com:office:office" xmlns:oel="http://schemas.microsoft.com/office/2019/extlst" xmlns:r="http://schemas.openxmlformats.org/officeDocument/2006/relationships" xmlns:m="http://schemas.openxmlformats.org/officeDocument/2006/math" xmlns:v="urn:schemas-microsoft-com:vml" xmlns:wp14="http://schemas.microsoft.com/office/word/2010/wordprocessingDrawing" xmlns:wp="http://schemas.openxmlformats.org/drawingml/2006/wordprocessingDrawing" xmlns:w10="urn:schemas-microsoft-com:office:word" xmlns:w="http://schemas.openxmlformats.org/wordprocessingml/2006/main" xmlns:w14="http://schemas.microsoft.com/office/word/2010/wordml" xmlns:w15="http://schemas.microsoft.com/office/word/2012/wordml" xmlns:w16cex="http://schemas.microsoft.com/office/word/2018/wordml/cex" xmlns:w16cid="http://schemas.microsoft.com/office/word/2016/wordml/cid" xmlns:w16="http://schemas.microsoft.com/office/word/2018/wordml" xmlns:w16du="http://schemas.microsoft.com/office/word/2023/wordml/word16du" xmlns:w16sdtdh="http://schemas.microsoft.com/office/word/2020/wordml/sdtdatahash" xmlns:w16sdtfl="http://schemas.microsoft.com/office/word/2024/wordml/sdtformatlock" xmlns:w16se="http://schemas.microsoft.com/office/word/2015/wordml/symex" xmlns:wpg="http://schemas.microsoft.com/office/word/2010/wordprocessingGroup" xmlns:wpi="http://schemas.microsoft.com/office/word/2010/wordprocessingInk" xmlns:wne="http://schemas.microsoft.com/office/word/2006/wordml" xmlns:wps="http://schemas.microsoft.com/office/word/2010/wordprocessingShape" mc:Ignorable="w14 w15 w16se w16cid w16 w16cex w16sdtdh w16sdtfl w16du wp14">
+<w:document xmlns:wpc="http://schemas.microsoft.com/office/word/2010/wordprocessingCanvas" xmlns:cx="http://schemas.microsoft.com/office/drawing/2014/chartex" xmlns:cx1="http://schemas.microsoft.com/office/drawing/2015/9/8/chartex" xmlns:cx2="http://schemas.microsoft.com/office/drawing/2015/10/21/chartex" xmlns:cx3="http://schemas.microsoft.com/office/drawing/2016/5/9/chartex" xmlns:cx4="http://schemas.microsoft.com/office/drawing/2016/5/10/chartex" xmlns:cx5="http://schemas.microsoft.com/office/drawing/2016/5/11/chartex" xmlns:cx6="http://schemas.microsoft.com/office/drawing/2016/5/12/chartex" xmlns:cx7="http://schemas.microsoft.com/office/drawing/2016/5/13/chartex" xmlns:cx8="http://schemas.microsoft.com/office/drawing/2016/5/14/chartex" xmlns:mc="http://schemas.openxmlformats.org/markup-compatibility/2006" xmlns:aink="http://schemas.microsoft.com/office/drawing/2016/ink" xmlns:am3d="http://schemas.microsoft.com/office/drawing/2017/model3d" xmlns:o="urn:schemas-microsoft-com:office:office" xmlns:oel="http://schemas.microsoft.com/office/2019/extlst" xmlns:r="http://schemas.openxmlformats.org/officeDocument/2006/relationships" xmlns:m="http://schemas.openxmlformats.org/officeDocument/2006/math" xmlns:v="urn:schemas-microsoft-com:vml" xmlns:wp14="http://schemas.microsoft.com/office/word/2010/wordprocessingDrawing" xmlns:wp="http://schemas.openxmlformats.org/drawingml/2006/wordprocessingDrawing" xmlns:w10="urn:schemas-microsoft-com:office:word" xmlns:w="http://schemas.openxmlformats.org/wordprocessingml/2006/main" xmlns:w14="http://schemas.microsoft.com/office/word/2010/wordml" xmlns:w15="http://schemas.microsoft.com/office/word/2012/wordml" xmlns:w16cei="http://schemas.microsoft.com/office/word/2026/wordml/cei" xmlns:w16cex="http://schemas.microsoft.com/office/word/2018/wordml/cex" xmlns:w16cid="http://schemas.microsoft.com/office/word/2016/wordml/cid" xmlns:w16="http://schemas.microsoft.com/office/word/2018/wordml" xmlns:w16du="http://schemas.microsoft.com/office/word/2023/wordml/word16du" xmlns:w16sdtdh="http://schemas.microsoft.com/office/word/2020/wordml/sdtdatahash" xmlns:w16sdtfl="http://schemas.microsoft.com/office/word/2024/wordml/sdtformatlock" xmlns:w16se="http://schemas.microsoft.com/office/word/2015/wordml/symex" xmlns:wpg="http://schemas.microsoft.com/office/word/2010/wordprocessingGroup" xmlns:wpi="http://schemas.microsoft.com/office/word/2010/wordprocessingInk" xmlns:wne="http://schemas.microsoft.com/office/word/2006/wordml" xmlns:wps="http://schemas.microsoft.com/office/word/2010/wordprocessingShape" mc:Ignorable="w14 w15 w16se w16cid w16 w16cex w16sdtdh w16sdtfl w16du wp14">
   <w:body>
     <w:p/>
     <w:p/>
@@ -232,7 +232,7 @@
             </w:rPr>
             <w:fldChar w:fldCharType="separate"/>
           </w:r>
-          <w:hyperlink w:anchor="_Toc236481603" w:history="1">
+          <w:hyperlink w:anchor="_Toc237854697" w:history="1">
             <w:r>
               <w:rPr>
                 <w:rStyle w:val="Hyperlink"/>
@@ -291,7 +291,7 @@
                 <w:noProof/>
                 <w:webHidden/>
               </w:rPr>
-              <w:instrText xml:space="preserve"> PAGEREF _Toc236481603 \h </w:instrText>
+              <w:instrText xml:space="preserve"> PAGEREF _Toc237854697 \h </w:instrText>
             </w:r>
             <w:r>
               <w:rPr>
@@ -347,7 +347,7 @@
               <w:lang w:eastAsia="de-DE"/>
             </w:rPr>
           </w:pPr>
-          <w:hyperlink w:anchor="_Toc236481604" w:history="1">
+          <w:hyperlink w:anchor="_Toc237854698" w:history="1">
             <w:r>
               <w:rPr>
                 <w:rStyle w:val="Hyperlink"/>
@@ -394,7 +394,7 @@
                 <w:noProof/>
                 <w:webHidden/>
               </w:rPr>
-              <w:instrText xml:space="preserve"> PAGEREF _Toc236481604 \h </w:instrText>
+              <w:instrText xml:space="preserve"> PAGEREF _Toc237854698 \h </w:instrText>
             </w:r>
             <w:r>
               <w:rPr>
@@ -442,7 +442,7 @@
               <w:lang w:eastAsia="de-DE"/>
             </w:rPr>
           </w:pPr>
-          <w:hyperlink w:anchor="_Toc236481605" w:history="1">
+          <w:hyperlink w:anchor="_Toc237854699" w:history="1">
             <w:r>
               <w:rPr>
                 <w:rStyle w:val="Hyperlink"/>
@@ -489,7 +489,7 @@
                 <w:noProof/>
                 <w:webHidden/>
               </w:rPr>
-              <w:instrText xml:space="preserve"> PAGEREF _Toc236481605 \h </w:instrText>
+              <w:instrText xml:space="preserve"> PAGEREF _Toc237854699 \h </w:instrText>
             </w:r>
             <w:r>
               <w:rPr>
@@ -537,7 +537,7 @@
               <w:lang w:eastAsia="de-DE"/>
             </w:rPr>
           </w:pPr>
-          <w:hyperlink w:anchor="_Toc236481606" w:history="1">
+          <w:hyperlink w:anchor="_Toc237854700" w:history="1">
             <w:r>
               <w:rPr>
                 <w:rStyle w:val="Hyperlink"/>
@@ -584,7 +584,7 @@
                 <w:noProof/>
                 <w:webHidden/>
               </w:rPr>
-              <w:instrText xml:space="preserve"> PAGEREF _Toc236481606 \h </w:instrText>
+              <w:instrText xml:space="preserve"> PAGEREF _Toc237854700 \h </w:instrText>
             </w:r>
             <w:r>
               <w:rPr>
@@ -632,7 +632,7 @@
               <w:lang w:eastAsia="de-DE"/>
             </w:rPr>
           </w:pPr>
-          <w:hyperlink w:anchor="_Toc236481607" w:history="1">
+          <w:hyperlink w:anchor="_Toc237854701" w:history="1">
             <w:r>
               <w:rPr>
                 <w:rStyle w:val="Hyperlink"/>
@@ -679,7 +679,7 @@
                 <w:noProof/>
                 <w:webHidden/>
               </w:rPr>
-              <w:instrText xml:space="preserve"> PAGEREF _Toc236481607 \h </w:instrText>
+              <w:instrText xml:space="preserve"> PAGEREF _Toc237854701 \h </w:instrText>
             </w:r>
             <w:r>
               <w:rPr>
@@ -727,7 +727,7 @@
               <w:lang w:eastAsia="de-DE"/>
             </w:rPr>
           </w:pPr>
-          <w:hyperlink w:anchor="_Toc236481608" w:history="1">
+          <w:hyperlink w:anchor="_Toc237854702" w:history="1">
             <w:r>
               <w:rPr>
                 <w:rStyle w:val="Hyperlink"/>
@@ -774,7 +774,7 @@
                 <w:noProof/>
                 <w:webHidden/>
               </w:rPr>
-              <w:instrText xml:space="preserve"> PAGEREF _Toc236481608 \h </w:instrText>
+              <w:instrText xml:space="preserve"> PAGEREF _Toc237854702 \h </w:instrText>
             </w:r>
             <w:r>
               <w:rPr>
@@ -822,7 +822,7 @@
               <w:lang w:eastAsia="de-DE"/>
             </w:rPr>
           </w:pPr>
-          <w:hyperlink w:anchor="_Toc236481609" w:history="1">
+          <w:hyperlink w:anchor="_Toc237854703" w:history="1">
             <w:r>
               <w:rPr>
                 <w:rStyle w:val="Hyperlink"/>
@@ -869,7 +869,7 @@
                 <w:noProof/>
                 <w:webHidden/>
               </w:rPr>
-              <w:instrText xml:space="preserve"> PAGEREF _Toc236481609 \h </w:instrText>
+              <w:instrText xml:space="preserve"> PAGEREF _Toc237854703 \h </w:instrText>
             </w:r>
             <w:r>
               <w:rPr>
@@ -917,7 +917,7 @@
               <w:lang w:eastAsia="de-DE"/>
             </w:rPr>
           </w:pPr>
-          <w:hyperlink w:anchor="_Toc236481610" w:history="1">
+          <w:hyperlink w:anchor="_Toc237854704" w:history="1">
             <w:r>
               <w:rPr>
                 <w:rStyle w:val="Hyperlink"/>
@@ -964,7 +964,7 @@
                 <w:noProof/>
                 <w:webHidden/>
               </w:rPr>
-              <w:instrText xml:space="preserve"> PAGEREF _Toc236481610 \h </w:instrText>
+              <w:instrText xml:space="preserve"> PAGEREF _Toc237854704 \h </w:instrText>
             </w:r>
             <w:r>
               <w:rPr>
@@ -1014,7 +1014,7 @@
               <w:lang w:eastAsia="de-DE"/>
             </w:rPr>
           </w:pPr>
-          <w:hyperlink w:anchor="_Toc236481611" w:history="1">
+          <w:hyperlink w:anchor="_Toc237854705" w:history="1">
             <w:r>
               <w:rPr>
                 <w:rStyle w:val="Hyperlink"/>
@@ -1073,7 +1073,7 @@
                 <w:noProof/>
                 <w:webHidden/>
               </w:rPr>
-              <w:instrText xml:space="preserve"> PAGEREF _Toc236481611 \h </w:instrText>
+              <w:instrText xml:space="preserve"> PAGEREF _Toc237854705 \h </w:instrText>
             </w:r>
             <w:r>
               <w:rPr>
@@ -1129,7 +1129,7 @@
               <w:lang w:eastAsia="de-DE"/>
             </w:rPr>
           </w:pPr>
-          <w:hyperlink w:anchor="_Toc236481612" w:history="1">
+          <w:hyperlink w:anchor="_Toc237854706" w:history="1">
             <w:r>
               <w:rPr>
                 <w:rStyle w:val="Hyperlink"/>
@@ -1176,7 +1176,7 @@
                 <w:noProof/>
                 <w:webHidden/>
               </w:rPr>
-              <w:instrText xml:space="preserve"> PAGEREF _Toc236481612 \h </w:instrText>
+              <w:instrText xml:space="preserve"> PAGEREF _Toc237854706 \h </w:instrText>
             </w:r>
             <w:r>
               <w:rPr>
@@ -1224,7 +1224,7 @@
               <w:lang w:eastAsia="de-DE"/>
             </w:rPr>
           </w:pPr>
-          <w:hyperlink w:anchor="_Toc236481613" w:history="1">
+          <w:hyperlink w:anchor="_Toc237854707" w:history="1">
             <w:r>
               <w:rPr>
                 <w:rStyle w:val="Hyperlink"/>
@@ -1271,7 +1271,7 @@
                 <w:noProof/>
                 <w:webHidden/>
               </w:rPr>
-              <w:instrText xml:space="preserve"> PAGEREF _Toc236481613 \h </w:instrText>
+              <w:instrText xml:space="preserve"> PAGEREF _Toc237854707 \h </w:instrText>
             </w:r>
             <w:r>
               <w:rPr>
@@ -1319,7 +1319,7 @@
               <w:lang w:eastAsia="de-DE"/>
             </w:rPr>
           </w:pPr>
-          <w:hyperlink w:anchor="_Toc236481614" w:history="1">
+          <w:hyperlink w:anchor="_Toc237854708" w:history="1">
             <w:r>
               <w:rPr>
                 <w:rStyle w:val="Hyperlink"/>
@@ -1366,7 +1366,7 @@
                 <w:noProof/>
                 <w:webHidden/>
               </w:rPr>
-              <w:instrText xml:space="preserve"> PAGEREF _Toc236481614 \h </w:instrText>
+              <w:instrText xml:space="preserve"> PAGEREF _Toc237854708 \h </w:instrText>
             </w:r>
             <w:r>
               <w:rPr>
@@ -1414,7 +1414,7 @@
               <w:lang w:eastAsia="de-DE"/>
             </w:rPr>
           </w:pPr>
-          <w:hyperlink w:anchor="_Toc236481615" w:history="1">
+          <w:hyperlink w:anchor="_Toc237854709" w:history="1">
             <w:r>
               <w:rPr>
                 <w:rStyle w:val="Hyperlink"/>
@@ -1461,7 +1461,7 @@
                 <w:noProof/>
                 <w:webHidden/>
               </w:rPr>
-              <w:instrText xml:space="preserve"> PAGEREF _Toc236481615 \h </w:instrText>
+              <w:instrText xml:space="preserve"> PAGEREF _Toc237854709 \h </w:instrText>
             </w:r>
             <w:r>
               <w:rPr>
@@ -1511,7 +1511,7 @@
               <w:lang w:eastAsia="de-DE"/>
             </w:rPr>
           </w:pPr>
-          <w:hyperlink w:anchor="_Toc236481616" w:history="1">
+          <w:hyperlink w:anchor="_Toc237854710" w:history="1">
             <w:r>
               <w:rPr>
                 <w:rStyle w:val="Hyperlink"/>
@@ -1570,7 +1570,7 @@
                 <w:noProof/>
                 <w:webHidden/>
               </w:rPr>
-              <w:instrText xml:space="preserve"> PAGEREF _Toc236481616 \h </w:instrText>
+              <w:instrText xml:space="preserve"> PAGEREF _Toc237854710 \h </w:instrText>
             </w:r>
             <w:r>
               <w:rPr>
@@ -1626,7 +1626,7 @@
               <w:lang w:eastAsia="de-DE"/>
             </w:rPr>
           </w:pPr>
-          <w:hyperlink w:anchor="_Toc236481617" w:history="1">
+          <w:hyperlink w:anchor="_Toc237854711" w:history="1">
             <w:r>
               <w:rPr>
                 <w:rStyle w:val="Hyperlink"/>
@@ -1673,7 +1673,7 @@
                 <w:noProof/>
                 <w:webHidden/>
               </w:rPr>
-              <w:instrText xml:space="preserve"> PAGEREF _Toc236481617 \h </w:instrText>
+              <w:instrText xml:space="preserve"> PAGEREF _Toc237854711 \h </w:instrText>
             </w:r>
             <w:r>
               <w:rPr>
@@ -1721,7 +1721,7 @@
               <w:lang w:eastAsia="de-DE"/>
             </w:rPr>
           </w:pPr>
-          <w:hyperlink w:anchor="_Toc236481618" w:history="1">
+          <w:hyperlink w:anchor="_Toc237854712" w:history="1">
             <w:r>
               <w:rPr>
                 <w:rStyle w:val="Hyperlink"/>
@@ -1768,7 +1768,7 @@
                 <w:noProof/>
                 <w:webHidden/>
               </w:rPr>
-              <w:instrText xml:space="preserve"> PAGEREF _Toc236481618 \h </w:instrText>
+              <w:instrText xml:space="preserve"> PAGEREF _Toc237854712 \h </w:instrText>
             </w:r>
             <w:r>
               <w:rPr>
@@ -1816,7 +1816,7 @@
               <w:lang w:eastAsia="de-DE"/>
             </w:rPr>
           </w:pPr>
-          <w:hyperlink w:anchor="_Toc236481619" w:history="1">
+          <w:hyperlink w:anchor="_Toc237854713" w:history="1">
             <w:r>
               <w:rPr>
                 <w:rStyle w:val="Hyperlink"/>
@@ -1863,7 +1863,102 @@
                 <w:noProof/>
                 <w:webHidden/>
               </w:rPr>
-              <w:instrText xml:space="preserve"> PAGEREF _Toc236481619 \h </w:instrText>
+              <w:instrText xml:space="preserve"> PAGEREF _Toc237854713 \h </w:instrText>
+            </w:r>
+            <w:r>
+              <w:rPr>
+                <w:rFonts w:ascii="Times New Roman" w:hAnsi="Times New Roman" w:cs="Times New Roman"/>
+                <w:noProof/>
+                <w:webHidden/>
+              </w:rPr>
+            </w:r>
+            <w:r>
+              <w:rPr>
+                <w:rFonts w:ascii="Times New Roman" w:hAnsi="Times New Roman" w:cs="Times New Roman"/>
+                <w:noProof/>
+                <w:webHidden/>
+              </w:rPr>
+              <w:fldChar w:fldCharType="separate"/>
+            </w:r>
+            <w:r>
+              <w:rPr>
+                <w:rFonts w:ascii="Times New Roman" w:hAnsi="Times New Roman" w:cs="Times New Roman"/>
+                <w:noProof/>
+                <w:webHidden/>
+              </w:rPr>
+              <w:t>12</w:t>
+            </w:r>
+            <w:r>
+              <w:rPr>
+                <w:rFonts w:ascii="Times New Roman" w:hAnsi="Times New Roman" w:cs="Times New Roman"/>
+                <w:noProof/>
+                <w:webHidden/>
+              </w:rPr>
+              <w:fldChar w:fldCharType="end"/>
+            </w:r>
+          </w:hyperlink>
+        </w:p>
+        <w:p>
+          <w:pPr>
+            <w:pStyle w:val="Verzeichnis2"/>
+            <w:tabs>
+              <w:tab w:val="left" w:pos="960"/>
+              <w:tab w:val="right" w:leader="dot" w:pos="9062"/>
+            </w:tabs>
+            <w:rPr>
+              <w:rFonts w:ascii="Times New Roman" w:eastAsiaTheme="minorEastAsia" w:hAnsi="Times New Roman" w:cs="Times New Roman"/>
+              <w:noProof/>
+              <w:lang w:eastAsia="de-DE"/>
+            </w:rPr>
+          </w:pPr>
+          <w:hyperlink w:anchor="_Toc237854714" w:history="1">
+            <w:r>
+              <w:rPr>
+                <w:rStyle w:val="Hyperlink"/>
+                <w:rFonts w:ascii="Times New Roman" w:hAnsi="Times New Roman" w:cs="Times New Roman"/>
+                <w:noProof/>
+              </w:rPr>
+              <w:t>3.4</w:t>
+            </w:r>
+            <w:r>
+              <w:rPr>
+                <w:rFonts w:ascii="Times New Roman" w:eastAsiaTheme="minorEastAsia" w:hAnsi="Times New Roman" w:cs="Times New Roman"/>
+                <w:noProof/>
+                <w:lang w:eastAsia="de-DE"/>
+              </w:rPr>
+              <w:tab/>
+            </w:r>
+            <w:r>
+              <w:rPr>
+                <w:rStyle w:val="Hyperlink"/>
+                <w:rFonts w:ascii="Times New Roman" w:hAnsi="Times New Roman" w:cs="Times New Roman"/>
+                <w:noProof/>
+              </w:rPr>
+              <w:t>Umsetzung der Projektarbeit</w:t>
+            </w:r>
+            <w:r>
+              <w:rPr>
+                <w:rFonts w:ascii="Times New Roman" w:hAnsi="Times New Roman" w:cs="Times New Roman"/>
+                <w:noProof/>
+                <w:webHidden/>
+              </w:rPr>
+              <w:tab/>
+            </w:r>
+            <w:r>
+              <w:rPr>
+                <w:rFonts w:ascii="Times New Roman" w:hAnsi="Times New Roman" w:cs="Times New Roman"/>
+                <w:noProof/>
+                <w:webHidden/>
+              </w:rPr>
+              <w:fldChar w:fldCharType="begin"/>
+            </w:r>
+            <w:r>
+              <w:rPr>
+                <w:rFonts w:ascii="Times New Roman" w:hAnsi="Times New Roman" w:cs="Times New Roman"/>
+                <w:noProof/>
+                <w:webHidden/>
+              </w:rPr>
+              <w:instrText xml:space="preserve"> PAGEREF _Toc237854714 \h </w:instrText>
             </w:r>
             <w:r>
               <w:rPr>
@@ -1913,7 +2008,7 @@
               <w:lang w:eastAsia="de-DE"/>
             </w:rPr>
           </w:pPr>
-          <w:hyperlink w:anchor="_Toc236481620" w:history="1">
+          <w:hyperlink w:anchor="_Toc237854715" w:history="1">
             <w:r>
               <w:rPr>
                 <w:rStyle w:val="Hyperlink"/>
@@ -1972,7 +2067,7 @@
                 <w:noProof/>
                 <w:webHidden/>
               </w:rPr>
-              <w:instrText xml:space="preserve"> PAGEREF _Toc236481620 \h </w:instrText>
+              <w:instrText xml:space="preserve"> PAGEREF _Toc237854715 \h </w:instrText>
             </w:r>
             <w:r>
               <w:rPr>
@@ -2001,7 +2096,7 @@
                 <w:noProof/>
                 <w:webHidden/>
               </w:rPr>
-              <w:t>13</w:t>
+              <w:t>17</w:t>
             </w:r>
             <w:r>
               <w:rPr>
@@ -2028,7 +2123,7 @@
               <w:lang w:eastAsia="de-DE"/>
             </w:rPr>
           </w:pPr>
-          <w:hyperlink w:anchor="_Toc236481621" w:history="1">
+          <w:hyperlink w:anchor="_Toc237854716" w:history="1">
             <w:r>
               <w:rPr>
                 <w:rStyle w:val="Hyperlink"/>
@@ -2075,7 +2170,7 @@
                 <w:noProof/>
                 <w:webHidden/>
               </w:rPr>
-              <w:instrText xml:space="preserve"> PAGEREF _Toc236481621 \h </w:instrText>
+              <w:instrText xml:space="preserve"> PAGEREF _Toc237854716 \h </w:instrText>
             </w:r>
             <w:r>
               <w:rPr>
@@ -2098,7 +2193,7 @@
                 <w:noProof/>
                 <w:webHidden/>
               </w:rPr>
-              <w:t>13</w:t>
+              <w:t>17</w:t>
             </w:r>
             <w:r>
               <w:rPr>
@@ -2123,7 +2218,7 @@
               <w:lang w:eastAsia="de-DE"/>
             </w:rPr>
           </w:pPr>
-          <w:hyperlink w:anchor="_Toc236481622" w:history="1">
+          <w:hyperlink w:anchor="_Toc237854717" w:history="1">
             <w:r>
               <w:rPr>
                 <w:rStyle w:val="Hyperlink"/>
@@ -2170,7 +2265,7 @@
                 <w:noProof/>
                 <w:webHidden/>
               </w:rPr>
-              <w:instrText xml:space="preserve"> PAGEREF _Toc236481622 \h </w:instrText>
+              <w:instrText xml:space="preserve"> PAGEREF _Toc237854717 \h </w:instrText>
             </w:r>
             <w:r>
               <w:rPr>
@@ -2193,7 +2288,7 @@
                 <w:noProof/>
                 <w:webHidden/>
               </w:rPr>
-              <w:t>13</w:t>
+              <w:t>17</w:t>
             </w:r>
             <w:r>
               <w:rPr>
@@ -2218,7 +2313,7 @@
               <w:lang w:eastAsia="de-DE"/>
             </w:rPr>
           </w:pPr>
-          <w:hyperlink w:anchor="_Toc236481623" w:history="1">
+          <w:hyperlink w:anchor="_Toc237854718" w:history="1">
             <w:r>
               <w:rPr>
                 <w:rStyle w:val="Hyperlink"/>
@@ -2265,7 +2360,7 @@
                 <w:noProof/>
                 <w:webHidden/>
               </w:rPr>
-              <w:instrText xml:space="preserve"> PAGEREF _Toc236481623 \h </w:instrText>
+              <w:instrText xml:space="preserve"> PAGEREF _Toc237854718 \h </w:instrText>
             </w:r>
             <w:r>
               <w:rPr>
@@ -2288,7 +2383,7 @@
                 <w:noProof/>
                 <w:webHidden/>
               </w:rPr>
-              <w:t>14</w:t>
+              <w:t>18</w:t>
             </w:r>
             <w:r>
               <w:rPr>
@@ -2313,7 +2408,7 @@
               <w:lang w:eastAsia="de-DE"/>
             </w:rPr>
           </w:pPr>
-          <w:hyperlink w:anchor="_Toc236481624" w:history="1">
+          <w:hyperlink w:anchor="_Toc237854719" w:history="1">
             <w:r>
               <w:rPr>
                 <w:rStyle w:val="Hyperlink"/>
@@ -2360,7 +2455,7 @@
                 <w:noProof/>
                 <w:webHidden/>
               </w:rPr>
-              <w:instrText xml:space="preserve"> PAGEREF _Toc236481624 \h </w:instrText>
+              <w:instrText xml:space="preserve"> PAGEREF _Toc237854719 \h </w:instrText>
             </w:r>
             <w:r>
               <w:rPr>
@@ -2383,7 +2478,7 @@
                 <w:noProof/>
                 <w:webHidden/>
               </w:rPr>
-              <w:t>16</w:t>
+              <w:t>20</w:t>
             </w:r>
             <w:r>
               <w:rPr>
@@ -2408,7 +2503,7 @@
               <w:lang w:eastAsia="de-DE"/>
             </w:rPr>
           </w:pPr>
-          <w:hyperlink w:anchor="_Toc236481625" w:history="1">
+          <w:hyperlink w:anchor="_Toc237854720" w:history="1">
             <w:r>
               <w:rPr>
                 <w:rStyle w:val="Hyperlink"/>
@@ -2455,7 +2550,7 @@
                 <w:noProof/>
                 <w:webHidden/>
               </w:rPr>
-              <w:instrText xml:space="preserve"> PAGEREF _Toc236481625 \h </w:instrText>
+              <w:instrText xml:space="preserve"> PAGEREF _Toc237854720 \h </w:instrText>
             </w:r>
             <w:r>
               <w:rPr>
@@ -2478,7 +2573,7 @@
                 <w:noProof/>
                 <w:webHidden/>
               </w:rPr>
-              <w:t>16</w:t>
+              <w:t>20</w:t>
             </w:r>
             <w:r>
               <w:rPr>
@@ -2503,7 +2598,7 @@
               <w:lang w:eastAsia="de-DE"/>
             </w:rPr>
           </w:pPr>
-          <w:hyperlink w:anchor="_Toc236481626" w:history="1">
+          <w:hyperlink w:anchor="_Toc237854721" w:history="1">
             <w:r>
               <w:rPr>
                 <w:rStyle w:val="Hyperlink"/>
@@ -2550,7 +2645,7 @@
                 <w:noProof/>
                 <w:webHidden/>
               </w:rPr>
-              <w:instrText xml:space="preserve"> PAGEREF _Toc236481626 \h </w:instrText>
+              <w:instrText xml:space="preserve"> PAGEREF _Toc237854721 \h </w:instrText>
             </w:r>
             <w:r>
               <w:rPr>
@@ -2573,7 +2668,7 @@
                 <w:noProof/>
                 <w:webHidden/>
               </w:rPr>
-              <w:t>17</w:t>
+              <w:t>21</w:t>
             </w:r>
             <w:r>
               <w:rPr>
@@ -2600,7 +2695,7 @@
               <w:lang w:eastAsia="de-DE"/>
             </w:rPr>
           </w:pPr>
-          <w:hyperlink w:anchor="_Toc236481627" w:history="1">
+          <w:hyperlink w:anchor="_Toc237854722" w:history="1">
             <w:r>
               <w:rPr>
                 <w:rStyle w:val="Hyperlink"/>
@@ -2659,7 +2754,7 @@
                 <w:noProof/>
                 <w:webHidden/>
               </w:rPr>
-              <w:instrText xml:space="preserve"> PAGEREF _Toc236481627 \h </w:instrText>
+              <w:instrText xml:space="preserve"> PAGEREF _Toc237854722 \h </w:instrText>
             </w:r>
             <w:r>
               <w:rPr>
@@ -2688,7 +2783,7 @@
                 <w:noProof/>
                 <w:webHidden/>
               </w:rPr>
-              <w:t>22</w:t>
+              <w:t>26</w:t>
             </w:r>
             <w:r>
               <w:rPr>
@@ -2717,7 +2812,7 @@
               <w:lang w:eastAsia="de-DE"/>
             </w:rPr>
           </w:pPr>
-          <w:hyperlink w:anchor="_Toc236481628" w:history="1">
+          <w:hyperlink w:anchor="_Toc237854723" w:history="1">
             <w:r>
               <w:rPr>
                 <w:rStyle w:val="Hyperlink"/>
@@ -2776,7 +2871,7 @@
                 <w:noProof/>
                 <w:webHidden/>
               </w:rPr>
-              <w:instrText xml:space="preserve"> PAGEREF _Toc236481628 \h </w:instrText>
+              <w:instrText xml:space="preserve"> PAGEREF _Toc237854723 \h </w:instrText>
             </w:r>
             <w:r>
               <w:rPr>
@@ -2805,7 +2900,7 @@
                 <w:noProof/>
                 <w:webHidden/>
               </w:rPr>
-              <w:t>24</w:t>
+              <w:t>28</w:t>
             </w:r>
             <w:r>
               <w:rPr>
@@ -2834,7 +2929,7 @@
               <w:lang w:eastAsia="de-DE"/>
             </w:rPr>
           </w:pPr>
-          <w:hyperlink w:anchor="_Toc236481629" w:history="1">
+          <w:hyperlink w:anchor="_Toc237854724" w:history="1">
             <w:r>
               <w:rPr>
                 <w:rStyle w:val="Hyperlink"/>
@@ -2893,7 +2988,7 @@
                 <w:noProof/>
                 <w:webHidden/>
               </w:rPr>
-              <w:instrText xml:space="preserve"> PAGEREF _Toc236481629 \h </w:instrText>
+              <w:instrText xml:space="preserve"> PAGEREF _Toc237854724 \h </w:instrText>
             </w:r>
             <w:r>
               <w:rPr>
@@ -2922,7 +3017,7 @@
                 <w:noProof/>
                 <w:webHidden/>
               </w:rPr>
-              <w:t>25</w:t>
+              <w:t>29</w:t>
             </w:r>
             <w:r>
               <w:rPr>
@@ -2970,7 +3065,7 @@
       <w:pPr>
         <w:pStyle w:val="berschrift1"/>
       </w:pPr>
-      <w:bookmarkStart w:id="0" w:name="_Toc236481603"/>
+      <w:bookmarkStart w:id="0" w:name="_Toc237854697"/>
       <w:r>
         <w:lastRenderedPageBreak/>
         <w:t>Einleitung</w:t>
@@ -3115,7 +3210,7 @@
       <w:pPr>
         <w:pStyle w:val="berschrift2"/>
       </w:pPr>
-      <w:bookmarkStart w:id="1" w:name="_Toc236481604"/>
+      <w:bookmarkStart w:id="1" w:name="_Toc237854698"/>
       <w:r>
         <w:t>Welches Problem soll das Projekt lösen?</w:t>
       </w:r>
@@ -3224,7 +3319,7 @@
       <w:pPr>
         <w:pStyle w:val="berschrift2"/>
       </w:pPr>
-      <w:bookmarkStart w:id="2" w:name="_Toc236481605"/>
+      <w:bookmarkStart w:id="2" w:name="_Toc237854699"/>
       <w:r>
         <w:t>Interesse und Motivation</w:t>
       </w:r>
@@ -3277,7 +3372,7 @@
       <w:pPr>
         <w:pStyle w:val="berschrift2"/>
       </w:pPr>
-      <w:bookmarkStart w:id="3" w:name="_Toc236481606"/>
+      <w:bookmarkStart w:id="3" w:name="_Toc237854700"/>
       <w:r>
         <w:t>Was soll demonstriert werden?</w:t>
       </w:r>
@@ -3310,7 +3405,7 @@
       <w:pPr>
         <w:pStyle w:val="berschrift2"/>
       </w:pPr>
-      <w:bookmarkStart w:id="4" w:name="_Toc236481607"/>
+      <w:bookmarkStart w:id="4" w:name="_Toc237854701"/>
       <w:r>
         <w:t>Stand der Technik</w:t>
       </w:r>
@@ -3405,23 +3500,7 @@
     </w:p>
     <w:p>
       <w:r>
-        <w:t>Im Vergleich zu bereits bestehenden industriellen und akademischen State-</w:t>
-      </w:r>
-      <w:proofErr w:type="spellStart"/>
-      <w:r>
-        <w:t>of</w:t>
-      </w:r>
-      <w:proofErr w:type="spellEnd"/>
-      <w:r>
-        <w:t>-</w:t>
-      </w:r>
-      <w:proofErr w:type="spellStart"/>
-      <w:r>
-        <w:t>the</w:t>
-      </w:r>
-      <w:proofErr w:type="spellEnd"/>
-      <w:r>
-        <w:t>-Art-Modellen lässt sich der gewählte Ansatz abgrenzen:</w:t>
+        <w:t>Im Vergleich zu bereits bestehenden industriellen und akademischen State-of-the-Art-Modellen lässt sich der gewählte Ansatz abgrenzen:</w:t>
       </w:r>
     </w:p>
     <w:p>
@@ -3506,7 +3585,7 @@
       <w:pPr>
         <w:pStyle w:val="berschrift2"/>
       </w:pPr>
-      <w:bookmarkStart w:id="5" w:name="_Toc236481608"/>
+      <w:bookmarkStart w:id="5" w:name="_Toc237854702"/>
       <w:r>
         <w:t>Das finale Produkt</w:t>
       </w:r>
@@ -3516,7 +3595,7 @@
       <w:pPr>
         <w:pStyle w:val="berschrift3"/>
       </w:pPr>
-      <w:bookmarkStart w:id="6" w:name="_Toc236481609"/>
+      <w:bookmarkStart w:id="6" w:name="_Toc237854703"/>
       <w:r>
         <w:t>Qualitative Produktbeschreibung</w:t>
       </w:r>
@@ -3579,11 +3658,9 @@
       <w:r>
         <w:t xml:space="preserve">Das Frontend beinhaltet das Dashboard, das den Nutzer zum Hochladen einer </w:t>
       </w:r>
-      <w:proofErr w:type="gramStart"/>
-      <w:r>
-        <w:t>CSV Datei</w:t>
-      </w:r>
-      <w:proofErr w:type="gramEnd"/>
+      <w:r>
+        <w:t>CSV-Datei</w:t>
+      </w:r>
       <w:r>
         <w:t xml:space="preserve"> </w:t>
       </w:r>
@@ -3591,19 +3668,14 @@
         <w:t xml:space="preserve">unter „SMARD CSV-Datei“ auswählen </w:t>
       </w:r>
       <w:r>
-        <w:t>auffordert, siehe Abbildung</w:t>
-      </w:r>
-      <w:r>
-        <w:t xml:space="preserve"> 1.1</w:t>
+        <w:t>auffordert, siehe Abbildung 1.1</w:t>
       </w:r>
       <w:r>
         <w:t xml:space="preserve">. Dabei kann die </w:t>
       </w:r>
-      <w:proofErr w:type="gramStart"/>
-      <w:r>
-        <w:t>CSV Datei</w:t>
-      </w:r>
-      <w:proofErr w:type="gramEnd"/>
+      <w:r>
+        <w:t>CSV-Datei</w:t>
+      </w:r>
       <w:r>
         <w:t xml:space="preserve"> entweder durch Drag and Drop oder durch Auswahl von „Browse </w:t>
       </w:r>
@@ -3615,19 +3687,15 @@
       <w:r>
         <w:t xml:space="preserve">“ ausgewählt werden. Die Datenpipeline (mit der Datenverarbeitung, dem Training des LSTM und RNNs) wird durch Auswahl von „Pipeline starten“ gestartet. Diese Auswahl steht jedoch erst zur Verfügung, nachdem durch den Nutzer eine </w:t>
       </w:r>
-      <w:proofErr w:type="gramStart"/>
-      <w:r>
-        <w:t>CSV Datei</w:t>
-      </w:r>
-      <w:proofErr w:type="gramEnd"/>
+      <w:r>
+        <w:t>CSV-Datei</w:t>
+      </w:r>
       <w:r>
         <w:t xml:space="preserve"> ausgewählt wurde. Optional kann auch eine </w:t>
       </w:r>
-      <w:proofErr w:type="gramStart"/>
-      <w:r>
-        <w:t>CSV Datei</w:t>
-      </w:r>
-      <w:proofErr w:type="gramEnd"/>
+      <w:r>
+        <w:t>CSV-Datei</w:t>
+      </w:r>
       <w:r>
         <w:t xml:space="preserve"> mit Wetterdaten unter Optionale Wetter-CSV ausgewählt werden.</w:t>
       </w:r>
@@ -3659,6 +3727,9 @@
               <w:spacing w:after="0" w:line="240" w:lineRule="auto"/>
             </w:pPr>
             <w:r>
+              <w:rPr>
+                <w:noProof/>
+              </w:rPr>
               <w:lastRenderedPageBreak/>
               <w:drawing>
                 <wp:inline distT="0" distB="0" distL="0" distR="0" wp14:anchorId="7201166B" wp14:editId="213AA81F">
@@ -3729,19 +3800,14 @@
               <w:t>Abbildung 1.1:</w:t>
             </w:r>
             <w:r>
-              <w:t xml:space="preserve"> </w:t>
-            </w:r>
-            <w:r>
-              <w:t>Frontend des finalen Produktes: Dashboard mit der Aufforderung ein</w:t>
+              <w:t xml:space="preserve"> Frontend des finalen Produktes: Dashboard mit der Aufforderung ein</w:t>
             </w:r>
             <w:r>
               <w:t xml:space="preserve">e </w:t>
             </w:r>
-            <w:proofErr w:type="gramStart"/>
-            <w:r>
-              <w:t>CSV Datei</w:t>
-            </w:r>
-            <w:proofErr w:type="gramEnd"/>
+            <w:r>
+              <w:t>CSV-Datei</w:t>
+            </w:r>
             <w:r>
               <w:t xml:space="preserve"> </w:t>
             </w:r>
@@ -3819,8 +3885,11 @@
               <w:jc w:val="center"/>
             </w:pPr>
             <w:r>
+              <w:rPr>
+                <w:noProof/>
+              </w:rPr>
               <w:drawing>
-                <wp:inline distT="0" distB="0" distL="0" distR="0" wp14:anchorId="7022CFEF" wp14:editId="12FEAC7C">
+                <wp:inline distT="0" distB="0" distL="0" distR="0" wp14:anchorId="7022CFEF" wp14:editId="47805829">
                   <wp:extent cx="5760720" cy="1289050"/>
                   <wp:effectExtent l="0" t="0" r="0" b="6350"/>
                   <wp:docPr id="538404449" name="Grafik 6"/>
@@ -3902,13 +3971,7 @@
               <w:t>:</w:t>
             </w:r>
             <w:r>
-              <w:t xml:space="preserve"> </w:t>
-            </w:r>
-            <w:r>
-              <w:t>Statusaktualisierung des Fortschritts</w:t>
-            </w:r>
-            <w:r>
-              <w:t>.</w:t>
+              <w:t xml:space="preserve"> Statusaktualisierung des Fortschritts.</w:t>
             </w:r>
           </w:p>
         </w:tc>
@@ -3961,29 +4024,29 @@
         <w:lastRenderedPageBreak/>
         <w:t xml:space="preserve">Metriken als </w:t>
       </w:r>
-      <w:proofErr w:type="gramStart"/>
-      <w:r>
-        <w:t>CSV Dateien</w:t>
-      </w:r>
-      <w:proofErr w:type="gramEnd"/>
+      <w:r>
+        <w:t>CSV-Dateien</w:t>
+      </w:r>
       <w:r>
         <w:t xml:space="preserve"> herunterzuladen oder die Pipeline mit einer neuen </w:t>
       </w:r>
-      <w:proofErr w:type="gramStart"/>
-      <w:r>
-        <w:t>CSV Datei</w:t>
-      </w:r>
-      <w:proofErr w:type="gramEnd"/>
+      <w:r>
+        <w:t>CSV-Datei</w:t>
+      </w:r>
       <w:r>
         <w:t xml:space="preserve"> wieder zu starten. Bei Neuauswahl einer </w:t>
       </w:r>
-      <w:proofErr w:type="gramStart"/>
-      <w:r>
-        <w:t>CSV Datei</w:t>
-      </w:r>
-      <w:proofErr w:type="gramEnd"/>
-      <w:r>
-        <w:t xml:space="preserve"> werden bereits dort existierende Dateien überschrieben.</w:t>
+      <w:r>
+        <w:t>CSV-Datei</w:t>
+      </w:r>
+      <w:r>
+        <w:t xml:space="preserve"> werden bereits dort existierende Dateien </w:t>
+      </w:r>
+      <w:r>
+        <w:t xml:space="preserve">sowohl im Input- als auch im Output-Verzeichnis </w:t>
+      </w:r>
+      <w:r>
+        <w:t>überschrieben.</w:t>
       </w:r>
     </w:p>
     <w:tbl>
@@ -4013,6 +4076,9 @@
               <w:spacing w:after="0" w:line="240" w:lineRule="auto"/>
             </w:pPr>
             <w:r>
+              <w:rPr>
+                <w:noProof/>
+              </w:rPr>
               <w:drawing>
                 <wp:inline distT="0" distB="0" distL="0" distR="0" wp14:anchorId="43CC666A" wp14:editId="1A6AEC79">
                   <wp:extent cx="5671160" cy="2613660"/>
@@ -4075,6 +4141,9 @@
               <w:spacing w:after="0" w:line="240" w:lineRule="auto"/>
             </w:pPr>
             <w:r>
+              <w:rPr>
+                <w:noProof/>
+              </w:rPr>
               <w:drawing>
                 <wp:inline distT="0" distB="0" distL="0" distR="0" wp14:anchorId="3AD8977A" wp14:editId="3C9E27D5">
                   <wp:extent cx="5676900" cy="2251487"/>
@@ -4163,13 +4232,7 @@
               <w:t>:</w:t>
             </w:r>
             <w:r>
-              <w:t xml:space="preserve"> </w:t>
-            </w:r>
-            <w:r>
-              <w:t>Ergebnis-Dashboard in der Rubrik „Überblick“ mit allen zugehörigen Metriken</w:t>
-            </w:r>
-            <w:r>
-              <w:t>.</w:t>
+              <w:t xml:space="preserve"> Ergebnis-Dashboard in der Rubrik „Überblick“ mit allen zugehörigen Metriken.</w:t>
             </w:r>
           </w:p>
         </w:tc>
@@ -4182,11 +4245,34 @@
     </w:p>
     <w:p>
       <w:r>
-        <w:t xml:space="preserve">Auf der Hauptseite von SMARD kann direkt die Auflösung der Daten bestimmt werden (z. B. stündliche oder viertelstündliche Auflösung) oder der Zeitraum angepasst werden. Es muss beachtet werden, dass die Rechenzeit steigt je höher die Auflösung und je länger der Zeitraum gewählt wird, da so mehr Datenpunkte vorhanden sind. Für Demonstrationszwecke empfiehlt es sich daher, einen Datensatz mit einer möglichst groben Auflösung aus einem kurzen </w:t>
+        <w:t xml:space="preserve">Auf der Hauptseite von </w:t>
+      </w:r>
+      <w:hyperlink r:id="rId19" w:history="1">
+        <w:r>
+          <w:rPr>
+            <w:rStyle w:val="Hyperlink"/>
+          </w:rPr>
+          <w:t>SMARD</w:t>
+        </w:r>
+      </w:hyperlink>
+      <w:r>
+        <w:t xml:space="preserve"> kann direkt die Auflösung der Daten bestimmt werden (z. B. stündliche oder viertelstündliche Auflösung) oder der Zeitraum angepasst werden. Es muss beachtet werden, dass die Rechenzeit </w:t>
+      </w:r>
+      <w:r>
+        <w:t xml:space="preserve">der hier vorgestellten Datenpipeline </w:t>
+      </w:r>
+      <w:r>
+        <w:t xml:space="preserve">steigt je höher die Auflösung und je länger der Zeitraum gewählt wird, da so mehr Datenpunkte vorhanden sind. Für Demonstrationszwecke empfiehlt es sich daher, einen Datensatz mit einer möglichst groben Auflösung aus einem kurzen Zeitraum auszuwählen. In diesen Szenarien werden auch die </w:t>
       </w:r>
       <w:r>
         <w:lastRenderedPageBreak/>
-        <w:t>Zeitraum auszuwählen. In diesen Szenarien werden auch die Unterschiede beider Architekturen besser veranschaulicht.</w:t>
+        <w:t>Unterschiede beider Architekturen besser veranschaulicht</w:t>
+      </w:r>
+      <w:r>
+        <w:t>, siehe Abbildung 1.4 und Rubrik „Prognosen und EDA“</w:t>
+      </w:r>
+      <w:r>
+        <w:t>.</w:t>
       </w:r>
     </w:p>
     <w:tbl>
@@ -4216,6 +4302,9 @@
               <w:spacing w:after="0" w:line="240" w:lineRule="auto"/>
             </w:pPr>
             <w:r>
+              <w:rPr>
+                <w:noProof/>
+              </w:rPr>
               <w:drawing>
                 <wp:inline distT="0" distB="0" distL="0" distR="0" wp14:anchorId="32E4911F" wp14:editId="4C3E46E9">
                   <wp:extent cx="5692140" cy="2630858"/>
@@ -4234,7 +4323,7 @@
                           </pic:cNvPicPr>
                         </pic:nvPicPr>
                         <pic:blipFill>
-                          <a:blip r:embed="rId19" cstate="print">
+                          <a:blip r:embed="rId20" cstate="print">
                             <a:extLst>
                               <a:ext uri="{28A0092B-C50C-407E-A947-70E740481C1C}">
                                 <a14:useLocalDpi xmlns:a14="http://schemas.microsoft.com/office/drawing/2010/main" val="0"/>
@@ -4299,19 +4388,7 @@
               <w:t>:</w:t>
             </w:r>
             <w:r>
-              <w:t xml:space="preserve"> Ergebnis-Dashboard in der Rubrik „</w:t>
-            </w:r>
-            <w:r>
-              <w:t>Prognosen und EDA</w:t>
-            </w:r>
-            <w:r>
-              <w:t xml:space="preserve">“ mit allen zugehörigen </w:t>
-            </w:r>
-            <w:r>
-              <w:t>Grafiken der Prognosen, der Lernkurven und der Ergebnisse der Datenverarbeitung</w:t>
-            </w:r>
-            <w:r>
-              <w:t>.</w:t>
+              <w:t xml:space="preserve"> Ergebnis-Dashboard in der Rubrik „Prognosen und EDA“ mit allen zugehörigen Grafiken der Prognosen, der Lernkurven und der Ergebnisse der Datenverarbeitung.</w:t>
             </w:r>
           </w:p>
         </w:tc>
@@ -4321,7 +4398,7 @@
       <w:pPr>
         <w:pStyle w:val="berschrift3"/>
       </w:pPr>
-      <w:bookmarkStart w:id="7" w:name="_Toc236481610"/>
+      <w:bookmarkStart w:id="7" w:name="_Toc237854704"/>
       <w:r>
         <w:t>Technische Implementierung und Software-Architektur</w:t>
       </w:r>
@@ -4329,15 +4406,7 @@
     </w:p>
     <w:p>
       <w:r>
-        <w:t>Das finale Produkt ist eine modularisierte, containerisierte End-</w:t>
-      </w:r>
-      <w:proofErr w:type="spellStart"/>
-      <w:r>
-        <w:t>to</w:t>
-      </w:r>
-      <w:proofErr w:type="spellEnd"/>
-      <w:r>
-        <w:t xml:space="preserve">-End-Pipeline, deren Orchestrierung über eine interaktive </w:t>
+        <w:t xml:space="preserve">Das finale Produkt ist eine modularisierte, containerisierte End-to-End-Pipeline, deren Orchestrierung über eine interaktive </w:t>
       </w:r>
       <w:proofErr w:type="spellStart"/>
       <w:r>
@@ -4398,34 +4467,24 @@
         <w:t>eda.py</w:t>
       </w:r>
       <w:r>
-        <w:t xml:space="preserve">): In diesem Skript werden die SMARD-Rohdaten geladen, bereinigt und länderspezifische numerische String-Formate über eine Zeitstempel-Analyse isoliert. Neben einer automatisierten Auflösungserkennung wird ein zyklisches Feature Engineering durchgeführt. Die </w:t>
+        <w:t>): In diesem Skript werden die SMARD-Rohdaten geladen, bereinigt und länderspezifische numerische String-Formate über eine Zeitstempel-Analyse isoliert. Neben einer automatisierten Auflösungserkennung wird ein zyklisches Feature Engineering durchgeführt. Die Rhyt</w:t>
+      </w:r>
+      <w:r>
+        <w:t>h</w:t>
+      </w:r>
+      <w:r>
+        <w:t>men werden über Sinus- und Kosinus-Transformationen der Stunde mathematisch als kontinuierliche Wellenfunktionen operationalisiert. Es existiert eine Schnittstelle (</w:t>
       </w:r>
       <w:proofErr w:type="spellStart"/>
       <w:r>
-        <w:t>Rhytmen</w:t>
+        <w:rPr>
+          <w:rStyle w:val="ProgrammcodeZchn"/>
+        </w:rPr>
+        <w:t>merge_weather_features</w:t>
       </w:r>
       <w:proofErr w:type="spellEnd"/>
       <w:r>
-        <w:t xml:space="preserve"> werden über Sinus- und Kosinus-Transformationen der Stunde mathematisch als kontinuierliche Wellenfunktionen operationalisiert. Es existiert eine Schnittstelle (</w:t>
-      </w:r>
-      <w:proofErr w:type="spellStart"/>
-      <w:r>
-        <w:rPr>
-          <w:rStyle w:val="ProgrammcodeZchn"/>
-        </w:rPr>
-        <w:t>merge_weather_features</w:t>
-      </w:r>
-      <w:proofErr w:type="spellEnd"/>
-      <w:r>
-        <w:t xml:space="preserve">), um optionale Wetterdaten zeitlich exakt mit den Energiedaten zu </w:t>
-      </w:r>
-      <w:proofErr w:type="spellStart"/>
-      <w:r>
-        <w:t>mergen</w:t>
-      </w:r>
-      <w:proofErr w:type="spellEnd"/>
-      <w:r>
-        <w:t>.</w:t>
+        <w:t>), um optionale Wetterdaten zeitlich exakt mit den Energiedaten zu mergen.</w:t>
       </w:r>
     </w:p>
     <w:p>
@@ -4716,7 +4775,7 @@
       <w:pPr>
         <w:pStyle w:val="berschrift1"/>
       </w:pPr>
-      <w:bookmarkStart w:id="8" w:name="_Toc236481611"/>
+      <w:bookmarkStart w:id="8" w:name="_Toc237854705"/>
       <w:r>
         <w:lastRenderedPageBreak/>
         <w:t>Arbeitspakete</w:t>
@@ -4732,7 +4791,7 @@
       <w:pPr>
         <w:pStyle w:val="berschrift2"/>
       </w:pPr>
-      <w:bookmarkStart w:id="9" w:name="_Toc236481612"/>
+      <w:bookmarkStart w:id="9" w:name="_Toc237854706"/>
       <w:r>
         <w:t>AP1: Recherche nach geeigneten Datenquellen und explorative Datenanalyse</w:t>
       </w:r>
@@ -4810,7 +4869,7 @@
       <w:pPr>
         <w:pStyle w:val="berschrift2"/>
       </w:pPr>
-      <w:bookmarkStart w:id="10" w:name="_Toc236481613"/>
+      <w:bookmarkStart w:id="10" w:name="_Toc237854707"/>
       <w:r>
         <w:t>AP2: Modellarchitektur und probabilistisches Training (LSTM vs. RNN)</w:t>
       </w:r>
@@ -4833,7 +4892,7 @@
       <w:pPr>
         <w:pStyle w:val="berschrift2"/>
       </w:pPr>
-      <w:bookmarkStart w:id="11" w:name="_Toc236481614"/>
+      <w:bookmarkStart w:id="11" w:name="_Toc237854708"/>
       <w:r>
         <w:t>AP3: Evaluierung, Modellvergleich und Erklärbarkeit</w:t>
       </w:r>
@@ -4869,7 +4928,7 @@
       <w:pPr>
         <w:pStyle w:val="berschrift2"/>
       </w:pPr>
-      <w:bookmarkStart w:id="12" w:name="_Toc236481615"/>
+      <w:bookmarkStart w:id="12" w:name="_Toc237854709"/>
       <w:r>
         <w:t>AP4: Containerisierung und Projektdokumentation</w:t>
       </w:r>
@@ -4891,7 +4950,7 @@
         <w:pStyle w:val="berschrift1"/>
       </w:pPr>
       <w:bookmarkStart w:id="13" w:name="_Toc231575609"/>
-      <w:bookmarkStart w:id="14" w:name="_Toc236481616"/>
+      <w:bookmarkStart w:id="14" w:name="_Toc237854710"/>
       <w:r>
         <w:lastRenderedPageBreak/>
         <w:t>Vorgehensweise und Projektumsetzung</w:t>
@@ -4903,7 +4962,7 @@
       <w:pPr>
         <w:pStyle w:val="berschrift2"/>
       </w:pPr>
-      <w:bookmarkStart w:id="15" w:name="_Toc236481617"/>
+      <w:bookmarkStart w:id="15" w:name="_Toc237854711"/>
       <w:r>
         <w:t>Kick-Off</w:t>
       </w:r>
@@ -5035,7 +5094,7 @@
       <w:pPr>
         <w:pStyle w:val="berschrift2"/>
       </w:pPr>
-      <w:bookmarkStart w:id="16" w:name="_Toc236481618"/>
+      <w:bookmarkStart w:id="16" w:name="_Toc237854712"/>
       <w:r>
         <w:t>Zeitplan</w:t>
       </w:r>
@@ -14059,7 +14118,7 @@
       <w:pPr>
         <w:pStyle w:val="berschrift2"/>
       </w:pPr>
-      <w:bookmarkStart w:id="17" w:name="_Toc236481619"/>
+      <w:bookmarkStart w:id="17" w:name="_Toc237854713"/>
       <w:r>
         <w:lastRenderedPageBreak/>
         <w:t>Organisation im Projektteam</w:t>
@@ -14068,12 +14127,9 @@
     </w:p>
     <w:p>
       <w:r>
-        <w:t xml:space="preserve">Alle Programmierarbeiten werden in Python durchgeführt. </w:t>
-      </w:r>
-      <w:r>
-        <w:t xml:space="preserve">Für die praktischen Arbeiten wird ein </w:t>
-      </w:r>
-      <w:hyperlink r:id="rId20" w:history="1">
+        <w:t xml:space="preserve">Alle Programmierarbeiten werden in Python durchgeführt. Für die praktischen Arbeiten wird ein </w:t>
+      </w:r>
+      <w:hyperlink r:id="rId21" w:history="1">
         <w:r>
           <w:rPr>
             <w:rStyle w:val="Hyperlink"/>
@@ -14084,22 +14140,21 @@
       <w:r>
         <w:t xml:space="preserve"> Repository angelegt (</w:t>
       </w:r>
-      <w:r>
-        <w:t>Probabilistische-Energiedatenvorhersage</w:t>
-      </w:r>
-      <w:r>
-        <w:t>).</w:t>
-      </w:r>
-      <w:r>
-        <w:t xml:space="preserve"> Die gesamte Anwendung wird in Docker containerisiert und bereitgestellt.</w:t>
+      <w:hyperlink r:id="rId22" w:history="1">
+        <w:r>
+          <w:rPr>
+            <w:rStyle w:val="Hyperlink"/>
+          </w:rPr>
+          <w:t>Probabilistische-Energiedatenvorhersage</w:t>
+        </w:r>
+      </w:hyperlink>
+      <w:r>
+        <w:t>). Die gesamte Anwendung wird in Docker containerisiert und bereitgestellt.</w:t>
       </w:r>
     </w:p>
     <w:p>
       <w:r>
-        <w:t xml:space="preserve">Zunächst werden alle Programmierarbeiten lokal auf einem Computer durchgeführt und anschließend </w:t>
-      </w:r>
-      <w:r>
-        <w:t xml:space="preserve">per </w:t>
+        <w:t xml:space="preserve">Zunächst werden alle Programmierarbeiten lokal auf einem Computer durchgeführt und anschließend per </w:t>
       </w:r>
       <w:proofErr w:type="spellStart"/>
       <w:r>
@@ -14116,7 +14171,18 @@
         <w:t xml:space="preserve"> push</w:t>
       </w:r>
       <w:r>
-        <w:t xml:space="preserve"> Befehl mit dem GitHub Repository synchronisiert.</w:t>
+        <w:t xml:space="preserve"> Befehl mit dem </w:t>
+      </w:r>
+      <w:hyperlink r:id="rId23" w:history="1">
+        <w:r>
+          <w:rPr>
+            <w:rStyle w:val="Hyperlink"/>
+          </w:rPr>
+          <w:t>GitHub Repository</w:t>
+        </w:r>
+      </w:hyperlink>
+      <w:r>
+        <w:t xml:space="preserve"> synchronisiert.</w:t>
       </w:r>
     </w:p>
     <w:p>
@@ -14167,16 +14233,7 @@
     </w:p>
     <w:p>
       <w:r>
-        <w:t>Weiterhin sollen</w:t>
-      </w:r>
-      <w:r>
-        <w:t xml:space="preserve"> gemeinsame, teaminterne Retrospektiven </w:t>
-      </w:r>
-      <w:r>
-        <w:t>am Anfang einer neuen Iteration stattfinden</w:t>
-      </w:r>
-      <w:r>
-        <w:t>. Dabei stehen die folgenden Punkte im Vordergrund:</w:t>
+        <w:t>Weiterhin sollen gemeinsame, teaminterne Retrospektiven am Anfang einer neuen Iteration stattfinden. Dabei stehen die folgenden Punkte im Vordergrund:</w:t>
       </w:r>
     </w:p>
     <w:p>
@@ -14217,24 +14274,1159 @@
     </w:p>
     <w:p>
       <w:pPr>
-        <w:pStyle w:val="berschrift1"/>
-      </w:pPr>
-      <w:bookmarkStart w:id="18" w:name="_Toc236481620"/>
-      <w:r>
-        <w:lastRenderedPageBreak/>
-        <w:t>Ergebnisse und Diskussion</w:t>
+        <w:pStyle w:val="berschrift2"/>
+      </w:pPr>
+      <w:bookmarkStart w:id="18" w:name="_Toc237854714"/>
+      <w:r>
+        <w:t xml:space="preserve">Umsetzung der </w:t>
+      </w:r>
+      <w:r>
+        <w:t>Projektarbeit</w:t>
       </w:r>
       <w:bookmarkEnd w:id="18"/>
     </w:p>
     <w:p>
+      <w:r>
+        <w:t xml:space="preserve">Das gesamte Projekt konnte in dem dafür vorgesehenen Zeitplan umgesetzt werden. Dabei erwies sich die im Zeitplan </w:t>
+      </w:r>
+      <w:r>
+        <w:t>getätigte Aufteilung der Umsetzung als zweckmäßig.</w:t>
+      </w:r>
+    </w:p>
+    <w:p>
+      <w:pPr>
+        <w:rPr>
+          <w:b/>
+          <w:bCs/>
+        </w:rPr>
+      </w:pPr>
+      <w:r>
+        <w:rPr>
+          <w:b/>
+          <w:bCs/>
+        </w:rPr>
+        <w:t>Ergebnisse der Iteration 1 (Zeitraum: KW 17 bis 19)</w:t>
+      </w:r>
+    </w:p>
+    <w:p>
+      <w:r>
+        <w:lastRenderedPageBreak/>
+        <w:t xml:space="preserve">Als Datenquelle wurde </w:t>
+      </w:r>
+      <w:hyperlink r:id="rId24" w:history="1">
+        <w:r>
+          <w:rPr>
+            <w:rStyle w:val="Hyperlink"/>
+          </w:rPr>
+          <w:t>SMARD Marktdaten</w:t>
+        </w:r>
+      </w:hyperlink>
+      <w:r>
+        <w:t xml:space="preserve"> der Bundesnetzagentur verwendet, die die benötigten Daten unter der </w:t>
+      </w:r>
+      <w:r>
+        <w:t>Lizenz CC BY 4.0</w:t>
+      </w:r>
+      <w:r>
+        <w:t xml:space="preserve"> zur Verfügung stellen. Es wurde eine Python Skript für die EDA erstellt, um die Daten zu bereinigen, zyklische Features zu extrahieren, die Korrelationen zu analysieren und eine </w:t>
+      </w:r>
+      <w:proofErr w:type="spellStart"/>
+      <w:r>
+        <w:t>Stationaritätsprüfung</w:t>
+      </w:r>
+      <w:proofErr w:type="spellEnd"/>
+      <w:r>
+        <w:t xml:space="preserve"> </w:t>
+      </w:r>
+      <w:r>
+        <w:t xml:space="preserve">durchzuführen. Beim Bereinigen der Daten zeigte sich die Herausforderung, dass das Skript so dynamisch angepasst werden muss, dass die EDA mit den unterschiedlichen Auflösungen der Daten umgehen kann. Dazu </w:t>
+      </w:r>
+      <w:proofErr w:type="gramStart"/>
+      <w:r>
+        <w:t>wurde</w:t>
+      </w:r>
+      <w:proofErr w:type="gramEnd"/>
+      <w:r>
+        <w:t xml:space="preserve"> eine dynamische Auflösungserkennung und eine Zeitraumermittlung eingefügt, die den Abstand zwischen den ersten beiden Zeilen in Minuten berechnet.</w:t>
+      </w:r>
+    </w:p>
+    <w:p>
+      <w:pPr>
+        <w:rPr>
+          <w:b/>
+          <w:bCs/>
+        </w:rPr>
+      </w:pPr>
+      <w:r>
+        <w:rPr>
+          <w:b/>
+          <w:bCs/>
+        </w:rPr>
+        <w:t xml:space="preserve">Ergebnisse der Iteration </w:t>
+      </w:r>
+      <w:r>
+        <w:rPr>
+          <w:b/>
+          <w:bCs/>
+        </w:rPr>
+        <w:t>2</w:t>
+      </w:r>
+      <w:r>
+        <w:rPr>
+          <w:b/>
+          <w:bCs/>
+        </w:rPr>
+        <w:t xml:space="preserve"> (Zeitraum: KW </w:t>
+      </w:r>
+      <w:r>
+        <w:rPr>
+          <w:b/>
+          <w:bCs/>
+        </w:rPr>
+        <w:t>20</w:t>
+      </w:r>
+      <w:r>
+        <w:rPr>
+          <w:b/>
+          <w:bCs/>
+        </w:rPr>
+        <w:t xml:space="preserve"> bis </w:t>
+      </w:r>
+      <w:r>
+        <w:rPr>
+          <w:b/>
+          <w:bCs/>
+        </w:rPr>
+        <w:t>22</w:t>
+      </w:r>
+      <w:r>
+        <w:rPr>
+          <w:b/>
+          <w:bCs/>
+        </w:rPr>
+        <w:t>)</w:t>
+      </w:r>
+    </w:p>
+    <w:p>
+      <w:r>
+        <w:t>Sowohl das LSTM als auch das RNN wurden als hochgradig modularisiertes Framework zur Verarbeitung, zum Training, zur Evaluierung und zur Erklärbarkeit der probabilistischen Modelle ausgestattet.</w:t>
+      </w:r>
+      <w:r>
+        <w:t xml:space="preserve"> Dabei wurden in die Modelle folgende Bausteine integriert:</w:t>
+      </w:r>
+    </w:p>
+    <w:p>
+      <w:pPr>
+        <w:pStyle w:val="Listenabsatz"/>
+        <w:numPr>
+          <w:ilvl w:val="0"/>
+          <w:numId w:val="40"/>
+        </w:numPr>
+      </w:pPr>
+      <w:r>
+        <w:t xml:space="preserve">Wind </w:t>
+      </w:r>
+      <w:proofErr w:type="spellStart"/>
+      <w:r>
+        <w:t>Onshore</w:t>
+      </w:r>
+      <w:proofErr w:type="spellEnd"/>
+      <w:r>
+        <w:t xml:space="preserve"> und Erdgas werden dynamisch über Textsuche ermittelt und als exogene Zeitreihen-Features bereitgestellt.</w:t>
+      </w:r>
+    </w:p>
+    <w:p>
+      <w:pPr>
+        <w:pStyle w:val="Listenabsatz"/>
+        <w:numPr>
+          <w:ilvl w:val="0"/>
+          <w:numId w:val="40"/>
+        </w:numPr>
+      </w:pPr>
+      <w:r>
+        <w:t>Beide Architekturen enthalten zyklische Zeit-Transformationen</w:t>
+      </w:r>
+      <w:r>
+        <w:t xml:space="preserve">: </w:t>
+      </w:r>
+    </w:p>
+    <w:p>
+      <w:pPr>
+        <w:pStyle w:val="Listenabsatz"/>
+        <w:numPr>
+          <w:ilvl w:val="1"/>
+          <w:numId w:val="40"/>
+        </w:numPr>
+      </w:pPr>
+      <w:proofErr w:type="spellStart"/>
+      <w:r>
+        <w:rPr>
+          <w:rFonts w:ascii="Consolas" w:hAnsi="Consolas"/>
+        </w:rPr>
+        <w:t>hour_sin</w:t>
+      </w:r>
+      <w:proofErr w:type="spellEnd"/>
+      <w:r>
+        <w:t>/</w:t>
+      </w:r>
+      <w:proofErr w:type="spellStart"/>
+      <w:r>
+        <w:rPr>
+          <w:rFonts w:ascii="Consolas" w:hAnsi="Consolas"/>
+        </w:rPr>
+        <w:t>hour_cos</w:t>
+      </w:r>
+      <w:proofErr w:type="spellEnd"/>
+      <w:r>
+        <w:t xml:space="preserve"> (</w:t>
+      </w:r>
+      <w:proofErr w:type="spellStart"/>
+      <w:r>
+        <w:t>Tagesrhytmus</w:t>
+      </w:r>
+      <w:proofErr w:type="spellEnd"/>
+      <w:r>
+        <w:t xml:space="preserve"> im 24 Stunden-Zyklus).</w:t>
+      </w:r>
+    </w:p>
+    <w:p>
+      <w:pPr>
+        <w:pStyle w:val="Listenabsatz"/>
+        <w:numPr>
+          <w:ilvl w:val="1"/>
+          <w:numId w:val="40"/>
+        </w:numPr>
+      </w:pPr>
+      <w:proofErr w:type="spellStart"/>
+      <w:r>
+        <w:rPr>
+          <w:rFonts w:ascii="Consolas" w:hAnsi="Consolas"/>
+        </w:rPr>
+        <w:t>weekday_sin</w:t>
+      </w:r>
+      <w:proofErr w:type="spellEnd"/>
+      <w:r>
+        <w:t>/</w:t>
+      </w:r>
+      <w:proofErr w:type="spellStart"/>
+      <w:r>
+        <w:rPr>
+          <w:rFonts w:ascii="Consolas" w:hAnsi="Consolas"/>
+        </w:rPr>
+        <w:t>weekday</w:t>
+      </w:r>
+      <w:r>
+        <w:rPr>
+          <w:rFonts w:ascii="Consolas" w:hAnsi="Consolas"/>
+        </w:rPr>
+        <w:t>_cos</w:t>
+      </w:r>
+      <w:proofErr w:type="spellEnd"/>
+      <w:r>
+        <w:t xml:space="preserve"> (</w:t>
+      </w:r>
+      <w:proofErr w:type="spellStart"/>
+      <w:r>
+        <w:t>Wochenrhytmus</w:t>
+      </w:r>
+      <w:proofErr w:type="spellEnd"/>
+      <w:r>
+        <w:t xml:space="preserve"> im 7 Tage-Zyklus).</w:t>
+      </w:r>
+    </w:p>
+    <w:p>
+      <w:pPr>
+        <w:pStyle w:val="Listenabsatz"/>
+        <w:numPr>
+          <w:ilvl w:val="1"/>
+          <w:numId w:val="40"/>
+        </w:numPr>
+      </w:pPr>
+      <w:proofErr w:type="spellStart"/>
+      <w:r>
+        <w:rPr>
+          <w:rFonts w:ascii="Consolas" w:hAnsi="Consolas"/>
+        </w:rPr>
+        <w:t>is_weekend</w:t>
+      </w:r>
+      <w:proofErr w:type="spellEnd"/>
+      <w:r>
+        <w:t xml:space="preserve"> (binäres </w:t>
+      </w:r>
+      <w:proofErr w:type="spellStart"/>
+      <w:r>
+        <w:t>Flag</w:t>
+      </w:r>
+      <w:proofErr w:type="spellEnd"/>
+      <w:r>
+        <w:t xml:space="preserve"> 0 oder 1 zur Erfassung von Wochenend-Effekten im Stromnetz.</w:t>
+      </w:r>
+    </w:p>
+    <w:p>
+      <w:pPr>
+        <w:pStyle w:val="Listenabsatz"/>
+        <w:numPr>
+          <w:ilvl w:val="0"/>
+          <w:numId w:val="40"/>
+        </w:numPr>
+      </w:pPr>
+      <w:r>
+        <w:t>Dynamisches Wetter-Modul als optionale Erweiterung: durchsucht Wetter CSVs nach definierten Begriffen, bereinigt deutsche Zahlenformate (Komma zu Punkt) und interpoliert fehlende Werte zeitlich.</w:t>
+      </w:r>
+    </w:p>
+    <w:p>
+      <w:pPr>
+        <w:pStyle w:val="Listenabsatz"/>
+        <w:numPr>
+          <w:ilvl w:val="0"/>
+          <w:numId w:val="40"/>
+        </w:numPr>
+      </w:pPr>
+      <w:r>
+        <w:t xml:space="preserve">Die Daten werden streng chronologisch aufgeteilt: 80 % Training/Validierung und 20 % Testdaten. Der Trainingsbereich wird intern weiter in ein echtes Trainings-Set und ein Validierungs-Set (10 %) für den Early </w:t>
+      </w:r>
+      <w:proofErr w:type="spellStart"/>
+      <w:r>
+        <w:t>Stopping</w:t>
+      </w:r>
+      <w:proofErr w:type="spellEnd"/>
+      <w:r>
+        <w:t>-Mechanismus unterteilt.</w:t>
+      </w:r>
+    </w:p>
+    <w:p>
+      <w:pPr>
+        <w:pStyle w:val="Listenabsatz"/>
+        <w:numPr>
+          <w:ilvl w:val="0"/>
+          <w:numId w:val="40"/>
+        </w:numPr>
+      </w:pPr>
+      <w:r>
+        <w:t>Saubere Skalierung (</w:t>
+      </w:r>
+      <w:proofErr w:type="spellStart"/>
+      <w:r>
+        <w:t>MinMaxScaler</w:t>
+      </w:r>
+      <w:proofErr w:type="spellEnd"/>
+      <w:r>
+        <w:t>): Die Scaler werden ausschließlich auf den chronologischen Trainingsdaten gefittet, um jegliches Data-Leakage aus der Zukunft (</w:t>
+      </w:r>
+      <w:proofErr w:type="spellStart"/>
+      <w:r>
+        <w:t>Testset</w:t>
+      </w:r>
+      <w:proofErr w:type="spellEnd"/>
+      <w:r>
+        <w:t>) zu verhindern.</w:t>
+      </w:r>
+    </w:p>
+    <w:p>
+      <w:pPr>
+        <w:pStyle w:val="Listenabsatz"/>
+        <w:numPr>
+          <w:ilvl w:val="0"/>
+          <w:numId w:val="40"/>
+        </w:numPr>
+      </w:pPr>
+      <w:r>
+        <w:t>Die Sequenzlänge wird automatisch an die Zeitauflösung der CSV angepasst. Das Modell schaut immer 24 Stunden in die Vergangenheit (z. B. 96 Zeitschritte bei einem 15-Minuten-Raster).</w:t>
+      </w:r>
+    </w:p>
+    <w:p>
+      <w:pPr>
+        <w:pStyle w:val="Listenabsatz"/>
+        <w:numPr>
+          <w:ilvl w:val="0"/>
+          <w:numId w:val="40"/>
+        </w:numPr>
+      </w:pPr>
+      <w:r>
+        <w:lastRenderedPageBreak/>
+        <w:t>Pinball Loss (Quantils-Regression): Schätzt insgesamt drei Quantile.</w:t>
+      </w:r>
+    </w:p>
+    <w:p>
+      <w:pPr>
+        <w:pStyle w:val="Listenabsatz"/>
+        <w:numPr>
+          <w:ilvl w:val="0"/>
+          <w:numId w:val="40"/>
+        </w:numPr>
+      </w:pPr>
+      <w:r>
+        <w:t>Quantile Crossing Penalty: Das Modell wird bestraft, falls sich Vorhersagen der Quantile überschneiden.</w:t>
+      </w:r>
+    </w:p>
+    <w:p>
+      <w:pPr>
+        <w:pStyle w:val="Listenabsatz"/>
+        <w:numPr>
+          <w:ilvl w:val="0"/>
+          <w:numId w:val="40"/>
+        </w:numPr>
+      </w:pPr>
+      <w:r>
+        <w:t xml:space="preserve">Quantil-Sortierung: Die Reihenfolge der Quantile </w:t>
+      </w:r>
+      <w:r>
+        <w:rPr>
+          <w:i/>
+          <w:iCs/>
+        </w:rPr>
+        <w:t>q</w:t>
+      </w:r>
+      <w:r>
+        <w:rPr>
+          <w:vertAlign w:val="subscript"/>
+        </w:rPr>
+        <w:t>0.1</w:t>
+      </w:r>
+      <w:r>
+        <w:t> </w:t>
+      </w:r>
+      <m:oMath>
+        <m:r>
+          <m:rPr>
+            <m:nor/>
+          </m:rPr>
+          <w:rPr>
+            <w:rFonts w:cs="Times New Roman"/>
+          </w:rPr>
+          <m:t>≤</m:t>
+        </m:r>
+      </m:oMath>
+      <w:r>
+        <w:t> </w:t>
+      </w:r>
+      <w:r>
+        <w:rPr>
+          <w:i/>
+          <w:iCs/>
+        </w:rPr>
+        <w:t>q</w:t>
+      </w:r>
+      <w:r>
+        <w:rPr>
+          <w:vertAlign w:val="subscript"/>
+        </w:rPr>
+        <w:t>0.5</w:t>
+      </w:r>
+      <w:r>
+        <w:t> </w:t>
+      </w:r>
+      <m:oMath>
+        <m:r>
+          <m:rPr>
+            <m:nor/>
+          </m:rPr>
+          <w:rPr>
+            <w:rFonts w:cs="Times New Roman"/>
+          </w:rPr>
+          <m:t>≤</m:t>
+        </m:r>
+      </m:oMath>
+      <w:r>
+        <w:t> </w:t>
+      </w:r>
+      <w:r>
+        <w:rPr>
+          <w:i/>
+          <w:iCs/>
+        </w:rPr>
+        <w:t>q</w:t>
+      </w:r>
+      <w:r>
+        <w:rPr>
+          <w:vertAlign w:val="subscript"/>
+        </w:rPr>
+        <w:t>0.9</w:t>
+      </w:r>
+      <w:r>
+        <w:t xml:space="preserve"> wird strikt eingehalten.</w:t>
+      </w:r>
+    </w:p>
+    <w:p>
+      <w:pPr>
+        <w:pStyle w:val="Listenabsatz"/>
+        <w:numPr>
+          <w:ilvl w:val="0"/>
+          <w:numId w:val="40"/>
+        </w:numPr>
+      </w:pPr>
+      <w:r>
+        <w:t>Optimizer:</w:t>
+      </w:r>
+      <w:r>
+        <w:t xml:space="preserve"> Das Modell nutzt den Adam-Optimizer.</w:t>
+      </w:r>
+    </w:p>
+    <w:p>
+      <w:pPr>
+        <w:pStyle w:val="Listenabsatz"/>
+        <w:numPr>
+          <w:ilvl w:val="0"/>
+          <w:numId w:val="40"/>
+        </w:numPr>
+      </w:pPr>
+      <w:proofErr w:type="spellStart"/>
+      <w:r>
+        <w:t>Lernrate</w:t>
+      </w:r>
+      <w:proofErr w:type="spellEnd"/>
+      <w:r>
+        <w:t xml:space="preserve"> wird dynamisch angepasst: Fällt der Validierungsverlust sieben Epochen lang nicht, wird die </w:t>
+      </w:r>
+      <w:proofErr w:type="spellStart"/>
+      <w:r>
+        <w:t>Lernrate</w:t>
+      </w:r>
+      <w:proofErr w:type="spellEnd"/>
+      <w:r>
+        <w:t xml:space="preserve"> halbiert.</w:t>
+      </w:r>
+    </w:p>
+    <w:p>
+      <w:pPr>
+        <w:pStyle w:val="Listenabsatz"/>
+        <w:numPr>
+          <w:ilvl w:val="0"/>
+          <w:numId w:val="40"/>
+        </w:numPr>
+      </w:pPr>
+      <w:r>
+        <w:t xml:space="preserve">Early </w:t>
+      </w:r>
+      <w:proofErr w:type="spellStart"/>
+      <w:r>
+        <w:t>Stopping</w:t>
+      </w:r>
+      <w:proofErr w:type="spellEnd"/>
+      <w:r>
+        <w:t>: Das Training wird direkt abgebrochen, wenn sich der Validierungsverlust über 25 Epochen nicht verbessert hat. Dabei wird der beste Modell-Checkpoint wieder hergestellt.</w:t>
+      </w:r>
+    </w:p>
+    <w:p>
+      <w:pPr>
+        <w:pStyle w:val="Listenabsatz"/>
+        <w:numPr>
+          <w:ilvl w:val="0"/>
+          <w:numId w:val="40"/>
+        </w:numPr>
+      </w:pPr>
+      <w:proofErr w:type="spellStart"/>
+      <w:r>
+        <w:t>Prediction</w:t>
+      </w:r>
+      <w:proofErr w:type="spellEnd"/>
+      <w:r>
+        <w:t xml:space="preserve"> Internal Coverage </w:t>
+      </w:r>
+      <w:proofErr w:type="spellStart"/>
+      <w:r>
+        <w:t>Propability</w:t>
+      </w:r>
+      <w:proofErr w:type="spellEnd"/>
+      <w:r>
+        <w:t xml:space="preserve"> (PICP): Prozentsatz der Werte, die tatsächlich innerhalb des 80 % Konfidenzintervalls liegen.</w:t>
+      </w:r>
+    </w:p>
+    <w:p>
+      <w:pPr>
+        <w:pStyle w:val="Listenabsatz"/>
+        <w:numPr>
+          <w:ilvl w:val="0"/>
+          <w:numId w:val="40"/>
+        </w:numPr>
+      </w:pPr>
+      <w:r>
+        <w:t>Mean Internal Width (MWh): Die durchschnittliche Breite des Unsicherheitsbandes in MWh.</w:t>
+      </w:r>
+    </w:p>
+    <w:p>
+      <w:pPr>
+        <w:pStyle w:val="Listenabsatz"/>
+        <w:numPr>
+          <w:ilvl w:val="0"/>
+          <w:numId w:val="40"/>
+        </w:numPr>
+      </w:pPr>
+      <w:r>
+        <w:t>Median RMSE (MWh): Der Root Mean Squared Error für die Median-Prognose (</w:t>
+      </w:r>
+      <w:r>
+        <w:rPr>
+          <w:i/>
+          <w:iCs/>
+        </w:rPr>
+        <w:t>q</w:t>
+      </w:r>
+      <w:r>
+        <w:rPr>
+          <w:vertAlign w:val="subscript"/>
+        </w:rPr>
+        <w:t>0.5</w:t>
+      </w:r>
+      <w:r>
+        <w:t>).</w:t>
+      </w:r>
+    </w:p>
+    <w:p>
+      <w:pPr>
+        <w:pStyle w:val="Listenabsatz"/>
+        <w:numPr>
+          <w:ilvl w:val="0"/>
+          <w:numId w:val="40"/>
+        </w:numPr>
+      </w:pPr>
+      <w:r>
+        <w:t>Winkler Score (80 % MWh): Schmale Intervalle werden belohnt und Ausreißer außerhalb des Bandes werden mathematisch bestraft.</w:t>
+      </w:r>
+    </w:p>
+    <w:p>
+      <w:pPr>
+        <w:pStyle w:val="Listenabsatz"/>
+        <w:numPr>
+          <w:ilvl w:val="0"/>
+          <w:numId w:val="40"/>
+        </w:numPr>
+      </w:pPr>
+      <w:r>
+        <w:t>Quantil-Kalibrierung: Die beobachtete Abdeckung wird mit der theoretisch erwarteten Abdeckung für alle Quantile verglichen.</w:t>
+      </w:r>
+    </w:p>
+    <w:p>
+      <w:pPr>
+        <w:pStyle w:val="Listenabsatz"/>
+        <w:numPr>
+          <w:ilvl w:val="0"/>
+          <w:numId w:val="40"/>
+        </w:numPr>
+      </w:pPr>
+      <w:r>
+        <w:t xml:space="preserve">Permutation Feature </w:t>
+      </w:r>
+      <w:proofErr w:type="spellStart"/>
+      <w:r>
+        <w:t>Importance</w:t>
+      </w:r>
+      <w:proofErr w:type="spellEnd"/>
+      <w:r>
+        <w:t>: Hier wird jedes Eingangs-Feature auf den Testdaten durcheinander gewürfelt und der Anstieg des Pinball Loss gemessen. Dabei wird mathematisch gezeigt, welche Variable (z. B. Uhrzeit, Wind, Erdgas) den jeweils größten Einfluss auf die Vorhersage haben.</w:t>
+      </w:r>
+    </w:p>
+    <w:p>
+      <w:pPr>
+        <w:pStyle w:val="Listenabsatz"/>
+        <w:numPr>
+          <w:ilvl w:val="0"/>
+          <w:numId w:val="40"/>
+        </w:numPr>
+      </w:pPr>
+      <w:r>
+        <w:t>Automatische Sicherung der Artefakte:</w:t>
+      </w:r>
+    </w:p>
+    <w:p>
+      <w:pPr>
+        <w:pStyle w:val="Listenabsatz"/>
+        <w:numPr>
+          <w:ilvl w:val="1"/>
+          <w:numId w:val="40"/>
+        </w:numPr>
+      </w:pPr>
+      <w:r>
+        <w:t xml:space="preserve">Visualisierungen (PNG): Lernkurve, Vorhersageplot mit 80 % Band, Quantil-Kalibrierungsdiagramm, Feature </w:t>
+      </w:r>
+      <w:proofErr w:type="spellStart"/>
+      <w:r>
+        <w:t>Importance</w:t>
+      </w:r>
+      <w:proofErr w:type="spellEnd"/>
+      <w:r>
+        <w:t xml:space="preserve"> Balkendiagramm.</w:t>
+      </w:r>
+    </w:p>
+    <w:p>
+      <w:pPr>
+        <w:pStyle w:val="Listenabsatz"/>
+        <w:numPr>
+          <w:ilvl w:val="1"/>
+          <w:numId w:val="40"/>
+        </w:numPr>
+      </w:pPr>
+      <w:r>
+        <w:t>Tabellarische Daten (CSV): Detaillierte Zeitreihen-Prognosen, Metriken-Übersichten, Trainings-Historie und Permutation-</w:t>
+      </w:r>
+      <w:proofErr w:type="spellStart"/>
+      <w:r>
+        <w:t>Importances</w:t>
+      </w:r>
+      <w:proofErr w:type="spellEnd"/>
+      <w:r>
+        <w:t>.</w:t>
+      </w:r>
+    </w:p>
+    <w:p>
+      <w:pPr>
+        <w:pStyle w:val="Listenabsatz"/>
+        <w:numPr>
+          <w:ilvl w:val="1"/>
+          <w:numId w:val="40"/>
+        </w:numPr>
+      </w:pPr>
+      <w:r>
+        <w:t xml:space="preserve">Serialisierte Modelle und Metadaten (JSON/PTH/PKL): Es werden die </w:t>
+      </w:r>
+      <w:proofErr w:type="spellStart"/>
+      <w:r>
+        <w:t>PyTorch</w:t>
+      </w:r>
+      <w:proofErr w:type="spellEnd"/>
+      <w:r>
+        <w:t>-Gewichte (.</w:t>
+      </w:r>
+      <w:proofErr w:type="spellStart"/>
+      <w:r>
+        <w:t>pth</w:t>
+      </w:r>
+      <w:proofErr w:type="spellEnd"/>
+      <w:r>
+        <w:t>), die gefitteten Scaler (.</w:t>
+      </w:r>
+      <w:proofErr w:type="spellStart"/>
+      <w:r>
+        <w:t>pkl</w:t>
+      </w:r>
+      <w:proofErr w:type="spellEnd"/>
+      <w:r>
+        <w:t>) und eine vollständige JSON-Metadatei mit allen Hyperparametern und Split-Details gespeichert.</w:t>
+      </w:r>
+    </w:p>
+    <w:p>
+      <w:r>
+        <w:lastRenderedPageBreak/>
+        <w:t xml:space="preserve">Zur Gewährung einer plattformunabhängigen Ausführbarkeit, vollständigen Reproduzierbarkeit und einfachen Skalierung wurde die gesamte Datenpipeline containerisiert. Die technische Kapselung basiert hierbei auf Docker und wird über Docker </w:t>
+      </w:r>
+      <w:proofErr w:type="spellStart"/>
+      <w:r>
+        <w:t>Compose</w:t>
+      </w:r>
+      <w:proofErr w:type="spellEnd"/>
+      <w:r>
+        <w:t xml:space="preserve"> deklarativ orchestriert.</w:t>
+      </w:r>
+    </w:p>
+    <w:p>
+      <w:r>
+        <w:t xml:space="preserve">Beim </w:t>
+      </w:r>
+      <w:proofErr w:type="spellStart"/>
+      <w:r>
+        <w:t>Build</w:t>
+      </w:r>
+      <w:proofErr w:type="spellEnd"/>
+      <w:r>
+        <w:t xml:space="preserve">-Prozess werden alle </w:t>
+      </w:r>
+      <w:proofErr w:type="spellStart"/>
+      <w:r>
+        <w:t>python</w:t>
+      </w:r>
+      <w:proofErr w:type="spellEnd"/>
+      <w:r>
+        <w:t xml:space="preserve">-spezifischen Bibliotheken (u. a. </w:t>
+      </w:r>
+      <w:proofErr w:type="spellStart"/>
+      <w:r>
+        <w:t>PyTorch</w:t>
+      </w:r>
+      <w:proofErr w:type="spellEnd"/>
+      <w:r>
+        <w:t xml:space="preserve">, </w:t>
+      </w:r>
+      <w:proofErr w:type="spellStart"/>
+      <w:r>
+        <w:t>Streamlit</w:t>
+      </w:r>
+      <w:proofErr w:type="spellEnd"/>
+      <w:r>
+        <w:t xml:space="preserve">, </w:t>
+      </w:r>
+      <w:proofErr w:type="spellStart"/>
+      <w:r>
+        <w:t>scikit-learn</w:t>
+      </w:r>
+      <w:proofErr w:type="spellEnd"/>
+      <w:r>
+        <w:t xml:space="preserve"> und </w:t>
+      </w:r>
+      <w:proofErr w:type="spellStart"/>
+      <w:r>
+        <w:t>pandas</w:t>
+      </w:r>
+      <w:proofErr w:type="spellEnd"/>
+      <w:r>
+        <w:t xml:space="preserve">) deterministisch über eine fixierte </w:t>
+      </w:r>
+      <w:r>
+        <w:rPr>
+          <w:rFonts w:ascii="Consolas" w:hAnsi="Consolas"/>
+        </w:rPr>
+        <w:t>requirements.txt</w:t>
+      </w:r>
+      <w:r>
+        <w:t xml:space="preserve"> installiert.</w:t>
+      </w:r>
+    </w:p>
+    <w:p>
+      <w:r>
+        <w:t xml:space="preserve">Architektur und Laufzeitumgebung: Die Laufzeitumgebung arbeitet über eine Zwei-Wege-Volumensynchronisation: Eingabedateien werden in </w:t>
+      </w:r>
+      <w:r>
+        <w:rPr>
+          <w:rFonts w:ascii="Consolas" w:hAnsi="Consolas"/>
+        </w:rPr>
+        <w:t>/</w:t>
+      </w:r>
+      <w:proofErr w:type="spellStart"/>
+      <w:r>
+        <w:rPr>
+          <w:rFonts w:ascii="Consolas" w:hAnsi="Consolas"/>
+        </w:rPr>
+        <w:t>app</w:t>
+      </w:r>
+      <w:proofErr w:type="spellEnd"/>
+      <w:r>
+        <w:rPr>
+          <w:rFonts w:ascii="Consolas" w:hAnsi="Consolas"/>
+        </w:rPr>
+        <w:t>/</w:t>
+      </w:r>
+      <w:proofErr w:type="spellStart"/>
+      <w:r>
+        <w:rPr>
+          <w:rFonts w:ascii="Consolas" w:hAnsi="Consolas"/>
+        </w:rPr>
+        <w:t>data</w:t>
+      </w:r>
+      <w:proofErr w:type="spellEnd"/>
+      <w:r>
+        <w:rPr>
+          <w:rFonts w:ascii="Consolas" w:hAnsi="Consolas"/>
+        </w:rPr>
+        <w:t>/</w:t>
+      </w:r>
+      <w:proofErr w:type="spellStart"/>
+      <w:r>
+        <w:rPr>
+          <w:rFonts w:ascii="Consolas" w:hAnsi="Consolas"/>
+        </w:rPr>
+        <w:t>input</w:t>
+      </w:r>
+      <w:proofErr w:type="spellEnd"/>
+      <w:r>
+        <w:t xml:space="preserve"> empfangen. Alle Trainingsergebnisse, Modelle und Grafiken werden nach </w:t>
+      </w:r>
+      <w:r>
+        <w:rPr>
+          <w:rFonts w:ascii="Consolas" w:hAnsi="Consolas"/>
+        </w:rPr>
+        <w:t>/</w:t>
+      </w:r>
+      <w:proofErr w:type="spellStart"/>
+      <w:r>
+        <w:rPr>
+          <w:rFonts w:ascii="Consolas" w:hAnsi="Consolas"/>
+        </w:rPr>
+        <w:t>app</w:t>
+      </w:r>
+      <w:proofErr w:type="spellEnd"/>
+      <w:r>
+        <w:rPr>
+          <w:rFonts w:ascii="Consolas" w:hAnsi="Consolas"/>
+        </w:rPr>
+        <w:t>/</w:t>
+      </w:r>
+      <w:proofErr w:type="spellStart"/>
+      <w:r>
+        <w:rPr>
+          <w:rFonts w:ascii="Consolas" w:hAnsi="Consolas"/>
+        </w:rPr>
+        <w:t>data</w:t>
+      </w:r>
+      <w:proofErr w:type="spellEnd"/>
+      <w:r>
+        <w:rPr>
+          <w:rFonts w:ascii="Consolas" w:hAnsi="Consolas"/>
+        </w:rPr>
+        <w:t>/</w:t>
+      </w:r>
+      <w:proofErr w:type="spellStart"/>
+      <w:r>
+        <w:rPr>
+          <w:rFonts w:ascii="Consolas" w:hAnsi="Consolas"/>
+        </w:rPr>
+        <w:t>output</w:t>
+      </w:r>
+      <w:proofErr w:type="spellEnd"/>
+      <w:r>
+        <w:t xml:space="preserve"> verschoben.</w:t>
+      </w:r>
+    </w:p>
+    <w:p>
+      <w:r>
+        <w:rPr>
+          <w:b/>
+          <w:bCs/>
+        </w:rPr>
+        <w:t xml:space="preserve">Ergebnisse der Iteration </w:t>
+      </w:r>
+      <w:r>
+        <w:rPr>
+          <w:b/>
+          <w:bCs/>
+        </w:rPr>
+        <w:t>3</w:t>
+      </w:r>
+      <w:r>
+        <w:rPr>
+          <w:b/>
+          <w:bCs/>
+        </w:rPr>
+        <w:t xml:space="preserve"> (Zeitraum: KW </w:t>
+      </w:r>
+      <w:r>
+        <w:rPr>
+          <w:b/>
+          <w:bCs/>
+        </w:rPr>
+        <w:t>23</w:t>
+      </w:r>
+      <w:r>
+        <w:rPr>
+          <w:b/>
+          <w:bCs/>
+        </w:rPr>
+        <w:t xml:space="preserve"> bis </w:t>
+      </w:r>
+      <w:r>
+        <w:rPr>
+          <w:b/>
+          <w:bCs/>
+        </w:rPr>
+        <w:t>25</w:t>
+      </w:r>
+      <w:r>
+        <w:rPr>
+          <w:b/>
+          <w:bCs/>
+        </w:rPr>
+        <w:t>)</w:t>
+      </w:r>
+    </w:p>
+    <w:p>
+      <w:r>
+        <w:t xml:space="preserve">Zur Validierung der Robustheit wurde die implementierte Datenpipeline mit heterogenen CSV-Datensätzen unterschiedlicher zeitlicher Granularität evaluiert. Im Rahmen dieser Testläufe konnten initiale Fehlerquellen im Quellcode systematisch identifiziert und behoben werden, sodass eine durchgehend stabile Ausführung gewährleistet ist. Die zentralen Erkenntnisse und </w:t>
+      </w:r>
+      <w:proofErr w:type="spellStart"/>
+      <w:r>
+        <w:t>Performanzmetriken</w:t>
+      </w:r>
+      <w:proofErr w:type="spellEnd"/>
+      <w:r>
+        <w:t xml:space="preserve"> dieser Evaluierung werden detailliert in Kapitel 4 diskutiert.</w:t>
+      </w:r>
+    </w:p>
+    <w:p>
+      <w:r>
+        <w:rPr>
+          <w:b/>
+          <w:bCs/>
+        </w:rPr>
+        <w:t xml:space="preserve">Ergebnisse der Iteration </w:t>
+      </w:r>
+      <w:r>
+        <w:rPr>
+          <w:b/>
+          <w:bCs/>
+        </w:rPr>
+        <w:t>4</w:t>
+      </w:r>
+      <w:r>
+        <w:rPr>
+          <w:b/>
+          <w:bCs/>
+        </w:rPr>
+        <w:t xml:space="preserve"> (Zeitraum: KW </w:t>
+      </w:r>
+      <w:r>
+        <w:rPr>
+          <w:b/>
+          <w:bCs/>
+        </w:rPr>
+        <w:t>26</w:t>
+      </w:r>
+      <w:r>
+        <w:rPr>
+          <w:b/>
+          <w:bCs/>
+        </w:rPr>
+        <w:t xml:space="preserve"> bis </w:t>
+      </w:r>
+      <w:r>
+        <w:rPr>
+          <w:b/>
+          <w:bCs/>
+        </w:rPr>
+        <w:t>27</w:t>
+      </w:r>
+      <w:r>
+        <w:rPr>
+          <w:b/>
+          <w:bCs/>
+        </w:rPr>
+        <w:t>)</w:t>
+      </w:r>
+    </w:p>
+    <w:p>
+      <w:r>
+        <w:t>Die vierte Iteration wurde genutzt, um die Architektur und Laufzeitumgebung zu optimieren. Hierfür wurden folgende Eigenschaften implementiert und optimiert:</w:t>
+      </w:r>
+    </w:p>
+    <w:p>
+      <w:r>
+        <w:t>Hauptseiten und Navigationsstruktur: Die Anwendung gliedert sich insgesamt in drei Hauptbereiche:</w:t>
+      </w:r>
+    </w:p>
+    <w:p>
+      <w:pPr>
+        <w:pStyle w:val="Listenabsatz"/>
+        <w:numPr>
+          <w:ilvl w:val="0"/>
+          <w:numId w:val="41"/>
+        </w:numPr>
+      </w:pPr>
+      <w:r>
+        <w:t>Pipeline-Seite: Upload-Interface für SMARD-Rohdaten und optionale Wetter-CSVs</w:t>
+      </w:r>
+    </w:p>
+    <w:p>
+      <w:pPr>
+        <w:pStyle w:val="Listenabsatz"/>
+        <w:numPr>
+          <w:ilvl w:val="0"/>
+          <w:numId w:val="41"/>
+        </w:numPr>
+      </w:pPr>
+      <w:r>
+        <w:t>Ergebnis-Dashboard: Detaillierte visuelle und tabellarische Auswertung der trainierten Modelle.</w:t>
+      </w:r>
+    </w:p>
+    <w:p>
+      <w:pPr>
+        <w:pStyle w:val="Listenabsatz"/>
+        <w:numPr>
+          <w:ilvl w:val="0"/>
+          <w:numId w:val="41"/>
+        </w:numPr>
+      </w:pPr>
+      <w:r>
+        <w:t>Impressum und Projekterklärung: Vollständige fachliche Dokumentation des Projektes samt Erklärung von Methodik, Metriken, Datenherkunft und Grenzen.</w:t>
+      </w:r>
+    </w:p>
+    <w:p>
+      <w:r>
+        <w:t>Modulare Dashboard-Tabs: Das Ergebnis Dashboard wurde in vier spezialisierte Registerkarten unterteilt:</w:t>
+      </w:r>
+    </w:p>
+    <w:p>
+      <w:pPr>
+        <w:pStyle w:val="Listenabsatz"/>
+        <w:numPr>
+          <w:ilvl w:val="0"/>
+          <w:numId w:val="42"/>
+        </w:numPr>
+      </w:pPr>
+      <w:r>
+        <w:lastRenderedPageBreak/>
+        <w:t>Tab 1: Überblick: Direkter Modellvergleich, Metriken-Karten, Trainingsumfang/Metadaten.</w:t>
+      </w:r>
+    </w:p>
+    <w:p>
+      <w:pPr>
+        <w:pStyle w:val="Listenabsatz"/>
+        <w:numPr>
+          <w:ilvl w:val="0"/>
+          <w:numId w:val="42"/>
+        </w:numPr>
+      </w:pPr>
+      <w:r>
+        <w:t>Tab 2: Prognosen und EDA: Modellprognosen (Gegenüberstellung der 80 %-Konfidenzband-Plots und Verlust-Lernkurven für LSTM und RNN) und EDA.</w:t>
+      </w:r>
+    </w:p>
+    <w:p>
+      <w:pPr>
+        <w:pStyle w:val="Listenabsatz"/>
+        <w:numPr>
+          <w:ilvl w:val="0"/>
+          <w:numId w:val="42"/>
+        </w:numPr>
+      </w:pPr>
+      <w:r>
+        <w:t>Tab 3: Diagnose und Erklärbarkeit</w:t>
+      </w:r>
+      <w:r>
+        <w:t xml:space="preserve">: Kalibrierungsdiagramme und Permutation Feature </w:t>
+      </w:r>
+      <w:proofErr w:type="spellStart"/>
+      <w:r>
+        <w:t>Importance</w:t>
+      </w:r>
+      <w:proofErr w:type="spellEnd"/>
+      <w:r>
+        <w:t>.</w:t>
+      </w:r>
+    </w:p>
+    <w:p>
+      <w:pPr>
+        <w:pStyle w:val="Listenabsatz"/>
+        <w:numPr>
+          <w:ilvl w:val="0"/>
+          <w:numId w:val="42"/>
+        </w:numPr>
+      </w:pPr>
+      <w:r>
+        <w:t>Tab 4: Dateien und Protokoll: Dateimanager (Tabellarische Übersicht aller erzeugten Artefakte mit Dateigröße und direktem CSV-Download) und Log-Viewer (Einsicht in die letzten Zeichen des Ausführungsprotokolls).</w:t>
+      </w:r>
+    </w:p>
+    <w:p>
+      <w:r>
+        <w:t>Da die Frist der Projektabgabe bis zum Beginn der Vorlesungszeit im nächsten Semester verschoben wurde, wurde die verbleibende Zeit genutzt, um den Projektbericht fertigzustellen und das GitHub Repository zu finalisieren.</w:t>
+      </w:r>
+    </w:p>
+    <w:p/>
+    <w:p>
+      <w:pPr>
+        <w:pStyle w:val="berschrift1"/>
+      </w:pPr>
+      <w:bookmarkStart w:id="19" w:name="_Toc237854715"/>
+      <w:r>
+        <w:lastRenderedPageBreak/>
+        <w:t>Ergebnisse und Diskussion</w:t>
+      </w:r>
+      <w:bookmarkEnd w:id="19"/>
+    </w:p>
+    <w:p>
       <w:pPr>
         <w:pStyle w:val="berschrift2"/>
       </w:pPr>
-      <w:bookmarkStart w:id="19" w:name="_Toc236481621"/>
+      <w:bookmarkStart w:id="20" w:name="_Toc237854716"/>
       <w:r>
         <w:t>Explorative Datenanalyse</w:t>
       </w:r>
-      <w:bookmarkEnd w:id="19"/>
+      <w:bookmarkEnd w:id="20"/>
     </w:p>
     <w:p>
       <w:r>
@@ -14313,7 +15505,7 @@
                           </pic:cNvPicPr>
                         </pic:nvPicPr>
                         <pic:blipFill>
-                          <a:blip r:embed="rId21" cstate="print">
+                          <a:blip r:embed="rId25" cstate="print">
                             <a:extLst>
                               <a:ext uri="{28A0092B-C50C-407E-A947-70E740481C1C}">
                                 <a14:useLocalDpi xmlns:a14="http://schemas.microsoft.com/office/drawing/2010/main" val="0"/>
@@ -14421,17 +15613,17 @@
       <w:pPr>
         <w:pStyle w:val="berschrift3"/>
       </w:pPr>
-      <w:bookmarkStart w:id="20" w:name="_Toc236481622"/>
+      <w:bookmarkStart w:id="21" w:name="_Toc237854717"/>
       <w:r>
         <w:t>Datensatzstruktur und Vollständigkeit</w:t>
       </w:r>
-      <w:bookmarkEnd w:id="20"/>
+      <w:bookmarkEnd w:id="21"/>
     </w:p>
     <w:p>
       <w:r>
         <w:t xml:space="preserve">Die Überprüfung der Struktur des </w:t>
       </w:r>
-      <w:hyperlink r:id="rId22" w:history="1">
+      <w:hyperlink r:id="rId26" w:history="1">
         <w:r>
           <w:rPr>
             <w:rStyle w:val="Hyperlink"/>
@@ -14539,11 +15731,11 @@
       <w:pPr>
         <w:pStyle w:val="berschrift3"/>
       </w:pPr>
-      <w:bookmarkStart w:id="21" w:name="_Toc236481623"/>
+      <w:bookmarkStart w:id="22" w:name="_Toc237854718"/>
       <w:r>
         <w:t>Deskriptive Analyse der Kernkomponenten</w:t>
       </w:r>
-      <w:bookmarkEnd w:id="21"/>
+      <w:bookmarkEnd w:id="22"/>
     </w:p>
     <w:p>
       <w:r>
@@ -14772,7 +15964,7 @@
                           </pic:cNvPicPr>
                         </pic:nvPicPr>
                         <pic:blipFill>
-                          <a:blip r:embed="rId23" cstate="print">
+                          <a:blip r:embed="rId27" cstate="print">
                             <a:extLst>
                               <a:ext uri="{28A0092B-C50C-407E-A947-70E740481C1C}">
                                 <a14:useLocalDpi xmlns:a14="http://schemas.microsoft.com/office/drawing/2010/main" val="0"/>
@@ -14933,7 +16125,7 @@
                           </pic:cNvPicPr>
                         </pic:nvPicPr>
                         <pic:blipFill>
-                          <a:blip r:embed="rId24">
+                          <a:blip r:embed="rId28">
                             <a:extLst>
                               <a:ext uri="{28A0092B-C50C-407E-A947-70E740481C1C}">
                                 <a14:useLocalDpi xmlns:a14="http://schemas.microsoft.com/office/drawing/2010/main" val="0"/>
@@ -15095,7 +16287,7 @@
       <w:pPr>
         <w:pStyle w:val="berschrift3"/>
       </w:pPr>
-      <w:bookmarkStart w:id="22" w:name="_Toc236481624"/>
+      <w:bookmarkStart w:id="23" w:name="_Toc237854719"/>
       <w:r>
         <w:t xml:space="preserve">Mathematische </w:t>
       </w:r>
@@ -15103,7 +16295,7 @@
       <w:r>
         <w:t>Stationaritätsprüfung</w:t>
       </w:r>
-      <w:bookmarkEnd w:id="22"/>
+      <w:bookmarkEnd w:id="23"/>
       <w:proofErr w:type="spellEnd"/>
     </w:p>
     <w:p>
@@ -15142,21 +16334,7 @@
         <w:rPr>
           <w:rFonts w:cs="Times New Roman"/>
         </w:rPr>
-        <w:t xml:space="preserve">führen können. Im Rahmen dieser Arbeit wurde der </w:t>
-      </w:r>
-      <w:proofErr w:type="spellStart"/>
-      <w:r>
-        <w:rPr>
-          <w:rFonts w:cs="Times New Roman"/>
-        </w:rPr>
-        <w:t>Augmented</w:t>
-      </w:r>
-      <w:proofErr w:type="spellEnd"/>
-      <w:r>
-        <w:rPr>
-          <w:rFonts w:cs="Times New Roman"/>
-        </w:rPr>
-        <w:t xml:space="preserve"> Dickey-Fuller-Test (ADF-Test) auf die PV-Erzeugungsdaten angewendet.</w:t>
+        <w:t>führen können. Im Rahmen dieser Arbeit wurde der Augmented Dickey-Fuller-Test (ADF-Test) auf die PV-Erzeugungsdaten angewendet.</w:t>
       </w:r>
       <w:r>
         <w:rPr>
@@ -15233,11 +16411,11 @@
       <w:pPr>
         <w:pStyle w:val="berschrift3"/>
       </w:pPr>
-      <w:bookmarkStart w:id="23" w:name="_Toc236481625"/>
+      <w:bookmarkStart w:id="24" w:name="_Toc237854720"/>
       <w:r>
         <w:t>Tensor-Transformation für das überwachte Lernen</w:t>
       </w:r>
-      <w:bookmarkEnd w:id="23"/>
+      <w:bookmarkEnd w:id="24"/>
     </w:p>
     <w:p>
       <w:r>
@@ -15419,11 +16597,11 @@
       <w:pPr>
         <w:pStyle w:val="berschrift2"/>
       </w:pPr>
-      <w:bookmarkStart w:id="24" w:name="_Toc236481626"/>
+      <w:bookmarkStart w:id="25" w:name="_Toc237854721"/>
       <w:r>
         <w:t>Qualitativer und quantitativer Vergleich der Architekturen</w:t>
       </w:r>
-      <w:bookmarkEnd w:id="24"/>
+      <w:bookmarkEnd w:id="25"/>
     </w:p>
     <w:p>
       <w:pPr>
@@ -15557,7 +16735,7 @@
                           </pic:cNvPicPr>
                         </pic:nvPicPr>
                         <pic:blipFill>
-                          <a:blip r:embed="rId25" cstate="print">
+                          <a:blip r:embed="rId29" cstate="print">
                             <a:extLst>
                               <a:ext uri="{28A0092B-C50C-407E-A947-70E740481C1C}">
                                 <a14:useLocalDpi xmlns:a14="http://schemas.microsoft.com/office/drawing/2010/main" val="0"/>
@@ -15706,7 +16884,7 @@
                           </pic:cNvPicPr>
                         </pic:nvPicPr>
                         <pic:blipFill>
-                          <a:blip r:embed="rId26" cstate="print">
+                          <a:blip r:embed="rId30" cstate="print">
                             <a:extLst>
                               <a:ext uri="{28A0092B-C50C-407E-A947-70E740481C1C}">
                                 <a14:useLocalDpi xmlns:a14="http://schemas.microsoft.com/office/drawing/2010/main" val="0"/>
@@ -15863,7 +17041,7 @@
                           </pic:cNvPicPr>
                         </pic:nvPicPr>
                         <pic:blipFill>
-                          <a:blip r:embed="rId27" cstate="print">
+                          <a:blip r:embed="rId31" cstate="print">
                             <a:extLst>
                               <a:ext uri="{28A0092B-C50C-407E-A947-70E740481C1C}">
                                 <a14:useLocalDpi xmlns:a14="http://schemas.microsoft.com/office/drawing/2010/main" val="0"/>
@@ -16026,7 +17204,7 @@
                           </pic:cNvPicPr>
                         </pic:nvPicPr>
                         <pic:blipFill>
-                          <a:blip r:embed="rId28" cstate="print">
+                          <a:blip r:embed="rId32" cstate="print">
                             <a:extLst>
                               <a:ext uri="{28A0092B-C50C-407E-A947-70E740481C1C}">
                                 <a14:useLocalDpi xmlns:a14="http://schemas.microsoft.com/office/drawing/2010/main" val="0"/>
@@ -17579,12 +18757,12 @@
       <w:pPr>
         <w:pStyle w:val="berschrift1"/>
       </w:pPr>
-      <w:bookmarkStart w:id="25" w:name="_Toc236481627"/>
+      <w:bookmarkStart w:id="26" w:name="_Toc237854722"/>
       <w:r>
         <w:lastRenderedPageBreak/>
         <w:t>Fazit und Reflexion</w:t>
       </w:r>
-      <w:bookmarkEnd w:id="25"/>
+      <w:bookmarkEnd w:id="26"/>
     </w:p>
     <w:p>
       <w:r>
@@ -17602,10 +18780,7 @@
     </w:p>
     <w:p>
       <w:r>
-        <w:t>Das finale Produkt stellt ein kostenloses Tool dar, das</w:t>
-      </w:r>
-      <w:r>
-        <w:t xml:space="preserve"> es Netzbetreibern ermöglicht vorab zu planen, um den Bedarf an kostenintensiver Ausgleichsenergie zu minimieren. Durch die explizite Visualisierung der Unsicherheit sind Netzbetreiber in der Lage die Unsicherheit in die jeweiligen Kalkulationen einzubeziehen. Daher erfüllt das Projekt seinen Nutzen und eignet sich nun für erste Testläufe einer realen Nutzerschaft durch Netzbetreiber.</w:t>
+        <w:t>Das finale Produkt stellt ein kostenloses Tool dar, das es Netzbetreibern ermöglicht vorab zu planen, um den Bedarf an kostenintensiver Ausgleichsenergie zu minimieren. Durch die explizite Visualisierung der Unsicherheit sind Netzbetreiber in der Lage die Unsicherheit in die jeweiligen Kalkulationen einzubeziehen. Daher erfüllt das Projekt seinen Nutzen und eignet sich nun für erste Testläufe einer realen Nutzerschaft durch Netzbetreiber.</w:t>
       </w:r>
     </w:p>
     <w:p>
@@ -17699,12 +18874,12 @@
       <w:pPr>
         <w:pStyle w:val="berschrift1"/>
       </w:pPr>
-      <w:bookmarkStart w:id="26" w:name="_Toc236481628"/>
+      <w:bookmarkStart w:id="27" w:name="_Toc237854723"/>
       <w:r>
         <w:lastRenderedPageBreak/>
         <w:t>Ausblick</w:t>
       </w:r>
-      <w:bookmarkEnd w:id="26"/>
+      <w:bookmarkEnd w:id="27"/>
     </w:p>
     <w:p>
       <w:r>
@@ -17743,7 +18918,13 @@
         </w:numPr>
       </w:pPr>
       <w:r>
-        <w:t>Von der Prognose hin zum Deep-Learning</w:t>
+        <w:t xml:space="preserve">Von der Prognose hin </w:t>
+      </w:r>
+      <w:r>
+        <w:t xml:space="preserve">zu </w:t>
+      </w:r>
+      <w:r>
+        <w:t>automatisierten Handlungsempfehlungen durch Sprachmodelle</w:t>
       </w:r>
     </w:p>
     <w:p>
@@ -17756,12 +18937,12 @@
       <w:pPr>
         <w:pStyle w:val="berschrift1"/>
       </w:pPr>
-      <w:bookmarkStart w:id="27" w:name="_Toc236481629"/>
+      <w:bookmarkStart w:id="28" w:name="_Toc237854724"/>
       <w:r>
         <w:lastRenderedPageBreak/>
         <w:t>Literatur</w:t>
       </w:r>
-      <w:bookmarkEnd w:id="27"/>
+      <w:bookmarkEnd w:id="28"/>
     </w:p>
     <w:p>
       <w:pPr>
@@ -18166,8 +19347,8 @@
       </w:r>
     </w:p>
     <w:sectPr>
-      <w:headerReference w:type="default" r:id="rId29"/>
-      <w:footerReference w:type="default" r:id="rId30"/>
+      <w:headerReference w:type="default" r:id="rId33"/>
+      <w:footerReference w:type="default" r:id="rId34"/>
       <w:pgSz w:w="11906" w:h="16838"/>
       <w:pgMar w:top="1417" w:right="1417" w:bottom="1134" w:left="1417" w:header="708" w:footer="708" w:gutter="0"/>
       <w:pgNumType w:start="1"/>
@@ -18179,7 +19360,7 @@
 </file>
 
 <file path=word/endnotes.xml><?xml version="1.0" encoding="utf-8"?>
-<w:endnotes xmlns:wpc="http://schemas.microsoft.com/office/word/2010/wordprocessingCanvas" xmlns:cx="http://schemas.microsoft.com/office/drawing/2014/chartex" xmlns:cx1="http://schemas.microsoft.com/office/drawing/2015/9/8/chartex" xmlns:cx2="http://schemas.microsoft.com/office/drawing/2015/10/21/chartex" xmlns:cx3="http://schemas.microsoft.com/office/drawing/2016/5/9/chartex" xmlns:cx4="http://schemas.microsoft.com/office/drawing/2016/5/10/chartex" xmlns:cx5="http://schemas.microsoft.com/office/drawing/2016/5/11/chartex" xmlns:cx6="http://schemas.microsoft.com/office/drawing/2016/5/12/chartex" xmlns:cx7="http://schemas.microsoft.com/office/drawing/2016/5/13/chartex" xmlns:cx8="http://schemas.microsoft.com/office/drawing/2016/5/14/chartex" xmlns:mc="http://schemas.openxmlformats.org/markup-compatibility/2006" xmlns:aink="http://schemas.microsoft.com/office/drawing/2016/ink" xmlns:am3d="http://schemas.microsoft.com/office/drawing/2017/model3d" xmlns:o="urn:schemas-microsoft-com:office:office" xmlns:oel="http://schemas.microsoft.com/office/2019/extlst" xmlns:r="http://schemas.openxmlformats.org/officeDocument/2006/relationships" xmlns:m="http://schemas.openxmlformats.org/officeDocument/2006/math" xmlns:v="urn:schemas-microsoft-com:vml" xmlns:wp14="http://schemas.microsoft.com/office/word/2010/wordprocessingDrawing" xmlns:wp="http://schemas.openxmlformats.org/drawingml/2006/wordprocessingDrawing" xmlns:w10="urn:schemas-microsoft-com:office:word" xmlns:w="http://schemas.openxmlformats.org/wordprocessingml/2006/main" xmlns:w14="http://schemas.microsoft.com/office/word/2010/wordml" xmlns:w15="http://schemas.microsoft.com/office/word/2012/wordml" xmlns:w16cex="http://schemas.microsoft.com/office/word/2018/wordml/cex" xmlns:w16cid="http://schemas.microsoft.com/office/word/2016/wordml/cid" xmlns:w16="http://schemas.microsoft.com/office/word/2018/wordml" xmlns:w16du="http://schemas.microsoft.com/office/word/2023/wordml/word16du" xmlns:w16sdtdh="http://schemas.microsoft.com/office/word/2020/wordml/sdtdatahash" xmlns:w16sdtfl="http://schemas.microsoft.com/office/word/2024/wordml/sdtformatlock" xmlns:w16se="http://schemas.microsoft.com/office/word/2015/wordml/symex" xmlns:wpg="http://schemas.microsoft.com/office/word/2010/wordprocessingGroup" xmlns:wpi="http://schemas.microsoft.com/office/word/2010/wordprocessingInk" xmlns:wne="http://schemas.microsoft.com/office/word/2006/wordml" xmlns:wps="http://schemas.microsoft.com/office/word/2010/wordprocessingShape" mc:Ignorable="w14 w15 w16se w16cid w16 w16cex w16sdtdh w16sdtfl w16du wp14">
+<w:endnotes xmlns:wpc="http://schemas.microsoft.com/office/word/2010/wordprocessingCanvas" xmlns:cx="http://schemas.microsoft.com/office/drawing/2014/chartex" xmlns:cx1="http://schemas.microsoft.com/office/drawing/2015/9/8/chartex" xmlns:cx2="http://schemas.microsoft.com/office/drawing/2015/10/21/chartex" xmlns:cx3="http://schemas.microsoft.com/office/drawing/2016/5/9/chartex" xmlns:cx4="http://schemas.microsoft.com/office/drawing/2016/5/10/chartex" xmlns:cx5="http://schemas.microsoft.com/office/drawing/2016/5/11/chartex" xmlns:cx6="http://schemas.microsoft.com/office/drawing/2016/5/12/chartex" xmlns:cx7="http://schemas.microsoft.com/office/drawing/2016/5/13/chartex" xmlns:cx8="http://schemas.microsoft.com/office/drawing/2016/5/14/chartex" xmlns:mc="http://schemas.openxmlformats.org/markup-compatibility/2006" xmlns:aink="http://schemas.microsoft.com/office/drawing/2016/ink" xmlns:am3d="http://schemas.microsoft.com/office/drawing/2017/model3d" xmlns:o="urn:schemas-microsoft-com:office:office" xmlns:oel="http://schemas.microsoft.com/office/2019/extlst" xmlns:r="http://schemas.openxmlformats.org/officeDocument/2006/relationships" xmlns:m="http://schemas.openxmlformats.org/officeDocument/2006/math" xmlns:v="urn:schemas-microsoft-com:vml" xmlns:wp14="http://schemas.microsoft.com/office/word/2010/wordprocessingDrawing" xmlns:wp="http://schemas.openxmlformats.org/drawingml/2006/wordprocessingDrawing" xmlns:w10="urn:schemas-microsoft-com:office:word" xmlns:w="http://schemas.openxmlformats.org/wordprocessingml/2006/main" xmlns:w14="http://schemas.microsoft.com/office/word/2010/wordml" xmlns:w15="http://schemas.microsoft.com/office/word/2012/wordml" xmlns:w16cei="http://schemas.microsoft.com/office/word/2026/wordml/cei" xmlns:w16cex="http://schemas.microsoft.com/office/word/2018/wordml/cex" xmlns:w16cid="http://schemas.microsoft.com/office/word/2016/wordml/cid" xmlns:w16="http://schemas.microsoft.com/office/word/2018/wordml" xmlns:w16du="http://schemas.microsoft.com/office/word/2023/wordml/word16du" xmlns:w16sdtdh="http://schemas.microsoft.com/office/word/2020/wordml/sdtdatahash" xmlns:w16sdtfl="http://schemas.microsoft.com/office/word/2024/wordml/sdtformatlock" xmlns:w16se="http://schemas.microsoft.com/office/word/2015/wordml/symex" xmlns:wpg="http://schemas.microsoft.com/office/word/2010/wordprocessingGroup" xmlns:wpi="http://schemas.microsoft.com/office/word/2010/wordprocessingInk" xmlns:wne="http://schemas.microsoft.com/office/word/2006/wordml" xmlns:wps="http://schemas.microsoft.com/office/word/2010/wordprocessingShape" mc:Ignorable="w14 w15 w16se w16cid w16 w16cex w16sdtdh w16sdtfl w16du wp14">
   <w:endnote w:type="separator" w:id="-1">
     <w:p>
       <w:pPr>
@@ -18204,7 +19385,7 @@
 </file>
 
 <file path=word/footer1.xml><?xml version="1.0" encoding="utf-8"?>
-<w:ftr xmlns:wpc="http://schemas.microsoft.com/office/word/2010/wordprocessingCanvas" xmlns:cx="http://schemas.microsoft.com/office/drawing/2014/chartex" xmlns:cx1="http://schemas.microsoft.com/office/drawing/2015/9/8/chartex" xmlns:cx2="http://schemas.microsoft.com/office/drawing/2015/10/21/chartex" xmlns:cx3="http://schemas.microsoft.com/office/drawing/2016/5/9/chartex" xmlns:cx4="http://schemas.microsoft.com/office/drawing/2016/5/10/chartex" xmlns:cx5="http://schemas.microsoft.com/office/drawing/2016/5/11/chartex" xmlns:cx6="http://schemas.microsoft.com/office/drawing/2016/5/12/chartex" xmlns:cx7="http://schemas.microsoft.com/office/drawing/2016/5/13/chartex" xmlns:cx8="http://schemas.microsoft.com/office/drawing/2016/5/14/chartex" xmlns:mc="http://schemas.openxmlformats.org/markup-compatibility/2006" xmlns:aink="http://schemas.microsoft.com/office/drawing/2016/ink" xmlns:am3d="http://schemas.microsoft.com/office/drawing/2017/model3d" xmlns:o="urn:schemas-microsoft-com:office:office" xmlns:oel="http://schemas.microsoft.com/office/2019/extlst" xmlns:r="http://schemas.openxmlformats.org/officeDocument/2006/relationships" xmlns:m="http://schemas.openxmlformats.org/officeDocument/2006/math" xmlns:v="urn:schemas-microsoft-com:vml" xmlns:wp14="http://schemas.microsoft.com/office/word/2010/wordprocessingDrawing" xmlns:wp="http://schemas.openxmlformats.org/drawingml/2006/wordprocessingDrawing" xmlns:w10="urn:schemas-microsoft-com:office:word" xmlns:w="http://schemas.openxmlformats.org/wordprocessingml/2006/main" xmlns:w14="http://schemas.microsoft.com/office/word/2010/wordml" xmlns:w15="http://schemas.microsoft.com/office/word/2012/wordml" xmlns:w16cex="http://schemas.microsoft.com/office/word/2018/wordml/cex" xmlns:w16cid="http://schemas.microsoft.com/office/word/2016/wordml/cid" xmlns:w16="http://schemas.microsoft.com/office/word/2018/wordml" xmlns:w16du="http://schemas.microsoft.com/office/word/2023/wordml/word16du" xmlns:w16sdtdh="http://schemas.microsoft.com/office/word/2020/wordml/sdtdatahash" xmlns:w16sdtfl="http://schemas.microsoft.com/office/word/2024/wordml/sdtformatlock" xmlns:w16se="http://schemas.microsoft.com/office/word/2015/wordml/symex" xmlns:wpg="http://schemas.microsoft.com/office/word/2010/wordprocessingGroup" xmlns:wpi="http://schemas.microsoft.com/office/word/2010/wordprocessingInk" xmlns:wne="http://schemas.microsoft.com/office/word/2006/wordml" xmlns:wps="http://schemas.microsoft.com/office/word/2010/wordprocessingShape" mc:Ignorable="w14 w15 w16se w16cid w16 w16cex w16sdtdh w16sdtfl w16du wp14">
+<w:ftr xmlns:wpc="http://schemas.microsoft.com/office/word/2010/wordprocessingCanvas" xmlns:cx="http://schemas.microsoft.com/office/drawing/2014/chartex" xmlns:cx1="http://schemas.microsoft.com/office/drawing/2015/9/8/chartex" xmlns:cx2="http://schemas.microsoft.com/office/drawing/2015/10/21/chartex" xmlns:cx3="http://schemas.microsoft.com/office/drawing/2016/5/9/chartex" xmlns:cx4="http://schemas.microsoft.com/office/drawing/2016/5/10/chartex" xmlns:cx5="http://schemas.microsoft.com/office/drawing/2016/5/11/chartex" xmlns:cx6="http://schemas.microsoft.com/office/drawing/2016/5/12/chartex" xmlns:cx7="http://schemas.microsoft.com/office/drawing/2016/5/13/chartex" xmlns:cx8="http://schemas.microsoft.com/office/drawing/2016/5/14/chartex" xmlns:mc="http://schemas.openxmlformats.org/markup-compatibility/2006" xmlns:aink="http://schemas.microsoft.com/office/drawing/2016/ink" xmlns:am3d="http://schemas.microsoft.com/office/drawing/2017/model3d" xmlns:o="urn:schemas-microsoft-com:office:office" xmlns:oel="http://schemas.microsoft.com/office/2019/extlst" xmlns:r="http://schemas.openxmlformats.org/officeDocument/2006/relationships" xmlns:m="http://schemas.openxmlformats.org/officeDocument/2006/math" xmlns:v="urn:schemas-microsoft-com:vml" xmlns:wp14="http://schemas.microsoft.com/office/word/2010/wordprocessingDrawing" xmlns:wp="http://schemas.openxmlformats.org/drawingml/2006/wordprocessingDrawing" xmlns:w10="urn:schemas-microsoft-com:office:word" xmlns:w="http://schemas.openxmlformats.org/wordprocessingml/2006/main" xmlns:w14="http://schemas.microsoft.com/office/word/2010/wordml" xmlns:w15="http://schemas.microsoft.com/office/word/2012/wordml" xmlns:w16cei="http://schemas.microsoft.com/office/word/2026/wordml/cei" xmlns:w16cex="http://schemas.microsoft.com/office/word/2018/wordml/cex" xmlns:w16cid="http://schemas.microsoft.com/office/word/2016/wordml/cid" xmlns:w16="http://schemas.microsoft.com/office/word/2018/wordml" xmlns:w16du="http://schemas.microsoft.com/office/word/2023/wordml/word16du" xmlns:w16sdtdh="http://schemas.microsoft.com/office/word/2020/wordml/sdtdatahash" xmlns:w16sdtfl="http://schemas.microsoft.com/office/word/2024/wordml/sdtformatlock" xmlns:w16se="http://schemas.microsoft.com/office/word/2015/wordml/symex" xmlns:wpg="http://schemas.microsoft.com/office/word/2010/wordprocessingGroup" xmlns:wpi="http://schemas.microsoft.com/office/word/2010/wordprocessingInk" xmlns:wne="http://schemas.microsoft.com/office/word/2006/wordml" xmlns:wps="http://schemas.microsoft.com/office/word/2010/wordprocessingShape" mc:Ignorable="w14 w15 w16se w16cid w16 w16cex w16sdtdh w16sdtfl w16du wp14">
   <w:p>
     <w:pPr>
       <w:pStyle w:val="Fuzeile"/>
@@ -18214,7 +19395,7 @@
 </file>
 
 <file path=word/footer2.xml><?xml version="1.0" encoding="utf-8"?>
-<w:ftr xmlns:wpc="http://schemas.microsoft.com/office/word/2010/wordprocessingCanvas" xmlns:cx="http://schemas.microsoft.com/office/drawing/2014/chartex" xmlns:cx1="http://schemas.microsoft.com/office/drawing/2015/9/8/chartex" xmlns:cx2="http://schemas.microsoft.com/office/drawing/2015/10/21/chartex" xmlns:cx3="http://schemas.microsoft.com/office/drawing/2016/5/9/chartex" xmlns:cx4="http://schemas.microsoft.com/office/drawing/2016/5/10/chartex" xmlns:cx5="http://schemas.microsoft.com/office/drawing/2016/5/11/chartex" xmlns:cx6="http://schemas.microsoft.com/office/drawing/2016/5/12/chartex" xmlns:cx7="http://schemas.microsoft.com/office/drawing/2016/5/13/chartex" xmlns:cx8="http://schemas.microsoft.com/office/drawing/2016/5/14/chartex" xmlns:mc="http://schemas.openxmlformats.org/markup-compatibility/2006" xmlns:aink="http://schemas.microsoft.com/office/drawing/2016/ink" xmlns:am3d="http://schemas.microsoft.com/office/drawing/2017/model3d" xmlns:o="urn:schemas-microsoft-com:office:office" xmlns:oel="http://schemas.microsoft.com/office/2019/extlst" xmlns:r="http://schemas.openxmlformats.org/officeDocument/2006/relationships" xmlns:m="http://schemas.openxmlformats.org/officeDocument/2006/math" xmlns:v="urn:schemas-microsoft-com:vml" xmlns:wp14="http://schemas.microsoft.com/office/word/2010/wordprocessingDrawing" xmlns:wp="http://schemas.openxmlformats.org/drawingml/2006/wordprocessingDrawing" xmlns:w10="urn:schemas-microsoft-com:office:word" xmlns:w="http://schemas.openxmlformats.org/wordprocessingml/2006/main" xmlns:w14="http://schemas.microsoft.com/office/word/2010/wordml" xmlns:w15="http://schemas.microsoft.com/office/word/2012/wordml" xmlns:w16cex="http://schemas.microsoft.com/office/word/2018/wordml/cex" xmlns:w16cid="http://schemas.microsoft.com/office/word/2016/wordml/cid" xmlns:w16="http://schemas.microsoft.com/office/word/2018/wordml" xmlns:w16du="http://schemas.microsoft.com/office/word/2023/wordml/word16du" xmlns:w16sdtdh="http://schemas.microsoft.com/office/word/2020/wordml/sdtdatahash" xmlns:w16sdtfl="http://schemas.microsoft.com/office/word/2024/wordml/sdtformatlock" xmlns:w16se="http://schemas.microsoft.com/office/word/2015/wordml/symex" xmlns:wpg="http://schemas.microsoft.com/office/word/2010/wordprocessingGroup" xmlns:wpi="http://schemas.microsoft.com/office/word/2010/wordprocessingInk" xmlns:wne="http://schemas.microsoft.com/office/word/2006/wordml" xmlns:wps="http://schemas.microsoft.com/office/word/2010/wordprocessingShape" mc:Ignorable="w14 w15 w16se w16cid w16 w16cex w16sdtdh w16sdtfl w16du wp14">
+<w:ftr xmlns:wpc="http://schemas.microsoft.com/office/word/2010/wordprocessingCanvas" xmlns:cx="http://schemas.microsoft.com/office/drawing/2014/chartex" xmlns:cx1="http://schemas.microsoft.com/office/drawing/2015/9/8/chartex" xmlns:cx2="http://schemas.microsoft.com/office/drawing/2015/10/21/chartex" xmlns:cx3="http://schemas.microsoft.com/office/drawing/2016/5/9/chartex" xmlns:cx4="http://schemas.microsoft.com/office/drawing/2016/5/10/chartex" xmlns:cx5="http://schemas.microsoft.com/office/drawing/2016/5/11/chartex" xmlns:cx6="http://schemas.microsoft.com/office/drawing/2016/5/12/chartex" xmlns:cx7="http://schemas.microsoft.com/office/drawing/2016/5/13/chartex" xmlns:cx8="http://schemas.microsoft.com/office/drawing/2016/5/14/chartex" xmlns:mc="http://schemas.openxmlformats.org/markup-compatibility/2006" xmlns:aink="http://schemas.microsoft.com/office/drawing/2016/ink" xmlns:am3d="http://schemas.microsoft.com/office/drawing/2017/model3d" xmlns:o="urn:schemas-microsoft-com:office:office" xmlns:oel="http://schemas.microsoft.com/office/2019/extlst" xmlns:r="http://schemas.openxmlformats.org/officeDocument/2006/relationships" xmlns:m="http://schemas.openxmlformats.org/officeDocument/2006/math" xmlns:v="urn:schemas-microsoft-com:vml" xmlns:wp14="http://schemas.microsoft.com/office/word/2010/wordprocessingDrawing" xmlns:wp="http://schemas.openxmlformats.org/drawingml/2006/wordprocessingDrawing" xmlns:w10="urn:schemas-microsoft-com:office:word" xmlns:w="http://schemas.openxmlformats.org/wordprocessingml/2006/main" xmlns:w14="http://schemas.microsoft.com/office/word/2010/wordml" xmlns:w15="http://schemas.microsoft.com/office/word/2012/wordml" xmlns:w16cei="http://schemas.microsoft.com/office/word/2026/wordml/cei" xmlns:w16cex="http://schemas.microsoft.com/office/word/2018/wordml/cex" xmlns:w16cid="http://schemas.microsoft.com/office/word/2016/wordml/cid" xmlns:w16="http://schemas.microsoft.com/office/word/2018/wordml" xmlns:w16du="http://schemas.microsoft.com/office/word/2023/wordml/word16du" xmlns:w16sdtdh="http://schemas.microsoft.com/office/word/2020/wordml/sdtdatahash" xmlns:w16sdtfl="http://schemas.microsoft.com/office/word/2024/wordml/sdtformatlock" xmlns:w16se="http://schemas.microsoft.com/office/word/2015/wordml/symex" xmlns:wpg="http://schemas.microsoft.com/office/word/2010/wordprocessingGroup" xmlns:wpi="http://schemas.microsoft.com/office/word/2010/wordprocessingInk" xmlns:wne="http://schemas.microsoft.com/office/word/2006/wordml" xmlns:wps="http://schemas.microsoft.com/office/word/2010/wordprocessingShape" mc:Ignorable="w14 w15 w16se w16cid w16 w16cex w16sdtdh w16sdtfl w16du wp14">
   <w:p>
     <w:pPr>
       <w:pStyle w:val="Fuzeile"/>
@@ -18224,7 +19405,7 @@
 </file>
 
 <file path=word/footer3.xml><?xml version="1.0" encoding="utf-8"?>
-<w:ftr xmlns:wpc="http://schemas.microsoft.com/office/word/2010/wordprocessingCanvas" xmlns:cx="http://schemas.microsoft.com/office/drawing/2014/chartex" xmlns:cx1="http://schemas.microsoft.com/office/drawing/2015/9/8/chartex" xmlns:cx2="http://schemas.microsoft.com/office/drawing/2015/10/21/chartex" xmlns:cx3="http://schemas.microsoft.com/office/drawing/2016/5/9/chartex" xmlns:cx4="http://schemas.microsoft.com/office/drawing/2016/5/10/chartex" xmlns:cx5="http://schemas.microsoft.com/office/drawing/2016/5/11/chartex" xmlns:cx6="http://schemas.microsoft.com/office/drawing/2016/5/12/chartex" xmlns:cx7="http://schemas.microsoft.com/office/drawing/2016/5/13/chartex" xmlns:cx8="http://schemas.microsoft.com/office/drawing/2016/5/14/chartex" xmlns:mc="http://schemas.openxmlformats.org/markup-compatibility/2006" xmlns:aink="http://schemas.microsoft.com/office/drawing/2016/ink" xmlns:am3d="http://schemas.microsoft.com/office/drawing/2017/model3d" xmlns:o="urn:schemas-microsoft-com:office:office" xmlns:oel="http://schemas.microsoft.com/office/2019/extlst" xmlns:r="http://schemas.openxmlformats.org/officeDocument/2006/relationships" xmlns:m="http://schemas.openxmlformats.org/officeDocument/2006/math" xmlns:v="urn:schemas-microsoft-com:vml" xmlns:wp14="http://schemas.microsoft.com/office/word/2010/wordprocessingDrawing" xmlns:wp="http://schemas.openxmlformats.org/drawingml/2006/wordprocessingDrawing" xmlns:w10="urn:schemas-microsoft-com:office:word" xmlns:w="http://schemas.openxmlformats.org/wordprocessingml/2006/main" xmlns:w14="http://schemas.microsoft.com/office/word/2010/wordml" xmlns:w15="http://schemas.microsoft.com/office/word/2012/wordml" xmlns:w16cex="http://schemas.microsoft.com/office/word/2018/wordml/cex" xmlns:w16cid="http://schemas.microsoft.com/office/word/2016/wordml/cid" xmlns:w16="http://schemas.microsoft.com/office/word/2018/wordml" xmlns:w16du="http://schemas.microsoft.com/office/word/2023/wordml/word16du" xmlns:w16sdtdh="http://schemas.microsoft.com/office/word/2020/wordml/sdtdatahash" xmlns:w16sdtfl="http://schemas.microsoft.com/office/word/2024/wordml/sdtformatlock" xmlns:w16se="http://schemas.microsoft.com/office/word/2015/wordml/symex" xmlns:wpg="http://schemas.microsoft.com/office/word/2010/wordprocessingGroup" xmlns:wpi="http://schemas.microsoft.com/office/word/2010/wordprocessingInk" xmlns:wne="http://schemas.microsoft.com/office/word/2006/wordml" xmlns:wps="http://schemas.microsoft.com/office/word/2010/wordprocessingShape" mc:Ignorable="w14 w15 w16se w16cid w16 w16cex w16sdtdh w16sdtfl w16du wp14">
+<w:ftr xmlns:wpc="http://schemas.microsoft.com/office/word/2010/wordprocessingCanvas" xmlns:cx="http://schemas.microsoft.com/office/drawing/2014/chartex" xmlns:cx1="http://schemas.microsoft.com/office/drawing/2015/9/8/chartex" xmlns:cx2="http://schemas.microsoft.com/office/drawing/2015/10/21/chartex" xmlns:cx3="http://schemas.microsoft.com/office/drawing/2016/5/9/chartex" xmlns:cx4="http://schemas.microsoft.com/office/drawing/2016/5/10/chartex" xmlns:cx5="http://schemas.microsoft.com/office/drawing/2016/5/11/chartex" xmlns:cx6="http://schemas.microsoft.com/office/drawing/2016/5/12/chartex" xmlns:cx7="http://schemas.microsoft.com/office/drawing/2016/5/13/chartex" xmlns:cx8="http://schemas.microsoft.com/office/drawing/2016/5/14/chartex" xmlns:mc="http://schemas.openxmlformats.org/markup-compatibility/2006" xmlns:aink="http://schemas.microsoft.com/office/drawing/2016/ink" xmlns:am3d="http://schemas.microsoft.com/office/drawing/2017/model3d" xmlns:o="urn:schemas-microsoft-com:office:office" xmlns:oel="http://schemas.microsoft.com/office/2019/extlst" xmlns:r="http://schemas.openxmlformats.org/officeDocument/2006/relationships" xmlns:m="http://schemas.openxmlformats.org/officeDocument/2006/math" xmlns:v="urn:schemas-microsoft-com:vml" xmlns:wp14="http://schemas.microsoft.com/office/word/2010/wordprocessingDrawing" xmlns:wp="http://schemas.openxmlformats.org/drawingml/2006/wordprocessingDrawing" xmlns:w10="urn:schemas-microsoft-com:office:word" xmlns:w="http://schemas.openxmlformats.org/wordprocessingml/2006/main" xmlns:w14="http://schemas.microsoft.com/office/word/2010/wordml" xmlns:w15="http://schemas.microsoft.com/office/word/2012/wordml" xmlns:w16cei="http://schemas.microsoft.com/office/word/2026/wordml/cei" xmlns:w16cex="http://schemas.microsoft.com/office/word/2018/wordml/cex" xmlns:w16cid="http://schemas.microsoft.com/office/word/2016/wordml/cid" xmlns:w16="http://schemas.microsoft.com/office/word/2018/wordml" xmlns:w16du="http://schemas.microsoft.com/office/word/2023/wordml/word16du" xmlns:w16sdtdh="http://schemas.microsoft.com/office/word/2020/wordml/sdtdatahash" xmlns:w16sdtfl="http://schemas.microsoft.com/office/word/2024/wordml/sdtformatlock" xmlns:w16se="http://schemas.microsoft.com/office/word/2015/wordml/symex" xmlns:wpg="http://schemas.microsoft.com/office/word/2010/wordprocessingGroup" xmlns:wpi="http://schemas.microsoft.com/office/word/2010/wordprocessingInk" xmlns:wne="http://schemas.microsoft.com/office/word/2006/wordml" xmlns:wps="http://schemas.microsoft.com/office/word/2010/wordprocessingShape" mc:Ignorable="w14 w15 w16se w16cid w16 w16cex w16sdtdh w16sdtfl w16du wp14">
   <w:tbl>
     <w:tblPr>
       <w:tblStyle w:val="Tabellenraster"/>
@@ -18310,7 +19491,7 @@
 </file>
 
 <file path=word/footnotes.xml><?xml version="1.0" encoding="utf-8"?>
-<w:footnotes xmlns:wpc="http://schemas.microsoft.com/office/word/2010/wordprocessingCanvas" xmlns:cx="http://schemas.microsoft.com/office/drawing/2014/chartex" xmlns:cx1="http://schemas.microsoft.com/office/drawing/2015/9/8/chartex" xmlns:cx2="http://schemas.microsoft.com/office/drawing/2015/10/21/chartex" xmlns:cx3="http://schemas.microsoft.com/office/drawing/2016/5/9/chartex" xmlns:cx4="http://schemas.microsoft.com/office/drawing/2016/5/10/chartex" xmlns:cx5="http://schemas.microsoft.com/office/drawing/2016/5/11/chartex" xmlns:cx6="http://schemas.microsoft.com/office/drawing/2016/5/12/chartex" xmlns:cx7="http://schemas.microsoft.com/office/drawing/2016/5/13/chartex" xmlns:cx8="http://schemas.microsoft.com/office/drawing/2016/5/14/chartex" xmlns:mc="http://schemas.openxmlformats.org/markup-compatibility/2006" xmlns:aink="http://schemas.microsoft.com/office/drawing/2016/ink" xmlns:am3d="http://schemas.microsoft.com/office/drawing/2017/model3d" xmlns:o="urn:schemas-microsoft-com:office:office" xmlns:oel="http://schemas.microsoft.com/office/2019/extlst" xmlns:r="http://schemas.openxmlformats.org/officeDocument/2006/relationships" xmlns:m="http://schemas.openxmlformats.org/officeDocument/2006/math" xmlns:v="urn:schemas-microsoft-com:vml" xmlns:wp14="http://schemas.microsoft.com/office/word/2010/wordprocessingDrawing" xmlns:wp="http://schemas.openxmlformats.org/drawingml/2006/wordprocessingDrawing" xmlns:w10="urn:schemas-microsoft-com:office:word" xmlns:w="http://schemas.openxmlformats.org/wordprocessingml/2006/main" xmlns:w14="http://schemas.microsoft.com/office/word/2010/wordml" xmlns:w15="http://schemas.microsoft.com/office/word/2012/wordml" xmlns:w16cex="http://schemas.microsoft.com/office/word/2018/wordml/cex" xmlns:w16cid="http://schemas.microsoft.com/office/word/2016/wordml/cid" xmlns:w16="http://schemas.microsoft.com/office/word/2018/wordml" xmlns:w16du="http://schemas.microsoft.com/office/word/2023/wordml/word16du" xmlns:w16sdtdh="http://schemas.microsoft.com/office/word/2020/wordml/sdtdatahash" xmlns:w16sdtfl="http://schemas.microsoft.com/office/word/2024/wordml/sdtformatlock" xmlns:w16se="http://schemas.microsoft.com/office/word/2015/wordml/symex" xmlns:wpg="http://schemas.microsoft.com/office/word/2010/wordprocessingGroup" xmlns:wpi="http://schemas.microsoft.com/office/word/2010/wordprocessingInk" xmlns:wne="http://schemas.microsoft.com/office/word/2006/wordml" xmlns:wps="http://schemas.microsoft.com/office/word/2010/wordprocessingShape" mc:Ignorable="w14 w15 w16se w16cid w16 w16cex w16sdtdh w16sdtfl w16du wp14">
+<w:footnotes xmlns:wpc="http://schemas.microsoft.com/office/word/2010/wordprocessingCanvas" xmlns:cx="http://schemas.microsoft.com/office/drawing/2014/chartex" xmlns:cx1="http://schemas.microsoft.com/office/drawing/2015/9/8/chartex" xmlns:cx2="http://schemas.microsoft.com/office/drawing/2015/10/21/chartex" xmlns:cx3="http://schemas.microsoft.com/office/drawing/2016/5/9/chartex" xmlns:cx4="http://schemas.microsoft.com/office/drawing/2016/5/10/chartex" xmlns:cx5="http://schemas.microsoft.com/office/drawing/2016/5/11/chartex" xmlns:cx6="http://schemas.microsoft.com/office/drawing/2016/5/12/chartex" xmlns:cx7="http://schemas.microsoft.com/office/drawing/2016/5/13/chartex" xmlns:cx8="http://schemas.microsoft.com/office/drawing/2016/5/14/chartex" xmlns:mc="http://schemas.openxmlformats.org/markup-compatibility/2006" xmlns:aink="http://schemas.microsoft.com/office/drawing/2016/ink" xmlns:am3d="http://schemas.microsoft.com/office/drawing/2017/model3d" xmlns:o="urn:schemas-microsoft-com:office:office" xmlns:oel="http://schemas.microsoft.com/office/2019/extlst" xmlns:r="http://schemas.openxmlformats.org/officeDocument/2006/relationships" xmlns:m="http://schemas.openxmlformats.org/officeDocument/2006/math" xmlns:v="urn:schemas-microsoft-com:vml" xmlns:wp14="http://schemas.microsoft.com/office/word/2010/wordprocessingDrawing" xmlns:wp="http://schemas.openxmlformats.org/drawingml/2006/wordprocessingDrawing" xmlns:w10="urn:schemas-microsoft-com:office:word" xmlns:w="http://schemas.openxmlformats.org/wordprocessingml/2006/main" xmlns:w14="http://schemas.microsoft.com/office/word/2010/wordml" xmlns:w15="http://schemas.microsoft.com/office/word/2012/wordml" xmlns:w16cei="http://schemas.microsoft.com/office/word/2026/wordml/cei" xmlns:w16cex="http://schemas.microsoft.com/office/word/2018/wordml/cex" xmlns:w16cid="http://schemas.microsoft.com/office/word/2016/wordml/cid" xmlns:w16="http://schemas.microsoft.com/office/word/2018/wordml" xmlns:w16du="http://schemas.microsoft.com/office/word/2023/wordml/word16du" xmlns:w16sdtdh="http://schemas.microsoft.com/office/word/2020/wordml/sdtdatahash" xmlns:w16sdtfl="http://schemas.microsoft.com/office/word/2024/wordml/sdtformatlock" xmlns:w16se="http://schemas.microsoft.com/office/word/2015/wordml/symex" xmlns:wpg="http://schemas.microsoft.com/office/word/2010/wordprocessingGroup" xmlns:wpi="http://schemas.microsoft.com/office/word/2010/wordprocessingInk" xmlns:wne="http://schemas.microsoft.com/office/word/2006/wordml" xmlns:wps="http://schemas.microsoft.com/office/word/2010/wordprocessingShape" mc:Ignorable="w14 w15 w16se w16cid w16 w16cex w16sdtdh w16sdtfl w16du wp14">
   <w:footnote w:type="separator" w:id="-1">
     <w:p>
       <w:pPr>
@@ -18335,7 +19516,7 @@
 </file>
 
 <file path=word/header1.xml><?xml version="1.0" encoding="utf-8"?>
-<w:hdr xmlns:wpc="http://schemas.microsoft.com/office/word/2010/wordprocessingCanvas" xmlns:cx="http://schemas.microsoft.com/office/drawing/2014/chartex" xmlns:cx1="http://schemas.microsoft.com/office/drawing/2015/9/8/chartex" xmlns:cx2="http://schemas.microsoft.com/office/drawing/2015/10/21/chartex" xmlns:cx3="http://schemas.microsoft.com/office/drawing/2016/5/9/chartex" xmlns:cx4="http://schemas.microsoft.com/office/drawing/2016/5/10/chartex" xmlns:cx5="http://schemas.microsoft.com/office/drawing/2016/5/11/chartex" xmlns:cx6="http://schemas.microsoft.com/office/drawing/2016/5/12/chartex" xmlns:cx7="http://schemas.microsoft.com/office/drawing/2016/5/13/chartex" xmlns:cx8="http://schemas.microsoft.com/office/drawing/2016/5/14/chartex" xmlns:mc="http://schemas.openxmlformats.org/markup-compatibility/2006" xmlns:aink="http://schemas.microsoft.com/office/drawing/2016/ink" xmlns:am3d="http://schemas.microsoft.com/office/drawing/2017/model3d" xmlns:o="urn:schemas-microsoft-com:office:office" xmlns:oel="http://schemas.microsoft.com/office/2019/extlst" xmlns:r="http://schemas.openxmlformats.org/officeDocument/2006/relationships" xmlns:m="http://schemas.openxmlformats.org/officeDocument/2006/math" xmlns:v="urn:schemas-microsoft-com:vml" xmlns:wp14="http://schemas.microsoft.com/office/word/2010/wordprocessingDrawing" xmlns:wp="http://schemas.openxmlformats.org/drawingml/2006/wordprocessingDrawing" xmlns:w10="urn:schemas-microsoft-com:office:word" xmlns:w="http://schemas.openxmlformats.org/wordprocessingml/2006/main" xmlns:w14="http://schemas.microsoft.com/office/word/2010/wordml" xmlns:w15="http://schemas.microsoft.com/office/word/2012/wordml" xmlns:w16cex="http://schemas.microsoft.com/office/word/2018/wordml/cex" xmlns:w16cid="http://schemas.microsoft.com/office/word/2016/wordml/cid" xmlns:w16="http://schemas.microsoft.com/office/word/2018/wordml" xmlns:w16du="http://schemas.microsoft.com/office/word/2023/wordml/word16du" xmlns:w16sdtdh="http://schemas.microsoft.com/office/word/2020/wordml/sdtdatahash" xmlns:w16sdtfl="http://schemas.microsoft.com/office/word/2024/wordml/sdtformatlock" xmlns:w16se="http://schemas.microsoft.com/office/word/2015/wordml/symex" xmlns:wpg="http://schemas.microsoft.com/office/word/2010/wordprocessingGroup" xmlns:wpi="http://schemas.microsoft.com/office/word/2010/wordprocessingInk" xmlns:wne="http://schemas.microsoft.com/office/word/2006/wordml" xmlns:wps="http://schemas.microsoft.com/office/word/2010/wordprocessingShape" mc:Ignorable="w14 w15 w16se w16cid w16 w16cex w16sdtdh w16sdtfl w16du wp14">
+<w:hdr xmlns:wpc="http://schemas.microsoft.com/office/word/2010/wordprocessingCanvas" xmlns:cx="http://schemas.microsoft.com/office/drawing/2014/chartex" xmlns:cx1="http://schemas.microsoft.com/office/drawing/2015/9/8/chartex" xmlns:cx2="http://schemas.microsoft.com/office/drawing/2015/10/21/chartex" xmlns:cx3="http://schemas.microsoft.com/office/drawing/2016/5/9/chartex" xmlns:cx4="http://schemas.microsoft.com/office/drawing/2016/5/10/chartex" xmlns:cx5="http://schemas.microsoft.com/office/drawing/2016/5/11/chartex" xmlns:cx6="http://schemas.microsoft.com/office/drawing/2016/5/12/chartex" xmlns:cx7="http://schemas.microsoft.com/office/drawing/2016/5/13/chartex" xmlns:cx8="http://schemas.microsoft.com/office/drawing/2016/5/14/chartex" xmlns:mc="http://schemas.openxmlformats.org/markup-compatibility/2006" xmlns:aink="http://schemas.microsoft.com/office/drawing/2016/ink" xmlns:am3d="http://schemas.microsoft.com/office/drawing/2017/model3d" xmlns:o="urn:schemas-microsoft-com:office:office" xmlns:oel="http://schemas.microsoft.com/office/2019/extlst" xmlns:r="http://schemas.openxmlformats.org/officeDocument/2006/relationships" xmlns:m="http://schemas.openxmlformats.org/officeDocument/2006/math" xmlns:v="urn:schemas-microsoft-com:vml" xmlns:wp14="http://schemas.microsoft.com/office/word/2010/wordprocessingDrawing" xmlns:wp="http://schemas.openxmlformats.org/drawingml/2006/wordprocessingDrawing" xmlns:w10="urn:schemas-microsoft-com:office:word" xmlns:w="http://schemas.openxmlformats.org/wordprocessingml/2006/main" xmlns:w14="http://schemas.microsoft.com/office/word/2010/wordml" xmlns:w15="http://schemas.microsoft.com/office/word/2012/wordml" xmlns:w16cei="http://schemas.microsoft.com/office/word/2026/wordml/cei" xmlns:w16cex="http://schemas.microsoft.com/office/word/2018/wordml/cex" xmlns:w16cid="http://schemas.microsoft.com/office/word/2016/wordml/cid" xmlns:w16="http://schemas.microsoft.com/office/word/2018/wordml" xmlns:w16du="http://schemas.microsoft.com/office/word/2023/wordml/word16du" xmlns:w16sdtdh="http://schemas.microsoft.com/office/word/2020/wordml/sdtdatahash" xmlns:w16sdtfl="http://schemas.microsoft.com/office/word/2024/wordml/sdtformatlock" xmlns:w16se="http://schemas.microsoft.com/office/word/2015/wordml/symex" xmlns:wpg="http://schemas.microsoft.com/office/word/2010/wordprocessingGroup" xmlns:wpi="http://schemas.microsoft.com/office/word/2010/wordprocessingInk" xmlns:wne="http://schemas.microsoft.com/office/word/2006/wordml" xmlns:wps="http://schemas.microsoft.com/office/word/2010/wordprocessingShape" mc:Ignorable="w14 w15 w16se w16cid w16 w16cex w16sdtdh w16sdtfl w16du wp14">
   <w:p>
     <w:pPr>
       <w:pStyle w:val="Kopfzeile"/>
@@ -18345,7 +19526,7 @@
 </file>
 
 <file path=word/header2.xml><?xml version="1.0" encoding="utf-8"?>
-<w:hdr xmlns:wpc="http://schemas.microsoft.com/office/word/2010/wordprocessingCanvas" xmlns:cx="http://schemas.microsoft.com/office/drawing/2014/chartex" xmlns:cx1="http://schemas.microsoft.com/office/drawing/2015/9/8/chartex" xmlns:cx2="http://schemas.microsoft.com/office/drawing/2015/10/21/chartex" xmlns:cx3="http://schemas.microsoft.com/office/drawing/2016/5/9/chartex" xmlns:cx4="http://schemas.microsoft.com/office/drawing/2016/5/10/chartex" xmlns:cx5="http://schemas.microsoft.com/office/drawing/2016/5/11/chartex" xmlns:cx6="http://schemas.microsoft.com/office/drawing/2016/5/12/chartex" xmlns:cx7="http://schemas.microsoft.com/office/drawing/2016/5/13/chartex" xmlns:cx8="http://schemas.microsoft.com/office/drawing/2016/5/14/chartex" xmlns:mc="http://schemas.openxmlformats.org/markup-compatibility/2006" xmlns:aink="http://schemas.microsoft.com/office/drawing/2016/ink" xmlns:am3d="http://schemas.microsoft.com/office/drawing/2017/model3d" xmlns:o="urn:schemas-microsoft-com:office:office" xmlns:oel="http://schemas.microsoft.com/office/2019/extlst" xmlns:r="http://schemas.openxmlformats.org/officeDocument/2006/relationships" xmlns:m="http://schemas.openxmlformats.org/officeDocument/2006/math" xmlns:v="urn:schemas-microsoft-com:vml" xmlns:wp14="http://schemas.microsoft.com/office/word/2010/wordprocessingDrawing" xmlns:wp="http://schemas.openxmlformats.org/drawingml/2006/wordprocessingDrawing" xmlns:w10="urn:schemas-microsoft-com:office:word" xmlns:w="http://schemas.openxmlformats.org/wordprocessingml/2006/main" xmlns:w14="http://schemas.microsoft.com/office/word/2010/wordml" xmlns:w15="http://schemas.microsoft.com/office/word/2012/wordml" xmlns:w16cex="http://schemas.microsoft.com/office/word/2018/wordml/cex" xmlns:w16cid="http://schemas.microsoft.com/office/word/2016/wordml/cid" xmlns:w16="http://schemas.microsoft.com/office/word/2018/wordml" xmlns:w16du="http://schemas.microsoft.com/office/word/2023/wordml/word16du" xmlns:w16sdtdh="http://schemas.microsoft.com/office/word/2020/wordml/sdtdatahash" xmlns:w16sdtfl="http://schemas.microsoft.com/office/word/2024/wordml/sdtformatlock" xmlns:w16se="http://schemas.microsoft.com/office/word/2015/wordml/symex" xmlns:wpg="http://schemas.microsoft.com/office/word/2010/wordprocessingGroup" xmlns:wpi="http://schemas.microsoft.com/office/word/2010/wordprocessingInk" xmlns:wne="http://schemas.microsoft.com/office/word/2006/wordml" xmlns:wps="http://schemas.microsoft.com/office/word/2010/wordprocessingShape" mc:Ignorable="w14 w15 w16se w16cid w16 w16cex w16sdtdh w16sdtfl w16du wp14">
+<w:hdr xmlns:wpc="http://schemas.microsoft.com/office/word/2010/wordprocessingCanvas" xmlns:cx="http://schemas.microsoft.com/office/drawing/2014/chartex" xmlns:cx1="http://schemas.microsoft.com/office/drawing/2015/9/8/chartex" xmlns:cx2="http://schemas.microsoft.com/office/drawing/2015/10/21/chartex" xmlns:cx3="http://schemas.microsoft.com/office/drawing/2016/5/9/chartex" xmlns:cx4="http://schemas.microsoft.com/office/drawing/2016/5/10/chartex" xmlns:cx5="http://schemas.microsoft.com/office/drawing/2016/5/11/chartex" xmlns:cx6="http://schemas.microsoft.com/office/drawing/2016/5/12/chartex" xmlns:cx7="http://schemas.microsoft.com/office/drawing/2016/5/13/chartex" xmlns:cx8="http://schemas.microsoft.com/office/drawing/2016/5/14/chartex" xmlns:mc="http://schemas.openxmlformats.org/markup-compatibility/2006" xmlns:aink="http://schemas.microsoft.com/office/drawing/2016/ink" xmlns:am3d="http://schemas.microsoft.com/office/drawing/2017/model3d" xmlns:o="urn:schemas-microsoft-com:office:office" xmlns:oel="http://schemas.microsoft.com/office/2019/extlst" xmlns:r="http://schemas.openxmlformats.org/officeDocument/2006/relationships" xmlns:m="http://schemas.openxmlformats.org/officeDocument/2006/math" xmlns:v="urn:schemas-microsoft-com:vml" xmlns:wp14="http://schemas.microsoft.com/office/word/2010/wordprocessingDrawing" xmlns:wp="http://schemas.openxmlformats.org/drawingml/2006/wordprocessingDrawing" xmlns:w10="urn:schemas-microsoft-com:office:word" xmlns:w="http://schemas.openxmlformats.org/wordprocessingml/2006/main" xmlns:w14="http://schemas.microsoft.com/office/word/2010/wordml" xmlns:w15="http://schemas.microsoft.com/office/word/2012/wordml" xmlns:w16cei="http://schemas.microsoft.com/office/word/2026/wordml/cei" xmlns:w16cex="http://schemas.microsoft.com/office/word/2018/wordml/cex" xmlns:w16cid="http://schemas.microsoft.com/office/word/2016/wordml/cid" xmlns:w16="http://schemas.microsoft.com/office/word/2018/wordml" xmlns:w16du="http://schemas.microsoft.com/office/word/2023/wordml/word16du" xmlns:w16sdtdh="http://schemas.microsoft.com/office/word/2020/wordml/sdtdatahash" xmlns:w16sdtfl="http://schemas.microsoft.com/office/word/2024/wordml/sdtformatlock" xmlns:w16se="http://schemas.microsoft.com/office/word/2015/wordml/symex" xmlns:wpg="http://schemas.microsoft.com/office/word/2010/wordprocessingGroup" xmlns:wpi="http://schemas.microsoft.com/office/word/2010/wordprocessingInk" xmlns:wne="http://schemas.microsoft.com/office/word/2006/wordml" xmlns:wps="http://schemas.microsoft.com/office/word/2010/wordprocessingShape" mc:Ignorable="w14 w15 w16se w16cid w16 w16cex w16sdtdh w16sdtfl w16du wp14">
   <w:p>
     <w:pPr>
       <w:pStyle w:val="Kopfzeile"/>
@@ -18355,7 +19536,7 @@
 </file>
 
 <file path=word/header3.xml><?xml version="1.0" encoding="utf-8"?>
-<w:hdr xmlns:wpc="http://schemas.microsoft.com/office/word/2010/wordprocessingCanvas" xmlns:cx="http://schemas.microsoft.com/office/drawing/2014/chartex" xmlns:cx1="http://schemas.microsoft.com/office/drawing/2015/9/8/chartex" xmlns:cx2="http://schemas.microsoft.com/office/drawing/2015/10/21/chartex" xmlns:cx3="http://schemas.microsoft.com/office/drawing/2016/5/9/chartex" xmlns:cx4="http://schemas.microsoft.com/office/drawing/2016/5/10/chartex" xmlns:cx5="http://schemas.microsoft.com/office/drawing/2016/5/11/chartex" xmlns:cx6="http://schemas.microsoft.com/office/drawing/2016/5/12/chartex" xmlns:cx7="http://schemas.microsoft.com/office/drawing/2016/5/13/chartex" xmlns:cx8="http://schemas.microsoft.com/office/drawing/2016/5/14/chartex" xmlns:mc="http://schemas.openxmlformats.org/markup-compatibility/2006" xmlns:aink="http://schemas.microsoft.com/office/drawing/2016/ink" xmlns:am3d="http://schemas.microsoft.com/office/drawing/2017/model3d" xmlns:o="urn:schemas-microsoft-com:office:office" xmlns:oel="http://schemas.microsoft.com/office/2019/extlst" xmlns:r="http://schemas.openxmlformats.org/officeDocument/2006/relationships" xmlns:m="http://schemas.openxmlformats.org/officeDocument/2006/math" xmlns:v="urn:schemas-microsoft-com:vml" xmlns:wp14="http://schemas.microsoft.com/office/word/2010/wordprocessingDrawing" xmlns:wp="http://schemas.openxmlformats.org/drawingml/2006/wordprocessingDrawing" xmlns:w10="urn:schemas-microsoft-com:office:word" xmlns:w="http://schemas.openxmlformats.org/wordprocessingml/2006/main" xmlns:w14="http://schemas.microsoft.com/office/word/2010/wordml" xmlns:w15="http://schemas.microsoft.com/office/word/2012/wordml" xmlns:w16cex="http://schemas.microsoft.com/office/word/2018/wordml/cex" xmlns:w16cid="http://schemas.microsoft.com/office/word/2016/wordml/cid" xmlns:w16="http://schemas.microsoft.com/office/word/2018/wordml" xmlns:w16du="http://schemas.microsoft.com/office/word/2023/wordml/word16du" xmlns:w16sdtdh="http://schemas.microsoft.com/office/word/2020/wordml/sdtdatahash" xmlns:w16sdtfl="http://schemas.microsoft.com/office/word/2024/wordml/sdtformatlock" xmlns:w16se="http://schemas.microsoft.com/office/word/2015/wordml/symex" xmlns:wpg="http://schemas.microsoft.com/office/word/2010/wordprocessingGroup" xmlns:wpi="http://schemas.microsoft.com/office/word/2010/wordprocessingInk" xmlns:wne="http://schemas.microsoft.com/office/word/2006/wordml" xmlns:wps="http://schemas.microsoft.com/office/word/2010/wordprocessingShape" mc:Ignorable="w14 w15 w16se w16cid w16 w16cex w16sdtdh w16sdtfl w16du wp14">
+<w:hdr xmlns:wpc="http://schemas.microsoft.com/office/word/2010/wordprocessingCanvas" xmlns:cx="http://schemas.microsoft.com/office/drawing/2014/chartex" xmlns:cx1="http://schemas.microsoft.com/office/drawing/2015/9/8/chartex" xmlns:cx2="http://schemas.microsoft.com/office/drawing/2015/10/21/chartex" xmlns:cx3="http://schemas.microsoft.com/office/drawing/2016/5/9/chartex" xmlns:cx4="http://schemas.microsoft.com/office/drawing/2016/5/10/chartex" xmlns:cx5="http://schemas.microsoft.com/office/drawing/2016/5/11/chartex" xmlns:cx6="http://schemas.microsoft.com/office/drawing/2016/5/12/chartex" xmlns:cx7="http://schemas.microsoft.com/office/drawing/2016/5/13/chartex" xmlns:cx8="http://schemas.microsoft.com/office/drawing/2016/5/14/chartex" xmlns:mc="http://schemas.openxmlformats.org/markup-compatibility/2006" xmlns:aink="http://schemas.microsoft.com/office/drawing/2016/ink" xmlns:am3d="http://schemas.microsoft.com/office/drawing/2017/model3d" xmlns:o="urn:schemas-microsoft-com:office:office" xmlns:oel="http://schemas.microsoft.com/office/2019/extlst" xmlns:r="http://schemas.openxmlformats.org/officeDocument/2006/relationships" xmlns:m="http://schemas.openxmlformats.org/officeDocument/2006/math" xmlns:v="urn:schemas-microsoft-com:vml" xmlns:wp14="http://schemas.microsoft.com/office/word/2010/wordprocessingDrawing" xmlns:wp="http://schemas.openxmlformats.org/drawingml/2006/wordprocessingDrawing" xmlns:w10="urn:schemas-microsoft-com:office:word" xmlns:w="http://schemas.openxmlformats.org/wordprocessingml/2006/main" xmlns:w14="http://schemas.microsoft.com/office/word/2010/wordml" xmlns:w15="http://schemas.microsoft.com/office/word/2012/wordml" xmlns:w16cei="http://schemas.microsoft.com/office/word/2026/wordml/cei" xmlns:w16cex="http://schemas.microsoft.com/office/word/2018/wordml/cex" xmlns:w16cid="http://schemas.microsoft.com/office/word/2016/wordml/cid" xmlns:w16="http://schemas.microsoft.com/office/word/2018/wordml" xmlns:w16du="http://schemas.microsoft.com/office/word/2023/wordml/word16du" xmlns:w16sdtdh="http://schemas.microsoft.com/office/word/2020/wordml/sdtdatahash" xmlns:w16sdtfl="http://schemas.microsoft.com/office/word/2024/wordml/sdtformatlock" xmlns:w16se="http://schemas.microsoft.com/office/word/2015/wordml/symex" xmlns:wpg="http://schemas.microsoft.com/office/word/2010/wordprocessingGroup" xmlns:wpi="http://schemas.microsoft.com/office/word/2010/wordprocessingInk" xmlns:wne="http://schemas.microsoft.com/office/word/2006/wordml" xmlns:wps="http://schemas.microsoft.com/office/word/2010/wordprocessingShape" mc:Ignorable="w14 w15 w16se w16cid w16 w16cex w16sdtdh w16sdtfl w16du wp14">
   <w:tbl>
     <w:tblPr>
       <w:tblStyle w:val="Tabellenraster"/>
@@ -18427,7 +19608,7 @@
 </file>
 
 <file path=word/numbering.xml><?xml version="1.0" encoding="utf-8"?>
-<w:numbering xmlns:wpc="http://schemas.microsoft.com/office/word/2010/wordprocessingCanvas" xmlns:cx="http://schemas.microsoft.com/office/drawing/2014/chartex" xmlns:cx1="http://schemas.microsoft.com/office/drawing/2015/9/8/chartex" xmlns:cx2="http://schemas.microsoft.com/office/drawing/2015/10/21/chartex" xmlns:cx3="http://schemas.microsoft.com/office/drawing/2016/5/9/chartex" xmlns:cx4="http://schemas.microsoft.com/office/drawing/2016/5/10/chartex" xmlns:cx5="http://schemas.microsoft.com/office/drawing/2016/5/11/chartex" xmlns:cx6="http://schemas.microsoft.com/office/drawing/2016/5/12/chartex" xmlns:cx7="http://schemas.microsoft.com/office/drawing/2016/5/13/chartex" xmlns:cx8="http://schemas.microsoft.com/office/drawing/2016/5/14/chartex" xmlns:mc="http://schemas.openxmlformats.org/markup-compatibility/2006" xmlns:aink="http://schemas.microsoft.com/office/drawing/2016/ink" xmlns:am3d="http://schemas.microsoft.com/office/drawing/2017/model3d" xmlns:o="urn:schemas-microsoft-com:office:office" xmlns:oel="http://schemas.microsoft.com/office/2019/extlst" xmlns:r="http://schemas.openxmlformats.org/officeDocument/2006/relationships" xmlns:m="http://schemas.openxmlformats.org/officeDocument/2006/math" xmlns:v="urn:schemas-microsoft-com:vml" xmlns:wp14="http://schemas.microsoft.com/office/word/2010/wordprocessingDrawing" xmlns:wp="http://schemas.openxmlformats.org/drawingml/2006/wordprocessingDrawing" xmlns:w10="urn:schemas-microsoft-com:office:word" xmlns:w="http://schemas.openxmlformats.org/wordprocessingml/2006/main" xmlns:w14="http://schemas.microsoft.com/office/word/2010/wordml" xmlns:w15="http://schemas.microsoft.com/office/word/2012/wordml" xmlns:w16cex="http://schemas.microsoft.com/office/word/2018/wordml/cex" xmlns:w16cid="http://schemas.microsoft.com/office/word/2016/wordml/cid" xmlns:w16="http://schemas.microsoft.com/office/word/2018/wordml" xmlns:w16du="http://schemas.microsoft.com/office/word/2023/wordml/word16du" xmlns:w16sdtdh="http://schemas.microsoft.com/office/word/2020/wordml/sdtdatahash" xmlns:w16sdtfl="http://schemas.microsoft.com/office/word/2024/wordml/sdtformatlock" xmlns:w16se="http://schemas.microsoft.com/office/word/2015/wordml/symex" xmlns:wpg="http://schemas.microsoft.com/office/word/2010/wordprocessingGroup" xmlns:wpi="http://schemas.microsoft.com/office/word/2010/wordprocessingInk" xmlns:wne="http://schemas.microsoft.com/office/word/2006/wordml" xmlns:wps="http://schemas.microsoft.com/office/word/2010/wordprocessingShape" mc:Ignorable="w14 w15 w16se w16cid w16 w16cex w16sdtdh w16sdtfl w16du wp14">
+<w:numbering xmlns:wpc="http://schemas.microsoft.com/office/word/2010/wordprocessingCanvas" xmlns:cx="http://schemas.microsoft.com/office/drawing/2014/chartex" xmlns:cx1="http://schemas.microsoft.com/office/drawing/2015/9/8/chartex" xmlns:cx2="http://schemas.microsoft.com/office/drawing/2015/10/21/chartex" xmlns:cx3="http://schemas.microsoft.com/office/drawing/2016/5/9/chartex" xmlns:cx4="http://schemas.microsoft.com/office/drawing/2016/5/10/chartex" xmlns:cx5="http://schemas.microsoft.com/office/drawing/2016/5/11/chartex" xmlns:cx6="http://schemas.microsoft.com/office/drawing/2016/5/12/chartex" xmlns:cx7="http://schemas.microsoft.com/office/drawing/2016/5/13/chartex" xmlns:cx8="http://schemas.microsoft.com/office/drawing/2016/5/14/chartex" xmlns:mc="http://schemas.openxmlformats.org/markup-compatibility/2006" xmlns:aink="http://schemas.microsoft.com/office/drawing/2016/ink" xmlns:am3d="http://schemas.microsoft.com/office/drawing/2017/model3d" xmlns:o="urn:schemas-microsoft-com:office:office" xmlns:oel="http://schemas.microsoft.com/office/2019/extlst" xmlns:r="http://schemas.openxmlformats.org/officeDocument/2006/relationships" xmlns:m="http://schemas.openxmlformats.org/officeDocument/2006/math" xmlns:v="urn:schemas-microsoft-com:vml" xmlns:wp14="http://schemas.microsoft.com/office/word/2010/wordprocessingDrawing" xmlns:wp="http://schemas.openxmlformats.org/drawingml/2006/wordprocessingDrawing" xmlns:w10="urn:schemas-microsoft-com:office:word" xmlns:w="http://schemas.openxmlformats.org/wordprocessingml/2006/main" xmlns:w14="http://schemas.microsoft.com/office/word/2010/wordml" xmlns:w15="http://schemas.microsoft.com/office/word/2012/wordml" xmlns:w16cei="http://schemas.microsoft.com/office/word/2026/wordml/cei" xmlns:w16cex="http://schemas.microsoft.com/office/word/2018/wordml/cex" xmlns:w16cid="http://schemas.microsoft.com/office/word/2016/wordml/cid" xmlns:w16="http://schemas.microsoft.com/office/word/2018/wordml" xmlns:w16du="http://schemas.microsoft.com/office/word/2023/wordml/word16du" xmlns:w16sdtdh="http://schemas.microsoft.com/office/word/2020/wordml/sdtdatahash" xmlns:w16sdtfl="http://schemas.microsoft.com/office/word/2024/wordml/sdtformatlock" xmlns:w16se="http://schemas.microsoft.com/office/word/2015/wordml/symex" xmlns:wpg="http://schemas.microsoft.com/office/word/2010/wordprocessingGroup" xmlns:wpi="http://schemas.microsoft.com/office/word/2010/wordprocessingInk" xmlns:wne="http://schemas.microsoft.com/office/word/2006/wordml" xmlns:wps="http://schemas.microsoft.com/office/word/2010/wordprocessingShape" mc:Ignorable="w14 w15 w16se w16cid w16 w16cex w16sdtdh w16sdtfl w16du wp14">
   <w:abstractNum w:abstractNumId="0" w15:restartNumberingAfterBreak="0">
     <w:nsid w:val="020F31AD"/>
     <w:multiLevelType w:val="hybridMultilevel"/>
@@ -18655,6 +19836,119 @@
     </w:lvl>
   </w:abstractNum>
   <w:abstractNum w:abstractNumId="2" w15:restartNumberingAfterBreak="0">
+    <w:nsid w:val="0EF87545"/>
+    <w:multiLevelType w:val="hybridMultilevel"/>
+    <w:tmpl w:val="65086142"/>
+    <w:lvl w:ilvl="0" w:tplc="04070001">
+      <w:start w:val="1"/>
+      <w:numFmt w:val="bullet"/>
+      <w:lvlText w:val=""/>
+      <w:lvlJc w:val="left"/>
+      <w:pPr>
+        <w:ind w:left="360" w:hanging="360"/>
+      </w:pPr>
+      <w:rPr>
+        <w:rFonts w:ascii="Symbol" w:hAnsi="Symbol" w:hint="default"/>
+      </w:rPr>
+    </w:lvl>
+    <w:lvl w:ilvl="1" w:tplc="04070003" w:tentative="1">
+      <w:start w:val="1"/>
+      <w:numFmt w:val="bullet"/>
+      <w:lvlText w:val="o"/>
+      <w:lvlJc w:val="left"/>
+      <w:pPr>
+        <w:ind w:left="1080" w:hanging="360"/>
+      </w:pPr>
+      <w:rPr>
+        <w:rFonts w:ascii="Courier New" w:hAnsi="Courier New" w:cs="Courier New" w:hint="default"/>
+      </w:rPr>
+    </w:lvl>
+    <w:lvl w:ilvl="2" w:tplc="04070005" w:tentative="1">
+      <w:start w:val="1"/>
+      <w:numFmt w:val="bullet"/>
+      <w:lvlText w:val=""/>
+      <w:lvlJc w:val="left"/>
+      <w:pPr>
+        <w:ind w:left="1800" w:hanging="360"/>
+      </w:pPr>
+      <w:rPr>
+        <w:rFonts w:ascii="Wingdings" w:hAnsi="Wingdings" w:hint="default"/>
+      </w:rPr>
+    </w:lvl>
+    <w:lvl w:ilvl="3" w:tplc="04070001" w:tentative="1">
+      <w:start w:val="1"/>
+      <w:numFmt w:val="bullet"/>
+      <w:lvlText w:val=""/>
+      <w:lvlJc w:val="left"/>
+      <w:pPr>
+        <w:ind w:left="2520" w:hanging="360"/>
+      </w:pPr>
+      <w:rPr>
+        <w:rFonts w:ascii="Symbol" w:hAnsi="Symbol" w:hint="default"/>
+      </w:rPr>
+    </w:lvl>
+    <w:lvl w:ilvl="4" w:tplc="04070003" w:tentative="1">
+      <w:start w:val="1"/>
+      <w:numFmt w:val="bullet"/>
+      <w:lvlText w:val="o"/>
+      <w:lvlJc w:val="left"/>
+      <w:pPr>
+        <w:ind w:left="3240" w:hanging="360"/>
+      </w:pPr>
+      <w:rPr>
+        <w:rFonts w:ascii="Courier New" w:hAnsi="Courier New" w:cs="Courier New" w:hint="default"/>
+      </w:rPr>
+    </w:lvl>
+    <w:lvl w:ilvl="5" w:tplc="04070005" w:tentative="1">
+      <w:start w:val="1"/>
+      <w:numFmt w:val="bullet"/>
+      <w:lvlText w:val=""/>
+      <w:lvlJc w:val="left"/>
+      <w:pPr>
+        <w:ind w:left="3960" w:hanging="360"/>
+      </w:pPr>
+      <w:rPr>
+        <w:rFonts w:ascii="Wingdings" w:hAnsi="Wingdings" w:hint="default"/>
+      </w:rPr>
+    </w:lvl>
+    <w:lvl w:ilvl="6" w:tplc="04070001" w:tentative="1">
+      <w:start w:val="1"/>
+      <w:numFmt w:val="bullet"/>
+      <w:lvlText w:val=""/>
+      <w:lvlJc w:val="left"/>
+      <w:pPr>
+        <w:ind w:left="4680" w:hanging="360"/>
+      </w:pPr>
+      <w:rPr>
+        <w:rFonts w:ascii="Symbol" w:hAnsi="Symbol" w:hint="default"/>
+      </w:rPr>
+    </w:lvl>
+    <w:lvl w:ilvl="7" w:tplc="04070003" w:tentative="1">
+      <w:start w:val="1"/>
+      <w:numFmt w:val="bullet"/>
+      <w:lvlText w:val="o"/>
+      <w:lvlJc w:val="left"/>
+      <w:pPr>
+        <w:ind w:left="5400" w:hanging="360"/>
+      </w:pPr>
+      <w:rPr>
+        <w:rFonts w:ascii="Courier New" w:hAnsi="Courier New" w:cs="Courier New" w:hint="default"/>
+      </w:rPr>
+    </w:lvl>
+    <w:lvl w:ilvl="8" w:tplc="04070005" w:tentative="1">
+      <w:start w:val="1"/>
+      <w:numFmt w:val="bullet"/>
+      <w:lvlText w:val=""/>
+      <w:lvlJc w:val="left"/>
+      <w:pPr>
+        <w:ind w:left="6120" w:hanging="360"/>
+      </w:pPr>
+      <w:rPr>
+        <w:rFonts w:ascii="Wingdings" w:hAnsi="Wingdings" w:hint="default"/>
+      </w:rPr>
+    </w:lvl>
+  </w:abstractNum>
+  <w:abstractNum w:abstractNumId="3" w15:restartNumberingAfterBreak="0">
     <w:nsid w:val="0F74046C"/>
     <w:multiLevelType w:val="hybridMultilevel"/>
     <w:tmpl w:val="979014B8"/>
@@ -18767,7 +20061,7 @@
       </w:rPr>
     </w:lvl>
   </w:abstractNum>
-  <w:abstractNum w:abstractNumId="3" w15:restartNumberingAfterBreak="0">
+  <w:abstractNum w:abstractNumId="4" w15:restartNumberingAfterBreak="0">
     <w:nsid w:val="11145C45"/>
     <w:multiLevelType w:val="hybridMultilevel"/>
     <w:tmpl w:val="2460B8F6"/>
@@ -18880,7 +20174,7 @@
       </w:rPr>
     </w:lvl>
   </w:abstractNum>
-  <w:abstractNum w:abstractNumId="4" w15:restartNumberingAfterBreak="0">
+  <w:abstractNum w:abstractNumId="5" w15:restartNumberingAfterBreak="0">
     <w:nsid w:val="12429852"/>
     <w:multiLevelType w:val="hybridMultilevel"/>
     <w:tmpl w:val="FFFFFFFF"/>
@@ -18993,7 +20287,7 @@
       </w:rPr>
     </w:lvl>
   </w:abstractNum>
-  <w:abstractNum w:abstractNumId="5" w15:restartNumberingAfterBreak="0">
+  <w:abstractNum w:abstractNumId="6" w15:restartNumberingAfterBreak="0">
     <w:nsid w:val="1A2F1659"/>
     <w:multiLevelType w:val="hybridMultilevel"/>
     <w:tmpl w:val="FFFFFFFF"/>
@@ -19106,7 +20400,7 @@
       </w:rPr>
     </w:lvl>
   </w:abstractNum>
-  <w:abstractNum w:abstractNumId="6" w15:restartNumberingAfterBreak="0">
+  <w:abstractNum w:abstractNumId="7" w15:restartNumberingAfterBreak="0">
     <w:nsid w:val="1A98732F"/>
     <w:multiLevelType w:val="hybridMultilevel"/>
     <w:tmpl w:val="5B22B87A"/>
@@ -19219,7 +20513,7 @@
       </w:rPr>
     </w:lvl>
   </w:abstractNum>
-  <w:abstractNum w:abstractNumId="7" w15:restartNumberingAfterBreak="0">
+  <w:abstractNum w:abstractNumId="8" w15:restartNumberingAfterBreak="0">
     <w:nsid w:val="1BD56944"/>
     <w:multiLevelType w:val="hybridMultilevel"/>
     <w:tmpl w:val="32542200"/>
@@ -19332,7 +20626,7 @@
       </w:rPr>
     </w:lvl>
   </w:abstractNum>
-  <w:abstractNum w:abstractNumId="8" w15:restartNumberingAfterBreak="0">
+  <w:abstractNum w:abstractNumId="9" w15:restartNumberingAfterBreak="0">
     <w:nsid w:val="235F3E00"/>
     <w:multiLevelType w:val="hybridMultilevel"/>
     <w:tmpl w:val="67AA7384"/>
@@ -19445,7 +20739,7 @@
       </w:rPr>
     </w:lvl>
   </w:abstractNum>
-  <w:abstractNum w:abstractNumId="9" w15:restartNumberingAfterBreak="0">
+  <w:abstractNum w:abstractNumId="10" w15:restartNumberingAfterBreak="0">
     <w:nsid w:val="26682729"/>
     <w:multiLevelType w:val="hybridMultilevel"/>
     <w:tmpl w:val="F47002AE"/>
@@ -19558,7 +20852,7 @@
       </w:rPr>
     </w:lvl>
   </w:abstractNum>
-  <w:abstractNum w:abstractNumId="10" w15:restartNumberingAfterBreak="0">
+  <w:abstractNum w:abstractNumId="11" w15:restartNumberingAfterBreak="0">
     <w:nsid w:val="2C6D0352"/>
     <w:multiLevelType w:val="multilevel"/>
     <w:tmpl w:val="04070025"/>
@@ -19653,7 +20947,7 @@
       </w:pPr>
     </w:lvl>
   </w:abstractNum>
-  <w:abstractNum w:abstractNumId="11" w15:restartNumberingAfterBreak="0">
+  <w:abstractNum w:abstractNumId="12" w15:restartNumberingAfterBreak="0">
     <w:nsid w:val="2EC74CDA"/>
     <w:multiLevelType w:val="hybridMultilevel"/>
     <w:tmpl w:val="FE4C2D4A"/>
@@ -19766,7 +21060,7 @@
       </w:rPr>
     </w:lvl>
   </w:abstractNum>
-  <w:abstractNum w:abstractNumId="12" w15:restartNumberingAfterBreak="0">
+  <w:abstractNum w:abstractNumId="13" w15:restartNumberingAfterBreak="0">
     <w:nsid w:val="30613905"/>
     <w:multiLevelType w:val="hybridMultilevel"/>
     <w:tmpl w:val="5BF8C37E"/>
@@ -19879,7 +21173,7 @@
       </w:rPr>
     </w:lvl>
   </w:abstractNum>
-  <w:abstractNum w:abstractNumId="13" w15:restartNumberingAfterBreak="0">
+  <w:abstractNum w:abstractNumId="14" w15:restartNumberingAfterBreak="0">
     <w:nsid w:val="39802F4E"/>
     <w:multiLevelType w:val="hybridMultilevel"/>
     <w:tmpl w:val="F6108DB4"/>
@@ -19992,7 +21286,7 @@
       </w:rPr>
     </w:lvl>
   </w:abstractNum>
-  <w:abstractNum w:abstractNumId="14" w15:restartNumberingAfterBreak="0">
+  <w:abstractNum w:abstractNumId="15" w15:restartNumberingAfterBreak="0">
     <w:nsid w:val="3CF8458F"/>
     <w:multiLevelType w:val="hybridMultilevel"/>
     <w:tmpl w:val="A0FA4078"/>
@@ -20105,7 +21399,7 @@
       </w:rPr>
     </w:lvl>
   </w:abstractNum>
-  <w:abstractNum w:abstractNumId="15" w15:restartNumberingAfterBreak="0">
+  <w:abstractNum w:abstractNumId="16" w15:restartNumberingAfterBreak="0">
     <w:nsid w:val="3F6D1F15"/>
     <w:multiLevelType w:val="hybridMultilevel"/>
     <w:tmpl w:val="9208B40E"/>
@@ -20218,7 +21512,120 @@
       </w:rPr>
     </w:lvl>
   </w:abstractNum>
-  <w:abstractNum w:abstractNumId="16" w15:restartNumberingAfterBreak="0">
+  <w:abstractNum w:abstractNumId="17" w15:restartNumberingAfterBreak="0">
+    <w:nsid w:val="41A521EB"/>
+    <w:multiLevelType w:val="hybridMultilevel"/>
+    <w:tmpl w:val="E0F24E2E"/>
+    <w:lvl w:ilvl="0" w:tplc="04070001">
+      <w:start w:val="1"/>
+      <w:numFmt w:val="bullet"/>
+      <w:lvlText w:val=""/>
+      <w:lvlJc w:val="left"/>
+      <w:pPr>
+        <w:ind w:left="360" w:hanging="360"/>
+      </w:pPr>
+      <w:rPr>
+        <w:rFonts w:ascii="Symbol" w:hAnsi="Symbol" w:hint="default"/>
+      </w:rPr>
+    </w:lvl>
+    <w:lvl w:ilvl="1" w:tplc="04070003">
+      <w:start w:val="1"/>
+      <w:numFmt w:val="bullet"/>
+      <w:lvlText w:val="o"/>
+      <w:lvlJc w:val="left"/>
+      <w:pPr>
+        <w:ind w:left="1080" w:hanging="360"/>
+      </w:pPr>
+      <w:rPr>
+        <w:rFonts w:ascii="Courier New" w:hAnsi="Courier New" w:cs="Courier New" w:hint="default"/>
+      </w:rPr>
+    </w:lvl>
+    <w:lvl w:ilvl="2" w:tplc="04070005" w:tentative="1">
+      <w:start w:val="1"/>
+      <w:numFmt w:val="bullet"/>
+      <w:lvlText w:val=""/>
+      <w:lvlJc w:val="left"/>
+      <w:pPr>
+        <w:ind w:left="1800" w:hanging="360"/>
+      </w:pPr>
+      <w:rPr>
+        <w:rFonts w:ascii="Wingdings" w:hAnsi="Wingdings" w:hint="default"/>
+      </w:rPr>
+    </w:lvl>
+    <w:lvl w:ilvl="3" w:tplc="04070001" w:tentative="1">
+      <w:start w:val="1"/>
+      <w:numFmt w:val="bullet"/>
+      <w:lvlText w:val=""/>
+      <w:lvlJc w:val="left"/>
+      <w:pPr>
+        <w:ind w:left="2520" w:hanging="360"/>
+      </w:pPr>
+      <w:rPr>
+        <w:rFonts w:ascii="Symbol" w:hAnsi="Symbol" w:hint="default"/>
+      </w:rPr>
+    </w:lvl>
+    <w:lvl w:ilvl="4" w:tplc="04070003" w:tentative="1">
+      <w:start w:val="1"/>
+      <w:numFmt w:val="bullet"/>
+      <w:lvlText w:val="o"/>
+      <w:lvlJc w:val="left"/>
+      <w:pPr>
+        <w:ind w:left="3240" w:hanging="360"/>
+      </w:pPr>
+      <w:rPr>
+        <w:rFonts w:ascii="Courier New" w:hAnsi="Courier New" w:cs="Courier New" w:hint="default"/>
+      </w:rPr>
+    </w:lvl>
+    <w:lvl w:ilvl="5" w:tplc="04070005" w:tentative="1">
+      <w:start w:val="1"/>
+      <w:numFmt w:val="bullet"/>
+      <w:lvlText w:val=""/>
+      <w:lvlJc w:val="left"/>
+      <w:pPr>
+        <w:ind w:left="3960" w:hanging="360"/>
+      </w:pPr>
+      <w:rPr>
+        <w:rFonts w:ascii="Wingdings" w:hAnsi="Wingdings" w:hint="default"/>
+      </w:rPr>
+    </w:lvl>
+    <w:lvl w:ilvl="6" w:tplc="04070001" w:tentative="1">
+      <w:start w:val="1"/>
+      <w:numFmt w:val="bullet"/>
+      <w:lvlText w:val=""/>
+      <w:lvlJc w:val="left"/>
+      <w:pPr>
+        <w:ind w:left="4680" w:hanging="360"/>
+      </w:pPr>
+      <w:rPr>
+        <w:rFonts w:ascii="Symbol" w:hAnsi="Symbol" w:hint="default"/>
+      </w:rPr>
+    </w:lvl>
+    <w:lvl w:ilvl="7" w:tplc="04070003" w:tentative="1">
+      <w:start w:val="1"/>
+      <w:numFmt w:val="bullet"/>
+      <w:lvlText w:val="o"/>
+      <w:lvlJc w:val="left"/>
+      <w:pPr>
+        <w:ind w:left="5400" w:hanging="360"/>
+      </w:pPr>
+      <w:rPr>
+        <w:rFonts w:ascii="Courier New" w:hAnsi="Courier New" w:cs="Courier New" w:hint="default"/>
+      </w:rPr>
+    </w:lvl>
+    <w:lvl w:ilvl="8" w:tplc="04070005" w:tentative="1">
+      <w:start w:val="1"/>
+      <w:numFmt w:val="bullet"/>
+      <w:lvlText w:val=""/>
+      <w:lvlJc w:val="left"/>
+      <w:pPr>
+        <w:ind w:left="6120" w:hanging="360"/>
+      </w:pPr>
+      <w:rPr>
+        <w:rFonts w:ascii="Wingdings" w:hAnsi="Wingdings" w:hint="default"/>
+      </w:rPr>
+    </w:lvl>
+  </w:abstractNum>
+  <w:abstractNum w:abstractNumId="18" w15:restartNumberingAfterBreak="0">
     <w:nsid w:val="43C46E56"/>
     <w:multiLevelType w:val="hybridMultilevel"/>
     <w:tmpl w:val="692C1E0E"/>
@@ -20331,7 +21738,7 @@
       </w:rPr>
     </w:lvl>
   </w:abstractNum>
-  <w:abstractNum w:abstractNumId="17" w15:restartNumberingAfterBreak="0">
+  <w:abstractNum w:abstractNumId="19" w15:restartNumberingAfterBreak="0">
     <w:nsid w:val="452C7EA7"/>
     <w:multiLevelType w:val="hybridMultilevel"/>
     <w:tmpl w:val="24623666"/>
@@ -20444,7 +21851,7 @@
       </w:rPr>
     </w:lvl>
   </w:abstractNum>
-  <w:abstractNum w:abstractNumId="18" w15:restartNumberingAfterBreak="0">
+  <w:abstractNum w:abstractNumId="20" w15:restartNumberingAfterBreak="0">
     <w:nsid w:val="487575A6"/>
     <w:multiLevelType w:val="hybridMultilevel"/>
     <w:tmpl w:val="62828130"/>
@@ -20557,7 +21964,7 @@
       </w:rPr>
     </w:lvl>
   </w:abstractNum>
-  <w:abstractNum w:abstractNumId="19" w15:restartNumberingAfterBreak="0">
+  <w:abstractNum w:abstractNumId="21" w15:restartNumberingAfterBreak="0">
     <w:nsid w:val="492D088E"/>
     <w:multiLevelType w:val="hybridMultilevel"/>
     <w:tmpl w:val="D39E089C"/>
@@ -20670,7 +22077,7 @@
       </w:rPr>
     </w:lvl>
   </w:abstractNum>
-  <w:abstractNum w:abstractNumId="20" w15:restartNumberingAfterBreak="0">
+  <w:abstractNum w:abstractNumId="22" w15:restartNumberingAfterBreak="0">
     <w:nsid w:val="4A5A172F"/>
     <w:multiLevelType w:val="hybridMultilevel"/>
     <w:tmpl w:val="8E584854"/>
@@ -20783,7 +22190,7 @@
       </w:rPr>
     </w:lvl>
   </w:abstractNum>
-  <w:abstractNum w:abstractNumId="21" w15:restartNumberingAfterBreak="0">
+  <w:abstractNum w:abstractNumId="23" w15:restartNumberingAfterBreak="0">
     <w:nsid w:val="4BEE1EB8"/>
     <w:multiLevelType w:val="hybridMultilevel"/>
     <w:tmpl w:val="5DDC22AA"/>
@@ -20896,7 +22303,7 @@
       </w:rPr>
     </w:lvl>
   </w:abstractNum>
-  <w:abstractNum w:abstractNumId="22" w15:restartNumberingAfterBreak="0">
+  <w:abstractNum w:abstractNumId="24" w15:restartNumberingAfterBreak="0">
     <w:nsid w:val="4D296CE7"/>
     <w:multiLevelType w:val="hybridMultilevel"/>
     <w:tmpl w:val="3AECDBB6"/>
@@ -21009,7 +22416,120 @@
       </w:rPr>
     </w:lvl>
   </w:abstractNum>
-  <w:abstractNum w:abstractNumId="23" w15:restartNumberingAfterBreak="0">
+  <w:abstractNum w:abstractNumId="25" w15:restartNumberingAfterBreak="0">
+    <w:nsid w:val="4DB262DB"/>
+    <w:multiLevelType w:val="hybridMultilevel"/>
+    <w:tmpl w:val="90825496"/>
+    <w:lvl w:ilvl="0" w:tplc="04070001">
+      <w:start w:val="1"/>
+      <w:numFmt w:val="bullet"/>
+      <w:lvlText w:val=""/>
+      <w:lvlJc w:val="left"/>
+      <w:pPr>
+        <w:ind w:left="360" w:hanging="360"/>
+      </w:pPr>
+      <w:rPr>
+        <w:rFonts w:ascii="Symbol" w:hAnsi="Symbol" w:hint="default"/>
+      </w:rPr>
+    </w:lvl>
+    <w:lvl w:ilvl="1" w:tplc="04070003" w:tentative="1">
+      <w:start w:val="1"/>
+      <w:numFmt w:val="bullet"/>
+      <w:lvlText w:val="o"/>
+      <w:lvlJc w:val="left"/>
+      <w:pPr>
+        <w:ind w:left="1080" w:hanging="360"/>
+      </w:pPr>
+      <w:rPr>
+        <w:rFonts w:ascii="Courier New" w:hAnsi="Courier New" w:cs="Courier New" w:hint="default"/>
+      </w:rPr>
+    </w:lvl>
+    <w:lvl w:ilvl="2" w:tplc="04070005" w:tentative="1">
+      <w:start w:val="1"/>
+      <w:numFmt w:val="bullet"/>
+      <w:lvlText w:val=""/>
+      <w:lvlJc w:val="left"/>
+      <w:pPr>
+        <w:ind w:left="1800" w:hanging="360"/>
+      </w:pPr>
+      <w:rPr>
+        <w:rFonts w:ascii="Wingdings" w:hAnsi="Wingdings" w:hint="default"/>
+      </w:rPr>
+    </w:lvl>
+    <w:lvl w:ilvl="3" w:tplc="04070001" w:tentative="1">
+      <w:start w:val="1"/>
+      <w:numFmt w:val="bullet"/>
+      <w:lvlText w:val=""/>
+      <w:lvlJc w:val="left"/>
+      <w:pPr>
+        <w:ind w:left="2520" w:hanging="360"/>
+      </w:pPr>
+      <w:rPr>
+        <w:rFonts w:ascii="Symbol" w:hAnsi="Symbol" w:hint="default"/>
+      </w:rPr>
+    </w:lvl>
+    <w:lvl w:ilvl="4" w:tplc="04070003" w:tentative="1">
+      <w:start w:val="1"/>
+      <w:numFmt w:val="bullet"/>
+      <w:lvlText w:val="o"/>
+      <w:lvlJc w:val="left"/>
+      <w:pPr>
+        <w:ind w:left="3240" w:hanging="360"/>
+      </w:pPr>
+      <w:rPr>
+        <w:rFonts w:ascii="Courier New" w:hAnsi="Courier New" w:cs="Courier New" w:hint="default"/>
+      </w:rPr>
+    </w:lvl>
+    <w:lvl w:ilvl="5" w:tplc="04070005" w:tentative="1">
+      <w:start w:val="1"/>
+      <w:numFmt w:val="bullet"/>
+      <w:lvlText w:val=""/>
+      <w:lvlJc w:val="left"/>
+      <w:pPr>
+        <w:ind w:left="3960" w:hanging="360"/>
+      </w:pPr>
+      <w:rPr>
+        <w:rFonts w:ascii="Wingdings" w:hAnsi="Wingdings" w:hint="default"/>
+      </w:rPr>
+    </w:lvl>
+    <w:lvl w:ilvl="6" w:tplc="04070001" w:tentative="1">
+      <w:start w:val="1"/>
+      <w:numFmt w:val="bullet"/>
+      <w:lvlText w:val=""/>
+      <w:lvlJc w:val="left"/>
+      <w:pPr>
+        <w:ind w:left="4680" w:hanging="360"/>
+      </w:pPr>
+      <w:rPr>
+        <w:rFonts w:ascii="Symbol" w:hAnsi="Symbol" w:hint="default"/>
+      </w:rPr>
+    </w:lvl>
+    <w:lvl w:ilvl="7" w:tplc="04070003" w:tentative="1">
+      <w:start w:val="1"/>
+      <w:numFmt w:val="bullet"/>
+      <w:lvlText w:val="o"/>
+      <w:lvlJc w:val="left"/>
+      <w:pPr>
+        <w:ind w:left="5400" w:hanging="360"/>
+      </w:pPr>
+      <w:rPr>
+        <w:rFonts w:ascii="Courier New" w:hAnsi="Courier New" w:cs="Courier New" w:hint="default"/>
+      </w:rPr>
+    </w:lvl>
+    <w:lvl w:ilvl="8" w:tplc="04070005" w:tentative="1">
+      <w:start w:val="1"/>
+      <w:numFmt w:val="bullet"/>
+      <w:lvlText w:val=""/>
+      <w:lvlJc w:val="left"/>
+      <w:pPr>
+        <w:ind w:left="6120" w:hanging="360"/>
+      </w:pPr>
+      <w:rPr>
+        <w:rFonts w:ascii="Wingdings" w:hAnsi="Wingdings" w:hint="default"/>
+      </w:rPr>
+    </w:lvl>
+  </w:abstractNum>
+  <w:abstractNum w:abstractNumId="26" w15:restartNumberingAfterBreak="0">
     <w:nsid w:val="4E9510D1"/>
     <w:multiLevelType w:val="hybridMultilevel"/>
     <w:tmpl w:val="E438CFA2"/>
@@ -21122,7 +22642,7 @@
       </w:rPr>
     </w:lvl>
   </w:abstractNum>
-  <w:abstractNum w:abstractNumId="24" w15:restartNumberingAfterBreak="0">
+  <w:abstractNum w:abstractNumId="27" w15:restartNumberingAfterBreak="0">
     <w:nsid w:val="522A38CA"/>
     <w:multiLevelType w:val="hybridMultilevel"/>
     <w:tmpl w:val="FFFFFFFF"/>
@@ -21235,7 +22755,7 @@
       </w:rPr>
     </w:lvl>
   </w:abstractNum>
-  <w:abstractNum w:abstractNumId="25" w15:restartNumberingAfterBreak="0">
+  <w:abstractNum w:abstractNumId="28" w15:restartNumberingAfterBreak="0">
     <w:nsid w:val="531C1B00"/>
     <w:multiLevelType w:val="hybridMultilevel"/>
     <w:tmpl w:val="1A40888E"/>
@@ -21348,7 +22868,7 @@
       </w:rPr>
     </w:lvl>
   </w:abstractNum>
-  <w:abstractNum w:abstractNumId="26" w15:restartNumberingAfterBreak="0">
+  <w:abstractNum w:abstractNumId="29" w15:restartNumberingAfterBreak="0">
     <w:nsid w:val="57907D12"/>
     <w:multiLevelType w:val="hybridMultilevel"/>
     <w:tmpl w:val="B8D2CE2E"/>
@@ -21461,7 +22981,7 @@
       </w:rPr>
     </w:lvl>
   </w:abstractNum>
-  <w:abstractNum w:abstractNumId="27" w15:restartNumberingAfterBreak="0">
+  <w:abstractNum w:abstractNumId="30" w15:restartNumberingAfterBreak="0">
     <w:nsid w:val="655B0F4E"/>
     <w:multiLevelType w:val="hybridMultilevel"/>
     <w:tmpl w:val="88DCF11E"/>
@@ -21574,7 +23094,7 @@
       </w:rPr>
     </w:lvl>
   </w:abstractNum>
-  <w:abstractNum w:abstractNumId="28" w15:restartNumberingAfterBreak="0">
+  <w:abstractNum w:abstractNumId="31" w15:restartNumberingAfterBreak="0">
     <w:nsid w:val="66801826"/>
     <w:multiLevelType w:val="hybridMultilevel"/>
     <w:tmpl w:val="3356C7FE"/>
@@ -21687,7 +23207,7 @@
       </w:rPr>
     </w:lvl>
   </w:abstractNum>
-  <w:abstractNum w:abstractNumId="29" w15:restartNumberingAfterBreak="0">
+  <w:abstractNum w:abstractNumId="32" w15:restartNumberingAfterBreak="0">
     <w:nsid w:val="67EA435D"/>
     <w:multiLevelType w:val="hybridMultilevel"/>
     <w:tmpl w:val="FFE2056A"/>
@@ -21800,7 +23320,7 @@
       </w:rPr>
     </w:lvl>
   </w:abstractNum>
-  <w:abstractNum w:abstractNumId="30" w15:restartNumberingAfterBreak="0">
+  <w:abstractNum w:abstractNumId="33" w15:restartNumberingAfterBreak="0">
     <w:nsid w:val="68025143"/>
     <w:multiLevelType w:val="hybridMultilevel"/>
     <w:tmpl w:val="830E5A0A"/>
@@ -21913,7 +23433,7 @@
       </w:rPr>
     </w:lvl>
   </w:abstractNum>
-  <w:abstractNum w:abstractNumId="31" w15:restartNumberingAfterBreak="0">
+  <w:abstractNum w:abstractNumId="34" w15:restartNumberingAfterBreak="0">
     <w:nsid w:val="6A2F5314"/>
     <w:multiLevelType w:val="hybridMultilevel"/>
     <w:tmpl w:val="E9D88352"/>
@@ -22026,7 +23546,7 @@
       </w:rPr>
     </w:lvl>
   </w:abstractNum>
-  <w:abstractNum w:abstractNumId="32" w15:restartNumberingAfterBreak="0">
+  <w:abstractNum w:abstractNumId="35" w15:restartNumberingAfterBreak="0">
     <w:nsid w:val="71D95573"/>
     <w:multiLevelType w:val="hybridMultilevel"/>
     <w:tmpl w:val="AD2E5510"/>
@@ -22139,7 +23659,7 @@
       </w:rPr>
     </w:lvl>
   </w:abstractNum>
-  <w:abstractNum w:abstractNumId="33" w15:restartNumberingAfterBreak="0">
+  <w:abstractNum w:abstractNumId="36" w15:restartNumberingAfterBreak="0">
     <w:nsid w:val="77B24815"/>
     <w:multiLevelType w:val="hybridMultilevel"/>
     <w:tmpl w:val="FFFFFFFF"/>
@@ -22252,7 +23772,7 @@
       </w:rPr>
     </w:lvl>
   </w:abstractNum>
-  <w:abstractNum w:abstractNumId="34" w15:restartNumberingAfterBreak="0">
+  <w:abstractNum w:abstractNumId="37" w15:restartNumberingAfterBreak="0">
     <w:nsid w:val="7AB24940"/>
     <w:multiLevelType w:val="hybridMultilevel"/>
     <w:tmpl w:val="D41E3AD6"/>
@@ -22365,7 +23885,7 @@
       </w:rPr>
     </w:lvl>
   </w:abstractNum>
-  <w:abstractNum w:abstractNumId="35" w15:restartNumberingAfterBreak="0">
+  <w:abstractNum w:abstractNumId="38" w15:restartNumberingAfterBreak="0">
     <w:nsid w:val="7AF738FD"/>
     <w:multiLevelType w:val="hybridMultilevel"/>
     <w:tmpl w:val="1974EBCA"/>
@@ -22478,7 +23998,7 @@
       </w:rPr>
     </w:lvl>
   </w:abstractNum>
-  <w:abstractNum w:abstractNumId="36" w15:restartNumberingAfterBreak="0">
+  <w:abstractNum w:abstractNumId="39" w15:restartNumberingAfterBreak="0">
     <w:nsid w:val="7D894E92"/>
     <w:multiLevelType w:val="hybridMultilevel"/>
     <w:tmpl w:val="D7C66802"/>
@@ -22591,7 +24111,7 @@
       </w:rPr>
     </w:lvl>
   </w:abstractNum>
-  <w:abstractNum w:abstractNumId="37" w15:restartNumberingAfterBreak="0">
+  <w:abstractNum w:abstractNumId="40" w15:restartNumberingAfterBreak="0">
     <w:nsid w:val="7DB72452"/>
     <w:multiLevelType w:val="hybridMultilevel"/>
     <w:tmpl w:val="4CE691CE"/>
@@ -22704,7 +24224,7 @@
       </w:rPr>
     </w:lvl>
   </w:abstractNum>
-  <w:abstractNum w:abstractNumId="38" w15:restartNumberingAfterBreak="0">
+  <w:abstractNum w:abstractNumId="41" w15:restartNumberingAfterBreak="0">
     <w:nsid w:val="7F5B0A0D"/>
     <w:multiLevelType w:val="hybridMultilevel"/>
     <w:tmpl w:val="29F2AC00"/>
@@ -22791,121 +24311,130 @@
     </w:lvl>
   </w:abstractNum>
   <w:num w:numId="1" w16cid:durableId="906181981">
+    <w:abstractNumId w:val="26"/>
+  </w:num>
+  <w:num w:numId="2" w16cid:durableId="1545407634">
+    <w:abstractNumId w:val="16"/>
+  </w:num>
+  <w:num w:numId="3" w16cid:durableId="245463820">
+    <w:abstractNumId w:val="36"/>
+  </w:num>
+  <w:num w:numId="4" w16cid:durableId="998000433">
+    <w:abstractNumId w:val="6"/>
+  </w:num>
+  <w:num w:numId="5" w16cid:durableId="1044671288">
+    <w:abstractNumId w:val="27"/>
+  </w:num>
+  <w:num w:numId="6" w16cid:durableId="123694101">
+    <w:abstractNumId w:val="5"/>
+  </w:num>
+  <w:num w:numId="7" w16cid:durableId="1918006494">
+    <w:abstractNumId w:val="11"/>
+  </w:num>
+  <w:num w:numId="8" w16cid:durableId="431097902">
+    <w:abstractNumId w:val="40"/>
+  </w:num>
+  <w:num w:numId="9" w16cid:durableId="1797677711">
     <w:abstractNumId w:val="23"/>
   </w:num>
-  <w:num w:numId="2" w16cid:durableId="1545407634">
-    <w:abstractNumId w:val="15"/>
+  <w:num w:numId="10" w16cid:durableId="1955476821">
+    <w:abstractNumId w:val="12"/>
   </w:num>
-  <w:num w:numId="3" w16cid:durableId="245463820">
-    <w:abstractNumId w:val="33"/>
-  </w:num>
-  <w:num w:numId="4" w16cid:durableId="998000433">
-    <w:abstractNumId w:val="5"/>
-  </w:num>
-  <w:num w:numId="5" w16cid:durableId="1044671288">
-    <w:abstractNumId w:val="24"/>
-  </w:num>
-  <w:num w:numId="6" w16cid:durableId="123694101">
-    <w:abstractNumId w:val="4"/>
-  </w:num>
-  <w:num w:numId="7" w16cid:durableId="1918006494">
-    <w:abstractNumId w:val="10"/>
-  </w:num>
-  <w:num w:numId="8" w16cid:durableId="431097902">
-    <w:abstractNumId w:val="37"/>
-  </w:num>
-  <w:num w:numId="9" w16cid:durableId="1797677711">
+  <w:num w:numId="11" w16cid:durableId="1116870832">
     <w:abstractNumId w:val="21"/>
   </w:num>
-  <w:num w:numId="10" w16cid:durableId="1955476821">
-    <w:abstractNumId w:val="11"/>
-  </w:num>
-  <w:num w:numId="11" w16cid:durableId="1116870832">
-    <w:abstractNumId w:val="19"/>
-  </w:num>
   <w:num w:numId="12" w16cid:durableId="1519732832">
-    <w:abstractNumId w:val="16"/>
+    <w:abstractNumId w:val="18"/>
   </w:num>
   <w:num w:numId="13" w16cid:durableId="1420907435">
-    <w:abstractNumId w:val="7"/>
+    <w:abstractNumId w:val="8"/>
   </w:num>
   <w:num w:numId="14" w16cid:durableId="1566334839">
-    <w:abstractNumId w:val="6"/>
+    <w:abstractNumId w:val="7"/>
   </w:num>
   <w:num w:numId="15" w16cid:durableId="718288826">
     <w:abstractNumId w:val="1"/>
   </w:num>
   <w:num w:numId="16" w16cid:durableId="1307927152">
-    <w:abstractNumId w:val="8"/>
+    <w:abstractNumId w:val="9"/>
   </w:num>
   <w:num w:numId="17" w16cid:durableId="845245906">
-    <w:abstractNumId w:val="32"/>
+    <w:abstractNumId w:val="35"/>
   </w:num>
   <w:num w:numId="18" w16cid:durableId="1321152947">
+    <w:abstractNumId w:val="31"/>
+  </w:num>
+  <w:num w:numId="19" w16cid:durableId="1764497738">
+    <w:abstractNumId w:val="33"/>
+  </w:num>
+  <w:num w:numId="20" w16cid:durableId="2091998183">
+    <w:abstractNumId w:val="38"/>
+  </w:num>
+  <w:num w:numId="21" w16cid:durableId="1951547931">
     <w:abstractNumId w:val="28"/>
   </w:num>
-  <w:num w:numId="19" w16cid:durableId="1764497738">
-    <w:abstractNumId w:val="30"/>
+  <w:num w:numId="22" w16cid:durableId="768232633">
+    <w:abstractNumId w:val="4"/>
   </w:num>
-  <w:num w:numId="20" w16cid:durableId="2091998183">
-    <w:abstractNumId w:val="35"/>
+  <w:num w:numId="23" w16cid:durableId="1246495439">
+    <w:abstractNumId w:val="34"/>
   </w:num>
-  <w:num w:numId="21" w16cid:durableId="1951547931">
-    <w:abstractNumId w:val="25"/>
+  <w:num w:numId="24" w16cid:durableId="453718093">
+    <w:abstractNumId w:val="19"/>
   </w:num>
-  <w:num w:numId="22" w16cid:durableId="768232633">
+  <w:num w:numId="25" w16cid:durableId="1403604282">
+    <w:abstractNumId w:val="37"/>
+  </w:num>
+  <w:num w:numId="26" w16cid:durableId="1804075343">
+    <w:abstractNumId w:val="29"/>
+  </w:num>
+  <w:num w:numId="27" w16cid:durableId="788354187">
+    <w:abstractNumId w:val="13"/>
+  </w:num>
+  <w:num w:numId="28" w16cid:durableId="699859081">
+    <w:abstractNumId w:val="20"/>
+  </w:num>
+  <w:num w:numId="29" w16cid:durableId="236284648">
+    <w:abstractNumId w:val="10"/>
+  </w:num>
+  <w:num w:numId="30" w16cid:durableId="609897448">
+    <w:abstractNumId w:val="14"/>
+  </w:num>
+  <w:num w:numId="31" w16cid:durableId="684016352">
+    <w:abstractNumId w:val="24"/>
+  </w:num>
+  <w:num w:numId="32" w16cid:durableId="1463768062">
     <w:abstractNumId w:val="3"/>
   </w:num>
-  <w:num w:numId="23" w16cid:durableId="1246495439">
-    <w:abstractNumId w:val="31"/>
+  <w:num w:numId="33" w16cid:durableId="757026061">
+    <w:abstractNumId w:val="15"/>
   </w:num>
-  <w:num w:numId="24" w16cid:durableId="453718093">
-    <w:abstractNumId w:val="17"/>
-  </w:num>
-  <w:num w:numId="25" w16cid:durableId="1403604282">
-    <w:abstractNumId w:val="34"/>
-  </w:num>
-  <w:num w:numId="26" w16cid:durableId="1804075343">
-    <w:abstractNumId w:val="26"/>
-  </w:num>
-  <w:num w:numId="27" w16cid:durableId="788354187">
-    <w:abstractNumId w:val="12"/>
-  </w:num>
-  <w:num w:numId="28" w16cid:durableId="699859081">
-    <w:abstractNumId w:val="18"/>
-  </w:num>
-  <w:num w:numId="29" w16cid:durableId="236284648">
-    <w:abstractNumId w:val="9"/>
-  </w:num>
-  <w:num w:numId="30" w16cid:durableId="609897448">
-    <w:abstractNumId w:val="13"/>
-  </w:num>
-  <w:num w:numId="31" w16cid:durableId="684016352">
+  <w:num w:numId="34" w16cid:durableId="1024481801">
     <w:abstractNumId w:val="22"/>
   </w:num>
-  <w:num w:numId="32" w16cid:durableId="1463768062">
-    <w:abstractNumId w:val="2"/>
-  </w:num>
-  <w:num w:numId="33" w16cid:durableId="757026061">
-    <w:abstractNumId w:val="14"/>
-  </w:num>
-  <w:num w:numId="34" w16cid:durableId="1024481801">
-    <w:abstractNumId w:val="20"/>
-  </w:num>
   <w:num w:numId="35" w16cid:durableId="1743717571">
-    <w:abstractNumId w:val="29"/>
+    <w:abstractNumId w:val="32"/>
   </w:num>
   <w:num w:numId="36" w16cid:durableId="531378869">
     <w:abstractNumId w:val="0"/>
   </w:num>
   <w:num w:numId="37" w16cid:durableId="575822359">
-    <w:abstractNumId w:val="38"/>
+    <w:abstractNumId w:val="41"/>
   </w:num>
   <w:num w:numId="38" w16cid:durableId="50007523">
-    <w:abstractNumId w:val="27"/>
+    <w:abstractNumId w:val="30"/>
   </w:num>
   <w:num w:numId="39" w16cid:durableId="1409498786">
-    <w:abstractNumId w:val="36"/>
+    <w:abstractNumId w:val="39"/>
+  </w:num>
+  <w:num w:numId="40" w16cid:durableId="2092849272">
+    <w:abstractNumId w:val="17"/>
+  </w:num>
+  <w:num w:numId="41" w16cid:durableId="2052726230">
+    <w:abstractNumId w:val="25"/>
+  </w:num>
+  <w:num w:numId="42" w16cid:durableId="9451236">
+    <w:abstractNumId w:val="2"/>
   </w:num>
 </w:numbering>
 </file>
@@ -24538,10 +26067,6 @@
 </file>
 
 <file path=customXml/item1.xml><?xml version="1.0" encoding="utf-8"?>
-<b:Sources xmlns:b="http://schemas.openxmlformats.org/officeDocument/2006/bibliography" xmlns="http://schemas.openxmlformats.org/officeDocument/2006/bibliography" SelectedStyle="\APASixthEditionOfficeOnline.xsl" StyleName="APA" Version="6"/>
-</file>
-
-<file path=customXml/item2.xml><?xml version="1.0" encoding="utf-8"?>
 <ct:contentTypeSchema xmlns:ct="http://schemas.microsoft.com/office/2006/metadata/contentType" xmlns:ma="http://schemas.microsoft.com/office/2006/metadata/properties/metaAttributes" ct:_="" ma:_="" ma:contentTypeName="Document" ma:contentTypeID="0x0101001D17028DCD71ED499BB3A47D673EB647" ma:contentTypeVersion="3" ma:contentTypeDescription="Create a new document." ma:contentTypeScope="" ma:versionID="c990c6ede0770bf988952e708b9b549f">
   <xsd:schema xmlns:xsd="http://www.w3.org/2001/XMLSchema" xmlns:xs="http://www.w3.org/2001/XMLSchema" xmlns:p="http://schemas.microsoft.com/office/2006/metadata/properties" xmlns:ns2="8168c6f4-37a2-443d-8b28-839686c7401d" targetNamespace="http://schemas.microsoft.com/office/2006/metadata/properties" ma:root="true" ma:fieldsID="a758879897adb8decb15356b0e9342b0" ns2:_="">
     <xsd:import namespace="8168c6f4-37a2-443d-8b28-839686c7401d"/>
@@ -24679,7 +26204,17 @@
 </ct:contentTypeSchema>
 </file>
 
+<file path=customXml/item2.xml><?xml version="1.0" encoding="utf-8"?>
+<b:Sources xmlns:b="http://schemas.openxmlformats.org/officeDocument/2006/bibliography" xmlns="http://schemas.openxmlformats.org/officeDocument/2006/bibliography" SelectedStyle="\APASixthEditionOfficeOnline.xsl" StyleName="APA" Version="6"/>
+</file>
+
 <file path=customXml/item3.xml><?xml version="1.0" encoding="utf-8"?>
+<p:properties xmlns:p="http://schemas.microsoft.com/office/2006/metadata/properties" xmlns:xsi="http://www.w3.org/2001/XMLSchema-instance" xmlns:pc="http://schemas.microsoft.com/office/infopath/2007/PartnerControls">
+  <documentManagement/>
+</p:properties>
+</file>
+
+<file path=customXml/item4.xml><?xml version="1.0" encoding="utf-8"?>
 <?mso-contentType ?>
 <FormTemplates xmlns="http://schemas.microsoft.com/sharepoint/v3/contenttype/forms">
   <Display>DocumentLibraryForm</Display>
@@ -24688,21 +26223,7 @@
 </FormTemplates>
 </file>
 
-<file path=customXml/item4.xml><?xml version="1.0" encoding="utf-8"?>
-<p:properties xmlns:p="http://schemas.microsoft.com/office/2006/metadata/properties" xmlns:xsi="http://www.w3.org/2001/XMLSchema-instance" xmlns:pc="http://schemas.microsoft.com/office/infopath/2007/PartnerControls">
-  <documentManagement/>
-</p:properties>
-</file>
-
 <file path=customXml/itemProps1.xml><?xml version="1.0" encoding="utf-8"?>
-<ds:datastoreItem xmlns:ds="http://schemas.openxmlformats.org/officeDocument/2006/customXml" ds:itemID="{C75D73BC-AAAA-4632-B534-F56CCB136F47}">
-  <ds:schemaRefs>
-    <ds:schemaRef ds:uri="http://schemas.openxmlformats.org/officeDocument/2006/bibliography"/>
-  </ds:schemaRefs>
-</ds:datastoreItem>
-</file>
-
-<file path=customXml/itemProps2.xml><?xml version="1.0" encoding="utf-8"?>
 <ds:datastoreItem xmlns:ds="http://schemas.openxmlformats.org/officeDocument/2006/customXml" ds:itemID="{3A0BCA95-888B-4C7A-A632-275E741B33B2}">
   <ds:schemaRefs>
     <ds:schemaRef ds:uri="http://schemas.microsoft.com/office/2006/metadata/contentType"/>
@@ -24720,19 +26241,27 @@
 </ds:datastoreItem>
 </file>
 
-<file path=customXml/itemProps3.xml><?xml version="1.0" encoding="utf-8"?>
-<ds:datastoreItem xmlns:ds="http://schemas.openxmlformats.org/officeDocument/2006/customXml" ds:itemID="{523808E2-CDD5-44C0-B9AA-7BCFD7F0B5A9}">
+<file path=customXml/itemProps2.xml><?xml version="1.0" encoding="utf-8"?>
+<ds:datastoreItem xmlns:ds="http://schemas.openxmlformats.org/officeDocument/2006/customXml" ds:itemID="{C75D73BC-AAAA-4632-B534-F56CCB136F47}">
   <ds:schemaRefs>
-    <ds:schemaRef ds:uri="http://schemas.microsoft.com/sharepoint/v3/contenttype/forms"/>
+    <ds:schemaRef ds:uri="http://schemas.openxmlformats.org/officeDocument/2006/bibliography"/>
   </ds:schemaRefs>
 </ds:datastoreItem>
 </file>
 
-<file path=customXml/itemProps4.xml><?xml version="1.0" encoding="utf-8"?>
+<file path=customXml/itemProps3.xml><?xml version="1.0" encoding="utf-8"?>
 <ds:datastoreItem xmlns:ds="http://schemas.openxmlformats.org/officeDocument/2006/customXml" ds:itemID="{4A20A6E0-EC78-4083-A642-C57C7224CD3B}">
   <ds:schemaRefs>
     <ds:schemaRef ds:uri="http://schemas.microsoft.com/office/2006/metadata/properties"/>
     <ds:schemaRef ds:uri="http://schemas.microsoft.com/office/infopath/2007/PartnerControls"/>
   </ds:schemaRefs>
 </ds:datastoreItem>
+</file>
+
+<file path=customXml/itemProps4.xml><?xml version="1.0" encoding="utf-8"?>
+<ds:datastoreItem xmlns:ds="http://schemas.openxmlformats.org/officeDocument/2006/customXml" ds:itemID="{523808E2-CDD5-44C0-B9AA-7BCFD7F0B5A9}">
+  <ds:schemaRefs>
+    <ds:schemaRef ds:uri="http://schemas.microsoft.com/sharepoint/v3/contenttype/forms"/>
+  </ds:schemaRefs>
+</ds:datastoreItem>
 </file>
--- a/Abschlussbericht Konzepte des Machine Learnings Energiedatenvorhersage.docx
+++ b/Abschlussbericht Konzepte des Machine Learnings Energiedatenvorhersage.docx
@@ -3889,7 +3889,7 @@
                 <w:noProof/>
               </w:rPr>
               <w:drawing>
-                <wp:inline distT="0" distB="0" distL="0" distR="0" wp14:anchorId="7022CFEF" wp14:editId="47805829">
+                <wp:inline distT="0" distB="0" distL="0" distR="0" wp14:anchorId="7022CFEF" wp14:editId="24A72285">
                   <wp:extent cx="5760720" cy="1289050"/>
                   <wp:effectExtent l="0" t="0" r="0" b="6350"/>
                   <wp:docPr id="538404449" name="Grafik 6"/>
@@ -14339,7 +14339,31 @@
         <w:t xml:space="preserve"> </w:t>
       </w:r>
       <w:r>
-        <w:t xml:space="preserve">durchzuführen. Beim Bereinigen der Daten zeigte sich die Herausforderung, dass das Skript so dynamisch angepasst werden muss, dass die EDA mit den unterschiedlichen Auflösungen der Daten umgehen kann. Dazu </w:t>
+        <w:t xml:space="preserve">durchzuführen. </w:t>
+      </w:r>
+      <w:r>
+        <w:t>Die Herausforderung der Programmierarbeit bestand darin</w:t>
+      </w:r>
+      <w:r>
+        <w:t>, dass das Skript so dynamisch angepasst werden muss</w:t>
+      </w:r>
+      <w:r>
+        <w:t>te</w:t>
+      </w:r>
+      <w:r>
+        <w:t xml:space="preserve">, dass die EDA mit den unterschiedlichen </w:t>
+      </w:r>
+      <w:r>
+        <w:t xml:space="preserve">zeitlichen </w:t>
+      </w:r>
+      <w:r>
+        <w:t xml:space="preserve">Auflösungen der Daten </w:t>
+      </w:r>
+      <w:r>
+        <w:t xml:space="preserve">problemlos </w:t>
+      </w:r>
+      <w:r>
+        <w:t xml:space="preserve">umgehen kann. Dazu </w:t>
       </w:r>
       <w:proofErr w:type="gramStart"/>
       <w:r>
@@ -14348,6 +14372,9 @@
       <w:proofErr w:type="gramEnd"/>
       <w:r>
         <w:t xml:space="preserve"> eine dynamische Auflösungserkennung und eine Zeitraumermittlung eingefügt, die den Abstand zwischen den ersten beiden Zeilen in Minuten berechnet.</w:t>
+      </w:r>
+      <w:r>
+        <w:t xml:space="preserve"> Diese Dynamik erwies sich als zweckführend, um mit den verschiedenen zeitlichen Auflösungen umzugehen, die SMARD Marktdaten zur Verfügung stellt.</w:t>
       </w:r>
     </w:p>
     <w:p>
@@ -14631,6 +14658,7 @@
         </w:numPr>
       </w:pPr>
       <w:r>
+        <w:lastRenderedPageBreak/>
         <w:t>Die Sequenzlänge wird automatisch an die Zeitauflösung der CSV angepasst. Das Modell schaut immer 24 Stunden in die Vergangenheit (z. B. 96 Zeitschritte bei einem 15-Minuten-Raster).</w:t>
       </w:r>
     </w:p>
@@ -14643,7 +14671,6 @@
         </w:numPr>
       </w:pPr>
       <w:r>
-        <w:lastRenderedPageBreak/>
         <w:t>Pinball Loss (Quantils-Regression): Schätzt insgesamt drei Quantile.</w:t>
       </w:r>
     </w:p>
@@ -14977,6 +15004,7 @@
         </w:numPr>
       </w:pPr>
       <w:r>
+        <w:lastRenderedPageBreak/>
         <w:t xml:space="preserve">Serialisierte Modelle und Metadaten (JSON/PTH/PKL): Es werden die </w:t>
       </w:r>
       <w:proofErr w:type="spellStart"/>
@@ -15006,7 +15034,6 @@
     </w:p>
     <w:p>
       <w:r>
-        <w:lastRenderedPageBreak/>
         <w:t xml:space="preserve">Zur Gewährung einer plattformunabhängigen Ausführbarkeit, vollständigen Reproduzierbarkeit und einfachen Skalierung wurde die gesamte Datenpipeline containerisiert. Die technische Kapselung basiert hierbei auf Docker und wird über Docker </w:t>
       </w:r>
       <w:proofErr w:type="spellStart"/>
@@ -15338,6 +15365,7 @@
     </w:p>
     <w:p>
       <w:r>
+        <w:lastRenderedPageBreak/>
         <w:t>Modulare Dashboard-Tabs: Das Ergebnis Dashboard wurde in vier spezialisierte Registerkarten unterteilt:</w:t>
       </w:r>
     </w:p>
@@ -15350,7 +15378,6 @@
         </w:numPr>
       </w:pPr>
       <w:r>
-        <w:lastRenderedPageBreak/>
         <w:t>Tab 1: Überblick: Direkter Modellvergleich, Metriken-Karten, Trainingsumfang/Metadaten.</w:t>
       </w:r>
     </w:p>
@@ -15398,12 +15425,24 @@
         </w:numPr>
       </w:pPr>
       <w:r>
-        <w:t>Tab 4: Dateien und Protokoll: Dateimanager (Tabellarische Übersicht aller erzeugten Artefakte mit Dateigröße und direktem CSV-Download) und Log-Viewer (Einsicht in die letzten Zeichen des Ausführungsprotokolls).</w:t>
+        <w:t>Tab 4: Dateien und Protokoll: Dateimanager (</w:t>
+      </w:r>
+      <w:r>
+        <w:t>t</w:t>
+      </w:r>
+      <w:r>
+        <w:t>abellarische Übersicht aller erzeugten Artefakte mit Dateigröße und direktem CSV-Download) und Log-Viewer (Einsicht in die letzten Zeichen des Ausführungsprotokolls).</w:t>
       </w:r>
     </w:p>
     <w:p>
       <w:r>
-        <w:t>Da die Frist der Projektabgabe bis zum Beginn der Vorlesungszeit im nächsten Semester verschoben wurde, wurde die verbleibende Zeit genutzt, um den Projektbericht fertigzustellen und das GitHub Repository zu finalisieren.</w:t>
+        <w:t>Da die Frist der Projektabgabe bis zum Beginn der Vorlesungszeit im nächsten Semester verschoben wurde</w:t>
+      </w:r>
+      <w:r>
+        <w:t xml:space="preserve"> (KW40)</w:t>
+      </w:r>
+      <w:r>
+        <w:t>, wurde die verbleibende Zeit genutzt, um den Projektbericht fertigzustellen und das GitHub Repository zu finalisieren.</w:t>
       </w:r>
     </w:p>
     <w:p/>
@@ -25070,6 +25109,7 @@
   <w:style w:type="character" w:default="1" w:styleId="Absatz-Standardschriftart">
     <w:name w:val="Default Paragraph Font"/>
     <w:uiPriority w:val="1"/>
+    <w:semiHidden/>
     <w:unhideWhenUsed/>
   </w:style>
   <w:style w:type="table" w:default="1" w:styleId="NormaleTabelle">
@@ -26067,6 +26107,10 @@
 </file>
 
 <file path=customXml/item1.xml><?xml version="1.0" encoding="utf-8"?>
+<b:Sources xmlns:b="http://schemas.openxmlformats.org/officeDocument/2006/bibliography" xmlns="http://schemas.openxmlformats.org/officeDocument/2006/bibliography" SelectedStyle="\APASixthEditionOfficeOnline.xsl" StyleName="APA" Version="6"/>
+</file>
+
+<file path=customXml/item2.xml><?xml version="1.0" encoding="utf-8"?>
 <ct:contentTypeSchema xmlns:ct="http://schemas.microsoft.com/office/2006/metadata/contentType" xmlns:ma="http://schemas.microsoft.com/office/2006/metadata/properties/metaAttributes" ct:_="" ma:_="" ma:contentTypeName="Document" ma:contentTypeID="0x0101001D17028DCD71ED499BB3A47D673EB647" ma:contentTypeVersion="3" ma:contentTypeDescription="Create a new document." ma:contentTypeScope="" ma:versionID="c990c6ede0770bf988952e708b9b549f">
   <xsd:schema xmlns:xsd="http://www.w3.org/2001/XMLSchema" xmlns:xs="http://www.w3.org/2001/XMLSchema" xmlns:p="http://schemas.microsoft.com/office/2006/metadata/properties" xmlns:ns2="8168c6f4-37a2-443d-8b28-839686c7401d" targetNamespace="http://schemas.microsoft.com/office/2006/metadata/properties" ma:root="true" ma:fieldsID="a758879897adb8decb15356b0e9342b0" ns2:_="">
     <xsd:import namespace="8168c6f4-37a2-443d-8b28-839686c7401d"/>
@@ -26204,17 +26248,7 @@
 </ct:contentTypeSchema>
 </file>
 
-<file path=customXml/item2.xml><?xml version="1.0" encoding="utf-8"?>
-<b:Sources xmlns:b="http://schemas.openxmlformats.org/officeDocument/2006/bibliography" xmlns="http://schemas.openxmlformats.org/officeDocument/2006/bibliography" SelectedStyle="\APASixthEditionOfficeOnline.xsl" StyleName="APA" Version="6"/>
-</file>
-
 <file path=customXml/item3.xml><?xml version="1.0" encoding="utf-8"?>
-<p:properties xmlns:p="http://schemas.microsoft.com/office/2006/metadata/properties" xmlns:xsi="http://www.w3.org/2001/XMLSchema-instance" xmlns:pc="http://schemas.microsoft.com/office/infopath/2007/PartnerControls">
-  <documentManagement/>
-</p:properties>
-</file>
-
-<file path=customXml/item4.xml><?xml version="1.0" encoding="utf-8"?>
 <?mso-contentType ?>
 <FormTemplates xmlns="http://schemas.microsoft.com/sharepoint/v3/contenttype/forms">
   <Display>DocumentLibraryForm</Display>
@@ -26223,7 +26257,21 @@
 </FormTemplates>
 </file>
 
+<file path=customXml/item4.xml><?xml version="1.0" encoding="utf-8"?>
+<p:properties xmlns:p="http://schemas.microsoft.com/office/2006/metadata/properties" xmlns:xsi="http://www.w3.org/2001/XMLSchema-instance" xmlns:pc="http://schemas.microsoft.com/office/infopath/2007/PartnerControls">
+  <documentManagement/>
+</p:properties>
+</file>
+
 <file path=customXml/itemProps1.xml><?xml version="1.0" encoding="utf-8"?>
+<ds:datastoreItem xmlns:ds="http://schemas.openxmlformats.org/officeDocument/2006/customXml" ds:itemID="{C75D73BC-AAAA-4632-B534-F56CCB136F47}">
+  <ds:schemaRefs>
+    <ds:schemaRef ds:uri="http://schemas.openxmlformats.org/officeDocument/2006/bibliography"/>
+  </ds:schemaRefs>
+</ds:datastoreItem>
+</file>
+
+<file path=customXml/itemProps2.xml><?xml version="1.0" encoding="utf-8"?>
 <ds:datastoreItem xmlns:ds="http://schemas.openxmlformats.org/officeDocument/2006/customXml" ds:itemID="{3A0BCA95-888B-4C7A-A632-275E741B33B2}">
   <ds:schemaRefs>
     <ds:schemaRef ds:uri="http://schemas.microsoft.com/office/2006/metadata/contentType"/>
@@ -26241,27 +26289,19 @@
 </ds:datastoreItem>
 </file>
 
-<file path=customXml/itemProps2.xml><?xml version="1.0" encoding="utf-8"?>
-<ds:datastoreItem xmlns:ds="http://schemas.openxmlformats.org/officeDocument/2006/customXml" ds:itemID="{C75D73BC-AAAA-4632-B534-F56CCB136F47}">
+<file path=customXml/itemProps3.xml><?xml version="1.0" encoding="utf-8"?>
+<ds:datastoreItem xmlns:ds="http://schemas.openxmlformats.org/officeDocument/2006/customXml" ds:itemID="{523808E2-CDD5-44C0-B9AA-7BCFD7F0B5A9}">
   <ds:schemaRefs>
-    <ds:schemaRef ds:uri="http://schemas.openxmlformats.org/officeDocument/2006/bibliography"/>
+    <ds:schemaRef ds:uri="http://schemas.microsoft.com/sharepoint/v3/contenttype/forms"/>
   </ds:schemaRefs>
 </ds:datastoreItem>
 </file>
 
-<file path=customXml/itemProps3.xml><?xml version="1.0" encoding="utf-8"?>
+<file path=customXml/itemProps4.xml><?xml version="1.0" encoding="utf-8"?>
 <ds:datastoreItem xmlns:ds="http://schemas.openxmlformats.org/officeDocument/2006/customXml" ds:itemID="{4A20A6E0-EC78-4083-A642-C57C7224CD3B}">
   <ds:schemaRefs>
     <ds:schemaRef ds:uri="http://schemas.microsoft.com/office/2006/metadata/properties"/>
     <ds:schemaRef ds:uri="http://schemas.microsoft.com/office/infopath/2007/PartnerControls"/>
   </ds:schemaRefs>
 </ds:datastoreItem>
-</file>
-
-<file path=customXml/itemProps4.xml><?xml version="1.0" encoding="utf-8"?>
-<ds:datastoreItem xmlns:ds="http://schemas.openxmlformats.org/officeDocument/2006/customXml" ds:itemID="{523808E2-CDD5-44C0-B9AA-7BCFD7F0B5A9}">
-  <ds:schemaRefs>
-    <ds:schemaRef ds:uri="http://schemas.microsoft.com/sharepoint/v3/contenttype/forms"/>
-  </ds:schemaRefs>
-</ds:datastoreItem>
 </file>